--- a/docx/06-trunking-inter-vlan/06-trunking-inter-vlan.docx
+++ b/docx/06-trunking-inter-vlan/06-trunking-inter-vlan.docx
@@ -28,7 +28,7 @@
         </w:p>
       </w:sdtContent>
     </w:sdt>
-    <w:bookmarkStart w:id="25" w:name="trunking-y-enrutamiento-inter-vlan"/>
+    <w:bookmarkStart w:id="36" w:name="trunking-y-enrutamiento-inter-vlan"/>
     <w:p>
       <w:pPr>
         <w:pStyle w:val="Heading1"/>
@@ -114,7 +114,7 @@
       <w:r>
         <w:t xml:space="preserve"> </w:t>
       </w:r>
-      <w:hyperlink r:id="rId9">
+      <w:hyperlink r:id="rId20">
         <w:r>
           <w:rPr>
             <w:rStyle w:val="Hyperlink"/>
@@ -189,7 +189,7 @@
         </w:pict>
       </w:r>
     </w:p>
-    <w:bookmarkStart w:id="10" w:name="objetivo-de-la-unidad"/>
+    <w:bookmarkStart w:id="21" w:name="objetivo-de-la-unidad"/>
     <w:p>
       <w:pPr>
         <w:pStyle w:val="Heading2"/>
@@ -337,8 +337,8 @@
         </w:pict>
       </w:r>
     </w:p>
-    <w:bookmarkEnd w:id="10"/>
-    <w:bookmarkStart w:id="19" w:name="mapa-de-la-unidad"/>
+    <w:bookmarkEnd w:id="21"/>
+    <w:bookmarkStart w:id="30" w:name="mapa-de-la-unidad"/>
     <w:p>
       <w:pPr>
         <w:pStyle w:val="Heading2"/>
@@ -351,6 +351,7 @@
       <w:tblPr>
         <w:tblStyle w:val="Table"/>
         <w:tblW w:type="pct" w:w="5000"/>
+        <w:jc w:val="left"/>
         <w:tblLayout w:type="fixed"/>
         <w:tblLook w:firstRow="1" w:lastRow="0" w:firstColumn="0" w:lastColumn="0" w:noHBand="0" w:noVBand="0" w:val="0020"/>
       </w:tblPr>
@@ -368,6 +369,7 @@
           <w:p>
             <w:pPr>
               <w:pStyle w:val="Compact"/>
+              <w:jc w:val="left"/>
             </w:pPr>
             <w:r>
               <w:t xml:space="preserve">Punto</w:t>
@@ -379,6 +381,7 @@
           <w:p>
             <w:pPr>
               <w:pStyle w:val="Compact"/>
+              <w:jc w:val="left"/>
             </w:pPr>
             <w:r>
               <w:t xml:space="preserve">Qué aprenderás</w:t>
@@ -390,6 +393,7 @@
           <w:p>
             <w:pPr>
               <w:pStyle w:val="Compact"/>
+              <w:jc w:val="left"/>
             </w:pPr>
             <w:r>
               <w:t xml:space="preserve">Nivel</w:t>
@@ -403,8 +407,9 @@
           <w:p>
             <w:pPr>
               <w:pStyle w:val="Compact"/>
-            </w:pPr>
-            <w:hyperlink r:id="rId11">
+              <w:jc w:val="left"/>
+            </w:pPr>
+            <w:hyperlink r:id="rId22">
               <w:r>
                 <w:rPr>
                   <w:rStyle w:val="Hyperlink"/>
@@ -419,6 +424,7 @@
           <w:p>
             <w:pPr>
               <w:pStyle w:val="Compact"/>
+              <w:jc w:val="left"/>
             </w:pPr>
             <w:r>
               <w:t xml:space="preserve">La etiqueta, el trunk y la native VLAN</w:t>
@@ -430,6 +436,7 @@
           <w:p>
             <w:pPr>
               <w:pStyle w:val="Compact"/>
+              <w:jc w:val="left"/>
             </w:pPr>
             <w:r>
               <w:t xml:space="preserve">Todos</w:t>
@@ -443,8 +450,9 @@
           <w:p>
             <w:pPr>
               <w:pStyle w:val="Compact"/>
-            </w:pPr>
-            <w:hyperlink r:id="rId12">
+              <w:jc w:val="left"/>
+            </w:pPr>
+            <w:hyperlink r:id="rId23">
               <w:r>
                 <w:rPr>
                   <w:rStyle w:val="Hyperlink"/>
@@ -459,6 +467,7 @@
           <w:p>
             <w:pPr>
               <w:pStyle w:val="Compact"/>
+              <w:jc w:val="left"/>
             </w:pPr>
             <w:r>
               <w:t xml:space="preserve">switchport mode trunk, allowed VLANs, show</w:t>
@@ -470,6 +479,7 @@
           <w:p>
             <w:pPr>
               <w:pStyle w:val="Compact"/>
+              <w:jc w:val="left"/>
             </w:pPr>
             <w:r>
               <w:t xml:space="preserve">Todos</w:t>
@@ -483,8 +493,9 @@
           <w:p>
             <w:pPr>
               <w:pStyle w:val="Compact"/>
-            </w:pPr>
-            <w:hyperlink r:id="rId13">
+              <w:jc w:val="left"/>
+            </w:pPr>
+            <w:hyperlink r:id="rId24">
               <w:r>
                 <w:rPr>
                   <w:rStyle w:val="Hyperlink"/>
@@ -499,6 +510,7 @@
           <w:p>
             <w:pPr>
               <w:pStyle w:val="Compact"/>
+              <w:jc w:val="left"/>
             </w:pPr>
             <w:r>
               <w:t xml:space="preserve">El problema de las VLANs aisladas y sus soluciones</w:t>
@@ -510,6 +522,7 @@
           <w:p>
             <w:pPr>
               <w:pStyle w:val="Compact"/>
+              <w:jc w:val="left"/>
             </w:pPr>
             <w:r>
               <w:t xml:space="preserve">Todos</w:t>
@@ -523,8 +536,9 @@
           <w:p>
             <w:pPr>
               <w:pStyle w:val="Compact"/>
-            </w:pPr>
-            <w:hyperlink r:id="rId14">
+              <w:jc w:val="left"/>
+            </w:pPr>
+            <w:hyperlink r:id="rId25">
               <w:r>
                 <w:rPr>
                   <w:rStyle w:val="Hyperlink"/>
@@ -539,6 +553,7 @@
           <w:p>
             <w:pPr>
               <w:pStyle w:val="Compact"/>
+              <w:jc w:val="left"/>
             </w:pPr>
             <w:r>
               <w:t xml:space="preserve">ip routing, interface vlan X, rutas conectadas</w:t>
@@ -550,6 +565,7 @@
           <w:p>
             <w:pPr>
               <w:pStyle w:val="Compact"/>
+              <w:jc w:val="left"/>
             </w:pPr>
             <w:r>
               <w:t xml:space="preserve">Clave</w:t>
@@ -563,8 +579,9 @@
           <w:p>
             <w:pPr>
               <w:pStyle w:val="Compact"/>
-            </w:pPr>
-            <w:hyperlink r:id="rId15">
+              <w:jc w:val="left"/>
+            </w:pPr>
+            <w:hyperlink r:id="rId26">
               <w:r>
                 <w:rPr>
                   <w:rStyle w:val="Hyperlink"/>
@@ -579,6 +596,7 @@
           <w:p>
             <w:pPr>
               <w:pStyle w:val="Compact"/>
+              <w:jc w:val="left"/>
             </w:pPr>
             <w:r>
               <w:t xml:space="preserve">Protocolos automáticos de Cisco y sus peligros</w:t>
@@ -590,6 +608,7 @@
           <w:p>
             <w:pPr>
               <w:pStyle w:val="Compact"/>
+              <w:jc w:val="left"/>
             </w:pPr>
             <w:r>
               <w:t xml:space="preserve">Todos</w:t>
@@ -603,8 +622,9 @@
           <w:p>
             <w:pPr>
               <w:pStyle w:val="Compact"/>
-            </w:pPr>
-            <w:hyperlink r:id="rId16">
+              <w:jc w:val="left"/>
+            </w:pPr>
+            <w:hyperlink r:id="rId27">
               <w:r>
                 <w:rPr>
                   <w:rStyle w:val="Hyperlink"/>
@@ -619,6 +639,7 @@
           <w:p>
             <w:pPr>
               <w:pStyle w:val="Compact"/>
+              <w:jc w:val="left"/>
             </w:pPr>
             <w:r>
               <w:t xml:space="preserve">Native aparte, nonegotiate, VLAN de gestión</w:t>
@@ -630,6 +651,7 @@
           <w:p>
             <w:pPr>
               <w:pStyle w:val="Compact"/>
+              <w:jc w:val="left"/>
             </w:pPr>
             <w:r>
               <w:t xml:space="preserve">Clave</w:t>
@@ -643,8 +665,9 @@
           <w:p>
             <w:pPr>
               <w:pStyle w:val="Compact"/>
-            </w:pPr>
-            <w:hyperlink r:id="rId17">
+              <w:jc w:val="left"/>
+            </w:pPr>
+            <w:hyperlink r:id="rId28">
               <w:r>
                 <w:rPr>
                   <w:rStyle w:val="Hyperlink"/>
@@ -659,6 +682,7 @@
           <w:p>
             <w:pPr>
               <w:pStyle w:val="Compact"/>
+              <w:jc w:val="left"/>
             </w:pPr>
             <w:r>
               <w:t xml:space="preserve">Un pool por VLAN, relay y captura del DORA</w:t>
@@ -670,6 +694,7 @@
           <w:p>
             <w:pPr>
               <w:pStyle w:val="Compact"/>
+              <w:jc w:val="left"/>
             </w:pPr>
             <w:r>
               <w:t xml:space="preserve">Todos</w:t>
@@ -683,8 +708,9 @@
           <w:p>
             <w:pPr>
               <w:pStyle w:val="Compact"/>
-            </w:pPr>
-            <w:hyperlink r:id="rId18">
+              <w:jc w:val="left"/>
+            </w:pPr>
+            <w:hyperlink r:id="rId29">
               <w:r>
                 <w:rPr>
                   <w:rStyle w:val="Hyperlink"/>
@@ -699,6 +725,7 @@
           <w:p>
             <w:pPr>
               <w:pStyle w:val="Compact"/>
+              <w:jc w:val="left"/>
             </w:pPr>
             <w:r>
               <w:t xml:space="preserve">Sé el Paquete, Fireside, Laboratorio, Crucigrama…</w:t>
@@ -710,6 +737,7 @@
           <w:p>
             <w:pPr>
               <w:pStyle w:val="Compact"/>
+              <w:jc w:val="left"/>
             </w:pPr>
             <w:r>
               <w:t xml:space="preserve">Todos</w:t>
@@ -749,8 +777,8 @@
         </w:pict>
       </w:r>
     </w:p>
-    <w:bookmarkEnd w:id="19"/>
-    <w:bookmarkStart w:id="20" w:name="boletines-de-la-unidad"/>
+    <w:bookmarkEnd w:id="30"/>
+    <w:bookmarkStart w:id="31" w:name="boletines-de-la-unidad"/>
     <w:p>
       <w:pPr>
         <w:pStyle w:val="Heading2"/>
@@ -800,8 +828,8 @@
         </w:pict>
       </w:r>
     </w:p>
-    <w:bookmarkEnd w:id="20"/>
-    <w:bookmarkStart w:id="21" w:name="Xc38a603f7e84ac8108d0ac42a9d7487c10dc072"/>
+    <w:bookmarkEnd w:id="31"/>
+    <w:bookmarkStart w:id="32" w:name="Xc38a603f7e84ac8108d0ac42a9d7487c10dc072"/>
     <w:p>
       <w:pPr>
         <w:pStyle w:val="Heading2"/>
@@ -814,6 +842,7 @@
       <w:tblPr>
         <w:tblStyle w:val="Table"/>
         <w:tblW w:type="pct" w:w="5000"/>
+        <w:jc w:val="left"/>
         <w:tblLayout w:type="fixed"/>
         <w:tblLook w:firstRow="1" w:lastRow="0" w:firstColumn="0" w:lastColumn="0" w:noHBand="0" w:noVBand="0" w:val="0020"/>
       </w:tblPr>
@@ -831,6 +860,7 @@
           <w:p>
             <w:pPr>
               <w:pStyle w:val="Compact"/>
+              <w:jc w:val="left"/>
             </w:pPr>
             <w:r>
               <w:t xml:space="preserve">CE</w:t>
@@ -842,6 +872,7 @@
           <w:p>
             <w:pPr>
               <w:pStyle w:val="Compact"/>
+              <w:jc w:val="left"/>
             </w:pPr>
             <w:r>
               <w:t xml:space="preserve">Criterio</w:t>
@@ -853,6 +884,7 @@
           <w:p>
             <w:pPr>
               <w:pStyle w:val="Compact"/>
+              <w:jc w:val="left"/>
             </w:pPr>
             <w:r>
               <w:t xml:space="preserve">Dónde se cubre</w:t>
@@ -866,6 +898,7 @@
           <w:p>
             <w:pPr>
               <w:pStyle w:val="Compact"/>
+              <w:jc w:val="left"/>
             </w:pPr>
             <w:r>
               <w:t xml:space="preserve">RA3</w:t>
@@ -877,6 +910,7 @@
           <w:p>
             <w:pPr>
               <w:pStyle w:val="Compact"/>
+              <w:jc w:val="left"/>
             </w:pPr>
             <w:r>
               <w:t xml:space="preserve">Administración de conmutadores (enlaces y segmentación)</w:t>
@@ -888,6 +922,7 @@
           <w:p>
             <w:pPr>
               <w:pStyle w:val="Compact"/>
+              <w:jc w:val="left"/>
             </w:pPr>
             <w:r>
               <w:t xml:space="preserve">✅ Puntos 1-2, 5 y 7 + ⚡ Laboratorio (punto 8)</w:t>
@@ -901,6 +936,7 @@
           <w:p>
             <w:pPr>
               <w:pStyle w:val="Compact"/>
+              <w:jc w:val="left"/>
             </w:pPr>
             <w:r>
               <w:t xml:space="preserve">RA4·d)</w:t>
@@ -912,6 +948,7 @@
           <w:p>
             <w:pPr>
               <w:pStyle w:val="Compact"/>
+              <w:jc w:val="left"/>
             </w:pPr>
             <w:r>
               <w:t xml:space="preserve">Comandos de configuración</w:t>
@@ -923,6 +960,7 @@
           <w:p>
             <w:pPr>
               <w:pStyle w:val="Compact"/>
+              <w:jc w:val="left"/>
             </w:pPr>
             <w:r>
               <w:t xml:space="preserve">✅ Puntos 3-4 y 7 (relay) + 🧠 Atrévete a pensar (punto 8)</w:t>
@@ -936,6 +974,7 @@
           <w:p>
             <w:pPr>
               <w:pStyle w:val="Compact"/>
+              <w:jc w:val="left"/>
             </w:pPr>
             <w:r>
               <w:t xml:space="preserve">RA5·c)</w:t>
@@ -947,6 +986,7 @@
           <w:p>
             <w:pPr>
               <w:pStyle w:val="Compact"/>
+              <w:jc w:val="left"/>
             </w:pPr>
             <w:r>
               <w:t xml:space="preserve">Diagnóstico de incidencias</w:t>
@@ -958,6 +998,7 @@
           <w:p>
             <w:pPr>
               <w:pStyle w:val="Compact"/>
+              <w:jc w:val="left"/>
             </w:pPr>
             <w:r>
               <w:t xml:space="preserve">✅ Punto 2 + ⚡ Laboratorio (punto 8)</w:t>
@@ -971,6 +1012,7 @@
           <w:p>
             <w:pPr>
               <w:pStyle w:val="Compact"/>
+              <w:jc w:val="left"/>
             </w:pPr>
             <w:r>
               <w:t xml:space="preserve">RA5·d)</w:t>
@@ -982,6 +1024,7 @@
           <w:p>
             <w:pPr>
               <w:pStyle w:val="Compact"/>
+              <w:jc w:val="left"/>
             </w:pPr>
             <w:r>
               <w:t xml:space="preserve">Enlaces troncales</w:t>
@@ -993,6 +1036,7 @@
           <w:p>
             <w:pPr>
               <w:pStyle w:val="Compact"/>
+              <w:jc w:val="left"/>
             </w:pPr>
             <w:r>
               <w:t xml:space="preserve">✅ Puntos 1-2 y 6 + 🤬 CONRAD y 💬 Entrevista (punto 8)</w:t>
@@ -1006,6 +1050,7 @@
           <w:p>
             <w:pPr>
               <w:pStyle w:val="Compact"/>
+              <w:jc w:val="left"/>
             </w:pPr>
             <w:r>
               <w:t xml:space="preserve">RA5·e)</w:t>
@@ -1017,6 +1062,7 @@
           <w:p>
             <w:pPr>
               <w:pStyle w:val="Compact"/>
+              <w:jc w:val="left"/>
             </w:pPr>
             <w:r>
               <w:t xml:space="preserve">Inter-VLAN con router</w:t>
@@ -1028,6 +1074,7 @@
           <w:p>
             <w:pPr>
               <w:pStyle w:val="Compact"/>
+              <w:jc w:val="left"/>
             </w:pPr>
             <w:r>
               <w:t xml:space="preserve">✅ Puntos 3-4 + ⭐ y 🕵️ (punto 8)</w:t>
@@ -1041,6 +1088,7 @@
           <w:p>
             <w:pPr>
               <w:pStyle w:val="Compact"/>
+              <w:jc w:val="left"/>
             </w:pPr>
             <w:r>
               <w:t xml:space="preserve">RA5·f)</w:t>
@@ -1052,6 +1100,7 @@
           <w:p>
             <w:pPr>
               <w:pStyle w:val="Compact"/>
+              <w:jc w:val="left"/>
             </w:pPr>
             <w:r>
               <w:t xml:space="preserve">Protocolos centralizados (VTP)</w:t>
@@ -1063,6 +1112,7 @@
           <w:p>
             <w:pPr>
               <w:pStyle w:val="Compact"/>
+              <w:jc w:val="left"/>
             </w:pPr>
             <w:r>
               <w:t xml:space="preserve">✅ Punto 5 + 🕵️ (punto 8)</w:t>
@@ -1078,8 +1128,8 @@
         </w:pict>
       </w:r>
     </w:p>
-    <w:bookmarkEnd w:id="21"/>
-    <w:bookmarkStart w:id="24" w:name="por-dónde-empiezo"/>
+    <w:bookmarkEnd w:id="32"/>
+    <w:bookmarkStart w:id="35" w:name="por-dónde-empiezo"/>
     <w:p>
       <w:pPr>
         <w:pStyle w:val="Heading2"/>
@@ -1102,7 +1152,7 @@
       <w:r>
         <w:t xml:space="preserve"> </w:t>
       </w:r>
-      <w:hyperlink r:id="rId22">
+      <w:hyperlink r:id="rId33">
         <w:r>
           <w:rPr>
             <w:rStyle w:val="Hyperlink"/>
@@ -1128,7 +1178,7 @@
       <w:r>
         <w:t xml:space="preserve"> </w:t>
       </w:r>
-      <w:hyperlink r:id="rId13">
+      <w:hyperlink r:id="rId24">
         <w:r>
           <w:rPr>
             <w:rStyle w:val="Hyperlink"/>
@@ -1154,7 +1204,7 @@
       <w:r>
         <w:t xml:space="preserve"> </w:t>
       </w:r>
-      <w:hyperlink r:id="rId11">
+      <w:hyperlink r:id="rId22">
         <w:r>
           <w:rPr>
             <w:rStyle w:val="Hyperlink"/>
@@ -1179,7 +1229,7 @@
         </w:rPr>
         <w:t xml:space="preserve"> </w:t>
       </w:r>
-      <w:hyperlink r:id="rId23">
+      <w:hyperlink r:id="rId34">
         <w:r>
           <w:rPr>
             <w:rStyle w:val="Hyperlink"/>
@@ -1197,9 +1247,9 @@
         <w:t xml:space="preserve">.</w:t>
       </w:r>
     </w:p>
-    <w:bookmarkEnd w:id="24"/>
-    <w:bookmarkEnd w:id="25"/>
-    <w:bookmarkStart w:id="37" w:name="trunks-y-802.1q"/>
+    <w:bookmarkEnd w:id="35"/>
+    <w:bookmarkEnd w:id="36"/>
+    <w:bookmarkStart w:id="48" w:name="trunks-y-802.1q"/>
     <w:p>
       <w:pPr>
         <w:pStyle w:val="Heading1"/>
@@ -1263,7 +1313,7 @@
         </w:pict>
       </w:r>
     </w:p>
-    <w:bookmarkStart w:id="26" w:name="la-idea-en-una-frase"/>
+    <w:bookmarkStart w:id="37" w:name="la-idea-en-una-frase"/>
     <w:p>
       <w:pPr>
         <w:pStyle w:val="Heading2"/>
@@ -1355,7 +1405,13 @@
         <w:t xml:space="preserve"> </w:t>
       </w:r>
       <w:r>
-        <w:t xml:space="preserve">“soy de la VLAN 10”</w:t>
+        <w:t xml:space="preserve">“</w:t>
+      </w:r>
+      <w:r>
+        <w:t xml:space="preserve">soy de la VLAN 10</w:t>
+      </w:r>
+      <w:r>
+        <w:t xml:space="preserve">”</w:t>
       </w:r>
       <w:r>
         <w:t xml:space="preserve"> </w:t>
@@ -1371,8 +1427,8 @@
         </w:pict>
       </w:r>
     </w:p>
-    <w:bookmarkEnd w:id="26"/>
-    <w:bookmarkStart w:id="27" w:name="la-trama-802.1q"/>
+    <w:bookmarkEnd w:id="37"/>
+    <w:bookmarkStart w:id="38" w:name="la-trama-802.1q"/>
     <w:p>
       <w:pPr>
         <w:pStyle w:val="Heading2"/>
@@ -1500,6 +1556,7 @@
       <w:tblPr>
         <w:tblStyle w:val="Table"/>
         <w:tblW w:type="pct" w:w="5000"/>
+        <w:jc w:val="left"/>
         <w:tblLayout w:type="fixed"/>
         <w:tblLook w:firstRow="1" w:lastRow="0" w:firstColumn="0" w:lastColumn="0" w:noHBand="0" w:noVBand="0" w:val="0020"/>
       </w:tblPr>
@@ -1518,6 +1575,7 @@
           <w:p>
             <w:pPr>
               <w:pStyle w:val="Compact"/>
+              <w:jc w:val="left"/>
             </w:pPr>
             <w:r>
               <w:t xml:space="preserve">Campo</w:t>
@@ -1529,6 +1587,7 @@
           <w:p>
             <w:pPr>
               <w:pStyle w:val="Compact"/>
+              <w:jc w:val="left"/>
             </w:pPr>
             <w:r>
               <w:t xml:space="preserve">Tamaño</w:t>
@@ -1540,6 +1599,7 @@
           <w:p>
             <w:pPr>
               <w:pStyle w:val="Compact"/>
+              <w:jc w:val="left"/>
             </w:pPr>
             <w:r>
               <w:t xml:space="preserve">Valor</w:t>
@@ -1551,6 +1611,7 @@
           <w:p>
             <w:pPr>
               <w:pStyle w:val="Compact"/>
+              <w:jc w:val="left"/>
             </w:pPr>
             <w:r>
               <w:t xml:space="preserve">Qué hace</w:t>
@@ -1564,6 +1625,7 @@
           <w:p>
             <w:pPr>
               <w:pStyle w:val="Compact"/>
+              <w:jc w:val="left"/>
             </w:pPr>
             <w:r>
               <w:rPr>
@@ -1595,6 +1657,7 @@
           <w:p>
             <w:pPr>
               <w:pStyle w:val="Compact"/>
+              <w:jc w:val="left"/>
             </w:pPr>
             <w:r>
               <w:t xml:space="preserve">2 bytes</w:t>
@@ -1606,6 +1669,7 @@
           <w:p>
             <w:pPr>
               <w:pStyle w:val="Compact"/>
+              <w:jc w:val="left"/>
             </w:pPr>
             <w:r>
               <w:rPr>
@@ -1620,6 +1684,7 @@
           <w:p>
             <w:pPr>
               <w:pStyle w:val="Compact"/>
+              <w:jc w:val="left"/>
             </w:pPr>
             <w:r>
               <w:t xml:space="preserve">Marca que la trama está etiquetada 802.1Q</w:t>
@@ -1633,6 +1698,7 @@
           <w:p>
             <w:pPr>
               <w:pStyle w:val="Compact"/>
+              <w:jc w:val="left"/>
             </w:pPr>
             <w:r>
               <w:rPr>
@@ -1664,6 +1730,7 @@
           <w:p>
             <w:pPr>
               <w:pStyle w:val="Compact"/>
+              <w:jc w:val="left"/>
             </w:pPr>
             <w:r>
               <w:t xml:space="preserve">3 bits</w:t>
@@ -1675,6 +1742,7 @@
           <w:p>
             <w:pPr>
               <w:pStyle w:val="Compact"/>
+              <w:jc w:val="left"/>
             </w:pPr>
             <w:r>
               <w:t xml:space="preserve">0-7</w:t>
@@ -1686,6 +1754,7 @@
           <w:p>
             <w:pPr>
               <w:pStyle w:val="Compact"/>
+              <w:jc w:val="left"/>
             </w:pPr>
             <w:r>
               <w:t xml:space="preserve">Prioridad QoS (voz suele llevar 5)</w:t>
@@ -1699,6 +1768,7 @@
           <w:p>
             <w:pPr>
               <w:pStyle w:val="Compact"/>
+              <w:jc w:val="left"/>
             </w:pPr>
             <w:r>
               <w:rPr>
@@ -1714,6 +1784,7 @@
           <w:p>
             <w:pPr>
               <w:pStyle w:val="Compact"/>
+              <w:jc w:val="left"/>
             </w:pPr>
             <w:r>
               <w:t xml:space="preserve">1 bit</w:t>
@@ -1725,6 +1796,7 @@
           <w:p>
             <w:pPr>
               <w:pStyle w:val="Compact"/>
+              <w:jc w:val="left"/>
             </w:pPr>
             <w:r>
               <w:t xml:space="preserve">0</w:t>
@@ -1736,6 +1808,7 @@
           <w:p>
             <w:pPr>
               <w:pStyle w:val="Compact"/>
+              <w:jc w:val="left"/>
             </w:pPr>
             <w:r>
               <w:t xml:space="preserve">Formato canónico (casi siempre 0 en Ethernet)</w:t>
@@ -1815,8 +1888,8 @@
         </w:pict>
       </w:r>
     </w:p>
-    <w:bookmarkEnd w:id="27"/>
-    <w:bookmarkStart w:id="28" w:name="qué-es-un-trunk"/>
+    <w:bookmarkEnd w:id="38"/>
+    <w:bookmarkStart w:id="39" w:name="qué-es-un-trunk"/>
     <w:p>
       <w:pPr>
         <w:pStyle w:val="Heading2"/>
@@ -1935,7 +2008,7 @@
       <w:r>
         <w:t xml:space="preserve">Sin el trunk, las VLANs de Ventas a un lado del edificio no llegarían a las del otro. Con él, un cable sostiene todas las VLANs del edificio. El mismo concepto se usa entre switch y router (</w:t>
       </w:r>
-      <w:hyperlink r:id="rId13">
+      <w:hyperlink r:id="rId24">
         <w:r>
           <w:rPr>
             <w:rStyle w:val="Hyperlink"/>
@@ -1954,8 +2027,8 @@
         </w:pict>
       </w:r>
     </w:p>
-    <w:bookmarkEnd w:id="28"/>
-    <w:bookmarkStart w:id="29" w:name="configuración-de-un-trunk-en-cisco-ios"/>
+    <w:bookmarkEnd w:id="39"/>
+    <w:bookmarkStart w:id="40" w:name="configuración-de-un-trunk-en-cisco-ios"/>
     <w:p>
       <w:pPr>
         <w:pStyle w:val="Heading2"/>
@@ -2110,6 +2183,7 @@
       <w:tblPr>
         <w:tblStyle w:val="Table"/>
         <w:tblW w:type="pct" w:w="5000"/>
+        <w:jc w:val="left"/>
         <w:tblLayout w:type="fixed"/>
         <w:tblLook w:firstRow="1" w:lastRow="0" w:firstColumn="0" w:lastColumn="0" w:noHBand="0" w:noVBand="0" w:val="0020"/>
       </w:tblPr>
@@ -2126,6 +2200,7 @@
           <w:p>
             <w:pPr>
               <w:pStyle w:val="Compact"/>
+              <w:jc w:val="left"/>
             </w:pPr>
             <w:r>
               <w:t xml:space="preserve">Comando</w:t>
@@ -2137,6 +2212,7 @@
           <w:p>
             <w:pPr>
               <w:pStyle w:val="Compact"/>
+              <w:jc w:val="left"/>
             </w:pPr>
             <w:r>
               <w:t xml:space="preserve">Efecto</w:t>
@@ -2150,6 +2226,7 @@
           <w:p>
             <w:pPr>
               <w:pStyle w:val="Compact"/>
+              <w:jc w:val="left"/>
             </w:pPr>
             <w:r>
               <w:rPr>
@@ -2164,6 +2241,7 @@
           <w:p>
             <w:pPr>
               <w:pStyle w:val="Compact"/>
+              <w:jc w:val="left"/>
             </w:pPr>
             <w:r>
               <w:t xml:space="preserve">Fuerza al puerto a ser trunk (no negociado)</w:t>
@@ -2177,6 +2255,7 @@
           <w:p>
             <w:pPr>
               <w:pStyle w:val="Compact"/>
+              <w:jc w:val="left"/>
             </w:pPr>
             <w:r>
               <w:rPr>
@@ -2191,6 +2270,7 @@
           <w:p>
             <w:pPr>
               <w:pStyle w:val="Compact"/>
+              <w:jc w:val="left"/>
             </w:pPr>
             <w:r>
               <w:t xml:space="preserve">Cambia la native VLAN (¡importante: NO dejarla en 1!)</w:t>
@@ -2204,6 +2284,7 @@
           <w:p>
             <w:pPr>
               <w:pStyle w:val="Compact"/>
+              <w:jc w:val="left"/>
             </w:pPr>
             <w:r>
               <w:rPr>
@@ -2218,6 +2299,7 @@
           <w:p>
             <w:pPr>
               <w:pStyle w:val="Compact"/>
+              <w:jc w:val="left"/>
             </w:pPr>
             <w:r>
               <w:t xml:space="preserve">Limita las VLANs que cruzan el trunk (menos broadcasts, más seguridad)</w:t>
@@ -2321,8 +2403,8 @@
         </w:pict>
       </w:r>
     </w:p>
-    <w:bookmarkEnd w:id="29"/>
-    <w:bookmarkStart w:id="31" w:name="la-native-vlan-la-que-viaja-sin-etiqueta"/>
+    <w:bookmarkEnd w:id="40"/>
+    <w:bookmarkStart w:id="42" w:name="la-native-vlan-la-que-viaja-sin-etiqueta"/>
     <w:p>
       <w:pPr>
         <w:pStyle w:val="Heading2"/>
@@ -2355,7 +2437,13 @@
         <w:t xml:space="preserve"> </w:t>
       </w:r>
       <w:r>
-        <w:t xml:space="preserve">“peladas”</w:t>
+        <w:t xml:space="preserve">“</w:t>
+      </w:r>
+      <w:r>
+        <w:t xml:space="preserve">peladas</w:t>
+      </w:r>
+      <w:r>
+        <w:t xml:space="preserve">”</w:t>
       </w:r>
       <w:r>
         <w:t xml:space="preserve"> </w:t>
@@ -2368,6 +2456,7 @@
       <w:tblPr>
         <w:tblStyle w:val="Table"/>
         <w:tblW w:type="auto" w:w="0"/>
+        <w:jc w:val="left"/>
         <w:tblLook w:firstRow="1" w:lastRow="0" w:firstColumn="0" w:lastColumn="0" w:noHBand="0" w:noVBand="0" w:val="0020"/>
       </w:tblPr>
       <w:tblGrid>
@@ -2383,6 +2472,7 @@
           <w:p>
             <w:pPr>
               <w:pStyle w:val="Compact"/>
+              <w:jc w:val="left"/>
             </w:pPr>
             <w:r>
               <w:t xml:space="preserve">Característica</w:t>
@@ -2394,6 +2484,7 @@
           <w:p>
             <w:pPr>
               <w:pStyle w:val="Compact"/>
+              <w:jc w:val="left"/>
             </w:pPr>
             <w:r>
               <w:t xml:space="preserve">Valor típico</w:t>
@@ -2407,6 +2498,7 @@
           <w:p>
             <w:pPr>
               <w:pStyle w:val="Compact"/>
+              <w:jc w:val="left"/>
             </w:pPr>
             <w:r>
               <w:t xml:space="preserve">VLAN por defecto</w:t>
@@ -2418,6 +2510,7 @@
           <w:p>
             <w:pPr>
               <w:pStyle w:val="Compact"/>
+              <w:jc w:val="left"/>
             </w:pPr>
             <w:r>
               <w:t xml:space="preserve">VLAN 1</w:t>
@@ -2431,6 +2524,7 @@
           <w:p>
             <w:pPr>
               <w:pStyle w:val="Compact"/>
+              <w:jc w:val="left"/>
             </w:pPr>
             <w:r>
               <w:t xml:space="preserve">¿Se etiqueta?</w:t>
@@ -2442,6 +2536,7 @@
           <w:p>
             <w:pPr>
               <w:pStyle w:val="Compact"/>
+              <w:jc w:val="left"/>
             </w:pPr>
             <w:r>
               <w:rPr>
@@ -2465,6 +2560,7 @@
           <w:p>
             <w:pPr>
               <w:pStyle w:val="Compact"/>
+              <w:jc w:val="left"/>
             </w:pPr>
             <w:r>
               <w:t xml:space="preserve">¿Debe coincidir en ambos extremos?</w:t>
@@ -2476,6 +2572,7 @@
           <w:p>
             <w:pPr>
               <w:pStyle w:val="Compact"/>
+              <w:jc w:val="left"/>
             </w:pPr>
             <w:r>
               <w:rPr>
@@ -2493,6 +2590,7 @@
           <w:p>
             <w:pPr>
               <w:pStyle w:val="Compact"/>
+              <w:jc w:val="left"/>
             </w:pPr>
             <w:r>
               <w:t xml:space="preserve">Recomendado</w:t>
@@ -2504,6 +2602,7 @@
           <w:p>
             <w:pPr>
               <w:pStyle w:val="Compact"/>
+              <w:jc w:val="left"/>
             </w:pPr>
             <w:r>
               <w:t xml:space="preserve">Un número alto y dedicado (ej. 99 o 999), nunca VLAN 1</w:t>
@@ -2512,7 +2611,7 @@
         </w:tc>
       </w:tr>
     </w:tbl>
-    <w:bookmarkStart w:id="30" w:name="Xb807a0a831632592cf1a9f76759e919b8069559"/>
+    <w:bookmarkStart w:id="41" w:name="Xb807a0a831632592cf1a9f76759e919b8069559"/>
     <w:p>
       <w:pPr>
         <w:pStyle w:val="Heading3"/>
@@ -2544,7 +2643,13 @@
         <w:t xml:space="preserve"> </w:t>
       </w:r>
       <w:r>
-        <w:t xml:space="preserve">“de control”</w:t>
+        <w:t xml:space="preserve">“</w:t>
+      </w:r>
+      <w:r>
+        <w:t xml:space="preserve">de control</w:t>
+      </w:r>
+      <w:r>
+        <w:t xml:space="preserve">”</w:t>
       </w:r>
       <w:r>
         <w:t xml:space="preserve"> </w:t>
@@ -2568,7 +2673,13 @@
         <w:t xml:space="preserve"> </w:t>
       </w:r>
       <w:r>
-        <w:t xml:space="preserve">“interpreta”</w:t>
+        <w:t xml:space="preserve">“</w:t>
+      </w:r>
+      <w:r>
+        <w:t xml:space="preserve">interpreta</w:t>
+      </w:r>
+      <w:r>
+        <w:t xml:space="preserve">”</w:t>
       </w:r>
       <w:r>
         <w:t xml:space="preserve"> </w:t>
@@ -2658,7 +2769,21 @@
           <w:i/>
           <w:iCs/>
         </w:rPr>
-        <w:t xml:space="preserve">“Native VLAN mismatch discovered on Fa0/24”</w:t>
+        <w:t xml:space="preserve">“</w:t>
+      </w:r>
+      <w:r>
+        <w:rPr>
+          <w:i/>
+          <w:iCs/>
+        </w:rPr>
+        <w:t xml:space="preserve">Native VLAN mismatch discovered on Fa0/24</w:t>
+      </w:r>
+      <w:r>
+        <w:rPr>
+          <w:i/>
+          <w:iCs/>
+        </w:rPr>
+        <w:t xml:space="preserve">”</w:t>
       </w:r>
       <w:r>
         <w:t xml:space="preserve"> </w:t>
@@ -2670,7 +2795,13 @@
         <w:t xml:space="preserve"> </w:t>
       </w:r>
       <w:r>
-        <w:t xml:space="preserve">“va y viene a ratos”</w:t>
+        <w:t xml:space="preserve">“</w:t>
+      </w:r>
+      <w:r>
+        <w:t xml:space="preserve">va y viene a ratos</w:t>
+      </w:r>
+      <w:r>
+        <w:t xml:space="preserve">”</w:t>
       </w:r>
       <w:r>
         <w:t xml:space="preserve">. La solución es una línea: que ambos extremos declaren la</w:t>
@@ -2711,9 +2842,9 @@
         </w:pict>
       </w:r>
     </w:p>
-    <w:bookmarkEnd w:id="30"/>
-    <w:bookmarkEnd w:id="31"/>
-    <w:bookmarkStart w:id="32" w:name="verificación-rápida"/>
+    <w:bookmarkEnd w:id="41"/>
+    <w:bookmarkEnd w:id="42"/>
+    <w:bookmarkStart w:id="43" w:name="verificación-rápida"/>
     <w:p>
       <w:pPr>
         <w:pStyle w:val="Heading2"/>
@@ -2848,8 +2979,8 @@
         </w:pict>
       </w:r>
     </w:p>
-    <w:bookmarkEnd w:id="32"/>
-    <w:bookmarkStart w:id="33" w:name="mini-chequeo"/>
+    <w:bookmarkEnd w:id="43"/>
+    <w:bookmarkStart w:id="44" w:name="mini-chequeo"/>
     <w:p>
       <w:pPr>
         <w:pStyle w:val="Heading2"/>
@@ -3037,7 +3168,21 @@
           <w:i/>
           <w:iCs/>
         </w:rPr>
-        <w:t xml:space="preserve">“Native VLAN mismatch”</w:t>
+        <w:t xml:space="preserve">“</w:t>
+      </w:r>
+      <w:r>
+        <w:rPr>
+          <w:i/>
+          <w:iCs/>
+        </w:rPr>
+        <w:t xml:space="preserve">Native VLAN mismatch</w:t>
+      </w:r>
+      <w:r>
+        <w:rPr>
+          <w:i/>
+          <w:iCs/>
+        </w:rPr>
+        <w:t xml:space="preserve">”</w:t>
       </w:r>
       <w:r>
         <w:t xml:space="preserve"> </w:t>
@@ -3083,8 +3228,8 @@
         </w:pict>
       </w:r>
     </w:p>
-    <w:bookmarkEnd w:id="33"/>
-    <w:bookmarkStart w:id="34" w:name="resumen-en-3-frases"/>
+    <w:bookmarkEnd w:id="44"/>
+    <w:bookmarkStart w:id="45" w:name="resumen-en-3-frases"/>
     <w:p>
       <w:pPr>
         <w:pStyle w:val="Heading2"/>
@@ -3233,8 +3378,8 @@
         <w:t xml:space="preserve">, y su desajuste es la incidencia clásica de los trunks.</w:t>
       </w:r>
     </w:p>
-    <w:bookmarkEnd w:id="34"/>
-    <w:bookmarkStart w:id="36" w:name="vocabulario-rápido"/>
+    <w:bookmarkEnd w:id="45"/>
+    <w:bookmarkStart w:id="47" w:name="vocabulario-rápido"/>
     <w:p>
       <w:pPr>
         <w:pStyle w:val="Heading2"/>
@@ -3247,6 +3392,7 @@
       <w:tblPr>
         <w:tblStyle w:val="Table"/>
         <w:tblW w:type="auto" w:w="0"/>
+        <w:jc w:val="left"/>
         <w:tblLook w:firstRow="1" w:lastRow="0" w:firstColumn="0" w:lastColumn="0" w:noHBand="0" w:noVBand="0" w:val="0020"/>
       </w:tblPr>
       <w:tblGrid>
@@ -3262,6 +3408,7 @@
           <w:p>
             <w:pPr>
               <w:pStyle w:val="Compact"/>
+              <w:jc w:val="left"/>
             </w:pPr>
             <w:r>
               <w:t xml:space="preserve">Término</w:t>
@@ -3273,6 +3420,7 @@
           <w:p>
             <w:pPr>
               <w:pStyle w:val="Compact"/>
+              <w:jc w:val="left"/>
             </w:pPr>
             <w:r>
               <w:t xml:space="preserve">Idea general</w:t>
@@ -3286,6 +3434,7 @@
           <w:p>
             <w:pPr>
               <w:pStyle w:val="Compact"/>
+              <w:jc w:val="left"/>
             </w:pPr>
             <w:r>
               <w:t xml:space="preserve">Trunk</w:t>
@@ -3297,6 +3446,7 @@
           <w:p>
             <w:pPr>
               <w:pStyle w:val="Compact"/>
+              <w:jc w:val="left"/>
             </w:pPr>
             <w:r>
               <w:t xml:space="preserve">Enlace que transporta múltiples VLANs</w:t>
@@ -3310,6 +3460,7 @@
           <w:p>
             <w:pPr>
               <w:pStyle w:val="Compact"/>
+              <w:jc w:val="left"/>
             </w:pPr>
             <w:r>
               <w:t xml:space="preserve">802.1Q</w:t>
@@ -3321,6 +3472,7 @@
           <w:p>
             <w:pPr>
               <w:pStyle w:val="Compact"/>
+              <w:jc w:val="left"/>
             </w:pPr>
             <w:r>
               <w:t xml:space="preserve">Estándar de etiquetado VLAN (4 bytes)</w:t>
@@ -3334,6 +3486,7 @@
           <w:p>
             <w:pPr>
               <w:pStyle w:val="Compact"/>
+              <w:jc w:val="left"/>
             </w:pPr>
             <w:r>
               <w:t xml:space="preserve">TPID</w:t>
@@ -3345,6 +3498,7 @@
           <w:p>
             <w:pPr>
               <w:pStyle w:val="Compact"/>
+              <w:jc w:val="left"/>
             </w:pPr>
             <w:r>
               <w:t xml:space="preserve">Campo 0x8100 que marca la trama etiquetada</w:t>
@@ -3358,6 +3512,7 @@
           <w:p>
             <w:pPr>
               <w:pStyle w:val="Compact"/>
+              <w:jc w:val="left"/>
             </w:pPr>
             <w:r>
               <w:t xml:space="preserve">VLAN ID</w:t>
@@ -3369,6 +3524,7 @@
           <w:p>
             <w:pPr>
               <w:pStyle w:val="Compact"/>
+              <w:jc w:val="left"/>
             </w:pPr>
             <w:r>
               <w:t xml:space="preserve">Los 12 bits que identifican la VLAN (1-4094)</w:t>
@@ -3382,6 +3538,7 @@
           <w:p>
             <w:pPr>
               <w:pStyle w:val="Compact"/>
+              <w:jc w:val="left"/>
             </w:pPr>
             <w:r>
               <w:t xml:space="preserve">Native VLAN</w:t>
@@ -3393,6 +3550,7 @@
           <w:p>
             <w:pPr>
               <w:pStyle w:val="Compact"/>
+              <w:jc w:val="left"/>
             </w:pPr>
             <w:r>
               <w:t xml:space="preserve">VLAN sin etiquetar en el trunk (VLAN 1 por defecto)</w:t>
@@ -3406,6 +3564,7 @@
           <w:p>
             <w:pPr>
               <w:pStyle w:val="Compact"/>
+              <w:jc w:val="left"/>
             </w:pPr>
             <w:r>
               <w:rPr>
@@ -3420,6 +3579,7 @@
           <w:p>
             <w:pPr>
               <w:pStyle w:val="Compact"/>
+              <w:jc w:val="left"/>
             </w:pPr>
             <w:r>
               <w:t xml:space="preserve">Lista blanca de VLANs que cruzan el trunk</w:t>
@@ -3445,7 +3605,7 @@
       <w:r>
         <w:t xml:space="preserve"> </w:t>
       </w:r>
-      <w:hyperlink r:id="rId35">
+      <w:hyperlink r:id="rId46">
         <w:r>
           <w:rPr>
             <w:rStyle w:val="Hyperlink"/>
@@ -3472,7 +3632,7 @@
       <w:r>
         <w:t xml:space="preserve"> </w:t>
       </w:r>
-      <w:hyperlink r:id="rId35">
+      <w:hyperlink r:id="rId46">
         <w:r>
           <w:rPr>
             <w:rStyle w:val="Hyperlink"/>
@@ -3499,7 +3659,7 @@
       <w:r>
         <w:t xml:space="preserve"> </w:t>
       </w:r>
-      <w:hyperlink r:id="rId12">
+      <w:hyperlink r:id="rId23">
         <w:r>
           <w:rPr>
             <w:rStyle w:val="Hyperlink"/>
@@ -3508,9 +3668,9 @@
         </w:r>
       </w:hyperlink>
     </w:p>
-    <w:bookmarkEnd w:id="36"/>
-    <w:bookmarkEnd w:id="37"/>
-    <w:bookmarkStart w:id="51" w:name="configuración-y-verificación-de-trunks"/>
+    <w:bookmarkEnd w:id="47"/>
+    <w:bookmarkEnd w:id="48"/>
+    <w:bookmarkStart w:id="62" w:name="configuración-y-verificación-de-trunks"/>
     <w:p>
       <w:pPr>
         <w:pStyle w:val="Heading1"/>
@@ -3574,7 +3734,7 @@
         </w:pict>
       </w:r>
     </w:p>
-    <w:bookmarkStart w:id="38" w:name="la-idea-en-una-frase-1"/>
+    <w:bookmarkStart w:id="49" w:name="la-idea-en-una-frase-1"/>
     <w:p>
       <w:pPr>
         <w:pStyle w:val="Heading2"/>
@@ -3640,7 +3800,13 @@
         <w:t xml:space="preserve"> </w:t>
       </w:r>
       <w:r>
-        <w:t xml:space="preserve">“no funciona”</w:t>
+        <w:t xml:space="preserve">“</w:t>
+      </w:r>
+      <w:r>
+        <w:t xml:space="preserve">no funciona</w:t>
+      </w:r>
+      <w:r>
+        <w:t xml:space="preserve">”</w:t>
       </w:r>
       <w:r>
         <w:t xml:space="preserve"> </w:t>
@@ -3652,7 +3818,13 @@
         <w:t xml:space="preserve"> </w:t>
       </w:r>
       <w:r>
-        <w:t xml:space="preserve">“esto es lo que falla”</w:t>
+        <w:t xml:space="preserve">“</w:t>
+      </w:r>
+      <w:r>
+        <w:t xml:space="preserve">esto es lo que falla</w:t>
+      </w:r>
+      <w:r>
+        <w:t xml:space="preserve">”</w:t>
       </w:r>
       <w:r>
         <w:t xml:space="preserve">.</w:t>
@@ -3673,8 +3845,8 @@
         </w:pict>
       </w:r>
     </w:p>
-    <w:bookmarkEnd w:id="38"/>
-    <w:bookmarkStart w:id="39" w:name="el-escenario-departamental"/>
+    <w:bookmarkEnd w:id="49"/>
+    <w:bookmarkStart w:id="50" w:name="el-escenario-departamental"/>
     <w:p>
       <w:pPr>
         <w:pStyle w:val="Heading2"/>
@@ -3907,8 +4079,8 @@
         </w:pict>
       </w:r>
     </w:p>
-    <w:bookmarkEnd w:id="39"/>
-    <w:bookmarkStart w:id="40" w:name="paso-1-crear-las-vlans-en-switch1"/>
+    <w:bookmarkEnd w:id="50"/>
+    <w:bookmarkStart w:id="51" w:name="paso-1-crear-las-vlans-en-switch1"/>
     <w:p>
       <w:pPr>
         <w:pStyle w:val="Heading2"/>
@@ -4051,8 +4223,8 @@
         <w:t xml:space="preserve"># name RRHH</w:t>
       </w:r>
     </w:p>
-    <w:bookmarkEnd w:id="40"/>
-    <w:bookmarkStart w:id="41" w:name="paso-2-asignar-puertos-access"/>
+    <w:bookmarkEnd w:id="51"/>
+    <w:bookmarkStart w:id="52" w:name="paso-2-asignar-puertos-access"/>
     <w:p>
       <w:pPr>
         <w:pStyle w:val="Heading2"/>
@@ -4288,7 +4460,13 @@
         <w:t xml:space="preserve"> </w:t>
       </w:r>
       <w:r>
-        <w:t xml:space="preserve">“VLAN 10”</w:t>
+        <w:t xml:space="preserve">“</w:t>
+      </w:r>
+      <w:r>
+        <w:t xml:space="preserve">VLAN 10</w:t>
+      </w:r>
+      <w:r>
+        <w:t xml:space="preserve">”</w:t>
       </w:r>
       <w:r>
         <w:t xml:space="preserve"> </w:t>
@@ -4297,8 +4475,8 @@
         <w:t xml:space="preserve">cuando el tráfico del PC entra por Fa0/1. Al PC le da igual: ve una IP y un gateway normales.</w:t>
       </w:r>
     </w:p>
-    <w:bookmarkEnd w:id="41"/>
-    <w:bookmarkStart w:id="43" w:name="X58624124258261a73287975b8affb3bb427253c"/>
+    <w:bookmarkEnd w:id="52"/>
+    <w:bookmarkStart w:id="54" w:name="X58624124258261a73287975b8affb3bb427253c"/>
     <w:p>
       <w:pPr>
         <w:pStyle w:val="Heading2"/>
@@ -4449,7 +4627,7 @@
         <w:t xml:space="preserve"># switchport trunk allowed vlan 10,20</w:t>
       </w:r>
     </w:p>
-    <w:bookmarkStart w:id="42" w:name="el-fallo-intencionado-de-esta-unidad"/>
+    <w:bookmarkStart w:id="53" w:name="el-fallo-intencionado-de-esta-unidad"/>
     <w:p>
       <w:pPr>
         <w:pStyle w:val="Heading4"/>
@@ -4531,7 +4709,13 @@
         <w:t xml:space="preserve"> </w:t>
       </w:r>
       <w:r>
-        <w:t xml:space="preserve">“van y vienen a ratos”</w:t>
+        <w:t xml:space="preserve">“</w:t>
+      </w:r>
+      <w:r>
+        <w:t xml:space="preserve">van y vienen a ratos</w:t>
+      </w:r>
+      <w:r>
+        <w:t xml:space="preserve">”</w:t>
       </w:r>
       <w:r>
         <w:t xml:space="preserve">.</w:t>
@@ -4556,7 +4740,21 @@
           <w:i/>
           <w:iCs/>
         </w:rPr>
-        <w:t xml:space="preserve">“Native VLAN mismatch discovered”</w:t>
+        <w:t xml:space="preserve">“</w:t>
+      </w:r>
+      <w:r>
+        <w:rPr>
+          <w:i/>
+          <w:iCs/>
+        </w:rPr>
+        <w:t xml:space="preserve">Native VLAN mismatch discovered</w:t>
+      </w:r>
+      <w:r>
+        <w:rPr>
+          <w:i/>
+          <w:iCs/>
+        </w:rPr>
+        <w:t xml:space="preserve">”</w:t>
       </w:r>
       <w:r>
         <w:t xml:space="preserve">.</w:t>
@@ -4586,9 +4784,9 @@
         <w:t xml:space="preserve">y fuera de la 1.</w:t>
       </w:r>
     </w:p>
-    <w:bookmarkEnd w:id="42"/>
-    <w:bookmarkEnd w:id="43"/>
-    <w:bookmarkStart w:id="44" w:name="X4970cd4404108d0fd58c7121a5070a71a9a39d6"/>
+    <w:bookmarkEnd w:id="53"/>
+    <w:bookmarkEnd w:id="54"/>
+    <w:bookmarkStart w:id="55" w:name="X4970cd4404108d0fd58c7121a5070a71a9a39d6"/>
     <w:p>
       <w:pPr>
         <w:pStyle w:val="Heading2"/>
@@ -5001,8 +5199,8 @@
         <w:t xml:space="preserve"># switchport trunk allowed vlan 10,20</w:t>
       </w:r>
     </w:p>
-    <w:bookmarkEnd w:id="44"/>
-    <w:bookmarkStart w:id="45" w:name="paso-5-ips-en-los-pcs"/>
+    <w:bookmarkEnd w:id="55"/>
+    <w:bookmarkStart w:id="56" w:name="paso-5-ips-en-los-pcs"/>
     <w:p>
       <w:pPr>
         <w:pStyle w:val="Heading2"/>
@@ -5015,6 +5213,7 @@
       <w:tblPr>
         <w:tblStyle w:val="Table"/>
         <w:tblW w:type="auto" w:w="0"/>
+        <w:jc w:val="left"/>
         <w:tblLook w:firstRow="1" w:lastRow="0" w:firstColumn="0" w:lastColumn="0" w:noHBand="0" w:noVBand="0" w:val="0020"/>
       </w:tblPr>
       <w:tblGrid>
@@ -5032,6 +5231,7 @@
           <w:p>
             <w:pPr>
               <w:pStyle w:val="Compact"/>
+              <w:jc w:val="left"/>
             </w:pPr>
             <w:r>
               <w:t xml:space="preserve">PC</w:t>
@@ -5043,6 +5243,7 @@
           <w:p>
             <w:pPr>
               <w:pStyle w:val="Compact"/>
+              <w:jc w:val="left"/>
             </w:pPr>
             <w:r>
               <w:t xml:space="preserve">VLAN</w:t>
@@ -5054,6 +5255,7 @@
           <w:p>
             <w:pPr>
               <w:pStyle w:val="Compact"/>
+              <w:jc w:val="left"/>
             </w:pPr>
             <w:r>
               <w:t xml:space="preserve">IP</w:t>
@@ -5065,6 +5267,7 @@
           <w:p>
             <w:pPr>
               <w:pStyle w:val="Compact"/>
+              <w:jc w:val="left"/>
             </w:pPr>
             <w:r>
               <w:t xml:space="preserve">Gateway</w:t>
@@ -5078,6 +5281,7 @@
           <w:p>
             <w:pPr>
               <w:pStyle w:val="Compact"/>
+              <w:jc w:val="left"/>
             </w:pPr>
             <w:r>
               <w:t xml:space="preserve">PC-A</w:t>
@@ -5089,6 +5293,7 @@
           <w:p>
             <w:pPr>
               <w:pStyle w:val="Compact"/>
+              <w:jc w:val="left"/>
             </w:pPr>
             <w:r>
               <w:t xml:space="preserve">10</w:t>
@@ -5100,6 +5305,7 @@
           <w:p>
             <w:pPr>
               <w:pStyle w:val="Compact"/>
+              <w:jc w:val="left"/>
             </w:pPr>
             <w:r>
               <w:t xml:space="preserve">192.168.10.10</w:t>
@@ -5111,6 +5317,7 @@
           <w:p>
             <w:pPr>
               <w:pStyle w:val="Compact"/>
+              <w:jc w:val="left"/>
             </w:pPr>
             <w:r>
               <w:t xml:space="preserve">192.168.10.1</w:t>
@@ -5124,6 +5331,7 @@
           <w:p>
             <w:pPr>
               <w:pStyle w:val="Compact"/>
+              <w:jc w:val="left"/>
             </w:pPr>
             <w:r>
               <w:t xml:space="preserve">PC-B</w:t>
@@ -5135,6 +5343,7 @@
           <w:p>
             <w:pPr>
               <w:pStyle w:val="Compact"/>
+              <w:jc w:val="left"/>
             </w:pPr>
             <w:r>
               <w:t xml:space="preserve">20</w:t>
@@ -5146,6 +5355,7 @@
           <w:p>
             <w:pPr>
               <w:pStyle w:val="Compact"/>
+              <w:jc w:val="left"/>
             </w:pPr>
             <w:r>
               <w:t xml:space="preserve">192.168.20.10</w:t>
@@ -5157,6 +5367,7 @@
           <w:p>
             <w:pPr>
               <w:pStyle w:val="Compact"/>
+              <w:jc w:val="left"/>
             </w:pPr>
             <w:r>
               <w:t xml:space="preserve">192.168.20.1</w:t>
@@ -5170,6 +5381,7 @@
           <w:p>
             <w:pPr>
               <w:pStyle w:val="Compact"/>
+              <w:jc w:val="left"/>
             </w:pPr>
             <w:r>
               <w:t xml:space="preserve">PC-C</w:t>
@@ -5181,6 +5393,7 @@
           <w:p>
             <w:pPr>
               <w:pStyle w:val="Compact"/>
+              <w:jc w:val="left"/>
             </w:pPr>
             <w:r>
               <w:t xml:space="preserve">10</w:t>
@@ -5192,6 +5405,7 @@
           <w:p>
             <w:pPr>
               <w:pStyle w:val="Compact"/>
+              <w:jc w:val="left"/>
             </w:pPr>
             <w:r>
               <w:t xml:space="preserve">192.168.10.11</w:t>
@@ -5203,6 +5417,7 @@
           <w:p>
             <w:pPr>
               <w:pStyle w:val="Compact"/>
+              <w:jc w:val="left"/>
             </w:pPr>
             <w:r>
               <w:t xml:space="preserve">192.168.10.1</w:t>
@@ -5216,6 +5431,7 @@
           <w:p>
             <w:pPr>
               <w:pStyle w:val="Compact"/>
+              <w:jc w:val="left"/>
             </w:pPr>
             <w:r>
               <w:t xml:space="preserve">PC-D</w:t>
@@ -5227,6 +5443,7 @@
           <w:p>
             <w:pPr>
               <w:pStyle w:val="Compact"/>
+              <w:jc w:val="left"/>
             </w:pPr>
             <w:r>
               <w:t xml:space="preserve">20</w:t>
@@ -5238,6 +5455,7 @@
           <w:p>
             <w:pPr>
               <w:pStyle w:val="Compact"/>
+              <w:jc w:val="left"/>
             </w:pPr>
             <w:r>
               <w:t xml:space="preserve">192.168.20.11</w:t>
@@ -5249,6 +5467,7 @@
           <w:p>
             <w:pPr>
               <w:pStyle w:val="Compact"/>
+              <w:jc w:val="left"/>
             </w:pPr>
             <w:r>
               <w:t xml:space="preserve">192.168.20.1</w:t>
@@ -5272,8 +5491,8 @@
         </w:pict>
       </w:r>
     </w:p>
-    <w:bookmarkEnd w:id="45"/>
-    <w:bookmarkStart w:id="46" w:name="kit-de-verificación-los-5-shows-de-oro"/>
+    <w:bookmarkEnd w:id="56"/>
+    <w:bookmarkStart w:id="57" w:name="kit-de-verificación-los-5-shows-de-oro"/>
     <w:p>
       <w:pPr>
         <w:pStyle w:val="Heading2"/>
@@ -5286,6 +5505,7 @@
       <w:tblPr>
         <w:tblStyle w:val="Table"/>
         <w:tblW w:type="pct" w:w="5000"/>
+        <w:jc w:val="left"/>
         <w:tblLayout w:type="fixed"/>
         <w:tblLook w:firstRow="1" w:lastRow="0" w:firstColumn="0" w:lastColumn="0" w:noHBand="0" w:noVBand="0" w:val="0020"/>
       </w:tblPr>
@@ -5302,6 +5522,7 @@
           <w:p>
             <w:pPr>
               <w:pStyle w:val="Compact"/>
+              <w:jc w:val="left"/>
             </w:pPr>
             <w:r>
               <w:t xml:space="preserve">Comando</w:t>
@@ -5313,6 +5534,7 @@
           <w:p>
             <w:pPr>
               <w:pStyle w:val="Compact"/>
+              <w:jc w:val="left"/>
             </w:pPr>
             <w:r>
               <w:t xml:space="preserve">Qué te dice</w:t>
@@ -5326,6 +5548,7 @@
           <w:p>
             <w:pPr>
               <w:pStyle w:val="Compact"/>
+              <w:jc w:val="left"/>
             </w:pPr>
             <w:r>
               <w:rPr>
@@ -5340,6 +5563,7 @@
           <w:p>
             <w:pPr>
               <w:pStyle w:val="Compact"/>
+              <w:jc w:val="left"/>
             </w:pPr>
             <w:r>
               <w:t xml:space="preserve">VLANs existentes y qué</w:t>
@@ -5369,6 +5593,7 @@
           <w:p>
             <w:pPr>
               <w:pStyle w:val="Compact"/>
+              <w:jc w:val="left"/>
             </w:pPr>
             <w:r>
               <w:rPr>
@@ -5383,6 +5608,7 @@
           <w:p>
             <w:pPr>
               <w:pStyle w:val="Compact"/>
+              <w:jc w:val="left"/>
             </w:pPr>
             <w:r>
               <w:t xml:space="preserve">Qué puertos son trunk,</w:t>
@@ -5409,6 +5635,7 @@
           <w:p>
             <w:pPr>
               <w:pStyle w:val="Compact"/>
+              <w:jc w:val="left"/>
             </w:pPr>
             <w:r>
               <w:rPr>
@@ -5423,6 +5650,7 @@
           <w:p>
             <w:pPr>
               <w:pStyle w:val="Compact"/>
+              <w:jc w:val="left"/>
             </w:pPr>
             <w:r>
               <w:t xml:space="preserve">Estado de subinterfaces del router (Up/Up) e IPs</w:t>
@@ -5436,6 +5664,7 @@
           <w:p>
             <w:pPr>
               <w:pStyle w:val="Compact"/>
+              <w:jc w:val="left"/>
             </w:pPr>
             <w:r>
               <w:rPr>
@@ -5450,6 +5679,7 @@
           <w:p>
             <w:pPr>
               <w:pStyle w:val="Compact"/>
+              <w:jc w:val="left"/>
             </w:pPr>
             <w:r>
               <w:t xml:space="preserve">La config exacta del puerto (trunk, native, allowed)</w:t>
@@ -5463,6 +5693,7 @@
           <w:p>
             <w:pPr>
               <w:pStyle w:val="Compact"/>
+              <w:jc w:val="left"/>
             </w:pPr>
             <w:r>
               <w:rPr>
@@ -5477,6 +5708,7 @@
           <w:p>
             <w:pPr>
               <w:pStyle w:val="Compact"/>
+              <w:jc w:val="left"/>
             </w:pPr>
             <w:r>
               <w:t xml:space="preserve">Qué MACs han aprendido los puertos de cada VLAN</w:t>
@@ -5506,7 +5738,13 @@
         <w:t xml:space="preserve"> </w:t>
       </w:r>
       <w:r>
-        <w:t xml:space="preserve">“no se ve”</w:t>
+        <w:t xml:space="preserve">“</w:t>
+      </w:r>
+      <w:r>
+        <w:t xml:space="preserve">no se ve</w:t>
+      </w:r>
+      <w:r>
+        <w:t xml:space="preserve">”</w:t>
       </w:r>
       <w:r>
         <w:t xml:space="preserve">:</w:t>
@@ -5612,7 +5850,13 @@
         <w:t xml:space="preserve"> </w:t>
       </w:r>
       <w:r>
-        <w:t xml:space="preserve">“no me veo”</w:t>
+        <w:t xml:space="preserve">“</w:t>
+      </w:r>
+      <w:r>
+        <w:t xml:space="preserve">no me veo</w:t>
+      </w:r>
+      <w:r>
+        <w:t xml:space="preserve">”</w:t>
       </w:r>
       <w:r>
         <w:t xml:space="preserve"> </w:t>
@@ -5628,8 +5872,8 @@
         </w:pict>
       </w:r>
     </w:p>
-    <w:bookmarkEnd w:id="46"/>
-    <w:bookmarkStart w:id="47" w:name="plan-de-troubleshooting-rápido"/>
+    <w:bookmarkEnd w:id="57"/>
+    <w:bookmarkStart w:id="58" w:name="plan-de-troubleshooting-rápido"/>
     <w:p>
       <w:pPr>
         <w:pStyle w:val="Heading2"/>
@@ -5642,6 +5886,7 @@
       <w:tblPr>
         <w:tblStyle w:val="Table"/>
         <w:tblW w:type="pct" w:w="5000"/>
+        <w:jc w:val="left"/>
         <w:tblLayout w:type="fixed"/>
         <w:tblLook w:firstRow="1" w:lastRow="0" w:firstColumn="0" w:lastColumn="0" w:noHBand="0" w:noVBand="0" w:val="0020"/>
       </w:tblPr>
@@ -5659,6 +5904,7 @@
           <w:p>
             <w:pPr>
               <w:pStyle w:val="Compact"/>
+              <w:jc w:val="left"/>
             </w:pPr>
             <w:r>
               <w:t xml:space="preserve">Síntoma</w:t>
@@ -5670,6 +5916,7 @@
           <w:p>
             <w:pPr>
               <w:pStyle w:val="Compact"/>
+              <w:jc w:val="left"/>
             </w:pPr>
             <w:r>
               <w:t xml:space="preserve">Causa probable</w:t>
@@ -5681,6 +5928,7 @@
           <w:p>
             <w:pPr>
               <w:pStyle w:val="Compact"/>
+              <w:jc w:val="left"/>
             </w:pPr>
             <w:r>
               <w:t xml:space="preserve">Comando clave</w:t>
@@ -5694,6 +5942,7 @@
           <w:p>
             <w:pPr>
               <w:pStyle w:val="Compact"/>
+              <w:jc w:val="left"/>
             </w:pPr>
             <w:r>
               <w:t xml:space="preserve">PCs de la misma VLAN no se ven dentro del switch</w:t>
@@ -5705,6 +5954,7 @@
           <w:p>
             <w:pPr>
               <w:pStyle w:val="Compact"/>
+              <w:jc w:val="left"/>
             </w:pPr>
             <w:r>
               <w:t xml:space="preserve">Puerto mal</w:t>
@@ -5725,6 +5975,7 @@
           <w:p>
             <w:pPr>
               <w:pStyle w:val="Compact"/>
+              <w:jc w:val="left"/>
             </w:pPr>
             <w:r>
               <w:rPr>
@@ -5741,6 +5992,7 @@
           <w:p>
             <w:pPr>
               <w:pStyle w:val="Compact"/>
+              <w:jc w:val="left"/>
             </w:pPr>
             <w:r>
               <w:t xml:space="preserve">Una VLAN llega al switch A pero no al B</w:t>
@@ -5752,6 +6004,7 @@
           <w:p>
             <w:pPr>
               <w:pStyle w:val="Compact"/>
+              <w:jc w:val="left"/>
             </w:pPr>
             <w:r>
               <w:t xml:space="preserve">No permitida en</w:t>
@@ -5772,6 +6025,7 @@
           <w:p>
             <w:pPr>
               <w:pStyle w:val="Compact"/>
+              <w:jc w:val="left"/>
             </w:pPr>
             <w:r>
               <w:rPr>
@@ -5788,6 +6042,7 @@
           <w:p>
             <w:pPr>
               <w:pStyle w:val="Compact"/>
+              <w:jc w:val="left"/>
             </w:pPr>
             <w:r>
               <w:t xml:space="preserve">Todo</w:t>
@@ -5796,15 +6051,22 @@
               <w:t xml:space="preserve"> </w:t>
             </w:r>
             <w:r>
-              <w:t xml:space="preserve">“funciona a ratos”</w:t>
-            </w:r>
-          </w:p>
-        </w:tc>
-        <w:tc>
-          <w:tcPr/>
-          <w:p>
-            <w:pPr>
-              <w:pStyle w:val="Compact"/>
+              <w:t xml:space="preserve">“</w:t>
+            </w:r>
+            <w:r>
+              <w:t xml:space="preserve">funciona a ratos</w:t>
+            </w:r>
+            <w:r>
+              <w:t xml:space="preserve">”</w:t>
+            </w:r>
+          </w:p>
+        </w:tc>
+        <w:tc>
+          <w:tcPr/>
+          <w:p>
+            <w:pPr>
+              <w:pStyle w:val="Compact"/>
+              <w:jc w:val="left"/>
             </w:pPr>
             <w:r>
               <w:rPr>
@@ -5826,6 +6088,7 @@
           <w:p>
             <w:pPr>
               <w:pStyle w:val="Compact"/>
+              <w:jc w:val="left"/>
             </w:pPr>
             <w:r>
               <w:rPr>
@@ -5848,6 +6111,7 @@
           <w:p>
             <w:pPr>
               <w:pStyle w:val="Compact"/>
+              <w:jc w:val="left"/>
             </w:pPr>
             <w:r>
               <w:t xml:space="preserve">PCs de VLANs distintas no se ven con subinterfaces OK</w:t>
@@ -5859,6 +6123,7 @@
           <w:p>
             <w:pPr>
               <w:pStyle w:val="Compact"/>
+              <w:jc w:val="left"/>
             </w:pPr>
             <w:r>
               <w:rPr>
@@ -5879,6 +6144,7 @@
           <w:p>
             <w:pPr>
               <w:pStyle w:val="Compact"/>
+              <w:jc w:val="left"/>
             </w:pPr>
             <w:r>
               <w:rPr>
@@ -5895,6 +6161,7 @@
           <w:p>
             <w:pPr>
               <w:pStyle w:val="Compact"/>
+              <w:jc w:val="left"/>
             </w:pPr>
             <w:r>
               <w:t xml:space="preserve">Un puerto de repente se vuelve trunk</w:t>
@@ -5906,6 +6173,7 @@
           <w:p>
             <w:pPr>
               <w:pStyle w:val="Compact"/>
+              <w:jc w:val="left"/>
             </w:pPr>
             <w:r>
               <w:rPr>
@@ -5927,6 +6195,7 @@
           <w:p>
             <w:pPr>
               <w:pStyle w:val="Compact"/>
+              <w:jc w:val="left"/>
             </w:pPr>
             <w:r>
               <w:rPr>
@@ -5958,6 +6227,7 @@
           <w:p>
             <w:pPr>
               <w:pStyle w:val="Compact"/>
+              <w:jc w:val="left"/>
             </w:pPr>
             <w:r>
               <w:t xml:space="preserve">Un PC</w:t>
@@ -5966,7 +6236,13 @@
               <w:t xml:space="preserve"> </w:t>
             </w:r>
             <w:r>
-              <w:t xml:space="preserve">“cambia de VLAN”</w:t>
+              <w:t xml:space="preserve">“</w:t>
+            </w:r>
+            <w:r>
+              <w:t xml:space="preserve">cambia de VLAN</w:t>
+            </w:r>
+            <w:r>
+              <w:t xml:space="preserve">”</w:t>
             </w:r>
             <w:r>
               <w:t xml:space="preserve"> </w:t>
@@ -5981,6 +6257,7 @@
           <w:p>
             <w:pPr>
               <w:pStyle w:val="Compact"/>
+              <w:jc w:val="left"/>
             </w:pPr>
             <w:r>
               <w:t xml:space="preserve">Asignación por puerto (estática) y una MAC nueva</w:t>
@@ -5992,6 +6269,7 @@
           <w:p>
             <w:pPr>
               <w:pStyle w:val="Compact"/>
+              <w:jc w:val="left"/>
             </w:pPr>
             <w:r>
               <w:rPr>
@@ -6034,8 +6312,8 @@
         </w:pict>
       </w:r>
     </w:p>
-    <w:bookmarkEnd w:id="47"/>
-    <w:bookmarkStart w:id="48" w:name="mini-chequeo-1"/>
+    <w:bookmarkEnd w:id="58"/>
+    <w:bookmarkStart w:id="59" w:name="mini-chequeo-1"/>
     <w:p>
       <w:pPr>
         <w:pStyle w:val="Heading2"/>
@@ -6285,7 +6563,21 @@
           <w:i/>
           <w:iCs/>
         </w:rPr>
-        <w:t xml:space="preserve">“Native VLAN mismatch”</w:t>
+        <w:t xml:space="preserve">“</w:t>
+      </w:r>
+      <w:r>
+        <w:rPr>
+          <w:i/>
+          <w:iCs/>
+        </w:rPr>
+        <w:t xml:space="preserve">Native VLAN mismatch</w:t>
+      </w:r>
+      <w:r>
+        <w:rPr>
+          <w:i/>
+          <w:iCs/>
+        </w:rPr>
+        <w:t xml:space="preserve">”</w:t>
       </w:r>
       <w:r>
         <w:t xml:space="preserve"> </w:t>
@@ -6384,8 +6676,8 @@
         </w:pict>
       </w:r>
     </w:p>
-    <w:bookmarkEnd w:id="48"/>
-    <w:bookmarkStart w:id="49" w:name="resumen-en-3-frases-1"/>
+    <w:bookmarkEnd w:id="59"/>
+    <w:bookmarkStart w:id="60" w:name="resumen-en-3-frases-1"/>
     <w:p>
       <w:pPr>
         <w:pStyle w:val="Heading2"/>
@@ -6527,8 +6819,8 @@
         <w:t xml:space="preserve">.</w:t>
       </w:r>
     </w:p>
-    <w:bookmarkEnd w:id="49"/>
-    <w:bookmarkStart w:id="50" w:name="vocabulario-rápido-1"/>
+    <w:bookmarkEnd w:id="60"/>
+    <w:bookmarkStart w:id="61" w:name="vocabulario-rápido-1"/>
     <w:p>
       <w:pPr>
         <w:pStyle w:val="Heading2"/>
@@ -6541,6 +6833,7 @@
       <w:tblPr>
         <w:tblStyle w:val="Table"/>
         <w:tblW w:type="pct" w:w="5000"/>
+        <w:jc w:val="left"/>
         <w:tblLayout w:type="fixed"/>
         <w:tblLook w:firstRow="1" w:lastRow="0" w:firstColumn="0" w:lastColumn="0" w:noHBand="0" w:noVBand="0" w:val="0020"/>
       </w:tblPr>
@@ -6557,6 +6850,7 @@
           <w:p>
             <w:pPr>
               <w:pStyle w:val="Compact"/>
+              <w:jc w:val="left"/>
             </w:pPr>
             <w:r>
               <w:t xml:space="preserve">Término</w:t>
@@ -6568,6 +6862,7 @@
           <w:p>
             <w:pPr>
               <w:pStyle w:val="Compact"/>
+              <w:jc w:val="left"/>
             </w:pPr>
             <w:r>
               <w:t xml:space="preserve">Idea general</w:t>
@@ -6581,6 +6876,7 @@
           <w:p>
             <w:pPr>
               <w:pStyle w:val="Compact"/>
+              <w:jc w:val="left"/>
             </w:pPr>
             <w:r>
               <w:t xml:space="preserve">Escenario departamental</w:t>
@@ -6592,6 +6888,7 @@
           <w:p>
             <w:pPr>
               <w:pStyle w:val="Compact"/>
+              <w:jc w:val="left"/>
             </w:pPr>
             <w:r>
               <w:t xml:space="preserve">2 switches + trunk + router, VLANs por departamento</w:t>
@@ -6605,6 +6902,7 @@
           <w:p>
             <w:pPr>
               <w:pStyle w:val="Compact"/>
+              <w:jc w:val="left"/>
             </w:pPr>
             <w:r>
               <w:rPr>
@@ -6619,6 +6917,7 @@
           <w:p>
             <w:pPr>
               <w:pStyle w:val="Compact"/>
+              <w:jc w:val="left"/>
             </w:pPr>
             <w:r>
               <w:t xml:space="preserve">Ver VLANs y puertos access de cada una</w:t>
@@ -6632,6 +6931,7 @@
           <w:p>
             <w:pPr>
               <w:pStyle w:val="Compact"/>
+              <w:jc w:val="left"/>
             </w:pPr>
             <w:r>
               <w:rPr>
@@ -6646,6 +6946,7 @@
           <w:p>
             <w:pPr>
               <w:pStyle w:val="Compact"/>
+              <w:jc w:val="left"/>
             </w:pPr>
             <w:r>
               <w:t xml:space="preserve">Ver trunks, native VLAN, allowed, mismatches</w:t>
@@ -6659,6 +6960,7 @@
           <w:p>
             <w:pPr>
               <w:pStyle w:val="Compact"/>
+              <w:jc w:val="left"/>
             </w:pPr>
             <w:r>
               <w:rPr>
@@ -6673,6 +6975,7 @@
           <w:p>
             <w:pPr>
               <w:pStyle w:val="Compact"/>
+              <w:jc w:val="left"/>
             </w:pPr>
             <w:r>
               <w:t xml:space="preserve">Estado Up/Up de subinterfaces del router</w:t>
@@ -6686,6 +6989,7 @@
           <w:p>
             <w:pPr>
               <w:pStyle w:val="Compact"/>
+              <w:jc w:val="left"/>
             </w:pPr>
             <w:r>
               <w:t xml:space="preserve">Troubleshooting</w:t>
@@ -6697,6 +7001,7 @@
           <w:p>
             <w:pPr>
               <w:pStyle w:val="Compact"/>
+              <w:jc w:val="left"/>
             </w:pPr>
             <w:r>
               <w:t xml:space="preserve">Método de diagnóstico: VLAN → trunk → router</w:t>
@@ -6722,7 +7027,7 @@
       <w:r>
         <w:t xml:space="preserve"> </w:t>
       </w:r>
-      <w:hyperlink r:id="rId35">
+      <w:hyperlink r:id="rId46">
         <w:r>
           <w:rPr>
             <w:rStyle w:val="Hyperlink"/>
@@ -6749,7 +7054,7 @@
       <w:r>
         <w:t xml:space="preserve"> </w:t>
       </w:r>
-      <w:hyperlink r:id="rId11">
+      <w:hyperlink r:id="rId22">
         <w:r>
           <w:rPr>
             <w:rStyle w:val="Hyperlink"/>
@@ -6776,7 +7081,7 @@
       <w:r>
         <w:t xml:space="preserve"> </w:t>
       </w:r>
-      <w:hyperlink r:id="rId13">
+      <w:hyperlink r:id="rId24">
         <w:r>
           <w:rPr>
             <w:rStyle w:val="Hyperlink"/>
@@ -6785,9 +7090,9 @@
         </w:r>
       </w:hyperlink>
     </w:p>
-    <w:bookmarkEnd w:id="50"/>
-    <w:bookmarkEnd w:id="51"/>
-    <w:bookmarkStart w:id="61" w:name="inter-vlan-routing"/>
+    <w:bookmarkEnd w:id="61"/>
+    <w:bookmarkEnd w:id="62"/>
+    <w:bookmarkStart w:id="72" w:name="inter-vlan-routing"/>
     <w:p>
       <w:pPr>
         <w:pStyle w:val="Heading1"/>
@@ -6851,7 +7156,7 @@
         </w:pict>
       </w:r>
     </w:p>
-    <w:bookmarkStart w:id="52" w:name="la-idea-en-una-frase-2"/>
+    <w:bookmarkStart w:id="63" w:name="la-idea-en-una-frase-2"/>
     <w:p>
       <w:pPr>
         <w:pStyle w:val="Heading2"/>
@@ -6938,8 +7243,8 @@
         </w:pict>
       </w:r>
     </w:p>
-    <w:bookmarkEnd w:id="52"/>
-    <w:bookmarkStart w:id="53" w:name="Xa9357948ebd001c7c925384f3ab8e2850f5023d"/>
+    <w:bookmarkEnd w:id="63"/>
+    <w:bookmarkStart w:id="64" w:name="Xa9357948ebd001c7c925384f3ab8e2850f5023d"/>
     <w:p>
       <w:pPr>
         <w:pStyle w:val="Heading2"/>
@@ -6951,7 +7256,13 @@
         <w:t xml:space="preserve"> </w:t>
       </w:r>
       <w:r>
-        <w:t xml:space="preserve">“no se ven”</w:t>
+        <w:t xml:space="preserve">“</w:t>
+      </w:r>
+      <w:r>
+        <w:t xml:space="preserve">no se ven</w:t>
+      </w:r>
+      <w:r>
+        <w:t xml:space="preserve">”</w:t>
       </w:r>
       <w:r>
         <w:t xml:space="preserve"> </w:t>
@@ -6984,7 +7295,13 @@
         <w:t xml:space="preserve"> </w:t>
       </w:r>
       <w:r>
-        <w:t xml:space="preserve">“VLAN 10 quiere hablar con VLAN 20”</w:t>
+        <w:t xml:space="preserve">“</w:t>
+      </w:r>
+      <w:r>
+        <w:t xml:space="preserve">VLAN 10 quiere hablar con VLAN 20</w:t>
+      </w:r>
+      <w:r>
+        <w:t xml:space="preserve">”</w:t>
       </w:r>
       <w:r>
         <w:t xml:space="preserve">. Cada VLAN es un dominio de broadcast cerrado.</w:t>
@@ -7132,7 +7449,21 @@
           <w:b/>
           <w:bCs/>
         </w:rPr>
-        <w:t xml:space="preserve">“hacia fuera”</w:t>
+        <w:t xml:space="preserve">“</w:t>
+      </w:r>
+      <w:r>
+        <w:rPr>
+          <w:b/>
+          <w:bCs/>
+        </w:rPr>
+        <w:t xml:space="preserve">hacia fuera</w:t>
+      </w:r>
+      <w:r>
+        <w:rPr>
+          <w:b/>
+          <w:bCs/>
+        </w:rPr>
+        <w:t xml:space="preserve">”</w:t>
       </w:r>
       <w:r>
         <w:t xml:space="preserve"> </w:t>
@@ -7212,7 +7543,13 @@
         <w:t xml:space="preserve"> </w:t>
       </w:r>
       <w:r>
-        <w:t xml:space="preserve">“en región Schengen”</w:t>
+        <w:t xml:space="preserve">“</w:t>
+      </w:r>
+      <w:r>
+        <w:t xml:space="preserve">en región Schengen</w:t>
+      </w:r>
+      <w:r>
+        <w:t xml:space="preserve">”</w:t>
       </w:r>
       <w:r>
         <w:t xml:space="preserve"> </w:t>
@@ -7228,8 +7565,8 @@
         </w:pict>
       </w:r>
     </w:p>
-    <w:bookmarkEnd w:id="53"/>
-    <w:bookmarkStart w:id="54" w:name="X5ea81d6d2469005a24f5a6a44db83098885ccc0"/>
+    <w:bookmarkEnd w:id="64"/>
+    <w:bookmarkStart w:id="65" w:name="X5ea81d6d2469005a24f5a6a44db83098885ccc0"/>
     <w:p>
       <w:pPr>
         <w:pStyle w:val="Heading2"/>
@@ -7433,7 +7770,7 @@
       <w:r>
         <w:t xml:space="preserve"> </w:t>
       </w:r>
-      <w:hyperlink r:id="rId14">
+      <w:hyperlink r:id="rId25">
         <w:r>
           <w:rPr>
             <w:rStyle w:val="Hyperlink"/>
@@ -7452,8 +7789,8 @@
         </w:pict>
       </w:r>
     </w:p>
-    <w:bookmarkEnd w:id="54"/>
-    <w:bookmarkStart w:id="55" w:name="Xf0c16decffb477f2977d916272e039f1f5345d2"/>
+    <w:bookmarkEnd w:id="65"/>
+    <w:bookmarkStart w:id="66" w:name="Xf0c16decffb477f2977d916272e039f1f5345d2"/>
     <w:p>
       <w:pPr>
         <w:pStyle w:val="Heading2"/>
@@ -7884,6 +8221,7 @@
       <w:tblPr>
         <w:tblStyle w:val="Table"/>
         <w:tblW w:type="pct" w:w="5000"/>
+        <w:jc w:val="left"/>
         <w:tblLayout w:type="fixed"/>
         <w:tblLook w:firstRow="1" w:lastRow="0" w:firstColumn="0" w:lastColumn="0" w:noHBand="0" w:noVBand="0" w:val="0020"/>
       </w:tblPr>
@@ -7900,6 +8238,7 @@
           <w:p>
             <w:pPr>
               <w:pStyle w:val="Compact"/>
+              <w:jc w:val="left"/>
             </w:pPr>
             <w:r>
               <w:t xml:space="preserve">Comando</w:t>
@@ -7911,6 +8250,7 @@
           <w:p>
             <w:pPr>
               <w:pStyle w:val="Compact"/>
+              <w:jc w:val="left"/>
             </w:pPr>
             <w:r>
               <w:t xml:space="preserve">Qué hace</w:t>
@@ -7924,6 +8264,7 @@
           <w:p>
             <w:pPr>
               <w:pStyle w:val="Compact"/>
+              <w:jc w:val="left"/>
             </w:pPr>
             <w:r>
               <w:rPr>
@@ -7938,6 +8279,7 @@
           <w:p>
             <w:pPr>
               <w:pStyle w:val="Compact"/>
+              <w:jc w:val="left"/>
             </w:pPr>
             <w:r>
               <w:t xml:space="preserve">Crea la subinterfaz lógica</w:t>
@@ -7960,6 +8302,7 @@
           <w:p>
             <w:pPr>
               <w:pStyle w:val="Compact"/>
+              <w:jc w:val="left"/>
             </w:pPr>
             <w:r>
               <w:rPr>
@@ -7974,6 +8317,7 @@
           <w:p>
             <w:pPr>
               <w:pStyle w:val="Compact"/>
+              <w:jc w:val="left"/>
             </w:pPr>
             <w:r>
               <w:t xml:space="preserve">Etiqueta toda la subinterfaz con la VLAN 10</w:t>
@@ -7987,6 +8331,7 @@
           <w:p>
             <w:pPr>
               <w:pStyle w:val="Compact"/>
+              <w:jc w:val="left"/>
             </w:pPr>
             <w:r>
               <w:rPr>
@@ -8001,6 +8346,7 @@
           <w:p>
             <w:pPr>
               <w:pStyle w:val="Compact"/>
+              <w:jc w:val="left"/>
             </w:pPr>
             <w:r>
               <w:t xml:space="preserve">El gateway de esa VLAN (la IP a la que apunta el PC)</w:t>
@@ -8014,6 +8360,7 @@
           <w:p>
             <w:pPr>
               <w:pStyle w:val="Compact"/>
+              <w:jc w:val="left"/>
             </w:pPr>
             <w:r>
               <w:rPr>
@@ -8028,6 +8375,7 @@
           <w:p>
             <w:pPr>
               <w:pStyle w:val="Compact"/>
+              <w:jc w:val="left"/>
             </w:pPr>
             <w:r>
               <w:t xml:space="preserve">Activa la</w:t>
@@ -8094,7 +8442,13 @@
         <w:t xml:space="preserve"> </w:t>
       </w:r>
       <w:r>
-        <w:t xml:space="preserve">“muertas”</w:t>
+        <w:t xml:space="preserve">“</w:t>
+      </w:r>
+      <w:r>
+        <w:t xml:space="preserve">muertas</w:t>
+      </w:r>
+      <w:r>
+        <w:t xml:space="preserve">”</w:t>
       </w:r>
       <w:r>
         <w:t xml:space="preserve"> </w:t>
@@ -8122,8 +8476,8 @@
         </w:pict>
       </w:r>
     </w:p>
-    <w:bookmarkEnd w:id="55"/>
-    <w:bookmarkStart w:id="56" w:name="X63b5957278e57460513bd60dea0cc0664c5ad01"/>
+    <w:bookmarkEnd w:id="66"/>
+    <w:bookmarkStart w:id="67" w:name="X63b5957278e57460513bd60dea0cc0664c5ad01"/>
     <w:p>
       <w:pPr>
         <w:pStyle w:val="Heading2"/>
@@ -8157,6 +8511,7 @@
       <w:tblPr>
         <w:tblStyle w:val="Table"/>
         <w:tblW w:type="auto" w:w="0"/>
+        <w:jc w:val="left"/>
         <w:tblLook w:firstRow="1" w:lastRow="0" w:firstColumn="0" w:lastColumn="0" w:noHBand="0" w:noVBand="0" w:val="0020"/>
       </w:tblPr>
       <w:tblGrid>
@@ -8173,6 +8528,7 @@
           <w:p>
             <w:pPr>
               <w:pStyle w:val="Compact"/>
+              <w:jc w:val="left"/>
             </w:pPr>
             <w:r>
               <w:t xml:space="preserve">VLAN</w:t>
@@ -8184,6 +8540,7 @@
           <w:p>
             <w:pPr>
               <w:pStyle w:val="Compact"/>
+              <w:jc w:val="left"/>
             </w:pPr>
             <w:r>
               <w:t xml:space="preserve">Subred</w:t>
@@ -8195,6 +8552,7 @@
           <w:p>
             <w:pPr>
               <w:pStyle w:val="Compact"/>
+              <w:jc w:val="left"/>
             </w:pPr>
             <w:r>
               <w:t xml:space="preserve">Gateway (router)</w:t>
@@ -8208,6 +8566,7 @@
           <w:p>
             <w:pPr>
               <w:pStyle w:val="Compact"/>
+              <w:jc w:val="left"/>
             </w:pPr>
             <w:r>
               <w:t xml:space="preserve">10 Ventas</w:t>
@@ -8219,6 +8578,7 @@
           <w:p>
             <w:pPr>
               <w:pStyle w:val="Compact"/>
+              <w:jc w:val="left"/>
             </w:pPr>
             <w:r>
               <w:t xml:space="preserve">192.168.10.0/24</w:t>
@@ -8230,6 +8590,7 @@
           <w:p>
             <w:pPr>
               <w:pStyle w:val="Compact"/>
+              <w:jc w:val="left"/>
             </w:pPr>
             <w:r>
               <w:t xml:space="preserve">192.168.10.1 (</w:t>
@@ -8252,6 +8613,7 @@
           <w:p>
             <w:pPr>
               <w:pStyle w:val="Compact"/>
+              <w:jc w:val="left"/>
             </w:pPr>
             <w:r>
               <w:t xml:space="preserve">20 RRHH</w:t>
@@ -8263,6 +8625,7 @@
           <w:p>
             <w:pPr>
               <w:pStyle w:val="Compact"/>
+              <w:jc w:val="left"/>
             </w:pPr>
             <w:r>
               <w:t xml:space="preserve">192.168.20.0/24</w:t>
@@ -8274,6 +8637,7 @@
           <w:p>
             <w:pPr>
               <w:pStyle w:val="Compact"/>
+              <w:jc w:val="left"/>
             </w:pPr>
             <w:r>
               <w:t xml:space="preserve">192.168.20.1 (</w:t>
@@ -8296,6 +8660,7 @@
           <w:p>
             <w:pPr>
               <w:pStyle w:val="Compact"/>
+              <w:jc w:val="left"/>
             </w:pPr>
             <w:r>
               <w:t xml:space="preserve">30 IT</w:t>
@@ -8307,6 +8672,7 @@
           <w:p>
             <w:pPr>
               <w:pStyle w:val="Compact"/>
+              <w:jc w:val="left"/>
             </w:pPr>
             <w:r>
               <w:t xml:space="preserve">192.168.30.0/24</w:t>
@@ -8318,6 +8684,7 @@
           <w:p>
             <w:pPr>
               <w:pStyle w:val="Compact"/>
+              <w:jc w:val="left"/>
             </w:pPr>
             <w:r>
               <w:t xml:space="preserve">192.168.30.1 (</w:t>
@@ -8402,8 +8769,8 @@
         </w:pict>
       </w:r>
     </w:p>
-    <w:bookmarkEnd w:id="56"/>
-    <w:bookmarkStart w:id="57" w:name="verificación"/>
+    <w:bookmarkEnd w:id="67"/>
+    <w:bookmarkStart w:id="68" w:name="verificación"/>
     <w:p>
       <w:pPr>
         <w:pStyle w:val="Heading2"/>
@@ -8532,7 +8899,7 @@
       <w:r>
         <w:t xml:space="preserve"> </w:t>
       </w:r>
-      <w:hyperlink r:id="rId17">
+      <w:hyperlink r:id="rId28">
         <w:r>
           <w:rPr>
             <w:rStyle w:val="Hyperlink"/>
@@ -8554,8 +8921,8 @@
         </w:pict>
       </w:r>
     </w:p>
-    <w:bookmarkEnd w:id="57"/>
-    <w:bookmarkStart w:id="58" w:name="mini-chequeo-2"/>
+    <w:bookmarkEnd w:id="68"/>
+    <w:bookmarkStart w:id="69" w:name="mini-chequeo-2"/>
     <w:p>
       <w:pPr>
         <w:pStyle w:val="Heading2"/>
@@ -8579,7 +8946,13 @@
         <w:t xml:space="preserve"> </w:t>
       </w:r>
       <w:r>
-        <w:t xml:space="preserve">“normal”</w:t>
+        <w:t xml:space="preserve">“</w:t>
+      </w:r>
+      <w:r>
+        <w:t xml:space="preserve">normal</w:t>
+      </w:r>
+      <w:r>
+        <w:t xml:space="preserve">”</w:t>
       </w:r>
       <w:r>
         <w:t xml:space="preserve"> </w:t>
@@ -8651,7 +9024,13 @@
         <w:t xml:space="preserve"> </w:t>
       </w:r>
       <w:r>
-        <w:t xml:space="preserve">“de qué VLAN viene ni a dónde va”</w:t>
+        <w:t xml:space="preserve">“</w:t>
+      </w:r>
+      <w:r>
+        <w:t xml:space="preserve">de qué VLAN viene ni a dónde va</w:t>
+      </w:r>
+      <w:r>
+        <w:t xml:space="preserve">”</w:t>
       </w:r>
       <w:r>
         <w:t xml:space="preserve">. Cada VLAN es un dominio cerrado; cruzar entre VLANs exige un dispositivo de</w:t>
@@ -8743,8 +9122,8 @@
         </w:pict>
       </w:r>
     </w:p>
-    <w:bookmarkEnd w:id="58"/>
-    <w:bookmarkStart w:id="59" w:name="resumen-en-3-frases-2"/>
+    <w:bookmarkEnd w:id="69"/>
+    <w:bookmarkStart w:id="70" w:name="resumen-en-3-frases-2"/>
     <w:p>
       <w:pPr>
         <w:pStyle w:val="Heading2"/>
@@ -8875,8 +9254,8 @@
         <w:t xml:space="preserve">Cada PC apunta a su gateway (la subinterfaz) y todo el tráfico entre VLANs atraviesa la misma interfaz: su cuello de botella.</w:t>
       </w:r>
     </w:p>
-    <w:bookmarkEnd w:id="59"/>
-    <w:bookmarkStart w:id="60" w:name="vocabulario-rápido-2"/>
+    <w:bookmarkEnd w:id="70"/>
+    <w:bookmarkStart w:id="71" w:name="vocabulario-rápido-2"/>
     <w:p>
       <w:pPr>
         <w:pStyle w:val="Heading2"/>
@@ -8889,6 +9268,7 @@
       <w:tblPr>
         <w:tblStyle w:val="Table"/>
         <w:tblW w:type="pct" w:w="5000"/>
+        <w:jc w:val="left"/>
         <w:tblLayout w:type="fixed"/>
         <w:tblLook w:firstRow="1" w:lastRow="0" w:firstColumn="0" w:lastColumn="0" w:noHBand="0" w:noVBand="0" w:val="0020"/>
       </w:tblPr>
@@ -8905,6 +9285,7 @@
           <w:p>
             <w:pPr>
               <w:pStyle w:val="Compact"/>
+              <w:jc w:val="left"/>
             </w:pPr>
             <w:r>
               <w:t xml:space="preserve">Término</w:t>
@@ -8916,6 +9297,7 @@
           <w:p>
             <w:pPr>
               <w:pStyle w:val="Compact"/>
+              <w:jc w:val="left"/>
             </w:pPr>
             <w:r>
               <w:t xml:space="preserve">Idea general</w:t>
@@ -8929,6 +9311,7 @@
           <w:p>
             <w:pPr>
               <w:pStyle w:val="Compact"/>
+              <w:jc w:val="left"/>
             </w:pPr>
             <w:r>
               <w:t xml:space="preserve">Inter-VLAN routing</w:t>
@@ -8940,6 +9323,7 @@
           <w:p>
             <w:pPr>
               <w:pStyle w:val="Compact"/>
+              <w:jc w:val="left"/>
             </w:pPr>
             <w:r>
               <w:t xml:space="preserve">Enrutar tráfico entre VLANs con capa 3</w:t>
@@ -8953,6 +9337,7 @@
           <w:p>
             <w:pPr>
               <w:pStyle w:val="Compact"/>
+              <w:jc w:val="left"/>
             </w:pPr>
             <w:r>
               <w:t xml:space="preserve">Subinterfaz</w:t>
@@ -8964,6 +9349,7 @@
           <w:p>
             <w:pPr>
               <w:pStyle w:val="Compact"/>
+              <w:jc w:val="left"/>
             </w:pPr>
             <w:r>
               <w:t xml:space="preserve">Interfaz lógica sobre una física, una por VLAN (</w:t>
@@ -8998,6 +9384,7 @@
           <w:p>
             <w:pPr>
               <w:pStyle w:val="Compact"/>
+              <w:jc w:val="left"/>
             </w:pPr>
             <w:r>
               <w:rPr>
@@ -9012,6 +9399,7 @@
           <w:p>
             <w:pPr>
               <w:pStyle w:val="Compact"/>
+              <w:jc w:val="left"/>
             </w:pPr>
             <w:r>
               <w:t xml:space="preserve">Etiqueta la subinterfaz con la VLAN 10</w:t>
@@ -9025,6 +9413,7 @@
           <w:p>
             <w:pPr>
               <w:pStyle w:val="Compact"/>
+              <w:jc w:val="left"/>
             </w:pPr>
             <w:r>
               <w:t xml:space="preserve">Gateway</w:t>
@@ -9036,6 +9425,7 @@
           <w:p>
             <w:pPr>
               <w:pStyle w:val="Compact"/>
+              <w:jc w:val="left"/>
             </w:pPr>
             <w:r>
               <w:t xml:space="preserve">La IP que el PC usa para</w:t>
@@ -9044,7 +9434,13 @@
               <w:t xml:space="preserve"> </w:t>
             </w:r>
             <w:r>
-              <w:t xml:space="preserve">“huir”</w:t>
+              <w:t xml:space="preserve">“</w:t>
+            </w:r>
+            <w:r>
+              <w:t xml:space="preserve">huir</w:t>
+            </w:r>
+            <w:r>
+              <w:t xml:space="preserve">”</w:t>
             </w:r>
             <w:r>
               <w:t xml:space="preserve"> </w:t>
@@ -9061,6 +9457,7 @@
           <w:p>
             <w:pPr>
               <w:pStyle w:val="Compact"/>
+              <w:jc w:val="left"/>
             </w:pPr>
             <w:r>
               <w:t xml:space="preserve">Router-on-a-stick</w:t>
@@ -9072,6 +9469,7 @@
           <w:p>
             <w:pPr>
               <w:pStyle w:val="Compact"/>
+              <w:jc w:val="left"/>
             </w:pPr>
             <w:r>
               <w:t xml:space="preserve">Técnica con una interfaz física y varias subinterfaces</w:t>
@@ -9097,7 +9495,7 @@
       <w:r>
         <w:t xml:space="preserve"> </w:t>
       </w:r>
-      <w:hyperlink r:id="rId35">
+      <w:hyperlink r:id="rId46">
         <w:r>
           <w:rPr>
             <w:rStyle w:val="Hyperlink"/>
@@ -9124,7 +9522,7 @@
       <w:r>
         <w:t xml:space="preserve"> </w:t>
       </w:r>
-      <w:hyperlink r:id="rId12">
+      <w:hyperlink r:id="rId23">
         <w:r>
           <w:rPr>
             <w:rStyle w:val="Hyperlink"/>
@@ -9151,7 +9549,7 @@
       <w:r>
         <w:t xml:space="preserve"> </w:t>
       </w:r>
-      <w:hyperlink r:id="rId14">
+      <w:hyperlink r:id="rId25">
         <w:r>
           <w:rPr>
             <w:rStyle w:val="Hyperlink"/>
@@ -9160,9 +9558,9 @@
         </w:r>
       </w:hyperlink>
     </w:p>
-    <w:bookmarkEnd w:id="60"/>
-    <w:bookmarkEnd w:id="61"/>
-    <w:bookmarkStart w:id="70" w:name="switch-capa-3-y-svis"/>
+    <w:bookmarkEnd w:id="71"/>
+    <w:bookmarkEnd w:id="72"/>
+    <w:bookmarkStart w:id="81" w:name="switch-capa-3-y-svis"/>
     <w:p>
       <w:pPr>
         <w:pStyle w:val="Heading1"/>
@@ -9226,7 +9624,7 @@
         </w:pict>
       </w:r>
     </w:p>
-    <w:bookmarkStart w:id="62" w:name="la-idea-en-una-frase-3"/>
+    <w:bookmarkStart w:id="73" w:name="la-idea-en-una-frase-3"/>
     <w:p>
       <w:pPr>
         <w:pStyle w:val="Heading2"/>
@@ -9333,7 +9731,7 @@
       <w:r>
         <w:t xml:space="preserve"> </w:t>
       </w:r>
-      <w:hyperlink r:id="rId13">
+      <w:hyperlink r:id="rId24">
         <w:r>
           <w:rPr>
             <w:rStyle w:val="Hyperlink"/>
@@ -9355,8 +9753,8 @@
         </w:pict>
       </w:r>
     </w:p>
-    <w:bookmarkEnd w:id="62"/>
-    <w:bookmarkStart w:id="63" w:name="las-dos-caras-de-un-switch-capa-3"/>
+    <w:bookmarkEnd w:id="73"/>
+    <w:bookmarkStart w:id="74" w:name="las-dos-caras-de-un-switch-capa-3"/>
     <w:p>
       <w:pPr>
         <w:pStyle w:val="Heading2"/>
@@ -9377,6 +9775,7 @@
       <w:tblPr>
         <w:tblStyle w:val="Table"/>
         <w:tblW w:type="pct" w:w="5000"/>
+        <w:jc w:val="left"/>
         <w:tblLayout w:type="fixed"/>
         <w:tblLook w:firstRow="1" w:lastRow="0" w:firstColumn="0" w:lastColumn="0" w:noHBand="0" w:noVBand="0" w:val="0020"/>
       </w:tblPr>
@@ -9394,6 +9793,7 @@
           <w:p>
             <w:pPr>
               <w:pStyle w:val="Compact"/>
+              <w:jc w:val="left"/>
             </w:pPr>
             <w:r>
               <w:t xml:space="preserve">Función</w:t>
@@ -9405,6 +9805,7 @@
           <w:p>
             <w:pPr>
               <w:pStyle w:val="Compact"/>
+              <w:jc w:val="left"/>
             </w:pPr>
             <w:r>
               <w:t xml:space="preserve">Qué hace</w:t>
@@ -9416,6 +9817,7 @@
           <w:p>
             <w:pPr>
               <w:pStyle w:val="Compact"/>
+              <w:jc w:val="left"/>
             </w:pPr>
             <w:r>
               <w:t xml:space="preserve">Cómo lo hace</w:t>
@@ -9429,6 +9831,7 @@
           <w:p>
             <w:pPr>
               <w:pStyle w:val="Compact"/>
+              <w:jc w:val="left"/>
             </w:pPr>
             <w:r>
               <w:rPr>
@@ -9444,6 +9847,7 @@
           <w:p>
             <w:pPr>
               <w:pStyle w:val="Compact"/>
+              <w:jc w:val="left"/>
             </w:pPr>
             <w:r>
               <w:t xml:space="preserve">Reenvía tramas entre puertos de la misma VLAN</w:t>
@@ -9455,6 +9859,7 @@
           <w:p>
             <w:pPr>
               <w:pStyle w:val="Compact"/>
+              <w:jc w:val="left"/>
             </w:pPr>
             <w:r>
               <w:t xml:space="preserve">Hardware de forwarding por MAC</w:t>
@@ -9468,6 +9873,7 @@
           <w:p>
             <w:pPr>
               <w:pStyle w:val="Compact"/>
+              <w:jc w:val="left"/>
             </w:pPr>
             <w:r>
               <w:rPr>
@@ -9483,6 +9889,7 @@
           <w:p>
             <w:pPr>
               <w:pStyle w:val="Compact"/>
+              <w:jc w:val="left"/>
             </w:pPr>
             <w:r>
               <w:t xml:space="preserve">Reenvía paquetes entre VLANs e IPs</w:t>
@@ -9494,6 +9901,7 @@
           <w:p>
             <w:pPr>
               <w:pStyle w:val="Compact"/>
+              <w:jc w:val="left"/>
             </w:pPr>
             <w:r>
               <w:t xml:space="preserve">Hardware de forwarding por IP (ASIC)</w:t>
@@ -9582,7 +9990,13 @@
         <w:t xml:space="preserve"> </w:t>
       </w:r>
       <w:r>
-        <w:t xml:space="preserve">“se conecta”</w:t>
+        <w:t xml:space="preserve">“</w:t>
+      </w:r>
+      <w:r>
+        <w:t xml:space="preserve">se conecta</w:t>
+      </w:r>
+      <w:r>
+        <w:t xml:space="preserve">”</w:t>
       </w:r>
       <w:r>
         <w:t xml:space="preserve"> </w:t>
@@ -9598,8 +10012,8 @@
         </w:pict>
       </w:r>
     </w:p>
-    <w:bookmarkEnd w:id="63"/>
-    <w:bookmarkStart w:id="64" w:name="svi-la-interfaz-virtual-de-una-vlan"/>
+    <w:bookmarkEnd w:id="74"/>
+    <w:bookmarkStart w:id="75" w:name="svi-la-interfaz-virtual-de-una-vlan"/>
     <w:p>
       <w:pPr>
         <w:pStyle w:val="Heading2"/>
@@ -9635,7 +10049,13 @@
         <w:t xml:space="preserve"> </w:t>
       </w:r>
       <w:r>
-        <w:t xml:space="preserve">“puerta de enlace”</w:t>
+        <w:t xml:space="preserve">“</w:t>
+      </w:r>
+      <w:r>
+        <w:t xml:space="preserve">puerta de enlace</w:t>
+      </w:r>
+      <w:r>
+        <w:t xml:space="preserve">”</w:t>
       </w:r>
       <w:r>
         <w:t xml:space="preserve"> </w:t>
@@ -10224,6 +10644,7 @@
       <w:tblPr>
         <w:tblStyle w:val="Table"/>
         <w:tblW w:type="pct" w:w="5000"/>
+        <w:jc w:val="left"/>
         <w:tblLayout w:type="fixed"/>
         <w:tblLook w:firstRow="1" w:lastRow="0" w:firstColumn="0" w:lastColumn="0" w:noHBand="0" w:noVBand="0" w:val="0020"/>
       </w:tblPr>
@@ -10240,6 +10661,7 @@
           <w:p>
             <w:pPr>
               <w:pStyle w:val="Compact"/>
+              <w:jc w:val="left"/>
             </w:pPr>
             <w:r>
               <w:t xml:space="preserve">Comando</w:t>
@@ -10251,6 +10673,7 @@
           <w:p>
             <w:pPr>
               <w:pStyle w:val="Compact"/>
+              <w:jc w:val="left"/>
             </w:pPr>
             <w:r>
               <w:t xml:space="preserve">Efecto</w:t>
@@ -10264,6 +10687,7 @@
           <w:p>
             <w:pPr>
               <w:pStyle w:val="Compact"/>
+              <w:jc w:val="left"/>
             </w:pPr>
             <w:r>
               <w:rPr>
@@ -10278,6 +10702,7 @@
           <w:p>
             <w:pPr>
               <w:pStyle w:val="Compact"/>
+              <w:jc w:val="left"/>
             </w:pPr>
             <w:r>
               <w:t xml:space="preserve">Enciende el motor de enrutamiento del switch (sin él, los SVIs no rutearán entre sí)</w:t>
@@ -10291,6 +10716,7 @@
           <w:p>
             <w:pPr>
               <w:pStyle w:val="Compact"/>
+              <w:jc w:val="left"/>
             </w:pPr>
             <w:r>
               <w:rPr>
@@ -10305,6 +10731,7 @@
           <w:p>
             <w:pPr>
               <w:pStyle w:val="Compact"/>
+              <w:jc w:val="left"/>
             </w:pPr>
             <w:r>
               <w:t xml:space="preserve">Crea/entra en el SVI de la VLAN 10</w:t>
@@ -10318,6 +10745,7 @@
           <w:p>
             <w:pPr>
               <w:pStyle w:val="Compact"/>
+              <w:jc w:val="left"/>
             </w:pPr>
             <w:r>
               <w:rPr>
@@ -10332,6 +10760,7 @@
           <w:p>
             <w:pPr>
               <w:pStyle w:val="Compact"/>
+              <w:jc w:val="left"/>
             </w:pPr>
             <w:r>
               <w:t xml:space="preserve">El gateway de esa VLAN (misma IP que en el router-on-a-stick)</w:t>
@@ -10345,6 +10774,7 @@
           <w:p>
             <w:pPr>
               <w:pStyle w:val="Compact"/>
+              <w:jc w:val="left"/>
             </w:pPr>
             <w:r>
               <w:rPr>
@@ -10359,6 +10789,7 @@
           <w:p>
             <w:pPr>
               <w:pStyle w:val="Compact"/>
+              <w:jc w:val="left"/>
             </w:pPr>
             <w:r>
               <w:t xml:space="preserve">Levanta el SVI (recuerda: si la VLAN no tiene ningún puerto UP, el SVI puede quedarse down/down)</w:t>
@@ -10457,8 +10888,8 @@
         </w:pict>
       </w:r>
     </w:p>
-    <w:bookmarkEnd w:id="64"/>
-    <w:bookmarkStart w:id="65" w:name="switch-capa-3-vs-router-on-a-stick"/>
+    <w:bookmarkEnd w:id="75"/>
+    <w:bookmarkStart w:id="76" w:name="switch-capa-3-vs-router-on-a-stick"/>
     <w:p>
       <w:pPr>
         <w:pStyle w:val="Heading2"/>
@@ -10479,6 +10910,7 @@
       <w:tblPr>
         <w:tblStyle w:val="Table"/>
         <w:tblW w:type="pct" w:w="5000"/>
+        <w:jc w:val="left"/>
         <w:tblLayout w:type="fixed"/>
         <w:tblLook w:firstRow="1" w:lastRow="0" w:firstColumn="0" w:lastColumn="0" w:noHBand="0" w:noVBand="0" w:val="0020"/>
       </w:tblPr>
@@ -10496,6 +10928,7 @@
           <w:p>
             <w:pPr>
               <w:pStyle w:val="Compact"/>
+              <w:jc w:val="left"/>
             </w:pPr>
             <w:r>
               <w:t xml:space="preserve">Aspecto</w:t>
@@ -10507,6 +10940,7 @@
           <w:p>
             <w:pPr>
               <w:pStyle w:val="Compact"/>
+              <w:jc w:val="left"/>
             </w:pPr>
             <w:r>
               <w:t xml:space="preserve">Router-on-a-stick</w:t>
@@ -10518,6 +10952,7 @@
           <w:p>
             <w:pPr>
               <w:pStyle w:val="Compact"/>
+              <w:jc w:val="left"/>
             </w:pPr>
             <w:r>
               <w:t xml:space="preserve">Switch capa 3 (SVIs)</w:t>
@@ -10531,6 +10966,7 @@
           <w:p>
             <w:pPr>
               <w:pStyle w:val="Compact"/>
+              <w:jc w:val="left"/>
             </w:pPr>
             <w:r>
               <w:t xml:space="preserve">Hardware extra</w:t>
@@ -10542,6 +10978,7 @@
           <w:p>
             <w:pPr>
               <w:pStyle w:val="Compact"/>
+              <w:jc w:val="left"/>
             </w:pPr>
             <w:r>
               <w:t xml:space="preserve">Un router (o el del laboratorio)</w:t>
@@ -10553,6 +10990,7 @@
           <w:p>
             <w:pPr>
               <w:pStyle w:val="Compact"/>
+              <w:jc w:val="left"/>
             </w:pPr>
             <w:r>
               <w:t xml:space="preserve">Ninguno (el switch lo hace)</w:t>
@@ -10566,6 +11004,7 @@
           <w:p>
             <w:pPr>
               <w:pStyle w:val="Compact"/>
+              <w:jc w:val="left"/>
             </w:pPr>
             <w:r>
               <w:t xml:space="preserve">Rendimiento</w:t>
@@ -10577,6 +11016,7 @@
           <w:p>
             <w:pPr>
               <w:pStyle w:val="Compact"/>
+              <w:jc w:val="left"/>
             </w:pPr>
             <w:r>
               <w:t xml:space="preserve">Limitado por la interfaz única (cuello de botella)</w:t>
@@ -10588,6 +11028,7 @@
           <w:p>
             <w:pPr>
               <w:pStyle w:val="Compact"/>
+              <w:jc w:val="left"/>
             </w:pPr>
             <w:r>
               <w:t xml:space="preserve">Routing en hardware, sin cuello de botella</w:t>
@@ -10601,6 +11042,7 @@
           <w:p>
             <w:pPr>
               <w:pStyle w:val="Compact"/>
+              <w:jc w:val="left"/>
             </w:pPr>
             <w:r>
               <w:t xml:space="preserve">Nº de VLANs</w:t>
@@ -10612,6 +11054,7 @@
           <w:p>
             <w:pPr>
               <w:pStyle w:val="Compact"/>
+              <w:jc w:val="left"/>
             </w:pPr>
             <w:r>
               <w:t xml:space="preserve">2-6 con comodidad; más, se satura</w:t>
@@ -10623,6 +11066,7 @@
           <w:p>
             <w:pPr>
               <w:pStyle w:val="Compact"/>
+              <w:jc w:val="left"/>
             </w:pPr>
             <w:r>
               <w:t xml:space="preserve">Decenas o cientos sin problema</w:t>
@@ -10636,6 +11080,7 @@
           <w:p>
             <w:pPr>
               <w:pStyle w:val="Compact"/>
+              <w:jc w:val="left"/>
             </w:pPr>
             <w:r>
               <w:t xml:space="preserve">Complejidad</w:t>
@@ -10647,6 +11092,7 @@
           <w:p>
             <w:pPr>
               <w:pStyle w:val="Compact"/>
+              <w:jc w:val="left"/>
             </w:pPr>
             <w:r>
               <w:t xml:space="preserve">Subinterfaces</w:t>
@@ -10673,6 +11119,7 @@
           <w:p>
             <w:pPr>
               <w:pStyle w:val="Compact"/>
+              <w:jc w:val="left"/>
             </w:pPr>
             <w:r>
               <w:rPr>
@@ -10710,6 +11157,7 @@
           <w:p>
             <w:pPr>
               <w:pStyle w:val="Compact"/>
+              <w:jc w:val="left"/>
             </w:pPr>
             <w:r>
               <w:t xml:space="preserve">Ideal para</w:t>
@@ -10721,6 +11169,7 @@
           <w:p>
             <w:pPr>
               <w:pStyle w:val="Compact"/>
+              <w:jc w:val="left"/>
             </w:pPr>
             <w:r>
               <w:t xml:space="preserve">Oficinas pequeñas, laboratorios, pruebas</w:t>
@@ -10732,6 +11181,7 @@
           <w:p>
             <w:pPr>
               <w:pStyle w:val="Compact"/>
+              <w:jc w:val="left"/>
             </w:pPr>
             <w:r>
               <w:t xml:space="preserve">Campus, core de red, oficinas con jaleo</w:t>
@@ -10745,6 +11195,7 @@
           <w:p>
             <w:pPr>
               <w:pStyle w:val="Compact"/>
+              <w:jc w:val="left"/>
             </w:pPr>
             <w:r>
               <w:t xml:space="preserve">Coste</w:t>
@@ -10756,6 +11207,7 @@
           <w:p>
             <w:pPr>
               <w:pStyle w:val="Compact"/>
+              <w:jc w:val="left"/>
             </w:pPr>
             <w:r>
               <w:t xml:space="preserve">Depende del router</w:t>
@@ -10767,6 +11219,7 @@
           <w:p>
             <w:pPr>
               <w:pStyle w:val="Compact"/>
+              <w:jc w:val="left"/>
             </w:pPr>
             <w:r>
               <w:t xml:space="preserve">El switch capa 3 es más caro que uno plano</w:t>
@@ -10796,7 +11249,13 @@
         <w:t xml:space="preserve"> </w:t>
       </w:r>
       <w:r>
-        <w:t xml:space="preserve">“¿Una oficina de 15 personas? Router-on-a-stick y listo. ¿Un campus con mil usuarios? Switch capa 3 en el core. El router-on-a-stick con FastEthernet se ahoga cuando 4 VLANs generan 120 Mbps por una única interfaz de 100 Mbps: sube a Gigabit o pásate a SVIs.”</w:t>
+        <w:t xml:space="preserve">“</w:t>
+      </w:r>
+      <w:r>
+        <w:t xml:space="preserve">¿Una oficina de 15 personas? Router-on-a-stick y listo. ¿Un campus con mil usuarios? Switch capa 3 en el core. El router-on-a-stick con FastEthernet se ahoga cuando 4 VLANs generan 120 Mbps por una única interfaz de 100 Mbps: sube a Gigabit o pásate a SVIs.</w:t>
+      </w:r>
+      <w:r>
+        <w:t xml:space="preserve">”</w:t>
       </w:r>
     </w:p>
     <w:p>
@@ -10806,8 +11265,8 @@
         </w:pict>
       </w:r>
     </w:p>
-    <w:bookmarkEnd w:id="65"/>
-    <w:bookmarkStart w:id="66" w:name="X7e812ea070b1b2e0af8c4bac22a5a571f60ac2d"/>
+    <w:bookmarkEnd w:id="76"/>
+    <w:bookmarkStart w:id="77" w:name="X7e812ea070b1b2e0af8c4bac22a5a571f60ac2d"/>
     <w:p>
       <w:pPr>
         <w:pStyle w:val="Heading2"/>
@@ -10826,7 +11285,7 @@
       <w:r>
         <w:t xml:space="preserve"> </w:t>
       </w:r>
-      <w:hyperlink r:id="rId16">
+      <w:hyperlink r:id="rId27">
         <w:r>
           <w:rPr>
             <w:rStyle w:val="Hyperlink"/>
@@ -11003,8 +11462,8 @@
         </w:pict>
       </w:r>
     </w:p>
-    <w:bookmarkEnd w:id="66"/>
-    <w:bookmarkStart w:id="67" w:name="mini-chequeo-3"/>
+    <w:bookmarkEnd w:id="77"/>
+    <w:bookmarkStart w:id="78" w:name="mini-chequeo-3"/>
     <w:p>
       <w:pPr>
         <w:pStyle w:val="Heading2"/>
@@ -11196,8 +11655,8 @@
         </w:pict>
       </w:r>
     </w:p>
-    <w:bookmarkEnd w:id="67"/>
-    <w:bookmarkStart w:id="68" w:name="resumen-en-3-frases-3"/>
+    <w:bookmarkEnd w:id="78"/>
+    <w:bookmarkStart w:id="79" w:name="resumen-en-3-frases-3"/>
     <w:p>
       <w:pPr>
         <w:pStyle w:val="Heading2"/>
@@ -11311,8 +11770,8 @@
         <w:t xml:space="preserve">Úsalo cuando el número de VLANs o el tráfico entre ellas sea grande; el router-on-a-stick basta para oficinas pequeñas.</w:t>
       </w:r>
     </w:p>
-    <w:bookmarkEnd w:id="68"/>
-    <w:bookmarkStart w:id="69" w:name="vocabulario-rápido-3"/>
+    <w:bookmarkEnd w:id="79"/>
+    <w:bookmarkStart w:id="80" w:name="vocabulario-rápido-3"/>
     <w:p>
       <w:pPr>
         <w:pStyle w:val="Heading2"/>
@@ -11325,6 +11784,7 @@
       <w:tblPr>
         <w:tblStyle w:val="Table"/>
         <w:tblW w:type="pct" w:w="5000"/>
+        <w:jc w:val="left"/>
         <w:tblLayout w:type="fixed"/>
         <w:tblLook w:firstRow="1" w:lastRow="0" w:firstColumn="0" w:lastColumn="0" w:noHBand="0" w:noVBand="0" w:val="0020"/>
       </w:tblPr>
@@ -11341,6 +11801,7 @@
           <w:p>
             <w:pPr>
               <w:pStyle w:val="Compact"/>
+              <w:jc w:val="left"/>
             </w:pPr>
             <w:r>
               <w:t xml:space="preserve">Término</w:t>
@@ -11352,6 +11813,7 @@
           <w:p>
             <w:pPr>
               <w:pStyle w:val="Compact"/>
+              <w:jc w:val="left"/>
             </w:pPr>
             <w:r>
               <w:t xml:space="preserve">Idea general</w:t>
@@ -11365,6 +11827,7 @@
           <w:p>
             <w:pPr>
               <w:pStyle w:val="Compact"/>
+              <w:jc w:val="left"/>
             </w:pPr>
             <w:r>
               <w:t xml:space="preserve">Switch capa 3</w:t>
@@ -11376,6 +11839,7 @@
           <w:p>
             <w:pPr>
               <w:pStyle w:val="Compact"/>
+              <w:jc w:val="left"/>
             </w:pPr>
             <w:r>
               <w:t xml:space="preserve">Switch multicapa que además enruta (IP)</w:t>
@@ -11389,6 +11853,7 @@
           <w:p>
             <w:pPr>
               <w:pStyle w:val="Compact"/>
+              <w:jc w:val="left"/>
             </w:pPr>
             <w:r>
               <w:t xml:space="preserve">SVI</w:t>
@@ -11400,6 +11865,7 @@
           <w:p>
             <w:pPr>
               <w:pStyle w:val="Compact"/>
+              <w:jc w:val="left"/>
             </w:pPr>
             <w:r>
               <w:t xml:space="preserve">Interfaz virtual de una VLAN (gateway interno)</w:t>
@@ -11413,6 +11879,7 @@
           <w:p>
             <w:pPr>
               <w:pStyle w:val="Compact"/>
+              <w:jc w:val="left"/>
             </w:pPr>
             <w:r>
               <w:rPr>
@@ -11427,6 +11894,7 @@
           <w:p>
             <w:pPr>
               <w:pStyle w:val="Compact"/>
+              <w:jc w:val="left"/>
             </w:pPr>
             <w:r>
               <w:t xml:space="preserve">Comando que activa el enrutamiento del switch</w:t>
@@ -11440,6 +11908,7 @@
           <w:p>
             <w:pPr>
               <w:pStyle w:val="Compact"/>
+              <w:jc w:val="left"/>
             </w:pPr>
             <w:r>
               <w:t xml:space="preserve">ASIC</w:t>
@@ -11451,6 +11920,7 @@
           <w:p>
             <w:pPr>
               <w:pStyle w:val="Compact"/>
+              <w:jc w:val="left"/>
             </w:pPr>
             <w:r>
               <w:t xml:space="preserve">Hardware del switch que reenvía a velocidad de línea</w:t>
@@ -11464,6 +11934,7 @@
           <w:p>
             <w:pPr>
               <w:pStyle w:val="Compact"/>
+              <w:jc w:val="left"/>
             </w:pPr>
             <w:r>
               <w:t xml:space="preserve">Cuello de botella</w:t>
@@ -11475,6 +11946,7 @@
           <w:p>
             <w:pPr>
               <w:pStyle w:val="Compact"/>
+              <w:jc w:val="left"/>
             </w:pPr>
             <w:r>
               <w:t xml:space="preserve">Interfaz única por la que pasa todo el tráfico inter-VLAN</w:t>
@@ -11500,7 +11972,7 @@
       <w:r>
         <w:t xml:space="preserve"> </w:t>
       </w:r>
-      <w:hyperlink r:id="rId35">
+      <w:hyperlink r:id="rId46">
         <w:r>
           <w:rPr>
             <w:rStyle w:val="Hyperlink"/>
@@ -11527,7 +11999,7 @@
       <w:r>
         <w:t xml:space="preserve"> </w:t>
       </w:r>
-      <w:hyperlink r:id="rId13">
+      <w:hyperlink r:id="rId24">
         <w:r>
           <w:rPr>
             <w:rStyle w:val="Hyperlink"/>
@@ -11554,7 +12026,7 @@
       <w:r>
         <w:t xml:space="preserve"> </w:t>
       </w:r>
-      <w:hyperlink r:id="rId15">
+      <w:hyperlink r:id="rId26">
         <w:r>
           <w:rPr>
             <w:rStyle w:val="Hyperlink"/>
@@ -11563,9 +12035,9 @@
         </w:r>
       </w:hyperlink>
     </w:p>
-    <w:bookmarkEnd w:id="69"/>
-    <w:bookmarkEnd w:id="70"/>
-    <w:bookmarkStart w:id="82" w:name="vtp-y-dtp"/>
+    <w:bookmarkEnd w:id="80"/>
+    <w:bookmarkEnd w:id="81"/>
+    <w:bookmarkStart w:id="93" w:name="vtp-y-dtp"/>
     <w:p>
       <w:pPr>
         <w:pStyle w:val="Heading1"/>
@@ -11629,7 +12101,7 @@
         </w:pict>
       </w:r>
     </w:p>
-    <w:bookmarkStart w:id="71" w:name="la-idea-en-una-frase-4"/>
+    <w:bookmarkStart w:id="82" w:name="la-idea-en-una-frase-4"/>
     <w:p>
       <w:pPr>
         <w:pStyle w:val="Heading2"/>
@@ -11695,7 +12167,13 @@
         <w:t xml:space="preserve"> </w:t>
       </w:r>
       <w:r>
-        <w:t xml:space="preserve">“te hacen la vida fácil”</w:t>
+        <w:t xml:space="preserve">“</w:t>
+      </w:r>
+      <w:r>
+        <w:t xml:space="preserve">te hacen la vida fácil</w:t>
+      </w:r>
+      <w:r>
+        <w:t xml:space="preserve">”</w:t>
       </w:r>
       <w:r>
         <w:t xml:space="preserve">… y ambos son la puerta de entrada a desastres de seguridad y VLANs que desaparecen.</w:t>
@@ -11729,8 +12207,8 @@
         </w:pict>
       </w:r>
     </w:p>
-    <w:bookmarkEnd w:id="71"/>
-    <w:bookmarkStart w:id="75" w:name="vtp-el-repartidor-de-vlans"/>
+    <w:bookmarkEnd w:id="82"/>
+    <w:bookmarkStart w:id="86" w:name="vtp-el-repartidor-de-vlans"/>
     <w:p>
       <w:pPr>
         <w:pStyle w:val="Heading2"/>
@@ -11750,7 +12228,13 @@
         <w:t xml:space="preserve"> </w:t>
       </w:r>
       <w:r>
-        <w:t xml:space="preserve">“switch boss”</w:t>
+        <w:t xml:space="preserve">“</w:t>
+      </w:r>
+      <w:r>
+        <w:t xml:space="preserve">switch boss</w:t>
+      </w:r>
+      <w:r>
+        <w:t xml:space="preserve">”</w:t>
       </w:r>
       <w:r>
         <w:t xml:space="preserve"> </w:t>
@@ -11759,7 +12243,7 @@
         <w:t xml:space="preserve">(server) al resto (clients). Cuando creas la VLAN 40 en el server, todos los switches de la red la aprenden solos por el trunk.</w:t>
       </w:r>
     </w:p>
-    <w:bookmarkStart w:id="72" w:name="los-tres-modos-vtp"/>
+    <w:bookmarkStart w:id="83" w:name="los-tres-modos-vtp"/>
     <w:p>
       <w:pPr>
         <w:pStyle w:val="Heading3"/>
@@ -11772,6 +12256,7 @@
       <w:tblPr>
         <w:tblStyle w:val="Table"/>
         <w:tblW w:type="pct" w:w="5000"/>
+        <w:jc w:val="left"/>
         <w:tblLayout w:type="fixed"/>
         <w:tblLook w:firstRow="1" w:lastRow="0" w:firstColumn="0" w:lastColumn="0" w:noHBand="0" w:noVBand="0" w:val="0020"/>
       </w:tblPr>
@@ -11791,6 +12276,7 @@
           <w:p>
             <w:pPr>
               <w:pStyle w:val="Compact"/>
+              <w:jc w:val="left"/>
             </w:pPr>
             <w:r>
               <w:t xml:space="preserve">Modo</w:t>
@@ -11802,6 +12288,7 @@
           <w:p>
             <w:pPr>
               <w:pStyle w:val="Compact"/>
+              <w:jc w:val="left"/>
             </w:pPr>
             <w:r>
               <w:t xml:space="preserve">¿Crea/modifica VLANs?</w:t>
@@ -11813,6 +12300,7 @@
           <w:p>
             <w:pPr>
               <w:pStyle w:val="Compact"/>
+              <w:jc w:val="left"/>
             </w:pPr>
             <w:r>
               <w:t xml:space="preserve">¿Recibe anuncios?</w:t>
@@ -11824,6 +12312,7 @@
           <w:p>
             <w:pPr>
               <w:pStyle w:val="Compact"/>
+              <w:jc w:val="left"/>
             </w:pPr>
             <w:r>
               <w:t xml:space="preserve">¿Propaga anuncios?</w:t>
@@ -11835,6 +12324,7 @@
           <w:p>
             <w:pPr>
               <w:pStyle w:val="Compact"/>
+              <w:jc w:val="left"/>
             </w:pPr>
             <w:r>
               <w:t xml:space="preserve">Uso típico</w:t>
@@ -11848,6 +12338,7 @@
           <w:p>
             <w:pPr>
               <w:pStyle w:val="Compact"/>
+              <w:jc w:val="left"/>
             </w:pPr>
             <w:r>
               <w:rPr>
@@ -11863,6 +12354,7 @@
           <w:p>
             <w:pPr>
               <w:pStyle w:val="Compact"/>
+              <w:jc w:val="left"/>
             </w:pPr>
             <w:r>
               <w:t xml:space="preserve">✅ Sí</w:t>
@@ -11874,6 +12366,7 @@
           <w:p>
             <w:pPr>
               <w:pStyle w:val="Compact"/>
+              <w:jc w:val="left"/>
             </w:pPr>
             <w:r>
               <w:t xml:space="preserve">Sí</w:t>
@@ -11885,6 +12378,7 @@
           <w:p>
             <w:pPr>
               <w:pStyle w:val="Compact"/>
+              <w:jc w:val="left"/>
             </w:pPr>
             <w:r>
               <w:t xml:space="preserve">Sí</w:t>
@@ -11896,6 +12390,7 @@
           <w:p>
             <w:pPr>
               <w:pStyle w:val="Compact"/>
+              <w:jc w:val="left"/>
             </w:pPr>
             <w:r>
               <w:t xml:space="preserve">El de referencia: es el</w:t>
@@ -11904,7 +12399,13 @@
               <w:t xml:space="preserve"> </w:t>
             </w:r>
             <w:r>
-              <w:t xml:space="preserve">“catálogo”</w:t>
+              <w:t xml:space="preserve">“</w:t>
+            </w:r>
+            <w:r>
+              <w:t xml:space="preserve">catálogo</w:t>
+            </w:r>
+            <w:r>
+              <w:t xml:space="preserve">”</w:t>
             </w:r>
             <w:r>
               <w:t xml:space="preserve"> </w:t>
@@ -11921,6 +12422,7 @@
           <w:p>
             <w:pPr>
               <w:pStyle w:val="Compact"/>
+              <w:jc w:val="left"/>
             </w:pPr>
             <w:r>
               <w:rPr>
@@ -11936,6 +12438,7 @@
           <w:p>
             <w:pPr>
               <w:pStyle w:val="Compact"/>
+              <w:jc w:val="left"/>
             </w:pPr>
             <w:r>
               <w:t xml:space="preserve">❌ No (solo copia)</w:t>
@@ -11947,6 +12450,7 @@
           <w:p>
             <w:pPr>
               <w:pStyle w:val="Compact"/>
+              <w:jc w:val="left"/>
             </w:pPr>
             <w:r>
               <w:t xml:space="preserve">Sí</w:t>
@@ -11958,6 +12462,7 @@
           <w:p>
             <w:pPr>
               <w:pStyle w:val="Compact"/>
+              <w:jc w:val="left"/>
             </w:pPr>
             <w:r>
               <w:t xml:space="preserve">Sí (los reenvía)</w:t>
@@ -11969,6 +12474,7 @@
           <w:p>
             <w:pPr>
               <w:pStyle w:val="Compact"/>
+              <w:jc w:val="left"/>
             </w:pPr>
             <w:r>
               <w:t xml:space="preserve">Switches de distribución que siguen al server</w:t>
@@ -11982,6 +12488,7 @@
           <w:p>
             <w:pPr>
               <w:pStyle w:val="Compact"/>
+              <w:jc w:val="left"/>
             </w:pPr>
             <w:r>
               <w:rPr>
@@ -11997,6 +12504,7 @@
           <w:p>
             <w:pPr>
               <w:pStyle w:val="Compact"/>
+              <w:jc w:val="left"/>
             </w:pPr>
             <w:r>
               <w:t xml:space="preserve">✅ Sí (locales)</w:t>
@@ -12008,6 +12516,7 @@
           <w:p>
             <w:pPr>
               <w:pStyle w:val="Compact"/>
+              <w:jc w:val="left"/>
             </w:pPr>
             <w:r>
               <w:t xml:space="preserve">No (los ignora)</w:t>
@@ -12019,6 +12528,7 @@
           <w:p>
             <w:pPr>
               <w:pStyle w:val="Compact"/>
+              <w:jc w:val="left"/>
             </w:pPr>
             <w:r>
               <w:t xml:space="preserve">Sí (los deja pasar)</w:t>
@@ -12030,6 +12540,7 @@
           <w:p>
             <w:pPr>
               <w:pStyle w:val="Compact"/>
+              <w:jc w:val="left"/>
             </w:pPr>
             <w:r>
               <w:t xml:space="preserve">La</w:t>
@@ -12038,7 +12549,13 @@
               <w:t xml:space="preserve"> </w:t>
             </w:r>
             <w:r>
-              <w:t xml:space="preserve">“isla”</w:t>
+              <w:t xml:space="preserve">“</w:t>
+            </w:r>
+            <w:r>
+              <w:t xml:space="preserve">isla</w:t>
+            </w:r>
+            <w:r>
+              <w:t xml:space="preserve">”</w:t>
             </w:r>
             <w:r>
               <w:t xml:space="preserve">: VLANs propias, no participa</w:t>
@@ -12086,7 +12603,13 @@
         <w:t xml:space="preserve"> </w:t>
       </w:r>
       <w:r>
-        <w:t xml:space="preserve">“se lo traga”</w:t>
+        <w:t xml:space="preserve">“</w:t>
+      </w:r>
+      <w:r>
+        <w:t xml:space="preserve">se lo traga</w:t>
+      </w:r>
+      <w:r>
+        <w:t xml:space="preserve">”</w:t>
       </w:r>
       <w:r>
         <w:t xml:space="preserve"> </w:t>
@@ -12124,8 +12647,8 @@
         <w:t xml:space="preserve">es el recomendado: no envía ni procesa anuncios VTP en absoluto.</w:t>
       </w:r>
     </w:p>
-    <w:bookmarkEnd w:id="72"/>
-    <w:bookmarkStart w:id="73" w:name="Xd373e7eb1af6a25a7e774435953febb978e7c92"/>
+    <w:bookmarkEnd w:id="83"/>
+    <w:bookmarkStart w:id="84" w:name="Xd373e7eb1af6a25a7e774435953febb978e7c92"/>
     <w:p>
       <w:pPr>
         <w:pStyle w:val="Heading3"/>
@@ -12298,7 +12821,10 @@
         <w:t xml:space="preserve"> </w:t>
       </w:r>
       <w:r>
-        <w:t xml:space="preserve">“¿VTP? En mi red no. Primero: revision number 500 y adiós VLANs. Segundo: si un atacante se ata a un trunk y anuncia revision más alta, borra la red desde el parking. Recomendación oficial de la industria:</w:t>
+        <w:t xml:space="preserve">“</w:t>
+      </w:r>
+      <w:r>
+        <w:t xml:space="preserve">¿VTP? En mi red no. Primero: revision number 500 y adiós VLANs. Segundo: si un atacante se ata a un trunk y anuncia revision más alta, borra la red desde el parking. Recomendación oficial de la industria:</w:t>
       </w:r>
       <w:r>
         <w:t xml:space="preserve"> </w:t>
@@ -12327,11 +12853,14 @@
         <w:t xml:space="preserve">off</w:t>
       </w:r>
       <w:r>
-        <w:t xml:space="preserve">). Las VLANs se configuran a mano y se documentan.”</w:t>
-      </w:r>
-    </w:p>
-    <w:bookmarkEnd w:id="73"/>
-    <w:bookmarkStart w:id="74" w:name="cómo-evitar-el-desastre"/>
+        <w:t xml:space="preserve">). Las VLANs se configuran a mano y se documentan.</w:t>
+      </w:r>
+      <w:r>
+        <w:t xml:space="preserve">”</w:t>
+      </w:r>
+    </w:p>
+    <w:bookmarkEnd w:id="84"/>
+    <w:bookmarkStart w:id="85" w:name="cómo-evitar-el-desastre"/>
     <w:p>
       <w:pPr>
         <w:pStyle w:val="Heading3"/>
@@ -12464,9 +12993,9 @@
         </w:pict>
       </w:r>
     </w:p>
-    <w:bookmarkEnd w:id="74"/>
-    <w:bookmarkEnd w:id="75"/>
-    <w:bookmarkStart w:id="77" w:name="dtp-el-negociador-de-trunks"/>
+    <w:bookmarkEnd w:id="85"/>
+    <w:bookmarkEnd w:id="86"/>
+    <w:bookmarkStart w:id="88" w:name="dtp-el-negociador-de-trunks"/>
     <w:p>
       <w:pPr>
         <w:pStyle w:val="Heading2"/>
@@ -12501,7 +13030,13 @@
         <w:t xml:space="preserve"> </w:t>
       </w:r>
       <w:r>
-        <w:t xml:space="preserve">“¿te hago trunk?”</w:t>
+        <w:t xml:space="preserve">“</w:t>
+      </w:r>
+      <w:r>
+        <w:t xml:space="preserve">¿te hago trunk?</w:t>
+      </w:r>
+      <w:r>
+        <w:t xml:space="preserve">”</w:t>
       </w:r>
       <w:r>
         <w:t xml:space="preserve"> </w:t>
@@ -12514,6 +13049,7 @@
       <w:tblPr>
         <w:tblStyle w:val="Table"/>
         <w:tblW w:type="pct" w:w="5000"/>
+        <w:jc w:val="left"/>
         <w:tblLayout w:type="fixed"/>
         <w:tblLook w:firstRow="1" w:lastRow="0" w:firstColumn="0" w:lastColumn="0" w:noHBand="0" w:noVBand="0" w:val="0020"/>
       </w:tblPr>
@@ -12531,6 +13067,7 @@
           <w:p>
             <w:pPr>
               <w:pStyle w:val="Compact"/>
+              <w:jc w:val="left"/>
             </w:pPr>
             <w:r>
               <w:t xml:space="preserve">Modo de puerto</w:t>
@@ -12542,6 +13079,7 @@
           <w:p>
             <w:pPr>
               <w:pStyle w:val="Compact"/>
+              <w:jc w:val="left"/>
             </w:pPr>
             <w:r>
               <w:t xml:space="preserve">¿Negocia con DTP?</w:t>
@@ -12553,6 +13091,7 @@
           <w:p>
             <w:pPr>
               <w:pStyle w:val="Compact"/>
+              <w:jc w:val="left"/>
             </w:pPr>
             <w:r>
               <w:t xml:space="preserve">¿Puede volverse trunk?</w:t>
@@ -12566,6 +13105,7 @@
           <w:p>
             <w:pPr>
               <w:pStyle w:val="Compact"/>
+              <w:jc w:val="left"/>
             </w:pPr>
             <w:r>
               <w:rPr>
@@ -12580,6 +13120,7 @@
           <w:p>
             <w:pPr>
               <w:pStyle w:val="Compact"/>
+              <w:jc w:val="left"/>
             </w:pPr>
             <w:r>
               <w:t xml:space="preserve">No</w:t>
@@ -12591,6 +13132,7 @@
           <w:p>
             <w:pPr>
               <w:pStyle w:val="Compact"/>
+              <w:jc w:val="left"/>
             </w:pPr>
             <w:r>
               <w:t xml:space="preserve">No</w:t>
@@ -12604,6 +13146,7 @@
           <w:p>
             <w:pPr>
               <w:pStyle w:val="Compact"/>
+              <w:jc w:val="left"/>
             </w:pPr>
             <w:r>
               <w:rPr>
@@ -12618,6 +13161,7 @@
           <w:p>
             <w:pPr>
               <w:pStyle w:val="Compact"/>
+              <w:jc w:val="left"/>
             </w:pPr>
             <w:r>
               <w:t xml:space="preserve">Sí (desactivable)</w:t>
@@ -12629,6 +13173,7 @@
           <w:p>
             <w:pPr>
               <w:pStyle w:val="Compact"/>
+              <w:jc w:val="left"/>
             </w:pPr>
             <w:r>
               <w:t xml:space="preserve">Ya es trunk</w:t>
@@ -12642,6 +13187,7 @@
           <w:p>
             <w:pPr>
               <w:pStyle w:val="Compact"/>
+              <w:jc w:val="left"/>
             </w:pPr>
             <w:r>
               <w:rPr>
@@ -12656,6 +13202,7 @@
           <w:p>
             <w:pPr>
               <w:pStyle w:val="Compact"/>
+              <w:jc w:val="left"/>
             </w:pPr>
             <w:r>
               <w:t xml:space="preserve">Sí (propone)</w:t>
@@ -12667,6 +13214,7 @@
           <w:p>
             <w:pPr>
               <w:pStyle w:val="Compact"/>
+              <w:jc w:val="left"/>
             </w:pPr>
             <w:r>
               <w:t xml:space="preserve">Sí, negocia de forma activa</w:t>
@@ -12680,6 +13228,7 @@
           <w:p>
             <w:pPr>
               <w:pStyle w:val="Compact"/>
+              <w:jc w:val="left"/>
             </w:pPr>
             <w:r>
               <w:rPr>
@@ -12694,6 +13243,7 @@
           <w:p>
             <w:pPr>
               <w:pStyle w:val="Compact"/>
+              <w:jc w:val="left"/>
             </w:pPr>
             <w:r>
               <w:t xml:space="preserve">Sí (acepta)</w:t>
@@ -12705,6 +13255,7 @@
           <w:p>
             <w:pPr>
               <w:pStyle w:val="Compact"/>
+              <w:jc w:val="left"/>
             </w:pPr>
             <w:r>
               <w:t xml:space="preserve">Sí, si el otro propone</w:t>
@@ -12718,6 +13269,7 @@
           <w:p>
             <w:pPr>
               <w:pStyle w:val="Compact"/>
+              <w:jc w:val="left"/>
             </w:pPr>
             <w:r>
               <w:rPr>
@@ -12732,6 +13284,7 @@
           <w:p>
             <w:pPr>
               <w:pStyle w:val="Compact"/>
+              <w:jc w:val="left"/>
             </w:pPr>
             <w:r>
               <w:t xml:space="preserve">No (nunca emite DTP)</w:t>
@@ -12743,6 +13296,7 @@
           <w:p>
             <w:pPr>
               <w:pStyle w:val="Compact"/>
+              <w:jc w:val="left"/>
             </w:pPr>
             <w:r>
               <w:t xml:space="preserve">Solo si se declara trunk a mano</w:t>
@@ -12751,7 +13305,7 @@
         </w:tc>
       </w:tr>
     </w:tbl>
-    <w:bookmarkStart w:id="76" w:name="el-riesgo-de-seguridad-de-dtp"/>
+    <w:bookmarkStart w:id="87" w:name="el-riesgo-de-seguridad-de-dtp"/>
     <w:p>
       <w:pPr>
         <w:pStyle w:val="Heading3"/>
@@ -12817,7 +13371,7 @@
       <w:r>
         <w:t xml:space="preserve"> </w:t>
       </w:r>
-      <w:hyperlink r:id="rId16">
+      <w:hyperlink r:id="rId27">
         <w:r>
           <w:rPr>
             <w:rStyle w:val="Hyperlink"/>
@@ -12974,9 +13528,9 @@
         </w:pict>
       </w:r>
     </w:p>
-    <w:bookmarkEnd w:id="76"/>
-    <w:bookmarkEnd w:id="77"/>
-    <w:bookmarkStart w:id="78" w:name="verificación-y-comandos"/>
+    <w:bookmarkEnd w:id="87"/>
+    <w:bookmarkEnd w:id="88"/>
+    <w:bookmarkStart w:id="89" w:name="verificación-y-comandos"/>
     <w:p>
       <w:pPr>
         <w:pStyle w:val="Heading2"/>
@@ -13139,8 +13693,8 @@
         </w:pict>
       </w:r>
     </w:p>
-    <w:bookmarkEnd w:id="78"/>
-    <w:bookmarkStart w:id="79" w:name="mini-chequeo-4"/>
+    <w:bookmarkEnd w:id="89"/>
+    <w:bookmarkStart w:id="90" w:name="mini-chequeo-4"/>
     <w:p>
       <w:pPr>
         <w:pStyle w:val="Heading2"/>
@@ -13164,7 +13718,13 @@
         <w:t xml:space="preserve"> </w:t>
       </w:r>
       <w:r>
-        <w:t xml:space="preserve">“usado”</w:t>
+        <w:t xml:space="preserve">“</w:t>
+      </w:r>
+      <w:r>
+        <w:t xml:space="preserve">usado</w:t>
+      </w:r>
+      <w:r>
+        <w:t xml:space="preserve">”</w:t>
       </w:r>
       <w:r>
         <w:t xml:space="preserve"> </w:t>
@@ -13392,8 +13952,8 @@
         </w:pict>
       </w:r>
     </w:p>
-    <w:bookmarkEnd w:id="79"/>
-    <w:bookmarkStart w:id="80" w:name="resumen-en-3-frases-4"/>
+    <w:bookmarkEnd w:id="90"/>
+    <w:bookmarkStart w:id="91" w:name="resumen-en-3-frases-4"/>
     <w:p>
       <w:pPr>
         <w:pStyle w:val="Heading2"/>
@@ -13533,8 +14093,8 @@
         <w:t xml:space="preserve">en todos los trunks.</w:t>
       </w:r>
     </w:p>
-    <w:bookmarkEnd w:id="80"/>
-    <w:bookmarkStart w:id="81" w:name="vocabulario-rápido-4"/>
+    <w:bookmarkEnd w:id="91"/>
+    <w:bookmarkStart w:id="92" w:name="vocabulario-rápido-4"/>
     <w:p>
       <w:pPr>
         <w:pStyle w:val="Heading2"/>
@@ -13547,6 +14107,7 @@
       <w:tblPr>
         <w:tblStyle w:val="Table"/>
         <w:tblW w:type="pct" w:w="5000"/>
+        <w:jc w:val="left"/>
         <w:tblLayout w:type="fixed"/>
         <w:tblLook w:firstRow="1" w:lastRow="0" w:firstColumn="0" w:lastColumn="0" w:noHBand="0" w:noVBand="0" w:val="0020"/>
       </w:tblPr>
@@ -13563,6 +14124,7 @@
           <w:p>
             <w:pPr>
               <w:pStyle w:val="Compact"/>
+              <w:jc w:val="left"/>
             </w:pPr>
             <w:r>
               <w:t xml:space="preserve">Término</w:t>
@@ -13574,6 +14136,7 @@
           <w:p>
             <w:pPr>
               <w:pStyle w:val="Compact"/>
+              <w:jc w:val="left"/>
             </w:pPr>
             <w:r>
               <w:t xml:space="preserve">Idea general</w:t>
@@ -13587,6 +14150,7 @@
           <w:p>
             <w:pPr>
               <w:pStyle w:val="Compact"/>
+              <w:jc w:val="left"/>
             </w:pPr>
             <w:r>
               <w:t xml:space="preserve">VTP</w:t>
@@ -13598,6 +14162,7 @@
           <w:p>
             <w:pPr>
               <w:pStyle w:val="Compact"/>
+              <w:jc w:val="left"/>
             </w:pPr>
             <w:r>
               <w:t xml:space="preserve">Protocolo que distribuye las VLANs por la red (server/client/transparent)</w:t>
@@ -13611,6 +14176,7 @@
           <w:p>
             <w:pPr>
               <w:pStyle w:val="Compact"/>
+              <w:jc w:val="left"/>
             </w:pPr>
             <w:r>
               <w:t xml:space="preserve">Revision number</w:t>
@@ -13622,6 +14188,7 @@
           <w:p>
             <w:pPr>
               <w:pStyle w:val="Compact"/>
+              <w:jc w:val="left"/>
             </w:pPr>
             <w:r>
               <w:t xml:space="preserve">Contador de la base VTP; el más alto manda</w:t>
@@ -13635,6 +14202,7 @@
           <w:p>
             <w:pPr>
               <w:pStyle w:val="Compact"/>
+              <w:jc w:val="left"/>
             </w:pPr>
             <w:r>
               <w:t xml:space="preserve">VTP transparent</w:t>
@@ -13646,6 +14214,7 @@
           <w:p>
             <w:pPr>
               <w:pStyle w:val="Compact"/>
+              <w:jc w:val="left"/>
             </w:pPr>
             <w:r>
               <w:t xml:space="preserve">No participa, solo reenvía anuncios</w:t>
@@ -13659,6 +14228,7 @@
           <w:p>
             <w:pPr>
               <w:pStyle w:val="Compact"/>
+              <w:jc w:val="left"/>
             </w:pPr>
             <w:r>
               <w:t xml:space="preserve">DTP</w:t>
@@ -13670,6 +14240,7 @@
           <w:p>
             <w:pPr>
               <w:pStyle w:val="Compact"/>
+              <w:jc w:val="left"/>
             </w:pPr>
             <w:r>
               <w:t xml:space="preserve">Protocolo que negocia si un puerto es trunk o access</w:t>
@@ -13683,6 +14254,7 @@
           <w:p>
             <w:pPr>
               <w:pStyle w:val="Compact"/>
+              <w:jc w:val="left"/>
             </w:pPr>
             <w:r>
               <w:rPr>
@@ -13697,6 +14269,7 @@
           <w:p>
             <w:pPr>
               <w:pStyle w:val="Compact"/>
+              <w:jc w:val="left"/>
             </w:pPr>
             <w:r>
               <w:t xml:space="preserve">Apaga la negociación DTP en el puerto</w:t>
@@ -13710,6 +14283,7 @@
           <w:p>
             <w:pPr>
               <w:pStyle w:val="Compact"/>
+              <w:jc w:val="left"/>
             </w:pPr>
             <w:r>
               <w:t xml:space="preserve">VLAN hopping</w:t>
@@ -13721,6 +14295,7 @@
           <w:p>
             <w:pPr>
               <w:pStyle w:val="Compact"/>
+              <w:jc w:val="left"/>
             </w:pPr>
             <w:r>
               <w:t xml:space="preserve">Ataque que negocia un trunk para acceder a todas las VLANs</w:t>
@@ -13746,7 +14321,7 @@
       <w:r>
         <w:t xml:space="preserve"> </w:t>
       </w:r>
-      <w:hyperlink r:id="rId35">
+      <w:hyperlink r:id="rId46">
         <w:r>
           <w:rPr>
             <w:rStyle w:val="Hyperlink"/>
@@ -13773,7 +14348,7 @@
       <w:r>
         <w:t xml:space="preserve"> </w:t>
       </w:r>
-      <w:hyperlink r:id="rId14">
+      <w:hyperlink r:id="rId25">
         <w:r>
           <w:rPr>
             <w:rStyle w:val="Hyperlink"/>
@@ -13800,7 +14375,7 @@
       <w:r>
         <w:t xml:space="preserve"> </w:t>
       </w:r>
-      <w:hyperlink r:id="rId16">
+      <w:hyperlink r:id="rId27">
         <w:r>
           <w:rPr>
             <w:rStyle w:val="Hyperlink"/>
@@ -13809,9 +14384,9 @@
         </w:r>
       </w:hyperlink>
     </w:p>
-    <w:bookmarkEnd w:id="81"/>
-    <w:bookmarkEnd w:id="82"/>
-    <w:bookmarkStart w:id="91" w:name="seguridad-en-vlans"/>
+    <w:bookmarkEnd w:id="92"/>
+    <w:bookmarkEnd w:id="93"/>
+    <w:bookmarkStart w:id="102" w:name="seguridad-en-vlans"/>
     <w:p>
       <w:pPr>
         <w:pStyle w:val="Heading1"/>
@@ -13875,7 +14450,7 @@
         </w:pict>
       </w:r>
     </w:p>
-    <w:bookmarkStart w:id="83" w:name="la-idea-en-una-frase-5"/>
+    <w:bookmarkStart w:id="94" w:name="la-idea-en-una-frase-5"/>
     <w:p>
       <w:pPr>
         <w:pStyle w:val="Heading2"/>
@@ -13968,8 +14543,8 @@
         </w:pict>
       </w:r>
     </w:p>
-    <w:bookmarkEnd w:id="83"/>
-    <w:bookmarkStart w:id="84" w:name="vacl-el-filtro-dentro-de-la-vlan"/>
+    <w:bookmarkEnd w:id="94"/>
+    <w:bookmarkStart w:id="95" w:name="vacl-el-filtro-dentro-de-la-vlan"/>
     <w:p>
       <w:pPr>
         <w:pStyle w:val="Heading2"/>
@@ -14350,6 +14925,7 @@
       <w:tblPr>
         <w:tblStyle w:val="Table"/>
         <w:tblW w:type="pct" w:w="5000"/>
+        <w:jc w:val="left"/>
         <w:tblLayout w:type="fixed"/>
         <w:tblLook w:firstRow="1" w:lastRow="0" w:firstColumn="0" w:lastColumn="0" w:noHBand="0" w:noVBand="0" w:val="0020"/>
       </w:tblPr>
@@ -14366,6 +14942,7 @@
           <w:p>
             <w:pPr>
               <w:pStyle w:val="Compact"/>
+              <w:jc w:val="left"/>
             </w:pPr>
             <w:r>
               <w:t xml:space="preserve">Comando</w:t>
@@ -14377,6 +14954,7 @@
           <w:p>
             <w:pPr>
               <w:pStyle w:val="Compact"/>
+              <w:jc w:val="left"/>
             </w:pPr>
             <w:r>
               <w:t xml:space="preserve">Qué hace</w:t>
@@ -14390,6 +14968,7 @@
           <w:p>
             <w:pPr>
               <w:pStyle w:val="Compact"/>
+              <w:jc w:val="left"/>
             </w:pPr>
             <w:r>
               <w:rPr>
@@ -14404,6 +14983,7 @@
           <w:p>
             <w:pPr>
               <w:pStyle w:val="Compact"/>
+              <w:jc w:val="left"/>
             </w:pPr>
             <w:r>
               <w:t xml:space="preserve">Crea reglas secuenciales (se prueban en orden)</w:t>
@@ -14417,6 +14997,7 @@
           <w:p>
             <w:pPr>
               <w:pStyle w:val="Compact"/>
+              <w:jc w:val="left"/>
             </w:pPr>
             <w:r>
               <w:rPr>
@@ -14431,6 +15012,7 @@
           <w:p>
             <w:pPr>
               <w:pStyle w:val="Compact"/>
+              <w:jc w:val="left"/>
             </w:pPr>
             <w:r>
               <w:t xml:space="preserve">Qué tráfico evalúa esa regla</w:t>
@@ -14444,6 +15026,7 @@
           <w:p>
             <w:pPr>
               <w:pStyle w:val="Compact"/>
+              <w:jc w:val="left"/>
             </w:pPr>
             <w:r>
               <w:rPr>
@@ -14473,6 +15056,7 @@
           <w:p>
             <w:pPr>
               <w:pStyle w:val="Compact"/>
+              <w:jc w:val="left"/>
             </w:pPr>
             <w:r>
               <w:t xml:space="preserve">Qué hacer con el tráfico que case</w:t>
@@ -14486,6 +15070,7 @@
           <w:p>
             <w:pPr>
               <w:pStyle w:val="Compact"/>
+              <w:jc w:val="left"/>
             </w:pPr>
             <w:r>
               <w:rPr>
@@ -14500,6 +15085,7 @@
           <w:p>
             <w:pPr>
               <w:pStyle w:val="Compact"/>
+              <w:jc w:val="left"/>
             </w:pPr>
             <w:r>
               <w:t xml:space="preserve">Aplica el mapa a la VLAN 10</w:t>
@@ -14571,8 +15157,8 @@
         </w:pict>
       </w:r>
     </w:p>
-    <w:bookmarkEnd w:id="84"/>
-    <w:bookmarkStart w:id="85" w:name="X41e7f841a808ffd09581170b3dfda91df0d9233"/>
+    <w:bookmarkEnd w:id="95"/>
+    <w:bookmarkStart w:id="96" w:name="X41e7f841a808ffd09581170b3dfda91df0d9233"/>
     <w:p>
       <w:pPr>
         <w:pStyle w:val="Heading2"/>
@@ -14632,6 +15218,7 @@
       <w:tblPr>
         <w:tblStyle w:val="Table"/>
         <w:tblW w:type="pct" w:w="5000"/>
+        <w:jc w:val="left"/>
         <w:tblLayout w:type="fixed"/>
         <w:tblLook w:firstRow="1" w:lastRow="0" w:firstColumn="0" w:lastColumn="0" w:noHBand="0" w:noVBand="0" w:val="0020"/>
       </w:tblPr>
@@ -14648,6 +15235,7 @@
           <w:p>
             <w:pPr>
               <w:pStyle w:val="Compact"/>
+              <w:jc w:val="left"/>
             </w:pPr>
             <w:r>
               <w:t xml:space="preserve">Tipo de puerto PVLAN</w:t>
@@ -14659,6 +15247,7 @@
           <w:p>
             <w:pPr>
               <w:pStyle w:val="Compact"/>
+              <w:jc w:val="left"/>
             </w:pPr>
             <w:r>
               <w:t xml:space="preserve">Qué puede hacer</w:t>
@@ -14672,6 +15261,7 @@
           <w:p>
             <w:pPr>
               <w:pStyle w:val="Compact"/>
+              <w:jc w:val="left"/>
             </w:pPr>
             <w:r>
               <w:rPr>
@@ -14687,6 +15277,7 @@
           <w:p>
             <w:pPr>
               <w:pStyle w:val="Compact"/>
+              <w:jc w:val="left"/>
             </w:pPr>
             <w:r>
               <w:t xml:space="preserve">Habla con todos (normalmente el gateway o el router)</w:t>
@@ -14700,6 +15291,7 @@
           <w:p>
             <w:pPr>
               <w:pStyle w:val="Compact"/>
+              <w:jc w:val="left"/>
             </w:pPr>
             <w:r>
               <w:rPr>
@@ -14715,6 +15307,7 @@
           <w:p>
             <w:pPr>
               <w:pStyle w:val="Compact"/>
+              <w:jc w:val="left"/>
             </w:pPr>
             <w:r>
               <w:t xml:space="preserve">Solo habla con el promiscuous (nada con otros isolated)</w:t>
@@ -14728,6 +15321,7 @@
           <w:p>
             <w:pPr>
               <w:pStyle w:val="Compact"/>
+              <w:jc w:val="left"/>
             </w:pPr>
             <w:r>
               <w:rPr>
@@ -14743,6 +15337,7 @@
           <w:p>
             <w:pPr>
               <w:pStyle w:val="Compact"/>
+              <w:jc w:val="left"/>
             </w:pPr>
             <w:r>
               <w:t xml:space="preserve">Habla con su comunidad y el promiscuous</w:t>
@@ -14845,7 +15440,13 @@
         <w:t xml:space="preserve"> </w:t>
       </w:r>
       <w:r>
-        <w:t xml:space="preserve">“isolated”</w:t>
+        <w:t xml:space="preserve">“</w:t>
+      </w:r>
+      <w:r>
+        <w:t xml:space="preserve">isolated</w:t>
+      </w:r>
+      <w:r>
+        <w:t xml:space="preserve">”</w:t>
       </w:r>
       <w:r>
         <w:t xml:space="preserve"> </w:t>
@@ -14857,7 +15458,13 @@
         <w:t xml:space="preserve"> </w:t>
       </w:r>
       <w:r>
-        <w:t xml:space="preserve">“community”</w:t>
+        <w:t xml:space="preserve">“</w:t>
+      </w:r>
+      <w:r>
+        <w:t xml:space="preserve">community</w:t>
+      </w:r>
+      <w:r>
+        <w:t xml:space="preserve">”</w:t>
       </w:r>
       <w:r>
         <w:t xml:space="preserve"> </w:t>
@@ -14873,8 +15480,8 @@
         </w:pict>
       </w:r>
     </w:p>
-    <w:bookmarkEnd w:id="85"/>
-    <w:bookmarkStart w:id="86" w:name="vlan-hopping-el-salto-de-vlan"/>
+    <w:bookmarkEnd w:id="96"/>
+    <w:bookmarkStart w:id="97" w:name="vlan-hopping-el-salto-de-vlan"/>
     <w:p>
       <w:pPr>
         <w:pStyle w:val="Heading2"/>
@@ -14895,6 +15502,7 @@
       <w:tblPr>
         <w:tblStyle w:val="Table"/>
         <w:tblW w:type="pct" w:w="5000"/>
+        <w:jc w:val="left"/>
         <w:tblLayout w:type="fixed"/>
         <w:tblLook w:firstRow="1" w:lastRow="0" w:firstColumn="0" w:lastColumn="0" w:noHBand="0" w:noVBand="0" w:val="0020"/>
       </w:tblPr>
@@ -14912,6 +15520,7 @@
           <w:p>
             <w:pPr>
               <w:pStyle w:val="Compact"/>
+              <w:jc w:val="left"/>
             </w:pPr>
             <w:r>
               <w:t xml:space="preserve">Vector</w:t>
@@ -14923,6 +15532,7 @@
           <w:p>
             <w:pPr>
               <w:pStyle w:val="Compact"/>
+              <w:jc w:val="left"/>
             </w:pPr>
             <w:r>
               <w:t xml:space="preserve">Cómo funciona</w:t>
@@ -14934,6 +15544,7 @@
           <w:p>
             <w:pPr>
               <w:pStyle w:val="Compact"/>
+              <w:jc w:val="left"/>
             </w:pPr>
             <w:r>
               <w:t xml:space="preserve">Defensa</w:t>
@@ -14947,6 +15558,7 @@
           <w:p>
             <w:pPr>
               <w:pStyle w:val="Compact"/>
+              <w:jc w:val="left"/>
             </w:pPr>
             <w:r>
               <w:rPr>
@@ -14962,6 +15574,7 @@
           <w:p>
             <w:pPr>
               <w:pStyle w:val="Compact"/>
+              <w:jc w:val="left"/>
             </w:pPr>
             <w:r>
               <w:t xml:space="preserve">El atacante pide trunk por DTP y su portátil recibe todas las VLANs</w:t>
@@ -14973,6 +15586,7 @@
           <w:p>
             <w:pPr>
               <w:pStyle w:val="Compact"/>
+              <w:jc w:val="left"/>
             </w:pPr>
             <w:r>
               <w:rPr>
@@ -15022,6 +15636,7 @@
           <w:p>
             <w:pPr>
               <w:pStyle w:val="Compact"/>
+              <w:jc w:val="left"/>
             </w:pPr>
             <w:r>
               <w:rPr>
@@ -15037,6 +15652,7 @@
           <w:p>
             <w:pPr>
               <w:pStyle w:val="Compact"/>
+              <w:jc w:val="left"/>
             </w:pPr>
             <w:r>
               <w:t xml:space="preserve">Envía una trama con</w:t>
@@ -15061,6 +15677,7 @@
           <w:p>
             <w:pPr>
               <w:pStyle w:val="Compact"/>
+              <w:jc w:val="left"/>
             </w:pPr>
             <w:r>
               <w:t xml:space="preserve">Native VLAN cambiada y</w:t>
@@ -15172,8 +15789,8 @@
         </w:pict>
       </w:r>
     </w:p>
-    <w:bookmarkEnd w:id="86"/>
-    <w:bookmarkStart w:id="87" w:name="hardening-básico-de-vlans-checklist"/>
+    <w:bookmarkEnd w:id="97"/>
+    <w:bookmarkStart w:id="98" w:name="hardening-básico-de-vlans-checklist"/>
     <w:p>
       <w:pPr>
         <w:pStyle w:val="Heading2"/>
@@ -15193,7 +15810,13 @@
         <w:t xml:space="preserve"> </w:t>
       </w:r>
       <w:r>
-        <w:t xml:space="preserve">“ritual”</w:t>
+        <w:t xml:space="preserve">“</w:t>
+      </w:r>
+      <w:r>
+        <w:t xml:space="preserve">ritual</w:t>
+      </w:r>
+      <w:r>
+        <w:t xml:space="preserve">”</w:t>
       </w:r>
       <w:r>
         <w:t xml:space="preserve"> </w:t>
@@ -15206,6 +15829,7 @@
       <w:tblPr>
         <w:tblStyle w:val="Table"/>
         <w:tblW w:type="pct" w:w="5000"/>
+        <w:jc w:val="left"/>
         <w:tblLayout w:type="fixed"/>
         <w:tblLook w:firstRow="1" w:lastRow="0" w:firstColumn="0" w:lastColumn="0" w:noHBand="0" w:noVBand="0" w:val="0020"/>
       </w:tblPr>
@@ -15223,6 +15847,7 @@
           <w:p>
             <w:pPr>
               <w:pStyle w:val="Compact"/>
+              <w:jc w:val="left"/>
             </w:pPr>
             <w:r>
               <w:t xml:space="preserve">#</w:t>
@@ -15234,6 +15859,7 @@
           <w:p>
             <w:pPr>
               <w:pStyle w:val="Compact"/>
+              <w:jc w:val="left"/>
             </w:pPr>
             <w:r>
               <w:t xml:space="preserve">Medida</w:t>
@@ -15245,6 +15871,7 @@
           <w:p>
             <w:pPr>
               <w:pStyle w:val="Compact"/>
+              <w:jc w:val="left"/>
             </w:pPr>
             <w:r>
               <w:t xml:space="preserve">Comando</w:t>
@@ -15258,6 +15885,7 @@
           <w:p>
             <w:pPr>
               <w:pStyle w:val="Compact"/>
+              <w:jc w:val="left"/>
             </w:pPr>
             <w:r>
               <w:t xml:space="preserve">1</w:t>
@@ -15269,6 +15897,7 @@
           <w:p>
             <w:pPr>
               <w:pStyle w:val="Compact"/>
+              <w:jc w:val="left"/>
             </w:pPr>
             <w:r>
               <w:t xml:space="preserve">Puertos de usuario como</w:t>
@@ -15296,6 +15925,7 @@
           <w:p>
             <w:pPr>
               <w:pStyle w:val="Compact"/>
+              <w:jc w:val="left"/>
             </w:pPr>
             <w:r>
               <w:rPr>
@@ -15327,6 +15957,7 @@
           <w:p>
             <w:pPr>
               <w:pStyle w:val="Compact"/>
+              <w:jc w:val="left"/>
             </w:pPr>
             <w:r>
               <w:t xml:space="preserve">2</w:t>
@@ -15338,6 +15969,7 @@
           <w:p>
             <w:pPr>
               <w:pStyle w:val="Compact"/>
+              <w:jc w:val="left"/>
             </w:pPr>
             <w:r>
               <w:t xml:space="preserve">Puertos libres</w:t>
@@ -15359,6 +15991,7 @@
           <w:p>
             <w:pPr>
               <w:pStyle w:val="Compact"/>
+              <w:jc w:val="left"/>
             </w:pPr>
             <w:r>
               <w:rPr>
@@ -15390,6 +16023,7 @@
           <w:p>
             <w:pPr>
               <w:pStyle w:val="Compact"/>
+              <w:jc w:val="left"/>
             </w:pPr>
             <w:r>
               <w:t xml:space="preserve">3</w:t>
@@ -15401,6 +16035,7 @@
           <w:p>
             <w:pPr>
               <w:pStyle w:val="Compact"/>
+              <w:jc w:val="left"/>
             </w:pPr>
             <w:r>
               <w:t xml:space="preserve">Cambiar la</w:t>
@@ -15428,6 +16063,7 @@
           <w:p>
             <w:pPr>
               <w:pStyle w:val="Compact"/>
+              <w:jc w:val="left"/>
             </w:pPr>
             <w:r>
               <w:rPr>
@@ -15444,6 +16080,7 @@
           <w:p>
             <w:pPr>
               <w:pStyle w:val="Compact"/>
+              <w:jc w:val="left"/>
             </w:pPr>
             <w:r>
               <w:t xml:space="preserve">4</w:t>
@@ -15455,6 +16092,7 @@
           <w:p>
             <w:pPr>
               <w:pStyle w:val="Compact"/>
+              <w:jc w:val="left"/>
             </w:pPr>
             <w:r>
               <w:rPr>
@@ -15476,6 +16114,7 @@
           <w:p>
             <w:pPr>
               <w:pStyle w:val="Compact"/>
+              <w:jc w:val="left"/>
             </w:pPr>
             <w:r>
               <w:rPr>
@@ -15492,6 +16131,7 @@
           <w:p>
             <w:pPr>
               <w:pStyle w:val="Compact"/>
+              <w:jc w:val="left"/>
             </w:pPr>
             <w:r>
               <w:t xml:space="preserve">5</w:t>
@@ -15503,6 +16143,7 @@
           <w:p>
             <w:pPr>
               <w:pStyle w:val="Compact"/>
+              <w:jc w:val="left"/>
             </w:pPr>
             <w:r>
               <w:t xml:space="preserve">Limitar VLANs en el trunk</w:t>
@@ -15514,6 +16155,7 @@
           <w:p>
             <w:pPr>
               <w:pStyle w:val="Compact"/>
+              <w:jc w:val="left"/>
             </w:pPr>
             <w:r>
               <w:rPr>
@@ -15530,6 +16172,7 @@
           <w:p>
             <w:pPr>
               <w:pStyle w:val="Compact"/>
+              <w:jc w:val="left"/>
             </w:pPr>
             <w:r>
               <w:t xml:space="preserve">6</w:t>
@@ -15541,6 +16184,7 @@
           <w:p>
             <w:pPr>
               <w:pStyle w:val="Compact"/>
+              <w:jc w:val="left"/>
             </w:pPr>
             <w:r>
               <w:rPr>
@@ -15562,6 +16206,7 @@
           <w:p>
             <w:pPr>
               <w:pStyle w:val="Compact"/>
+              <w:jc w:val="left"/>
             </w:pPr>
             <w:r>
               <w:rPr>
@@ -15593,6 +16238,7 @@
           <w:p>
             <w:pPr>
               <w:pStyle w:val="Compact"/>
+              <w:jc w:val="left"/>
             </w:pPr>
             <w:r>
               <w:t xml:space="preserve">7</w:t>
@@ -15604,6 +16250,7 @@
           <w:p>
             <w:pPr>
               <w:pStyle w:val="Compact"/>
+              <w:jc w:val="left"/>
             </w:pPr>
             <w:r>
               <w:rPr>
@@ -15625,6 +16272,7 @@
           <w:p>
             <w:pPr>
               <w:pStyle w:val="Compact"/>
+              <w:jc w:val="left"/>
             </w:pPr>
             <w:r>
               <w:rPr>
@@ -15647,6 +16295,7 @@
           <w:p>
             <w:pPr>
               <w:pStyle w:val="Compact"/>
+              <w:jc w:val="left"/>
             </w:pPr>
             <w:r>
               <w:t xml:space="preserve">8</w:t>
@@ -15658,6 +16307,7 @@
           <w:p>
             <w:pPr>
               <w:pStyle w:val="Compact"/>
+              <w:jc w:val="left"/>
             </w:pPr>
             <w:r>
               <w:t xml:space="preserve">Deshabilitar</w:t>
@@ -15685,6 +16335,7 @@
           <w:p>
             <w:pPr>
               <w:pStyle w:val="Compact"/>
+              <w:jc w:val="left"/>
             </w:pPr>
             <w:r>
               <w:rPr>
@@ -15716,6 +16367,7 @@
           <w:p>
             <w:pPr>
               <w:pStyle w:val="Compact"/>
+              <w:jc w:val="left"/>
             </w:pPr>
             <w:r>
               <w:t xml:space="preserve">9</w:t>
@@ -15727,6 +16379,7 @@
           <w:p>
             <w:pPr>
               <w:pStyle w:val="Compact"/>
+              <w:jc w:val="left"/>
             </w:pPr>
             <w:r>
               <w:rPr>
@@ -15748,6 +16401,7 @@
           <w:p>
             <w:pPr>
               <w:pStyle w:val="Compact"/>
+              <w:jc w:val="left"/>
             </w:pPr>
             <w:r>
               <w:rPr>
@@ -15810,13 +16464,22 @@
         <w:t xml:space="preserve"> </w:t>
       </w:r>
       <w:r>
-        <w:t xml:space="preserve">“¿Cuál es el mejor firewall de VLANs? Configurar bien el switch. La mitad de los</w:t>
-      </w:r>
-      <w:r>
-        <w:t xml:space="preserve"> </w:t>
-      </w:r>
-      <w:r>
-        <w:t xml:space="preserve">‘ataques a la VLAN’</w:t>
+        <w:t xml:space="preserve">“</w:t>
+      </w:r>
+      <w:r>
+        <w:t xml:space="preserve">¿Cuál es el mejor firewall de VLANs? Configurar bien el switch. La mitad de los</w:t>
+      </w:r>
+      <w:r>
+        <w:t xml:space="preserve"> </w:t>
+      </w:r>
+      <w:r>
+        <w:t xml:space="preserve">‘</w:t>
+      </w:r>
+      <w:r>
+        <w:t xml:space="preserve">ataques a la VLAN</w:t>
+      </w:r>
+      <w:r>
+        <w:t xml:space="preserve">’</w:t>
       </w:r>
       <w:r>
         <w:t xml:space="preserve"> </w:t>
@@ -15849,7 +16512,10 @@
         <w:t xml:space="preserve">nonegotiate</w:t>
       </w:r>
       <w:r>
-        <w:t xml:space="preserve">. El resto, con native VLAN cambiada y VTP apagado. No inventes.”</w:t>
+        <w:t xml:space="preserve">. El resto, con native VLAN cambiada y VTP apagado. No inventes.</w:t>
+      </w:r>
+      <w:r>
+        <w:t xml:space="preserve">”</w:t>
       </w:r>
     </w:p>
     <w:p>
@@ -15859,8 +16525,8 @@
         </w:pict>
       </w:r>
     </w:p>
-    <w:bookmarkEnd w:id="87"/>
-    <w:bookmarkStart w:id="88" w:name="mini-chequeo-5"/>
+    <w:bookmarkEnd w:id="98"/>
+    <w:bookmarkStart w:id="99" w:name="mini-chequeo-5"/>
     <w:p>
       <w:pPr>
         <w:pStyle w:val="Heading2"/>
@@ -16088,8 +16754,8 @@
         </w:pict>
       </w:r>
     </w:p>
-    <w:bookmarkEnd w:id="88"/>
-    <w:bookmarkStart w:id="89" w:name="resumen-en-3-frases-5"/>
+    <w:bookmarkEnd w:id="99"/>
+    <w:bookmarkStart w:id="100" w:name="resumen-en-3-frases-5"/>
     <w:p>
       <w:pPr>
         <w:pStyle w:val="Heading2"/>
@@ -16198,8 +16864,8 @@
         <w:t xml:space="preserve">en 9 pasos (access, nonegotiate, native alta, VLAN 1 prohibida, gestión aparte, sin VTP) cierra los frentes clásicos.</w:t>
       </w:r>
     </w:p>
-    <w:bookmarkEnd w:id="89"/>
-    <w:bookmarkStart w:id="90" w:name="vocabulario-rápido-5"/>
+    <w:bookmarkEnd w:id="100"/>
+    <w:bookmarkStart w:id="101" w:name="vocabulario-rápido-5"/>
     <w:p>
       <w:pPr>
         <w:pStyle w:val="Heading2"/>
@@ -16212,6 +16878,7 @@
       <w:tblPr>
         <w:tblStyle w:val="Table"/>
         <w:tblW w:type="pct" w:w="5000"/>
+        <w:jc w:val="left"/>
         <w:tblLayout w:type="fixed"/>
         <w:tblLook w:firstRow="1" w:lastRow="0" w:firstColumn="0" w:lastColumn="0" w:noHBand="0" w:noVBand="0" w:val="0020"/>
       </w:tblPr>
@@ -16228,6 +16895,7 @@
           <w:p>
             <w:pPr>
               <w:pStyle w:val="Compact"/>
+              <w:jc w:val="left"/>
             </w:pPr>
             <w:r>
               <w:t xml:space="preserve">Término</w:t>
@@ -16239,6 +16907,7 @@
           <w:p>
             <w:pPr>
               <w:pStyle w:val="Compact"/>
+              <w:jc w:val="left"/>
             </w:pPr>
             <w:r>
               <w:t xml:space="preserve">Idea general</w:t>
@@ -16252,6 +16921,7 @@
           <w:p>
             <w:pPr>
               <w:pStyle w:val="Compact"/>
+              <w:jc w:val="left"/>
             </w:pPr>
             <w:r>
               <w:t xml:space="preserve">VACL</w:t>
@@ -16263,6 +16933,7 @@
           <w:p>
             <w:pPr>
               <w:pStyle w:val="Compact"/>
+              <w:jc w:val="left"/>
             </w:pPr>
             <w:r>
               <w:t xml:space="preserve">Lista de control dentro de la VLAN</w:t>
@@ -16276,6 +16947,7 @@
           <w:p>
             <w:pPr>
               <w:pStyle w:val="Compact"/>
+              <w:jc w:val="left"/>
             </w:pPr>
             <w:r>
               <w:t xml:space="preserve">PVLAN</w:t>
@@ -16287,6 +16959,7 @@
           <w:p>
             <w:pPr>
               <w:pStyle w:val="Compact"/>
+              <w:jc w:val="left"/>
             </w:pPr>
             <w:r>
               <w:t xml:space="preserve">VLAN privada: aíslan puertos (promiscuous, isolated, community)</w:t>
@@ -16300,6 +16973,7 @@
           <w:p>
             <w:pPr>
               <w:pStyle w:val="Compact"/>
+              <w:jc w:val="left"/>
             </w:pPr>
             <w:r>
               <w:t xml:space="preserve">VLAN hopping</w:t>
@@ -16311,6 +16985,7 @@
           <w:p>
             <w:pPr>
               <w:pStyle w:val="Compact"/>
+              <w:jc w:val="left"/>
             </w:pPr>
             <w:r>
               <w:t xml:space="preserve">Saltar a otra VLAN mediante trunk negociado o double tagging</w:t>
@@ -16324,6 +16999,7 @@
           <w:p>
             <w:pPr>
               <w:pStyle w:val="Compact"/>
+              <w:jc w:val="left"/>
             </w:pPr>
             <w:r>
               <w:t xml:space="preserve">Double tagging</w:t>
@@ -16335,6 +17011,7 @@
           <w:p>
             <w:pPr>
               <w:pStyle w:val="Compact"/>
+              <w:jc w:val="left"/>
             </w:pPr>
             <w:r>
               <w:t xml:space="preserve">Tramas con dos etiquetas para cruzar a otra VLAN</w:t>
@@ -16348,6 +17025,7 @@
           <w:p>
             <w:pPr>
               <w:pStyle w:val="Compact"/>
+              <w:jc w:val="left"/>
             </w:pPr>
             <w:r>
               <w:t xml:space="preserve">Hardening</w:t>
@@ -16359,6 +17037,7 @@
           <w:p>
             <w:pPr>
               <w:pStyle w:val="Compact"/>
+              <w:jc w:val="left"/>
             </w:pPr>
             <w:r>
               <w:t xml:space="preserve">Conjunto de medidas de endurecimiento del switch</w:t>
@@ -16372,6 +17051,7 @@
           <w:p>
             <w:pPr>
               <w:pStyle w:val="Compact"/>
+              <w:jc w:val="left"/>
             </w:pPr>
             <w:r>
               <w:t xml:space="preserve">Native VLAN cambiada</w:t>
@@ -16383,6 +17063,7 @@
           <w:p>
             <w:pPr>
               <w:pStyle w:val="Compact"/>
+              <w:jc w:val="left"/>
             </w:pPr>
             <w:r>
               <w:t xml:space="preserve">Usar un ID alto y dedicado, nunca VLAN 1</w:t>
@@ -16408,7 +17089,7 @@
       <w:r>
         <w:t xml:space="preserve"> </w:t>
       </w:r>
-      <w:hyperlink r:id="rId35">
+      <w:hyperlink r:id="rId46">
         <w:r>
           <w:rPr>
             <w:rStyle w:val="Hyperlink"/>
@@ -16435,7 +17116,7 @@
       <w:r>
         <w:t xml:space="preserve"> </w:t>
       </w:r>
-      <w:hyperlink r:id="rId15">
+      <w:hyperlink r:id="rId26">
         <w:r>
           <w:rPr>
             <w:rStyle w:val="Hyperlink"/>
@@ -16462,7 +17143,7 @@
       <w:r>
         <w:t xml:space="preserve"> </w:t>
       </w:r>
-      <w:hyperlink r:id="rId17">
+      <w:hyperlink r:id="rId28">
         <w:r>
           <w:rPr>
             <w:rStyle w:val="Hyperlink"/>
@@ -16471,9 +17152,9 @@
         </w:r>
       </w:hyperlink>
     </w:p>
-    <w:bookmarkEnd w:id="90"/>
-    <w:bookmarkEnd w:id="91"/>
-    <w:bookmarkStart w:id="101" w:name="dhcp-por-vlan"/>
+    <w:bookmarkEnd w:id="101"/>
+    <w:bookmarkEnd w:id="102"/>
+    <w:bookmarkStart w:id="112" w:name="dhcp-por-vlan"/>
     <w:p>
       <w:pPr>
         <w:pStyle w:val="Heading1"/>
@@ -16537,7 +17218,7 @@
         </w:pict>
       </w:r>
     </w:p>
-    <w:bookmarkStart w:id="93" w:name="la-idea-en-una-frase-6"/>
+    <w:bookmarkStart w:id="104" w:name="la-idea-en-una-frase-6"/>
     <w:p>
       <w:pPr>
         <w:pStyle w:val="Heading2"/>
@@ -16593,7 +17274,7 @@
       <w:r>
         <w:t xml:space="preserve"> </w:t>
       </w:r>
-      <w:hyperlink r:id="rId92">
+      <w:hyperlink r:id="rId103">
         <w:r>
           <w:rPr>
             <w:rStyle w:val="Hyperlink"/>
@@ -16705,7 +17386,7 @@
       <w:r>
         <w:t xml:space="preserve"> </w:t>
       </w:r>
-      <w:hyperlink r:id="rId23">
+      <w:hyperlink r:id="rId34">
         <w:r>
           <w:rPr>
             <w:rStyle w:val="Hyperlink"/>
@@ -16737,8 +17418,8 @@
         </w:pict>
       </w:r>
     </w:p>
-    <w:bookmarkEnd w:id="93"/>
-    <w:bookmarkStart w:id="94" w:name="el-montaje-un-pool-por-subred"/>
+    <w:bookmarkEnd w:id="104"/>
+    <w:bookmarkStart w:id="105" w:name="el-montaje-un-pool-por-subred"/>
     <w:p>
       <w:pPr>
         <w:pStyle w:val="Heading2"/>
@@ -16770,7 +17451,7 @@
       <w:r>
         <w:t xml:space="preserve"> </w:t>
       </w:r>
-      <w:hyperlink r:id="rId13">
+      <w:hyperlink r:id="rId24">
         <w:r>
           <w:rPr>
             <w:rStyle w:val="Hyperlink"/>
@@ -17132,6 +17813,7 @@
       <w:tblPr>
         <w:tblStyle w:val="Table"/>
         <w:tblW w:type="pct" w:w="5000"/>
+        <w:jc w:val="left"/>
         <w:tblLayout w:type="fixed"/>
         <w:tblLook w:firstRow="1" w:lastRow="0" w:firstColumn="0" w:lastColumn="0" w:noHBand="0" w:noVBand="0" w:val="0020"/>
       </w:tblPr>
@@ -17148,6 +17830,7 @@
           <w:p>
             <w:pPr>
               <w:pStyle w:val="Compact"/>
+              <w:jc w:val="left"/>
             </w:pPr>
             <w:r>
               <w:t xml:space="preserve">Comando</w:t>
@@ -17159,6 +17842,7 @@
           <w:p>
             <w:pPr>
               <w:pStyle w:val="Compact"/>
+              <w:jc w:val="left"/>
             </w:pPr>
             <w:r>
               <w:t xml:space="preserve">Qué aporta en un escenario con VLANs</w:t>
@@ -17172,6 +17856,7 @@
           <w:p>
             <w:pPr>
               <w:pStyle w:val="Compact"/>
+              <w:jc w:val="left"/>
             </w:pPr>
             <w:r>
               <w:rPr>
@@ -17186,6 +17871,7 @@
           <w:p>
             <w:pPr>
               <w:pStyle w:val="Compact"/>
+              <w:jc w:val="left"/>
             </w:pPr>
             <w:r>
               <w:rPr>
@@ -17209,6 +17895,7 @@
           <w:p>
             <w:pPr>
               <w:pStyle w:val="Compact"/>
+              <w:jc w:val="left"/>
             </w:pPr>
             <w:r>
               <w:rPr>
@@ -17223,6 +17910,7 @@
           <w:p>
             <w:pPr>
               <w:pStyle w:val="Compact"/>
+              <w:jc w:val="left"/>
             </w:pPr>
             <w:r>
               <w:t xml:space="preserve">La IP de la subinterfaz/SVI de esa VLAN (su gateway)</w:t>
@@ -17236,6 +17924,7 @@
           <w:p>
             <w:pPr>
               <w:pStyle w:val="Compact"/>
+              <w:jc w:val="left"/>
             </w:pPr>
             <w:r>
               <w:rPr>
@@ -17250,6 +17939,7 @@
           <w:p>
             <w:pPr>
               <w:pStyle w:val="Compact"/>
+              <w:jc w:val="left"/>
             </w:pPr>
             <w:r>
               <w:t xml:space="preserve">Aparta el gateway y los servidores del reparto (¡nunca los cuentes!)</w:t>
@@ -17345,7 +18035,7 @@
       <w:r>
         <w:t xml:space="preserve">(</w:t>
       </w:r>
-      <w:hyperlink r:id="rId14">
+      <w:hyperlink r:id="rId25">
         <w:r>
           <w:rPr>
             <w:rStyle w:val="Hyperlink"/>
@@ -17415,8 +18105,8 @@
         </w:pict>
       </w:r>
     </w:p>
-    <w:bookmarkEnd w:id="94"/>
-    <w:bookmarkStart w:id="95" w:name="X63088753742bef018f1ef391bb3185aa584431d"/>
+    <w:bookmarkEnd w:id="105"/>
+    <w:bookmarkStart w:id="106" w:name="X63088753742bef018f1ef391bb3185aa584431d"/>
     <w:p>
       <w:pPr>
         <w:pStyle w:val="Heading2"/>
@@ -17718,8 +18408,8 @@
         </w:pict>
       </w:r>
     </w:p>
-    <w:bookmarkEnd w:id="95"/>
-    <w:bookmarkStart w:id="96" w:name="verificación-1"/>
+    <w:bookmarkEnd w:id="106"/>
+    <w:bookmarkStart w:id="107" w:name="verificación-1"/>
     <w:p>
       <w:pPr>
         <w:pStyle w:val="Heading2"/>
@@ -17975,8 +18665,8 @@
         </w:pict>
       </w:r>
     </w:p>
-    <w:bookmarkEnd w:id="96"/>
-    <w:bookmarkStart w:id="97" w:name="X89659d3ef707d7e7f1f08d28fde977cb380da89"/>
+    <w:bookmarkEnd w:id="107"/>
+    <w:bookmarkStart w:id="108" w:name="X89659d3ef707d7e7f1f08d28fde977cb380da89"/>
     <w:p>
       <w:pPr>
         <w:pStyle w:val="Heading2"/>
@@ -18162,8 +18852,8 @@
         </w:pict>
       </w:r>
     </w:p>
-    <w:bookmarkEnd w:id="97"/>
-    <w:bookmarkStart w:id="98" w:name="mini-chequeo-6"/>
+    <w:bookmarkEnd w:id="108"/>
+    <w:bookmarkStart w:id="109" w:name="mini-chequeo-6"/>
     <w:p>
       <w:pPr>
         <w:pStyle w:val="Heading2"/>
@@ -18338,8 +19028,8 @@
         </w:pict>
       </w:r>
     </w:p>
-    <w:bookmarkEnd w:id="98"/>
-    <w:bookmarkStart w:id="99" w:name="resumen-en-3-frases-6"/>
+    <w:bookmarkEnd w:id="109"/>
+    <w:bookmarkStart w:id="110" w:name="resumen-en-3-frases-6"/>
     <w:p>
       <w:pPr>
         <w:pStyle w:val="Heading2"/>
@@ -18449,8 +19139,8 @@
         <w:t xml:space="preserve">El PC en APIPA (169.254.x.x) es la señal de que algo falla en la cadena pool → VLAN → relay, y con Wireshark se ve en qué eslabón.</w:t>
       </w:r>
     </w:p>
-    <w:bookmarkEnd w:id="99"/>
-    <w:bookmarkStart w:id="100" w:name="vocabulario-rápido-6"/>
+    <w:bookmarkEnd w:id="110"/>
+    <w:bookmarkStart w:id="111" w:name="vocabulario-rápido-6"/>
     <w:p>
       <w:pPr>
         <w:pStyle w:val="Heading2"/>
@@ -18463,6 +19153,7 @@
       <w:tblPr>
         <w:tblStyle w:val="Table"/>
         <w:tblW w:type="pct" w:w="5000"/>
+        <w:jc w:val="left"/>
         <w:tblLayout w:type="fixed"/>
         <w:tblLook w:firstRow="1" w:lastRow="0" w:firstColumn="0" w:lastColumn="0" w:noHBand="0" w:noVBand="0" w:val="0020"/>
       </w:tblPr>
@@ -18479,6 +19170,7 @@
           <w:p>
             <w:pPr>
               <w:pStyle w:val="Compact"/>
+              <w:jc w:val="left"/>
             </w:pPr>
             <w:r>
               <w:t xml:space="preserve">Término</w:t>
@@ -18490,6 +19182,7 @@
           <w:p>
             <w:pPr>
               <w:pStyle w:val="Compact"/>
+              <w:jc w:val="left"/>
             </w:pPr>
             <w:r>
               <w:t xml:space="preserve">Idea general</w:t>
@@ -18503,6 +19196,7 @@
           <w:p>
             <w:pPr>
               <w:pStyle w:val="Compact"/>
+              <w:jc w:val="left"/>
             </w:pPr>
             <w:r>
               <w:t xml:space="preserve">Pool DHCP</w:t>
@@ -18514,6 +19208,7 @@
           <w:p>
             <w:pPr>
               <w:pStyle w:val="Compact"/>
+              <w:jc w:val="left"/>
             </w:pPr>
             <w:r>
               <w:t xml:space="preserve">Conjunto de IPs que un servidor reparte en una subred</w:t>
@@ -18527,6 +19222,7 @@
           <w:p>
             <w:pPr>
               <w:pStyle w:val="Compact"/>
+              <w:jc w:val="left"/>
             </w:pPr>
             <w:r>
               <w:rPr>
@@ -18541,6 +19237,7 @@
           <w:p>
             <w:pPr>
               <w:pStyle w:val="Compact"/>
+              <w:jc w:val="left"/>
             </w:pPr>
             <w:r>
               <w:t xml:space="preserve">Rango que DHCP nunca entrega (gateways, servidores)</w:t>
@@ -18554,6 +19251,7 @@
           <w:p>
             <w:pPr>
               <w:pStyle w:val="Compact"/>
+              <w:jc w:val="left"/>
             </w:pPr>
             <w:r>
               <w:t xml:space="preserve">DHCP relay /</w:t>
@@ -18574,6 +19272,7 @@
           <w:p>
             <w:pPr>
               <w:pStyle w:val="Compact"/>
+              <w:jc w:val="left"/>
             </w:pPr>
             <w:r>
               <w:t xml:space="preserve">El router reenvía el broadcast DHCP a otra red</w:t>
@@ -18587,6 +19286,7 @@
           <w:p>
             <w:pPr>
               <w:pStyle w:val="Compact"/>
+              <w:jc w:val="left"/>
             </w:pPr>
             <w:r>
               <w:t xml:space="preserve">APIPA</w:t>
@@ -18598,6 +19298,7 @@
           <w:p>
             <w:pPr>
               <w:pStyle w:val="Compact"/>
+              <w:jc w:val="left"/>
             </w:pPr>
             <w:r>
               <w:t xml:space="preserve">IP automática 169.254.0.0/16 cuando DHCP no responde</w:t>
@@ -18611,6 +19312,7 @@
           <w:p>
             <w:pPr>
               <w:pStyle w:val="Compact"/>
+              <w:jc w:val="left"/>
             </w:pPr>
             <w:r>
               <w:t xml:space="preserve">Binding</w:t>
@@ -18622,6 +19324,7 @@
           <w:p>
             <w:pPr>
               <w:pStyle w:val="Compact"/>
+              <w:jc w:val="left"/>
             </w:pPr>
             <w:r>
               <w:t xml:space="preserve">Registro de la IP asignada a una MAC (</w:t>
@@ -18656,7 +19359,7 @@
       <w:r>
         <w:t xml:space="preserve"> </w:t>
       </w:r>
-      <w:hyperlink r:id="rId35">
+      <w:hyperlink r:id="rId46">
         <w:r>
           <w:rPr>
             <w:rStyle w:val="Hyperlink"/>
@@ -18683,7 +19386,7 @@
       <w:r>
         <w:t xml:space="preserve"> </w:t>
       </w:r>
-      <w:hyperlink r:id="rId16">
+      <w:hyperlink r:id="rId27">
         <w:r>
           <w:rPr>
             <w:rStyle w:val="Hyperlink"/>
@@ -18710,7 +19413,7 @@
       <w:r>
         <w:t xml:space="preserve"> </w:t>
       </w:r>
-      <w:hyperlink r:id="rId18">
+      <w:hyperlink r:id="rId29">
         <w:r>
           <w:rPr>
             <w:rStyle w:val="Hyperlink"/>
@@ -18719,9 +19422,9 @@
         </w:r>
       </w:hyperlink>
     </w:p>
-    <w:bookmarkEnd w:id="100"/>
-    <w:bookmarkEnd w:id="101"/>
-    <w:bookmarkStart w:id="114" w:name="cierre-consolida-lo-aprendido"/>
+    <w:bookmarkEnd w:id="111"/>
+    <w:bookmarkEnd w:id="112"/>
+    <w:bookmarkStart w:id="125" w:name="cierre-consolida-lo-aprendido"/>
     <w:p>
       <w:pPr>
         <w:pStyle w:val="Heading1"/>
@@ -18795,7 +19498,7 @@
       <w:r>
         <w:t xml:space="preserve"> </w:t>
       </w:r>
-      <w:hyperlink r:id="rId17">
+      <w:hyperlink r:id="rId28">
         <w:r>
           <w:rPr>
             <w:rStyle w:val="Hyperlink"/>
@@ -18817,7 +19520,7 @@
         </w:pict>
       </w:r>
     </w:p>
-    <w:bookmarkStart w:id="102" w:name="sé-el-paquete"/>
+    <w:bookmarkStart w:id="113" w:name="sé-el-paquete"/>
     <w:p>
       <w:pPr>
         <w:pStyle w:val="Heading2"/>
@@ -19014,8 +19717,8 @@
         </w:pict>
       </w:r>
     </w:p>
-    <w:bookmarkEnd w:id="102"/>
-    <w:bookmarkStart w:id="103" w:name="X4c05e95ba2909562a05eb03021c8f3ca9d0db7e"/>
+    <w:bookmarkEnd w:id="113"/>
+    <w:bookmarkStart w:id="114" w:name="X4c05e95ba2909562a05eb03021c8f3ca9d0db7e"/>
     <w:p>
       <w:pPr>
         <w:pStyle w:val="Heading2"/>
@@ -19187,8 +19890,8 @@
         </w:pict>
       </w:r>
     </w:p>
-    <w:bookmarkEnd w:id="103"/>
-    <w:bookmarkStart w:id="104" w:name="quién-soy"/>
+    <w:bookmarkEnd w:id="114"/>
+    <w:bookmarkStart w:id="115" w:name="quién-soy"/>
     <w:p>
       <w:pPr>
         <w:pStyle w:val="Heading2"/>
@@ -19344,8 +20047,8 @@
         </w:pict>
       </w:r>
     </w:p>
-    <w:bookmarkEnd w:id="104"/>
-    <w:bookmarkStart w:id="105" w:name="X8fd3dc292930e4585d698fce951e3ba762683aa"/>
+    <w:bookmarkEnd w:id="115"/>
+    <w:bookmarkStart w:id="116" w:name="X8fd3dc292930e4585d698fce951e3ba762683aa"/>
     <w:p>
       <w:pPr>
         <w:pStyle w:val="Heading2"/>
@@ -19357,7 +20060,13 @@
         <w:t xml:space="preserve"> </w:t>
       </w:r>
       <w:r>
-        <w:t xml:space="preserve">“El trunk va mal, cambié la native VLAN solo en un extremo”</w:t>
+        <w:t xml:space="preserve">“</w:t>
+      </w:r>
+      <w:r>
+        <w:t xml:space="preserve">El trunk va mal, cambié la native VLAN solo en un extremo</w:t>
+      </w:r>
+      <w:r>
+        <w:t xml:space="preserve">”</w:t>
       </w:r>
     </w:p>
     <w:p>
@@ -19439,8 +20148,8 @@
         </w:pict>
       </w:r>
     </w:p>
-    <w:bookmarkEnd w:id="105"/>
-    <w:bookmarkStart w:id="106" w:name="X27d7fd53c7e2f4585b647b45ae5a51903fb4532"/>
+    <w:bookmarkEnd w:id="116"/>
+    <w:bookmarkStart w:id="117" w:name="X27d7fd53c7e2f4585b647b45ae5a51903fb4532"/>
     <w:p>
       <w:pPr>
         <w:pStyle w:val="Heading2"/>
@@ -19622,7 +20331,7 @@
       <w:r>
         <w:t xml:space="preserve"> </w:t>
       </w:r>
-      <w:hyperlink r:id="rId17">
+      <w:hyperlink r:id="rId28">
         <w:r>
           <w:rPr>
             <w:rStyle w:val="Hyperlink"/>
@@ -19881,8 +20590,8 @@
         </w:pict>
       </w:r>
     </w:p>
-    <w:bookmarkEnd w:id="106"/>
-    <w:bookmarkStart w:id="107" w:name="logros-de-esta-unidad"/>
+    <w:bookmarkEnd w:id="117"/>
+    <w:bookmarkStart w:id="118" w:name="logros-de-esta-unidad"/>
     <w:p>
       <w:pPr>
         <w:pStyle w:val="Heading2"/>
@@ -19895,6 +20604,7 @@
       <w:tblPr>
         <w:tblStyle w:val="Table"/>
         <w:tblW w:type="pct" w:w="5000"/>
+        <w:jc w:val="left"/>
         <w:tblLayout w:type="fixed"/>
         <w:tblLook w:firstRow="1" w:lastRow="0" w:firstColumn="0" w:lastColumn="0" w:noHBand="0" w:noVBand="0" w:val="0020"/>
       </w:tblPr>
@@ -19911,6 +20621,7 @@
           <w:p>
             <w:pPr>
               <w:pStyle w:val="Compact"/>
+              <w:jc w:val="left"/>
             </w:pPr>
             <w:r>
               <w:t xml:space="preserve">Logro</w:t>
@@ -19922,6 +20633,7 @@
           <w:p>
             <w:pPr>
               <w:pStyle w:val="Compact"/>
+              <w:jc w:val="left"/>
             </w:pPr>
             <w:r>
               <w:t xml:space="preserve">Cómo conseguirlo</w:t>
@@ -19935,6 +20647,7 @@
           <w:p>
             <w:pPr>
               <w:pStyle w:val="Compact"/>
+              <w:jc w:val="left"/>
             </w:pPr>
             <w:r>
               <w:t xml:space="preserve">🏅</w:t>
@@ -19956,6 +20669,7 @@
           <w:p>
             <w:pPr>
               <w:pStyle w:val="Compact"/>
+              <w:jc w:val="left"/>
             </w:pPr>
             <w:r>
               <w:t xml:space="preserve">Montar un trunk 802.1Q con native 99 y nonegotiate en ambos extremos</w:t>
@@ -19969,6 +20683,7 @@
           <w:p>
             <w:pPr>
               <w:pStyle w:val="Compact"/>
+              <w:jc w:val="left"/>
             </w:pPr>
             <w:r>
               <w:t xml:space="preserve">🏅</w:t>
@@ -19990,6 +20705,7 @@
           <w:p>
             <w:pPr>
               <w:pStyle w:val="Compact"/>
+              <w:jc w:val="left"/>
             </w:pPr>
             <w:r>
               <w:t xml:space="preserve">Hacer ping entre dos VLANs por router-on-a-stick y luego por switch L3</w:t>
@@ -20003,6 +20719,7 @@
           <w:p>
             <w:pPr>
               <w:pStyle w:val="Compact"/>
+              <w:jc w:val="left"/>
             </w:pPr>
             <w:r>
               <w:t xml:space="preserve">🏅</w:t>
@@ -20024,6 +20741,7 @@
           <w:p>
             <w:pPr>
               <w:pStyle w:val="Compact"/>
+              <w:jc w:val="left"/>
             </w:pPr>
             <w:r>
               <w:t xml:space="preserve">Detectar el native VLAN mismatch solo con</w:t>
@@ -20046,6 +20764,7 @@
           <w:p>
             <w:pPr>
               <w:pStyle w:val="Compact"/>
+              <w:jc w:val="left"/>
             </w:pPr>
             <w:r>
               <w:t xml:space="preserve">🏅</w:t>
@@ -20067,6 +20786,7 @@
           <w:p>
             <w:pPr>
               <w:pStyle w:val="Compact"/>
+              <w:jc w:val="left"/>
             </w:pPr>
             <w:r>
               <w:t xml:space="preserve">Explicar la diferencia SVI/subinterfaz sin apuntes en menos de 1 minuto</w:t>
@@ -20082,8 +20802,8 @@
         </w:pict>
       </w:r>
     </w:p>
-    <w:bookmarkEnd w:id="107"/>
-    <w:bookmarkStart w:id="108" w:name="atrévete-a-pensar"/>
+    <w:bookmarkEnd w:id="118"/>
+    <w:bookmarkStart w:id="119" w:name="atrévete-a-pensar"/>
     <w:p>
       <w:pPr>
         <w:pStyle w:val="Heading2"/>
@@ -20107,7 +20827,13 @@
         <w:t xml:space="preserve"> </w:t>
       </w:r>
       <w:r>
-        <w:t xml:space="preserve">“usada para datos”</w:t>
+        <w:t xml:space="preserve">“</w:t>
+      </w:r>
+      <w:r>
+        <w:t xml:space="preserve">usada para datos</w:t>
+      </w:r>
+      <w:r>
+        <w:t xml:space="preserve">”</w:t>
       </w:r>
       <w:r>
         <w:t xml:space="preserve"> </w:t>
@@ -20203,7 +20929,13 @@
         <w:t xml:space="preserve"> </w:t>
       </w:r>
       <w:r>
-        <w:t xml:space="preserve">“sin tag”</w:t>
+        <w:t xml:space="preserve">“</w:t>
+      </w:r>
+      <w:r>
+        <w:t xml:space="preserve">sin tag</w:t>
+      </w:r>
+      <w:r>
+        <w:t xml:space="preserve">”</w:t>
       </w:r>
       <w:r>
         <w:t xml:space="preserve"> </w:t>
@@ -20299,7 +21031,13 @@
         <w:t xml:space="preserve"> </w:t>
       </w:r>
       <w:r>
-        <w:t xml:space="preserve">“negocie”</w:t>
+        <w:t xml:space="preserve">“</w:t>
+      </w:r>
+      <w:r>
+        <w:t xml:space="preserve">negocie</w:t>
+      </w:r>
+      <w:r>
+        <w:t xml:space="preserve">”</w:t>
       </w:r>
       <w:r>
         <w:t xml:space="preserve"> </w:t>
@@ -20343,8 +21081,8 @@
         </w:pict>
       </w:r>
     </w:p>
-    <w:bookmarkEnd w:id="108"/>
-    <w:bookmarkStart w:id="109" w:name="crucigrama-de-bits"/>
+    <w:bookmarkEnd w:id="119"/>
+    <w:bookmarkStart w:id="120" w:name="crucigrama-de-bits"/>
     <w:p>
       <w:pPr>
         <w:pStyle w:val="Heading2"/>
@@ -20490,8 +21228,8 @@
         </w:pict>
       </w:r>
     </w:p>
-    <w:bookmarkEnd w:id="109"/>
-    <w:bookmarkStart w:id="110" w:name="preguntas-de-entrevista-de-trabajo"/>
+    <w:bookmarkEnd w:id="120"/>
+    <w:bookmarkStart w:id="121" w:name="preguntas-de-entrevista-de-trabajo"/>
     <w:p>
       <w:pPr>
         <w:pStyle w:val="Heading2"/>
@@ -20513,7 +21251,21 @@
           <w:b/>
           <w:bCs/>
         </w:rPr>
-        <w:t xml:space="preserve">“¿Qué es un trunk y qué diferencia hay con un puerto access?”</w:t>
+        <w:t xml:space="preserve">“</w:t>
+      </w:r>
+      <w:r>
+        <w:rPr>
+          <w:b/>
+          <w:bCs/>
+        </w:rPr>
+        <w:t xml:space="preserve">¿Qué es un trunk y qué diferencia hay con un puerto access?</w:t>
+      </w:r>
+      <w:r>
+        <w:rPr>
+          <w:b/>
+          <w:bCs/>
+        </w:rPr>
+        <w:t xml:space="preserve">”</w:t>
       </w:r>
     </w:p>
     <w:p>
@@ -20529,7 +21281,21 @@
           <w:b/>
           <w:bCs/>
         </w:rPr>
-        <w:t xml:space="preserve">“¿Cómo harías comunicación entre VLANs? ¿Qué opciones hay y cuándo usarías cada una?”</w:t>
+        <w:t xml:space="preserve">“</w:t>
+      </w:r>
+      <w:r>
+        <w:rPr>
+          <w:b/>
+          <w:bCs/>
+        </w:rPr>
+        <w:t xml:space="preserve">¿Cómo harías comunicación entre VLANs? ¿Qué opciones hay y cuándo usarías cada una?</w:t>
+      </w:r>
+      <w:r>
+        <w:rPr>
+          <w:b/>
+          <w:bCs/>
+        </w:rPr>
+        <w:t xml:space="preserve">”</w:t>
       </w:r>
     </w:p>
     <w:p>
@@ -20545,7 +21311,21 @@
           <w:b/>
           <w:bCs/>
         </w:rPr>
-        <w:t xml:space="preserve">“¿Qué riesgos tiene la native VLAN y cómo la aseguras?”</w:t>
+        <w:t xml:space="preserve">“</w:t>
+      </w:r>
+      <w:r>
+        <w:rPr>
+          <w:b/>
+          <w:bCs/>
+        </w:rPr>
+        <w:t xml:space="preserve">¿Qué riesgos tiene la native VLAN y cómo la aseguras?</w:t>
+      </w:r>
+      <w:r>
+        <w:rPr>
+          <w:b/>
+          <w:bCs/>
+        </w:rPr>
+        <w:t xml:space="preserve">”</w:t>
       </w:r>
     </w:p>
     <w:p>
@@ -20561,7 +21341,21 @@
           <w:b/>
           <w:bCs/>
         </w:rPr>
-        <w:t xml:space="preserve">“¿Qué es VTP? ¿Lo activarías en producción?”</w:t>
+        <w:t xml:space="preserve">“</w:t>
+      </w:r>
+      <w:r>
+        <w:rPr>
+          <w:b/>
+          <w:bCs/>
+        </w:rPr>
+        <w:t xml:space="preserve">¿Qué es VTP? ¿Lo activarías en producción?</w:t>
+      </w:r>
+      <w:r>
+        <w:rPr>
+          <w:b/>
+          <w:bCs/>
+        </w:rPr>
+        <w:t xml:space="preserve">”</w:t>
       </w:r>
     </w:p>
     <w:p>
@@ -20577,7 +21371,21 @@
           <w:b/>
           <w:bCs/>
         </w:rPr>
-        <w:t xml:space="preserve">“Un usuario de la VLAN 10 no llega a la VLAN 20. Enumera tus comprobaciones.”</w:t>
+        <w:t xml:space="preserve">“</w:t>
+      </w:r>
+      <w:r>
+        <w:rPr>
+          <w:b/>
+          <w:bCs/>
+        </w:rPr>
+        <w:t xml:space="preserve">Un usuario de la VLAN 10 no llega a la VLAN 20. Enumera tus comprobaciones.</w:t>
+      </w:r>
+      <w:r>
+        <w:rPr>
+          <w:b/>
+          <w:bCs/>
+        </w:rPr>
+        <w:t xml:space="preserve">”</w:t>
       </w:r>
     </w:p>
     <w:p>
@@ -20633,8 +21441,8 @@
         </w:pict>
       </w:r>
     </w:p>
-    <w:bookmarkEnd w:id="110"/>
-    <w:bookmarkStart w:id="111" w:name="no-hay-preguntas-tontas"/>
+    <w:bookmarkEnd w:id="121"/>
+    <w:bookmarkStart w:id="122" w:name="no-hay-preguntas-tontas"/>
     <w:p>
       <w:pPr>
         <w:pStyle w:val="Heading2"/>
@@ -20672,7 +21480,21 @@
           <w:b/>
           <w:bCs/>
         </w:rPr>
-        <w:t xml:space="preserve">“normal”</w:t>
+        <w:t xml:space="preserve">“</w:t>
+      </w:r>
+      <w:r>
+        <w:rPr>
+          <w:b/>
+          <w:bCs/>
+        </w:rPr>
+        <w:t xml:space="preserve">normal</w:t>
+      </w:r>
+      <w:r>
+        <w:rPr>
+          <w:b/>
+          <w:bCs/>
+        </w:rPr>
+        <w:t xml:space="preserve">”</w:t>
       </w:r>
       <w:r>
         <w:rPr>
@@ -20700,7 +21522,13 @@
         <w:t xml:space="preserve"> </w:t>
       </w:r>
       <w:r>
-        <w:t xml:space="preserve">“visten”</w:t>
+        <w:t xml:space="preserve">“</w:t>
+      </w:r>
+      <w:r>
+        <w:t xml:space="preserve">visten</w:t>
+      </w:r>
+      <w:r>
+        <w:t xml:space="preserve">”</w:t>
       </w:r>
       <w:r>
         <w:t xml:space="preserve"> </w:t>
@@ -20738,7 +21566,21 @@
           <w:b/>
           <w:bCs/>
         </w:rPr>
-        <w:t xml:space="preserve">“reales”</w:t>
+        <w:t xml:space="preserve">“</w:t>
+      </w:r>
+      <w:r>
+        <w:rPr>
+          <w:b/>
+          <w:bCs/>
+        </w:rPr>
+        <w:t xml:space="preserve">reales</w:t>
+      </w:r>
+      <w:r>
+        <w:rPr>
+          <w:b/>
+          <w:bCs/>
+        </w:rPr>
+        <w:t xml:space="preserve">”</w:t>
       </w:r>
       <w:r>
         <w:rPr>
@@ -20766,7 +21608,13 @@
         <w:t xml:space="preserve"> </w:t>
       </w:r>
       <w:r>
-        <w:t xml:space="preserve">“reales”</w:t>
+        <w:t xml:space="preserve">“</w:t>
+      </w:r>
+      <w:r>
+        <w:t xml:space="preserve">reales</w:t>
+      </w:r>
+      <w:r>
+        <w:t xml:space="preserve">”</w:t>
       </w:r>
       <w:r>
         <w:t xml:space="preserve"> </w:t>
@@ -20778,7 +21626,13 @@
         <w:t xml:space="preserve"> </w:t>
       </w:r>
       <w:r>
-        <w:t xml:space="preserve">“por si acaso”</w:t>
+        <w:t xml:space="preserve">“</w:t>
+      </w:r>
+      <w:r>
+        <w:t xml:space="preserve">por si acaso</w:t>
+      </w:r>
+      <w:r>
+        <w:t xml:space="preserve">”</w:t>
       </w:r>
       <w:r>
         <w:t xml:space="preserve"> </w:t>
@@ -20820,8 +21674,8 @@
         </w:pict>
       </w:r>
     </w:p>
-    <w:bookmarkEnd w:id="111"/>
-    <w:bookmarkStart w:id="112" w:name="poscréditos"/>
+    <w:bookmarkEnd w:id="122"/>
+    <w:bookmarkStart w:id="123" w:name="poscréditos"/>
     <w:p>
       <w:pPr>
         <w:pStyle w:val="Heading2"/>
@@ -20845,7 +21699,21 @@
           <w:i/>
           <w:iCs/>
         </w:rPr>
-        <w:t xml:space="preserve">“Segmentado, etiquetado, enrutado. Así se ordena un edificio. Los humanos, con carpetas; los switches, con VLANs. Y todos los días alguien intenta ponerlo todo en la misma.”</w:t>
+        <w:t xml:space="preserve">“</w:t>
+      </w:r>
+      <w:r>
+        <w:rPr>
+          <w:i/>
+          <w:iCs/>
+        </w:rPr>
+        <w:t xml:space="preserve">Segmentado, etiquetado, enrutado. Así se ordena un edificio. Los humanos, con carpetas; los switches, con VLANs. Y todos los días alguien intenta ponerlo todo en la misma.</w:t>
+      </w:r>
+      <w:r>
+        <w:rPr>
+          <w:i/>
+          <w:iCs/>
+        </w:rPr>
+        <w:t xml:space="preserve">”</w:t>
       </w:r>
     </w:p>
     <w:p>
@@ -20873,8 +21741,8 @@
         </w:pict>
       </w:r>
     </w:p>
-    <w:bookmarkEnd w:id="112"/>
-    <w:bookmarkStart w:id="113" w:name="Xd243717b49c447ac6bd68a31cbf449a20a4941d"/>
+    <w:bookmarkEnd w:id="123"/>
+    <w:bookmarkStart w:id="124" w:name="Xd243717b49c447ac6bd68a31cbf449a20a4941d"/>
     <w:p>
       <w:pPr>
         <w:pStyle w:val="Heading2"/>
@@ -20911,6 +21779,7 @@
       <w:tblPr>
         <w:tblStyle w:val="Table"/>
         <w:tblW w:type="pct" w:w="5000"/>
+        <w:jc w:val="left"/>
         <w:tblLayout w:type="fixed"/>
         <w:tblLook w:firstRow="1" w:lastRow="0" w:firstColumn="0" w:lastColumn="0" w:noHBand="0" w:noVBand="0" w:val="0020"/>
       </w:tblPr>
@@ -20928,6 +21797,7 @@
           <w:p>
             <w:pPr>
               <w:pStyle w:val="Compact"/>
+              <w:jc w:val="left"/>
             </w:pPr>
             <w:r>
               <w:t xml:space="preserve">CE</w:t>
@@ -20939,6 +21809,7 @@
           <w:p>
             <w:pPr>
               <w:pStyle w:val="Compact"/>
+              <w:jc w:val="left"/>
             </w:pPr>
             <w:r>
               <w:t xml:space="preserve">Criterio</w:t>
@@ -20950,6 +21821,7 @@
           <w:p>
             <w:pPr>
               <w:pStyle w:val="Compact"/>
+              <w:jc w:val="left"/>
             </w:pPr>
             <w:r>
               <w:t xml:space="preserve">Cubierto</w:t>
@@ -20963,6 +21835,7 @@
           <w:p>
             <w:pPr>
               <w:pStyle w:val="Compact"/>
+              <w:jc w:val="left"/>
             </w:pPr>
             <w:r>
               <w:t xml:space="preserve">RA3</w:t>
@@ -20974,6 +21847,7 @@
           <w:p>
             <w:pPr>
               <w:pStyle w:val="Compact"/>
+              <w:jc w:val="left"/>
             </w:pPr>
             <w:r>
               <w:t xml:space="preserve">Administración de conmutadores (enlaces y segmentación)</w:t>
@@ -20985,6 +21859,7 @@
           <w:p>
             <w:pPr>
               <w:pStyle w:val="Compact"/>
+              <w:jc w:val="left"/>
             </w:pPr>
             <w:r>
               <w:t xml:space="preserve">✅ Puntos 1-2, 5 y 7 + ⚡ Laboratorio (punto 8)</w:t>
@@ -20998,6 +21873,7 @@
           <w:p>
             <w:pPr>
               <w:pStyle w:val="Compact"/>
+              <w:jc w:val="left"/>
             </w:pPr>
             <w:r>
               <w:t xml:space="preserve">RA4·d)</w:t>
@@ -21009,6 +21885,7 @@
           <w:p>
             <w:pPr>
               <w:pStyle w:val="Compact"/>
+              <w:jc w:val="left"/>
             </w:pPr>
             <w:r>
               <w:t xml:space="preserve">Comandos de configuración</w:t>
@@ -21020,6 +21897,7 @@
           <w:p>
             <w:pPr>
               <w:pStyle w:val="Compact"/>
+              <w:jc w:val="left"/>
             </w:pPr>
             <w:r>
               <w:t xml:space="preserve">✅ Puntos 3-4 y 7 (relay) + 🧠 Atrévete a pensar (punto 8)</w:t>
@@ -21033,6 +21911,7 @@
           <w:p>
             <w:pPr>
               <w:pStyle w:val="Compact"/>
+              <w:jc w:val="left"/>
             </w:pPr>
             <w:r>
               <w:t xml:space="preserve">RA5·c)</w:t>
@@ -21044,6 +21923,7 @@
           <w:p>
             <w:pPr>
               <w:pStyle w:val="Compact"/>
+              <w:jc w:val="left"/>
             </w:pPr>
             <w:r>
               <w:t xml:space="preserve">Diagnóstico de incidencias</w:t>
@@ -21055,6 +21935,7 @@
           <w:p>
             <w:pPr>
               <w:pStyle w:val="Compact"/>
+              <w:jc w:val="left"/>
             </w:pPr>
             <w:r>
               <w:t xml:space="preserve">✅ Punto 2 + ⚡ Laboratorio (punto 8)</w:t>
@@ -21068,6 +21949,7 @@
           <w:p>
             <w:pPr>
               <w:pStyle w:val="Compact"/>
+              <w:jc w:val="left"/>
             </w:pPr>
             <w:r>
               <w:t xml:space="preserve">RA5·d)</w:t>
@@ -21079,6 +21961,7 @@
           <w:p>
             <w:pPr>
               <w:pStyle w:val="Compact"/>
+              <w:jc w:val="left"/>
             </w:pPr>
             <w:r>
               <w:t xml:space="preserve">Enlaces troncales</w:t>
@@ -21090,6 +21973,7 @@
           <w:p>
             <w:pPr>
               <w:pStyle w:val="Compact"/>
+              <w:jc w:val="left"/>
             </w:pPr>
             <w:r>
               <w:t xml:space="preserve">✅ Puntos 1-2 y 6 + 🤬 CONRAD y 💬 Entrevista (punto 8)</w:t>
@@ -21103,6 +21987,7 @@
           <w:p>
             <w:pPr>
               <w:pStyle w:val="Compact"/>
+              <w:jc w:val="left"/>
             </w:pPr>
             <w:r>
               <w:t xml:space="preserve">RA5·e)</w:t>
@@ -21114,6 +21999,7 @@
           <w:p>
             <w:pPr>
               <w:pStyle w:val="Compact"/>
+              <w:jc w:val="left"/>
             </w:pPr>
             <w:r>
               <w:t xml:space="preserve">Inter-VLAN con router</w:t>
@@ -21125,6 +22011,7 @@
           <w:p>
             <w:pPr>
               <w:pStyle w:val="Compact"/>
+              <w:jc w:val="left"/>
             </w:pPr>
             <w:r>
               <w:t xml:space="preserve">✅ Puntos 3-4 + ⭐ y 🕵️ (punto 8)</w:t>
@@ -21138,6 +22025,7 @@
           <w:p>
             <w:pPr>
               <w:pStyle w:val="Compact"/>
+              <w:jc w:val="left"/>
             </w:pPr>
             <w:r>
               <w:t xml:space="preserve">RA5·f)</w:t>
@@ -21149,6 +22037,7 @@
           <w:p>
             <w:pPr>
               <w:pStyle w:val="Compact"/>
+              <w:jc w:val="left"/>
             </w:pPr>
             <w:r>
               <w:t xml:space="preserve">Protocolos centralizados (VTP)</w:t>
@@ -21160,6 +22049,7 @@
           <w:p>
             <w:pPr>
               <w:pStyle w:val="Compact"/>
+              <w:jc w:val="left"/>
             </w:pPr>
             <w:r>
               <w:t xml:space="preserve">✅ Punto 5 + 🕵️ (punto 8)</w:t>
@@ -21185,7 +22075,7 @@
       <w:r>
         <w:t xml:space="preserve"> </w:t>
       </w:r>
-      <w:hyperlink r:id="rId35">
+      <w:hyperlink r:id="rId46">
         <w:r>
           <w:rPr>
             <w:rStyle w:val="Hyperlink"/>
@@ -21212,7 +22102,7 @@
       <w:r>
         <w:t xml:space="preserve"> </w:t>
       </w:r>
-      <w:hyperlink r:id="rId17">
+      <w:hyperlink r:id="rId28">
         <w:r>
           <w:rPr>
             <w:rStyle w:val="Hyperlink"/>
@@ -21239,7 +22129,7 @@
       <w:r>
         <w:t xml:space="preserve"> </w:t>
       </w:r>
-      <w:hyperlink r:id="rId23">
+      <w:hyperlink r:id="rId34">
         <w:r>
           <w:rPr>
             <w:rStyle w:val="Hyperlink"/>
@@ -21248,13 +22138,9 @@
         </w:r>
       </w:hyperlink>
     </w:p>
-    <w:bookmarkEnd w:id="113"/>
-    <w:bookmarkEnd w:id="114"/>
-    <w:sectPr>
-      <w:footnotePr>
-        <w:numRestart w:val="eachSect"/>
-      </w:footnotePr>
-    </w:sectPr>
+    <w:bookmarkEnd w:id="124"/>
+    <w:bookmarkEnd w:id="125"/>
+    <w:sectPr/>
   </w:body>
 </w:document>
 </file>
@@ -21292,7 +22178,7 @@
       <w:lvlText w:val=" "/>
       <w:lvlJc w:val="left"/>
       <w:pPr>
-        <w:ind w:left="720" w:hanging="360"/>
+        <w:ind w:left="720" w:hanging="480"/>
       </w:pPr>
     </w:lvl>
     <w:lvl w:ilvl="1">
@@ -21300,7 +22186,7 @@
       <w:lvlText w:val=" "/>
       <w:lvlJc w:val="left"/>
       <w:pPr>
-        <w:ind w:left="1440" w:hanging="360"/>
+        <w:ind w:left="1440" w:hanging="480"/>
       </w:pPr>
     </w:lvl>
     <w:lvl w:ilvl="2">
@@ -21308,7 +22194,7 @@
       <w:lvlText w:val=" "/>
       <w:lvlJc w:val="left"/>
       <w:pPr>
-        <w:ind w:left="2160" w:hanging="360"/>
+        <w:ind w:left="2160" w:hanging="480"/>
       </w:pPr>
     </w:lvl>
     <w:lvl w:ilvl="3">
@@ -21316,7 +22202,7 @@
       <w:lvlText w:val=" "/>
       <w:lvlJc w:val="left"/>
       <w:pPr>
-        <w:ind w:left="2880" w:hanging="360"/>
+        <w:ind w:left="2880" w:hanging="480"/>
       </w:pPr>
     </w:lvl>
     <w:lvl w:ilvl="4">
@@ -21324,7 +22210,7 @@
       <w:lvlText w:val=" "/>
       <w:lvlJc w:val="left"/>
       <w:pPr>
-        <w:ind w:left="3600" w:hanging="360"/>
+        <w:ind w:left="3600" w:hanging="480"/>
       </w:pPr>
     </w:lvl>
     <w:lvl w:ilvl="5">
@@ -21332,7 +22218,7 @@
       <w:lvlText w:val=" "/>
       <w:lvlJc w:val="left"/>
       <w:pPr>
-        <w:ind w:left="4320" w:hanging="360"/>
+        <w:ind w:left="4320" w:hanging="480"/>
       </w:pPr>
     </w:lvl>
     <w:lvl w:ilvl="6">
@@ -21340,7 +22226,7 @@
       <w:lvlText w:val=" "/>
       <w:lvlJc w:val="left"/>
       <w:pPr>
-        <w:ind w:left="5040" w:hanging="360"/>
+        <w:ind w:left="5040" w:hanging="480"/>
       </w:pPr>
     </w:lvl>
     <w:lvl w:ilvl="7">
@@ -21348,7 +22234,7 @@
       <w:lvlText w:val=" "/>
       <w:lvlJc w:val="left"/>
       <w:pPr>
-        <w:ind w:left="5760" w:hanging="360"/>
+        <w:ind w:left="5760" w:hanging="480"/>
       </w:pPr>
     </w:lvl>
     <w:lvl w:ilvl="8">
@@ -21356,7 +22242,7 @@
       <w:lvlText w:val=" "/>
       <w:lvlJc w:val="left"/>
       <w:pPr>
-        <w:ind w:left="6480" w:hanging="360"/>
+        <w:ind w:left="6480" w:hanging="480"/>
       </w:pPr>
     </w:lvl>
   </w:abstractNum>
@@ -21365,102 +22251,75 @@
     <w:multiLevelType w:val="multilevel"/>
     <w:lvl w:ilvl="0">
       <w:numFmt w:val="bullet"/>
-      <w:lvlText w:val=""/>
+      <w:lvlText w:val="•"/>
       <w:lvlJc w:val="left"/>
       <w:pPr>
-        <w:ind w:left="720" w:hanging="360"/>
-      </w:pPr>
-      <w:rPr>
-        <w:rFonts w:ascii="Symbol" w:hAnsi="Symbol" w:cs="Symbol" w:hint="default"/>
-      </w:rPr>
+        <w:ind w:left="720" w:hanging="480"/>
+      </w:pPr>
     </w:lvl>
     <w:lvl w:ilvl="1">
       <w:numFmt w:val="bullet"/>
-      <w:lvlText w:val="o"/>
+      <w:lvlText w:val="–"/>
       <w:lvlJc w:val="left"/>
       <w:pPr>
-        <w:ind w:left="1440" w:hanging="360"/>
-      </w:pPr>
-      <w:rPr>
-        <w:rFonts w:ascii="Courier New" w:hAnsi="Courier New" w:cs="Courier New" w:hint="default"/>
-      </w:rPr>
+        <w:ind w:left="1440" w:hanging="480"/>
+      </w:pPr>
     </w:lvl>
     <w:lvl w:ilvl="2">
       <w:numFmt w:val="bullet"/>
-      <w:lvlText w:val=""/>
+      <w:lvlText w:val="•"/>
       <w:lvlJc w:val="left"/>
       <w:pPr>
-        <w:ind w:left="2160" w:hanging="360"/>
-      </w:pPr>
-      <w:rPr>
-        <w:rFonts w:ascii="Wingdings" w:hAnsi="Wingdings" w:cs="Wingdings" w:hint="default"/>
-      </w:rPr>
+        <w:ind w:left="2160" w:hanging="480"/>
+      </w:pPr>
     </w:lvl>
     <w:lvl w:ilvl="3">
       <w:numFmt w:val="bullet"/>
-      <w:lvlText w:val=""/>
+      <w:lvlText w:val="–"/>
       <w:lvlJc w:val="left"/>
       <w:pPr>
-        <w:ind w:left="2880" w:hanging="360"/>
-      </w:pPr>
-      <w:rPr>
-        <w:rFonts w:ascii="Symbol" w:hAnsi="Symbol" w:cs="Symbol" w:hint="default"/>
-      </w:rPr>
+        <w:ind w:left="2880" w:hanging="480"/>
+      </w:pPr>
     </w:lvl>
     <w:lvl w:ilvl="4">
       <w:numFmt w:val="bullet"/>
-      <w:lvlText w:val="o"/>
+      <w:lvlText w:val="•"/>
       <w:lvlJc w:val="left"/>
       <w:pPr>
-        <w:ind w:left="3600" w:hanging="360"/>
-      </w:pPr>
-      <w:rPr>
-        <w:rFonts w:ascii="Courier New" w:hAnsi="Courier New" w:cs="Courier New" w:hint="default"/>
-      </w:rPr>
+        <w:ind w:left="3600" w:hanging="480"/>
+      </w:pPr>
     </w:lvl>
     <w:lvl w:ilvl="5">
       <w:numFmt w:val="bullet"/>
-      <w:lvlText w:val=""/>
+      <w:lvlText w:val="–"/>
       <w:lvlJc w:val="left"/>
       <w:pPr>
-        <w:ind w:left="4320" w:hanging="360"/>
-      </w:pPr>
-      <w:rPr>
-        <w:rFonts w:ascii="Wingdings" w:hAnsi="Wingdings" w:cs="Wingdings" w:hint="default"/>
-      </w:rPr>
+        <w:ind w:left="4320" w:hanging="480"/>
+      </w:pPr>
     </w:lvl>
     <w:lvl w:ilvl="6">
       <w:numFmt w:val="bullet"/>
-      <w:lvlText w:val=""/>
+      <w:lvlText w:val="•"/>
       <w:lvlJc w:val="left"/>
       <w:pPr>
-        <w:ind w:left="5040" w:hanging="360"/>
-      </w:pPr>
-      <w:rPr>
-        <w:rFonts w:ascii="Symbol" w:hAnsi="Symbol" w:cs="Symbol" w:hint="default"/>
-      </w:rPr>
+        <w:ind w:left="5040" w:hanging="480"/>
+      </w:pPr>
     </w:lvl>
     <w:lvl w:ilvl="7">
       <w:numFmt w:val="bullet"/>
-      <w:lvlText w:val="o"/>
+      <w:lvlText w:val="–"/>
       <w:lvlJc w:val="left"/>
       <w:pPr>
-        <w:ind w:left="5760" w:hanging="360"/>
-      </w:pPr>
-      <w:rPr>
-        <w:rFonts w:ascii="Courier New" w:hAnsi="Courier New" w:cs="Courier New" w:hint="default"/>
-      </w:rPr>
+        <w:ind w:left="5760" w:hanging="480"/>
+      </w:pPr>
     </w:lvl>
     <w:lvl w:ilvl="8">
       <w:numFmt w:val="bullet"/>
-      <w:lvlText w:val=""/>
+      <w:lvlText w:val="•"/>
       <w:lvlJc w:val="left"/>
       <w:pPr>
-        <w:ind w:left="6480" w:hanging="360"/>
-      </w:pPr>
-      <w:rPr>
-        <w:rFonts w:ascii="Wingdings" w:hAnsi="Wingdings" w:cs="Wingdings" w:hint="default"/>
-      </w:rPr>
+        <w:ind w:left="6480" w:hanging="480"/>
+      </w:pPr>
     </w:lvl>
   </w:abstractNum>
   <w:abstractNum w:abstractNumId="99411">
@@ -21472,7 +22331,7 @@
       <w:lvlText w:val="%1."/>
       <w:lvlJc w:val="left"/>
       <w:pPr>
-        <w:ind w:left="720" w:hanging="360"/>
+        <w:ind w:left="720" w:hanging="480"/>
       </w:pPr>
     </w:lvl>
     <w:lvl w:ilvl="1">
@@ -21481,7 +22340,7 @@
       <w:lvlText w:val="%2."/>
       <w:lvlJc w:val="left"/>
       <w:pPr>
-        <w:ind w:left="1440" w:hanging="360"/>
+        <w:ind w:left="1440" w:hanging="480"/>
       </w:pPr>
     </w:lvl>
     <w:lvl w:ilvl="2">
@@ -21490,7 +22349,7 @@
       <w:lvlText w:val="%3."/>
       <w:lvlJc w:val="left"/>
       <w:pPr>
-        <w:ind w:left="2160" w:hanging="360"/>
+        <w:ind w:left="2160" w:hanging="480"/>
       </w:pPr>
     </w:lvl>
     <w:lvl w:ilvl="3">
@@ -21499,7 +22358,7 @@
       <w:lvlText w:val="%4."/>
       <w:lvlJc w:val="left"/>
       <w:pPr>
-        <w:ind w:left="2880" w:hanging="360"/>
+        <w:ind w:left="2880" w:hanging="480"/>
       </w:pPr>
     </w:lvl>
     <w:lvl w:ilvl="4">
@@ -21508,7 +22367,7 @@
       <w:lvlText w:val="%5."/>
       <w:lvlJc w:val="left"/>
       <w:pPr>
-        <w:ind w:left="3600" w:hanging="360"/>
+        <w:ind w:left="3600" w:hanging="480"/>
       </w:pPr>
     </w:lvl>
     <w:lvl w:ilvl="5">
@@ -21517,7 +22376,7 @@
       <w:lvlText w:val="%6."/>
       <w:lvlJc w:val="left"/>
       <w:pPr>
-        <w:ind w:left="4320" w:hanging="360"/>
+        <w:ind w:left="4320" w:hanging="480"/>
       </w:pPr>
     </w:lvl>
     <w:lvl w:ilvl="6">
@@ -21526,7 +22385,7 @@
       <w:lvlText w:val="%7."/>
       <w:lvlJc w:val="left"/>
       <w:pPr>
-        <w:ind w:left="5040" w:hanging="360"/>
+        <w:ind w:left="5040" w:hanging="480"/>
       </w:pPr>
     </w:lvl>
     <w:lvl w:ilvl="7">
@@ -21535,7 +22394,7 @@
       <w:lvlText w:val="%8."/>
       <w:lvlJc w:val="left"/>
       <w:pPr>
-        <w:ind w:left="5760" w:hanging="360"/>
+        <w:ind w:left="5760" w:hanging="480"/>
       </w:pPr>
     </w:lvl>
     <w:lvl w:ilvl="8">
@@ -21544,7 +22403,7 @@
       <w:lvlText w:val="%9."/>
       <w:lvlJc w:val="left"/>
       <w:pPr>
-        <w:ind w:left="6480" w:hanging="360"/>
+        <w:ind w:left="6480" w:hanging="480"/>
       </w:pPr>
     </w:lvl>
   </w:abstractNum>
@@ -21557,7 +22416,7 @@
       <w:lvlText w:val="(%1)"/>
       <w:lvlJc w:val="left"/>
       <w:pPr>
-        <w:ind w:left="720" w:hanging="360"/>
+        <w:ind w:left="720" w:hanging="480"/>
       </w:pPr>
     </w:lvl>
     <w:lvl w:ilvl="1">
@@ -21566,7 +22425,7 @@
       <w:lvlText w:val="(%2)"/>
       <w:lvlJc w:val="left"/>
       <w:pPr>
-        <w:ind w:left="1440" w:hanging="360"/>
+        <w:ind w:left="1440" w:hanging="480"/>
       </w:pPr>
     </w:lvl>
     <w:lvl w:ilvl="2">
@@ -21575,7 +22434,7 @@
       <w:lvlText w:val="(%3)"/>
       <w:lvlJc w:val="left"/>
       <w:pPr>
-        <w:ind w:left="2160" w:hanging="360"/>
+        <w:ind w:left="2160" w:hanging="480"/>
       </w:pPr>
     </w:lvl>
     <w:lvl w:ilvl="3">
@@ -21584,7 +22443,7 @@
       <w:lvlText w:val="(%4)"/>
       <w:lvlJc w:val="left"/>
       <w:pPr>
-        <w:ind w:left="2880" w:hanging="360"/>
+        <w:ind w:left="2880" w:hanging="480"/>
       </w:pPr>
     </w:lvl>
     <w:lvl w:ilvl="4">
@@ -21593,7 +22452,7 @@
       <w:lvlText w:val="(%5)"/>
       <w:lvlJc w:val="left"/>
       <w:pPr>
-        <w:ind w:left="3600" w:hanging="360"/>
+        <w:ind w:left="3600" w:hanging="480"/>
       </w:pPr>
     </w:lvl>
     <w:lvl w:ilvl="5">
@@ -21602,7 +22461,7 @@
       <w:lvlText w:val="(%6)"/>
       <w:lvlJc w:val="left"/>
       <w:pPr>
-        <w:ind w:left="4320" w:hanging="360"/>
+        <w:ind w:left="4320" w:hanging="480"/>
       </w:pPr>
     </w:lvl>
     <w:lvl w:ilvl="6">
@@ -21611,7 +22470,7 @@
       <w:lvlText w:val="(%7)"/>
       <w:lvlJc w:val="left"/>
       <w:pPr>
-        <w:ind w:left="5040" w:hanging="360"/>
+        <w:ind w:left="5040" w:hanging="480"/>
       </w:pPr>
     </w:lvl>
     <w:lvl w:ilvl="7">
@@ -21620,7 +22479,7 @@
       <w:lvlText w:val="(%8)"/>
       <w:lvlJc w:val="left"/>
       <w:pPr>
-        <w:ind w:left="5760" w:hanging="360"/>
+        <w:ind w:left="5760" w:hanging="480"/>
       </w:pPr>
     </w:lvl>
     <w:lvl w:ilvl="8">
@@ -21629,7 +22488,7 @@
       <w:lvlText w:val="(%9)"/>
       <w:lvlJc w:val="left"/>
       <w:pPr>
-        <w:ind w:left="6480" w:hanging="360"/>
+        <w:ind w:left="6480" w:hanging="480"/>
       </w:pPr>
     </w:lvl>
   </w:abstractNum>
@@ -22367,10 +23226,10 @@
   <w:docDefaults>
     <w:rPrDefault>
       <w:rPr>
-        <w:rFonts w:asciiTheme="minorHAnsi" w:cstheme="minorBidi" w:eastAsiaTheme="minorEastAsia" w:hAnsiTheme="minorHAnsi"/>
+        <w:rFonts w:asciiTheme="minorHAnsi" w:cstheme="minorBidi" w:eastAsiaTheme="minorHAnsi" w:hAnsiTheme="minorHAnsi"/>
         <w:sz w:val="24"/>
         <w:szCs w:val="24"/>
-        <w:lang w:bidi="ar-SA" w:eastAsia="zh-CN" w:val="es-ES"/>
+        <w:lang w:bidi="ar-SA" w:eastAsia="en-US" w:val="es-ES"/>
       </w:rPr>
     </w:rPrDefault>
     <w:pPrDefault>
@@ -22411,94 +23270,57 @@
     <w:name w:val="Title"/>
     <w:basedOn w:val="Normal"/>
     <w:next w:val="BodyText"/>
-    <w:link w:val="TitleChar"/>
-    <w:uiPriority w:val="10"/>
     <w:qFormat/>
-    <w:rsid w:val="00A10FD9"/>
     <w:pPr>
-      <w:spacing w:after="80" w:line="240" w:lineRule="auto"/>
-      <w:contextualSpacing/>
+      <w:keepNext/>
+      <w:keepLines/>
+      <w:spacing w:after="240" w:before="480"/>
       <w:jc w:val="center"/>
     </w:pPr>
     <w:rPr>
       <w:rFonts w:asciiTheme="majorHAnsi" w:cstheme="majorBidi" w:eastAsiaTheme="majorEastAsia" w:hAnsiTheme="majorHAnsi"/>
-      <w:sz w:val="56"/>
-      <w:szCs w:val="56"/>
-    </w:rPr>
-  </w:style>
-  <w:style w:customStyle="1" w:styleId="TitleChar" w:type="character">
-    <w:name w:val="Title Char"/>
-    <w:basedOn w:val="DefaultParagraphFont"/>
-    <w:link w:val="Title"/>
-    <w:uiPriority w:val="10"/>
-    <w:rsid w:val="00A10FD9"/>
-    <w:rPr>
-      <w:rFonts w:asciiTheme="majorHAnsi" w:cstheme="majorBidi" w:eastAsiaTheme="majorEastAsia" w:hAnsiTheme="majorHAnsi"/>
-      <w:sz w:val="56"/>
-      <w:szCs w:val="56"/>
+      <w:b/>
+      <w:bCs/>
+      <w:color w:themeColor="accent1" w:themeShade="B5" w:val="345A8A"/>
+      <w:sz w:val="36"/>
+      <w:szCs w:val="36"/>
     </w:rPr>
   </w:style>
   <w:style w:styleId="Subtitle" w:type="paragraph">
     <w:name w:val="Subtitle"/>
     <w:basedOn w:val="Title"/>
     <w:next w:val="BodyText"/>
-    <w:link w:val="SubtitleChar"/>
-    <w:uiPriority w:val="11"/>
     <w:qFormat/>
-    <w:rsid w:val="00A10FD9"/>
     <w:pPr>
-      <w:numPr>
-        <w:ilvl w:val="1"/>
-      </w:numPr>
+      <w:keepNext/>
+      <w:keepLines/>
+      <w:spacing w:after="240" w:before="240"/>
+      <w:jc w:val="center"/>
     </w:pPr>
     <w:rPr>
-      <w:rFonts w:cstheme="majorBidi" w:eastAsiaTheme="majorEastAsia"/>
-      <w:spacing w:val="15"/>
-      <w:sz w:val="28"/>
-      <w:szCs w:val="28"/>
-    </w:rPr>
-  </w:style>
-  <w:style w:customStyle="1" w:styleId="SubtitleChar" w:type="character">
-    <w:name w:val="Subtitle Char"/>
-    <w:basedOn w:val="DefaultParagraphFont"/>
-    <w:link w:val="Subtitle"/>
-    <w:uiPriority w:val="11"/>
-    <w:rsid w:val="00A10FD9"/>
-    <w:rPr>
-      <w:rFonts w:cstheme="majorBidi" w:eastAsiaTheme="majorEastAsia"/>
-      <w:color w:themeColor="text1" w:themeTint="A6" w:val="595959"/>
-      <w:spacing w:val="15"/>
-      <w:sz w:val="28"/>
-      <w:szCs w:val="28"/>
+      <w:sz w:val="30"/>
+      <w:szCs w:val="30"/>
     </w:rPr>
   </w:style>
   <w:style w:customStyle="1" w:styleId="Author" w:type="paragraph">
     <w:name w:val="Author"/>
-    <w:basedOn w:val="Title"/>
     <w:next w:val="BodyText"/>
     <w:qFormat/>
     <w:pPr>
       <w:keepNext/>
       <w:keepLines/>
+      <w:jc w:val="center"/>
     </w:pPr>
-    <w:rPr>
-      <w:sz w:val="24"/>
-      <w:szCs w:val="24"/>
-    </w:rPr>
   </w:style>
   <w:style w:styleId="Date" w:type="paragraph">
     <w:name w:val="Date"/>
-    <w:basedOn w:val="Title"/>
     <w:next w:val="BodyText"/>
     <w:qFormat/>
     <w:pPr>
       <w:keepNext/>
       <w:keepLines/>
+      <w:jc w:val="center"/>
     </w:pPr>
-    <w:rPr>
-      <w:sz w:val="24"/>
-      <w:szCs w:val="24"/>
-    </w:rPr>
   </w:style>
   <w:style w:customStyle="1" w:styleId="AbstractTitle" w:type="paragraph">
     <w:name w:val="Abstract Title"/>
@@ -22513,6 +23335,7 @@
     </w:pPr>
     <w:rPr>
       <w:b/>
+      <w:color w:val="345A8A"/>
       <w:sz w:val="20"/>
       <w:szCs w:val="20"/>
     </w:rPr>
@@ -22541,321 +23364,191 @@
     <w:rPr/>
   </w:style>
   <w:style w:styleId="Heading1" w:type="paragraph">
-    <w:name w:val="heading 1"/>
+    <w:name w:val="Heading 1"/>
     <w:basedOn w:val="Normal"/>
     <w:next w:val="BodyText"/>
-    <w:link w:val="Heading1Char"/>
     <w:uiPriority w:val="9"/>
     <w:qFormat/>
-    <w:rsid w:val="00A10FD9"/>
     <w:pPr>
       <w:keepNext/>
       <w:keepLines/>
-      <w:spacing w:after="80" w:before="360"/>
+      <w:spacing w:after="0" w:before="480"/>
       <w:outlineLvl w:val="0"/>
     </w:pPr>
     <w:rPr>
       <w:rFonts w:asciiTheme="majorHAnsi" w:cstheme="majorBidi" w:eastAsiaTheme="majorEastAsia" w:hAnsiTheme="majorHAnsi"/>
-      <w:color w:themeColor="accent1" w:themeShade="BF" w:val="0F4761"/>
-      <w:sz w:val="40"/>
-      <w:szCs w:val="40"/>
+      <w:b/>
+      <w:bCs/>
+      <w:color w:themeColor="accent1" w:val="4F81BD"/>
+      <w:sz w:val="32"/>
+      <w:szCs w:val="32"/>
     </w:rPr>
   </w:style>
   <w:style w:styleId="Heading2" w:type="paragraph">
-    <w:name w:val="heading 2"/>
+    <w:name w:val="Heading 2"/>
     <w:basedOn w:val="Normal"/>
     <w:next w:val="BodyText"/>
-    <w:link w:val="Heading2Char"/>
     <w:uiPriority w:val="9"/>
-    <w:semiHidden/>
     <w:unhideWhenUsed/>
     <w:qFormat/>
-    <w:rsid w:val="00A10FD9"/>
     <w:pPr>
       <w:keepNext/>
       <w:keepLines/>
-      <w:spacing w:after="80" w:before="160"/>
+      <w:spacing w:after="0" w:before="200"/>
       <w:outlineLvl w:val="1"/>
     </w:pPr>
     <w:rPr>
       <w:rFonts w:asciiTheme="majorHAnsi" w:cstheme="majorBidi" w:eastAsiaTheme="majorEastAsia" w:hAnsiTheme="majorHAnsi"/>
-      <w:color w:themeColor="accent1" w:themeShade="BF" w:val="0F4761"/>
-      <w:sz w:val="32"/>
-      <w:szCs w:val="32"/>
-    </w:rPr>
-  </w:style>
-  <w:style w:styleId="Heading3" w:type="paragraph">
-    <w:name w:val="heading 3"/>
-    <w:basedOn w:val="Normal"/>
-    <w:next w:val="BodyText"/>
-    <w:link w:val="Heading3Char"/>
-    <w:uiPriority w:val="9"/>
-    <w:semiHidden/>
-    <w:unhideWhenUsed/>
-    <w:qFormat/>
-    <w:rsid w:val="00A10FD9"/>
-    <w:pPr>
-      <w:keepNext/>
-      <w:keepLines/>
-      <w:spacing w:after="80" w:before="160"/>
-      <w:outlineLvl w:val="2"/>
-    </w:pPr>
-    <w:rPr>
-      <w:rFonts w:cstheme="majorBidi" w:eastAsiaTheme="majorEastAsia"/>
-      <w:color w:themeColor="accent1" w:themeShade="BF" w:val="0F4761"/>
+      <w:b/>
+      <w:bCs/>
+      <w:color w:themeColor="accent1" w:val="4F81BD"/>
       <w:sz w:val="28"/>
       <w:szCs w:val="28"/>
     </w:rPr>
   </w:style>
-  <w:style w:styleId="Heading4" w:type="paragraph">
-    <w:name w:val="heading 4"/>
+  <w:style w:styleId="Heading3" w:type="paragraph">
+    <w:name w:val="Heading 3"/>
     <w:basedOn w:val="Normal"/>
     <w:next w:val="BodyText"/>
-    <w:link w:val="Heading4Char"/>
     <w:uiPriority w:val="9"/>
-    <w:semiHidden/>
     <w:unhideWhenUsed/>
     <w:qFormat/>
-    <w:rsid w:val="00A10FD9"/>
     <w:pPr>
       <w:keepNext/>
       <w:keepLines/>
-      <w:spacing w:after="40" w:before="80"/>
+      <w:spacing w:after="0" w:before="200"/>
+      <w:outlineLvl w:val="2"/>
+    </w:pPr>
+    <w:rPr>
+      <w:rFonts w:asciiTheme="majorHAnsi" w:cstheme="majorBidi" w:eastAsiaTheme="majorEastAsia" w:hAnsiTheme="majorHAnsi"/>
+      <w:b/>
+      <w:bCs/>
+      <w:color w:themeColor="accent1" w:val="4F81BD"/>
+      <w:sz w:val="24"/>
+      <w:szCs w:val="24"/>
+    </w:rPr>
+  </w:style>
+  <w:style w:styleId="Heading4" w:type="paragraph">
+    <w:name w:val="Heading 4"/>
+    <w:basedOn w:val="Normal"/>
+    <w:next w:val="BodyText"/>
+    <w:uiPriority w:val="9"/>
+    <w:unhideWhenUsed/>
+    <w:qFormat/>
+    <w:pPr>
+      <w:keepNext/>
+      <w:keepLines/>
+      <w:spacing w:after="0" w:before="200"/>
       <w:outlineLvl w:val="3"/>
     </w:pPr>
     <w:rPr>
-      <w:rFonts w:cstheme="majorBidi" w:eastAsiaTheme="majorEastAsia"/>
+      <w:rFonts w:asciiTheme="majorHAnsi" w:cstheme="majorBidi" w:eastAsiaTheme="majorEastAsia" w:hAnsiTheme="majorHAnsi"/>
+      <w:bCs/>
       <w:i/>
-      <w:iCs/>
-      <w:color w:themeColor="accent1" w:themeShade="BF" w:val="0F4761"/>
+      <w:color w:themeColor="accent1" w:val="4F81BD"/>
+      <w:sz w:val="24"/>
+      <w:szCs w:val="24"/>
     </w:rPr>
   </w:style>
   <w:style w:styleId="Heading5" w:type="paragraph">
-    <w:name w:val="heading 5"/>
+    <w:name w:val="Heading 5"/>
     <w:basedOn w:val="Normal"/>
     <w:next w:val="BodyText"/>
-    <w:link w:val="Heading5Char"/>
     <w:uiPriority w:val="9"/>
-    <w:semiHidden/>
     <w:unhideWhenUsed/>
     <w:qFormat/>
-    <w:rsid w:val="00A10FD9"/>
     <w:pPr>
       <w:keepNext/>
       <w:keepLines/>
-      <w:spacing w:after="40" w:before="80"/>
+      <w:spacing w:after="0" w:before="200"/>
       <w:outlineLvl w:val="4"/>
     </w:pPr>
     <w:rPr>
-      <w:rFonts w:cstheme="majorBidi" w:eastAsiaTheme="majorEastAsia"/>
-      <w:color w:themeColor="accent1" w:themeShade="BF" w:val="0F4761"/>
+      <w:rFonts w:asciiTheme="majorHAnsi" w:cstheme="majorBidi" w:eastAsiaTheme="majorEastAsia" w:hAnsiTheme="majorHAnsi"/>
+      <w:iCs/>
+      <w:color w:themeColor="accent1" w:val="4F81BD"/>
+      <w:sz w:val="24"/>
+      <w:szCs w:val="24"/>
     </w:rPr>
   </w:style>
   <w:style w:styleId="Heading6" w:type="paragraph">
-    <w:name w:val="heading 6"/>
+    <w:name w:val="Heading 6"/>
     <w:basedOn w:val="Normal"/>
     <w:next w:val="BodyText"/>
-    <w:link w:val="Heading6Char"/>
     <w:uiPriority w:val="9"/>
-    <w:semiHidden/>
     <w:unhideWhenUsed/>
     <w:qFormat/>
-    <w:rsid w:val="00A10FD9"/>
     <w:pPr>
       <w:keepNext/>
       <w:keepLines/>
-      <w:spacing w:after="0" w:before="40"/>
+      <w:spacing w:after="0" w:before="200"/>
       <w:outlineLvl w:val="5"/>
     </w:pPr>
     <w:rPr>
-      <w:rFonts w:cstheme="majorBidi" w:eastAsiaTheme="majorEastAsia"/>
-      <w:i/>
-      <w:iCs/>
-      <w:color w:themeColor="text1" w:themeTint="A6" w:val="595959"/>
+      <w:rFonts w:asciiTheme="majorHAnsi" w:cstheme="majorBidi" w:eastAsiaTheme="majorEastAsia" w:hAnsiTheme="majorHAnsi"/>
+      <w:color w:themeColor="accent1" w:val="4F81BD"/>
+      <w:sz w:val="24"/>
+      <w:szCs w:val="24"/>
     </w:rPr>
   </w:style>
   <w:style w:styleId="Heading7" w:type="paragraph">
-    <w:name w:val="heading 7"/>
+    <w:name w:val="Heading 7"/>
     <w:basedOn w:val="Normal"/>
     <w:next w:val="BodyText"/>
-    <w:link w:val="Heading7Char"/>
     <w:uiPriority w:val="9"/>
-    <w:semiHidden/>
     <w:unhideWhenUsed/>
     <w:qFormat/>
-    <w:rsid w:val="00A10FD9"/>
     <w:pPr>
       <w:keepNext/>
       <w:keepLines/>
-      <w:spacing w:after="0" w:before="40"/>
+      <w:spacing w:after="0" w:before="200"/>
       <w:outlineLvl w:val="6"/>
     </w:pPr>
     <w:rPr>
-      <w:rFonts w:cstheme="majorBidi" w:eastAsiaTheme="majorEastAsia"/>
-      <w:color w:themeColor="text1" w:themeTint="A6" w:val="595959"/>
+      <w:rFonts w:asciiTheme="majorHAnsi" w:cstheme="majorBidi" w:eastAsiaTheme="majorEastAsia" w:hAnsiTheme="majorHAnsi"/>
+      <w:color w:themeColor="accent1" w:val="4F81BD"/>
+      <w:sz w:val="24"/>
+      <w:szCs w:val="24"/>
     </w:rPr>
   </w:style>
   <w:style w:styleId="Heading8" w:type="paragraph">
-    <w:name w:val="heading 8"/>
+    <w:name w:val="Heading 8"/>
     <w:basedOn w:val="Normal"/>
     <w:next w:val="BodyText"/>
-    <w:link w:val="Heading8Char"/>
     <w:uiPriority w:val="9"/>
-    <w:semiHidden/>
     <w:unhideWhenUsed/>
     <w:qFormat/>
-    <w:rsid w:val="00A10FD9"/>
     <w:pPr>
       <w:keepNext/>
       <w:keepLines/>
-      <w:spacing w:after="0"/>
+      <w:spacing w:after="0" w:before="200"/>
       <w:outlineLvl w:val="7"/>
     </w:pPr>
     <w:rPr>
-      <w:rFonts w:cstheme="majorBidi" w:eastAsiaTheme="majorEastAsia"/>
-      <w:i/>
-      <w:iCs/>
-      <w:color w:themeColor="text1" w:themeTint="D8" w:val="272727"/>
+      <w:rFonts w:asciiTheme="majorHAnsi" w:cstheme="majorBidi" w:eastAsiaTheme="majorEastAsia" w:hAnsiTheme="majorHAnsi"/>
+      <w:color w:themeColor="accent1" w:val="4F81BD"/>
+      <w:sz w:val="24"/>
+      <w:szCs w:val="24"/>
     </w:rPr>
   </w:style>
   <w:style w:styleId="Heading9" w:type="paragraph">
-    <w:name w:val="heading 9"/>
+    <w:name w:val="Heading 9"/>
     <w:basedOn w:val="Normal"/>
     <w:next w:val="BodyText"/>
-    <w:link w:val="Heading9Char"/>
     <w:uiPriority w:val="9"/>
-    <w:semiHidden/>
     <w:unhideWhenUsed/>
     <w:qFormat/>
-    <w:rsid w:val="00A10FD9"/>
     <w:pPr>
       <w:keepNext/>
       <w:keepLines/>
-      <w:spacing w:after="0"/>
+      <w:spacing w:after="0" w:before="200"/>
       <w:outlineLvl w:val="8"/>
     </w:pPr>
     <w:rPr>
-      <w:rFonts w:cstheme="majorBidi" w:eastAsiaTheme="majorEastAsia"/>
-      <w:color w:themeColor="text1" w:themeTint="D8" w:val="272727"/>
-    </w:rPr>
-  </w:style>
-  <w:style w:customStyle="1" w:styleId="Heading1Char" w:type="character">
-    <w:name w:val="Heading 1 Char"/>
-    <w:basedOn w:val="DefaultParagraphFont"/>
-    <w:link w:val="Heading1"/>
-    <w:uiPriority w:val="9"/>
-    <w:rsid w:val="00A10FD9"/>
-    <w:rPr>
       <w:rFonts w:asciiTheme="majorHAnsi" w:cstheme="majorBidi" w:eastAsiaTheme="majorEastAsia" w:hAnsiTheme="majorHAnsi"/>
-      <w:color w:themeColor="accent1" w:themeShade="BF" w:val="0F4761"/>
-      <w:sz w:val="40"/>
-      <w:szCs w:val="40"/>
-    </w:rPr>
-  </w:style>
-  <w:style w:customStyle="1" w:styleId="Heading2Char" w:type="character">
-    <w:name w:val="Heading 2 Char"/>
-    <w:basedOn w:val="DefaultParagraphFont"/>
-    <w:link w:val="Heading2"/>
-    <w:uiPriority w:val="9"/>
-    <w:semiHidden/>
-    <w:rsid w:val="00A10FD9"/>
-    <w:rPr>
-      <w:rFonts w:asciiTheme="majorHAnsi" w:cstheme="majorBidi" w:eastAsiaTheme="majorEastAsia" w:hAnsiTheme="majorHAnsi"/>
-      <w:color w:themeColor="accent1" w:themeShade="BF" w:val="0F4761"/>
-      <w:sz w:val="32"/>
-      <w:szCs w:val="32"/>
-    </w:rPr>
-  </w:style>
-  <w:style w:customStyle="1" w:styleId="Heading3Char" w:type="character">
-    <w:name w:val="Heading 3 Char"/>
-    <w:basedOn w:val="DefaultParagraphFont"/>
-    <w:link w:val="Heading3"/>
-    <w:uiPriority w:val="9"/>
-    <w:semiHidden/>
-    <w:rsid w:val="00A10FD9"/>
-    <w:rPr>
-      <w:rFonts w:cstheme="majorBidi" w:eastAsiaTheme="majorEastAsia"/>
-      <w:color w:themeColor="accent1" w:themeShade="BF" w:val="0F4761"/>
-      <w:sz w:val="28"/>
-      <w:szCs w:val="28"/>
-    </w:rPr>
-  </w:style>
-  <w:style w:customStyle="1" w:styleId="Heading4Char" w:type="character">
-    <w:name w:val="Heading 4 Char"/>
-    <w:basedOn w:val="DefaultParagraphFont"/>
-    <w:link w:val="Heading4"/>
-    <w:uiPriority w:val="9"/>
-    <w:semiHidden/>
-    <w:rsid w:val="00A10FD9"/>
-    <w:rPr>
-      <w:rFonts w:cstheme="majorBidi" w:eastAsiaTheme="majorEastAsia"/>
-      <w:i/>
-      <w:iCs/>
-      <w:color w:themeColor="accent1" w:themeShade="BF" w:val="0F4761"/>
-    </w:rPr>
-  </w:style>
-  <w:style w:customStyle="1" w:styleId="Heading5Char" w:type="character">
-    <w:name w:val="Heading 5 Char"/>
-    <w:basedOn w:val="DefaultParagraphFont"/>
-    <w:link w:val="Heading5"/>
-    <w:uiPriority w:val="9"/>
-    <w:semiHidden/>
-    <w:rsid w:val="00A10FD9"/>
-    <w:rPr>
-      <w:rFonts w:cstheme="majorBidi" w:eastAsiaTheme="majorEastAsia"/>
-      <w:color w:themeColor="accent1" w:themeShade="BF" w:val="0F4761"/>
-    </w:rPr>
-  </w:style>
-  <w:style w:customStyle="1" w:styleId="Heading6Char" w:type="character">
-    <w:name w:val="Heading 6 Char"/>
-    <w:basedOn w:val="DefaultParagraphFont"/>
-    <w:link w:val="Heading6"/>
-    <w:uiPriority w:val="9"/>
-    <w:semiHidden/>
-    <w:rsid w:val="00A10FD9"/>
-    <w:rPr>
-      <w:rFonts w:cstheme="majorBidi" w:eastAsiaTheme="majorEastAsia"/>
-      <w:i/>
-      <w:iCs/>
-      <w:color w:themeColor="text1" w:themeTint="A6" w:val="595959"/>
-    </w:rPr>
-  </w:style>
-  <w:style w:customStyle="1" w:styleId="Heading7Char" w:type="character">
-    <w:name w:val="Heading 7 Char"/>
-    <w:basedOn w:val="DefaultParagraphFont"/>
-    <w:link w:val="Heading7"/>
-    <w:uiPriority w:val="9"/>
-    <w:semiHidden/>
-    <w:rsid w:val="00A10FD9"/>
-    <w:rPr>
-      <w:rFonts w:cstheme="majorBidi" w:eastAsiaTheme="majorEastAsia"/>
-      <w:color w:themeColor="text1" w:themeTint="A6" w:val="595959"/>
-    </w:rPr>
-  </w:style>
-  <w:style w:customStyle="1" w:styleId="Heading8Char" w:type="character">
-    <w:name w:val="Heading 8 Char"/>
-    <w:basedOn w:val="DefaultParagraphFont"/>
-    <w:link w:val="Heading8"/>
-    <w:uiPriority w:val="9"/>
-    <w:semiHidden/>
-    <w:rsid w:val="00A10FD9"/>
-    <w:rPr>
-      <w:rFonts w:cstheme="majorBidi" w:eastAsiaTheme="majorEastAsia"/>
-      <w:i/>
-      <w:iCs/>
-      <w:color w:themeColor="text1" w:themeTint="D8" w:val="272727"/>
-    </w:rPr>
-  </w:style>
-  <w:style w:customStyle="1" w:styleId="Heading9Char" w:type="character">
-    <w:name w:val="Heading 9 Char"/>
-    <w:basedOn w:val="DefaultParagraphFont"/>
-    <w:link w:val="Heading9"/>
-    <w:uiPriority w:val="9"/>
-    <w:semiHidden/>
-    <w:rsid w:val="00A10FD9"/>
-    <w:rPr>
-      <w:rFonts w:cstheme="majorBidi" w:eastAsiaTheme="majorEastAsia"/>
-      <w:color w:themeColor="text1" w:themeTint="D8" w:val="272727"/>
+      <w:color w:themeColor="accent1" w:val="4F81BD"/>
+      <w:sz w:val="24"/>
+      <w:szCs w:val="24"/>
     </w:rPr>
   </w:style>
   <w:style w:styleId="BlockText" w:type="paragraph">
@@ -22880,8 +23573,8 @@
   </w:style>
   <w:style w:styleId="FootnoteBlockText" w:type="paragraph">
     <w:name w:val="Footnote Block Text"/>
-    <w:basedOn w:val="FootnoteText"/>
-    <w:next w:val="FootnoteText"/>
+    <w:basedOn w:val="Footnote Text"/>
+    <w:next w:val="Footnote Text"/>
     <w:uiPriority w:val="9"/>
     <w:unhideWhenUsed/>
     <w:qFormat/>
@@ -22911,6 +23604,13 @@
       </w:tblCellMar>
     </w:tblPr>
     <w:tblStylePr w:type="firstRow">
+      <w:tblPr>
+        <w:jc w:val="left"/>
+        <w:tblInd w:type="dxa" w:w="0"/>
+      </w:tblPr>
+      <w:trPr>
+        <w:jc w:val="left"/>
+      </w:trPr>
       <w:tcPr>
         <w:tcBorders>
           <w:bottom w:val="single"/>
@@ -23266,44 +23966,44 @@
         <a:sysClr val="window" lastClr="FFFFFF"/>
       </a:lt1>
       <a:dk2>
-        <a:srgbClr val="0E2841"/>
+        <a:srgbClr val="1F497D"/>
       </a:dk2>
       <a:lt2>
-        <a:srgbClr val="E8E8E8"/>
+        <a:srgbClr val="EEECE1"/>
       </a:lt2>
       <a:accent1>
-        <a:srgbClr val="156082"/>
+        <a:srgbClr val="4F81BD"/>
       </a:accent1>
       <a:accent2>
-        <a:srgbClr val="E97132"/>
+        <a:srgbClr val="C0504D"/>
       </a:accent2>
       <a:accent3>
-        <a:srgbClr val="196B24"/>
+        <a:srgbClr val="9BBB59"/>
       </a:accent3>
       <a:accent4>
-        <a:srgbClr val="0F9ED5"/>
+        <a:srgbClr val="8064A2"/>
       </a:accent4>
       <a:accent5>
-        <a:srgbClr val="A02B93"/>
+        <a:srgbClr val="4BACC6"/>
       </a:accent5>
       <a:accent6>
-        <a:srgbClr val="4EA72E"/>
+        <a:srgbClr val="F79646"/>
       </a:accent6>
       <a:hlink>
-        <a:srgbClr val="467886"/>
+        <a:srgbClr val="0000FF"/>
       </a:hlink>
       <a:folHlink>
-        <a:srgbClr val="96607D"/>
+        <a:srgbClr val="800080"/>
       </a:folHlink>
     </a:clrScheme>
     <a:fontScheme name="Office">
       <a:majorFont>
-        <a:latin typeface="Aptos Display" panose="02110004020202020204"/>
+        <a:latin typeface="Calibri"/>
         <a:ea typeface=""/>
         <a:cs typeface=""/>
-        <a:font script="Jpan" typeface="游ゴシック Light"/>
+        <a:font script="Jpan" typeface="ＭＳ ゴシック"/>
         <a:font script="Hang" typeface="맑은 고딕"/>
-        <a:font script="Hans" typeface="等线 Light"/>
+        <a:font script="Hans" typeface="宋体"/>
         <a:font script="Hant" typeface="新細明體"/>
         <a:font script="Arab" typeface="Times New Roman"/>
         <a:font script="Hebr" typeface="Times New Roman"/>
@@ -23330,32 +24030,14 @@
         <a:font script="Mong" typeface="Mongolian Baiti"/>
         <a:font script="Viet" typeface="Times New Roman"/>
         <a:font script="Uigh" typeface="Microsoft Uighur"/>
-        <a:font script="Geor" typeface="Sylfaen"/>
-        <a:font script="Armn" typeface="Arial"/>
-        <a:font script="Bugi" typeface="Leelawadee UI"/>
-        <a:font script="Bopo" typeface="Microsoft JhengHei"/>
-        <a:font script="Java" typeface="Javanese Text"/>
-        <a:font script="Lisu" typeface="Segoe UI"/>
-        <a:font script="Mymr" typeface="Myanmar Text"/>
-        <a:font script="Nkoo" typeface="Ebrima"/>
-        <a:font script="Olck" typeface="Nirmala UI"/>
-        <a:font script="Osma" typeface="Ebrima"/>
-        <a:font script="Phag" typeface="Phagspa"/>
-        <a:font script="Syrn" typeface="Estrangelo Edessa"/>
-        <a:font script="Syrj" typeface="Estrangelo Edessa"/>
-        <a:font script="Syre" typeface="Estrangelo Edessa"/>
-        <a:font script="Sora" typeface="Nirmala UI"/>
-        <a:font script="Tale" typeface="Microsoft Tai Le"/>
-        <a:font script="Talu" typeface="Microsoft New Tai Lue"/>
-        <a:font script="Tfng" typeface="Ebrima"/>
       </a:majorFont>
       <a:minorFont>
-        <a:latin typeface="Aptos" panose="02110004020202020204"/>
+        <a:latin typeface="Cambria"/>
         <a:ea typeface=""/>
         <a:cs typeface=""/>
-        <a:font script="Jpan" typeface="游明朝"/>
+        <a:font script="Jpan" typeface="ＭＳ 明朝"/>
         <a:font script="Hang" typeface="맑은 고딕"/>
-        <a:font script="Hans" typeface="等线"/>
+        <a:font script="Hans" typeface="宋体"/>
         <a:font script="Hant" typeface="新細明體"/>
         <a:font script="Arab" typeface="Arial"/>
         <a:font script="Hebr" typeface="Arial"/>
@@ -23382,24 +24064,6 @@
         <a:font script="Mong" typeface="Mongolian Baiti"/>
         <a:font script="Viet" typeface="Arial"/>
         <a:font script="Uigh" typeface="Microsoft Uighur"/>
-        <a:font script="Geor" typeface="Sylfaen"/>
-        <a:font script="Armn" typeface="Arial"/>
-        <a:font script="Bugi" typeface="Leelawadee UI"/>
-        <a:font script="Bopo" typeface="Microsoft JhengHei"/>
-        <a:font script="Java" typeface="Javanese Text"/>
-        <a:font script="Lisu" typeface="Segoe UI"/>
-        <a:font script="Mymr" typeface="Myanmar Text"/>
-        <a:font script="Nkoo" typeface="Ebrima"/>
-        <a:font script="Olck" typeface="Nirmala UI"/>
-        <a:font script="Osma" typeface="Ebrima"/>
-        <a:font script="Phag" typeface="Phagspa"/>
-        <a:font script="Syrn" typeface="Estrangelo Edessa"/>
-        <a:font script="Syrj" typeface="Estrangelo Edessa"/>
-        <a:font script="Syre" typeface="Estrangelo Edessa"/>
-        <a:font script="Sora" typeface="Nirmala UI"/>
-        <a:font script="Tale" typeface="Microsoft Tai Le"/>
-        <a:font script="Talu" typeface="Microsoft New Tai Lue"/>
-        <a:font script="Tfng" typeface="Ebrima"/>
       </a:minorFont>
     </a:fontScheme>
     <a:fmtScheme name="Office">
@@ -23411,141 +24075,200 @@
           <a:gsLst>
             <a:gs pos="0">
               <a:schemeClr val="phClr">
-                <a:lumMod val="110000"/>
-                <a:satMod val="105000"/>
-                <a:tint val="67000"/>
+                <a:tint val="50000"/>
+                <a:satMod val="300000"/>
               </a:schemeClr>
             </a:gs>
-            <a:gs pos="50000">
+            <a:gs pos="35000">
               <a:schemeClr val="phClr">
-                <a:lumMod val="105000"/>
-                <a:satMod val="103000"/>
-                <a:tint val="73000"/>
+                <a:tint val="37000"/>
+                <a:satMod val="300000"/>
               </a:schemeClr>
             </a:gs>
             <a:gs pos="100000">
               <a:schemeClr val="phClr">
-                <a:lumMod val="105000"/>
-                <a:satMod val="109000"/>
-                <a:tint val="81000"/>
+                <a:tint val="15000"/>
+                <a:satMod val="350000"/>
               </a:schemeClr>
             </a:gs>
           </a:gsLst>
-          <a:lin ang="5400000" scaled="0"/>
+          <a:lin ang="16200000" scaled="1"/>
         </a:gradFill>
         <a:gradFill rotWithShape="1">
           <a:gsLst>
             <a:gs pos="0">
               <a:schemeClr val="phClr">
-                <a:satMod val="103000"/>
-                <a:lumMod val="102000"/>
-                <a:tint val="94000"/>
-              </a:schemeClr>
-            </a:gs>
-            <a:gs pos="50000">
-              <a:schemeClr val="phClr">
-                <a:satMod val="110000"/>
-                <a:lumMod val="100000"/>
+                <a:tint val="100000"/>
                 <a:shade val="100000"/>
+                <a:satMod val="130000"/>
               </a:schemeClr>
             </a:gs>
             <a:gs pos="100000">
               <a:schemeClr val="phClr">
-                <a:lumMod val="99000"/>
-                <a:satMod val="120000"/>
-                <a:shade val="78000"/>
+                <a:tint val="50000"/>
+                <a:shade val="100000"/>
+                <a:satMod val="350000"/>
               </a:schemeClr>
             </a:gs>
           </a:gsLst>
-          <a:lin ang="5400000" scaled="0"/>
+          <a:lin ang="16200000" scaled="0"/>
         </a:gradFill>
       </a:fillStyleLst>
       <a:lnStyleLst>
-        <a:ln w="6350" cap="flat" cmpd="sng" algn="ctr">
+        <a:ln w="9525" cap="flat" cmpd="sng" algn="ctr">
+          <a:solidFill>
+            <a:schemeClr val="phClr">
+              <a:shade val="95000"/>
+              <a:satMod val="105000"/>
+            </a:schemeClr>
+          </a:solidFill>
+          <a:prstDash val="solid"/>
+        </a:ln>
+        <a:ln w="25400" cap="flat" cmpd="sng" algn="ctr">
           <a:solidFill>
             <a:schemeClr val="phClr"/>
           </a:solidFill>
           <a:prstDash val="solid"/>
-          <a:miter lim="800000"/>
         </a:ln>
-        <a:ln w="12700" cap="flat" cmpd="sng" algn="ctr">
+        <a:ln w="38100" cap="flat" cmpd="sng" algn="ctr">
           <a:solidFill>
             <a:schemeClr val="phClr"/>
           </a:solidFill>
           <a:prstDash val="solid"/>
-          <a:miter lim="800000"/>
-        </a:ln>
-        <a:ln w="19050" cap="flat" cmpd="sng" algn="ctr">
-          <a:solidFill>
-            <a:schemeClr val="phClr"/>
-          </a:solidFill>
-          <a:prstDash val="solid"/>
-          <a:miter lim="800000"/>
         </a:ln>
       </a:lnStyleLst>
       <a:effectStyleLst>
         <a:effectStyle>
-          <a:effectLst/>
-        </a:effectStyle>
-        <a:effectStyle>
-          <a:effectLst/>
+          <a:effectLst>
+            <a:outerShdw blurRad="40000" dist="20000" dir="5400000" rotWithShape="0">
+              <a:srgbClr val="000000">
+                <a:alpha val="38000"/>
+              </a:srgbClr>
+            </a:outerShdw>
+          </a:effectLst>
         </a:effectStyle>
         <a:effectStyle>
           <a:effectLst>
-            <a:outerShdw blurRad="57150" dist="19050" dir="5400000" algn="ctr" rotWithShape="0">
+            <a:outerShdw blurRad="40000" dist="23000" dir="5400000" rotWithShape="0">
               <a:srgbClr val="000000">
-                <a:alpha val="63000"/>
+                <a:alpha val="35000"/>
               </a:srgbClr>
             </a:outerShdw>
           </a:effectLst>
+        </a:effectStyle>
+        <a:effectStyle>
+          <a:effectLst>
+            <a:outerShdw blurRad="40000" dist="23000" dir="5400000" rotWithShape="0">
+              <a:srgbClr val="000000">
+                <a:alpha val="35000"/>
+              </a:srgbClr>
+            </a:outerShdw>
+          </a:effectLst>
+          <a:scene3d>
+            <a:camera prst="orthographicFront">
+              <a:rot lat="0" lon="0" rev="0"/>
+            </a:camera>
+            <a:lightRig rig="threePt" dir="t">
+              <a:rot lat="0" lon="0" rev="1200000"/>
+            </a:lightRig>
+          </a:scene3d>
+          <a:sp3d>
+            <a:bevelT w="63500" h="25400"/>
+          </a:sp3d>
         </a:effectStyle>
       </a:effectStyleLst>
       <a:bgFillStyleLst>
         <a:solidFill>
           <a:schemeClr val="phClr"/>
         </a:solidFill>
-        <a:solidFill>
-          <a:schemeClr val="phClr">
-            <a:tint val="95000"/>
-            <a:satMod val="170000"/>
-          </a:schemeClr>
-        </a:solidFill>
         <a:gradFill rotWithShape="1">
           <a:gsLst>
             <a:gs pos="0">
               <a:schemeClr val="phClr">
-                <a:tint val="93000"/>
-                <a:satMod val="150000"/>
-                <a:shade val="98000"/>
-                <a:lumMod val="102000"/>
+                <a:tint val="40000"/>
+                <a:satMod val="350000"/>
               </a:schemeClr>
             </a:gs>
-            <a:gs pos="50000">
+            <a:gs pos="40000">
               <a:schemeClr val="phClr">
-                <a:tint val="98000"/>
-                <a:satMod val="130000"/>
-                <a:shade val="90000"/>
-                <a:lumMod val="103000"/>
+                <a:tint val="45000"/>
+                <a:shade val="99000"/>
+                <a:satMod val="350000"/>
               </a:schemeClr>
             </a:gs>
             <a:gs pos="100000">
               <a:schemeClr val="phClr">
-                <a:shade val="63000"/>
-                <a:satMod val="120000"/>
+                <a:shade val="20000"/>
+                <a:satMod val="255000"/>
               </a:schemeClr>
             </a:gs>
           </a:gsLst>
-          <a:lin ang="5400000" scaled="0"/>
+          <a:path path="circle">
+            <a:fillToRect l="50000" t="-80000" r="50000" b="180000"/>
+          </a:path>
+        </a:gradFill>
+        <a:gradFill rotWithShape="1">
+          <a:gsLst>
+            <a:gs pos="0">
+              <a:schemeClr val="phClr">
+                <a:tint val="80000"/>
+                <a:satMod val="300000"/>
+              </a:schemeClr>
+            </a:gs>
+            <a:gs pos="100000">
+              <a:schemeClr val="phClr">
+                <a:shade val="30000"/>
+                <a:satMod val="200000"/>
+              </a:schemeClr>
+            </a:gs>
+          </a:gsLst>
+          <a:path path="circle">
+            <a:fillToRect l="50000" t="50000" r="50000" b="50000"/>
+          </a:path>
         </a:gradFill>
       </a:bgFillStyleLst>
     </a:fmtScheme>
   </a:themeElements>
-  <a:objectDefaults/>
+  <a:objectDefaults>
+    <a:spDef>
+      <a:spPr/>
+      <a:bodyPr/>
+      <a:lstStyle/>
+      <a:style>
+        <a:lnRef idx="1">
+          <a:schemeClr val="accent1"/>
+        </a:lnRef>
+        <a:fillRef idx="3">
+          <a:schemeClr val="accent1"/>
+        </a:fillRef>
+        <a:effectRef idx="2">
+          <a:schemeClr val="accent1"/>
+        </a:effectRef>
+        <a:fontRef idx="minor">
+          <a:schemeClr val="lt1"/>
+        </a:fontRef>
+      </a:style>
+    </a:spDef>
+    <a:lnDef>
+      <a:spPr/>
+      <a:bodyPr/>
+      <a:lstStyle/>
+      <a:style>
+        <a:lnRef idx="2">
+          <a:schemeClr val="accent1"/>
+        </a:lnRef>
+        <a:fillRef idx="0">
+          <a:schemeClr val="accent1"/>
+        </a:fillRef>
+        <a:effectRef idx="1">
+          <a:schemeClr val="accent1"/>
+        </a:effectRef>
+        <a:fontRef idx="minor">
+          <a:schemeClr val="tx1"/>
+        </a:fontRef>
+      </a:style>
+    </a:lnDef>
+  </a:objectDefaults>
   <a:extraClrSchemeLst/>
-  <a:extLst>
-    <a:ext uri="{05A4C25C-085E-4340-85A3-A5531E510DB2}">
-      <thm15:themeFamily xmlns:thm15="http://schemas.microsoft.com/office/thememl/2012/main" name="Office Theme" id="{2E142A2C-CD16-42D6-873A-C26D2A0506FA}" vid="{1BDDFF52-6CD6-40A5-AB3C-68EB2F1E4D0A}"/>
-    </a:ext>
-  </a:extLst>
 </a:theme>
 </file>
--- a/docx/06-trunking-inter-vlan/06-trunking-inter-vlan.docx
+++ b/docx/06-trunking-inter-vlan/06-trunking-inter-vlan.docx
@@ -792,7 +792,20 @@
         <w:pStyle w:val="BlockText"/>
       </w:pPr>
       <w:r>
-        <w:t xml:space="preserve">Practica con los pares del curso: mira 1-2 resueltos para coger el formato, luego intenta el por-resolver; consulta el resuelto solo cuando te atasques.</w:t>
+        <w:t xml:space="preserve">Practica con los pares del curso: mira 1-2 resueltos para coger el formato, luego intenta el por-resolver; consulta el resuelto solo cuando te atasques. Esta unidad tiene además una</w:t>
+      </w:r>
+      <w:r>
+        <w:t xml:space="preserve"> </w:t>
+      </w:r>
+      <w:r>
+        <w:rPr>
+          <w:b/>
+          <w:bCs/>
+        </w:rPr>
+        <w:t xml:space="preserve">variante Packet Tracer</w:t>
+      </w:r>
+      <w:r>
+        <w:t xml:space="preserve">: 8 micro-prácticas guiadas de nivel único (tres con fallo intencionado).</w:t>
       </w:r>
     </w:p>
     <w:p>
@@ -819,6 +832,18 @@
       </w:r>
       <w:r>
         <w:t xml:space="preserve">💪 Avanzado resuelto</w:t>
+      </w:r>
+      <w:r>
+        <w:t xml:space="preserve"> </w:t>
+      </w:r>
+      <w:r>
+        <w:t xml:space="preserve">🖥️ Packet Tracer por resolver</w:t>
+      </w:r>
+      <w:r>
+        <w:t xml:space="preserve"> </w:t>
+      </w:r>
+      <w:r>
+        <w:t xml:space="preserve">✅ Packet Tracer resuelto</w:t>
       </w:r>
     </w:p>
     <w:p>

--- a/docx/06-trunking-inter-vlan/06-trunking-inter-vlan.docx
+++ b/docx/06-trunking-inter-vlan/06-trunking-inter-vlan.docx
@@ -1274,7 +1274,7 @@
     </w:p>
     <w:bookmarkEnd w:id="35"/>
     <w:bookmarkEnd w:id="36"/>
-    <w:bookmarkStart w:id="48" w:name="trunks-y-802.1q"/>
+    <w:bookmarkStart w:id="51" w:name="trunks-y-802.1q"/>
     <w:p>
       <w:pPr>
         <w:pStyle w:val="Heading1"/>
@@ -1914,7 +1914,7 @@
       </w:r>
     </w:p>
     <w:bookmarkEnd w:id="38"/>
-    <w:bookmarkStart w:id="39" w:name="qué-es-un-trunk"/>
+    <w:bookmarkStart w:id="42" w:name="qué-es-un-trunk"/>
     <w:p>
       <w:pPr>
         <w:pStyle w:val="Heading2"/>
@@ -1981,54 +1981,71 @@
     </w:p>
     <w:p>
       <w:pPr>
-        <w:pStyle w:val="SourceCode"/>
-      </w:pPr>
-      <w:r>
-        <w:rPr>
-          <w:rStyle w:val="VerbatimChar"/>
-        </w:rPr>
-        <w:t xml:space="preserve">Switch A (puerto Fa0/24, trunk) ──── Switch B (puerto Fa0/24, trunk)</w:t>
-      </w:r>
-      <w:r>
-        <w:br/>
-      </w:r>
-      <w:r>
-        <w:rPr>
-          <w:rStyle w:val="VerbatimChar"/>
-        </w:rPr>
-        <w:t xml:space="preserve">        │                                    │</w:t>
-      </w:r>
-      <w:r>
-        <w:br/>
-      </w:r>
-      <w:r>
-        <w:rPr>
-          <w:rStyle w:val="VerbatimChar"/>
-        </w:rPr>
-        <w:t xml:space="preserve">   VLAN 10 (Ventas)                    VLAN 10 (Ventas)</w:t>
-      </w:r>
-      <w:r>
-        <w:br/>
-      </w:r>
-      <w:r>
-        <w:rPr>
-          <w:rStyle w:val="VerbatimChar"/>
-        </w:rPr>
-        <w:t xml:space="preserve">   VLAN 20 (RRHH)                      VLAN 20 (RRHH)</w:t>
-      </w:r>
-      <w:r>
-        <w:br/>
-      </w:r>
-      <w:r>
-        <w:rPr>
-          <w:rStyle w:val="VerbatimChar"/>
-        </w:rPr>
-        <w:t xml:space="preserve">   VLAN 30 (IT)                        VLAN 30 (IT)</w:t>
-      </w:r>
-    </w:p>
-    <w:p>
-      <w:pPr>
-        <w:pStyle w:val="FirstParagraph"/>
+        <w:pStyle w:val="CaptionedFigure"/>
+      </w:pPr>
+      <w:r>
+        <w:drawing>
+          <wp:inline>
+            <wp:extent cx="5334000" cy="3081866"/>
+            <wp:effectExtent b="0" l="0" r="0" t="0"/>
+            <wp:docPr descr="Dos switches unidos por un trunk 802.1Q que transporta las VLANs 10, 20 y 30 etiquetadas; solo la native VLAN cruza sin etiqueta" title="" id="40" name="Picture"/>
+            <a:graphic>
+              <a:graphicData uri="http://schemas.openxmlformats.org/drawingml/2006/picture">
+                <pic:pic>
+                  <pic:nvPicPr>
+                    <pic:cNvPr descr="public/diagrams/u06-trunk-8021q.svg" id="41" name="Picture"/>
+                    <pic:cNvPicPr>
+                      <a:picLocks noChangeArrowheads="1" noChangeAspect="1"/>
+                    </pic:cNvPicPr>
+                  </pic:nvPicPr>
+                  <pic:blipFill>
+                    <a:blip>
+                      <a:extLst>
+                        <a:ext uri="{28A0092B-C50C-407E-A947-70E740481C1C}">
+                          <a14:useLocalDpi xmlns:a14="http://schemas.microsoft.com/office/drawing/2010/main" val="0"/>
+                        </a:ext>
+                        <a:ext uri="{96DAC541-7B7A-43D3-8B79-37D633B846F1}">
+                          <asvg:svgBlip xmlns:asvg="http://schemas.microsoft.com/office/drawing/2016/SVG/main" r:embed="rId39"/>
+                        </a:ext>
+                      </a:extLst>
+                    </a:blip>
+                    <a:stretch>
+                      <a:fillRect/>
+                    </a:stretch>
+                  </pic:blipFill>
+                  <pic:spPr bwMode="auto">
+                    <a:xfrm>
+                      <a:off x="0" y="0"/>
+                      <a:ext cx="5334000" cy="3081866"/>
+                    </a:xfrm>
+                    <a:prstGeom prst="rect">
+                      <a:avLst/>
+                    </a:prstGeom>
+                    <a:noFill/>
+                    <a:ln w="9525">
+                      <a:noFill/>
+                      <a:headEnd/>
+                      <a:tailEnd/>
+                    </a:ln>
+                  </pic:spPr>
+                </pic:pic>
+              </a:graphicData>
+            </a:graphic>
+          </wp:inline>
+        </w:drawing>
+      </w:r>
+    </w:p>
+    <w:p>
+      <w:pPr>
+        <w:pStyle w:val="ImageCaption"/>
+      </w:pPr>
+      <w:r>
+        <w:t xml:space="preserve">Dos switches unidos por un trunk 802.1Q que transporta las VLANs 10, 20 y 30 etiquetadas; solo la native VLAN cruza sin etiqueta</w:t>
+      </w:r>
+    </w:p>
+    <w:p>
+      <w:pPr>
+        <w:pStyle w:val="BodyText"/>
       </w:pPr>
       <w:r>
         <w:t xml:space="preserve">Sin el trunk, las VLANs de Ventas a un lado del edificio no llegarían a las del otro. Con él, un cable sostiene todas las VLANs del edificio. El mismo concepto se usa entre switch y router (</w:t>
@@ -2052,8 +2069,8 @@
         </w:pict>
       </w:r>
     </w:p>
-    <w:bookmarkEnd w:id="39"/>
-    <w:bookmarkStart w:id="40" w:name="configuración-de-un-trunk-en-cisco-ios"/>
+    <w:bookmarkEnd w:id="42"/>
+    <w:bookmarkStart w:id="43" w:name="configuración-de-un-trunk-en-cisco-ios"/>
     <w:p>
       <w:pPr>
         <w:pStyle w:val="Heading2"/>
@@ -2428,8 +2445,8 @@
         </w:pict>
       </w:r>
     </w:p>
-    <w:bookmarkEnd w:id="40"/>
-    <w:bookmarkStart w:id="42" w:name="la-native-vlan-la-que-viaja-sin-etiqueta"/>
+    <w:bookmarkEnd w:id="43"/>
+    <w:bookmarkStart w:id="45" w:name="la-native-vlan-la-que-viaja-sin-etiqueta"/>
     <w:p>
       <w:pPr>
         <w:pStyle w:val="Heading2"/>
@@ -2636,7 +2653,7 @@
         </w:tc>
       </w:tr>
     </w:tbl>
-    <w:bookmarkStart w:id="41" w:name="Xb807a0a831632592cf1a9f76759e919b8069559"/>
+    <w:bookmarkStart w:id="44" w:name="Xb807a0a831632592cf1a9f76759e919b8069559"/>
     <w:p>
       <w:pPr>
         <w:pStyle w:val="Heading3"/>
@@ -2867,9 +2884,9 @@
         </w:pict>
       </w:r>
     </w:p>
-    <w:bookmarkEnd w:id="41"/>
-    <w:bookmarkEnd w:id="42"/>
-    <w:bookmarkStart w:id="43" w:name="verificación-rápida"/>
+    <w:bookmarkEnd w:id="44"/>
+    <w:bookmarkEnd w:id="45"/>
+    <w:bookmarkStart w:id="46" w:name="verificación-rápida"/>
     <w:p>
       <w:pPr>
         <w:pStyle w:val="Heading2"/>
@@ -3004,8 +3021,8 @@
         </w:pict>
       </w:r>
     </w:p>
-    <w:bookmarkEnd w:id="43"/>
-    <w:bookmarkStart w:id="44" w:name="mini-chequeo"/>
+    <w:bookmarkEnd w:id="46"/>
+    <w:bookmarkStart w:id="47" w:name="mini-chequeo"/>
     <w:p>
       <w:pPr>
         <w:pStyle w:val="Heading2"/>
@@ -3253,8 +3270,8 @@
         </w:pict>
       </w:r>
     </w:p>
-    <w:bookmarkEnd w:id="44"/>
-    <w:bookmarkStart w:id="45" w:name="resumen-en-3-frases"/>
+    <w:bookmarkEnd w:id="47"/>
+    <w:bookmarkStart w:id="48" w:name="resumen-en-3-frases"/>
     <w:p>
       <w:pPr>
         <w:pStyle w:val="Heading2"/>
@@ -3403,8 +3420,8 @@
         <w:t xml:space="preserve">, y su desajuste es la incidencia clásica de los trunks.</w:t>
       </w:r>
     </w:p>
-    <w:bookmarkEnd w:id="45"/>
-    <w:bookmarkStart w:id="47" w:name="vocabulario-rápido"/>
+    <w:bookmarkEnd w:id="48"/>
+    <w:bookmarkStart w:id="50" w:name="vocabulario-rápido"/>
     <w:p>
       <w:pPr>
         <w:pStyle w:val="Heading2"/>
@@ -3630,7 +3647,7 @@
       <w:r>
         <w:t xml:space="preserve"> </w:t>
       </w:r>
-      <w:hyperlink r:id="rId46">
+      <w:hyperlink r:id="rId49">
         <w:r>
           <w:rPr>
             <w:rStyle w:val="Hyperlink"/>
@@ -3657,7 +3674,7 @@
       <w:r>
         <w:t xml:space="preserve"> </w:t>
       </w:r>
-      <w:hyperlink r:id="rId46">
+      <w:hyperlink r:id="rId49">
         <w:r>
           <w:rPr>
             <w:rStyle w:val="Hyperlink"/>
@@ -3693,9 +3710,9 @@
         </w:r>
       </w:hyperlink>
     </w:p>
-    <w:bookmarkEnd w:id="47"/>
-    <w:bookmarkEnd w:id="48"/>
-    <w:bookmarkStart w:id="62" w:name="configuración-y-verificación-de-trunks"/>
+    <w:bookmarkEnd w:id="50"/>
+    <w:bookmarkEnd w:id="51"/>
+    <w:bookmarkStart w:id="65" w:name="configuración-y-verificación-de-trunks"/>
     <w:p>
       <w:pPr>
         <w:pStyle w:val="Heading1"/>
@@ -3759,7 +3776,7 @@
         </w:pict>
       </w:r>
     </w:p>
-    <w:bookmarkStart w:id="49" w:name="la-idea-en-una-frase-1"/>
+    <w:bookmarkStart w:id="52" w:name="la-idea-en-una-frase-1"/>
     <w:p>
       <w:pPr>
         <w:pStyle w:val="Heading2"/>
@@ -3870,8 +3887,8 @@
         </w:pict>
       </w:r>
     </w:p>
-    <w:bookmarkEnd w:id="49"/>
-    <w:bookmarkStart w:id="50" w:name="el-escenario-departamental"/>
+    <w:bookmarkEnd w:id="52"/>
+    <w:bookmarkStart w:id="53" w:name="el-escenario-departamental"/>
     <w:p>
       <w:pPr>
         <w:pStyle w:val="Heading2"/>
@@ -4104,8 +4121,8 @@
         </w:pict>
       </w:r>
     </w:p>
-    <w:bookmarkEnd w:id="50"/>
-    <w:bookmarkStart w:id="51" w:name="paso-1-crear-las-vlans-en-switch1"/>
+    <w:bookmarkEnd w:id="53"/>
+    <w:bookmarkStart w:id="54" w:name="paso-1-crear-las-vlans-en-switch1"/>
     <w:p>
       <w:pPr>
         <w:pStyle w:val="Heading2"/>
@@ -4248,8 +4265,8 @@
         <w:t xml:space="preserve"># name RRHH</w:t>
       </w:r>
     </w:p>
-    <w:bookmarkEnd w:id="51"/>
-    <w:bookmarkStart w:id="52" w:name="paso-2-asignar-puertos-access"/>
+    <w:bookmarkEnd w:id="54"/>
+    <w:bookmarkStart w:id="55" w:name="paso-2-asignar-puertos-access"/>
     <w:p>
       <w:pPr>
         <w:pStyle w:val="Heading2"/>
@@ -4500,8 +4517,8 @@
         <w:t xml:space="preserve">cuando el tráfico del PC entra por Fa0/1. Al PC le da igual: ve una IP y un gateway normales.</w:t>
       </w:r>
     </w:p>
-    <w:bookmarkEnd w:id="52"/>
-    <w:bookmarkStart w:id="54" w:name="X58624124258261a73287975b8affb3bb427253c"/>
+    <w:bookmarkEnd w:id="55"/>
+    <w:bookmarkStart w:id="57" w:name="X58624124258261a73287975b8affb3bb427253c"/>
     <w:p>
       <w:pPr>
         <w:pStyle w:val="Heading2"/>
@@ -4652,7 +4669,7 @@
         <w:t xml:space="preserve"># switchport trunk allowed vlan 10,20</w:t>
       </w:r>
     </w:p>
-    <w:bookmarkStart w:id="53" w:name="el-fallo-intencionado-de-esta-unidad"/>
+    <w:bookmarkStart w:id="56" w:name="el-fallo-intencionado-de-esta-unidad"/>
     <w:p>
       <w:pPr>
         <w:pStyle w:val="Heading4"/>
@@ -4809,9 +4826,9 @@
         <w:t xml:space="preserve">y fuera de la 1.</w:t>
       </w:r>
     </w:p>
-    <w:bookmarkEnd w:id="53"/>
-    <w:bookmarkEnd w:id="54"/>
-    <w:bookmarkStart w:id="55" w:name="X4970cd4404108d0fd58c7121a5070a71a9a39d6"/>
+    <w:bookmarkEnd w:id="56"/>
+    <w:bookmarkEnd w:id="57"/>
+    <w:bookmarkStart w:id="58" w:name="X4970cd4404108d0fd58c7121a5070a71a9a39d6"/>
     <w:p>
       <w:pPr>
         <w:pStyle w:val="Heading2"/>
@@ -5224,8 +5241,8 @@
         <w:t xml:space="preserve"># switchport trunk allowed vlan 10,20</w:t>
       </w:r>
     </w:p>
-    <w:bookmarkEnd w:id="55"/>
-    <w:bookmarkStart w:id="56" w:name="paso-5-ips-en-los-pcs"/>
+    <w:bookmarkEnd w:id="58"/>
+    <w:bookmarkStart w:id="59" w:name="paso-5-ips-en-los-pcs"/>
     <w:p>
       <w:pPr>
         <w:pStyle w:val="Heading2"/>
@@ -5516,8 +5533,8 @@
         </w:pict>
       </w:r>
     </w:p>
-    <w:bookmarkEnd w:id="56"/>
-    <w:bookmarkStart w:id="57" w:name="kit-de-verificación-los-5-shows-de-oro"/>
+    <w:bookmarkEnd w:id="59"/>
+    <w:bookmarkStart w:id="60" w:name="kit-de-verificación-los-5-shows-de-oro"/>
     <w:p>
       <w:pPr>
         <w:pStyle w:val="Heading2"/>
@@ -5897,8 +5914,8 @@
         </w:pict>
       </w:r>
     </w:p>
-    <w:bookmarkEnd w:id="57"/>
-    <w:bookmarkStart w:id="58" w:name="plan-de-troubleshooting-rápido"/>
+    <w:bookmarkEnd w:id="60"/>
+    <w:bookmarkStart w:id="61" w:name="plan-de-troubleshooting-rápido"/>
     <w:p>
       <w:pPr>
         <w:pStyle w:val="Heading2"/>
@@ -6337,8 +6354,8 @@
         </w:pict>
       </w:r>
     </w:p>
-    <w:bookmarkEnd w:id="58"/>
-    <w:bookmarkStart w:id="59" w:name="mini-chequeo-1"/>
+    <w:bookmarkEnd w:id="61"/>
+    <w:bookmarkStart w:id="62" w:name="mini-chequeo-1"/>
     <w:p>
       <w:pPr>
         <w:pStyle w:val="Heading2"/>
@@ -6701,8 +6718,8 @@
         </w:pict>
       </w:r>
     </w:p>
-    <w:bookmarkEnd w:id="59"/>
-    <w:bookmarkStart w:id="60" w:name="resumen-en-3-frases-1"/>
+    <w:bookmarkEnd w:id="62"/>
+    <w:bookmarkStart w:id="63" w:name="resumen-en-3-frases-1"/>
     <w:p>
       <w:pPr>
         <w:pStyle w:val="Heading2"/>
@@ -6844,8 +6861,8 @@
         <w:t xml:space="preserve">.</w:t>
       </w:r>
     </w:p>
-    <w:bookmarkEnd w:id="60"/>
-    <w:bookmarkStart w:id="61" w:name="vocabulario-rápido-1"/>
+    <w:bookmarkEnd w:id="63"/>
+    <w:bookmarkStart w:id="64" w:name="vocabulario-rápido-1"/>
     <w:p>
       <w:pPr>
         <w:pStyle w:val="Heading2"/>
@@ -7052,7 +7069,7 @@
       <w:r>
         <w:t xml:space="preserve"> </w:t>
       </w:r>
-      <w:hyperlink r:id="rId46">
+      <w:hyperlink r:id="rId49">
         <w:r>
           <w:rPr>
             <w:rStyle w:val="Hyperlink"/>
@@ -7115,9 +7132,9 @@
         </w:r>
       </w:hyperlink>
     </w:p>
-    <w:bookmarkEnd w:id="61"/>
-    <w:bookmarkEnd w:id="62"/>
-    <w:bookmarkStart w:id="72" w:name="inter-vlan-routing"/>
+    <w:bookmarkEnd w:id="64"/>
+    <w:bookmarkEnd w:id="65"/>
+    <w:bookmarkStart w:id="78" w:name="inter-vlan-routing"/>
     <w:p>
       <w:pPr>
         <w:pStyle w:val="Heading1"/>
@@ -7181,7 +7198,7 @@
         </w:pict>
       </w:r>
     </w:p>
-    <w:bookmarkStart w:id="63" w:name="la-idea-en-una-frase-2"/>
+    <w:bookmarkStart w:id="66" w:name="la-idea-en-una-frase-2"/>
     <w:p>
       <w:pPr>
         <w:pStyle w:val="Heading2"/>
@@ -7268,8 +7285,8 @@
         </w:pict>
       </w:r>
     </w:p>
-    <w:bookmarkEnd w:id="63"/>
-    <w:bookmarkStart w:id="64" w:name="Xa9357948ebd001c7c925384f3ab8e2850f5023d"/>
+    <w:bookmarkEnd w:id="66"/>
+    <w:bookmarkStart w:id="70" w:name="Xa9357948ebd001c7c925384f3ab8e2850f5023d"/>
     <w:p>
       <w:pPr>
         <w:pStyle w:val="Heading2"/>
@@ -7358,90 +7375,71 @@
     </w:p>
     <w:p>
       <w:pPr>
-        <w:pStyle w:val="SourceCode"/>
-      </w:pPr>
-      <w:r>
-        <w:rPr>
-          <w:rStyle w:val="VerbatimChar"/>
-        </w:rPr>
-        <w:t xml:space="preserve">                    ┌─────────────┐</w:t>
-      </w:r>
-      <w:r>
-        <w:br/>
-      </w:r>
-      <w:r>
-        <w:rPr>
-          <w:rStyle w:val="VerbatimChar"/>
-        </w:rPr>
-        <w:t xml:space="preserve">                    │   ROUTER    │</w:t>
-      </w:r>
-      <w:r>
-        <w:br/>
-      </w:r>
-      <w:r>
-        <w:rPr>
-          <w:rStyle w:val="VerbatimChar"/>
-        </w:rPr>
-        <w:t xml:space="preserve">                    │ 10.1  20.1  │</w:t>
-      </w:r>
-      <w:r>
-        <w:br/>
-      </w:r>
-      <w:r>
-        <w:rPr>
-          <w:rStyle w:val="VerbatimChar"/>
-        </w:rPr>
-        <w:t xml:space="preserve">                    └──────┬──────┘</w:t>
-      </w:r>
-      <w:r>
-        <w:br/>
-      </w:r>
-      <w:r>
-        <w:rPr>
-          <w:rStyle w:val="VerbatimChar"/>
-        </w:rPr>
-        <w:t xml:space="preserve">                           │   [trunk 802.1Q]</w:t>
-      </w:r>
-      <w:r>
-        <w:br/>
-      </w:r>
-      <w:r>
-        <w:rPr>
-          <w:rStyle w:val="VerbatimChar"/>
-        </w:rPr>
-        <w:t xml:space="preserve">                    ┌──────┴──────┐</w:t>
-      </w:r>
-      <w:r>
-        <w:br/>
-      </w:r>
-      <w:r>
-        <w:rPr>
-          <w:rStyle w:val="VerbatimChar"/>
-        </w:rPr>
-        <w:t xml:space="preserve">                    │   SWITCH    │</w:t>
-      </w:r>
-      <w:r>
-        <w:br/>
-      </w:r>
-      <w:r>
-        <w:rPr>
-          <w:rStyle w:val="VerbatimChar"/>
-        </w:rPr>
-        <w:t xml:space="preserve">              VLAN 10└──┐     ┌──┘VLAN 20</w:t>
-      </w:r>
-      <w:r>
-        <w:br/>
-      </w:r>
-      <w:r>
-        <w:rPr>
-          <w:rStyle w:val="VerbatimChar"/>
-        </w:rPr>
-        <w:t xml:space="preserve">                  Ventas │     │ RRHH</w:t>
-      </w:r>
-    </w:p>
-    <w:p>
-      <w:pPr>
-        <w:pStyle w:val="FirstParagraph"/>
+        <w:pStyle w:val="CaptionedFigure"/>
+      </w:pPr>
+      <w:r>
+        <w:drawing>
+          <wp:inline>
+            <wp:extent cx="5334000" cy="4093534"/>
+            <wp:effectExtent b="0" l="0" r="0" t="0"/>
+            <wp:docPr descr="Router-on-a-stick: el router con subinterfaz por VLAN conectado al switch por un trunk 802.1Q, con PCs de Ventas y RRHH detrás" title="" id="68" name="Picture"/>
+            <a:graphic>
+              <a:graphicData uri="http://schemas.openxmlformats.org/drawingml/2006/picture">
+                <pic:pic>
+                  <pic:nvPicPr>
+                    <pic:cNvPr descr="public/diagrams/u06-router-on-a-stick.svg" id="69" name="Picture"/>
+                    <pic:cNvPicPr>
+                      <a:picLocks noChangeArrowheads="1" noChangeAspect="1"/>
+                    </pic:cNvPicPr>
+                  </pic:nvPicPr>
+                  <pic:blipFill>
+                    <a:blip>
+                      <a:extLst>
+                        <a:ext uri="{28A0092B-C50C-407E-A947-70E740481C1C}">
+                          <a14:useLocalDpi xmlns:a14="http://schemas.microsoft.com/office/drawing/2010/main" val="0"/>
+                        </a:ext>
+                        <a:ext uri="{96DAC541-7B7A-43D3-8B79-37D633B846F1}">
+                          <asvg:svgBlip xmlns:asvg="http://schemas.microsoft.com/office/drawing/2016/SVG/main" r:embed="rId67"/>
+                        </a:ext>
+                      </a:extLst>
+                    </a:blip>
+                    <a:stretch>
+                      <a:fillRect/>
+                    </a:stretch>
+                  </pic:blipFill>
+                  <pic:spPr bwMode="auto">
+                    <a:xfrm>
+                      <a:off x="0" y="0"/>
+                      <a:ext cx="5334000" cy="4093534"/>
+                    </a:xfrm>
+                    <a:prstGeom prst="rect">
+                      <a:avLst/>
+                    </a:prstGeom>
+                    <a:noFill/>
+                    <a:ln w="9525">
+                      <a:noFill/>
+                      <a:headEnd/>
+                      <a:tailEnd/>
+                    </a:ln>
+                  </pic:spPr>
+                </pic:pic>
+              </a:graphicData>
+            </a:graphic>
+          </wp:inline>
+        </w:drawing>
+      </w:r>
+    </w:p>
+    <w:p>
+      <w:pPr>
+        <w:pStyle w:val="ImageCaption"/>
+      </w:pPr>
+      <w:r>
+        <w:t xml:space="preserve">Router-on-a-stick: el router con subinterfaz por VLAN conectado al switch por un trunk 802.1Q, con PCs de Ventas y RRHH detrás</w:t>
+      </w:r>
+    </w:p>
+    <w:p>
+      <w:pPr>
+        <w:pStyle w:val="BodyText"/>
       </w:pPr>
       <w:r>
         <w:t xml:space="preserve">Cuando el PC de Ventas quiere hablar con RRHH:</w:t>
@@ -7590,8 +7588,8 @@
         </w:pict>
       </w:r>
     </w:p>
-    <w:bookmarkEnd w:id="64"/>
-    <w:bookmarkStart w:id="65" w:name="X5ea81d6d2469005a24f5a6a44db83098885ccc0"/>
+    <w:bookmarkEnd w:id="70"/>
+    <w:bookmarkStart w:id="71" w:name="X5ea81d6d2469005a24f5a6a44db83098885ccc0"/>
     <w:p>
       <w:pPr>
         <w:pStyle w:val="Heading2"/>
@@ -7706,72 +7704,7 @@
     </w:p>
     <w:p>
       <w:pPr>
-        <w:pStyle w:val="SourceCode"/>
-      </w:pPr>
-      <w:r>
-        <w:rPr>
-          <w:rStyle w:val="VerbatimChar"/>
-        </w:rPr>
-        <w:t xml:space="preserve">Router Fa0/0.10 → VLAN 10 (192.168.10.1/24)</w:t>
-      </w:r>
-      <w:r>
-        <w:br/>
-      </w:r>
-      <w:r>
-        <w:rPr>
-          <w:rStyle w:val="VerbatimChar"/>
-        </w:rPr>
-        <w:t xml:space="preserve">Router Fa0/0.20 → VLAN 20 (192.168.20.1/24)</w:t>
-      </w:r>
-      <w:r>
-        <w:br/>
-      </w:r>
-      <w:r>
-        <w:rPr>
-          <w:rStyle w:val="VerbatimChar"/>
-        </w:rPr>
-        <w:t xml:space="preserve">Router Fa0/0.30 → VLAN 30 (192.168.30.1/24)</w:t>
-      </w:r>
-      <w:r>
-        <w:br/>
-      </w:r>
-      <w:r>
-        <w:rPr>
-          <w:rStyle w:val="VerbatimChar"/>
-        </w:rPr>
-        <w:t xml:space="preserve">         │</w:t>
-      </w:r>
-      <w:r>
-        <w:br/>
-      </w:r>
-      <w:r>
-        <w:rPr>
-          <w:rStyle w:val="VerbatimChar"/>
-        </w:rPr>
-        <w:t xml:space="preserve">      [Trunk 802.1Q]</w:t>
-      </w:r>
-      <w:r>
-        <w:br/>
-      </w:r>
-      <w:r>
-        <w:rPr>
-          <w:rStyle w:val="VerbatimChar"/>
-        </w:rPr>
-        <w:t xml:space="preserve">         │</w:t>
-      </w:r>
-      <w:r>
-        <w:br/>
-      </w:r>
-      <w:r>
-        <w:rPr>
-          <w:rStyle w:val="VerbatimChar"/>
-        </w:rPr>
-        <w:t xml:space="preserve">      [Switch]</w:t>
-      </w:r>
-    </w:p>
-    <w:p>
-      <w:pPr>
-        <w:pStyle w:val="FirstParagraph"/>
+        <w:pStyle w:val="BodyText"/>
       </w:pPr>
       <w:r>
         <w:t xml:space="preserve">Ventajas: mínimo hardware (un puerto), fácil de entender y perfecto para redes pequeñas. Desventaja:</w:t>
@@ -7814,8 +7747,8 @@
         </w:pict>
       </w:r>
     </w:p>
-    <w:bookmarkEnd w:id="65"/>
-    <w:bookmarkStart w:id="66" w:name="Xf0c16decffb477f2977d916272e039f1f5345d2"/>
+    <w:bookmarkEnd w:id="71"/>
+    <w:bookmarkStart w:id="72" w:name="Xf0c16decffb477f2977d916272e039f1f5345d2"/>
     <w:p>
       <w:pPr>
         <w:pStyle w:val="Heading2"/>
@@ -8501,8 +8434,8 @@
         </w:pict>
       </w:r>
     </w:p>
-    <w:bookmarkEnd w:id="66"/>
-    <w:bookmarkStart w:id="67" w:name="X63b5957278e57460513bd60dea0cc0664c5ad01"/>
+    <w:bookmarkEnd w:id="72"/>
+    <w:bookmarkStart w:id="73" w:name="X63b5957278e57460513bd60dea0cc0664c5ad01"/>
     <w:p>
       <w:pPr>
         <w:pStyle w:val="Heading2"/>
@@ -8794,8 +8727,8 @@
         </w:pict>
       </w:r>
     </w:p>
-    <w:bookmarkEnd w:id="67"/>
-    <w:bookmarkStart w:id="68" w:name="verificación"/>
+    <w:bookmarkEnd w:id="73"/>
+    <w:bookmarkStart w:id="74" w:name="verificación"/>
     <w:p>
       <w:pPr>
         <w:pStyle w:val="Heading2"/>
@@ -8946,8 +8879,8 @@
         </w:pict>
       </w:r>
     </w:p>
-    <w:bookmarkEnd w:id="68"/>
-    <w:bookmarkStart w:id="69" w:name="mini-chequeo-2"/>
+    <w:bookmarkEnd w:id="74"/>
+    <w:bookmarkStart w:id="75" w:name="mini-chequeo-2"/>
     <w:p>
       <w:pPr>
         <w:pStyle w:val="Heading2"/>
@@ -9147,8 +9080,8 @@
         </w:pict>
       </w:r>
     </w:p>
-    <w:bookmarkEnd w:id="69"/>
-    <w:bookmarkStart w:id="70" w:name="resumen-en-3-frases-2"/>
+    <w:bookmarkEnd w:id="75"/>
+    <w:bookmarkStart w:id="76" w:name="resumen-en-3-frases-2"/>
     <w:p>
       <w:pPr>
         <w:pStyle w:val="Heading2"/>
@@ -9279,8 +9212,8 @@
         <w:t xml:space="preserve">Cada PC apunta a su gateway (la subinterfaz) y todo el tráfico entre VLANs atraviesa la misma interfaz: su cuello de botella.</w:t>
       </w:r>
     </w:p>
-    <w:bookmarkEnd w:id="70"/>
-    <w:bookmarkStart w:id="71" w:name="vocabulario-rápido-2"/>
+    <w:bookmarkEnd w:id="76"/>
+    <w:bookmarkStart w:id="77" w:name="vocabulario-rápido-2"/>
     <w:p>
       <w:pPr>
         <w:pStyle w:val="Heading2"/>
@@ -9520,7 +9453,7 @@
       <w:r>
         <w:t xml:space="preserve"> </w:t>
       </w:r>
-      <w:hyperlink r:id="rId46">
+      <w:hyperlink r:id="rId49">
         <w:r>
           <w:rPr>
             <w:rStyle w:val="Hyperlink"/>
@@ -9583,9 +9516,9 @@
         </w:r>
       </w:hyperlink>
     </w:p>
-    <w:bookmarkEnd w:id="71"/>
-    <w:bookmarkEnd w:id="72"/>
-    <w:bookmarkStart w:id="81" w:name="switch-capa-3-y-svis"/>
+    <w:bookmarkEnd w:id="77"/>
+    <w:bookmarkEnd w:id="78"/>
+    <w:bookmarkStart w:id="87" w:name="switch-capa-3-y-svis"/>
     <w:p>
       <w:pPr>
         <w:pStyle w:val="Heading1"/>
@@ -9649,7 +9582,7 @@
         </w:pict>
       </w:r>
     </w:p>
-    <w:bookmarkStart w:id="73" w:name="la-idea-en-una-frase-3"/>
+    <w:bookmarkStart w:id="79" w:name="la-idea-en-una-frase-3"/>
     <w:p>
       <w:pPr>
         <w:pStyle w:val="Heading2"/>
@@ -9778,8 +9711,8 @@
         </w:pict>
       </w:r>
     </w:p>
-    <w:bookmarkEnd w:id="73"/>
-    <w:bookmarkStart w:id="74" w:name="las-dos-caras-de-un-switch-capa-3"/>
+    <w:bookmarkEnd w:id="79"/>
+    <w:bookmarkStart w:id="80" w:name="las-dos-caras-de-un-switch-capa-3"/>
     <w:p>
       <w:pPr>
         <w:pStyle w:val="Heading2"/>
@@ -10037,8 +9970,8 @@
         </w:pict>
       </w:r>
     </w:p>
-    <w:bookmarkEnd w:id="74"/>
-    <w:bookmarkStart w:id="75" w:name="svi-la-interfaz-virtual-de-una-vlan"/>
+    <w:bookmarkEnd w:id="80"/>
+    <w:bookmarkStart w:id="81" w:name="svi-la-interfaz-virtual-de-una-vlan"/>
     <w:p>
       <w:pPr>
         <w:pStyle w:val="Heading2"/>
@@ -10913,8 +10846,8 @@
         </w:pict>
       </w:r>
     </w:p>
-    <w:bookmarkEnd w:id="75"/>
-    <w:bookmarkStart w:id="76" w:name="switch-capa-3-vs-router-on-a-stick"/>
+    <w:bookmarkEnd w:id="81"/>
+    <w:bookmarkStart w:id="82" w:name="switch-capa-3-vs-router-on-a-stick"/>
     <w:p>
       <w:pPr>
         <w:pStyle w:val="Heading2"/>
@@ -11290,8 +11223,8 @@
         </w:pict>
       </w:r>
     </w:p>
-    <w:bookmarkEnd w:id="76"/>
-    <w:bookmarkStart w:id="77" w:name="X7e812ea070b1b2e0af8c4bac22a5a571f60ac2d"/>
+    <w:bookmarkEnd w:id="82"/>
+    <w:bookmarkStart w:id="83" w:name="X7e812ea070b1b2e0af8c4bac22a5a571f60ac2d"/>
     <w:p>
       <w:pPr>
         <w:pStyle w:val="Heading2"/>
@@ -11487,8 +11420,8 @@
         </w:pict>
       </w:r>
     </w:p>
-    <w:bookmarkEnd w:id="77"/>
-    <w:bookmarkStart w:id="78" w:name="mini-chequeo-3"/>
+    <w:bookmarkEnd w:id="83"/>
+    <w:bookmarkStart w:id="84" w:name="mini-chequeo-3"/>
     <w:p>
       <w:pPr>
         <w:pStyle w:val="Heading2"/>
@@ -11680,8 +11613,8 @@
         </w:pict>
       </w:r>
     </w:p>
-    <w:bookmarkEnd w:id="78"/>
-    <w:bookmarkStart w:id="79" w:name="resumen-en-3-frases-3"/>
+    <w:bookmarkEnd w:id="84"/>
+    <w:bookmarkStart w:id="85" w:name="resumen-en-3-frases-3"/>
     <w:p>
       <w:pPr>
         <w:pStyle w:val="Heading2"/>
@@ -11795,8 +11728,8 @@
         <w:t xml:space="preserve">Úsalo cuando el número de VLANs o el tráfico entre ellas sea grande; el router-on-a-stick basta para oficinas pequeñas.</w:t>
       </w:r>
     </w:p>
-    <w:bookmarkEnd w:id="79"/>
-    <w:bookmarkStart w:id="80" w:name="vocabulario-rápido-3"/>
+    <w:bookmarkEnd w:id="85"/>
+    <w:bookmarkStart w:id="86" w:name="vocabulario-rápido-3"/>
     <w:p>
       <w:pPr>
         <w:pStyle w:val="Heading2"/>
@@ -11997,7 +11930,7 @@
       <w:r>
         <w:t xml:space="preserve"> </w:t>
       </w:r>
-      <w:hyperlink r:id="rId46">
+      <w:hyperlink r:id="rId49">
         <w:r>
           <w:rPr>
             <w:rStyle w:val="Hyperlink"/>
@@ -12060,9 +11993,9 @@
         </w:r>
       </w:hyperlink>
     </w:p>
-    <w:bookmarkEnd w:id="80"/>
-    <w:bookmarkEnd w:id="81"/>
-    <w:bookmarkStart w:id="93" w:name="vtp-y-dtp"/>
+    <w:bookmarkEnd w:id="86"/>
+    <w:bookmarkEnd w:id="87"/>
+    <w:bookmarkStart w:id="99" w:name="vtp-y-dtp"/>
     <w:p>
       <w:pPr>
         <w:pStyle w:val="Heading1"/>
@@ -12126,7 +12059,7 @@
         </w:pict>
       </w:r>
     </w:p>
-    <w:bookmarkStart w:id="82" w:name="la-idea-en-una-frase-4"/>
+    <w:bookmarkStart w:id="88" w:name="la-idea-en-una-frase-4"/>
     <w:p>
       <w:pPr>
         <w:pStyle w:val="Heading2"/>
@@ -12232,8 +12165,8 @@
         </w:pict>
       </w:r>
     </w:p>
-    <w:bookmarkEnd w:id="82"/>
-    <w:bookmarkStart w:id="86" w:name="vtp-el-repartidor-de-vlans"/>
+    <w:bookmarkEnd w:id="88"/>
+    <w:bookmarkStart w:id="92" w:name="vtp-el-repartidor-de-vlans"/>
     <w:p>
       <w:pPr>
         <w:pStyle w:val="Heading2"/>
@@ -12268,7 +12201,7 @@
         <w:t xml:space="preserve">(server) al resto (clients). Cuando creas la VLAN 40 en el server, todos los switches de la red la aprenden solos por el trunk.</w:t>
       </w:r>
     </w:p>
-    <w:bookmarkStart w:id="83" w:name="los-tres-modos-vtp"/>
+    <w:bookmarkStart w:id="89" w:name="los-tres-modos-vtp"/>
     <w:p>
       <w:pPr>
         <w:pStyle w:val="Heading3"/>
@@ -12672,8 +12605,8 @@
         <w:t xml:space="preserve">es el recomendado: no envía ni procesa anuncios VTP en absoluto.</w:t>
       </w:r>
     </w:p>
-    <w:bookmarkEnd w:id="83"/>
-    <w:bookmarkStart w:id="84" w:name="Xd373e7eb1af6a25a7e774435953febb978e7c92"/>
+    <w:bookmarkEnd w:id="89"/>
+    <w:bookmarkStart w:id="90" w:name="Xd373e7eb1af6a25a7e774435953febb978e7c92"/>
     <w:p>
       <w:pPr>
         <w:pStyle w:val="Heading3"/>
@@ -12884,8 +12817,8 @@
         <w:t xml:space="preserve">”</w:t>
       </w:r>
     </w:p>
-    <w:bookmarkEnd w:id="84"/>
-    <w:bookmarkStart w:id="85" w:name="cómo-evitar-el-desastre"/>
+    <w:bookmarkEnd w:id="90"/>
+    <w:bookmarkStart w:id="91" w:name="cómo-evitar-el-desastre"/>
     <w:p>
       <w:pPr>
         <w:pStyle w:val="Heading3"/>
@@ -13018,9 +12951,9 @@
         </w:pict>
       </w:r>
     </w:p>
-    <w:bookmarkEnd w:id="85"/>
-    <w:bookmarkEnd w:id="86"/>
-    <w:bookmarkStart w:id="88" w:name="dtp-el-negociador-de-trunks"/>
+    <w:bookmarkEnd w:id="91"/>
+    <w:bookmarkEnd w:id="92"/>
+    <w:bookmarkStart w:id="94" w:name="dtp-el-negociador-de-trunks"/>
     <w:p>
       <w:pPr>
         <w:pStyle w:val="Heading2"/>
@@ -13330,7 +13263,7 @@
         </w:tc>
       </w:tr>
     </w:tbl>
-    <w:bookmarkStart w:id="87" w:name="el-riesgo-de-seguridad-de-dtp"/>
+    <w:bookmarkStart w:id="93" w:name="el-riesgo-de-seguridad-de-dtp"/>
     <w:p>
       <w:pPr>
         <w:pStyle w:val="Heading3"/>
@@ -13553,9 +13486,9 @@
         </w:pict>
       </w:r>
     </w:p>
-    <w:bookmarkEnd w:id="87"/>
-    <w:bookmarkEnd w:id="88"/>
-    <w:bookmarkStart w:id="89" w:name="verificación-y-comandos"/>
+    <w:bookmarkEnd w:id="93"/>
+    <w:bookmarkEnd w:id="94"/>
+    <w:bookmarkStart w:id="95" w:name="verificación-y-comandos"/>
     <w:p>
       <w:pPr>
         <w:pStyle w:val="Heading2"/>
@@ -13718,8 +13651,8 @@
         </w:pict>
       </w:r>
     </w:p>
-    <w:bookmarkEnd w:id="89"/>
-    <w:bookmarkStart w:id="90" w:name="mini-chequeo-4"/>
+    <w:bookmarkEnd w:id="95"/>
+    <w:bookmarkStart w:id="96" w:name="mini-chequeo-4"/>
     <w:p>
       <w:pPr>
         <w:pStyle w:val="Heading2"/>
@@ -13977,8 +13910,8 @@
         </w:pict>
       </w:r>
     </w:p>
-    <w:bookmarkEnd w:id="90"/>
-    <w:bookmarkStart w:id="91" w:name="resumen-en-3-frases-4"/>
+    <w:bookmarkEnd w:id="96"/>
+    <w:bookmarkStart w:id="97" w:name="resumen-en-3-frases-4"/>
     <w:p>
       <w:pPr>
         <w:pStyle w:val="Heading2"/>
@@ -14118,8 +14051,8 @@
         <w:t xml:space="preserve">en todos los trunks.</w:t>
       </w:r>
     </w:p>
-    <w:bookmarkEnd w:id="91"/>
-    <w:bookmarkStart w:id="92" w:name="vocabulario-rápido-4"/>
+    <w:bookmarkEnd w:id="97"/>
+    <w:bookmarkStart w:id="98" w:name="vocabulario-rápido-4"/>
     <w:p>
       <w:pPr>
         <w:pStyle w:val="Heading2"/>
@@ -14346,7 +14279,7 @@
       <w:r>
         <w:t xml:space="preserve"> </w:t>
       </w:r>
-      <w:hyperlink r:id="rId46">
+      <w:hyperlink r:id="rId49">
         <w:r>
           <w:rPr>
             <w:rStyle w:val="Hyperlink"/>
@@ -14409,9 +14342,9 @@
         </w:r>
       </w:hyperlink>
     </w:p>
-    <w:bookmarkEnd w:id="92"/>
-    <w:bookmarkEnd w:id="93"/>
-    <w:bookmarkStart w:id="102" w:name="seguridad-en-vlans"/>
+    <w:bookmarkEnd w:id="98"/>
+    <w:bookmarkEnd w:id="99"/>
+    <w:bookmarkStart w:id="108" w:name="seguridad-en-vlans"/>
     <w:p>
       <w:pPr>
         <w:pStyle w:val="Heading1"/>
@@ -14475,7 +14408,7 @@
         </w:pict>
       </w:r>
     </w:p>
-    <w:bookmarkStart w:id="94" w:name="la-idea-en-una-frase-5"/>
+    <w:bookmarkStart w:id="100" w:name="la-idea-en-una-frase-5"/>
     <w:p>
       <w:pPr>
         <w:pStyle w:val="Heading2"/>
@@ -14568,8 +14501,8 @@
         </w:pict>
       </w:r>
     </w:p>
-    <w:bookmarkEnd w:id="94"/>
-    <w:bookmarkStart w:id="95" w:name="vacl-el-filtro-dentro-de-la-vlan"/>
+    <w:bookmarkEnd w:id="100"/>
+    <w:bookmarkStart w:id="101" w:name="vacl-el-filtro-dentro-de-la-vlan"/>
     <w:p>
       <w:pPr>
         <w:pStyle w:val="Heading2"/>
@@ -15182,8 +15115,8 @@
         </w:pict>
       </w:r>
     </w:p>
-    <w:bookmarkEnd w:id="95"/>
-    <w:bookmarkStart w:id="96" w:name="X41e7f841a808ffd09581170b3dfda91df0d9233"/>
+    <w:bookmarkEnd w:id="101"/>
+    <w:bookmarkStart w:id="102" w:name="X41e7f841a808ffd09581170b3dfda91df0d9233"/>
     <w:p>
       <w:pPr>
         <w:pStyle w:val="Heading2"/>
@@ -15505,8 +15438,8 @@
         </w:pict>
       </w:r>
     </w:p>
-    <w:bookmarkEnd w:id="96"/>
-    <w:bookmarkStart w:id="97" w:name="vlan-hopping-el-salto-de-vlan"/>
+    <w:bookmarkEnd w:id="102"/>
+    <w:bookmarkStart w:id="103" w:name="vlan-hopping-el-salto-de-vlan"/>
     <w:p>
       <w:pPr>
         <w:pStyle w:val="Heading2"/>
@@ -15814,8 +15747,8 @@
         </w:pict>
       </w:r>
     </w:p>
-    <w:bookmarkEnd w:id="97"/>
-    <w:bookmarkStart w:id="98" w:name="hardening-básico-de-vlans-checklist"/>
+    <w:bookmarkEnd w:id="103"/>
+    <w:bookmarkStart w:id="104" w:name="hardening-básico-de-vlans-checklist"/>
     <w:p>
       <w:pPr>
         <w:pStyle w:val="Heading2"/>
@@ -16550,8 +16483,8 @@
         </w:pict>
       </w:r>
     </w:p>
-    <w:bookmarkEnd w:id="98"/>
-    <w:bookmarkStart w:id="99" w:name="mini-chequeo-5"/>
+    <w:bookmarkEnd w:id="104"/>
+    <w:bookmarkStart w:id="105" w:name="mini-chequeo-5"/>
     <w:p>
       <w:pPr>
         <w:pStyle w:val="Heading2"/>
@@ -16779,8 +16712,8 @@
         </w:pict>
       </w:r>
     </w:p>
-    <w:bookmarkEnd w:id="99"/>
-    <w:bookmarkStart w:id="100" w:name="resumen-en-3-frases-5"/>
+    <w:bookmarkEnd w:id="105"/>
+    <w:bookmarkStart w:id="106" w:name="resumen-en-3-frases-5"/>
     <w:p>
       <w:pPr>
         <w:pStyle w:val="Heading2"/>
@@ -16889,8 +16822,8 @@
         <w:t xml:space="preserve">en 9 pasos (access, nonegotiate, native alta, VLAN 1 prohibida, gestión aparte, sin VTP) cierra los frentes clásicos.</w:t>
       </w:r>
     </w:p>
-    <w:bookmarkEnd w:id="100"/>
-    <w:bookmarkStart w:id="101" w:name="vocabulario-rápido-5"/>
+    <w:bookmarkEnd w:id="106"/>
+    <w:bookmarkStart w:id="107" w:name="vocabulario-rápido-5"/>
     <w:p>
       <w:pPr>
         <w:pStyle w:val="Heading2"/>
@@ -17114,7 +17047,7 @@
       <w:r>
         <w:t xml:space="preserve"> </w:t>
       </w:r>
-      <w:hyperlink r:id="rId46">
+      <w:hyperlink r:id="rId49">
         <w:r>
           <w:rPr>
             <w:rStyle w:val="Hyperlink"/>
@@ -17177,9 +17110,9 @@
         </w:r>
       </w:hyperlink>
     </w:p>
-    <w:bookmarkEnd w:id="101"/>
-    <w:bookmarkEnd w:id="102"/>
-    <w:bookmarkStart w:id="112" w:name="dhcp-por-vlan"/>
+    <w:bookmarkEnd w:id="107"/>
+    <w:bookmarkEnd w:id="108"/>
+    <w:bookmarkStart w:id="118" w:name="dhcp-por-vlan"/>
     <w:p>
       <w:pPr>
         <w:pStyle w:val="Heading1"/>
@@ -17243,7 +17176,7 @@
         </w:pict>
       </w:r>
     </w:p>
-    <w:bookmarkStart w:id="104" w:name="la-idea-en-una-frase-6"/>
+    <w:bookmarkStart w:id="110" w:name="la-idea-en-una-frase-6"/>
     <w:p>
       <w:pPr>
         <w:pStyle w:val="Heading2"/>
@@ -17299,7 +17232,7 @@
       <w:r>
         <w:t xml:space="preserve"> </w:t>
       </w:r>
-      <w:hyperlink r:id="rId103">
+      <w:hyperlink r:id="rId109">
         <w:r>
           <w:rPr>
             <w:rStyle w:val="Hyperlink"/>
@@ -17443,8 +17376,8 @@
         </w:pict>
       </w:r>
     </w:p>
-    <w:bookmarkEnd w:id="104"/>
-    <w:bookmarkStart w:id="105" w:name="el-montaje-un-pool-por-subred"/>
+    <w:bookmarkEnd w:id="110"/>
+    <w:bookmarkStart w:id="111" w:name="el-montaje-un-pool-por-subred"/>
     <w:p>
       <w:pPr>
         <w:pStyle w:val="Heading2"/>
@@ -18130,8 +18063,8 @@
         </w:pict>
       </w:r>
     </w:p>
-    <w:bookmarkEnd w:id="105"/>
-    <w:bookmarkStart w:id="106" w:name="X63088753742bef018f1ef391bb3185aa584431d"/>
+    <w:bookmarkEnd w:id="111"/>
+    <w:bookmarkStart w:id="112" w:name="X63088753742bef018f1ef391bb3185aa584431d"/>
     <w:p>
       <w:pPr>
         <w:pStyle w:val="Heading2"/>
@@ -18433,8 +18366,8 @@
         </w:pict>
       </w:r>
     </w:p>
-    <w:bookmarkEnd w:id="106"/>
-    <w:bookmarkStart w:id="107" w:name="verificación-1"/>
+    <w:bookmarkEnd w:id="112"/>
+    <w:bookmarkStart w:id="113" w:name="verificación-1"/>
     <w:p>
       <w:pPr>
         <w:pStyle w:val="Heading2"/>
@@ -18690,8 +18623,8 @@
         </w:pict>
       </w:r>
     </w:p>
-    <w:bookmarkEnd w:id="107"/>
-    <w:bookmarkStart w:id="108" w:name="X89659d3ef707d7e7f1f08d28fde977cb380da89"/>
+    <w:bookmarkEnd w:id="113"/>
+    <w:bookmarkStart w:id="114" w:name="X89659d3ef707d7e7f1f08d28fde977cb380da89"/>
     <w:p>
       <w:pPr>
         <w:pStyle w:val="Heading2"/>
@@ -18877,8 +18810,8 @@
         </w:pict>
       </w:r>
     </w:p>
-    <w:bookmarkEnd w:id="108"/>
-    <w:bookmarkStart w:id="109" w:name="mini-chequeo-6"/>
+    <w:bookmarkEnd w:id="114"/>
+    <w:bookmarkStart w:id="115" w:name="mini-chequeo-6"/>
     <w:p>
       <w:pPr>
         <w:pStyle w:val="Heading2"/>
@@ -19053,8 +18986,8 @@
         </w:pict>
       </w:r>
     </w:p>
-    <w:bookmarkEnd w:id="109"/>
-    <w:bookmarkStart w:id="110" w:name="resumen-en-3-frases-6"/>
+    <w:bookmarkEnd w:id="115"/>
+    <w:bookmarkStart w:id="116" w:name="resumen-en-3-frases-6"/>
     <w:p>
       <w:pPr>
         <w:pStyle w:val="Heading2"/>
@@ -19164,8 +19097,8 @@
         <w:t xml:space="preserve">El PC en APIPA (169.254.x.x) es la señal de que algo falla en la cadena pool → VLAN → relay, y con Wireshark se ve en qué eslabón.</w:t>
       </w:r>
     </w:p>
-    <w:bookmarkEnd w:id="110"/>
-    <w:bookmarkStart w:id="111" w:name="vocabulario-rápido-6"/>
+    <w:bookmarkEnd w:id="116"/>
+    <w:bookmarkStart w:id="117" w:name="vocabulario-rápido-6"/>
     <w:p>
       <w:pPr>
         <w:pStyle w:val="Heading2"/>
@@ -19384,7 +19317,7 @@
       <w:r>
         <w:t xml:space="preserve"> </w:t>
       </w:r>
-      <w:hyperlink r:id="rId46">
+      <w:hyperlink r:id="rId49">
         <w:r>
           <w:rPr>
             <w:rStyle w:val="Hyperlink"/>
@@ -19447,9 +19380,9 @@
         </w:r>
       </w:hyperlink>
     </w:p>
-    <w:bookmarkEnd w:id="111"/>
-    <w:bookmarkEnd w:id="112"/>
-    <w:bookmarkStart w:id="125" w:name="cierre-consolida-lo-aprendido"/>
+    <w:bookmarkEnd w:id="117"/>
+    <w:bookmarkEnd w:id="118"/>
+    <w:bookmarkStart w:id="131" w:name="cierre-consolida-lo-aprendido"/>
     <w:p>
       <w:pPr>
         <w:pStyle w:val="Heading1"/>
@@ -19545,7 +19478,7 @@
         </w:pict>
       </w:r>
     </w:p>
-    <w:bookmarkStart w:id="113" w:name="sé-el-paquete"/>
+    <w:bookmarkStart w:id="119" w:name="sé-el-paquete"/>
     <w:p>
       <w:pPr>
         <w:pStyle w:val="Heading2"/>
@@ -19742,8 +19675,8 @@
         </w:pict>
       </w:r>
     </w:p>
-    <w:bookmarkEnd w:id="113"/>
-    <w:bookmarkStart w:id="114" w:name="X4c05e95ba2909562a05eb03021c8f3ca9d0db7e"/>
+    <w:bookmarkEnd w:id="119"/>
+    <w:bookmarkStart w:id="120" w:name="X4c05e95ba2909562a05eb03021c8f3ca9d0db7e"/>
     <w:p>
       <w:pPr>
         <w:pStyle w:val="Heading2"/>
@@ -19915,8 +19848,8 @@
         </w:pict>
       </w:r>
     </w:p>
-    <w:bookmarkEnd w:id="114"/>
-    <w:bookmarkStart w:id="115" w:name="quién-soy"/>
+    <w:bookmarkEnd w:id="120"/>
+    <w:bookmarkStart w:id="121" w:name="quién-soy"/>
     <w:p>
       <w:pPr>
         <w:pStyle w:val="Heading2"/>
@@ -20072,8 +20005,8 @@
         </w:pict>
       </w:r>
     </w:p>
-    <w:bookmarkEnd w:id="115"/>
-    <w:bookmarkStart w:id="116" w:name="X8fd3dc292930e4585d698fce951e3ba762683aa"/>
+    <w:bookmarkEnd w:id="121"/>
+    <w:bookmarkStart w:id="122" w:name="X8fd3dc292930e4585d698fce951e3ba762683aa"/>
     <w:p>
       <w:pPr>
         <w:pStyle w:val="Heading2"/>
@@ -20173,8 +20106,8 @@
         </w:pict>
       </w:r>
     </w:p>
-    <w:bookmarkEnd w:id="116"/>
-    <w:bookmarkStart w:id="117" w:name="X27d7fd53c7e2f4585b647b45ae5a51903fb4532"/>
+    <w:bookmarkEnd w:id="122"/>
+    <w:bookmarkStart w:id="123" w:name="X27d7fd53c7e2f4585b647b45ae5a51903fb4532"/>
     <w:p>
       <w:pPr>
         <w:pStyle w:val="Heading2"/>
@@ -20615,8 +20548,8 @@
         </w:pict>
       </w:r>
     </w:p>
-    <w:bookmarkEnd w:id="117"/>
-    <w:bookmarkStart w:id="118" w:name="logros-de-esta-unidad"/>
+    <w:bookmarkEnd w:id="123"/>
+    <w:bookmarkStart w:id="124" w:name="logros-de-esta-unidad"/>
     <w:p>
       <w:pPr>
         <w:pStyle w:val="Heading2"/>
@@ -20827,8 +20760,8 @@
         </w:pict>
       </w:r>
     </w:p>
-    <w:bookmarkEnd w:id="118"/>
-    <w:bookmarkStart w:id="119" w:name="atrévete-a-pensar"/>
+    <w:bookmarkEnd w:id="124"/>
+    <w:bookmarkStart w:id="125" w:name="atrévete-a-pensar"/>
     <w:p>
       <w:pPr>
         <w:pStyle w:val="Heading2"/>
@@ -21106,8 +21039,8 @@
         </w:pict>
       </w:r>
     </w:p>
-    <w:bookmarkEnd w:id="119"/>
-    <w:bookmarkStart w:id="120" w:name="crucigrama-de-bits"/>
+    <w:bookmarkEnd w:id="125"/>
+    <w:bookmarkStart w:id="126" w:name="crucigrama-de-bits"/>
     <w:p>
       <w:pPr>
         <w:pStyle w:val="Heading2"/>
@@ -21253,8 +21186,8 @@
         </w:pict>
       </w:r>
     </w:p>
-    <w:bookmarkEnd w:id="120"/>
-    <w:bookmarkStart w:id="121" w:name="preguntas-de-entrevista-de-trabajo"/>
+    <w:bookmarkEnd w:id="126"/>
+    <w:bookmarkStart w:id="127" w:name="preguntas-de-entrevista-de-trabajo"/>
     <w:p>
       <w:pPr>
         <w:pStyle w:val="Heading2"/>
@@ -21466,8 +21399,8 @@
         </w:pict>
       </w:r>
     </w:p>
-    <w:bookmarkEnd w:id="121"/>
-    <w:bookmarkStart w:id="122" w:name="no-hay-preguntas-tontas"/>
+    <w:bookmarkEnd w:id="127"/>
+    <w:bookmarkStart w:id="128" w:name="no-hay-preguntas-tontas"/>
     <w:p>
       <w:pPr>
         <w:pStyle w:val="Heading2"/>
@@ -21699,8 +21632,8 @@
         </w:pict>
       </w:r>
     </w:p>
-    <w:bookmarkEnd w:id="122"/>
-    <w:bookmarkStart w:id="123" w:name="poscréditos"/>
+    <w:bookmarkEnd w:id="128"/>
+    <w:bookmarkStart w:id="129" w:name="poscréditos"/>
     <w:p>
       <w:pPr>
         <w:pStyle w:val="Heading2"/>
@@ -21766,8 +21699,8 @@
         </w:pict>
       </w:r>
     </w:p>
-    <w:bookmarkEnd w:id="123"/>
-    <w:bookmarkStart w:id="124" w:name="Xd243717b49c447ac6bd68a31cbf449a20a4941d"/>
+    <w:bookmarkEnd w:id="129"/>
+    <w:bookmarkStart w:id="130" w:name="Xd243717b49c447ac6bd68a31cbf449a20a4941d"/>
     <w:p>
       <w:pPr>
         <w:pStyle w:val="Heading2"/>
@@ -22100,7 +22033,7 @@
       <w:r>
         <w:t xml:space="preserve"> </w:t>
       </w:r>
-      <w:hyperlink r:id="rId46">
+      <w:hyperlink r:id="rId49">
         <w:r>
           <w:rPr>
             <w:rStyle w:val="Hyperlink"/>
@@ -22163,8 +22096,8 @@
         </w:r>
       </w:hyperlink>
     </w:p>
-    <w:bookmarkEnd w:id="124"/>
-    <w:bookmarkEnd w:id="125"/>
+    <w:bookmarkEnd w:id="130"/>
+    <w:bookmarkEnd w:id="131"/>
     <w:sectPr/>
   </w:body>
 </w:document>

--- a/docx/06-trunking-inter-vlan/06-trunking-inter-vlan.docx
+++ b/docx/06-trunking-inter-vlan/06-trunking-inter-vlan.docx
@@ -28,7 +28,7 @@
         </w:p>
       </w:sdtContent>
     </w:sdt>
-    <w:bookmarkStart w:id="36" w:name="trunking-y-enrutamiento-inter-vlan"/>
+    <w:bookmarkStart w:id="25" w:name="trunking-y-enrutamiento-inter-vlan"/>
     <w:p>
       <w:pPr>
         <w:pStyle w:val="Heading1"/>
@@ -114,7 +114,7 @@
       <w:r>
         <w:t xml:space="preserve"> </w:t>
       </w:r>
-      <w:hyperlink r:id="rId20">
+      <w:hyperlink r:id="rId9">
         <w:r>
           <w:rPr>
             <w:rStyle w:val="Hyperlink"/>
@@ -189,7 +189,7 @@
         </w:pict>
       </w:r>
     </w:p>
-    <w:bookmarkStart w:id="21" w:name="objetivo-de-la-unidad"/>
+    <w:bookmarkStart w:id="10" w:name="objetivo-de-la-unidad"/>
     <w:p>
       <w:pPr>
         <w:pStyle w:val="Heading2"/>
@@ -337,8 +337,8 @@
         </w:pict>
       </w:r>
     </w:p>
-    <w:bookmarkEnd w:id="21"/>
-    <w:bookmarkStart w:id="30" w:name="mapa-de-la-unidad"/>
+    <w:bookmarkEnd w:id="10"/>
+    <w:bookmarkStart w:id="19" w:name="mapa-de-la-unidad"/>
     <w:p>
       <w:pPr>
         <w:pStyle w:val="Heading2"/>
@@ -351,7 +351,6 @@
       <w:tblPr>
         <w:tblStyle w:val="Table"/>
         <w:tblW w:type="pct" w:w="5000"/>
-        <w:jc w:val="left"/>
         <w:tblLayout w:type="fixed"/>
         <w:tblLook w:firstRow="1" w:lastRow="0" w:firstColumn="0" w:lastColumn="0" w:noHBand="0" w:noVBand="0" w:val="0020"/>
       </w:tblPr>
@@ -369,7 +368,6 @@
           <w:p>
             <w:pPr>
               <w:pStyle w:val="Compact"/>
-              <w:jc w:val="left"/>
             </w:pPr>
             <w:r>
               <w:t xml:space="preserve">Punto</w:t>
@@ -381,7 +379,6 @@
           <w:p>
             <w:pPr>
               <w:pStyle w:val="Compact"/>
-              <w:jc w:val="left"/>
             </w:pPr>
             <w:r>
               <w:t xml:space="preserve">Qué aprenderás</w:t>
@@ -393,7 +390,6 @@
           <w:p>
             <w:pPr>
               <w:pStyle w:val="Compact"/>
-              <w:jc w:val="left"/>
             </w:pPr>
             <w:r>
               <w:t xml:space="preserve">Nivel</w:t>
@@ -407,9 +403,8 @@
           <w:p>
             <w:pPr>
               <w:pStyle w:val="Compact"/>
-              <w:jc w:val="left"/>
-            </w:pPr>
-            <w:hyperlink r:id="rId22">
+            </w:pPr>
+            <w:hyperlink r:id="rId11">
               <w:r>
                 <w:rPr>
                   <w:rStyle w:val="Hyperlink"/>
@@ -424,7 +419,6 @@
           <w:p>
             <w:pPr>
               <w:pStyle w:val="Compact"/>
-              <w:jc w:val="left"/>
             </w:pPr>
             <w:r>
               <w:t xml:space="preserve">La etiqueta, el trunk y la native VLAN</w:t>
@@ -436,7 +430,6 @@
           <w:p>
             <w:pPr>
               <w:pStyle w:val="Compact"/>
-              <w:jc w:val="left"/>
             </w:pPr>
             <w:r>
               <w:t xml:space="preserve">Todos</w:t>
@@ -450,9 +443,8 @@
           <w:p>
             <w:pPr>
               <w:pStyle w:val="Compact"/>
-              <w:jc w:val="left"/>
-            </w:pPr>
-            <w:hyperlink r:id="rId23">
+            </w:pPr>
+            <w:hyperlink r:id="rId12">
               <w:r>
                 <w:rPr>
                   <w:rStyle w:val="Hyperlink"/>
@@ -467,7 +459,6 @@
           <w:p>
             <w:pPr>
               <w:pStyle w:val="Compact"/>
-              <w:jc w:val="left"/>
             </w:pPr>
             <w:r>
               <w:t xml:space="preserve">switchport mode trunk, allowed VLANs, show</w:t>
@@ -479,7 +470,6 @@
           <w:p>
             <w:pPr>
               <w:pStyle w:val="Compact"/>
-              <w:jc w:val="left"/>
             </w:pPr>
             <w:r>
               <w:t xml:space="preserve">Todos</w:t>
@@ -493,9 +483,8 @@
           <w:p>
             <w:pPr>
               <w:pStyle w:val="Compact"/>
-              <w:jc w:val="left"/>
-            </w:pPr>
-            <w:hyperlink r:id="rId24">
+            </w:pPr>
+            <w:hyperlink r:id="rId13">
               <w:r>
                 <w:rPr>
                   <w:rStyle w:val="Hyperlink"/>
@@ -510,7 +499,6 @@
           <w:p>
             <w:pPr>
               <w:pStyle w:val="Compact"/>
-              <w:jc w:val="left"/>
             </w:pPr>
             <w:r>
               <w:t xml:space="preserve">El problema de las VLANs aisladas y sus soluciones</w:t>
@@ -522,7 +510,6 @@
           <w:p>
             <w:pPr>
               <w:pStyle w:val="Compact"/>
-              <w:jc w:val="left"/>
             </w:pPr>
             <w:r>
               <w:t xml:space="preserve">Todos</w:t>
@@ -536,9 +523,8 @@
           <w:p>
             <w:pPr>
               <w:pStyle w:val="Compact"/>
-              <w:jc w:val="left"/>
-            </w:pPr>
-            <w:hyperlink r:id="rId25">
+            </w:pPr>
+            <w:hyperlink r:id="rId14">
               <w:r>
                 <w:rPr>
                   <w:rStyle w:val="Hyperlink"/>
@@ -553,7 +539,6 @@
           <w:p>
             <w:pPr>
               <w:pStyle w:val="Compact"/>
-              <w:jc w:val="left"/>
             </w:pPr>
             <w:r>
               <w:t xml:space="preserve">ip routing, interface vlan X, rutas conectadas</w:t>
@@ -565,7 +550,6 @@
           <w:p>
             <w:pPr>
               <w:pStyle w:val="Compact"/>
-              <w:jc w:val="left"/>
             </w:pPr>
             <w:r>
               <w:t xml:space="preserve">Clave</w:t>
@@ -579,9 +563,8 @@
           <w:p>
             <w:pPr>
               <w:pStyle w:val="Compact"/>
-              <w:jc w:val="left"/>
-            </w:pPr>
-            <w:hyperlink r:id="rId26">
+            </w:pPr>
+            <w:hyperlink r:id="rId15">
               <w:r>
                 <w:rPr>
                   <w:rStyle w:val="Hyperlink"/>
@@ -596,7 +579,6 @@
           <w:p>
             <w:pPr>
               <w:pStyle w:val="Compact"/>
-              <w:jc w:val="left"/>
             </w:pPr>
             <w:r>
               <w:t xml:space="preserve">Protocolos automáticos de Cisco y sus peligros</w:t>
@@ -608,7 +590,6 @@
           <w:p>
             <w:pPr>
               <w:pStyle w:val="Compact"/>
-              <w:jc w:val="left"/>
             </w:pPr>
             <w:r>
               <w:t xml:space="preserve">Todos</w:t>
@@ -622,9 +603,8 @@
           <w:p>
             <w:pPr>
               <w:pStyle w:val="Compact"/>
-              <w:jc w:val="left"/>
-            </w:pPr>
-            <w:hyperlink r:id="rId27">
+            </w:pPr>
+            <w:hyperlink r:id="rId16">
               <w:r>
                 <w:rPr>
                   <w:rStyle w:val="Hyperlink"/>
@@ -639,7 +619,6 @@
           <w:p>
             <w:pPr>
               <w:pStyle w:val="Compact"/>
-              <w:jc w:val="left"/>
             </w:pPr>
             <w:r>
               <w:t xml:space="preserve">Native aparte, nonegotiate, VLAN de gestión</w:t>
@@ -651,7 +630,6 @@
           <w:p>
             <w:pPr>
               <w:pStyle w:val="Compact"/>
-              <w:jc w:val="left"/>
             </w:pPr>
             <w:r>
               <w:t xml:space="preserve">Clave</w:t>
@@ -665,9 +643,8 @@
           <w:p>
             <w:pPr>
               <w:pStyle w:val="Compact"/>
-              <w:jc w:val="left"/>
-            </w:pPr>
-            <w:hyperlink r:id="rId28">
+            </w:pPr>
+            <w:hyperlink r:id="rId17">
               <w:r>
                 <w:rPr>
                   <w:rStyle w:val="Hyperlink"/>
@@ -682,7 +659,6 @@
           <w:p>
             <w:pPr>
               <w:pStyle w:val="Compact"/>
-              <w:jc w:val="left"/>
             </w:pPr>
             <w:r>
               <w:t xml:space="preserve">Un pool por VLAN, relay y captura del DORA</w:t>
@@ -694,7 +670,6 @@
           <w:p>
             <w:pPr>
               <w:pStyle w:val="Compact"/>
-              <w:jc w:val="left"/>
             </w:pPr>
             <w:r>
               <w:t xml:space="preserve">Todos</w:t>
@@ -708,9 +683,8 @@
           <w:p>
             <w:pPr>
               <w:pStyle w:val="Compact"/>
-              <w:jc w:val="left"/>
-            </w:pPr>
-            <w:hyperlink r:id="rId29">
+            </w:pPr>
+            <w:hyperlink r:id="rId18">
               <w:r>
                 <w:rPr>
                   <w:rStyle w:val="Hyperlink"/>
@@ -725,7 +699,6 @@
           <w:p>
             <w:pPr>
               <w:pStyle w:val="Compact"/>
-              <w:jc w:val="left"/>
             </w:pPr>
             <w:r>
               <w:t xml:space="preserve">Sé el Paquete, Fireside, Laboratorio, Crucigrama…</w:t>
@@ -737,7 +710,6 @@
           <w:p>
             <w:pPr>
               <w:pStyle w:val="Compact"/>
-              <w:jc w:val="left"/>
             </w:pPr>
             <w:r>
               <w:t xml:space="preserve">Todos</w:t>
@@ -777,8 +749,8 @@
         </w:pict>
       </w:r>
     </w:p>
-    <w:bookmarkEnd w:id="30"/>
-    <w:bookmarkStart w:id="31" w:name="boletines-de-la-unidad"/>
+    <w:bookmarkEnd w:id="19"/>
+    <w:bookmarkStart w:id="20" w:name="boletines-de-la-unidad"/>
     <w:p>
       <w:pPr>
         <w:pStyle w:val="Heading2"/>
@@ -853,8 +825,8 @@
         </w:pict>
       </w:r>
     </w:p>
-    <w:bookmarkEnd w:id="31"/>
-    <w:bookmarkStart w:id="32" w:name="Xc38a603f7e84ac8108d0ac42a9d7487c10dc072"/>
+    <w:bookmarkEnd w:id="20"/>
+    <w:bookmarkStart w:id="21" w:name="Xc38a603f7e84ac8108d0ac42a9d7487c10dc072"/>
     <w:p>
       <w:pPr>
         <w:pStyle w:val="Heading2"/>
@@ -867,7 +839,6 @@
       <w:tblPr>
         <w:tblStyle w:val="Table"/>
         <w:tblW w:type="pct" w:w="5000"/>
-        <w:jc w:val="left"/>
         <w:tblLayout w:type="fixed"/>
         <w:tblLook w:firstRow="1" w:lastRow="0" w:firstColumn="0" w:lastColumn="0" w:noHBand="0" w:noVBand="0" w:val="0020"/>
       </w:tblPr>
@@ -885,7 +856,6 @@
           <w:p>
             <w:pPr>
               <w:pStyle w:val="Compact"/>
-              <w:jc w:val="left"/>
             </w:pPr>
             <w:r>
               <w:t xml:space="preserve">CE</w:t>
@@ -897,7 +867,6 @@
           <w:p>
             <w:pPr>
               <w:pStyle w:val="Compact"/>
-              <w:jc w:val="left"/>
             </w:pPr>
             <w:r>
               <w:t xml:space="preserve">Criterio</w:t>
@@ -909,7 +878,6 @@
           <w:p>
             <w:pPr>
               <w:pStyle w:val="Compact"/>
-              <w:jc w:val="left"/>
             </w:pPr>
             <w:r>
               <w:t xml:space="preserve">Dónde se cubre</w:t>
@@ -923,7 +891,6 @@
           <w:p>
             <w:pPr>
               <w:pStyle w:val="Compact"/>
-              <w:jc w:val="left"/>
             </w:pPr>
             <w:r>
               <w:t xml:space="preserve">RA3</w:t>
@@ -935,7 +902,6 @@
           <w:p>
             <w:pPr>
               <w:pStyle w:val="Compact"/>
-              <w:jc w:val="left"/>
             </w:pPr>
             <w:r>
               <w:t xml:space="preserve">Administración de conmutadores (enlaces y segmentación)</w:t>
@@ -947,7 +913,6 @@
           <w:p>
             <w:pPr>
               <w:pStyle w:val="Compact"/>
-              <w:jc w:val="left"/>
             </w:pPr>
             <w:r>
               <w:t xml:space="preserve">✅ Puntos 1-2, 5 y 7 + ⚡ Laboratorio (punto 8)</w:t>
@@ -961,7 +926,6 @@
           <w:p>
             <w:pPr>
               <w:pStyle w:val="Compact"/>
-              <w:jc w:val="left"/>
             </w:pPr>
             <w:r>
               <w:t xml:space="preserve">RA4·d)</w:t>
@@ -973,7 +937,6 @@
           <w:p>
             <w:pPr>
               <w:pStyle w:val="Compact"/>
-              <w:jc w:val="left"/>
             </w:pPr>
             <w:r>
               <w:t xml:space="preserve">Comandos de configuración</w:t>
@@ -985,7 +948,6 @@
           <w:p>
             <w:pPr>
               <w:pStyle w:val="Compact"/>
-              <w:jc w:val="left"/>
             </w:pPr>
             <w:r>
               <w:t xml:space="preserve">✅ Puntos 3-4 y 7 (relay) + 🧠 Atrévete a pensar (punto 8)</w:t>
@@ -999,7 +961,6 @@
           <w:p>
             <w:pPr>
               <w:pStyle w:val="Compact"/>
-              <w:jc w:val="left"/>
             </w:pPr>
             <w:r>
               <w:t xml:space="preserve">RA5·c)</w:t>
@@ -1011,7 +972,6 @@
           <w:p>
             <w:pPr>
               <w:pStyle w:val="Compact"/>
-              <w:jc w:val="left"/>
             </w:pPr>
             <w:r>
               <w:t xml:space="preserve">Diagnóstico de incidencias</w:t>
@@ -1023,7 +983,6 @@
           <w:p>
             <w:pPr>
               <w:pStyle w:val="Compact"/>
-              <w:jc w:val="left"/>
             </w:pPr>
             <w:r>
               <w:t xml:space="preserve">✅ Punto 2 + ⚡ Laboratorio (punto 8)</w:t>
@@ -1037,7 +996,6 @@
           <w:p>
             <w:pPr>
               <w:pStyle w:val="Compact"/>
-              <w:jc w:val="left"/>
             </w:pPr>
             <w:r>
               <w:t xml:space="preserve">RA5·d)</w:t>
@@ -1049,7 +1007,6 @@
           <w:p>
             <w:pPr>
               <w:pStyle w:val="Compact"/>
-              <w:jc w:val="left"/>
             </w:pPr>
             <w:r>
               <w:t xml:space="preserve">Enlaces troncales</w:t>
@@ -1061,7 +1018,6 @@
           <w:p>
             <w:pPr>
               <w:pStyle w:val="Compact"/>
-              <w:jc w:val="left"/>
             </w:pPr>
             <w:r>
               <w:t xml:space="preserve">✅ Puntos 1-2 y 6 + 🤬 CONRAD y 💬 Entrevista (punto 8)</w:t>
@@ -1075,7 +1031,6 @@
           <w:p>
             <w:pPr>
               <w:pStyle w:val="Compact"/>
-              <w:jc w:val="left"/>
             </w:pPr>
             <w:r>
               <w:t xml:space="preserve">RA5·e)</w:t>
@@ -1087,7 +1042,6 @@
           <w:p>
             <w:pPr>
               <w:pStyle w:val="Compact"/>
-              <w:jc w:val="left"/>
             </w:pPr>
             <w:r>
               <w:t xml:space="preserve">Inter-VLAN con router</w:t>
@@ -1099,7 +1053,6 @@
           <w:p>
             <w:pPr>
               <w:pStyle w:val="Compact"/>
-              <w:jc w:val="left"/>
             </w:pPr>
             <w:r>
               <w:t xml:space="preserve">✅ Puntos 3-4 + ⭐ y 🕵️ (punto 8)</w:t>
@@ -1113,7 +1066,6 @@
           <w:p>
             <w:pPr>
               <w:pStyle w:val="Compact"/>
-              <w:jc w:val="left"/>
             </w:pPr>
             <w:r>
               <w:t xml:space="preserve">RA5·f)</w:t>
@@ -1125,7 +1077,6 @@
           <w:p>
             <w:pPr>
               <w:pStyle w:val="Compact"/>
-              <w:jc w:val="left"/>
             </w:pPr>
             <w:r>
               <w:t xml:space="preserve">Protocolos centralizados (VTP)</w:t>
@@ -1137,7 +1088,6 @@
           <w:p>
             <w:pPr>
               <w:pStyle w:val="Compact"/>
-              <w:jc w:val="left"/>
             </w:pPr>
             <w:r>
               <w:t xml:space="preserve">✅ Punto 5 + 🕵️ (punto 8)</w:t>
@@ -1153,8 +1103,8 @@
         </w:pict>
       </w:r>
     </w:p>
-    <w:bookmarkEnd w:id="32"/>
-    <w:bookmarkStart w:id="35" w:name="por-dónde-empiezo"/>
+    <w:bookmarkEnd w:id="21"/>
+    <w:bookmarkStart w:id="24" w:name="por-dónde-empiezo"/>
     <w:p>
       <w:pPr>
         <w:pStyle w:val="Heading2"/>
@@ -1177,7 +1127,7 @@
       <w:r>
         <w:t xml:space="preserve"> </w:t>
       </w:r>
-      <w:hyperlink r:id="rId33">
+      <w:hyperlink r:id="rId22">
         <w:r>
           <w:rPr>
             <w:rStyle w:val="Hyperlink"/>
@@ -1203,7 +1153,7 @@
       <w:r>
         <w:t xml:space="preserve"> </w:t>
       </w:r>
-      <w:hyperlink r:id="rId24">
+      <w:hyperlink r:id="rId13">
         <w:r>
           <w:rPr>
             <w:rStyle w:val="Hyperlink"/>
@@ -1229,7 +1179,7 @@
       <w:r>
         <w:t xml:space="preserve"> </w:t>
       </w:r>
-      <w:hyperlink r:id="rId22">
+      <w:hyperlink r:id="rId11">
         <w:r>
           <w:rPr>
             <w:rStyle w:val="Hyperlink"/>
@@ -1254,7 +1204,7 @@
         </w:rPr>
         <w:t xml:space="preserve"> </w:t>
       </w:r>
-      <w:hyperlink r:id="rId34">
+      <w:hyperlink r:id="rId23">
         <w:r>
           <w:rPr>
             <w:rStyle w:val="Hyperlink"/>
@@ -1272,9 +1222,9 @@
         <w:t xml:space="preserve">.</w:t>
       </w:r>
     </w:p>
-    <w:bookmarkEnd w:id="35"/>
-    <w:bookmarkEnd w:id="36"/>
-    <w:bookmarkStart w:id="51" w:name="trunks-y-802.1q"/>
+    <w:bookmarkEnd w:id="24"/>
+    <w:bookmarkEnd w:id="25"/>
+    <w:bookmarkStart w:id="40" w:name="trunks-y-802.1q"/>
     <w:p>
       <w:pPr>
         <w:pStyle w:val="Heading1"/>
@@ -1338,7 +1288,7 @@
         </w:pict>
       </w:r>
     </w:p>
-    <w:bookmarkStart w:id="37" w:name="la-idea-en-una-frase"/>
+    <w:bookmarkStart w:id="26" w:name="la-idea-en-una-frase"/>
     <w:p>
       <w:pPr>
         <w:pStyle w:val="Heading2"/>
@@ -1430,13 +1380,7 @@
         <w:t xml:space="preserve"> </w:t>
       </w:r>
       <w:r>
-        <w:t xml:space="preserve">“</w:t>
-      </w:r>
-      <w:r>
-        <w:t xml:space="preserve">soy de la VLAN 10</w:t>
-      </w:r>
-      <w:r>
-        <w:t xml:space="preserve">”</w:t>
+        <w:t xml:space="preserve">“soy de la VLAN 10”</w:t>
       </w:r>
       <w:r>
         <w:t xml:space="preserve"> </w:t>
@@ -1452,8 +1396,8 @@
         </w:pict>
       </w:r>
     </w:p>
-    <w:bookmarkEnd w:id="37"/>
-    <w:bookmarkStart w:id="38" w:name="la-trama-802.1q"/>
+    <w:bookmarkEnd w:id="26"/>
+    <w:bookmarkStart w:id="27" w:name="la-trama-802.1q"/>
     <w:p>
       <w:pPr>
         <w:pStyle w:val="Heading2"/>
@@ -1581,7 +1525,6 @@
       <w:tblPr>
         <w:tblStyle w:val="Table"/>
         <w:tblW w:type="pct" w:w="5000"/>
-        <w:jc w:val="left"/>
         <w:tblLayout w:type="fixed"/>
         <w:tblLook w:firstRow="1" w:lastRow="0" w:firstColumn="0" w:lastColumn="0" w:noHBand="0" w:noVBand="0" w:val="0020"/>
       </w:tblPr>
@@ -1600,7 +1543,6 @@
           <w:p>
             <w:pPr>
               <w:pStyle w:val="Compact"/>
-              <w:jc w:val="left"/>
             </w:pPr>
             <w:r>
               <w:t xml:space="preserve">Campo</w:t>
@@ -1612,7 +1554,6 @@
           <w:p>
             <w:pPr>
               <w:pStyle w:val="Compact"/>
-              <w:jc w:val="left"/>
             </w:pPr>
             <w:r>
               <w:t xml:space="preserve">Tamaño</w:t>
@@ -1624,7 +1565,6 @@
           <w:p>
             <w:pPr>
               <w:pStyle w:val="Compact"/>
-              <w:jc w:val="left"/>
             </w:pPr>
             <w:r>
               <w:t xml:space="preserve">Valor</w:t>
@@ -1636,7 +1576,6 @@
           <w:p>
             <w:pPr>
               <w:pStyle w:val="Compact"/>
-              <w:jc w:val="left"/>
             </w:pPr>
             <w:r>
               <w:t xml:space="preserve">Qué hace</w:t>
@@ -1650,7 +1589,6 @@
           <w:p>
             <w:pPr>
               <w:pStyle w:val="Compact"/>
-              <w:jc w:val="left"/>
             </w:pPr>
             <w:r>
               <w:rPr>
@@ -1682,7 +1620,6 @@
           <w:p>
             <w:pPr>
               <w:pStyle w:val="Compact"/>
-              <w:jc w:val="left"/>
             </w:pPr>
             <w:r>
               <w:t xml:space="preserve">2 bytes</w:t>
@@ -1694,7 +1631,6 @@
           <w:p>
             <w:pPr>
               <w:pStyle w:val="Compact"/>
-              <w:jc w:val="left"/>
             </w:pPr>
             <w:r>
               <w:rPr>
@@ -1709,7 +1645,6 @@
           <w:p>
             <w:pPr>
               <w:pStyle w:val="Compact"/>
-              <w:jc w:val="left"/>
             </w:pPr>
             <w:r>
               <w:t xml:space="preserve">Marca que la trama está etiquetada 802.1Q</w:t>
@@ -1723,7 +1658,6 @@
           <w:p>
             <w:pPr>
               <w:pStyle w:val="Compact"/>
-              <w:jc w:val="left"/>
             </w:pPr>
             <w:r>
               <w:rPr>
@@ -1755,7 +1689,6 @@
           <w:p>
             <w:pPr>
               <w:pStyle w:val="Compact"/>
-              <w:jc w:val="left"/>
             </w:pPr>
             <w:r>
               <w:t xml:space="preserve">3 bits</w:t>
@@ -1767,7 +1700,6 @@
           <w:p>
             <w:pPr>
               <w:pStyle w:val="Compact"/>
-              <w:jc w:val="left"/>
             </w:pPr>
             <w:r>
               <w:t xml:space="preserve">0-7</w:t>
@@ -1779,7 +1711,6 @@
           <w:p>
             <w:pPr>
               <w:pStyle w:val="Compact"/>
-              <w:jc w:val="left"/>
             </w:pPr>
             <w:r>
               <w:t xml:space="preserve">Prioridad QoS (voz suele llevar 5)</w:t>
@@ -1793,7 +1724,6 @@
           <w:p>
             <w:pPr>
               <w:pStyle w:val="Compact"/>
-              <w:jc w:val="left"/>
             </w:pPr>
             <w:r>
               <w:rPr>
@@ -1809,7 +1739,6 @@
           <w:p>
             <w:pPr>
               <w:pStyle w:val="Compact"/>
-              <w:jc w:val="left"/>
             </w:pPr>
             <w:r>
               <w:t xml:space="preserve">1 bit</w:t>
@@ -1821,7 +1750,6 @@
           <w:p>
             <w:pPr>
               <w:pStyle w:val="Compact"/>
-              <w:jc w:val="left"/>
             </w:pPr>
             <w:r>
               <w:t xml:space="preserve">0</w:t>
@@ -1833,7 +1761,6 @@
           <w:p>
             <w:pPr>
               <w:pStyle w:val="Compact"/>
-              <w:jc w:val="left"/>
             </w:pPr>
             <w:r>
               <w:t xml:space="preserve">Formato canónico (casi siempre 0 en Ethernet)</w:t>
@@ -1913,8 +1840,8 @@
         </w:pict>
       </w:r>
     </w:p>
-    <w:bookmarkEnd w:id="38"/>
-    <w:bookmarkStart w:id="42" w:name="qué-es-un-trunk"/>
+    <w:bookmarkEnd w:id="27"/>
+    <w:bookmarkStart w:id="31" w:name="qué-es-un-trunk"/>
     <w:p>
       <w:pPr>
         <w:pStyle w:val="Heading2"/>
@@ -1988,12 +1915,12 @@
           <wp:inline>
             <wp:extent cx="5334000" cy="3081866"/>
             <wp:effectExtent b="0" l="0" r="0" t="0"/>
-            <wp:docPr descr="Dos switches unidos por un trunk 802.1Q que transporta las VLANs 10, 20 y 30 etiquetadas; solo la native VLAN cruza sin etiqueta" title="" id="40" name="Picture"/>
+            <wp:docPr descr="Dos switches unidos por un trunk 802.1Q que transporta las VLANs 10, 20 y 30 etiquetadas; solo la native VLAN cruza sin etiqueta" title="" id="29" name="Picture"/>
             <a:graphic>
               <a:graphicData uri="http://schemas.openxmlformats.org/drawingml/2006/picture">
                 <pic:pic>
                   <pic:nvPicPr>
-                    <pic:cNvPr descr="public/diagrams/u06-trunk-8021q.svg" id="41" name="Picture"/>
+                    <pic:cNvPr descr="public/diagrams/u06-trunk-8021q.svg" id="30" name="Picture"/>
                     <pic:cNvPicPr>
                       <a:picLocks noChangeArrowheads="1" noChangeAspect="1"/>
                     </pic:cNvPicPr>
@@ -2005,7 +1932,7 @@
                           <a14:useLocalDpi xmlns:a14="http://schemas.microsoft.com/office/drawing/2010/main" val="0"/>
                         </a:ext>
                         <a:ext uri="{96DAC541-7B7A-43D3-8B79-37D633B846F1}">
-                          <asvg:svgBlip xmlns:asvg="http://schemas.microsoft.com/office/drawing/2016/SVG/main" r:embed="rId39"/>
+                          <asvg:svgBlip xmlns:asvg="http://schemas.microsoft.com/office/drawing/2016/SVG/main" r:embed="rId28"/>
                         </a:ext>
                       </a:extLst>
                     </a:blip>
@@ -2050,7 +1977,7 @@
       <w:r>
         <w:t xml:space="preserve">Sin el trunk, las VLANs de Ventas a un lado del edificio no llegarían a las del otro. Con él, un cable sostiene todas las VLANs del edificio. El mismo concepto se usa entre switch y router (</w:t>
       </w:r>
-      <w:hyperlink r:id="rId24">
+      <w:hyperlink r:id="rId13">
         <w:r>
           <w:rPr>
             <w:rStyle w:val="Hyperlink"/>
@@ -2069,8 +1996,8 @@
         </w:pict>
       </w:r>
     </w:p>
-    <w:bookmarkEnd w:id="42"/>
-    <w:bookmarkStart w:id="43" w:name="configuración-de-un-trunk-en-cisco-ios"/>
+    <w:bookmarkEnd w:id="31"/>
+    <w:bookmarkStart w:id="32" w:name="configuración-de-un-trunk-en-cisco-ios"/>
     <w:p>
       <w:pPr>
         <w:pStyle w:val="Heading2"/>
@@ -2225,7 +2152,6 @@
       <w:tblPr>
         <w:tblStyle w:val="Table"/>
         <w:tblW w:type="pct" w:w="5000"/>
-        <w:jc w:val="left"/>
         <w:tblLayout w:type="fixed"/>
         <w:tblLook w:firstRow="1" w:lastRow="0" w:firstColumn="0" w:lastColumn="0" w:noHBand="0" w:noVBand="0" w:val="0020"/>
       </w:tblPr>
@@ -2242,7 +2168,6 @@
           <w:p>
             <w:pPr>
               <w:pStyle w:val="Compact"/>
-              <w:jc w:val="left"/>
             </w:pPr>
             <w:r>
               <w:t xml:space="preserve">Comando</w:t>
@@ -2254,7 +2179,6 @@
           <w:p>
             <w:pPr>
               <w:pStyle w:val="Compact"/>
-              <w:jc w:val="left"/>
             </w:pPr>
             <w:r>
               <w:t xml:space="preserve">Efecto</w:t>
@@ -2268,7 +2192,6 @@
           <w:p>
             <w:pPr>
               <w:pStyle w:val="Compact"/>
-              <w:jc w:val="left"/>
             </w:pPr>
             <w:r>
               <w:rPr>
@@ -2283,7 +2206,6 @@
           <w:p>
             <w:pPr>
               <w:pStyle w:val="Compact"/>
-              <w:jc w:val="left"/>
             </w:pPr>
             <w:r>
               <w:t xml:space="preserve">Fuerza al puerto a ser trunk (no negociado)</w:t>
@@ -2297,7 +2219,6 @@
           <w:p>
             <w:pPr>
               <w:pStyle w:val="Compact"/>
-              <w:jc w:val="left"/>
             </w:pPr>
             <w:r>
               <w:rPr>
@@ -2312,7 +2233,6 @@
           <w:p>
             <w:pPr>
               <w:pStyle w:val="Compact"/>
-              <w:jc w:val="left"/>
             </w:pPr>
             <w:r>
               <w:t xml:space="preserve">Cambia la native VLAN (¡importante: NO dejarla en 1!)</w:t>
@@ -2326,7 +2246,6 @@
           <w:p>
             <w:pPr>
               <w:pStyle w:val="Compact"/>
-              <w:jc w:val="left"/>
             </w:pPr>
             <w:r>
               <w:rPr>
@@ -2341,7 +2260,6 @@
           <w:p>
             <w:pPr>
               <w:pStyle w:val="Compact"/>
-              <w:jc w:val="left"/>
             </w:pPr>
             <w:r>
               <w:t xml:space="preserve">Limita las VLANs que cruzan el trunk (menos broadcasts, más seguridad)</w:t>
@@ -2445,8 +2363,8 @@
         </w:pict>
       </w:r>
     </w:p>
-    <w:bookmarkEnd w:id="43"/>
-    <w:bookmarkStart w:id="45" w:name="la-native-vlan-la-que-viaja-sin-etiqueta"/>
+    <w:bookmarkEnd w:id="32"/>
+    <w:bookmarkStart w:id="34" w:name="la-native-vlan-la-que-viaja-sin-etiqueta"/>
     <w:p>
       <w:pPr>
         <w:pStyle w:val="Heading2"/>
@@ -2479,13 +2397,7 @@
         <w:t xml:space="preserve"> </w:t>
       </w:r>
       <w:r>
-        <w:t xml:space="preserve">“</w:t>
-      </w:r>
-      <w:r>
-        <w:t xml:space="preserve">peladas</w:t>
-      </w:r>
-      <w:r>
-        <w:t xml:space="preserve">”</w:t>
+        <w:t xml:space="preserve">“peladas”</w:t>
       </w:r>
       <w:r>
         <w:t xml:space="preserve"> </w:t>
@@ -2498,7 +2410,6 @@
       <w:tblPr>
         <w:tblStyle w:val="Table"/>
         <w:tblW w:type="auto" w:w="0"/>
-        <w:jc w:val="left"/>
         <w:tblLook w:firstRow="1" w:lastRow="0" w:firstColumn="0" w:lastColumn="0" w:noHBand="0" w:noVBand="0" w:val="0020"/>
       </w:tblPr>
       <w:tblGrid>
@@ -2514,7 +2425,6 @@
           <w:p>
             <w:pPr>
               <w:pStyle w:val="Compact"/>
-              <w:jc w:val="left"/>
             </w:pPr>
             <w:r>
               <w:t xml:space="preserve">Característica</w:t>
@@ -2526,7 +2436,6 @@
           <w:p>
             <w:pPr>
               <w:pStyle w:val="Compact"/>
-              <w:jc w:val="left"/>
             </w:pPr>
             <w:r>
               <w:t xml:space="preserve">Valor típico</w:t>
@@ -2540,7 +2449,6 @@
           <w:p>
             <w:pPr>
               <w:pStyle w:val="Compact"/>
-              <w:jc w:val="left"/>
             </w:pPr>
             <w:r>
               <w:t xml:space="preserve">VLAN por defecto</w:t>
@@ -2552,7 +2460,6 @@
           <w:p>
             <w:pPr>
               <w:pStyle w:val="Compact"/>
-              <w:jc w:val="left"/>
             </w:pPr>
             <w:r>
               <w:t xml:space="preserve">VLAN 1</w:t>
@@ -2566,7 +2473,6 @@
           <w:p>
             <w:pPr>
               <w:pStyle w:val="Compact"/>
-              <w:jc w:val="left"/>
             </w:pPr>
             <w:r>
               <w:t xml:space="preserve">¿Se etiqueta?</w:t>
@@ -2578,7 +2484,6 @@
           <w:p>
             <w:pPr>
               <w:pStyle w:val="Compact"/>
-              <w:jc w:val="left"/>
             </w:pPr>
             <w:r>
               <w:rPr>
@@ -2602,7 +2507,6 @@
           <w:p>
             <w:pPr>
               <w:pStyle w:val="Compact"/>
-              <w:jc w:val="left"/>
             </w:pPr>
             <w:r>
               <w:t xml:space="preserve">¿Debe coincidir en ambos extremos?</w:t>
@@ -2614,7 +2518,6 @@
           <w:p>
             <w:pPr>
               <w:pStyle w:val="Compact"/>
-              <w:jc w:val="left"/>
             </w:pPr>
             <w:r>
               <w:rPr>
@@ -2632,7 +2535,6 @@
           <w:p>
             <w:pPr>
               <w:pStyle w:val="Compact"/>
-              <w:jc w:val="left"/>
             </w:pPr>
             <w:r>
               <w:t xml:space="preserve">Recomendado</w:t>
@@ -2644,7 +2546,6 @@
           <w:p>
             <w:pPr>
               <w:pStyle w:val="Compact"/>
-              <w:jc w:val="left"/>
             </w:pPr>
             <w:r>
               <w:t xml:space="preserve">Un número alto y dedicado (ej. 99 o 999), nunca VLAN 1</w:t>
@@ -2653,7 +2554,7 @@
         </w:tc>
       </w:tr>
     </w:tbl>
-    <w:bookmarkStart w:id="44" w:name="Xb807a0a831632592cf1a9f76759e919b8069559"/>
+    <w:bookmarkStart w:id="33" w:name="Xb807a0a831632592cf1a9f76759e919b8069559"/>
     <w:p>
       <w:pPr>
         <w:pStyle w:val="Heading3"/>
@@ -2685,13 +2586,7 @@
         <w:t xml:space="preserve"> </w:t>
       </w:r>
       <w:r>
-        <w:t xml:space="preserve">“</w:t>
-      </w:r>
-      <w:r>
-        <w:t xml:space="preserve">de control</w:t>
-      </w:r>
-      <w:r>
-        <w:t xml:space="preserve">”</w:t>
+        <w:t xml:space="preserve">“de control”</w:t>
       </w:r>
       <w:r>
         <w:t xml:space="preserve"> </w:t>
@@ -2715,13 +2610,7 @@
         <w:t xml:space="preserve"> </w:t>
       </w:r>
       <w:r>
-        <w:t xml:space="preserve">“</w:t>
-      </w:r>
-      <w:r>
-        <w:t xml:space="preserve">interpreta</w:t>
-      </w:r>
-      <w:r>
-        <w:t xml:space="preserve">”</w:t>
+        <w:t xml:space="preserve">“interpreta”</w:t>
       </w:r>
       <w:r>
         <w:t xml:space="preserve"> </w:t>
@@ -2811,21 +2700,7 @@
           <w:i/>
           <w:iCs/>
         </w:rPr>
-        <w:t xml:space="preserve">“</w:t>
-      </w:r>
-      <w:r>
-        <w:rPr>
-          <w:i/>
-          <w:iCs/>
-        </w:rPr>
-        <w:t xml:space="preserve">Native VLAN mismatch discovered on Fa0/24</w:t>
-      </w:r>
-      <w:r>
-        <w:rPr>
-          <w:i/>
-          <w:iCs/>
-        </w:rPr>
-        <w:t xml:space="preserve">”</w:t>
+        <w:t xml:space="preserve">“Native VLAN mismatch discovered on Fa0/24”</w:t>
       </w:r>
       <w:r>
         <w:t xml:space="preserve"> </w:t>
@@ -2837,13 +2712,7 @@
         <w:t xml:space="preserve"> </w:t>
       </w:r>
       <w:r>
-        <w:t xml:space="preserve">“</w:t>
-      </w:r>
-      <w:r>
-        <w:t xml:space="preserve">va y viene a ratos</w:t>
-      </w:r>
-      <w:r>
-        <w:t xml:space="preserve">”</w:t>
+        <w:t xml:space="preserve">“va y viene a ratos”</w:t>
       </w:r>
       <w:r>
         <w:t xml:space="preserve">. La solución es una línea: que ambos extremos declaren la</w:t>
@@ -2884,9 +2753,9 @@
         </w:pict>
       </w:r>
     </w:p>
-    <w:bookmarkEnd w:id="44"/>
-    <w:bookmarkEnd w:id="45"/>
-    <w:bookmarkStart w:id="46" w:name="verificación-rápida"/>
+    <w:bookmarkEnd w:id="33"/>
+    <w:bookmarkEnd w:id="34"/>
+    <w:bookmarkStart w:id="35" w:name="verificación-rápida"/>
     <w:p>
       <w:pPr>
         <w:pStyle w:val="Heading2"/>
@@ -3021,8 +2890,8 @@
         </w:pict>
       </w:r>
     </w:p>
-    <w:bookmarkEnd w:id="46"/>
-    <w:bookmarkStart w:id="47" w:name="mini-chequeo"/>
+    <w:bookmarkEnd w:id="35"/>
+    <w:bookmarkStart w:id="36" w:name="mini-chequeo"/>
     <w:p>
       <w:pPr>
         <w:pStyle w:val="Heading2"/>
@@ -3210,21 +3079,7 @@
           <w:i/>
           <w:iCs/>
         </w:rPr>
-        <w:t xml:space="preserve">“</w:t>
-      </w:r>
-      <w:r>
-        <w:rPr>
-          <w:i/>
-          <w:iCs/>
-        </w:rPr>
-        <w:t xml:space="preserve">Native VLAN mismatch</w:t>
-      </w:r>
-      <w:r>
-        <w:rPr>
-          <w:i/>
-          <w:iCs/>
-        </w:rPr>
-        <w:t xml:space="preserve">”</w:t>
+        <w:t xml:space="preserve">“Native VLAN mismatch”</w:t>
       </w:r>
       <w:r>
         <w:t xml:space="preserve"> </w:t>
@@ -3270,8 +3125,8 @@
         </w:pict>
       </w:r>
     </w:p>
-    <w:bookmarkEnd w:id="47"/>
-    <w:bookmarkStart w:id="48" w:name="resumen-en-3-frases"/>
+    <w:bookmarkEnd w:id="36"/>
+    <w:bookmarkStart w:id="37" w:name="resumen-en-3-frases"/>
     <w:p>
       <w:pPr>
         <w:pStyle w:val="Heading2"/>
@@ -3420,8 +3275,8 @@
         <w:t xml:space="preserve">, y su desajuste es la incidencia clásica de los trunks.</w:t>
       </w:r>
     </w:p>
-    <w:bookmarkEnd w:id="48"/>
-    <w:bookmarkStart w:id="50" w:name="vocabulario-rápido"/>
+    <w:bookmarkEnd w:id="37"/>
+    <w:bookmarkStart w:id="39" w:name="vocabulario-rápido"/>
     <w:p>
       <w:pPr>
         <w:pStyle w:val="Heading2"/>
@@ -3434,7 +3289,6 @@
       <w:tblPr>
         <w:tblStyle w:val="Table"/>
         <w:tblW w:type="auto" w:w="0"/>
-        <w:jc w:val="left"/>
         <w:tblLook w:firstRow="1" w:lastRow="0" w:firstColumn="0" w:lastColumn="0" w:noHBand="0" w:noVBand="0" w:val="0020"/>
       </w:tblPr>
       <w:tblGrid>
@@ -3450,7 +3304,6 @@
           <w:p>
             <w:pPr>
               <w:pStyle w:val="Compact"/>
-              <w:jc w:val="left"/>
             </w:pPr>
             <w:r>
               <w:t xml:space="preserve">Término</w:t>
@@ -3462,7 +3315,6 @@
           <w:p>
             <w:pPr>
               <w:pStyle w:val="Compact"/>
-              <w:jc w:val="left"/>
             </w:pPr>
             <w:r>
               <w:t xml:space="preserve">Idea general</w:t>
@@ -3476,7 +3328,6 @@
           <w:p>
             <w:pPr>
               <w:pStyle w:val="Compact"/>
-              <w:jc w:val="left"/>
             </w:pPr>
             <w:r>
               <w:t xml:space="preserve">Trunk</w:t>
@@ -3488,7 +3339,6 @@
           <w:p>
             <w:pPr>
               <w:pStyle w:val="Compact"/>
-              <w:jc w:val="left"/>
             </w:pPr>
             <w:r>
               <w:t xml:space="preserve">Enlace que transporta múltiples VLANs</w:t>
@@ -3502,7 +3352,6 @@
           <w:p>
             <w:pPr>
               <w:pStyle w:val="Compact"/>
-              <w:jc w:val="left"/>
             </w:pPr>
             <w:r>
               <w:t xml:space="preserve">802.1Q</w:t>
@@ -3514,7 +3363,6 @@
           <w:p>
             <w:pPr>
               <w:pStyle w:val="Compact"/>
-              <w:jc w:val="left"/>
             </w:pPr>
             <w:r>
               <w:t xml:space="preserve">Estándar de etiquetado VLAN (4 bytes)</w:t>
@@ -3528,7 +3376,6 @@
           <w:p>
             <w:pPr>
               <w:pStyle w:val="Compact"/>
-              <w:jc w:val="left"/>
             </w:pPr>
             <w:r>
               <w:t xml:space="preserve">TPID</w:t>
@@ -3540,7 +3387,6 @@
           <w:p>
             <w:pPr>
               <w:pStyle w:val="Compact"/>
-              <w:jc w:val="left"/>
             </w:pPr>
             <w:r>
               <w:t xml:space="preserve">Campo 0x8100 que marca la trama etiquetada</w:t>
@@ -3554,7 +3400,6 @@
           <w:p>
             <w:pPr>
               <w:pStyle w:val="Compact"/>
-              <w:jc w:val="left"/>
             </w:pPr>
             <w:r>
               <w:t xml:space="preserve">VLAN ID</w:t>
@@ -3566,7 +3411,6 @@
           <w:p>
             <w:pPr>
               <w:pStyle w:val="Compact"/>
-              <w:jc w:val="left"/>
             </w:pPr>
             <w:r>
               <w:t xml:space="preserve">Los 12 bits que identifican la VLAN (1-4094)</w:t>
@@ -3580,7 +3424,6 @@
           <w:p>
             <w:pPr>
               <w:pStyle w:val="Compact"/>
-              <w:jc w:val="left"/>
             </w:pPr>
             <w:r>
               <w:t xml:space="preserve">Native VLAN</w:t>
@@ -3592,7 +3435,6 @@
           <w:p>
             <w:pPr>
               <w:pStyle w:val="Compact"/>
-              <w:jc w:val="left"/>
             </w:pPr>
             <w:r>
               <w:t xml:space="preserve">VLAN sin etiquetar en el trunk (VLAN 1 por defecto)</w:t>
@@ -3606,7 +3448,6 @@
           <w:p>
             <w:pPr>
               <w:pStyle w:val="Compact"/>
-              <w:jc w:val="left"/>
             </w:pPr>
             <w:r>
               <w:rPr>
@@ -3621,7 +3462,6 @@
           <w:p>
             <w:pPr>
               <w:pStyle w:val="Compact"/>
-              <w:jc w:val="left"/>
             </w:pPr>
             <w:r>
               <w:t xml:space="preserve">Lista blanca de VLANs que cruzan el trunk</w:t>
@@ -3647,7 +3487,7 @@
       <w:r>
         <w:t xml:space="preserve"> </w:t>
       </w:r>
-      <w:hyperlink r:id="rId49">
+      <w:hyperlink r:id="rId38">
         <w:r>
           <w:rPr>
             <w:rStyle w:val="Hyperlink"/>
@@ -3674,7 +3514,7 @@
       <w:r>
         <w:t xml:space="preserve"> </w:t>
       </w:r>
-      <w:hyperlink r:id="rId49">
+      <w:hyperlink r:id="rId38">
         <w:r>
           <w:rPr>
             <w:rStyle w:val="Hyperlink"/>
@@ -3701,7 +3541,7 @@
       <w:r>
         <w:t xml:space="preserve"> </w:t>
       </w:r>
-      <w:hyperlink r:id="rId23">
+      <w:hyperlink r:id="rId12">
         <w:r>
           <w:rPr>
             <w:rStyle w:val="Hyperlink"/>
@@ -3710,9 +3550,9 @@
         </w:r>
       </w:hyperlink>
     </w:p>
-    <w:bookmarkEnd w:id="50"/>
-    <w:bookmarkEnd w:id="51"/>
-    <w:bookmarkStart w:id="65" w:name="configuración-y-verificación-de-trunks"/>
+    <w:bookmarkEnd w:id="39"/>
+    <w:bookmarkEnd w:id="40"/>
+    <w:bookmarkStart w:id="54" w:name="configuración-y-verificación-de-trunks"/>
     <w:p>
       <w:pPr>
         <w:pStyle w:val="Heading1"/>
@@ -3776,7 +3616,7 @@
         </w:pict>
       </w:r>
     </w:p>
-    <w:bookmarkStart w:id="52" w:name="la-idea-en-una-frase-1"/>
+    <w:bookmarkStart w:id="41" w:name="la-idea-en-una-frase-1"/>
     <w:p>
       <w:pPr>
         <w:pStyle w:val="Heading2"/>
@@ -3842,13 +3682,7 @@
         <w:t xml:space="preserve"> </w:t>
       </w:r>
       <w:r>
-        <w:t xml:space="preserve">“</w:t>
-      </w:r>
-      <w:r>
-        <w:t xml:space="preserve">no funciona</w:t>
-      </w:r>
-      <w:r>
-        <w:t xml:space="preserve">”</w:t>
+        <w:t xml:space="preserve">“no funciona”</w:t>
       </w:r>
       <w:r>
         <w:t xml:space="preserve"> </w:t>
@@ -3860,13 +3694,7 @@
         <w:t xml:space="preserve"> </w:t>
       </w:r>
       <w:r>
-        <w:t xml:space="preserve">“</w:t>
-      </w:r>
-      <w:r>
-        <w:t xml:space="preserve">esto es lo que falla</w:t>
-      </w:r>
-      <w:r>
-        <w:t xml:space="preserve">”</w:t>
+        <w:t xml:space="preserve">“esto es lo que falla”</w:t>
       </w:r>
       <w:r>
         <w:t xml:space="preserve">.</w:t>
@@ -3887,8 +3715,8 @@
         </w:pict>
       </w:r>
     </w:p>
-    <w:bookmarkEnd w:id="52"/>
-    <w:bookmarkStart w:id="53" w:name="el-escenario-departamental"/>
+    <w:bookmarkEnd w:id="41"/>
+    <w:bookmarkStart w:id="42" w:name="el-escenario-departamental"/>
     <w:p>
       <w:pPr>
         <w:pStyle w:val="Heading2"/>
@@ -4121,8 +3949,8 @@
         </w:pict>
       </w:r>
     </w:p>
-    <w:bookmarkEnd w:id="53"/>
-    <w:bookmarkStart w:id="54" w:name="paso-1-crear-las-vlans-en-switch1"/>
+    <w:bookmarkEnd w:id="42"/>
+    <w:bookmarkStart w:id="43" w:name="paso-1-crear-las-vlans-en-switch1"/>
     <w:p>
       <w:pPr>
         <w:pStyle w:val="Heading2"/>
@@ -4265,8 +4093,8 @@
         <w:t xml:space="preserve"># name RRHH</w:t>
       </w:r>
     </w:p>
-    <w:bookmarkEnd w:id="54"/>
-    <w:bookmarkStart w:id="55" w:name="paso-2-asignar-puertos-access"/>
+    <w:bookmarkEnd w:id="43"/>
+    <w:bookmarkStart w:id="44" w:name="paso-2-asignar-puertos-access"/>
     <w:p>
       <w:pPr>
         <w:pStyle w:val="Heading2"/>
@@ -4502,13 +4330,7 @@
         <w:t xml:space="preserve"> </w:t>
       </w:r>
       <w:r>
-        <w:t xml:space="preserve">“</w:t>
-      </w:r>
-      <w:r>
-        <w:t xml:space="preserve">VLAN 10</w:t>
-      </w:r>
-      <w:r>
-        <w:t xml:space="preserve">”</w:t>
+        <w:t xml:space="preserve">“VLAN 10”</w:t>
       </w:r>
       <w:r>
         <w:t xml:space="preserve"> </w:t>
@@ -4517,8 +4339,8 @@
         <w:t xml:space="preserve">cuando el tráfico del PC entra por Fa0/1. Al PC le da igual: ve una IP y un gateway normales.</w:t>
       </w:r>
     </w:p>
-    <w:bookmarkEnd w:id="55"/>
-    <w:bookmarkStart w:id="57" w:name="X58624124258261a73287975b8affb3bb427253c"/>
+    <w:bookmarkEnd w:id="44"/>
+    <w:bookmarkStart w:id="46" w:name="X58624124258261a73287975b8affb3bb427253c"/>
     <w:p>
       <w:pPr>
         <w:pStyle w:val="Heading2"/>
@@ -4669,7 +4491,7 @@
         <w:t xml:space="preserve"># switchport trunk allowed vlan 10,20</w:t>
       </w:r>
     </w:p>
-    <w:bookmarkStart w:id="56" w:name="el-fallo-intencionado-de-esta-unidad"/>
+    <w:bookmarkStart w:id="45" w:name="el-fallo-intencionado-de-esta-unidad"/>
     <w:p>
       <w:pPr>
         <w:pStyle w:val="Heading4"/>
@@ -4751,13 +4573,7 @@
         <w:t xml:space="preserve"> </w:t>
       </w:r>
       <w:r>
-        <w:t xml:space="preserve">“</w:t>
-      </w:r>
-      <w:r>
-        <w:t xml:space="preserve">van y vienen a ratos</w:t>
-      </w:r>
-      <w:r>
-        <w:t xml:space="preserve">”</w:t>
+        <w:t xml:space="preserve">“van y vienen a ratos”</w:t>
       </w:r>
       <w:r>
         <w:t xml:space="preserve">.</w:t>
@@ -4782,21 +4598,7 @@
           <w:i/>
           <w:iCs/>
         </w:rPr>
-        <w:t xml:space="preserve">“</w:t>
-      </w:r>
-      <w:r>
-        <w:rPr>
-          <w:i/>
-          <w:iCs/>
-        </w:rPr>
-        <w:t xml:space="preserve">Native VLAN mismatch discovered</w:t>
-      </w:r>
-      <w:r>
-        <w:rPr>
-          <w:i/>
-          <w:iCs/>
-        </w:rPr>
-        <w:t xml:space="preserve">”</w:t>
+        <w:t xml:space="preserve">“Native VLAN mismatch discovered”</w:t>
       </w:r>
       <w:r>
         <w:t xml:space="preserve">.</w:t>
@@ -4826,9 +4628,9 @@
         <w:t xml:space="preserve">y fuera de la 1.</w:t>
       </w:r>
     </w:p>
-    <w:bookmarkEnd w:id="56"/>
-    <w:bookmarkEnd w:id="57"/>
-    <w:bookmarkStart w:id="58" w:name="X4970cd4404108d0fd58c7121a5070a71a9a39d6"/>
+    <w:bookmarkEnd w:id="45"/>
+    <w:bookmarkEnd w:id="46"/>
+    <w:bookmarkStart w:id="47" w:name="X4970cd4404108d0fd58c7121a5070a71a9a39d6"/>
     <w:p>
       <w:pPr>
         <w:pStyle w:val="Heading2"/>
@@ -5241,8 +5043,8 @@
         <w:t xml:space="preserve"># switchport trunk allowed vlan 10,20</w:t>
       </w:r>
     </w:p>
-    <w:bookmarkEnd w:id="58"/>
-    <w:bookmarkStart w:id="59" w:name="paso-5-ips-en-los-pcs"/>
+    <w:bookmarkEnd w:id="47"/>
+    <w:bookmarkStart w:id="48" w:name="paso-5-ips-en-los-pcs"/>
     <w:p>
       <w:pPr>
         <w:pStyle w:val="Heading2"/>
@@ -5255,7 +5057,6 @@
       <w:tblPr>
         <w:tblStyle w:val="Table"/>
         <w:tblW w:type="auto" w:w="0"/>
-        <w:jc w:val="left"/>
         <w:tblLook w:firstRow="1" w:lastRow="0" w:firstColumn="0" w:lastColumn="0" w:noHBand="0" w:noVBand="0" w:val="0020"/>
       </w:tblPr>
       <w:tblGrid>
@@ -5273,7 +5074,6 @@
           <w:p>
             <w:pPr>
               <w:pStyle w:val="Compact"/>
-              <w:jc w:val="left"/>
             </w:pPr>
             <w:r>
               <w:t xml:space="preserve">PC</w:t>
@@ -5285,7 +5085,6 @@
           <w:p>
             <w:pPr>
               <w:pStyle w:val="Compact"/>
-              <w:jc w:val="left"/>
             </w:pPr>
             <w:r>
               <w:t xml:space="preserve">VLAN</w:t>
@@ -5297,7 +5096,6 @@
           <w:p>
             <w:pPr>
               <w:pStyle w:val="Compact"/>
-              <w:jc w:val="left"/>
             </w:pPr>
             <w:r>
               <w:t xml:space="preserve">IP</w:t>
@@ -5309,7 +5107,6 @@
           <w:p>
             <w:pPr>
               <w:pStyle w:val="Compact"/>
-              <w:jc w:val="left"/>
             </w:pPr>
             <w:r>
               <w:t xml:space="preserve">Gateway</w:t>
@@ -5323,7 +5120,6 @@
           <w:p>
             <w:pPr>
               <w:pStyle w:val="Compact"/>
-              <w:jc w:val="left"/>
             </w:pPr>
             <w:r>
               <w:t xml:space="preserve">PC-A</w:t>
@@ -5335,7 +5131,6 @@
           <w:p>
             <w:pPr>
               <w:pStyle w:val="Compact"/>
-              <w:jc w:val="left"/>
             </w:pPr>
             <w:r>
               <w:t xml:space="preserve">10</w:t>
@@ -5347,7 +5142,6 @@
           <w:p>
             <w:pPr>
               <w:pStyle w:val="Compact"/>
-              <w:jc w:val="left"/>
             </w:pPr>
             <w:r>
               <w:t xml:space="preserve">192.168.10.10</w:t>
@@ -5359,7 +5153,6 @@
           <w:p>
             <w:pPr>
               <w:pStyle w:val="Compact"/>
-              <w:jc w:val="left"/>
             </w:pPr>
             <w:r>
               <w:t xml:space="preserve">192.168.10.1</w:t>
@@ -5373,7 +5166,6 @@
           <w:p>
             <w:pPr>
               <w:pStyle w:val="Compact"/>
-              <w:jc w:val="left"/>
             </w:pPr>
             <w:r>
               <w:t xml:space="preserve">PC-B</w:t>
@@ -5385,7 +5177,6 @@
           <w:p>
             <w:pPr>
               <w:pStyle w:val="Compact"/>
-              <w:jc w:val="left"/>
             </w:pPr>
             <w:r>
               <w:t xml:space="preserve">20</w:t>
@@ -5397,7 +5188,6 @@
           <w:p>
             <w:pPr>
               <w:pStyle w:val="Compact"/>
-              <w:jc w:val="left"/>
             </w:pPr>
             <w:r>
               <w:t xml:space="preserve">192.168.20.10</w:t>
@@ -5409,7 +5199,6 @@
           <w:p>
             <w:pPr>
               <w:pStyle w:val="Compact"/>
-              <w:jc w:val="left"/>
             </w:pPr>
             <w:r>
               <w:t xml:space="preserve">192.168.20.1</w:t>
@@ -5423,7 +5212,6 @@
           <w:p>
             <w:pPr>
               <w:pStyle w:val="Compact"/>
-              <w:jc w:val="left"/>
             </w:pPr>
             <w:r>
               <w:t xml:space="preserve">PC-C</w:t>
@@ -5435,7 +5223,6 @@
           <w:p>
             <w:pPr>
               <w:pStyle w:val="Compact"/>
-              <w:jc w:val="left"/>
             </w:pPr>
             <w:r>
               <w:t xml:space="preserve">10</w:t>
@@ -5447,7 +5234,6 @@
           <w:p>
             <w:pPr>
               <w:pStyle w:val="Compact"/>
-              <w:jc w:val="left"/>
             </w:pPr>
             <w:r>
               <w:t xml:space="preserve">192.168.10.11</w:t>
@@ -5459,7 +5245,6 @@
           <w:p>
             <w:pPr>
               <w:pStyle w:val="Compact"/>
-              <w:jc w:val="left"/>
             </w:pPr>
             <w:r>
               <w:t xml:space="preserve">192.168.10.1</w:t>
@@ -5473,7 +5258,6 @@
           <w:p>
             <w:pPr>
               <w:pStyle w:val="Compact"/>
-              <w:jc w:val="left"/>
             </w:pPr>
             <w:r>
               <w:t xml:space="preserve">PC-D</w:t>
@@ -5485,7 +5269,6 @@
           <w:p>
             <w:pPr>
               <w:pStyle w:val="Compact"/>
-              <w:jc w:val="left"/>
             </w:pPr>
             <w:r>
               <w:t xml:space="preserve">20</w:t>
@@ -5497,7 +5280,6 @@
           <w:p>
             <w:pPr>
               <w:pStyle w:val="Compact"/>
-              <w:jc w:val="left"/>
             </w:pPr>
             <w:r>
               <w:t xml:space="preserve">192.168.20.11</w:t>
@@ -5509,7 +5291,6 @@
           <w:p>
             <w:pPr>
               <w:pStyle w:val="Compact"/>
-              <w:jc w:val="left"/>
             </w:pPr>
             <w:r>
               <w:t xml:space="preserve">192.168.20.1</w:t>
@@ -5533,8 +5314,8 @@
         </w:pict>
       </w:r>
     </w:p>
-    <w:bookmarkEnd w:id="59"/>
-    <w:bookmarkStart w:id="60" w:name="kit-de-verificación-los-5-shows-de-oro"/>
+    <w:bookmarkEnd w:id="48"/>
+    <w:bookmarkStart w:id="49" w:name="kit-de-verificación-los-5-shows-de-oro"/>
     <w:p>
       <w:pPr>
         <w:pStyle w:val="Heading2"/>
@@ -5547,7 +5328,6 @@
       <w:tblPr>
         <w:tblStyle w:val="Table"/>
         <w:tblW w:type="pct" w:w="5000"/>
-        <w:jc w:val="left"/>
         <w:tblLayout w:type="fixed"/>
         <w:tblLook w:firstRow="1" w:lastRow="0" w:firstColumn="0" w:lastColumn="0" w:noHBand="0" w:noVBand="0" w:val="0020"/>
       </w:tblPr>
@@ -5564,7 +5344,6 @@
           <w:p>
             <w:pPr>
               <w:pStyle w:val="Compact"/>
-              <w:jc w:val="left"/>
             </w:pPr>
             <w:r>
               <w:t xml:space="preserve">Comando</w:t>
@@ -5576,7 +5355,6 @@
           <w:p>
             <w:pPr>
               <w:pStyle w:val="Compact"/>
-              <w:jc w:val="left"/>
             </w:pPr>
             <w:r>
               <w:t xml:space="preserve">Qué te dice</w:t>
@@ -5590,7 +5368,6 @@
           <w:p>
             <w:pPr>
               <w:pStyle w:val="Compact"/>
-              <w:jc w:val="left"/>
             </w:pPr>
             <w:r>
               <w:rPr>
@@ -5605,7 +5382,6 @@
           <w:p>
             <w:pPr>
               <w:pStyle w:val="Compact"/>
-              <w:jc w:val="left"/>
             </w:pPr>
             <w:r>
               <w:t xml:space="preserve">VLANs existentes y qué</w:t>
@@ -5635,7 +5411,6 @@
           <w:p>
             <w:pPr>
               <w:pStyle w:val="Compact"/>
-              <w:jc w:val="left"/>
             </w:pPr>
             <w:r>
               <w:rPr>
@@ -5650,7 +5425,6 @@
           <w:p>
             <w:pPr>
               <w:pStyle w:val="Compact"/>
-              <w:jc w:val="left"/>
             </w:pPr>
             <w:r>
               <w:t xml:space="preserve">Qué puertos son trunk,</w:t>
@@ -5677,7 +5451,6 @@
           <w:p>
             <w:pPr>
               <w:pStyle w:val="Compact"/>
-              <w:jc w:val="left"/>
             </w:pPr>
             <w:r>
               <w:rPr>
@@ -5692,7 +5465,6 @@
           <w:p>
             <w:pPr>
               <w:pStyle w:val="Compact"/>
-              <w:jc w:val="left"/>
             </w:pPr>
             <w:r>
               <w:t xml:space="preserve">Estado de subinterfaces del router (Up/Up) e IPs</w:t>
@@ -5706,7 +5478,6 @@
           <w:p>
             <w:pPr>
               <w:pStyle w:val="Compact"/>
-              <w:jc w:val="left"/>
             </w:pPr>
             <w:r>
               <w:rPr>
@@ -5721,7 +5492,6 @@
           <w:p>
             <w:pPr>
               <w:pStyle w:val="Compact"/>
-              <w:jc w:val="left"/>
             </w:pPr>
             <w:r>
               <w:t xml:space="preserve">La config exacta del puerto (trunk, native, allowed)</w:t>
@@ -5735,7 +5505,6 @@
           <w:p>
             <w:pPr>
               <w:pStyle w:val="Compact"/>
-              <w:jc w:val="left"/>
             </w:pPr>
             <w:r>
               <w:rPr>
@@ -5750,7 +5519,6 @@
           <w:p>
             <w:pPr>
               <w:pStyle w:val="Compact"/>
-              <w:jc w:val="left"/>
             </w:pPr>
             <w:r>
               <w:t xml:space="preserve">Qué MACs han aprendido los puertos de cada VLAN</w:t>
@@ -5780,13 +5548,7 @@
         <w:t xml:space="preserve"> </w:t>
       </w:r>
       <w:r>
-        <w:t xml:space="preserve">“</w:t>
-      </w:r>
-      <w:r>
-        <w:t xml:space="preserve">no se ve</w:t>
-      </w:r>
-      <w:r>
-        <w:t xml:space="preserve">”</w:t>
+        <w:t xml:space="preserve">“no se ve”</w:t>
       </w:r>
       <w:r>
         <w:t xml:space="preserve">:</w:t>
@@ -5892,13 +5654,7 @@
         <w:t xml:space="preserve"> </w:t>
       </w:r>
       <w:r>
-        <w:t xml:space="preserve">“</w:t>
-      </w:r>
-      <w:r>
-        <w:t xml:space="preserve">no me veo</w:t>
-      </w:r>
-      <w:r>
-        <w:t xml:space="preserve">”</w:t>
+        <w:t xml:space="preserve">“no me veo”</w:t>
       </w:r>
       <w:r>
         <w:t xml:space="preserve"> </w:t>
@@ -5914,8 +5670,8 @@
         </w:pict>
       </w:r>
     </w:p>
-    <w:bookmarkEnd w:id="60"/>
-    <w:bookmarkStart w:id="61" w:name="plan-de-troubleshooting-rápido"/>
+    <w:bookmarkEnd w:id="49"/>
+    <w:bookmarkStart w:id="50" w:name="plan-de-troubleshooting-rápido"/>
     <w:p>
       <w:pPr>
         <w:pStyle w:val="Heading2"/>
@@ -5928,7 +5684,6 @@
       <w:tblPr>
         <w:tblStyle w:val="Table"/>
         <w:tblW w:type="pct" w:w="5000"/>
-        <w:jc w:val="left"/>
         <w:tblLayout w:type="fixed"/>
         <w:tblLook w:firstRow="1" w:lastRow="0" w:firstColumn="0" w:lastColumn="0" w:noHBand="0" w:noVBand="0" w:val="0020"/>
       </w:tblPr>
@@ -5946,7 +5701,6 @@
           <w:p>
             <w:pPr>
               <w:pStyle w:val="Compact"/>
-              <w:jc w:val="left"/>
             </w:pPr>
             <w:r>
               <w:t xml:space="preserve">Síntoma</w:t>
@@ -5958,7 +5712,6 @@
           <w:p>
             <w:pPr>
               <w:pStyle w:val="Compact"/>
-              <w:jc w:val="left"/>
             </w:pPr>
             <w:r>
               <w:t xml:space="preserve">Causa probable</w:t>
@@ -5970,7 +5723,6 @@
           <w:p>
             <w:pPr>
               <w:pStyle w:val="Compact"/>
-              <w:jc w:val="left"/>
             </w:pPr>
             <w:r>
               <w:t xml:space="preserve">Comando clave</w:t>
@@ -5984,7 +5736,6 @@
           <w:p>
             <w:pPr>
               <w:pStyle w:val="Compact"/>
-              <w:jc w:val="left"/>
             </w:pPr>
             <w:r>
               <w:t xml:space="preserve">PCs de la misma VLAN no se ven dentro del switch</w:t>
@@ -5996,7 +5747,6 @@
           <w:p>
             <w:pPr>
               <w:pStyle w:val="Compact"/>
-              <w:jc w:val="left"/>
             </w:pPr>
             <w:r>
               <w:t xml:space="preserve">Puerto mal</w:t>
@@ -6017,7 +5767,6 @@
           <w:p>
             <w:pPr>
               <w:pStyle w:val="Compact"/>
-              <w:jc w:val="left"/>
             </w:pPr>
             <w:r>
               <w:rPr>
@@ -6034,7 +5783,6 @@
           <w:p>
             <w:pPr>
               <w:pStyle w:val="Compact"/>
-              <w:jc w:val="left"/>
             </w:pPr>
             <w:r>
               <w:t xml:space="preserve">Una VLAN llega al switch A pero no al B</w:t>
@@ -6046,7 +5794,6 @@
           <w:p>
             <w:pPr>
               <w:pStyle w:val="Compact"/>
-              <w:jc w:val="left"/>
             </w:pPr>
             <w:r>
               <w:t xml:space="preserve">No permitida en</w:t>
@@ -6067,7 +5814,6 @@
           <w:p>
             <w:pPr>
               <w:pStyle w:val="Compact"/>
-              <w:jc w:val="left"/>
             </w:pPr>
             <w:r>
               <w:rPr>
@@ -6084,7 +5830,6 @@
           <w:p>
             <w:pPr>
               <w:pStyle w:val="Compact"/>
-              <w:jc w:val="left"/>
             </w:pPr>
             <w:r>
               <w:t xml:space="preserve">Todo</w:t>
@@ -6093,22 +5838,15 @@
               <w:t xml:space="preserve"> </w:t>
             </w:r>
             <w:r>
-              <w:t xml:space="preserve">“</w:t>
-            </w:r>
-            <w:r>
-              <w:t xml:space="preserve">funciona a ratos</w:t>
-            </w:r>
-            <w:r>
-              <w:t xml:space="preserve">”</w:t>
-            </w:r>
-          </w:p>
-        </w:tc>
-        <w:tc>
-          <w:tcPr/>
-          <w:p>
-            <w:pPr>
-              <w:pStyle w:val="Compact"/>
-              <w:jc w:val="left"/>
+              <w:t xml:space="preserve">“funciona a ratos”</w:t>
+            </w:r>
+          </w:p>
+        </w:tc>
+        <w:tc>
+          <w:tcPr/>
+          <w:p>
+            <w:pPr>
+              <w:pStyle w:val="Compact"/>
             </w:pPr>
             <w:r>
               <w:rPr>
@@ -6130,7 +5868,6 @@
           <w:p>
             <w:pPr>
               <w:pStyle w:val="Compact"/>
-              <w:jc w:val="left"/>
             </w:pPr>
             <w:r>
               <w:rPr>
@@ -6153,7 +5890,6 @@
           <w:p>
             <w:pPr>
               <w:pStyle w:val="Compact"/>
-              <w:jc w:val="left"/>
             </w:pPr>
             <w:r>
               <w:t xml:space="preserve">PCs de VLANs distintas no se ven con subinterfaces OK</w:t>
@@ -6165,7 +5901,6 @@
           <w:p>
             <w:pPr>
               <w:pStyle w:val="Compact"/>
-              <w:jc w:val="left"/>
             </w:pPr>
             <w:r>
               <w:rPr>
@@ -6186,7 +5921,6 @@
           <w:p>
             <w:pPr>
               <w:pStyle w:val="Compact"/>
-              <w:jc w:val="left"/>
             </w:pPr>
             <w:r>
               <w:rPr>
@@ -6203,7 +5937,6 @@
           <w:p>
             <w:pPr>
               <w:pStyle w:val="Compact"/>
-              <w:jc w:val="left"/>
             </w:pPr>
             <w:r>
               <w:t xml:space="preserve">Un puerto de repente se vuelve trunk</w:t>
@@ -6215,7 +5948,6 @@
           <w:p>
             <w:pPr>
               <w:pStyle w:val="Compact"/>
-              <w:jc w:val="left"/>
             </w:pPr>
             <w:r>
               <w:rPr>
@@ -6237,7 +5969,6 @@
           <w:p>
             <w:pPr>
               <w:pStyle w:val="Compact"/>
-              <w:jc w:val="left"/>
             </w:pPr>
             <w:r>
               <w:rPr>
@@ -6269,7 +6000,6 @@
           <w:p>
             <w:pPr>
               <w:pStyle w:val="Compact"/>
-              <w:jc w:val="left"/>
             </w:pPr>
             <w:r>
               <w:t xml:space="preserve">Un PC</w:t>
@@ -6278,13 +6008,7 @@
               <w:t xml:space="preserve"> </w:t>
             </w:r>
             <w:r>
-              <w:t xml:space="preserve">“</w:t>
-            </w:r>
-            <w:r>
-              <w:t xml:space="preserve">cambia de VLAN</w:t>
-            </w:r>
-            <w:r>
-              <w:t xml:space="preserve">”</w:t>
+              <w:t xml:space="preserve">“cambia de VLAN”</w:t>
             </w:r>
             <w:r>
               <w:t xml:space="preserve"> </w:t>
@@ -6299,7 +6023,6 @@
           <w:p>
             <w:pPr>
               <w:pStyle w:val="Compact"/>
-              <w:jc w:val="left"/>
             </w:pPr>
             <w:r>
               <w:t xml:space="preserve">Asignación por puerto (estática) y una MAC nueva</w:t>
@@ -6311,7 +6034,6 @@
           <w:p>
             <w:pPr>
               <w:pStyle w:val="Compact"/>
-              <w:jc w:val="left"/>
             </w:pPr>
             <w:r>
               <w:rPr>
@@ -6354,8 +6076,8 @@
         </w:pict>
       </w:r>
     </w:p>
-    <w:bookmarkEnd w:id="61"/>
-    <w:bookmarkStart w:id="62" w:name="mini-chequeo-1"/>
+    <w:bookmarkEnd w:id="50"/>
+    <w:bookmarkStart w:id="51" w:name="mini-chequeo-1"/>
     <w:p>
       <w:pPr>
         <w:pStyle w:val="Heading2"/>
@@ -6605,21 +6327,7 @@
           <w:i/>
           <w:iCs/>
         </w:rPr>
-        <w:t xml:space="preserve">“</w:t>
-      </w:r>
-      <w:r>
-        <w:rPr>
-          <w:i/>
-          <w:iCs/>
-        </w:rPr>
-        <w:t xml:space="preserve">Native VLAN mismatch</w:t>
-      </w:r>
-      <w:r>
-        <w:rPr>
-          <w:i/>
-          <w:iCs/>
-        </w:rPr>
-        <w:t xml:space="preserve">”</w:t>
+        <w:t xml:space="preserve">“Native VLAN mismatch”</w:t>
       </w:r>
       <w:r>
         <w:t xml:space="preserve"> </w:t>
@@ -6718,8 +6426,8 @@
         </w:pict>
       </w:r>
     </w:p>
-    <w:bookmarkEnd w:id="62"/>
-    <w:bookmarkStart w:id="63" w:name="resumen-en-3-frases-1"/>
+    <w:bookmarkEnd w:id="51"/>
+    <w:bookmarkStart w:id="52" w:name="resumen-en-3-frases-1"/>
     <w:p>
       <w:pPr>
         <w:pStyle w:val="Heading2"/>
@@ -6861,8 +6569,8 @@
         <w:t xml:space="preserve">.</w:t>
       </w:r>
     </w:p>
-    <w:bookmarkEnd w:id="63"/>
-    <w:bookmarkStart w:id="64" w:name="vocabulario-rápido-1"/>
+    <w:bookmarkEnd w:id="52"/>
+    <w:bookmarkStart w:id="53" w:name="vocabulario-rápido-1"/>
     <w:p>
       <w:pPr>
         <w:pStyle w:val="Heading2"/>
@@ -6875,7 +6583,6 @@
       <w:tblPr>
         <w:tblStyle w:val="Table"/>
         <w:tblW w:type="pct" w:w="5000"/>
-        <w:jc w:val="left"/>
         <w:tblLayout w:type="fixed"/>
         <w:tblLook w:firstRow="1" w:lastRow="0" w:firstColumn="0" w:lastColumn="0" w:noHBand="0" w:noVBand="0" w:val="0020"/>
       </w:tblPr>
@@ -6892,7 +6599,6 @@
           <w:p>
             <w:pPr>
               <w:pStyle w:val="Compact"/>
-              <w:jc w:val="left"/>
             </w:pPr>
             <w:r>
               <w:t xml:space="preserve">Término</w:t>
@@ -6904,7 +6610,6 @@
           <w:p>
             <w:pPr>
               <w:pStyle w:val="Compact"/>
-              <w:jc w:val="left"/>
             </w:pPr>
             <w:r>
               <w:t xml:space="preserve">Idea general</w:t>
@@ -6918,7 +6623,6 @@
           <w:p>
             <w:pPr>
               <w:pStyle w:val="Compact"/>
-              <w:jc w:val="left"/>
             </w:pPr>
             <w:r>
               <w:t xml:space="preserve">Escenario departamental</w:t>
@@ -6930,7 +6634,6 @@
           <w:p>
             <w:pPr>
               <w:pStyle w:val="Compact"/>
-              <w:jc w:val="left"/>
             </w:pPr>
             <w:r>
               <w:t xml:space="preserve">2 switches + trunk + router, VLANs por departamento</w:t>
@@ -6944,7 +6647,6 @@
           <w:p>
             <w:pPr>
               <w:pStyle w:val="Compact"/>
-              <w:jc w:val="left"/>
             </w:pPr>
             <w:r>
               <w:rPr>
@@ -6959,7 +6661,6 @@
           <w:p>
             <w:pPr>
               <w:pStyle w:val="Compact"/>
-              <w:jc w:val="left"/>
             </w:pPr>
             <w:r>
               <w:t xml:space="preserve">Ver VLANs y puertos access de cada una</w:t>
@@ -6973,7 +6674,6 @@
           <w:p>
             <w:pPr>
               <w:pStyle w:val="Compact"/>
-              <w:jc w:val="left"/>
             </w:pPr>
             <w:r>
               <w:rPr>
@@ -6988,7 +6688,6 @@
           <w:p>
             <w:pPr>
               <w:pStyle w:val="Compact"/>
-              <w:jc w:val="left"/>
             </w:pPr>
             <w:r>
               <w:t xml:space="preserve">Ver trunks, native VLAN, allowed, mismatches</w:t>
@@ -7002,7 +6701,6 @@
           <w:p>
             <w:pPr>
               <w:pStyle w:val="Compact"/>
-              <w:jc w:val="left"/>
             </w:pPr>
             <w:r>
               <w:rPr>
@@ -7017,7 +6715,6 @@
           <w:p>
             <w:pPr>
               <w:pStyle w:val="Compact"/>
-              <w:jc w:val="left"/>
             </w:pPr>
             <w:r>
               <w:t xml:space="preserve">Estado Up/Up de subinterfaces del router</w:t>
@@ -7031,7 +6728,6 @@
           <w:p>
             <w:pPr>
               <w:pStyle w:val="Compact"/>
-              <w:jc w:val="left"/>
             </w:pPr>
             <w:r>
               <w:t xml:space="preserve">Troubleshooting</w:t>
@@ -7043,7 +6739,6 @@
           <w:p>
             <w:pPr>
               <w:pStyle w:val="Compact"/>
-              <w:jc w:val="left"/>
             </w:pPr>
             <w:r>
               <w:t xml:space="preserve">Método de diagnóstico: VLAN → trunk → router</w:t>
@@ -7069,7 +6764,7 @@
       <w:r>
         <w:t xml:space="preserve"> </w:t>
       </w:r>
-      <w:hyperlink r:id="rId49">
+      <w:hyperlink r:id="rId38">
         <w:r>
           <w:rPr>
             <w:rStyle w:val="Hyperlink"/>
@@ -7096,7 +6791,7 @@
       <w:r>
         <w:t xml:space="preserve"> </w:t>
       </w:r>
-      <w:hyperlink r:id="rId22">
+      <w:hyperlink r:id="rId11">
         <w:r>
           <w:rPr>
             <w:rStyle w:val="Hyperlink"/>
@@ -7123,7 +6818,7 @@
       <w:r>
         <w:t xml:space="preserve"> </w:t>
       </w:r>
-      <w:hyperlink r:id="rId24">
+      <w:hyperlink r:id="rId13">
         <w:r>
           <w:rPr>
             <w:rStyle w:val="Hyperlink"/>
@@ -7132,9 +6827,9 @@
         </w:r>
       </w:hyperlink>
     </w:p>
-    <w:bookmarkEnd w:id="64"/>
-    <w:bookmarkEnd w:id="65"/>
-    <w:bookmarkStart w:id="78" w:name="inter-vlan-routing"/>
+    <w:bookmarkEnd w:id="53"/>
+    <w:bookmarkEnd w:id="54"/>
+    <w:bookmarkStart w:id="67" w:name="inter-vlan-routing"/>
     <w:p>
       <w:pPr>
         <w:pStyle w:val="Heading1"/>
@@ -7198,7 +6893,7 @@
         </w:pict>
       </w:r>
     </w:p>
-    <w:bookmarkStart w:id="66" w:name="la-idea-en-una-frase-2"/>
+    <w:bookmarkStart w:id="55" w:name="la-idea-en-una-frase-2"/>
     <w:p>
       <w:pPr>
         <w:pStyle w:val="Heading2"/>
@@ -7285,8 +6980,8 @@
         </w:pict>
       </w:r>
     </w:p>
-    <w:bookmarkEnd w:id="66"/>
-    <w:bookmarkStart w:id="70" w:name="Xa9357948ebd001c7c925384f3ab8e2850f5023d"/>
+    <w:bookmarkEnd w:id="55"/>
+    <w:bookmarkStart w:id="59" w:name="Xa9357948ebd001c7c925384f3ab8e2850f5023d"/>
     <w:p>
       <w:pPr>
         <w:pStyle w:val="Heading2"/>
@@ -7298,13 +6993,7 @@
         <w:t xml:space="preserve"> </w:t>
       </w:r>
       <w:r>
-        <w:t xml:space="preserve">“</w:t>
-      </w:r>
-      <w:r>
-        <w:t xml:space="preserve">no se ven</w:t>
-      </w:r>
-      <w:r>
-        <w:t xml:space="preserve">”</w:t>
+        <w:t xml:space="preserve">“no se ven”</w:t>
       </w:r>
       <w:r>
         <w:t xml:space="preserve"> </w:t>
@@ -7337,13 +7026,7 @@
         <w:t xml:space="preserve"> </w:t>
       </w:r>
       <w:r>
-        <w:t xml:space="preserve">“</w:t>
-      </w:r>
-      <w:r>
-        <w:t xml:space="preserve">VLAN 10 quiere hablar con VLAN 20</w:t>
-      </w:r>
-      <w:r>
-        <w:t xml:space="preserve">”</w:t>
+        <w:t xml:space="preserve">“VLAN 10 quiere hablar con VLAN 20”</w:t>
       </w:r>
       <w:r>
         <w:t xml:space="preserve">. Cada VLAN es un dominio de broadcast cerrado.</w:t>
@@ -7382,12 +7065,12 @@
           <wp:inline>
             <wp:extent cx="5334000" cy="4093534"/>
             <wp:effectExtent b="0" l="0" r="0" t="0"/>
-            <wp:docPr descr="Router-on-a-stick: el router con subinterfaz por VLAN conectado al switch por un trunk 802.1Q, con PCs de Ventas y RRHH detrás" title="" id="68" name="Picture"/>
+            <wp:docPr descr="Router-on-a-stick: el router con subinterfaz por VLAN conectado al switch por un trunk 802.1Q, con PCs de Ventas y RRHH detrás" title="" id="57" name="Picture"/>
             <a:graphic>
               <a:graphicData uri="http://schemas.openxmlformats.org/drawingml/2006/picture">
                 <pic:pic>
                   <pic:nvPicPr>
-                    <pic:cNvPr descr="public/diagrams/u06-router-on-a-stick.svg" id="69" name="Picture"/>
+                    <pic:cNvPr descr="public/diagrams/u06-router-on-a-stick.svg" id="58" name="Picture"/>
                     <pic:cNvPicPr>
                       <a:picLocks noChangeArrowheads="1" noChangeAspect="1"/>
                     </pic:cNvPicPr>
@@ -7399,7 +7082,7 @@
                           <a14:useLocalDpi xmlns:a14="http://schemas.microsoft.com/office/drawing/2010/main" val="0"/>
                         </a:ext>
                         <a:ext uri="{96DAC541-7B7A-43D3-8B79-37D633B846F1}">
-                          <asvg:svgBlip xmlns:asvg="http://schemas.microsoft.com/office/drawing/2016/SVG/main" r:embed="rId67"/>
+                          <asvg:svgBlip xmlns:asvg="http://schemas.microsoft.com/office/drawing/2016/SVG/main" r:embed="rId56"/>
                         </a:ext>
                       </a:extLst>
                     </a:blip>
@@ -7472,21 +7155,7 @@
           <w:b/>
           <w:bCs/>
         </w:rPr>
-        <w:t xml:space="preserve">“</w:t>
-      </w:r>
-      <w:r>
-        <w:rPr>
-          <w:b/>
-          <w:bCs/>
-        </w:rPr>
-        <w:t xml:space="preserve">hacia fuera</w:t>
-      </w:r>
-      <w:r>
-        <w:rPr>
-          <w:b/>
-          <w:bCs/>
-        </w:rPr>
-        <w:t xml:space="preserve">”</w:t>
+        <w:t xml:space="preserve">“hacia fuera”</w:t>
       </w:r>
       <w:r>
         <w:t xml:space="preserve"> </w:t>
@@ -7566,13 +7235,7 @@
         <w:t xml:space="preserve"> </w:t>
       </w:r>
       <w:r>
-        <w:t xml:space="preserve">“</w:t>
-      </w:r>
-      <w:r>
-        <w:t xml:space="preserve">en región Schengen</w:t>
-      </w:r>
-      <w:r>
-        <w:t xml:space="preserve">”</w:t>
+        <w:t xml:space="preserve">“en región Schengen”</w:t>
       </w:r>
       <w:r>
         <w:t xml:space="preserve"> </w:t>
@@ -7588,8 +7251,8 @@
         </w:pict>
       </w:r>
     </w:p>
-    <w:bookmarkEnd w:id="70"/>
-    <w:bookmarkStart w:id="71" w:name="X5ea81d6d2469005a24f5a6a44db83098885ccc0"/>
+    <w:bookmarkEnd w:id="59"/>
+    <w:bookmarkStart w:id="60" w:name="X5ea81d6d2469005a24f5a6a44db83098885ccc0"/>
     <w:p>
       <w:pPr>
         <w:pStyle w:val="Heading2"/>
@@ -7728,7 +7391,7 @@
       <w:r>
         <w:t xml:space="preserve"> </w:t>
       </w:r>
-      <w:hyperlink r:id="rId25">
+      <w:hyperlink r:id="rId14">
         <w:r>
           <w:rPr>
             <w:rStyle w:val="Hyperlink"/>
@@ -7747,8 +7410,8 @@
         </w:pict>
       </w:r>
     </w:p>
-    <w:bookmarkEnd w:id="71"/>
-    <w:bookmarkStart w:id="72" w:name="Xf0c16decffb477f2977d916272e039f1f5345d2"/>
+    <w:bookmarkEnd w:id="60"/>
+    <w:bookmarkStart w:id="61" w:name="Xf0c16decffb477f2977d916272e039f1f5345d2"/>
     <w:p>
       <w:pPr>
         <w:pStyle w:val="Heading2"/>
@@ -8179,7 +7842,6 @@
       <w:tblPr>
         <w:tblStyle w:val="Table"/>
         <w:tblW w:type="pct" w:w="5000"/>
-        <w:jc w:val="left"/>
         <w:tblLayout w:type="fixed"/>
         <w:tblLook w:firstRow="1" w:lastRow="0" w:firstColumn="0" w:lastColumn="0" w:noHBand="0" w:noVBand="0" w:val="0020"/>
       </w:tblPr>
@@ -8196,7 +7858,6 @@
           <w:p>
             <w:pPr>
               <w:pStyle w:val="Compact"/>
-              <w:jc w:val="left"/>
             </w:pPr>
             <w:r>
               <w:t xml:space="preserve">Comando</w:t>
@@ -8208,7 +7869,6 @@
           <w:p>
             <w:pPr>
               <w:pStyle w:val="Compact"/>
-              <w:jc w:val="left"/>
             </w:pPr>
             <w:r>
               <w:t xml:space="preserve">Qué hace</w:t>
@@ -8222,7 +7882,6 @@
           <w:p>
             <w:pPr>
               <w:pStyle w:val="Compact"/>
-              <w:jc w:val="left"/>
             </w:pPr>
             <w:r>
               <w:rPr>
@@ -8237,7 +7896,6 @@
           <w:p>
             <w:pPr>
               <w:pStyle w:val="Compact"/>
-              <w:jc w:val="left"/>
             </w:pPr>
             <w:r>
               <w:t xml:space="preserve">Crea la subinterfaz lógica</w:t>
@@ -8260,7 +7918,6 @@
           <w:p>
             <w:pPr>
               <w:pStyle w:val="Compact"/>
-              <w:jc w:val="left"/>
             </w:pPr>
             <w:r>
               <w:rPr>
@@ -8275,7 +7932,6 @@
           <w:p>
             <w:pPr>
               <w:pStyle w:val="Compact"/>
-              <w:jc w:val="left"/>
             </w:pPr>
             <w:r>
               <w:t xml:space="preserve">Etiqueta toda la subinterfaz con la VLAN 10</w:t>
@@ -8289,7 +7945,6 @@
           <w:p>
             <w:pPr>
               <w:pStyle w:val="Compact"/>
-              <w:jc w:val="left"/>
             </w:pPr>
             <w:r>
               <w:rPr>
@@ -8304,7 +7959,6 @@
           <w:p>
             <w:pPr>
               <w:pStyle w:val="Compact"/>
-              <w:jc w:val="left"/>
             </w:pPr>
             <w:r>
               <w:t xml:space="preserve">El gateway de esa VLAN (la IP a la que apunta el PC)</w:t>
@@ -8318,7 +7972,6 @@
           <w:p>
             <w:pPr>
               <w:pStyle w:val="Compact"/>
-              <w:jc w:val="left"/>
             </w:pPr>
             <w:r>
               <w:rPr>
@@ -8333,7 +7986,6 @@
           <w:p>
             <w:pPr>
               <w:pStyle w:val="Compact"/>
-              <w:jc w:val="left"/>
             </w:pPr>
             <w:r>
               <w:t xml:space="preserve">Activa la</w:t>
@@ -8400,13 +8052,7 @@
         <w:t xml:space="preserve"> </w:t>
       </w:r>
       <w:r>
-        <w:t xml:space="preserve">“</w:t>
-      </w:r>
-      <w:r>
-        <w:t xml:space="preserve">muertas</w:t>
-      </w:r>
-      <w:r>
-        <w:t xml:space="preserve">”</w:t>
+        <w:t xml:space="preserve">“muertas”</w:t>
       </w:r>
       <w:r>
         <w:t xml:space="preserve"> </w:t>
@@ -8434,8 +8080,8 @@
         </w:pict>
       </w:r>
     </w:p>
-    <w:bookmarkEnd w:id="72"/>
-    <w:bookmarkStart w:id="73" w:name="X63b5957278e57460513bd60dea0cc0664c5ad01"/>
+    <w:bookmarkEnd w:id="61"/>
+    <w:bookmarkStart w:id="62" w:name="X63b5957278e57460513bd60dea0cc0664c5ad01"/>
     <w:p>
       <w:pPr>
         <w:pStyle w:val="Heading2"/>
@@ -8469,7 +8115,6 @@
       <w:tblPr>
         <w:tblStyle w:val="Table"/>
         <w:tblW w:type="auto" w:w="0"/>
-        <w:jc w:val="left"/>
         <w:tblLook w:firstRow="1" w:lastRow="0" w:firstColumn="0" w:lastColumn="0" w:noHBand="0" w:noVBand="0" w:val="0020"/>
       </w:tblPr>
       <w:tblGrid>
@@ -8486,7 +8131,6 @@
           <w:p>
             <w:pPr>
               <w:pStyle w:val="Compact"/>
-              <w:jc w:val="left"/>
             </w:pPr>
             <w:r>
               <w:t xml:space="preserve">VLAN</w:t>
@@ -8498,7 +8142,6 @@
           <w:p>
             <w:pPr>
               <w:pStyle w:val="Compact"/>
-              <w:jc w:val="left"/>
             </w:pPr>
             <w:r>
               <w:t xml:space="preserve">Subred</w:t>
@@ -8510,7 +8153,6 @@
           <w:p>
             <w:pPr>
               <w:pStyle w:val="Compact"/>
-              <w:jc w:val="left"/>
             </w:pPr>
             <w:r>
               <w:t xml:space="preserve">Gateway (router)</w:t>
@@ -8524,7 +8166,6 @@
           <w:p>
             <w:pPr>
               <w:pStyle w:val="Compact"/>
-              <w:jc w:val="left"/>
             </w:pPr>
             <w:r>
               <w:t xml:space="preserve">10 Ventas</w:t>
@@ -8536,7 +8177,6 @@
           <w:p>
             <w:pPr>
               <w:pStyle w:val="Compact"/>
-              <w:jc w:val="left"/>
             </w:pPr>
             <w:r>
               <w:t xml:space="preserve">192.168.10.0/24</w:t>
@@ -8548,7 +8188,6 @@
           <w:p>
             <w:pPr>
               <w:pStyle w:val="Compact"/>
-              <w:jc w:val="left"/>
             </w:pPr>
             <w:r>
               <w:t xml:space="preserve">192.168.10.1 (</w:t>
@@ -8571,7 +8210,6 @@
           <w:p>
             <w:pPr>
               <w:pStyle w:val="Compact"/>
-              <w:jc w:val="left"/>
             </w:pPr>
             <w:r>
               <w:t xml:space="preserve">20 RRHH</w:t>
@@ -8583,7 +8221,6 @@
           <w:p>
             <w:pPr>
               <w:pStyle w:val="Compact"/>
-              <w:jc w:val="left"/>
             </w:pPr>
             <w:r>
               <w:t xml:space="preserve">192.168.20.0/24</w:t>
@@ -8595,7 +8232,6 @@
           <w:p>
             <w:pPr>
               <w:pStyle w:val="Compact"/>
-              <w:jc w:val="left"/>
             </w:pPr>
             <w:r>
               <w:t xml:space="preserve">192.168.20.1 (</w:t>
@@ -8618,7 +8254,6 @@
           <w:p>
             <w:pPr>
               <w:pStyle w:val="Compact"/>
-              <w:jc w:val="left"/>
             </w:pPr>
             <w:r>
               <w:t xml:space="preserve">30 IT</w:t>
@@ -8630,7 +8265,6 @@
           <w:p>
             <w:pPr>
               <w:pStyle w:val="Compact"/>
-              <w:jc w:val="left"/>
             </w:pPr>
             <w:r>
               <w:t xml:space="preserve">192.168.30.0/24</w:t>
@@ -8642,7 +8276,6 @@
           <w:p>
             <w:pPr>
               <w:pStyle w:val="Compact"/>
-              <w:jc w:val="left"/>
             </w:pPr>
             <w:r>
               <w:t xml:space="preserve">192.168.30.1 (</w:t>
@@ -8727,8 +8360,8 @@
         </w:pict>
       </w:r>
     </w:p>
-    <w:bookmarkEnd w:id="73"/>
-    <w:bookmarkStart w:id="74" w:name="verificación"/>
+    <w:bookmarkEnd w:id="62"/>
+    <w:bookmarkStart w:id="63" w:name="verificación"/>
     <w:p>
       <w:pPr>
         <w:pStyle w:val="Heading2"/>
@@ -8857,7 +8490,7 @@
       <w:r>
         <w:t xml:space="preserve"> </w:t>
       </w:r>
-      <w:hyperlink r:id="rId28">
+      <w:hyperlink r:id="rId17">
         <w:r>
           <w:rPr>
             <w:rStyle w:val="Hyperlink"/>
@@ -8879,8 +8512,8 @@
         </w:pict>
       </w:r>
     </w:p>
-    <w:bookmarkEnd w:id="74"/>
-    <w:bookmarkStart w:id="75" w:name="mini-chequeo-2"/>
+    <w:bookmarkEnd w:id="63"/>
+    <w:bookmarkStart w:id="64" w:name="mini-chequeo-2"/>
     <w:p>
       <w:pPr>
         <w:pStyle w:val="Heading2"/>
@@ -8904,13 +8537,7 @@
         <w:t xml:space="preserve"> </w:t>
       </w:r>
       <w:r>
-        <w:t xml:space="preserve">“</w:t>
-      </w:r>
-      <w:r>
-        <w:t xml:space="preserve">normal</w:t>
-      </w:r>
-      <w:r>
-        <w:t xml:space="preserve">”</w:t>
+        <w:t xml:space="preserve">“normal”</w:t>
       </w:r>
       <w:r>
         <w:t xml:space="preserve"> </w:t>
@@ -8982,13 +8609,7 @@
         <w:t xml:space="preserve"> </w:t>
       </w:r>
       <w:r>
-        <w:t xml:space="preserve">“</w:t>
-      </w:r>
-      <w:r>
-        <w:t xml:space="preserve">de qué VLAN viene ni a dónde va</w:t>
-      </w:r>
-      <w:r>
-        <w:t xml:space="preserve">”</w:t>
+        <w:t xml:space="preserve">“de qué VLAN viene ni a dónde va”</w:t>
       </w:r>
       <w:r>
         <w:t xml:space="preserve">. Cada VLAN es un dominio cerrado; cruzar entre VLANs exige un dispositivo de</w:t>
@@ -9080,8 +8701,8 @@
         </w:pict>
       </w:r>
     </w:p>
-    <w:bookmarkEnd w:id="75"/>
-    <w:bookmarkStart w:id="76" w:name="resumen-en-3-frases-2"/>
+    <w:bookmarkEnd w:id="64"/>
+    <w:bookmarkStart w:id="65" w:name="resumen-en-3-frases-2"/>
     <w:p>
       <w:pPr>
         <w:pStyle w:val="Heading2"/>
@@ -9212,8 +8833,8 @@
         <w:t xml:space="preserve">Cada PC apunta a su gateway (la subinterfaz) y todo el tráfico entre VLANs atraviesa la misma interfaz: su cuello de botella.</w:t>
       </w:r>
     </w:p>
-    <w:bookmarkEnd w:id="76"/>
-    <w:bookmarkStart w:id="77" w:name="vocabulario-rápido-2"/>
+    <w:bookmarkEnd w:id="65"/>
+    <w:bookmarkStart w:id="66" w:name="vocabulario-rápido-2"/>
     <w:p>
       <w:pPr>
         <w:pStyle w:val="Heading2"/>
@@ -9226,7 +8847,6 @@
       <w:tblPr>
         <w:tblStyle w:val="Table"/>
         <w:tblW w:type="pct" w:w="5000"/>
-        <w:jc w:val="left"/>
         <w:tblLayout w:type="fixed"/>
         <w:tblLook w:firstRow="1" w:lastRow="0" w:firstColumn="0" w:lastColumn="0" w:noHBand="0" w:noVBand="0" w:val="0020"/>
       </w:tblPr>
@@ -9243,7 +8863,6 @@
           <w:p>
             <w:pPr>
               <w:pStyle w:val="Compact"/>
-              <w:jc w:val="left"/>
             </w:pPr>
             <w:r>
               <w:t xml:space="preserve">Término</w:t>
@@ -9255,7 +8874,6 @@
           <w:p>
             <w:pPr>
               <w:pStyle w:val="Compact"/>
-              <w:jc w:val="left"/>
             </w:pPr>
             <w:r>
               <w:t xml:space="preserve">Idea general</w:t>
@@ -9269,7 +8887,6 @@
           <w:p>
             <w:pPr>
               <w:pStyle w:val="Compact"/>
-              <w:jc w:val="left"/>
             </w:pPr>
             <w:r>
               <w:t xml:space="preserve">Inter-VLAN routing</w:t>
@@ -9281,7 +8898,6 @@
           <w:p>
             <w:pPr>
               <w:pStyle w:val="Compact"/>
-              <w:jc w:val="left"/>
             </w:pPr>
             <w:r>
               <w:t xml:space="preserve">Enrutar tráfico entre VLANs con capa 3</w:t>
@@ -9295,7 +8911,6 @@
           <w:p>
             <w:pPr>
               <w:pStyle w:val="Compact"/>
-              <w:jc w:val="left"/>
             </w:pPr>
             <w:r>
               <w:t xml:space="preserve">Subinterfaz</w:t>
@@ -9307,7 +8922,6 @@
           <w:p>
             <w:pPr>
               <w:pStyle w:val="Compact"/>
-              <w:jc w:val="left"/>
             </w:pPr>
             <w:r>
               <w:t xml:space="preserve">Interfaz lógica sobre una física, una por VLAN (</w:t>
@@ -9342,7 +8956,6 @@
           <w:p>
             <w:pPr>
               <w:pStyle w:val="Compact"/>
-              <w:jc w:val="left"/>
             </w:pPr>
             <w:r>
               <w:rPr>
@@ -9357,7 +8970,6 @@
           <w:p>
             <w:pPr>
               <w:pStyle w:val="Compact"/>
-              <w:jc w:val="left"/>
             </w:pPr>
             <w:r>
               <w:t xml:space="preserve">Etiqueta la subinterfaz con la VLAN 10</w:t>
@@ -9371,7 +8983,6 @@
           <w:p>
             <w:pPr>
               <w:pStyle w:val="Compact"/>
-              <w:jc w:val="left"/>
             </w:pPr>
             <w:r>
               <w:t xml:space="preserve">Gateway</w:t>
@@ -9383,7 +8994,6 @@
           <w:p>
             <w:pPr>
               <w:pStyle w:val="Compact"/>
-              <w:jc w:val="left"/>
             </w:pPr>
             <w:r>
               <w:t xml:space="preserve">La IP que el PC usa para</w:t>
@@ -9392,13 +9002,7 @@
               <w:t xml:space="preserve"> </w:t>
             </w:r>
             <w:r>
-              <w:t xml:space="preserve">“</w:t>
-            </w:r>
-            <w:r>
-              <w:t xml:space="preserve">huir</w:t>
-            </w:r>
-            <w:r>
-              <w:t xml:space="preserve">”</w:t>
+              <w:t xml:space="preserve">“huir”</w:t>
             </w:r>
             <w:r>
               <w:t xml:space="preserve"> </w:t>
@@ -9415,7 +9019,6 @@
           <w:p>
             <w:pPr>
               <w:pStyle w:val="Compact"/>
-              <w:jc w:val="left"/>
             </w:pPr>
             <w:r>
               <w:t xml:space="preserve">Router-on-a-stick</w:t>
@@ -9427,7 +9030,6 @@
           <w:p>
             <w:pPr>
               <w:pStyle w:val="Compact"/>
-              <w:jc w:val="left"/>
             </w:pPr>
             <w:r>
               <w:t xml:space="preserve">Técnica con una interfaz física y varias subinterfaces</w:t>
@@ -9453,7 +9055,7 @@
       <w:r>
         <w:t xml:space="preserve"> </w:t>
       </w:r>
-      <w:hyperlink r:id="rId49">
+      <w:hyperlink r:id="rId38">
         <w:r>
           <w:rPr>
             <w:rStyle w:val="Hyperlink"/>
@@ -9480,7 +9082,7 @@
       <w:r>
         <w:t xml:space="preserve"> </w:t>
       </w:r>
-      <w:hyperlink r:id="rId23">
+      <w:hyperlink r:id="rId12">
         <w:r>
           <w:rPr>
             <w:rStyle w:val="Hyperlink"/>
@@ -9507,7 +9109,7 @@
       <w:r>
         <w:t xml:space="preserve"> </w:t>
       </w:r>
-      <w:hyperlink r:id="rId25">
+      <w:hyperlink r:id="rId14">
         <w:r>
           <w:rPr>
             <w:rStyle w:val="Hyperlink"/>
@@ -9516,9 +9118,9 @@
         </w:r>
       </w:hyperlink>
     </w:p>
-    <w:bookmarkEnd w:id="77"/>
-    <w:bookmarkEnd w:id="78"/>
-    <w:bookmarkStart w:id="87" w:name="switch-capa-3-y-svis"/>
+    <w:bookmarkEnd w:id="66"/>
+    <w:bookmarkEnd w:id="67"/>
+    <w:bookmarkStart w:id="76" w:name="switch-capa-3-y-svis"/>
     <w:p>
       <w:pPr>
         <w:pStyle w:val="Heading1"/>
@@ -9582,7 +9184,7 @@
         </w:pict>
       </w:r>
     </w:p>
-    <w:bookmarkStart w:id="79" w:name="la-idea-en-una-frase-3"/>
+    <w:bookmarkStart w:id="68" w:name="la-idea-en-una-frase-3"/>
     <w:p>
       <w:pPr>
         <w:pStyle w:val="Heading2"/>
@@ -9689,7 +9291,7 @@
       <w:r>
         <w:t xml:space="preserve"> </w:t>
       </w:r>
-      <w:hyperlink r:id="rId24">
+      <w:hyperlink r:id="rId13">
         <w:r>
           <w:rPr>
             <w:rStyle w:val="Hyperlink"/>
@@ -9711,8 +9313,8 @@
         </w:pict>
       </w:r>
     </w:p>
-    <w:bookmarkEnd w:id="79"/>
-    <w:bookmarkStart w:id="80" w:name="las-dos-caras-de-un-switch-capa-3"/>
+    <w:bookmarkEnd w:id="68"/>
+    <w:bookmarkStart w:id="69" w:name="las-dos-caras-de-un-switch-capa-3"/>
     <w:p>
       <w:pPr>
         <w:pStyle w:val="Heading2"/>
@@ -9733,7 +9335,6 @@
       <w:tblPr>
         <w:tblStyle w:val="Table"/>
         <w:tblW w:type="pct" w:w="5000"/>
-        <w:jc w:val="left"/>
         <w:tblLayout w:type="fixed"/>
         <w:tblLook w:firstRow="1" w:lastRow="0" w:firstColumn="0" w:lastColumn="0" w:noHBand="0" w:noVBand="0" w:val="0020"/>
       </w:tblPr>
@@ -9751,7 +9352,6 @@
           <w:p>
             <w:pPr>
               <w:pStyle w:val="Compact"/>
-              <w:jc w:val="left"/>
             </w:pPr>
             <w:r>
               <w:t xml:space="preserve">Función</w:t>
@@ -9763,7 +9363,6 @@
           <w:p>
             <w:pPr>
               <w:pStyle w:val="Compact"/>
-              <w:jc w:val="left"/>
             </w:pPr>
             <w:r>
               <w:t xml:space="preserve">Qué hace</w:t>
@@ -9775,7 +9374,6 @@
           <w:p>
             <w:pPr>
               <w:pStyle w:val="Compact"/>
-              <w:jc w:val="left"/>
             </w:pPr>
             <w:r>
               <w:t xml:space="preserve">Cómo lo hace</w:t>
@@ -9789,7 +9387,6 @@
           <w:p>
             <w:pPr>
               <w:pStyle w:val="Compact"/>
-              <w:jc w:val="left"/>
             </w:pPr>
             <w:r>
               <w:rPr>
@@ -9805,7 +9402,6 @@
           <w:p>
             <w:pPr>
               <w:pStyle w:val="Compact"/>
-              <w:jc w:val="left"/>
             </w:pPr>
             <w:r>
               <w:t xml:space="preserve">Reenvía tramas entre puertos de la misma VLAN</w:t>
@@ -9817,7 +9413,6 @@
           <w:p>
             <w:pPr>
               <w:pStyle w:val="Compact"/>
-              <w:jc w:val="left"/>
             </w:pPr>
             <w:r>
               <w:t xml:space="preserve">Hardware de forwarding por MAC</w:t>
@@ -9831,7 +9426,6 @@
           <w:p>
             <w:pPr>
               <w:pStyle w:val="Compact"/>
-              <w:jc w:val="left"/>
             </w:pPr>
             <w:r>
               <w:rPr>
@@ -9847,7 +9441,6 @@
           <w:p>
             <w:pPr>
               <w:pStyle w:val="Compact"/>
-              <w:jc w:val="left"/>
             </w:pPr>
             <w:r>
               <w:t xml:space="preserve">Reenvía paquetes entre VLANs e IPs</w:t>
@@ -9859,7 +9452,6 @@
           <w:p>
             <w:pPr>
               <w:pStyle w:val="Compact"/>
-              <w:jc w:val="left"/>
             </w:pPr>
             <w:r>
               <w:t xml:space="preserve">Hardware de forwarding por IP (ASIC)</w:t>
@@ -9948,13 +9540,7 @@
         <w:t xml:space="preserve"> </w:t>
       </w:r>
       <w:r>
-        <w:t xml:space="preserve">“</w:t>
-      </w:r>
-      <w:r>
-        <w:t xml:space="preserve">se conecta</w:t>
-      </w:r>
-      <w:r>
-        <w:t xml:space="preserve">”</w:t>
+        <w:t xml:space="preserve">“se conecta”</w:t>
       </w:r>
       <w:r>
         <w:t xml:space="preserve"> </w:t>
@@ -9970,8 +9556,8 @@
         </w:pict>
       </w:r>
     </w:p>
-    <w:bookmarkEnd w:id="80"/>
-    <w:bookmarkStart w:id="81" w:name="svi-la-interfaz-virtual-de-una-vlan"/>
+    <w:bookmarkEnd w:id="69"/>
+    <w:bookmarkStart w:id="70" w:name="svi-la-interfaz-virtual-de-una-vlan"/>
     <w:p>
       <w:pPr>
         <w:pStyle w:val="Heading2"/>
@@ -10007,13 +9593,7 @@
         <w:t xml:space="preserve"> </w:t>
       </w:r>
       <w:r>
-        <w:t xml:space="preserve">“</w:t>
-      </w:r>
-      <w:r>
-        <w:t xml:space="preserve">puerta de enlace</w:t>
-      </w:r>
-      <w:r>
-        <w:t xml:space="preserve">”</w:t>
+        <w:t xml:space="preserve">“puerta de enlace”</w:t>
       </w:r>
       <w:r>
         <w:t xml:space="preserve"> </w:t>
@@ -10602,7 +10182,6 @@
       <w:tblPr>
         <w:tblStyle w:val="Table"/>
         <w:tblW w:type="pct" w:w="5000"/>
-        <w:jc w:val="left"/>
         <w:tblLayout w:type="fixed"/>
         <w:tblLook w:firstRow="1" w:lastRow="0" w:firstColumn="0" w:lastColumn="0" w:noHBand="0" w:noVBand="0" w:val="0020"/>
       </w:tblPr>
@@ -10619,7 +10198,6 @@
           <w:p>
             <w:pPr>
               <w:pStyle w:val="Compact"/>
-              <w:jc w:val="left"/>
             </w:pPr>
             <w:r>
               <w:t xml:space="preserve">Comando</w:t>
@@ -10631,7 +10209,6 @@
           <w:p>
             <w:pPr>
               <w:pStyle w:val="Compact"/>
-              <w:jc w:val="left"/>
             </w:pPr>
             <w:r>
               <w:t xml:space="preserve">Efecto</w:t>
@@ -10645,7 +10222,6 @@
           <w:p>
             <w:pPr>
               <w:pStyle w:val="Compact"/>
-              <w:jc w:val="left"/>
             </w:pPr>
             <w:r>
               <w:rPr>
@@ -10660,7 +10236,6 @@
           <w:p>
             <w:pPr>
               <w:pStyle w:val="Compact"/>
-              <w:jc w:val="left"/>
             </w:pPr>
             <w:r>
               <w:t xml:space="preserve">Enciende el motor de enrutamiento del switch (sin él, los SVIs no rutearán entre sí)</w:t>
@@ -10674,7 +10249,6 @@
           <w:p>
             <w:pPr>
               <w:pStyle w:val="Compact"/>
-              <w:jc w:val="left"/>
             </w:pPr>
             <w:r>
               <w:rPr>
@@ -10689,7 +10263,6 @@
           <w:p>
             <w:pPr>
               <w:pStyle w:val="Compact"/>
-              <w:jc w:val="left"/>
             </w:pPr>
             <w:r>
               <w:t xml:space="preserve">Crea/entra en el SVI de la VLAN 10</w:t>
@@ -10703,7 +10276,6 @@
           <w:p>
             <w:pPr>
               <w:pStyle w:val="Compact"/>
-              <w:jc w:val="left"/>
             </w:pPr>
             <w:r>
               <w:rPr>
@@ -10718,7 +10290,6 @@
           <w:p>
             <w:pPr>
               <w:pStyle w:val="Compact"/>
-              <w:jc w:val="left"/>
             </w:pPr>
             <w:r>
               <w:t xml:space="preserve">El gateway de esa VLAN (misma IP que en el router-on-a-stick)</w:t>
@@ -10732,7 +10303,6 @@
           <w:p>
             <w:pPr>
               <w:pStyle w:val="Compact"/>
-              <w:jc w:val="left"/>
             </w:pPr>
             <w:r>
               <w:rPr>
@@ -10747,7 +10317,6 @@
           <w:p>
             <w:pPr>
               <w:pStyle w:val="Compact"/>
-              <w:jc w:val="left"/>
             </w:pPr>
             <w:r>
               <w:t xml:space="preserve">Levanta el SVI (recuerda: si la VLAN no tiene ningún puerto UP, el SVI puede quedarse down/down)</w:t>
@@ -10846,8 +10415,8 @@
         </w:pict>
       </w:r>
     </w:p>
-    <w:bookmarkEnd w:id="81"/>
-    <w:bookmarkStart w:id="82" w:name="switch-capa-3-vs-router-on-a-stick"/>
+    <w:bookmarkEnd w:id="70"/>
+    <w:bookmarkStart w:id="71" w:name="switch-capa-3-vs-router-on-a-stick"/>
     <w:p>
       <w:pPr>
         <w:pStyle w:val="Heading2"/>
@@ -10868,7 +10437,6 @@
       <w:tblPr>
         <w:tblStyle w:val="Table"/>
         <w:tblW w:type="pct" w:w="5000"/>
-        <w:jc w:val="left"/>
         <w:tblLayout w:type="fixed"/>
         <w:tblLook w:firstRow="1" w:lastRow="0" w:firstColumn="0" w:lastColumn="0" w:noHBand="0" w:noVBand="0" w:val="0020"/>
       </w:tblPr>
@@ -10886,7 +10454,6 @@
           <w:p>
             <w:pPr>
               <w:pStyle w:val="Compact"/>
-              <w:jc w:val="left"/>
             </w:pPr>
             <w:r>
               <w:t xml:space="preserve">Aspecto</w:t>
@@ -10898,7 +10465,6 @@
           <w:p>
             <w:pPr>
               <w:pStyle w:val="Compact"/>
-              <w:jc w:val="left"/>
             </w:pPr>
             <w:r>
               <w:t xml:space="preserve">Router-on-a-stick</w:t>
@@ -10910,7 +10476,6 @@
           <w:p>
             <w:pPr>
               <w:pStyle w:val="Compact"/>
-              <w:jc w:val="left"/>
             </w:pPr>
             <w:r>
               <w:t xml:space="preserve">Switch capa 3 (SVIs)</w:t>
@@ -10924,7 +10489,6 @@
           <w:p>
             <w:pPr>
               <w:pStyle w:val="Compact"/>
-              <w:jc w:val="left"/>
             </w:pPr>
             <w:r>
               <w:t xml:space="preserve">Hardware extra</w:t>
@@ -10936,7 +10500,6 @@
           <w:p>
             <w:pPr>
               <w:pStyle w:val="Compact"/>
-              <w:jc w:val="left"/>
             </w:pPr>
             <w:r>
               <w:t xml:space="preserve">Un router (o el del laboratorio)</w:t>
@@ -10948,7 +10511,6 @@
           <w:p>
             <w:pPr>
               <w:pStyle w:val="Compact"/>
-              <w:jc w:val="left"/>
             </w:pPr>
             <w:r>
               <w:t xml:space="preserve">Ninguno (el switch lo hace)</w:t>
@@ -10962,7 +10524,6 @@
           <w:p>
             <w:pPr>
               <w:pStyle w:val="Compact"/>
-              <w:jc w:val="left"/>
             </w:pPr>
             <w:r>
               <w:t xml:space="preserve">Rendimiento</w:t>
@@ -10974,7 +10535,6 @@
           <w:p>
             <w:pPr>
               <w:pStyle w:val="Compact"/>
-              <w:jc w:val="left"/>
             </w:pPr>
             <w:r>
               <w:t xml:space="preserve">Limitado por la interfaz única (cuello de botella)</w:t>
@@ -10986,7 +10546,6 @@
           <w:p>
             <w:pPr>
               <w:pStyle w:val="Compact"/>
-              <w:jc w:val="left"/>
             </w:pPr>
             <w:r>
               <w:t xml:space="preserve">Routing en hardware, sin cuello de botella</w:t>
@@ -11000,7 +10559,6 @@
           <w:p>
             <w:pPr>
               <w:pStyle w:val="Compact"/>
-              <w:jc w:val="left"/>
             </w:pPr>
             <w:r>
               <w:t xml:space="preserve">Nº de VLANs</w:t>
@@ -11012,7 +10570,6 @@
           <w:p>
             <w:pPr>
               <w:pStyle w:val="Compact"/>
-              <w:jc w:val="left"/>
             </w:pPr>
             <w:r>
               <w:t xml:space="preserve">2-6 con comodidad; más, se satura</w:t>
@@ -11024,7 +10581,6 @@
           <w:p>
             <w:pPr>
               <w:pStyle w:val="Compact"/>
-              <w:jc w:val="left"/>
             </w:pPr>
             <w:r>
               <w:t xml:space="preserve">Decenas o cientos sin problema</w:t>
@@ -11038,7 +10594,6 @@
           <w:p>
             <w:pPr>
               <w:pStyle w:val="Compact"/>
-              <w:jc w:val="left"/>
             </w:pPr>
             <w:r>
               <w:t xml:space="preserve">Complejidad</w:t>
@@ -11050,7 +10605,6 @@
           <w:p>
             <w:pPr>
               <w:pStyle w:val="Compact"/>
-              <w:jc w:val="left"/>
             </w:pPr>
             <w:r>
               <w:t xml:space="preserve">Subinterfaces</w:t>
@@ -11077,7 +10631,6 @@
           <w:p>
             <w:pPr>
               <w:pStyle w:val="Compact"/>
-              <w:jc w:val="left"/>
             </w:pPr>
             <w:r>
               <w:rPr>
@@ -11115,7 +10668,6 @@
           <w:p>
             <w:pPr>
               <w:pStyle w:val="Compact"/>
-              <w:jc w:val="left"/>
             </w:pPr>
             <w:r>
               <w:t xml:space="preserve">Ideal para</w:t>
@@ -11127,7 +10679,6 @@
           <w:p>
             <w:pPr>
               <w:pStyle w:val="Compact"/>
-              <w:jc w:val="left"/>
             </w:pPr>
             <w:r>
               <w:t xml:space="preserve">Oficinas pequeñas, laboratorios, pruebas</w:t>
@@ -11139,7 +10690,6 @@
           <w:p>
             <w:pPr>
               <w:pStyle w:val="Compact"/>
-              <w:jc w:val="left"/>
             </w:pPr>
             <w:r>
               <w:t xml:space="preserve">Campus, core de red, oficinas con jaleo</w:t>
@@ -11153,7 +10703,6 @@
           <w:p>
             <w:pPr>
               <w:pStyle w:val="Compact"/>
-              <w:jc w:val="left"/>
             </w:pPr>
             <w:r>
               <w:t xml:space="preserve">Coste</w:t>
@@ -11165,7 +10714,6 @@
           <w:p>
             <w:pPr>
               <w:pStyle w:val="Compact"/>
-              <w:jc w:val="left"/>
             </w:pPr>
             <w:r>
               <w:t xml:space="preserve">Depende del router</w:t>
@@ -11177,7 +10725,6 @@
           <w:p>
             <w:pPr>
               <w:pStyle w:val="Compact"/>
-              <w:jc w:val="left"/>
             </w:pPr>
             <w:r>
               <w:t xml:space="preserve">El switch capa 3 es más caro que uno plano</w:t>
@@ -11207,13 +10754,7 @@
         <w:t xml:space="preserve"> </w:t>
       </w:r>
       <w:r>
-        <w:t xml:space="preserve">“</w:t>
-      </w:r>
-      <w:r>
-        <w:t xml:space="preserve">¿Una oficina de 15 personas? Router-on-a-stick y listo. ¿Un campus con mil usuarios? Switch capa 3 en el core. El router-on-a-stick con FastEthernet se ahoga cuando 4 VLANs generan 120 Mbps por una única interfaz de 100 Mbps: sube a Gigabit o pásate a SVIs.</w:t>
-      </w:r>
-      <w:r>
-        <w:t xml:space="preserve">”</w:t>
+        <w:t xml:space="preserve">“¿Una oficina de 15 personas? Router-on-a-stick y listo. ¿Un campus con mil usuarios? Switch capa 3 en el core. El router-on-a-stick con FastEthernet se ahoga cuando 4 VLANs generan 120 Mbps por una única interfaz de 100 Mbps: sube a Gigabit o pásate a SVIs.”</w:t>
       </w:r>
     </w:p>
     <w:p>
@@ -11223,8 +10764,8 @@
         </w:pict>
       </w:r>
     </w:p>
-    <w:bookmarkEnd w:id="82"/>
-    <w:bookmarkStart w:id="83" w:name="X7e812ea070b1b2e0af8c4bac22a5a571f60ac2d"/>
+    <w:bookmarkEnd w:id="71"/>
+    <w:bookmarkStart w:id="72" w:name="X7e812ea070b1b2e0af8c4bac22a5a571f60ac2d"/>
     <w:p>
       <w:pPr>
         <w:pStyle w:val="Heading2"/>
@@ -11243,7 +10784,7 @@
       <w:r>
         <w:t xml:space="preserve"> </w:t>
       </w:r>
-      <w:hyperlink r:id="rId27">
+      <w:hyperlink r:id="rId16">
         <w:r>
           <w:rPr>
             <w:rStyle w:val="Hyperlink"/>
@@ -11420,8 +10961,8 @@
         </w:pict>
       </w:r>
     </w:p>
-    <w:bookmarkEnd w:id="83"/>
-    <w:bookmarkStart w:id="84" w:name="mini-chequeo-3"/>
+    <w:bookmarkEnd w:id="72"/>
+    <w:bookmarkStart w:id="73" w:name="mini-chequeo-3"/>
     <w:p>
       <w:pPr>
         <w:pStyle w:val="Heading2"/>
@@ -11613,8 +11154,8 @@
         </w:pict>
       </w:r>
     </w:p>
-    <w:bookmarkEnd w:id="84"/>
-    <w:bookmarkStart w:id="85" w:name="resumen-en-3-frases-3"/>
+    <w:bookmarkEnd w:id="73"/>
+    <w:bookmarkStart w:id="74" w:name="resumen-en-3-frases-3"/>
     <w:p>
       <w:pPr>
         <w:pStyle w:val="Heading2"/>
@@ -11728,8 +11269,8 @@
         <w:t xml:space="preserve">Úsalo cuando el número de VLANs o el tráfico entre ellas sea grande; el router-on-a-stick basta para oficinas pequeñas.</w:t>
       </w:r>
     </w:p>
-    <w:bookmarkEnd w:id="85"/>
-    <w:bookmarkStart w:id="86" w:name="vocabulario-rápido-3"/>
+    <w:bookmarkEnd w:id="74"/>
+    <w:bookmarkStart w:id="75" w:name="vocabulario-rápido-3"/>
     <w:p>
       <w:pPr>
         <w:pStyle w:val="Heading2"/>
@@ -11742,7 +11283,6 @@
       <w:tblPr>
         <w:tblStyle w:val="Table"/>
         <w:tblW w:type="pct" w:w="5000"/>
-        <w:jc w:val="left"/>
         <w:tblLayout w:type="fixed"/>
         <w:tblLook w:firstRow="1" w:lastRow="0" w:firstColumn="0" w:lastColumn="0" w:noHBand="0" w:noVBand="0" w:val="0020"/>
       </w:tblPr>
@@ -11759,7 +11299,6 @@
           <w:p>
             <w:pPr>
               <w:pStyle w:val="Compact"/>
-              <w:jc w:val="left"/>
             </w:pPr>
             <w:r>
               <w:t xml:space="preserve">Término</w:t>
@@ -11771,7 +11310,6 @@
           <w:p>
             <w:pPr>
               <w:pStyle w:val="Compact"/>
-              <w:jc w:val="left"/>
             </w:pPr>
             <w:r>
               <w:t xml:space="preserve">Idea general</w:t>
@@ -11785,7 +11323,6 @@
           <w:p>
             <w:pPr>
               <w:pStyle w:val="Compact"/>
-              <w:jc w:val="left"/>
             </w:pPr>
             <w:r>
               <w:t xml:space="preserve">Switch capa 3</w:t>
@@ -11797,7 +11334,6 @@
           <w:p>
             <w:pPr>
               <w:pStyle w:val="Compact"/>
-              <w:jc w:val="left"/>
             </w:pPr>
             <w:r>
               <w:t xml:space="preserve">Switch multicapa que además enruta (IP)</w:t>
@@ -11811,7 +11347,6 @@
           <w:p>
             <w:pPr>
               <w:pStyle w:val="Compact"/>
-              <w:jc w:val="left"/>
             </w:pPr>
             <w:r>
               <w:t xml:space="preserve">SVI</w:t>
@@ -11823,7 +11358,6 @@
           <w:p>
             <w:pPr>
               <w:pStyle w:val="Compact"/>
-              <w:jc w:val="left"/>
             </w:pPr>
             <w:r>
               <w:t xml:space="preserve">Interfaz virtual de una VLAN (gateway interno)</w:t>
@@ -11837,7 +11371,6 @@
           <w:p>
             <w:pPr>
               <w:pStyle w:val="Compact"/>
-              <w:jc w:val="left"/>
             </w:pPr>
             <w:r>
               <w:rPr>
@@ -11852,7 +11385,6 @@
           <w:p>
             <w:pPr>
               <w:pStyle w:val="Compact"/>
-              <w:jc w:val="left"/>
             </w:pPr>
             <w:r>
               <w:t xml:space="preserve">Comando que activa el enrutamiento del switch</w:t>
@@ -11866,7 +11398,6 @@
           <w:p>
             <w:pPr>
               <w:pStyle w:val="Compact"/>
-              <w:jc w:val="left"/>
             </w:pPr>
             <w:r>
               <w:t xml:space="preserve">ASIC</w:t>
@@ -11878,7 +11409,6 @@
           <w:p>
             <w:pPr>
               <w:pStyle w:val="Compact"/>
-              <w:jc w:val="left"/>
             </w:pPr>
             <w:r>
               <w:t xml:space="preserve">Hardware del switch que reenvía a velocidad de línea</w:t>
@@ -11892,7 +11422,6 @@
           <w:p>
             <w:pPr>
               <w:pStyle w:val="Compact"/>
-              <w:jc w:val="left"/>
             </w:pPr>
             <w:r>
               <w:t xml:space="preserve">Cuello de botella</w:t>
@@ -11904,7 +11433,6 @@
           <w:p>
             <w:pPr>
               <w:pStyle w:val="Compact"/>
-              <w:jc w:val="left"/>
             </w:pPr>
             <w:r>
               <w:t xml:space="preserve">Interfaz única por la que pasa todo el tráfico inter-VLAN</w:t>
@@ -11930,7 +11458,7 @@
       <w:r>
         <w:t xml:space="preserve"> </w:t>
       </w:r>
-      <w:hyperlink r:id="rId49">
+      <w:hyperlink r:id="rId38">
         <w:r>
           <w:rPr>
             <w:rStyle w:val="Hyperlink"/>
@@ -11957,7 +11485,7 @@
       <w:r>
         <w:t xml:space="preserve"> </w:t>
       </w:r>
-      <w:hyperlink r:id="rId24">
+      <w:hyperlink r:id="rId13">
         <w:r>
           <w:rPr>
             <w:rStyle w:val="Hyperlink"/>
@@ -11984,7 +11512,7 @@
       <w:r>
         <w:t xml:space="preserve"> </w:t>
       </w:r>
-      <w:hyperlink r:id="rId26">
+      <w:hyperlink r:id="rId15">
         <w:r>
           <w:rPr>
             <w:rStyle w:val="Hyperlink"/>
@@ -11993,9 +11521,9 @@
         </w:r>
       </w:hyperlink>
     </w:p>
-    <w:bookmarkEnd w:id="86"/>
-    <w:bookmarkEnd w:id="87"/>
-    <w:bookmarkStart w:id="99" w:name="vtp-y-dtp"/>
+    <w:bookmarkEnd w:id="75"/>
+    <w:bookmarkEnd w:id="76"/>
+    <w:bookmarkStart w:id="88" w:name="vtp-y-dtp"/>
     <w:p>
       <w:pPr>
         <w:pStyle w:val="Heading1"/>
@@ -12059,7 +11587,7 @@
         </w:pict>
       </w:r>
     </w:p>
-    <w:bookmarkStart w:id="88" w:name="la-idea-en-una-frase-4"/>
+    <w:bookmarkStart w:id="77" w:name="la-idea-en-una-frase-4"/>
     <w:p>
       <w:pPr>
         <w:pStyle w:val="Heading2"/>
@@ -12125,13 +11653,7 @@
         <w:t xml:space="preserve"> </w:t>
       </w:r>
       <w:r>
-        <w:t xml:space="preserve">“</w:t>
-      </w:r>
-      <w:r>
-        <w:t xml:space="preserve">te hacen la vida fácil</w:t>
-      </w:r>
-      <w:r>
-        <w:t xml:space="preserve">”</w:t>
+        <w:t xml:space="preserve">“te hacen la vida fácil”</w:t>
       </w:r>
       <w:r>
         <w:t xml:space="preserve">… y ambos son la puerta de entrada a desastres de seguridad y VLANs que desaparecen.</w:t>
@@ -12165,8 +11687,8 @@
         </w:pict>
       </w:r>
     </w:p>
-    <w:bookmarkEnd w:id="88"/>
-    <w:bookmarkStart w:id="92" w:name="vtp-el-repartidor-de-vlans"/>
+    <w:bookmarkEnd w:id="77"/>
+    <w:bookmarkStart w:id="81" w:name="vtp-el-repartidor-de-vlans"/>
     <w:p>
       <w:pPr>
         <w:pStyle w:val="Heading2"/>
@@ -12186,13 +11708,7 @@
         <w:t xml:space="preserve"> </w:t>
       </w:r>
       <w:r>
-        <w:t xml:space="preserve">“</w:t>
-      </w:r>
-      <w:r>
-        <w:t xml:space="preserve">switch boss</w:t>
-      </w:r>
-      <w:r>
-        <w:t xml:space="preserve">”</w:t>
+        <w:t xml:space="preserve">“switch boss”</w:t>
       </w:r>
       <w:r>
         <w:t xml:space="preserve"> </w:t>
@@ -12201,7 +11717,7 @@
         <w:t xml:space="preserve">(server) al resto (clients). Cuando creas la VLAN 40 en el server, todos los switches de la red la aprenden solos por el trunk.</w:t>
       </w:r>
     </w:p>
-    <w:bookmarkStart w:id="89" w:name="los-tres-modos-vtp"/>
+    <w:bookmarkStart w:id="78" w:name="los-tres-modos-vtp"/>
     <w:p>
       <w:pPr>
         <w:pStyle w:val="Heading3"/>
@@ -12214,7 +11730,6 @@
       <w:tblPr>
         <w:tblStyle w:val="Table"/>
         <w:tblW w:type="pct" w:w="5000"/>
-        <w:jc w:val="left"/>
         <w:tblLayout w:type="fixed"/>
         <w:tblLook w:firstRow="1" w:lastRow="0" w:firstColumn="0" w:lastColumn="0" w:noHBand="0" w:noVBand="0" w:val="0020"/>
       </w:tblPr>
@@ -12234,7 +11749,6 @@
           <w:p>
             <w:pPr>
               <w:pStyle w:val="Compact"/>
-              <w:jc w:val="left"/>
             </w:pPr>
             <w:r>
               <w:t xml:space="preserve">Modo</w:t>
@@ -12246,7 +11760,6 @@
           <w:p>
             <w:pPr>
               <w:pStyle w:val="Compact"/>
-              <w:jc w:val="left"/>
             </w:pPr>
             <w:r>
               <w:t xml:space="preserve">¿Crea/modifica VLANs?</w:t>
@@ -12258,7 +11771,6 @@
           <w:p>
             <w:pPr>
               <w:pStyle w:val="Compact"/>
-              <w:jc w:val="left"/>
             </w:pPr>
             <w:r>
               <w:t xml:space="preserve">¿Recibe anuncios?</w:t>
@@ -12270,7 +11782,6 @@
           <w:p>
             <w:pPr>
               <w:pStyle w:val="Compact"/>
-              <w:jc w:val="left"/>
             </w:pPr>
             <w:r>
               <w:t xml:space="preserve">¿Propaga anuncios?</w:t>
@@ -12282,7 +11793,6 @@
           <w:p>
             <w:pPr>
               <w:pStyle w:val="Compact"/>
-              <w:jc w:val="left"/>
             </w:pPr>
             <w:r>
               <w:t xml:space="preserve">Uso típico</w:t>
@@ -12296,7 +11806,6 @@
           <w:p>
             <w:pPr>
               <w:pStyle w:val="Compact"/>
-              <w:jc w:val="left"/>
             </w:pPr>
             <w:r>
               <w:rPr>
@@ -12312,7 +11821,6 @@
           <w:p>
             <w:pPr>
               <w:pStyle w:val="Compact"/>
-              <w:jc w:val="left"/>
             </w:pPr>
             <w:r>
               <w:t xml:space="preserve">✅ Sí</w:t>
@@ -12324,7 +11832,6 @@
           <w:p>
             <w:pPr>
               <w:pStyle w:val="Compact"/>
-              <w:jc w:val="left"/>
             </w:pPr>
             <w:r>
               <w:t xml:space="preserve">Sí</w:t>
@@ -12336,7 +11843,6 @@
           <w:p>
             <w:pPr>
               <w:pStyle w:val="Compact"/>
-              <w:jc w:val="left"/>
             </w:pPr>
             <w:r>
               <w:t xml:space="preserve">Sí</w:t>
@@ -12348,7 +11854,6 @@
           <w:p>
             <w:pPr>
               <w:pStyle w:val="Compact"/>
-              <w:jc w:val="left"/>
             </w:pPr>
             <w:r>
               <w:t xml:space="preserve">El de referencia: es el</w:t>
@@ -12357,13 +11862,7 @@
               <w:t xml:space="preserve"> </w:t>
             </w:r>
             <w:r>
-              <w:t xml:space="preserve">“</w:t>
-            </w:r>
-            <w:r>
-              <w:t xml:space="preserve">catálogo</w:t>
-            </w:r>
-            <w:r>
-              <w:t xml:space="preserve">”</w:t>
+              <w:t xml:space="preserve">“catálogo”</w:t>
             </w:r>
             <w:r>
               <w:t xml:space="preserve"> </w:t>
@@ -12380,7 +11879,6 @@
           <w:p>
             <w:pPr>
               <w:pStyle w:val="Compact"/>
-              <w:jc w:val="left"/>
             </w:pPr>
             <w:r>
               <w:rPr>
@@ -12396,7 +11894,6 @@
           <w:p>
             <w:pPr>
               <w:pStyle w:val="Compact"/>
-              <w:jc w:val="left"/>
             </w:pPr>
             <w:r>
               <w:t xml:space="preserve">❌ No (solo copia)</w:t>
@@ -12408,7 +11905,6 @@
           <w:p>
             <w:pPr>
               <w:pStyle w:val="Compact"/>
-              <w:jc w:val="left"/>
             </w:pPr>
             <w:r>
               <w:t xml:space="preserve">Sí</w:t>
@@ -12420,7 +11916,6 @@
           <w:p>
             <w:pPr>
               <w:pStyle w:val="Compact"/>
-              <w:jc w:val="left"/>
             </w:pPr>
             <w:r>
               <w:t xml:space="preserve">Sí (los reenvía)</w:t>
@@ -12432,7 +11927,6 @@
           <w:p>
             <w:pPr>
               <w:pStyle w:val="Compact"/>
-              <w:jc w:val="left"/>
             </w:pPr>
             <w:r>
               <w:t xml:space="preserve">Switches de distribución que siguen al server</w:t>
@@ -12446,7 +11940,6 @@
           <w:p>
             <w:pPr>
               <w:pStyle w:val="Compact"/>
-              <w:jc w:val="left"/>
             </w:pPr>
             <w:r>
               <w:rPr>
@@ -12462,7 +11955,6 @@
           <w:p>
             <w:pPr>
               <w:pStyle w:val="Compact"/>
-              <w:jc w:val="left"/>
             </w:pPr>
             <w:r>
               <w:t xml:space="preserve">✅ Sí (locales)</w:t>
@@ -12474,7 +11966,6 @@
           <w:p>
             <w:pPr>
               <w:pStyle w:val="Compact"/>
-              <w:jc w:val="left"/>
             </w:pPr>
             <w:r>
               <w:t xml:space="preserve">No (los ignora)</w:t>
@@ -12486,7 +11977,6 @@
           <w:p>
             <w:pPr>
               <w:pStyle w:val="Compact"/>
-              <w:jc w:val="left"/>
             </w:pPr>
             <w:r>
               <w:t xml:space="preserve">Sí (los deja pasar)</w:t>
@@ -12498,7 +11988,6 @@
           <w:p>
             <w:pPr>
               <w:pStyle w:val="Compact"/>
-              <w:jc w:val="left"/>
             </w:pPr>
             <w:r>
               <w:t xml:space="preserve">La</w:t>
@@ -12507,13 +11996,7 @@
               <w:t xml:space="preserve"> </w:t>
             </w:r>
             <w:r>
-              <w:t xml:space="preserve">“</w:t>
-            </w:r>
-            <w:r>
-              <w:t xml:space="preserve">isla</w:t>
-            </w:r>
-            <w:r>
-              <w:t xml:space="preserve">”</w:t>
+              <w:t xml:space="preserve">“isla”</w:t>
             </w:r>
             <w:r>
               <w:t xml:space="preserve">: VLANs propias, no participa</w:t>
@@ -12561,13 +12044,7 @@
         <w:t xml:space="preserve"> </w:t>
       </w:r>
       <w:r>
-        <w:t xml:space="preserve">“</w:t>
-      </w:r>
-      <w:r>
-        <w:t xml:space="preserve">se lo traga</w:t>
-      </w:r>
-      <w:r>
-        <w:t xml:space="preserve">”</w:t>
+        <w:t xml:space="preserve">“se lo traga”</w:t>
       </w:r>
       <w:r>
         <w:t xml:space="preserve"> </w:t>
@@ -12605,8 +12082,8 @@
         <w:t xml:space="preserve">es el recomendado: no envía ni procesa anuncios VTP en absoluto.</w:t>
       </w:r>
     </w:p>
-    <w:bookmarkEnd w:id="89"/>
-    <w:bookmarkStart w:id="90" w:name="Xd373e7eb1af6a25a7e774435953febb978e7c92"/>
+    <w:bookmarkEnd w:id="78"/>
+    <w:bookmarkStart w:id="79" w:name="Xd373e7eb1af6a25a7e774435953febb978e7c92"/>
     <w:p>
       <w:pPr>
         <w:pStyle w:val="Heading3"/>
@@ -12779,10 +12256,7 @@
         <w:t xml:space="preserve"> </w:t>
       </w:r>
       <w:r>
-        <w:t xml:space="preserve">“</w:t>
-      </w:r>
-      <w:r>
-        <w:t xml:space="preserve">¿VTP? En mi red no. Primero: revision number 500 y adiós VLANs. Segundo: si un atacante se ata a un trunk y anuncia revision más alta, borra la red desde el parking. Recomendación oficial de la industria:</w:t>
+        <w:t xml:space="preserve">“¿VTP? En mi red no. Primero: revision number 500 y adiós VLANs. Segundo: si un atacante se ata a un trunk y anuncia revision más alta, borra la red desde el parking. Recomendación oficial de la industria:</w:t>
       </w:r>
       <w:r>
         <w:t xml:space="preserve"> </w:t>
@@ -12811,14 +12285,11 @@
         <w:t xml:space="preserve">off</w:t>
       </w:r>
       <w:r>
-        <w:t xml:space="preserve">). Las VLANs se configuran a mano y se documentan.</w:t>
-      </w:r>
-      <w:r>
-        <w:t xml:space="preserve">”</w:t>
-      </w:r>
-    </w:p>
-    <w:bookmarkEnd w:id="90"/>
-    <w:bookmarkStart w:id="91" w:name="cómo-evitar-el-desastre"/>
+        <w:t xml:space="preserve">). Las VLANs se configuran a mano y se documentan.”</w:t>
+      </w:r>
+    </w:p>
+    <w:bookmarkEnd w:id="79"/>
+    <w:bookmarkStart w:id="80" w:name="cómo-evitar-el-desastre"/>
     <w:p>
       <w:pPr>
         <w:pStyle w:val="Heading3"/>
@@ -12951,9 +12422,9 @@
         </w:pict>
       </w:r>
     </w:p>
-    <w:bookmarkEnd w:id="91"/>
-    <w:bookmarkEnd w:id="92"/>
-    <w:bookmarkStart w:id="94" w:name="dtp-el-negociador-de-trunks"/>
+    <w:bookmarkEnd w:id="80"/>
+    <w:bookmarkEnd w:id="81"/>
+    <w:bookmarkStart w:id="83" w:name="dtp-el-negociador-de-trunks"/>
     <w:p>
       <w:pPr>
         <w:pStyle w:val="Heading2"/>
@@ -12988,13 +12459,7 @@
         <w:t xml:space="preserve"> </w:t>
       </w:r>
       <w:r>
-        <w:t xml:space="preserve">“</w:t>
-      </w:r>
-      <w:r>
-        <w:t xml:space="preserve">¿te hago trunk?</w:t>
-      </w:r>
-      <w:r>
-        <w:t xml:space="preserve">”</w:t>
+        <w:t xml:space="preserve">“¿te hago trunk?”</w:t>
       </w:r>
       <w:r>
         <w:t xml:space="preserve"> </w:t>
@@ -13007,7 +12472,6 @@
       <w:tblPr>
         <w:tblStyle w:val="Table"/>
         <w:tblW w:type="pct" w:w="5000"/>
-        <w:jc w:val="left"/>
         <w:tblLayout w:type="fixed"/>
         <w:tblLook w:firstRow="1" w:lastRow="0" w:firstColumn="0" w:lastColumn="0" w:noHBand="0" w:noVBand="0" w:val="0020"/>
       </w:tblPr>
@@ -13025,7 +12489,6 @@
           <w:p>
             <w:pPr>
               <w:pStyle w:val="Compact"/>
-              <w:jc w:val="left"/>
             </w:pPr>
             <w:r>
               <w:t xml:space="preserve">Modo de puerto</w:t>
@@ -13037,7 +12500,6 @@
           <w:p>
             <w:pPr>
               <w:pStyle w:val="Compact"/>
-              <w:jc w:val="left"/>
             </w:pPr>
             <w:r>
               <w:t xml:space="preserve">¿Negocia con DTP?</w:t>
@@ -13049,7 +12511,6 @@
           <w:p>
             <w:pPr>
               <w:pStyle w:val="Compact"/>
-              <w:jc w:val="left"/>
             </w:pPr>
             <w:r>
               <w:t xml:space="preserve">¿Puede volverse trunk?</w:t>
@@ -13063,7 +12524,6 @@
           <w:p>
             <w:pPr>
               <w:pStyle w:val="Compact"/>
-              <w:jc w:val="left"/>
             </w:pPr>
             <w:r>
               <w:rPr>
@@ -13078,7 +12538,6 @@
           <w:p>
             <w:pPr>
               <w:pStyle w:val="Compact"/>
-              <w:jc w:val="left"/>
             </w:pPr>
             <w:r>
               <w:t xml:space="preserve">No</w:t>
@@ -13090,7 +12549,6 @@
           <w:p>
             <w:pPr>
               <w:pStyle w:val="Compact"/>
-              <w:jc w:val="left"/>
             </w:pPr>
             <w:r>
               <w:t xml:space="preserve">No</w:t>
@@ -13104,7 +12562,6 @@
           <w:p>
             <w:pPr>
               <w:pStyle w:val="Compact"/>
-              <w:jc w:val="left"/>
             </w:pPr>
             <w:r>
               <w:rPr>
@@ -13119,7 +12576,6 @@
           <w:p>
             <w:pPr>
               <w:pStyle w:val="Compact"/>
-              <w:jc w:val="left"/>
             </w:pPr>
             <w:r>
               <w:t xml:space="preserve">Sí (desactivable)</w:t>
@@ -13131,7 +12587,6 @@
           <w:p>
             <w:pPr>
               <w:pStyle w:val="Compact"/>
-              <w:jc w:val="left"/>
             </w:pPr>
             <w:r>
               <w:t xml:space="preserve">Ya es trunk</w:t>
@@ -13145,7 +12600,6 @@
           <w:p>
             <w:pPr>
               <w:pStyle w:val="Compact"/>
-              <w:jc w:val="left"/>
             </w:pPr>
             <w:r>
               <w:rPr>
@@ -13160,7 +12614,6 @@
           <w:p>
             <w:pPr>
               <w:pStyle w:val="Compact"/>
-              <w:jc w:val="left"/>
             </w:pPr>
             <w:r>
               <w:t xml:space="preserve">Sí (propone)</w:t>
@@ -13172,7 +12625,6 @@
           <w:p>
             <w:pPr>
               <w:pStyle w:val="Compact"/>
-              <w:jc w:val="left"/>
             </w:pPr>
             <w:r>
               <w:t xml:space="preserve">Sí, negocia de forma activa</w:t>
@@ -13186,7 +12638,6 @@
           <w:p>
             <w:pPr>
               <w:pStyle w:val="Compact"/>
-              <w:jc w:val="left"/>
             </w:pPr>
             <w:r>
               <w:rPr>
@@ -13201,7 +12652,6 @@
           <w:p>
             <w:pPr>
               <w:pStyle w:val="Compact"/>
-              <w:jc w:val="left"/>
             </w:pPr>
             <w:r>
               <w:t xml:space="preserve">Sí (acepta)</w:t>
@@ -13213,7 +12663,6 @@
           <w:p>
             <w:pPr>
               <w:pStyle w:val="Compact"/>
-              <w:jc w:val="left"/>
             </w:pPr>
             <w:r>
               <w:t xml:space="preserve">Sí, si el otro propone</w:t>
@@ -13227,7 +12676,6 @@
           <w:p>
             <w:pPr>
               <w:pStyle w:val="Compact"/>
-              <w:jc w:val="left"/>
             </w:pPr>
             <w:r>
               <w:rPr>
@@ -13242,7 +12690,6 @@
           <w:p>
             <w:pPr>
               <w:pStyle w:val="Compact"/>
-              <w:jc w:val="left"/>
             </w:pPr>
             <w:r>
               <w:t xml:space="preserve">No (nunca emite DTP)</w:t>
@@ -13254,7 +12701,6 @@
           <w:p>
             <w:pPr>
               <w:pStyle w:val="Compact"/>
-              <w:jc w:val="left"/>
             </w:pPr>
             <w:r>
               <w:t xml:space="preserve">Solo si se declara trunk a mano</w:t>
@@ -13263,7 +12709,7 @@
         </w:tc>
       </w:tr>
     </w:tbl>
-    <w:bookmarkStart w:id="93" w:name="el-riesgo-de-seguridad-de-dtp"/>
+    <w:bookmarkStart w:id="82" w:name="el-riesgo-de-seguridad-de-dtp"/>
     <w:p>
       <w:pPr>
         <w:pStyle w:val="Heading3"/>
@@ -13329,7 +12775,7 @@
       <w:r>
         <w:t xml:space="preserve"> </w:t>
       </w:r>
-      <w:hyperlink r:id="rId27">
+      <w:hyperlink r:id="rId16">
         <w:r>
           <w:rPr>
             <w:rStyle w:val="Hyperlink"/>
@@ -13486,9 +12932,9 @@
         </w:pict>
       </w:r>
     </w:p>
-    <w:bookmarkEnd w:id="93"/>
-    <w:bookmarkEnd w:id="94"/>
-    <w:bookmarkStart w:id="95" w:name="verificación-y-comandos"/>
+    <w:bookmarkEnd w:id="82"/>
+    <w:bookmarkEnd w:id="83"/>
+    <w:bookmarkStart w:id="84" w:name="verificación-y-comandos"/>
     <w:p>
       <w:pPr>
         <w:pStyle w:val="Heading2"/>
@@ -13651,8 +13097,8 @@
         </w:pict>
       </w:r>
     </w:p>
-    <w:bookmarkEnd w:id="95"/>
-    <w:bookmarkStart w:id="96" w:name="mini-chequeo-4"/>
+    <w:bookmarkEnd w:id="84"/>
+    <w:bookmarkStart w:id="85" w:name="mini-chequeo-4"/>
     <w:p>
       <w:pPr>
         <w:pStyle w:val="Heading2"/>
@@ -13676,13 +13122,7 @@
         <w:t xml:space="preserve"> </w:t>
       </w:r>
       <w:r>
-        <w:t xml:space="preserve">“</w:t>
-      </w:r>
-      <w:r>
-        <w:t xml:space="preserve">usado</w:t>
-      </w:r>
-      <w:r>
-        <w:t xml:space="preserve">”</w:t>
+        <w:t xml:space="preserve">“usado”</w:t>
       </w:r>
       <w:r>
         <w:t xml:space="preserve"> </w:t>
@@ -13910,8 +13350,8 @@
         </w:pict>
       </w:r>
     </w:p>
-    <w:bookmarkEnd w:id="96"/>
-    <w:bookmarkStart w:id="97" w:name="resumen-en-3-frases-4"/>
+    <w:bookmarkEnd w:id="85"/>
+    <w:bookmarkStart w:id="86" w:name="resumen-en-3-frases-4"/>
     <w:p>
       <w:pPr>
         <w:pStyle w:val="Heading2"/>
@@ -14051,8 +13491,8 @@
         <w:t xml:space="preserve">en todos los trunks.</w:t>
       </w:r>
     </w:p>
-    <w:bookmarkEnd w:id="97"/>
-    <w:bookmarkStart w:id="98" w:name="vocabulario-rápido-4"/>
+    <w:bookmarkEnd w:id="86"/>
+    <w:bookmarkStart w:id="87" w:name="vocabulario-rápido-4"/>
     <w:p>
       <w:pPr>
         <w:pStyle w:val="Heading2"/>
@@ -14065,7 +13505,6 @@
       <w:tblPr>
         <w:tblStyle w:val="Table"/>
         <w:tblW w:type="pct" w:w="5000"/>
-        <w:jc w:val="left"/>
         <w:tblLayout w:type="fixed"/>
         <w:tblLook w:firstRow="1" w:lastRow="0" w:firstColumn="0" w:lastColumn="0" w:noHBand="0" w:noVBand="0" w:val="0020"/>
       </w:tblPr>
@@ -14082,7 +13521,6 @@
           <w:p>
             <w:pPr>
               <w:pStyle w:val="Compact"/>
-              <w:jc w:val="left"/>
             </w:pPr>
             <w:r>
               <w:t xml:space="preserve">Término</w:t>
@@ -14094,7 +13532,6 @@
           <w:p>
             <w:pPr>
               <w:pStyle w:val="Compact"/>
-              <w:jc w:val="left"/>
             </w:pPr>
             <w:r>
               <w:t xml:space="preserve">Idea general</w:t>
@@ -14108,7 +13545,6 @@
           <w:p>
             <w:pPr>
               <w:pStyle w:val="Compact"/>
-              <w:jc w:val="left"/>
             </w:pPr>
             <w:r>
               <w:t xml:space="preserve">VTP</w:t>
@@ -14120,7 +13556,6 @@
           <w:p>
             <w:pPr>
               <w:pStyle w:val="Compact"/>
-              <w:jc w:val="left"/>
             </w:pPr>
             <w:r>
               <w:t xml:space="preserve">Protocolo que distribuye las VLANs por la red (server/client/transparent)</w:t>
@@ -14134,7 +13569,6 @@
           <w:p>
             <w:pPr>
               <w:pStyle w:val="Compact"/>
-              <w:jc w:val="left"/>
             </w:pPr>
             <w:r>
               <w:t xml:space="preserve">Revision number</w:t>
@@ -14146,7 +13580,6 @@
           <w:p>
             <w:pPr>
               <w:pStyle w:val="Compact"/>
-              <w:jc w:val="left"/>
             </w:pPr>
             <w:r>
               <w:t xml:space="preserve">Contador de la base VTP; el más alto manda</w:t>
@@ -14160,7 +13593,6 @@
           <w:p>
             <w:pPr>
               <w:pStyle w:val="Compact"/>
-              <w:jc w:val="left"/>
             </w:pPr>
             <w:r>
               <w:t xml:space="preserve">VTP transparent</w:t>
@@ -14172,7 +13604,6 @@
           <w:p>
             <w:pPr>
               <w:pStyle w:val="Compact"/>
-              <w:jc w:val="left"/>
             </w:pPr>
             <w:r>
               <w:t xml:space="preserve">No participa, solo reenvía anuncios</w:t>
@@ -14186,7 +13617,6 @@
           <w:p>
             <w:pPr>
               <w:pStyle w:val="Compact"/>
-              <w:jc w:val="left"/>
             </w:pPr>
             <w:r>
               <w:t xml:space="preserve">DTP</w:t>
@@ -14198,7 +13628,6 @@
           <w:p>
             <w:pPr>
               <w:pStyle w:val="Compact"/>
-              <w:jc w:val="left"/>
             </w:pPr>
             <w:r>
               <w:t xml:space="preserve">Protocolo que negocia si un puerto es trunk o access</w:t>
@@ -14212,7 +13641,6 @@
           <w:p>
             <w:pPr>
               <w:pStyle w:val="Compact"/>
-              <w:jc w:val="left"/>
             </w:pPr>
             <w:r>
               <w:rPr>
@@ -14227,7 +13655,6 @@
           <w:p>
             <w:pPr>
               <w:pStyle w:val="Compact"/>
-              <w:jc w:val="left"/>
             </w:pPr>
             <w:r>
               <w:t xml:space="preserve">Apaga la negociación DTP en el puerto</w:t>
@@ -14241,7 +13668,6 @@
           <w:p>
             <w:pPr>
               <w:pStyle w:val="Compact"/>
-              <w:jc w:val="left"/>
             </w:pPr>
             <w:r>
               <w:t xml:space="preserve">VLAN hopping</w:t>
@@ -14253,7 +13679,6 @@
           <w:p>
             <w:pPr>
               <w:pStyle w:val="Compact"/>
-              <w:jc w:val="left"/>
             </w:pPr>
             <w:r>
               <w:t xml:space="preserve">Ataque que negocia un trunk para acceder a todas las VLANs</w:t>
@@ -14279,7 +13704,7 @@
       <w:r>
         <w:t xml:space="preserve"> </w:t>
       </w:r>
-      <w:hyperlink r:id="rId49">
+      <w:hyperlink r:id="rId38">
         <w:r>
           <w:rPr>
             <w:rStyle w:val="Hyperlink"/>
@@ -14306,7 +13731,7 @@
       <w:r>
         <w:t xml:space="preserve"> </w:t>
       </w:r>
-      <w:hyperlink r:id="rId25">
+      <w:hyperlink r:id="rId14">
         <w:r>
           <w:rPr>
             <w:rStyle w:val="Hyperlink"/>
@@ -14333,7 +13758,7 @@
       <w:r>
         <w:t xml:space="preserve"> </w:t>
       </w:r>
-      <w:hyperlink r:id="rId27">
+      <w:hyperlink r:id="rId16">
         <w:r>
           <w:rPr>
             <w:rStyle w:val="Hyperlink"/>
@@ -14342,9 +13767,9 @@
         </w:r>
       </w:hyperlink>
     </w:p>
-    <w:bookmarkEnd w:id="98"/>
-    <w:bookmarkEnd w:id="99"/>
-    <w:bookmarkStart w:id="108" w:name="seguridad-en-vlans"/>
+    <w:bookmarkEnd w:id="87"/>
+    <w:bookmarkEnd w:id="88"/>
+    <w:bookmarkStart w:id="97" w:name="seguridad-en-vlans"/>
     <w:p>
       <w:pPr>
         <w:pStyle w:val="Heading1"/>
@@ -14408,7 +13833,7 @@
         </w:pict>
       </w:r>
     </w:p>
-    <w:bookmarkStart w:id="100" w:name="la-idea-en-una-frase-5"/>
+    <w:bookmarkStart w:id="89" w:name="la-idea-en-una-frase-5"/>
     <w:p>
       <w:pPr>
         <w:pStyle w:val="Heading2"/>
@@ -14501,8 +13926,8 @@
         </w:pict>
       </w:r>
     </w:p>
-    <w:bookmarkEnd w:id="100"/>
-    <w:bookmarkStart w:id="101" w:name="vacl-el-filtro-dentro-de-la-vlan"/>
+    <w:bookmarkEnd w:id="89"/>
+    <w:bookmarkStart w:id="90" w:name="vacl-el-filtro-dentro-de-la-vlan"/>
     <w:p>
       <w:pPr>
         <w:pStyle w:val="Heading2"/>
@@ -14883,7 +14308,6 @@
       <w:tblPr>
         <w:tblStyle w:val="Table"/>
         <w:tblW w:type="pct" w:w="5000"/>
-        <w:jc w:val="left"/>
         <w:tblLayout w:type="fixed"/>
         <w:tblLook w:firstRow="1" w:lastRow="0" w:firstColumn="0" w:lastColumn="0" w:noHBand="0" w:noVBand="0" w:val="0020"/>
       </w:tblPr>
@@ -14900,7 +14324,6 @@
           <w:p>
             <w:pPr>
               <w:pStyle w:val="Compact"/>
-              <w:jc w:val="left"/>
             </w:pPr>
             <w:r>
               <w:t xml:space="preserve">Comando</w:t>
@@ -14912,7 +14335,6 @@
           <w:p>
             <w:pPr>
               <w:pStyle w:val="Compact"/>
-              <w:jc w:val="left"/>
             </w:pPr>
             <w:r>
               <w:t xml:space="preserve">Qué hace</w:t>
@@ -14926,7 +14348,6 @@
           <w:p>
             <w:pPr>
               <w:pStyle w:val="Compact"/>
-              <w:jc w:val="left"/>
             </w:pPr>
             <w:r>
               <w:rPr>
@@ -14941,7 +14362,6 @@
           <w:p>
             <w:pPr>
               <w:pStyle w:val="Compact"/>
-              <w:jc w:val="left"/>
             </w:pPr>
             <w:r>
               <w:t xml:space="preserve">Crea reglas secuenciales (se prueban en orden)</w:t>
@@ -14955,7 +14375,6 @@
           <w:p>
             <w:pPr>
               <w:pStyle w:val="Compact"/>
-              <w:jc w:val="left"/>
             </w:pPr>
             <w:r>
               <w:rPr>
@@ -14970,7 +14389,6 @@
           <w:p>
             <w:pPr>
               <w:pStyle w:val="Compact"/>
-              <w:jc w:val="left"/>
             </w:pPr>
             <w:r>
               <w:t xml:space="preserve">Qué tráfico evalúa esa regla</w:t>
@@ -14984,7 +14402,6 @@
           <w:p>
             <w:pPr>
               <w:pStyle w:val="Compact"/>
-              <w:jc w:val="left"/>
             </w:pPr>
             <w:r>
               <w:rPr>
@@ -15014,7 +14431,6 @@
           <w:p>
             <w:pPr>
               <w:pStyle w:val="Compact"/>
-              <w:jc w:val="left"/>
             </w:pPr>
             <w:r>
               <w:t xml:space="preserve">Qué hacer con el tráfico que case</w:t>
@@ -15028,7 +14444,6 @@
           <w:p>
             <w:pPr>
               <w:pStyle w:val="Compact"/>
-              <w:jc w:val="left"/>
             </w:pPr>
             <w:r>
               <w:rPr>
@@ -15043,7 +14458,6 @@
           <w:p>
             <w:pPr>
               <w:pStyle w:val="Compact"/>
-              <w:jc w:val="left"/>
             </w:pPr>
             <w:r>
               <w:t xml:space="preserve">Aplica el mapa a la VLAN 10</w:t>
@@ -15115,8 +14529,8 @@
         </w:pict>
       </w:r>
     </w:p>
-    <w:bookmarkEnd w:id="101"/>
-    <w:bookmarkStart w:id="102" w:name="X41e7f841a808ffd09581170b3dfda91df0d9233"/>
+    <w:bookmarkEnd w:id="90"/>
+    <w:bookmarkStart w:id="91" w:name="X41e7f841a808ffd09581170b3dfda91df0d9233"/>
     <w:p>
       <w:pPr>
         <w:pStyle w:val="Heading2"/>
@@ -15176,7 +14590,6 @@
       <w:tblPr>
         <w:tblStyle w:val="Table"/>
         <w:tblW w:type="pct" w:w="5000"/>
-        <w:jc w:val="left"/>
         <w:tblLayout w:type="fixed"/>
         <w:tblLook w:firstRow="1" w:lastRow="0" w:firstColumn="0" w:lastColumn="0" w:noHBand="0" w:noVBand="0" w:val="0020"/>
       </w:tblPr>
@@ -15193,7 +14606,6 @@
           <w:p>
             <w:pPr>
               <w:pStyle w:val="Compact"/>
-              <w:jc w:val="left"/>
             </w:pPr>
             <w:r>
               <w:t xml:space="preserve">Tipo de puerto PVLAN</w:t>
@@ -15205,7 +14617,6 @@
           <w:p>
             <w:pPr>
               <w:pStyle w:val="Compact"/>
-              <w:jc w:val="left"/>
             </w:pPr>
             <w:r>
               <w:t xml:space="preserve">Qué puede hacer</w:t>
@@ -15219,7 +14630,6 @@
           <w:p>
             <w:pPr>
               <w:pStyle w:val="Compact"/>
-              <w:jc w:val="left"/>
             </w:pPr>
             <w:r>
               <w:rPr>
@@ -15235,7 +14645,6 @@
           <w:p>
             <w:pPr>
               <w:pStyle w:val="Compact"/>
-              <w:jc w:val="left"/>
             </w:pPr>
             <w:r>
               <w:t xml:space="preserve">Habla con todos (normalmente el gateway o el router)</w:t>
@@ -15249,7 +14658,6 @@
           <w:p>
             <w:pPr>
               <w:pStyle w:val="Compact"/>
-              <w:jc w:val="left"/>
             </w:pPr>
             <w:r>
               <w:rPr>
@@ -15265,7 +14673,6 @@
           <w:p>
             <w:pPr>
               <w:pStyle w:val="Compact"/>
-              <w:jc w:val="left"/>
             </w:pPr>
             <w:r>
               <w:t xml:space="preserve">Solo habla con el promiscuous (nada con otros isolated)</w:t>
@@ -15279,7 +14686,6 @@
           <w:p>
             <w:pPr>
               <w:pStyle w:val="Compact"/>
-              <w:jc w:val="left"/>
             </w:pPr>
             <w:r>
               <w:rPr>
@@ -15295,7 +14701,6 @@
           <w:p>
             <w:pPr>
               <w:pStyle w:val="Compact"/>
-              <w:jc w:val="left"/>
             </w:pPr>
             <w:r>
               <w:t xml:space="preserve">Habla con su comunidad y el promiscuous</w:t>
@@ -15398,13 +14803,7 @@
         <w:t xml:space="preserve"> </w:t>
       </w:r>
       <w:r>
-        <w:t xml:space="preserve">“</w:t>
-      </w:r>
-      <w:r>
-        <w:t xml:space="preserve">isolated</w:t>
-      </w:r>
-      <w:r>
-        <w:t xml:space="preserve">”</w:t>
+        <w:t xml:space="preserve">“isolated”</w:t>
       </w:r>
       <w:r>
         <w:t xml:space="preserve"> </w:t>
@@ -15416,13 +14815,7 @@
         <w:t xml:space="preserve"> </w:t>
       </w:r>
       <w:r>
-        <w:t xml:space="preserve">“</w:t>
-      </w:r>
-      <w:r>
-        <w:t xml:space="preserve">community</w:t>
-      </w:r>
-      <w:r>
-        <w:t xml:space="preserve">”</w:t>
+        <w:t xml:space="preserve">“community”</w:t>
       </w:r>
       <w:r>
         <w:t xml:space="preserve"> </w:t>
@@ -15438,8 +14831,8 @@
         </w:pict>
       </w:r>
     </w:p>
-    <w:bookmarkEnd w:id="102"/>
-    <w:bookmarkStart w:id="103" w:name="vlan-hopping-el-salto-de-vlan"/>
+    <w:bookmarkEnd w:id="91"/>
+    <w:bookmarkStart w:id="92" w:name="vlan-hopping-el-salto-de-vlan"/>
     <w:p>
       <w:pPr>
         <w:pStyle w:val="Heading2"/>
@@ -15460,7 +14853,6 @@
       <w:tblPr>
         <w:tblStyle w:val="Table"/>
         <w:tblW w:type="pct" w:w="5000"/>
-        <w:jc w:val="left"/>
         <w:tblLayout w:type="fixed"/>
         <w:tblLook w:firstRow="1" w:lastRow="0" w:firstColumn="0" w:lastColumn="0" w:noHBand="0" w:noVBand="0" w:val="0020"/>
       </w:tblPr>
@@ -15478,7 +14870,6 @@
           <w:p>
             <w:pPr>
               <w:pStyle w:val="Compact"/>
-              <w:jc w:val="left"/>
             </w:pPr>
             <w:r>
               <w:t xml:space="preserve">Vector</w:t>
@@ -15490,7 +14881,6 @@
           <w:p>
             <w:pPr>
               <w:pStyle w:val="Compact"/>
-              <w:jc w:val="left"/>
             </w:pPr>
             <w:r>
               <w:t xml:space="preserve">Cómo funciona</w:t>
@@ -15502,7 +14892,6 @@
           <w:p>
             <w:pPr>
               <w:pStyle w:val="Compact"/>
-              <w:jc w:val="left"/>
             </w:pPr>
             <w:r>
               <w:t xml:space="preserve">Defensa</w:t>
@@ -15516,7 +14905,6 @@
           <w:p>
             <w:pPr>
               <w:pStyle w:val="Compact"/>
-              <w:jc w:val="left"/>
             </w:pPr>
             <w:r>
               <w:rPr>
@@ -15532,7 +14920,6 @@
           <w:p>
             <w:pPr>
               <w:pStyle w:val="Compact"/>
-              <w:jc w:val="left"/>
             </w:pPr>
             <w:r>
               <w:t xml:space="preserve">El atacante pide trunk por DTP y su portátil recibe todas las VLANs</w:t>
@@ -15544,7 +14931,6 @@
           <w:p>
             <w:pPr>
               <w:pStyle w:val="Compact"/>
-              <w:jc w:val="left"/>
             </w:pPr>
             <w:r>
               <w:rPr>
@@ -15594,7 +14980,6 @@
           <w:p>
             <w:pPr>
               <w:pStyle w:val="Compact"/>
-              <w:jc w:val="left"/>
             </w:pPr>
             <w:r>
               <w:rPr>
@@ -15610,7 +14995,6 @@
           <w:p>
             <w:pPr>
               <w:pStyle w:val="Compact"/>
-              <w:jc w:val="left"/>
             </w:pPr>
             <w:r>
               <w:t xml:space="preserve">Envía una trama con</w:t>
@@ -15635,7 +15019,6 @@
           <w:p>
             <w:pPr>
               <w:pStyle w:val="Compact"/>
-              <w:jc w:val="left"/>
             </w:pPr>
             <w:r>
               <w:t xml:space="preserve">Native VLAN cambiada y</w:t>
@@ -15747,8 +15130,8 @@
         </w:pict>
       </w:r>
     </w:p>
-    <w:bookmarkEnd w:id="103"/>
-    <w:bookmarkStart w:id="104" w:name="hardening-básico-de-vlans-checklist"/>
+    <w:bookmarkEnd w:id="92"/>
+    <w:bookmarkStart w:id="93" w:name="hardening-básico-de-vlans-checklist"/>
     <w:p>
       <w:pPr>
         <w:pStyle w:val="Heading2"/>
@@ -15768,13 +15151,7 @@
         <w:t xml:space="preserve"> </w:t>
       </w:r>
       <w:r>
-        <w:t xml:space="preserve">“</w:t>
-      </w:r>
-      <w:r>
-        <w:t xml:space="preserve">ritual</w:t>
-      </w:r>
-      <w:r>
-        <w:t xml:space="preserve">”</w:t>
+        <w:t xml:space="preserve">“ritual”</w:t>
       </w:r>
       <w:r>
         <w:t xml:space="preserve"> </w:t>
@@ -15787,7 +15164,6 @@
       <w:tblPr>
         <w:tblStyle w:val="Table"/>
         <w:tblW w:type="pct" w:w="5000"/>
-        <w:jc w:val="left"/>
         <w:tblLayout w:type="fixed"/>
         <w:tblLook w:firstRow="1" w:lastRow="0" w:firstColumn="0" w:lastColumn="0" w:noHBand="0" w:noVBand="0" w:val="0020"/>
       </w:tblPr>
@@ -15805,7 +15181,6 @@
           <w:p>
             <w:pPr>
               <w:pStyle w:val="Compact"/>
-              <w:jc w:val="left"/>
             </w:pPr>
             <w:r>
               <w:t xml:space="preserve">#</w:t>
@@ -15817,7 +15192,6 @@
           <w:p>
             <w:pPr>
               <w:pStyle w:val="Compact"/>
-              <w:jc w:val="left"/>
             </w:pPr>
             <w:r>
               <w:t xml:space="preserve">Medida</w:t>
@@ -15829,7 +15203,6 @@
           <w:p>
             <w:pPr>
               <w:pStyle w:val="Compact"/>
-              <w:jc w:val="left"/>
             </w:pPr>
             <w:r>
               <w:t xml:space="preserve">Comando</w:t>
@@ -15843,7 +15216,6 @@
           <w:p>
             <w:pPr>
               <w:pStyle w:val="Compact"/>
-              <w:jc w:val="left"/>
             </w:pPr>
             <w:r>
               <w:t xml:space="preserve">1</w:t>
@@ -15855,7 +15227,6 @@
           <w:p>
             <w:pPr>
               <w:pStyle w:val="Compact"/>
-              <w:jc w:val="left"/>
             </w:pPr>
             <w:r>
               <w:t xml:space="preserve">Puertos de usuario como</w:t>
@@ -15883,7 +15254,6 @@
           <w:p>
             <w:pPr>
               <w:pStyle w:val="Compact"/>
-              <w:jc w:val="left"/>
             </w:pPr>
             <w:r>
               <w:rPr>
@@ -15915,7 +15285,6 @@
           <w:p>
             <w:pPr>
               <w:pStyle w:val="Compact"/>
-              <w:jc w:val="left"/>
             </w:pPr>
             <w:r>
               <w:t xml:space="preserve">2</w:t>
@@ -15927,7 +15296,6 @@
           <w:p>
             <w:pPr>
               <w:pStyle w:val="Compact"/>
-              <w:jc w:val="left"/>
             </w:pPr>
             <w:r>
               <w:t xml:space="preserve">Puertos libres</w:t>
@@ -15949,7 +15317,6 @@
           <w:p>
             <w:pPr>
               <w:pStyle w:val="Compact"/>
-              <w:jc w:val="left"/>
             </w:pPr>
             <w:r>
               <w:rPr>
@@ -15981,7 +15348,6 @@
           <w:p>
             <w:pPr>
               <w:pStyle w:val="Compact"/>
-              <w:jc w:val="left"/>
             </w:pPr>
             <w:r>
               <w:t xml:space="preserve">3</w:t>
@@ -15993,7 +15359,6 @@
           <w:p>
             <w:pPr>
               <w:pStyle w:val="Compact"/>
-              <w:jc w:val="left"/>
             </w:pPr>
             <w:r>
               <w:t xml:space="preserve">Cambiar la</w:t>
@@ -16021,7 +15386,6 @@
           <w:p>
             <w:pPr>
               <w:pStyle w:val="Compact"/>
-              <w:jc w:val="left"/>
             </w:pPr>
             <w:r>
               <w:rPr>
@@ -16038,7 +15402,6 @@
           <w:p>
             <w:pPr>
               <w:pStyle w:val="Compact"/>
-              <w:jc w:val="left"/>
             </w:pPr>
             <w:r>
               <w:t xml:space="preserve">4</w:t>
@@ -16050,7 +15413,6 @@
           <w:p>
             <w:pPr>
               <w:pStyle w:val="Compact"/>
-              <w:jc w:val="left"/>
             </w:pPr>
             <w:r>
               <w:rPr>
@@ -16072,7 +15434,6 @@
           <w:p>
             <w:pPr>
               <w:pStyle w:val="Compact"/>
-              <w:jc w:val="left"/>
             </w:pPr>
             <w:r>
               <w:rPr>
@@ -16089,7 +15450,6 @@
           <w:p>
             <w:pPr>
               <w:pStyle w:val="Compact"/>
-              <w:jc w:val="left"/>
             </w:pPr>
             <w:r>
               <w:t xml:space="preserve">5</w:t>
@@ -16101,7 +15461,6 @@
           <w:p>
             <w:pPr>
               <w:pStyle w:val="Compact"/>
-              <w:jc w:val="left"/>
             </w:pPr>
             <w:r>
               <w:t xml:space="preserve">Limitar VLANs en el trunk</w:t>
@@ -16113,7 +15472,6 @@
           <w:p>
             <w:pPr>
               <w:pStyle w:val="Compact"/>
-              <w:jc w:val="left"/>
             </w:pPr>
             <w:r>
               <w:rPr>
@@ -16130,7 +15488,6 @@
           <w:p>
             <w:pPr>
               <w:pStyle w:val="Compact"/>
-              <w:jc w:val="left"/>
             </w:pPr>
             <w:r>
               <w:t xml:space="preserve">6</w:t>
@@ -16142,7 +15499,6 @@
           <w:p>
             <w:pPr>
               <w:pStyle w:val="Compact"/>
-              <w:jc w:val="left"/>
             </w:pPr>
             <w:r>
               <w:rPr>
@@ -16164,7 +15520,6 @@
           <w:p>
             <w:pPr>
               <w:pStyle w:val="Compact"/>
-              <w:jc w:val="left"/>
             </w:pPr>
             <w:r>
               <w:rPr>
@@ -16196,7 +15551,6 @@
           <w:p>
             <w:pPr>
               <w:pStyle w:val="Compact"/>
-              <w:jc w:val="left"/>
             </w:pPr>
             <w:r>
               <w:t xml:space="preserve">7</w:t>
@@ -16208,7 +15562,6 @@
           <w:p>
             <w:pPr>
               <w:pStyle w:val="Compact"/>
-              <w:jc w:val="left"/>
             </w:pPr>
             <w:r>
               <w:rPr>
@@ -16230,7 +15583,6 @@
           <w:p>
             <w:pPr>
               <w:pStyle w:val="Compact"/>
-              <w:jc w:val="left"/>
             </w:pPr>
             <w:r>
               <w:rPr>
@@ -16253,7 +15605,6 @@
           <w:p>
             <w:pPr>
               <w:pStyle w:val="Compact"/>
-              <w:jc w:val="left"/>
             </w:pPr>
             <w:r>
               <w:t xml:space="preserve">8</w:t>
@@ -16265,7 +15616,6 @@
           <w:p>
             <w:pPr>
               <w:pStyle w:val="Compact"/>
-              <w:jc w:val="left"/>
             </w:pPr>
             <w:r>
               <w:t xml:space="preserve">Deshabilitar</w:t>
@@ -16293,7 +15643,6 @@
           <w:p>
             <w:pPr>
               <w:pStyle w:val="Compact"/>
-              <w:jc w:val="left"/>
             </w:pPr>
             <w:r>
               <w:rPr>
@@ -16325,7 +15674,6 @@
           <w:p>
             <w:pPr>
               <w:pStyle w:val="Compact"/>
-              <w:jc w:val="left"/>
             </w:pPr>
             <w:r>
               <w:t xml:space="preserve">9</w:t>
@@ -16337,7 +15685,6 @@
           <w:p>
             <w:pPr>
               <w:pStyle w:val="Compact"/>
-              <w:jc w:val="left"/>
             </w:pPr>
             <w:r>
               <w:rPr>
@@ -16359,7 +15706,6 @@
           <w:p>
             <w:pPr>
               <w:pStyle w:val="Compact"/>
-              <w:jc w:val="left"/>
             </w:pPr>
             <w:r>
               <w:rPr>
@@ -16422,22 +15768,13 @@
         <w:t xml:space="preserve"> </w:t>
       </w:r>
       <w:r>
-        <w:t xml:space="preserve">“</w:t>
-      </w:r>
-      <w:r>
-        <w:t xml:space="preserve">¿Cuál es el mejor firewall de VLANs? Configurar bien el switch. La mitad de los</w:t>
-      </w:r>
-      <w:r>
-        <w:t xml:space="preserve"> </w:t>
-      </w:r>
-      <w:r>
-        <w:t xml:space="preserve">‘</w:t>
-      </w:r>
-      <w:r>
-        <w:t xml:space="preserve">ataques a la VLAN</w:t>
-      </w:r>
-      <w:r>
-        <w:t xml:space="preserve">’</w:t>
+        <w:t xml:space="preserve">“¿Cuál es el mejor firewall de VLANs? Configurar bien el switch. La mitad de los</w:t>
+      </w:r>
+      <w:r>
+        <w:t xml:space="preserve"> </w:t>
+      </w:r>
+      <w:r>
+        <w:t xml:space="preserve">‘ataques a la VLAN’</w:t>
       </w:r>
       <w:r>
         <w:t xml:space="preserve"> </w:t>
@@ -16470,10 +15807,7 @@
         <w:t xml:space="preserve">nonegotiate</w:t>
       </w:r>
       <w:r>
-        <w:t xml:space="preserve">. El resto, con native VLAN cambiada y VTP apagado. No inventes.</w:t>
-      </w:r>
-      <w:r>
-        <w:t xml:space="preserve">”</w:t>
+        <w:t xml:space="preserve">. El resto, con native VLAN cambiada y VTP apagado. No inventes.”</w:t>
       </w:r>
     </w:p>
     <w:p>
@@ -16483,8 +15817,8 @@
         </w:pict>
       </w:r>
     </w:p>
-    <w:bookmarkEnd w:id="104"/>
-    <w:bookmarkStart w:id="105" w:name="mini-chequeo-5"/>
+    <w:bookmarkEnd w:id="93"/>
+    <w:bookmarkStart w:id="94" w:name="mini-chequeo-5"/>
     <w:p>
       <w:pPr>
         <w:pStyle w:val="Heading2"/>
@@ -16712,8 +16046,8 @@
         </w:pict>
       </w:r>
     </w:p>
-    <w:bookmarkEnd w:id="105"/>
-    <w:bookmarkStart w:id="106" w:name="resumen-en-3-frases-5"/>
+    <w:bookmarkEnd w:id="94"/>
+    <w:bookmarkStart w:id="95" w:name="resumen-en-3-frases-5"/>
     <w:p>
       <w:pPr>
         <w:pStyle w:val="Heading2"/>
@@ -16822,8 +16156,8 @@
         <w:t xml:space="preserve">en 9 pasos (access, nonegotiate, native alta, VLAN 1 prohibida, gestión aparte, sin VTP) cierra los frentes clásicos.</w:t>
       </w:r>
     </w:p>
-    <w:bookmarkEnd w:id="106"/>
-    <w:bookmarkStart w:id="107" w:name="vocabulario-rápido-5"/>
+    <w:bookmarkEnd w:id="95"/>
+    <w:bookmarkStart w:id="96" w:name="vocabulario-rápido-5"/>
     <w:p>
       <w:pPr>
         <w:pStyle w:val="Heading2"/>
@@ -16836,7 +16170,6 @@
       <w:tblPr>
         <w:tblStyle w:val="Table"/>
         <w:tblW w:type="pct" w:w="5000"/>
-        <w:jc w:val="left"/>
         <w:tblLayout w:type="fixed"/>
         <w:tblLook w:firstRow="1" w:lastRow="0" w:firstColumn="0" w:lastColumn="0" w:noHBand="0" w:noVBand="0" w:val="0020"/>
       </w:tblPr>
@@ -16853,7 +16186,6 @@
           <w:p>
             <w:pPr>
               <w:pStyle w:val="Compact"/>
-              <w:jc w:val="left"/>
             </w:pPr>
             <w:r>
               <w:t xml:space="preserve">Término</w:t>
@@ -16865,7 +16197,6 @@
           <w:p>
             <w:pPr>
               <w:pStyle w:val="Compact"/>
-              <w:jc w:val="left"/>
             </w:pPr>
             <w:r>
               <w:t xml:space="preserve">Idea general</w:t>
@@ -16879,7 +16210,6 @@
           <w:p>
             <w:pPr>
               <w:pStyle w:val="Compact"/>
-              <w:jc w:val="left"/>
             </w:pPr>
             <w:r>
               <w:t xml:space="preserve">VACL</w:t>
@@ -16891,7 +16221,6 @@
           <w:p>
             <w:pPr>
               <w:pStyle w:val="Compact"/>
-              <w:jc w:val="left"/>
             </w:pPr>
             <w:r>
               <w:t xml:space="preserve">Lista de control dentro de la VLAN</w:t>
@@ -16905,7 +16234,6 @@
           <w:p>
             <w:pPr>
               <w:pStyle w:val="Compact"/>
-              <w:jc w:val="left"/>
             </w:pPr>
             <w:r>
               <w:t xml:space="preserve">PVLAN</w:t>
@@ -16917,7 +16245,6 @@
           <w:p>
             <w:pPr>
               <w:pStyle w:val="Compact"/>
-              <w:jc w:val="left"/>
             </w:pPr>
             <w:r>
               <w:t xml:space="preserve">VLAN privada: aíslan puertos (promiscuous, isolated, community)</w:t>
@@ -16931,7 +16258,6 @@
           <w:p>
             <w:pPr>
               <w:pStyle w:val="Compact"/>
-              <w:jc w:val="left"/>
             </w:pPr>
             <w:r>
               <w:t xml:space="preserve">VLAN hopping</w:t>
@@ -16943,7 +16269,6 @@
           <w:p>
             <w:pPr>
               <w:pStyle w:val="Compact"/>
-              <w:jc w:val="left"/>
             </w:pPr>
             <w:r>
               <w:t xml:space="preserve">Saltar a otra VLAN mediante trunk negociado o double tagging</w:t>
@@ -16957,7 +16282,6 @@
           <w:p>
             <w:pPr>
               <w:pStyle w:val="Compact"/>
-              <w:jc w:val="left"/>
             </w:pPr>
             <w:r>
               <w:t xml:space="preserve">Double tagging</w:t>
@@ -16969,7 +16293,6 @@
           <w:p>
             <w:pPr>
               <w:pStyle w:val="Compact"/>
-              <w:jc w:val="left"/>
             </w:pPr>
             <w:r>
               <w:t xml:space="preserve">Tramas con dos etiquetas para cruzar a otra VLAN</w:t>
@@ -16983,7 +16306,6 @@
           <w:p>
             <w:pPr>
               <w:pStyle w:val="Compact"/>
-              <w:jc w:val="left"/>
             </w:pPr>
             <w:r>
               <w:t xml:space="preserve">Hardening</w:t>
@@ -16995,7 +16317,6 @@
           <w:p>
             <w:pPr>
               <w:pStyle w:val="Compact"/>
-              <w:jc w:val="left"/>
             </w:pPr>
             <w:r>
               <w:t xml:space="preserve">Conjunto de medidas de endurecimiento del switch</w:t>
@@ -17009,7 +16330,6 @@
           <w:p>
             <w:pPr>
               <w:pStyle w:val="Compact"/>
-              <w:jc w:val="left"/>
             </w:pPr>
             <w:r>
               <w:t xml:space="preserve">Native VLAN cambiada</w:t>
@@ -17021,7 +16341,6 @@
           <w:p>
             <w:pPr>
               <w:pStyle w:val="Compact"/>
-              <w:jc w:val="left"/>
             </w:pPr>
             <w:r>
               <w:t xml:space="preserve">Usar un ID alto y dedicado, nunca VLAN 1</w:t>
@@ -17047,7 +16366,7 @@
       <w:r>
         <w:t xml:space="preserve"> </w:t>
       </w:r>
-      <w:hyperlink r:id="rId49">
+      <w:hyperlink r:id="rId38">
         <w:r>
           <w:rPr>
             <w:rStyle w:val="Hyperlink"/>
@@ -17074,7 +16393,7 @@
       <w:r>
         <w:t xml:space="preserve"> </w:t>
       </w:r>
-      <w:hyperlink r:id="rId26">
+      <w:hyperlink r:id="rId15">
         <w:r>
           <w:rPr>
             <w:rStyle w:val="Hyperlink"/>
@@ -17101,7 +16420,7 @@
       <w:r>
         <w:t xml:space="preserve"> </w:t>
       </w:r>
-      <w:hyperlink r:id="rId28">
+      <w:hyperlink r:id="rId17">
         <w:r>
           <w:rPr>
             <w:rStyle w:val="Hyperlink"/>
@@ -17110,9 +16429,9 @@
         </w:r>
       </w:hyperlink>
     </w:p>
-    <w:bookmarkEnd w:id="107"/>
-    <w:bookmarkEnd w:id="108"/>
-    <w:bookmarkStart w:id="118" w:name="dhcp-por-vlan"/>
+    <w:bookmarkEnd w:id="96"/>
+    <w:bookmarkEnd w:id="97"/>
+    <w:bookmarkStart w:id="107" w:name="dhcp-por-vlan"/>
     <w:p>
       <w:pPr>
         <w:pStyle w:val="Heading1"/>
@@ -17176,7 +16495,7 @@
         </w:pict>
       </w:r>
     </w:p>
-    <w:bookmarkStart w:id="110" w:name="la-idea-en-una-frase-6"/>
+    <w:bookmarkStart w:id="99" w:name="la-idea-en-una-frase-6"/>
     <w:p>
       <w:pPr>
         <w:pStyle w:val="Heading2"/>
@@ -17232,7 +16551,7 @@
       <w:r>
         <w:t xml:space="preserve"> </w:t>
       </w:r>
-      <w:hyperlink r:id="rId109">
+      <w:hyperlink r:id="rId98">
         <w:r>
           <w:rPr>
             <w:rStyle w:val="Hyperlink"/>
@@ -17344,7 +16663,7 @@
       <w:r>
         <w:t xml:space="preserve"> </w:t>
       </w:r>
-      <w:hyperlink r:id="rId34">
+      <w:hyperlink r:id="rId23">
         <w:r>
           <w:rPr>
             <w:rStyle w:val="Hyperlink"/>
@@ -17376,8 +16695,8 @@
         </w:pict>
       </w:r>
     </w:p>
-    <w:bookmarkEnd w:id="110"/>
-    <w:bookmarkStart w:id="111" w:name="el-montaje-un-pool-por-subred"/>
+    <w:bookmarkEnd w:id="99"/>
+    <w:bookmarkStart w:id="100" w:name="el-montaje-un-pool-por-subred"/>
     <w:p>
       <w:pPr>
         <w:pStyle w:val="Heading2"/>
@@ -17409,7 +16728,7 @@
       <w:r>
         <w:t xml:space="preserve"> </w:t>
       </w:r>
-      <w:hyperlink r:id="rId24">
+      <w:hyperlink r:id="rId13">
         <w:r>
           <w:rPr>
             <w:rStyle w:val="Hyperlink"/>
@@ -17771,7 +17090,6 @@
       <w:tblPr>
         <w:tblStyle w:val="Table"/>
         <w:tblW w:type="pct" w:w="5000"/>
-        <w:jc w:val="left"/>
         <w:tblLayout w:type="fixed"/>
         <w:tblLook w:firstRow="1" w:lastRow="0" w:firstColumn="0" w:lastColumn="0" w:noHBand="0" w:noVBand="0" w:val="0020"/>
       </w:tblPr>
@@ -17788,7 +17106,6 @@
           <w:p>
             <w:pPr>
               <w:pStyle w:val="Compact"/>
-              <w:jc w:val="left"/>
             </w:pPr>
             <w:r>
               <w:t xml:space="preserve">Comando</w:t>
@@ -17800,7 +17117,6 @@
           <w:p>
             <w:pPr>
               <w:pStyle w:val="Compact"/>
-              <w:jc w:val="left"/>
             </w:pPr>
             <w:r>
               <w:t xml:space="preserve">Qué aporta en un escenario con VLANs</w:t>
@@ -17814,7 +17130,6 @@
           <w:p>
             <w:pPr>
               <w:pStyle w:val="Compact"/>
-              <w:jc w:val="left"/>
             </w:pPr>
             <w:r>
               <w:rPr>
@@ -17829,7 +17144,6 @@
           <w:p>
             <w:pPr>
               <w:pStyle w:val="Compact"/>
-              <w:jc w:val="left"/>
             </w:pPr>
             <w:r>
               <w:rPr>
@@ -17853,7 +17167,6 @@
           <w:p>
             <w:pPr>
               <w:pStyle w:val="Compact"/>
-              <w:jc w:val="left"/>
             </w:pPr>
             <w:r>
               <w:rPr>
@@ -17868,7 +17181,6 @@
           <w:p>
             <w:pPr>
               <w:pStyle w:val="Compact"/>
-              <w:jc w:val="left"/>
             </w:pPr>
             <w:r>
               <w:t xml:space="preserve">La IP de la subinterfaz/SVI de esa VLAN (su gateway)</w:t>
@@ -17882,7 +17194,6 @@
           <w:p>
             <w:pPr>
               <w:pStyle w:val="Compact"/>
-              <w:jc w:val="left"/>
             </w:pPr>
             <w:r>
               <w:rPr>
@@ -17897,7 +17208,6 @@
           <w:p>
             <w:pPr>
               <w:pStyle w:val="Compact"/>
-              <w:jc w:val="left"/>
             </w:pPr>
             <w:r>
               <w:t xml:space="preserve">Aparta el gateway y los servidores del reparto (¡nunca los cuentes!)</w:t>
@@ -17993,7 +17303,7 @@
       <w:r>
         <w:t xml:space="preserve">(</w:t>
       </w:r>
-      <w:hyperlink r:id="rId25">
+      <w:hyperlink r:id="rId14">
         <w:r>
           <w:rPr>
             <w:rStyle w:val="Hyperlink"/>
@@ -18063,8 +17373,8 @@
         </w:pict>
       </w:r>
     </w:p>
-    <w:bookmarkEnd w:id="111"/>
-    <w:bookmarkStart w:id="112" w:name="X63088753742bef018f1ef391bb3185aa584431d"/>
+    <w:bookmarkEnd w:id="100"/>
+    <w:bookmarkStart w:id="101" w:name="X63088753742bef018f1ef391bb3185aa584431d"/>
     <w:p>
       <w:pPr>
         <w:pStyle w:val="Heading2"/>
@@ -18366,8 +17676,8 @@
         </w:pict>
       </w:r>
     </w:p>
-    <w:bookmarkEnd w:id="112"/>
-    <w:bookmarkStart w:id="113" w:name="verificación-1"/>
+    <w:bookmarkEnd w:id="101"/>
+    <w:bookmarkStart w:id="102" w:name="verificación-1"/>
     <w:p>
       <w:pPr>
         <w:pStyle w:val="Heading2"/>
@@ -18623,8 +17933,8 @@
         </w:pict>
       </w:r>
     </w:p>
-    <w:bookmarkEnd w:id="113"/>
-    <w:bookmarkStart w:id="114" w:name="X89659d3ef707d7e7f1f08d28fde977cb380da89"/>
+    <w:bookmarkEnd w:id="102"/>
+    <w:bookmarkStart w:id="103" w:name="X89659d3ef707d7e7f1f08d28fde977cb380da89"/>
     <w:p>
       <w:pPr>
         <w:pStyle w:val="Heading2"/>
@@ -18810,8 +18120,8 @@
         </w:pict>
       </w:r>
     </w:p>
-    <w:bookmarkEnd w:id="114"/>
-    <w:bookmarkStart w:id="115" w:name="mini-chequeo-6"/>
+    <w:bookmarkEnd w:id="103"/>
+    <w:bookmarkStart w:id="104" w:name="mini-chequeo-6"/>
     <w:p>
       <w:pPr>
         <w:pStyle w:val="Heading2"/>
@@ -18986,8 +18296,8 @@
         </w:pict>
       </w:r>
     </w:p>
-    <w:bookmarkEnd w:id="115"/>
-    <w:bookmarkStart w:id="116" w:name="resumen-en-3-frases-6"/>
+    <w:bookmarkEnd w:id="104"/>
+    <w:bookmarkStart w:id="105" w:name="resumen-en-3-frases-6"/>
     <w:p>
       <w:pPr>
         <w:pStyle w:val="Heading2"/>
@@ -19097,8 +18407,8 @@
         <w:t xml:space="preserve">El PC en APIPA (169.254.x.x) es la señal de que algo falla en la cadena pool → VLAN → relay, y con Wireshark se ve en qué eslabón.</w:t>
       </w:r>
     </w:p>
-    <w:bookmarkEnd w:id="116"/>
-    <w:bookmarkStart w:id="117" w:name="vocabulario-rápido-6"/>
+    <w:bookmarkEnd w:id="105"/>
+    <w:bookmarkStart w:id="106" w:name="vocabulario-rápido-6"/>
     <w:p>
       <w:pPr>
         <w:pStyle w:val="Heading2"/>
@@ -19111,7 +18421,6 @@
       <w:tblPr>
         <w:tblStyle w:val="Table"/>
         <w:tblW w:type="pct" w:w="5000"/>
-        <w:jc w:val="left"/>
         <w:tblLayout w:type="fixed"/>
         <w:tblLook w:firstRow="1" w:lastRow="0" w:firstColumn="0" w:lastColumn="0" w:noHBand="0" w:noVBand="0" w:val="0020"/>
       </w:tblPr>
@@ -19128,7 +18437,6 @@
           <w:p>
             <w:pPr>
               <w:pStyle w:val="Compact"/>
-              <w:jc w:val="left"/>
             </w:pPr>
             <w:r>
               <w:t xml:space="preserve">Término</w:t>
@@ -19140,7 +18448,6 @@
           <w:p>
             <w:pPr>
               <w:pStyle w:val="Compact"/>
-              <w:jc w:val="left"/>
             </w:pPr>
             <w:r>
               <w:t xml:space="preserve">Idea general</w:t>
@@ -19154,7 +18461,6 @@
           <w:p>
             <w:pPr>
               <w:pStyle w:val="Compact"/>
-              <w:jc w:val="left"/>
             </w:pPr>
             <w:r>
               <w:t xml:space="preserve">Pool DHCP</w:t>
@@ -19166,7 +18472,6 @@
           <w:p>
             <w:pPr>
               <w:pStyle w:val="Compact"/>
-              <w:jc w:val="left"/>
             </w:pPr>
             <w:r>
               <w:t xml:space="preserve">Conjunto de IPs que un servidor reparte en una subred</w:t>
@@ -19180,7 +18485,6 @@
           <w:p>
             <w:pPr>
               <w:pStyle w:val="Compact"/>
-              <w:jc w:val="left"/>
             </w:pPr>
             <w:r>
               <w:rPr>
@@ -19195,7 +18499,6 @@
           <w:p>
             <w:pPr>
               <w:pStyle w:val="Compact"/>
-              <w:jc w:val="left"/>
             </w:pPr>
             <w:r>
               <w:t xml:space="preserve">Rango que DHCP nunca entrega (gateways, servidores)</w:t>
@@ -19209,7 +18512,6 @@
           <w:p>
             <w:pPr>
               <w:pStyle w:val="Compact"/>
-              <w:jc w:val="left"/>
             </w:pPr>
             <w:r>
               <w:t xml:space="preserve">DHCP relay /</w:t>
@@ -19230,7 +18532,6 @@
           <w:p>
             <w:pPr>
               <w:pStyle w:val="Compact"/>
-              <w:jc w:val="left"/>
             </w:pPr>
             <w:r>
               <w:t xml:space="preserve">El router reenvía el broadcast DHCP a otra red</w:t>
@@ -19244,7 +18545,6 @@
           <w:p>
             <w:pPr>
               <w:pStyle w:val="Compact"/>
-              <w:jc w:val="left"/>
             </w:pPr>
             <w:r>
               <w:t xml:space="preserve">APIPA</w:t>
@@ -19256,7 +18556,6 @@
           <w:p>
             <w:pPr>
               <w:pStyle w:val="Compact"/>
-              <w:jc w:val="left"/>
             </w:pPr>
             <w:r>
               <w:t xml:space="preserve">IP automática 169.254.0.0/16 cuando DHCP no responde</w:t>
@@ -19270,7 +18569,6 @@
           <w:p>
             <w:pPr>
               <w:pStyle w:val="Compact"/>
-              <w:jc w:val="left"/>
             </w:pPr>
             <w:r>
               <w:t xml:space="preserve">Binding</w:t>
@@ -19282,7 +18580,6 @@
           <w:p>
             <w:pPr>
               <w:pStyle w:val="Compact"/>
-              <w:jc w:val="left"/>
             </w:pPr>
             <w:r>
               <w:t xml:space="preserve">Registro de la IP asignada a una MAC (</w:t>
@@ -19317,7 +18614,7 @@
       <w:r>
         <w:t xml:space="preserve"> </w:t>
       </w:r>
-      <w:hyperlink r:id="rId49">
+      <w:hyperlink r:id="rId38">
         <w:r>
           <w:rPr>
             <w:rStyle w:val="Hyperlink"/>
@@ -19344,7 +18641,7 @@
       <w:r>
         <w:t xml:space="preserve"> </w:t>
       </w:r>
-      <w:hyperlink r:id="rId27">
+      <w:hyperlink r:id="rId16">
         <w:r>
           <w:rPr>
             <w:rStyle w:val="Hyperlink"/>
@@ -19371,7 +18668,7 @@
       <w:r>
         <w:t xml:space="preserve"> </w:t>
       </w:r>
-      <w:hyperlink r:id="rId29">
+      <w:hyperlink r:id="rId18">
         <w:r>
           <w:rPr>
             <w:rStyle w:val="Hyperlink"/>
@@ -19380,9 +18677,9 @@
         </w:r>
       </w:hyperlink>
     </w:p>
-    <w:bookmarkEnd w:id="117"/>
-    <w:bookmarkEnd w:id="118"/>
-    <w:bookmarkStart w:id="131" w:name="cierre-consolida-lo-aprendido"/>
+    <w:bookmarkEnd w:id="106"/>
+    <w:bookmarkEnd w:id="107"/>
+    <w:bookmarkStart w:id="120" w:name="cierre-consolida-lo-aprendido"/>
     <w:p>
       <w:pPr>
         <w:pStyle w:val="Heading1"/>
@@ -19456,7 +18753,7 @@
       <w:r>
         <w:t xml:space="preserve"> </w:t>
       </w:r>
-      <w:hyperlink r:id="rId28">
+      <w:hyperlink r:id="rId17">
         <w:r>
           <w:rPr>
             <w:rStyle w:val="Hyperlink"/>
@@ -19478,7 +18775,7 @@
         </w:pict>
       </w:r>
     </w:p>
-    <w:bookmarkStart w:id="119" w:name="sé-el-paquete"/>
+    <w:bookmarkStart w:id="108" w:name="sé-el-paquete"/>
     <w:p>
       <w:pPr>
         <w:pStyle w:val="Heading2"/>
@@ -19675,8 +18972,8 @@
         </w:pict>
       </w:r>
     </w:p>
-    <w:bookmarkEnd w:id="119"/>
-    <w:bookmarkStart w:id="120" w:name="X4c05e95ba2909562a05eb03021c8f3ca9d0db7e"/>
+    <w:bookmarkEnd w:id="108"/>
+    <w:bookmarkStart w:id="109" w:name="X4c05e95ba2909562a05eb03021c8f3ca9d0db7e"/>
     <w:p>
       <w:pPr>
         <w:pStyle w:val="Heading2"/>
@@ -19848,8 +19145,8 @@
         </w:pict>
       </w:r>
     </w:p>
-    <w:bookmarkEnd w:id="120"/>
-    <w:bookmarkStart w:id="121" w:name="quién-soy"/>
+    <w:bookmarkEnd w:id="109"/>
+    <w:bookmarkStart w:id="110" w:name="quién-soy"/>
     <w:p>
       <w:pPr>
         <w:pStyle w:val="Heading2"/>
@@ -20005,8 +19302,8 @@
         </w:pict>
       </w:r>
     </w:p>
-    <w:bookmarkEnd w:id="121"/>
-    <w:bookmarkStart w:id="122" w:name="X8fd3dc292930e4585d698fce951e3ba762683aa"/>
+    <w:bookmarkEnd w:id="110"/>
+    <w:bookmarkStart w:id="111" w:name="X8fd3dc292930e4585d698fce951e3ba762683aa"/>
     <w:p>
       <w:pPr>
         <w:pStyle w:val="Heading2"/>
@@ -20018,13 +19315,7 @@
         <w:t xml:space="preserve"> </w:t>
       </w:r>
       <w:r>
-        <w:t xml:space="preserve">“</w:t>
-      </w:r>
-      <w:r>
-        <w:t xml:space="preserve">El trunk va mal, cambié la native VLAN solo en un extremo</w:t>
-      </w:r>
-      <w:r>
-        <w:t xml:space="preserve">”</w:t>
+        <w:t xml:space="preserve">“El trunk va mal, cambié la native VLAN solo en un extremo”</w:t>
       </w:r>
     </w:p>
     <w:p>
@@ -20106,8 +19397,8 @@
         </w:pict>
       </w:r>
     </w:p>
-    <w:bookmarkEnd w:id="122"/>
-    <w:bookmarkStart w:id="123" w:name="X27d7fd53c7e2f4585b647b45ae5a51903fb4532"/>
+    <w:bookmarkEnd w:id="111"/>
+    <w:bookmarkStart w:id="112" w:name="X27d7fd53c7e2f4585b647b45ae5a51903fb4532"/>
     <w:p>
       <w:pPr>
         <w:pStyle w:val="Heading2"/>
@@ -20289,7 +19580,7 @@
       <w:r>
         <w:t xml:space="preserve"> </w:t>
       </w:r>
-      <w:hyperlink r:id="rId28">
+      <w:hyperlink r:id="rId17">
         <w:r>
           <w:rPr>
             <w:rStyle w:val="Hyperlink"/>
@@ -20548,8 +19839,8 @@
         </w:pict>
       </w:r>
     </w:p>
-    <w:bookmarkEnd w:id="123"/>
-    <w:bookmarkStart w:id="124" w:name="logros-de-esta-unidad"/>
+    <w:bookmarkEnd w:id="112"/>
+    <w:bookmarkStart w:id="113" w:name="logros-de-esta-unidad"/>
     <w:p>
       <w:pPr>
         <w:pStyle w:val="Heading2"/>
@@ -20562,7 +19853,6 @@
       <w:tblPr>
         <w:tblStyle w:val="Table"/>
         <w:tblW w:type="pct" w:w="5000"/>
-        <w:jc w:val="left"/>
         <w:tblLayout w:type="fixed"/>
         <w:tblLook w:firstRow="1" w:lastRow="0" w:firstColumn="0" w:lastColumn="0" w:noHBand="0" w:noVBand="0" w:val="0020"/>
       </w:tblPr>
@@ -20579,7 +19869,6 @@
           <w:p>
             <w:pPr>
               <w:pStyle w:val="Compact"/>
-              <w:jc w:val="left"/>
             </w:pPr>
             <w:r>
               <w:t xml:space="preserve">Logro</w:t>
@@ -20591,7 +19880,6 @@
           <w:p>
             <w:pPr>
               <w:pStyle w:val="Compact"/>
-              <w:jc w:val="left"/>
             </w:pPr>
             <w:r>
               <w:t xml:space="preserve">Cómo conseguirlo</w:t>
@@ -20605,7 +19893,6 @@
           <w:p>
             <w:pPr>
               <w:pStyle w:val="Compact"/>
-              <w:jc w:val="left"/>
             </w:pPr>
             <w:r>
               <w:t xml:space="preserve">🏅</w:t>
@@ -20627,7 +19914,6 @@
           <w:p>
             <w:pPr>
               <w:pStyle w:val="Compact"/>
-              <w:jc w:val="left"/>
             </w:pPr>
             <w:r>
               <w:t xml:space="preserve">Montar un trunk 802.1Q con native 99 y nonegotiate en ambos extremos</w:t>
@@ -20641,7 +19927,6 @@
           <w:p>
             <w:pPr>
               <w:pStyle w:val="Compact"/>
-              <w:jc w:val="left"/>
             </w:pPr>
             <w:r>
               <w:t xml:space="preserve">🏅</w:t>
@@ -20663,7 +19948,6 @@
           <w:p>
             <w:pPr>
               <w:pStyle w:val="Compact"/>
-              <w:jc w:val="left"/>
             </w:pPr>
             <w:r>
               <w:t xml:space="preserve">Hacer ping entre dos VLANs por router-on-a-stick y luego por switch L3</w:t>
@@ -20677,7 +19961,6 @@
           <w:p>
             <w:pPr>
               <w:pStyle w:val="Compact"/>
-              <w:jc w:val="left"/>
             </w:pPr>
             <w:r>
               <w:t xml:space="preserve">🏅</w:t>
@@ -20699,7 +19982,6 @@
           <w:p>
             <w:pPr>
               <w:pStyle w:val="Compact"/>
-              <w:jc w:val="left"/>
             </w:pPr>
             <w:r>
               <w:t xml:space="preserve">Detectar el native VLAN mismatch solo con</w:t>
@@ -20722,7 +20004,6 @@
           <w:p>
             <w:pPr>
               <w:pStyle w:val="Compact"/>
-              <w:jc w:val="left"/>
             </w:pPr>
             <w:r>
               <w:t xml:space="preserve">🏅</w:t>
@@ -20744,7 +20025,6 @@
           <w:p>
             <w:pPr>
               <w:pStyle w:val="Compact"/>
-              <w:jc w:val="left"/>
             </w:pPr>
             <w:r>
               <w:t xml:space="preserve">Explicar la diferencia SVI/subinterfaz sin apuntes en menos de 1 minuto</w:t>
@@ -20760,8 +20040,8 @@
         </w:pict>
       </w:r>
     </w:p>
-    <w:bookmarkEnd w:id="124"/>
-    <w:bookmarkStart w:id="125" w:name="atrévete-a-pensar"/>
+    <w:bookmarkEnd w:id="113"/>
+    <w:bookmarkStart w:id="114" w:name="atrévete-a-pensar"/>
     <w:p>
       <w:pPr>
         <w:pStyle w:val="Heading2"/>
@@ -20785,13 +20065,7 @@
         <w:t xml:space="preserve"> </w:t>
       </w:r>
       <w:r>
-        <w:t xml:space="preserve">“</w:t>
-      </w:r>
-      <w:r>
-        <w:t xml:space="preserve">usada para datos</w:t>
-      </w:r>
-      <w:r>
-        <w:t xml:space="preserve">”</w:t>
+        <w:t xml:space="preserve">“usada para datos”</w:t>
       </w:r>
       <w:r>
         <w:t xml:space="preserve"> </w:t>
@@ -20887,13 +20161,7 @@
         <w:t xml:space="preserve"> </w:t>
       </w:r>
       <w:r>
-        <w:t xml:space="preserve">“</w:t>
-      </w:r>
-      <w:r>
-        <w:t xml:space="preserve">sin tag</w:t>
-      </w:r>
-      <w:r>
-        <w:t xml:space="preserve">”</w:t>
+        <w:t xml:space="preserve">“sin tag”</w:t>
       </w:r>
       <w:r>
         <w:t xml:space="preserve"> </w:t>
@@ -20989,13 +20257,7 @@
         <w:t xml:space="preserve"> </w:t>
       </w:r>
       <w:r>
-        <w:t xml:space="preserve">“</w:t>
-      </w:r>
-      <w:r>
-        <w:t xml:space="preserve">negocie</w:t>
-      </w:r>
-      <w:r>
-        <w:t xml:space="preserve">”</w:t>
+        <w:t xml:space="preserve">“negocie”</w:t>
       </w:r>
       <w:r>
         <w:t xml:space="preserve"> </w:t>
@@ -21039,8 +20301,8 @@
         </w:pict>
       </w:r>
     </w:p>
-    <w:bookmarkEnd w:id="125"/>
-    <w:bookmarkStart w:id="126" w:name="crucigrama-de-bits"/>
+    <w:bookmarkEnd w:id="114"/>
+    <w:bookmarkStart w:id="115" w:name="crucigrama-de-bits"/>
     <w:p>
       <w:pPr>
         <w:pStyle w:val="Heading2"/>
@@ -21186,8 +20448,8 @@
         </w:pict>
       </w:r>
     </w:p>
-    <w:bookmarkEnd w:id="126"/>
-    <w:bookmarkStart w:id="127" w:name="preguntas-de-entrevista-de-trabajo"/>
+    <w:bookmarkEnd w:id="115"/>
+    <w:bookmarkStart w:id="116" w:name="preguntas-de-entrevista-de-trabajo"/>
     <w:p>
       <w:pPr>
         <w:pStyle w:val="Heading2"/>
@@ -21209,21 +20471,7 @@
           <w:b/>
           <w:bCs/>
         </w:rPr>
-        <w:t xml:space="preserve">“</w:t>
-      </w:r>
-      <w:r>
-        <w:rPr>
-          <w:b/>
-          <w:bCs/>
-        </w:rPr>
-        <w:t xml:space="preserve">¿Qué es un trunk y qué diferencia hay con un puerto access?</w:t>
-      </w:r>
-      <w:r>
-        <w:rPr>
-          <w:b/>
-          <w:bCs/>
-        </w:rPr>
-        <w:t xml:space="preserve">”</w:t>
+        <w:t xml:space="preserve">“¿Qué es un trunk y qué diferencia hay con un puerto access?”</w:t>
       </w:r>
     </w:p>
     <w:p>
@@ -21239,21 +20487,7 @@
           <w:b/>
           <w:bCs/>
         </w:rPr>
-        <w:t xml:space="preserve">“</w:t>
-      </w:r>
-      <w:r>
-        <w:rPr>
-          <w:b/>
-          <w:bCs/>
-        </w:rPr>
-        <w:t xml:space="preserve">¿Cómo harías comunicación entre VLANs? ¿Qué opciones hay y cuándo usarías cada una?</w:t>
-      </w:r>
-      <w:r>
-        <w:rPr>
-          <w:b/>
-          <w:bCs/>
-        </w:rPr>
-        <w:t xml:space="preserve">”</w:t>
+        <w:t xml:space="preserve">“¿Cómo harías comunicación entre VLANs? ¿Qué opciones hay y cuándo usarías cada una?”</w:t>
       </w:r>
     </w:p>
     <w:p>
@@ -21269,21 +20503,7 @@
           <w:b/>
           <w:bCs/>
         </w:rPr>
-        <w:t xml:space="preserve">“</w:t>
-      </w:r>
-      <w:r>
-        <w:rPr>
-          <w:b/>
-          <w:bCs/>
-        </w:rPr>
-        <w:t xml:space="preserve">¿Qué riesgos tiene la native VLAN y cómo la aseguras?</w:t>
-      </w:r>
-      <w:r>
-        <w:rPr>
-          <w:b/>
-          <w:bCs/>
-        </w:rPr>
-        <w:t xml:space="preserve">”</w:t>
+        <w:t xml:space="preserve">“¿Qué riesgos tiene la native VLAN y cómo la aseguras?”</w:t>
       </w:r>
     </w:p>
     <w:p>
@@ -21299,21 +20519,7 @@
           <w:b/>
           <w:bCs/>
         </w:rPr>
-        <w:t xml:space="preserve">“</w:t>
-      </w:r>
-      <w:r>
-        <w:rPr>
-          <w:b/>
-          <w:bCs/>
-        </w:rPr>
-        <w:t xml:space="preserve">¿Qué es VTP? ¿Lo activarías en producción?</w:t>
-      </w:r>
-      <w:r>
-        <w:rPr>
-          <w:b/>
-          <w:bCs/>
-        </w:rPr>
-        <w:t xml:space="preserve">”</w:t>
+        <w:t xml:space="preserve">“¿Qué es VTP? ¿Lo activarías en producción?”</w:t>
       </w:r>
     </w:p>
     <w:p>
@@ -21329,21 +20535,7 @@
           <w:b/>
           <w:bCs/>
         </w:rPr>
-        <w:t xml:space="preserve">“</w:t>
-      </w:r>
-      <w:r>
-        <w:rPr>
-          <w:b/>
-          <w:bCs/>
-        </w:rPr>
-        <w:t xml:space="preserve">Un usuario de la VLAN 10 no llega a la VLAN 20. Enumera tus comprobaciones.</w:t>
-      </w:r>
-      <w:r>
-        <w:rPr>
-          <w:b/>
-          <w:bCs/>
-        </w:rPr>
-        <w:t xml:space="preserve">”</w:t>
+        <w:t xml:space="preserve">“Un usuario de la VLAN 10 no llega a la VLAN 20. Enumera tus comprobaciones.”</w:t>
       </w:r>
     </w:p>
     <w:p>
@@ -21399,8 +20591,8 @@
         </w:pict>
       </w:r>
     </w:p>
-    <w:bookmarkEnd w:id="127"/>
-    <w:bookmarkStart w:id="128" w:name="no-hay-preguntas-tontas"/>
+    <w:bookmarkEnd w:id="116"/>
+    <w:bookmarkStart w:id="117" w:name="no-hay-preguntas-tontas"/>
     <w:p>
       <w:pPr>
         <w:pStyle w:val="Heading2"/>
@@ -21438,21 +20630,7 @@
           <w:b/>
           <w:bCs/>
         </w:rPr>
-        <w:t xml:space="preserve">“</w:t>
-      </w:r>
-      <w:r>
-        <w:rPr>
-          <w:b/>
-          <w:bCs/>
-        </w:rPr>
-        <w:t xml:space="preserve">normal</w:t>
-      </w:r>
-      <w:r>
-        <w:rPr>
-          <w:b/>
-          <w:bCs/>
-        </w:rPr>
-        <w:t xml:space="preserve">”</w:t>
+        <w:t xml:space="preserve">“normal”</w:t>
       </w:r>
       <w:r>
         <w:rPr>
@@ -21480,13 +20658,7 @@
         <w:t xml:space="preserve"> </w:t>
       </w:r>
       <w:r>
-        <w:t xml:space="preserve">“</w:t>
-      </w:r>
-      <w:r>
-        <w:t xml:space="preserve">visten</w:t>
-      </w:r>
-      <w:r>
-        <w:t xml:space="preserve">”</w:t>
+        <w:t xml:space="preserve">“visten”</w:t>
       </w:r>
       <w:r>
         <w:t xml:space="preserve"> </w:t>
@@ -21524,21 +20696,7 @@
           <w:b/>
           <w:bCs/>
         </w:rPr>
-        <w:t xml:space="preserve">“</w:t>
-      </w:r>
-      <w:r>
-        <w:rPr>
-          <w:b/>
-          <w:bCs/>
-        </w:rPr>
-        <w:t xml:space="preserve">reales</w:t>
-      </w:r>
-      <w:r>
-        <w:rPr>
-          <w:b/>
-          <w:bCs/>
-        </w:rPr>
-        <w:t xml:space="preserve">”</w:t>
+        <w:t xml:space="preserve">“reales”</w:t>
       </w:r>
       <w:r>
         <w:rPr>
@@ -21566,13 +20724,7 @@
         <w:t xml:space="preserve"> </w:t>
       </w:r>
       <w:r>
-        <w:t xml:space="preserve">“</w:t>
-      </w:r>
-      <w:r>
-        <w:t xml:space="preserve">reales</w:t>
-      </w:r>
-      <w:r>
-        <w:t xml:space="preserve">”</w:t>
+        <w:t xml:space="preserve">“reales”</w:t>
       </w:r>
       <w:r>
         <w:t xml:space="preserve"> </w:t>
@@ -21584,13 +20736,7 @@
         <w:t xml:space="preserve"> </w:t>
       </w:r>
       <w:r>
-        <w:t xml:space="preserve">“</w:t>
-      </w:r>
-      <w:r>
-        <w:t xml:space="preserve">por si acaso</w:t>
-      </w:r>
-      <w:r>
-        <w:t xml:space="preserve">”</w:t>
+        <w:t xml:space="preserve">“por si acaso”</w:t>
       </w:r>
       <w:r>
         <w:t xml:space="preserve"> </w:t>
@@ -21632,8 +20778,8 @@
         </w:pict>
       </w:r>
     </w:p>
-    <w:bookmarkEnd w:id="128"/>
-    <w:bookmarkStart w:id="129" w:name="poscréditos"/>
+    <w:bookmarkEnd w:id="117"/>
+    <w:bookmarkStart w:id="118" w:name="poscréditos"/>
     <w:p>
       <w:pPr>
         <w:pStyle w:val="Heading2"/>
@@ -21657,21 +20803,7 @@
           <w:i/>
           <w:iCs/>
         </w:rPr>
-        <w:t xml:space="preserve">“</w:t>
-      </w:r>
-      <w:r>
-        <w:rPr>
-          <w:i/>
-          <w:iCs/>
-        </w:rPr>
-        <w:t xml:space="preserve">Segmentado, etiquetado, enrutado. Así se ordena un edificio. Los humanos, con carpetas; los switches, con VLANs. Y todos los días alguien intenta ponerlo todo en la misma.</w:t>
-      </w:r>
-      <w:r>
-        <w:rPr>
-          <w:i/>
-          <w:iCs/>
-        </w:rPr>
-        <w:t xml:space="preserve">”</w:t>
+        <w:t xml:space="preserve">“Segmentado, etiquetado, enrutado. Así se ordena un edificio. Los humanos, con carpetas; los switches, con VLANs. Y todos los días alguien intenta ponerlo todo en la misma.”</w:t>
       </w:r>
     </w:p>
     <w:p>
@@ -21699,8 +20831,8 @@
         </w:pict>
       </w:r>
     </w:p>
-    <w:bookmarkEnd w:id="129"/>
-    <w:bookmarkStart w:id="130" w:name="Xd243717b49c447ac6bd68a31cbf449a20a4941d"/>
+    <w:bookmarkEnd w:id="118"/>
+    <w:bookmarkStart w:id="119" w:name="Xd243717b49c447ac6bd68a31cbf449a20a4941d"/>
     <w:p>
       <w:pPr>
         <w:pStyle w:val="Heading2"/>
@@ -21737,7 +20869,6 @@
       <w:tblPr>
         <w:tblStyle w:val="Table"/>
         <w:tblW w:type="pct" w:w="5000"/>
-        <w:jc w:val="left"/>
         <w:tblLayout w:type="fixed"/>
         <w:tblLook w:firstRow="1" w:lastRow="0" w:firstColumn="0" w:lastColumn="0" w:noHBand="0" w:noVBand="0" w:val="0020"/>
       </w:tblPr>
@@ -21755,7 +20886,6 @@
           <w:p>
             <w:pPr>
               <w:pStyle w:val="Compact"/>
-              <w:jc w:val="left"/>
             </w:pPr>
             <w:r>
               <w:t xml:space="preserve">CE</w:t>
@@ -21767,7 +20897,6 @@
           <w:p>
             <w:pPr>
               <w:pStyle w:val="Compact"/>
-              <w:jc w:val="left"/>
             </w:pPr>
             <w:r>
               <w:t xml:space="preserve">Criterio</w:t>
@@ -21779,7 +20908,6 @@
           <w:p>
             <w:pPr>
               <w:pStyle w:val="Compact"/>
-              <w:jc w:val="left"/>
             </w:pPr>
             <w:r>
               <w:t xml:space="preserve">Cubierto</w:t>
@@ -21793,7 +20921,6 @@
           <w:p>
             <w:pPr>
               <w:pStyle w:val="Compact"/>
-              <w:jc w:val="left"/>
             </w:pPr>
             <w:r>
               <w:t xml:space="preserve">RA3</w:t>
@@ -21805,7 +20932,6 @@
           <w:p>
             <w:pPr>
               <w:pStyle w:val="Compact"/>
-              <w:jc w:val="left"/>
             </w:pPr>
             <w:r>
               <w:t xml:space="preserve">Administración de conmutadores (enlaces y segmentación)</w:t>
@@ -21817,7 +20943,6 @@
           <w:p>
             <w:pPr>
               <w:pStyle w:val="Compact"/>
-              <w:jc w:val="left"/>
             </w:pPr>
             <w:r>
               <w:t xml:space="preserve">✅ Puntos 1-2, 5 y 7 + ⚡ Laboratorio (punto 8)</w:t>
@@ -21831,7 +20956,6 @@
           <w:p>
             <w:pPr>
               <w:pStyle w:val="Compact"/>
-              <w:jc w:val="left"/>
             </w:pPr>
             <w:r>
               <w:t xml:space="preserve">RA4·d)</w:t>
@@ -21843,7 +20967,6 @@
           <w:p>
             <w:pPr>
               <w:pStyle w:val="Compact"/>
-              <w:jc w:val="left"/>
             </w:pPr>
             <w:r>
               <w:t xml:space="preserve">Comandos de configuración</w:t>
@@ -21855,7 +20978,6 @@
           <w:p>
             <w:pPr>
               <w:pStyle w:val="Compact"/>
-              <w:jc w:val="left"/>
             </w:pPr>
             <w:r>
               <w:t xml:space="preserve">✅ Puntos 3-4 y 7 (relay) + 🧠 Atrévete a pensar (punto 8)</w:t>
@@ -21869,7 +20991,6 @@
           <w:p>
             <w:pPr>
               <w:pStyle w:val="Compact"/>
-              <w:jc w:val="left"/>
             </w:pPr>
             <w:r>
               <w:t xml:space="preserve">RA5·c)</w:t>
@@ -21881,7 +21002,6 @@
           <w:p>
             <w:pPr>
               <w:pStyle w:val="Compact"/>
-              <w:jc w:val="left"/>
             </w:pPr>
             <w:r>
               <w:t xml:space="preserve">Diagnóstico de incidencias</w:t>
@@ -21893,7 +21013,6 @@
           <w:p>
             <w:pPr>
               <w:pStyle w:val="Compact"/>
-              <w:jc w:val="left"/>
             </w:pPr>
             <w:r>
               <w:t xml:space="preserve">✅ Punto 2 + ⚡ Laboratorio (punto 8)</w:t>
@@ -21907,7 +21026,6 @@
           <w:p>
             <w:pPr>
               <w:pStyle w:val="Compact"/>
-              <w:jc w:val="left"/>
             </w:pPr>
             <w:r>
               <w:t xml:space="preserve">RA5·d)</w:t>
@@ -21919,7 +21037,6 @@
           <w:p>
             <w:pPr>
               <w:pStyle w:val="Compact"/>
-              <w:jc w:val="left"/>
             </w:pPr>
             <w:r>
               <w:t xml:space="preserve">Enlaces troncales</w:t>
@@ -21931,7 +21048,6 @@
           <w:p>
             <w:pPr>
               <w:pStyle w:val="Compact"/>
-              <w:jc w:val="left"/>
             </w:pPr>
             <w:r>
               <w:t xml:space="preserve">✅ Puntos 1-2 y 6 + 🤬 CONRAD y 💬 Entrevista (punto 8)</w:t>
@@ -21945,7 +21061,6 @@
           <w:p>
             <w:pPr>
               <w:pStyle w:val="Compact"/>
-              <w:jc w:val="left"/>
             </w:pPr>
             <w:r>
               <w:t xml:space="preserve">RA5·e)</w:t>
@@ -21957,7 +21072,6 @@
           <w:p>
             <w:pPr>
               <w:pStyle w:val="Compact"/>
-              <w:jc w:val="left"/>
             </w:pPr>
             <w:r>
               <w:t xml:space="preserve">Inter-VLAN con router</w:t>
@@ -21969,7 +21083,6 @@
           <w:p>
             <w:pPr>
               <w:pStyle w:val="Compact"/>
-              <w:jc w:val="left"/>
             </w:pPr>
             <w:r>
               <w:t xml:space="preserve">✅ Puntos 3-4 + ⭐ y 🕵️ (punto 8)</w:t>
@@ -21983,7 +21096,6 @@
           <w:p>
             <w:pPr>
               <w:pStyle w:val="Compact"/>
-              <w:jc w:val="left"/>
             </w:pPr>
             <w:r>
               <w:t xml:space="preserve">RA5·f)</w:t>
@@ -21995,7 +21107,6 @@
           <w:p>
             <w:pPr>
               <w:pStyle w:val="Compact"/>
-              <w:jc w:val="left"/>
             </w:pPr>
             <w:r>
               <w:t xml:space="preserve">Protocolos centralizados (VTP)</w:t>
@@ -22007,7 +21118,6 @@
           <w:p>
             <w:pPr>
               <w:pStyle w:val="Compact"/>
-              <w:jc w:val="left"/>
             </w:pPr>
             <w:r>
               <w:t xml:space="preserve">✅ Punto 5 + 🕵️ (punto 8)</w:t>
@@ -22033,7 +21143,7 @@
       <w:r>
         <w:t xml:space="preserve"> </w:t>
       </w:r>
-      <w:hyperlink r:id="rId49">
+      <w:hyperlink r:id="rId38">
         <w:r>
           <w:rPr>
             <w:rStyle w:val="Hyperlink"/>
@@ -22060,7 +21170,7 @@
       <w:r>
         <w:t xml:space="preserve"> </w:t>
       </w:r>
-      <w:hyperlink r:id="rId28">
+      <w:hyperlink r:id="rId17">
         <w:r>
           <w:rPr>
             <w:rStyle w:val="Hyperlink"/>
@@ -22087,7 +21197,7 @@
       <w:r>
         <w:t xml:space="preserve"> </w:t>
       </w:r>
-      <w:hyperlink r:id="rId34">
+      <w:hyperlink r:id="rId23">
         <w:r>
           <w:rPr>
             <w:rStyle w:val="Hyperlink"/>
@@ -22096,9 +21206,13 @@
         </w:r>
       </w:hyperlink>
     </w:p>
-    <w:bookmarkEnd w:id="130"/>
-    <w:bookmarkEnd w:id="131"/>
-    <w:sectPr/>
+    <w:bookmarkEnd w:id="119"/>
+    <w:bookmarkEnd w:id="120"/>
+    <w:sectPr>
+      <w:footnotePr>
+        <w:numRestart w:val="eachSect"/>
+      </w:footnotePr>
+    </w:sectPr>
   </w:body>
 </w:document>
 </file>
@@ -22136,7 +21250,7 @@
       <w:lvlText w:val=" "/>
       <w:lvlJc w:val="left"/>
       <w:pPr>
-        <w:ind w:left="720" w:hanging="480"/>
+        <w:ind w:left="720" w:hanging="360"/>
       </w:pPr>
     </w:lvl>
     <w:lvl w:ilvl="1">
@@ -22144,7 +21258,7 @@
       <w:lvlText w:val=" "/>
       <w:lvlJc w:val="left"/>
       <w:pPr>
-        <w:ind w:left="1440" w:hanging="480"/>
+        <w:ind w:left="1440" w:hanging="360"/>
       </w:pPr>
     </w:lvl>
     <w:lvl w:ilvl="2">
@@ -22152,7 +21266,7 @@
       <w:lvlText w:val=" "/>
       <w:lvlJc w:val="left"/>
       <w:pPr>
-        <w:ind w:left="2160" w:hanging="480"/>
+        <w:ind w:left="2160" w:hanging="360"/>
       </w:pPr>
     </w:lvl>
     <w:lvl w:ilvl="3">
@@ -22160,7 +21274,7 @@
       <w:lvlText w:val=" "/>
       <w:lvlJc w:val="left"/>
       <w:pPr>
-        <w:ind w:left="2880" w:hanging="480"/>
+        <w:ind w:left="2880" w:hanging="360"/>
       </w:pPr>
     </w:lvl>
     <w:lvl w:ilvl="4">
@@ -22168,7 +21282,7 @@
       <w:lvlText w:val=" "/>
       <w:lvlJc w:val="left"/>
       <w:pPr>
-        <w:ind w:left="3600" w:hanging="480"/>
+        <w:ind w:left="3600" w:hanging="360"/>
       </w:pPr>
     </w:lvl>
     <w:lvl w:ilvl="5">
@@ -22176,7 +21290,7 @@
       <w:lvlText w:val=" "/>
       <w:lvlJc w:val="left"/>
       <w:pPr>
-        <w:ind w:left="4320" w:hanging="480"/>
+        <w:ind w:left="4320" w:hanging="360"/>
       </w:pPr>
     </w:lvl>
     <w:lvl w:ilvl="6">
@@ -22184,7 +21298,7 @@
       <w:lvlText w:val=" "/>
       <w:lvlJc w:val="left"/>
       <w:pPr>
-        <w:ind w:left="5040" w:hanging="480"/>
+        <w:ind w:left="5040" w:hanging="360"/>
       </w:pPr>
     </w:lvl>
     <w:lvl w:ilvl="7">
@@ -22192,7 +21306,7 @@
       <w:lvlText w:val=" "/>
       <w:lvlJc w:val="left"/>
       <w:pPr>
-        <w:ind w:left="5760" w:hanging="480"/>
+        <w:ind w:left="5760" w:hanging="360"/>
       </w:pPr>
     </w:lvl>
     <w:lvl w:ilvl="8">
@@ -22200,7 +21314,7 @@
       <w:lvlText w:val=" "/>
       <w:lvlJc w:val="left"/>
       <w:pPr>
-        <w:ind w:left="6480" w:hanging="480"/>
+        <w:ind w:left="6480" w:hanging="360"/>
       </w:pPr>
     </w:lvl>
   </w:abstractNum>
@@ -22209,75 +21323,102 @@
     <w:multiLevelType w:val="multilevel"/>
     <w:lvl w:ilvl="0">
       <w:numFmt w:val="bullet"/>
-      <w:lvlText w:val="•"/>
+      <w:lvlText w:val=""/>
       <w:lvlJc w:val="left"/>
       <w:pPr>
-        <w:ind w:left="720" w:hanging="480"/>
-      </w:pPr>
+        <w:ind w:left="720" w:hanging="360"/>
+      </w:pPr>
+      <w:rPr>
+        <w:rFonts w:ascii="Symbol" w:hAnsi="Symbol" w:cs="Symbol" w:hint="default"/>
+      </w:rPr>
     </w:lvl>
     <w:lvl w:ilvl="1">
       <w:numFmt w:val="bullet"/>
-      <w:lvlText w:val="–"/>
+      <w:lvlText w:val="o"/>
       <w:lvlJc w:val="left"/>
       <w:pPr>
-        <w:ind w:left="1440" w:hanging="480"/>
-      </w:pPr>
+        <w:ind w:left="1440" w:hanging="360"/>
+      </w:pPr>
+      <w:rPr>
+        <w:rFonts w:ascii="Courier New" w:hAnsi="Courier New" w:cs="Courier New" w:hint="default"/>
+      </w:rPr>
     </w:lvl>
     <w:lvl w:ilvl="2">
       <w:numFmt w:val="bullet"/>
-      <w:lvlText w:val="•"/>
+      <w:lvlText w:val=""/>
       <w:lvlJc w:val="left"/>
       <w:pPr>
-        <w:ind w:left="2160" w:hanging="480"/>
-      </w:pPr>
+        <w:ind w:left="2160" w:hanging="360"/>
+      </w:pPr>
+      <w:rPr>
+        <w:rFonts w:ascii="Wingdings" w:hAnsi="Wingdings" w:cs="Wingdings" w:hint="default"/>
+      </w:rPr>
     </w:lvl>
     <w:lvl w:ilvl="3">
       <w:numFmt w:val="bullet"/>
-      <w:lvlText w:val="–"/>
+      <w:lvlText w:val=""/>
       <w:lvlJc w:val="left"/>
       <w:pPr>
-        <w:ind w:left="2880" w:hanging="480"/>
-      </w:pPr>
+        <w:ind w:left="2880" w:hanging="360"/>
+      </w:pPr>
+      <w:rPr>
+        <w:rFonts w:ascii="Symbol" w:hAnsi="Symbol" w:cs="Symbol" w:hint="default"/>
+      </w:rPr>
     </w:lvl>
     <w:lvl w:ilvl="4">
       <w:numFmt w:val="bullet"/>
-      <w:lvlText w:val="•"/>
+      <w:lvlText w:val="o"/>
       <w:lvlJc w:val="left"/>
       <w:pPr>
-        <w:ind w:left="3600" w:hanging="480"/>
-      </w:pPr>
+        <w:ind w:left="3600" w:hanging="360"/>
+      </w:pPr>
+      <w:rPr>
+        <w:rFonts w:ascii="Courier New" w:hAnsi="Courier New" w:cs="Courier New" w:hint="default"/>
+      </w:rPr>
     </w:lvl>
     <w:lvl w:ilvl="5">
       <w:numFmt w:val="bullet"/>
-      <w:lvlText w:val="–"/>
+      <w:lvlText w:val=""/>
       <w:lvlJc w:val="left"/>
       <w:pPr>
-        <w:ind w:left="4320" w:hanging="480"/>
-      </w:pPr>
+        <w:ind w:left="4320" w:hanging="360"/>
+      </w:pPr>
+      <w:rPr>
+        <w:rFonts w:ascii="Wingdings" w:hAnsi="Wingdings" w:cs="Wingdings" w:hint="default"/>
+      </w:rPr>
     </w:lvl>
     <w:lvl w:ilvl="6">
       <w:numFmt w:val="bullet"/>
-      <w:lvlText w:val="•"/>
+      <w:lvlText w:val=""/>
       <w:lvlJc w:val="left"/>
       <w:pPr>
-        <w:ind w:left="5040" w:hanging="480"/>
-      </w:pPr>
+        <w:ind w:left="5040" w:hanging="360"/>
+      </w:pPr>
+      <w:rPr>
+        <w:rFonts w:ascii="Symbol" w:hAnsi="Symbol" w:cs="Symbol" w:hint="default"/>
+      </w:rPr>
     </w:lvl>
     <w:lvl w:ilvl="7">
       <w:numFmt w:val="bullet"/>
-      <w:lvlText w:val="–"/>
+      <w:lvlText w:val="o"/>
       <w:lvlJc w:val="left"/>
       <w:pPr>
-        <w:ind w:left="5760" w:hanging="480"/>
-      </w:pPr>
+        <w:ind w:left="5760" w:hanging="360"/>
+      </w:pPr>
+      <w:rPr>
+        <w:rFonts w:ascii="Courier New" w:hAnsi="Courier New" w:cs="Courier New" w:hint="default"/>
+      </w:rPr>
     </w:lvl>
     <w:lvl w:ilvl="8">
       <w:numFmt w:val="bullet"/>
-      <w:lvlText w:val="•"/>
+      <w:lvlText w:val=""/>
       <w:lvlJc w:val="left"/>
       <w:pPr>
-        <w:ind w:left="6480" w:hanging="480"/>
-      </w:pPr>
+        <w:ind w:left="6480" w:hanging="360"/>
+      </w:pPr>
+      <w:rPr>
+        <w:rFonts w:ascii="Wingdings" w:hAnsi="Wingdings" w:cs="Wingdings" w:hint="default"/>
+      </w:rPr>
     </w:lvl>
   </w:abstractNum>
   <w:abstractNum w:abstractNumId="99411">
@@ -22289,7 +21430,7 @@
       <w:lvlText w:val="%1."/>
       <w:lvlJc w:val="left"/>
       <w:pPr>
-        <w:ind w:left="720" w:hanging="480"/>
+        <w:ind w:left="720" w:hanging="360"/>
       </w:pPr>
     </w:lvl>
     <w:lvl w:ilvl="1">
@@ -22298,7 +21439,7 @@
       <w:lvlText w:val="%2."/>
       <w:lvlJc w:val="left"/>
       <w:pPr>
-        <w:ind w:left="1440" w:hanging="480"/>
+        <w:ind w:left="1440" w:hanging="360"/>
       </w:pPr>
     </w:lvl>
     <w:lvl w:ilvl="2">
@@ -22307,7 +21448,7 @@
       <w:lvlText w:val="%3."/>
       <w:lvlJc w:val="left"/>
       <w:pPr>
-        <w:ind w:left="2160" w:hanging="480"/>
+        <w:ind w:left="2160" w:hanging="360"/>
       </w:pPr>
     </w:lvl>
     <w:lvl w:ilvl="3">
@@ -22316,7 +21457,7 @@
       <w:lvlText w:val="%4."/>
       <w:lvlJc w:val="left"/>
       <w:pPr>
-        <w:ind w:left="2880" w:hanging="480"/>
+        <w:ind w:left="2880" w:hanging="360"/>
       </w:pPr>
     </w:lvl>
     <w:lvl w:ilvl="4">
@@ -22325,7 +21466,7 @@
       <w:lvlText w:val="%5."/>
       <w:lvlJc w:val="left"/>
       <w:pPr>
-        <w:ind w:left="3600" w:hanging="480"/>
+        <w:ind w:left="3600" w:hanging="360"/>
       </w:pPr>
     </w:lvl>
     <w:lvl w:ilvl="5">
@@ -22334,7 +21475,7 @@
       <w:lvlText w:val="%6."/>
       <w:lvlJc w:val="left"/>
       <w:pPr>
-        <w:ind w:left="4320" w:hanging="480"/>
+        <w:ind w:left="4320" w:hanging="360"/>
       </w:pPr>
     </w:lvl>
     <w:lvl w:ilvl="6">
@@ -22343,7 +21484,7 @@
       <w:lvlText w:val="%7."/>
       <w:lvlJc w:val="left"/>
       <w:pPr>
-        <w:ind w:left="5040" w:hanging="480"/>
+        <w:ind w:left="5040" w:hanging="360"/>
       </w:pPr>
     </w:lvl>
     <w:lvl w:ilvl="7">
@@ -22352,7 +21493,7 @@
       <w:lvlText w:val="%8."/>
       <w:lvlJc w:val="left"/>
       <w:pPr>
-        <w:ind w:left="5760" w:hanging="480"/>
+        <w:ind w:left="5760" w:hanging="360"/>
       </w:pPr>
     </w:lvl>
     <w:lvl w:ilvl="8">
@@ -22361,7 +21502,7 @@
       <w:lvlText w:val="%9."/>
       <w:lvlJc w:val="left"/>
       <w:pPr>
-        <w:ind w:left="6480" w:hanging="480"/>
+        <w:ind w:left="6480" w:hanging="360"/>
       </w:pPr>
     </w:lvl>
   </w:abstractNum>
@@ -22374,7 +21515,7 @@
       <w:lvlText w:val="(%1)"/>
       <w:lvlJc w:val="left"/>
       <w:pPr>
-        <w:ind w:left="720" w:hanging="480"/>
+        <w:ind w:left="720" w:hanging="360"/>
       </w:pPr>
     </w:lvl>
     <w:lvl w:ilvl="1">
@@ -22383,7 +21524,7 @@
       <w:lvlText w:val="(%2)"/>
       <w:lvlJc w:val="left"/>
       <w:pPr>
-        <w:ind w:left="1440" w:hanging="480"/>
+        <w:ind w:left="1440" w:hanging="360"/>
       </w:pPr>
     </w:lvl>
     <w:lvl w:ilvl="2">
@@ -22392,7 +21533,7 @@
       <w:lvlText w:val="(%3)"/>
       <w:lvlJc w:val="left"/>
       <w:pPr>
-        <w:ind w:left="2160" w:hanging="480"/>
+        <w:ind w:left="2160" w:hanging="360"/>
       </w:pPr>
     </w:lvl>
     <w:lvl w:ilvl="3">
@@ -22401,7 +21542,7 @@
       <w:lvlText w:val="(%4)"/>
       <w:lvlJc w:val="left"/>
       <w:pPr>
-        <w:ind w:left="2880" w:hanging="480"/>
+        <w:ind w:left="2880" w:hanging="360"/>
       </w:pPr>
     </w:lvl>
     <w:lvl w:ilvl="4">
@@ -22410,7 +21551,7 @@
       <w:lvlText w:val="(%5)"/>
       <w:lvlJc w:val="left"/>
       <w:pPr>
-        <w:ind w:left="3600" w:hanging="480"/>
+        <w:ind w:left="3600" w:hanging="360"/>
       </w:pPr>
     </w:lvl>
     <w:lvl w:ilvl="5">
@@ -22419,7 +21560,7 @@
       <w:lvlText w:val="(%6)"/>
       <w:lvlJc w:val="left"/>
       <w:pPr>
-        <w:ind w:left="4320" w:hanging="480"/>
+        <w:ind w:left="4320" w:hanging="360"/>
       </w:pPr>
     </w:lvl>
     <w:lvl w:ilvl="6">
@@ -22428,7 +21569,7 @@
       <w:lvlText w:val="(%7)"/>
       <w:lvlJc w:val="left"/>
       <w:pPr>
-        <w:ind w:left="5040" w:hanging="480"/>
+        <w:ind w:left="5040" w:hanging="360"/>
       </w:pPr>
     </w:lvl>
     <w:lvl w:ilvl="7">
@@ -22437,7 +21578,7 @@
       <w:lvlText w:val="(%8)"/>
       <w:lvlJc w:val="left"/>
       <w:pPr>
-        <w:ind w:left="5760" w:hanging="480"/>
+        <w:ind w:left="5760" w:hanging="360"/>
       </w:pPr>
     </w:lvl>
     <w:lvl w:ilvl="8">
@@ -22446,7 +21587,7 @@
       <w:lvlText w:val="(%9)"/>
       <w:lvlJc w:val="left"/>
       <w:pPr>
-        <w:ind w:left="6480" w:hanging="480"/>
+        <w:ind w:left="6480" w:hanging="360"/>
       </w:pPr>
     </w:lvl>
   </w:abstractNum>
@@ -23184,10 +22325,10 @@
   <w:docDefaults>
     <w:rPrDefault>
       <w:rPr>
-        <w:rFonts w:asciiTheme="minorHAnsi" w:cstheme="minorBidi" w:eastAsiaTheme="minorHAnsi" w:hAnsiTheme="minorHAnsi"/>
+        <w:rFonts w:asciiTheme="minorHAnsi" w:cstheme="minorBidi" w:eastAsiaTheme="minorEastAsia" w:hAnsiTheme="minorHAnsi"/>
         <w:sz w:val="24"/>
         <w:szCs w:val="24"/>
-        <w:lang w:bidi="ar-SA" w:eastAsia="en-US" w:val="es-ES"/>
+        <w:lang w:bidi="ar-SA" w:eastAsia="zh-CN" w:val="es-ES"/>
       </w:rPr>
     </w:rPrDefault>
     <w:pPrDefault>
@@ -23228,57 +22369,94 @@
     <w:name w:val="Title"/>
     <w:basedOn w:val="Normal"/>
     <w:next w:val="BodyText"/>
+    <w:link w:val="TitleChar"/>
+    <w:uiPriority w:val="10"/>
     <w:qFormat/>
+    <w:rsid w:val="00A10FD9"/>
     <w:pPr>
-      <w:keepNext/>
-      <w:keepLines/>
-      <w:spacing w:after="240" w:before="480"/>
+      <w:spacing w:after="80" w:line="240" w:lineRule="auto"/>
+      <w:contextualSpacing/>
       <w:jc w:val="center"/>
     </w:pPr>
     <w:rPr>
       <w:rFonts w:asciiTheme="majorHAnsi" w:cstheme="majorBidi" w:eastAsiaTheme="majorEastAsia" w:hAnsiTheme="majorHAnsi"/>
-      <w:b/>
-      <w:bCs/>
-      <w:color w:themeColor="accent1" w:themeShade="B5" w:val="345A8A"/>
-      <w:sz w:val="36"/>
-      <w:szCs w:val="36"/>
+      <w:sz w:val="56"/>
+      <w:szCs w:val="56"/>
+    </w:rPr>
+  </w:style>
+  <w:style w:customStyle="1" w:styleId="TitleChar" w:type="character">
+    <w:name w:val="Title Char"/>
+    <w:basedOn w:val="DefaultParagraphFont"/>
+    <w:link w:val="Title"/>
+    <w:uiPriority w:val="10"/>
+    <w:rsid w:val="00A10FD9"/>
+    <w:rPr>
+      <w:rFonts w:asciiTheme="majorHAnsi" w:cstheme="majorBidi" w:eastAsiaTheme="majorEastAsia" w:hAnsiTheme="majorHAnsi"/>
+      <w:sz w:val="56"/>
+      <w:szCs w:val="56"/>
     </w:rPr>
   </w:style>
   <w:style w:styleId="Subtitle" w:type="paragraph">
     <w:name w:val="Subtitle"/>
     <w:basedOn w:val="Title"/>
     <w:next w:val="BodyText"/>
+    <w:link w:val="SubtitleChar"/>
+    <w:uiPriority w:val="11"/>
     <w:qFormat/>
+    <w:rsid w:val="00A10FD9"/>
     <w:pPr>
-      <w:keepNext/>
-      <w:keepLines/>
-      <w:spacing w:after="240" w:before="240"/>
-      <w:jc w:val="center"/>
+      <w:numPr>
+        <w:ilvl w:val="1"/>
+      </w:numPr>
     </w:pPr>
     <w:rPr>
-      <w:sz w:val="30"/>
-      <w:szCs w:val="30"/>
+      <w:rFonts w:cstheme="majorBidi" w:eastAsiaTheme="majorEastAsia"/>
+      <w:spacing w:val="15"/>
+      <w:sz w:val="28"/>
+      <w:szCs w:val="28"/>
+    </w:rPr>
+  </w:style>
+  <w:style w:customStyle="1" w:styleId="SubtitleChar" w:type="character">
+    <w:name w:val="Subtitle Char"/>
+    <w:basedOn w:val="DefaultParagraphFont"/>
+    <w:link w:val="Subtitle"/>
+    <w:uiPriority w:val="11"/>
+    <w:rsid w:val="00A10FD9"/>
+    <w:rPr>
+      <w:rFonts w:cstheme="majorBidi" w:eastAsiaTheme="majorEastAsia"/>
+      <w:color w:themeColor="text1" w:themeTint="A6" w:val="595959"/>
+      <w:spacing w:val="15"/>
+      <w:sz w:val="28"/>
+      <w:szCs w:val="28"/>
     </w:rPr>
   </w:style>
   <w:style w:customStyle="1" w:styleId="Author" w:type="paragraph">
     <w:name w:val="Author"/>
+    <w:basedOn w:val="Title"/>
     <w:next w:val="BodyText"/>
     <w:qFormat/>
     <w:pPr>
       <w:keepNext/>
       <w:keepLines/>
-      <w:jc w:val="center"/>
     </w:pPr>
+    <w:rPr>
+      <w:sz w:val="24"/>
+      <w:szCs w:val="24"/>
+    </w:rPr>
   </w:style>
   <w:style w:styleId="Date" w:type="paragraph">
     <w:name w:val="Date"/>
+    <w:basedOn w:val="Title"/>
     <w:next w:val="BodyText"/>
     <w:qFormat/>
     <w:pPr>
       <w:keepNext/>
       <w:keepLines/>
-      <w:jc w:val="center"/>
     </w:pPr>
+    <w:rPr>
+      <w:sz w:val="24"/>
+      <w:szCs w:val="24"/>
+    </w:rPr>
   </w:style>
   <w:style w:customStyle="1" w:styleId="AbstractTitle" w:type="paragraph">
     <w:name w:val="Abstract Title"/>
@@ -23293,7 +22471,6 @@
     </w:pPr>
     <w:rPr>
       <w:b/>
-      <w:color w:val="345A8A"/>
       <w:sz w:val="20"/>
       <w:szCs w:val="20"/>
     </w:rPr>
@@ -23322,191 +22499,321 @@
     <w:rPr/>
   </w:style>
   <w:style w:styleId="Heading1" w:type="paragraph">
-    <w:name w:val="Heading 1"/>
+    <w:name w:val="heading 1"/>
     <w:basedOn w:val="Normal"/>
     <w:next w:val="BodyText"/>
+    <w:link w:val="Heading1Char"/>
     <w:uiPriority w:val="9"/>
     <w:qFormat/>
+    <w:rsid w:val="00A10FD9"/>
     <w:pPr>
       <w:keepNext/>
       <w:keepLines/>
-      <w:spacing w:after="0" w:before="480"/>
+      <w:spacing w:after="80" w:before="360"/>
       <w:outlineLvl w:val="0"/>
     </w:pPr>
     <w:rPr>
       <w:rFonts w:asciiTheme="majorHAnsi" w:cstheme="majorBidi" w:eastAsiaTheme="majorEastAsia" w:hAnsiTheme="majorHAnsi"/>
-      <w:b/>
-      <w:bCs/>
-      <w:color w:themeColor="accent1" w:val="4F81BD"/>
+      <w:color w:themeColor="accent1" w:themeShade="BF" w:val="0F4761"/>
+      <w:sz w:val="40"/>
+      <w:szCs w:val="40"/>
+    </w:rPr>
+  </w:style>
+  <w:style w:styleId="Heading2" w:type="paragraph">
+    <w:name w:val="heading 2"/>
+    <w:basedOn w:val="Normal"/>
+    <w:next w:val="BodyText"/>
+    <w:link w:val="Heading2Char"/>
+    <w:uiPriority w:val="9"/>
+    <w:semiHidden/>
+    <w:unhideWhenUsed/>
+    <w:qFormat/>
+    <w:rsid w:val="00A10FD9"/>
+    <w:pPr>
+      <w:keepNext/>
+      <w:keepLines/>
+      <w:spacing w:after="80" w:before="160"/>
+      <w:outlineLvl w:val="1"/>
+    </w:pPr>
+    <w:rPr>
+      <w:rFonts w:asciiTheme="majorHAnsi" w:cstheme="majorBidi" w:eastAsiaTheme="majorEastAsia" w:hAnsiTheme="majorHAnsi"/>
+      <w:color w:themeColor="accent1" w:themeShade="BF" w:val="0F4761"/>
       <w:sz w:val="32"/>
       <w:szCs w:val="32"/>
     </w:rPr>
   </w:style>
-  <w:style w:styleId="Heading2" w:type="paragraph">
-    <w:name w:val="Heading 2"/>
+  <w:style w:styleId="Heading3" w:type="paragraph">
+    <w:name w:val="heading 3"/>
     <w:basedOn w:val="Normal"/>
     <w:next w:val="BodyText"/>
+    <w:link w:val="Heading3Char"/>
     <w:uiPriority w:val="9"/>
+    <w:semiHidden/>
     <w:unhideWhenUsed/>
     <w:qFormat/>
+    <w:rsid w:val="00A10FD9"/>
     <w:pPr>
       <w:keepNext/>
       <w:keepLines/>
-      <w:spacing w:after="0" w:before="200"/>
-      <w:outlineLvl w:val="1"/>
+      <w:spacing w:after="80" w:before="160"/>
+      <w:outlineLvl w:val="2"/>
     </w:pPr>
     <w:rPr>
-      <w:rFonts w:asciiTheme="majorHAnsi" w:cstheme="majorBidi" w:eastAsiaTheme="majorEastAsia" w:hAnsiTheme="majorHAnsi"/>
-      <w:b/>
-      <w:bCs/>
-      <w:color w:themeColor="accent1" w:val="4F81BD"/>
+      <w:rFonts w:cstheme="majorBidi" w:eastAsiaTheme="majorEastAsia"/>
+      <w:color w:themeColor="accent1" w:themeShade="BF" w:val="0F4761"/>
       <w:sz w:val="28"/>
       <w:szCs w:val="28"/>
     </w:rPr>
   </w:style>
-  <w:style w:styleId="Heading3" w:type="paragraph">
-    <w:name w:val="Heading 3"/>
+  <w:style w:styleId="Heading4" w:type="paragraph">
+    <w:name w:val="heading 4"/>
     <w:basedOn w:val="Normal"/>
     <w:next w:val="BodyText"/>
+    <w:link w:val="Heading4Char"/>
     <w:uiPriority w:val="9"/>
+    <w:semiHidden/>
     <w:unhideWhenUsed/>
     <w:qFormat/>
+    <w:rsid w:val="00A10FD9"/>
     <w:pPr>
       <w:keepNext/>
       <w:keepLines/>
-      <w:spacing w:after="0" w:before="200"/>
-      <w:outlineLvl w:val="2"/>
+      <w:spacing w:after="40" w:before="80"/>
+      <w:outlineLvl w:val="3"/>
     </w:pPr>
     <w:rPr>
-      <w:rFonts w:asciiTheme="majorHAnsi" w:cstheme="majorBidi" w:eastAsiaTheme="majorEastAsia" w:hAnsiTheme="majorHAnsi"/>
-      <w:b/>
-      <w:bCs/>
-      <w:color w:themeColor="accent1" w:val="4F81BD"/>
-      <w:sz w:val="24"/>
-      <w:szCs w:val="24"/>
+      <w:rFonts w:cstheme="majorBidi" w:eastAsiaTheme="majorEastAsia"/>
+      <w:i/>
+      <w:iCs/>
+      <w:color w:themeColor="accent1" w:themeShade="BF" w:val="0F4761"/>
     </w:rPr>
   </w:style>
-  <w:style w:styleId="Heading4" w:type="paragraph">
-    <w:name w:val="Heading 4"/>
+  <w:style w:styleId="Heading5" w:type="paragraph">
+    <w:name w:val="heading 5"/>
     <w:basedOn w:val="Normal"/>
     <w:next w:val="BodyText"/>
+    <w:link w:val="Heading5Char"/>
     <w:uiPriority w:val="9"/>
+    <w:semiHidden/>
     <w:unhideWhenUsed/>
     <w:qFormat/>
+    <w:rsid w:val="00A10FD9"/>
     <w:pPr>
       <w:keepNext/>
       <w:keepLines/>
-      <w:spacing w:after="0" w:before="200"/>
-      <w:outlineLvl w:val="3"/>
+      <w:spacing w:after="40" w:before="80"/>
+      <w:outlineLvl w:val="4"/>
     </w:pPr>
     <w:rPr>
-      <w:rFonts w:asciiTheme="majorHAnsi" w:cstheme="majorBidi" w:eastAsiaTheme="majorEastAsia" w:hAnsiTheme="majorHAnsi"/>
-      <w:bCs/>
-      <w:i/>
-      <w:color w:themeColor="accent1" w:val="4F81BD"/>
-      <w:sz w:val="24"/>
-      <w:szCs w:val="24"/>
+      <w:rFonts w:cstheme="majorBidi" w:eastAsiaTheme="majorEastAsia"/>
+      <w:color w:themeColor="accent1" w:themeShade="BF" w:val="0F4761"/>
     </w:rPr>
   </w:style>
-  <w:style w:styleId="Heading5" w:type="paragraph">
-    <w:name w:val="Heading 5"/>
+  <w:style w:styleId="Heading6" w:type="paragraph">
+    <w:name w:val="heading 6"/>
     <w:basedOn w:val="Normal"/>
     <w:next w:val="BodyText"/>
+    <w:link w:val="Heading6Char"/>
     <w:uiPriority w:val="9"/>
+    <w:semiHidden/>
     <w:unhideWhenUsed/>
     <w:qFormat/>
+    <w:rsid w:val="00A10FD9"/>
     <w:pPr>
       <w:keepNext/>
       <w:keepLines/>
-      <w:spacing w:after="0" w:before="200"/>
-      <w:outlineLvl w:val="4"/>
+      <w:spacing w:after="0" w:before="40"/>
+      <w:outlineLvl w:val="5"/>
     </w:pPr>
     <w:rPr>
-      <w:rFonts w:asciiTheme="majorHAnsi" w:cstheme="majorBidi" w:eastAsiaTheme="majorEastAsia" w:hAnsiTheme="majorHAnsi"/>
+      <w:rFonts w:cstheme="majorBidi" w:eastAsiaTheme="majorEastAsia"/>
+      <w:i/>
       <w:iCs/>
-      <w:color w:themeColor="accent1" w:val="4F81BD"/>
-      <w:sz w:val="24"/>
-      <w:szCs w:val="24"/>
+      <w:color w:themeColor="text1" w:themeTint="A6" w:val="595959"/>
     </w:rPr>
   </w:style>
-  <w:style w:styleId="Heading6" w:type="paragraph">
-    <w:name w:val="Heading 6"/>
+  <w:style w:styleId="Heading7" w:type="paragraph">
+    <w:name w:val="heading 7"/>
     <w:basedOn w:val="Normal"/>
     <w:next w:val="BodyText"/>
+    <w:link w:val="Heading7Char"/>
     <w:uiPriority w:val="9"/>
+    <w:semiHidden/>
     <w:unhideWhenUsed/>
     <w:qFormat/>
+    <w:rsid w:val="00A10FD9"/>
     <w:pPr>
       <w:keepNext/>
       <w:keepLines/>
-      <w:spacing w:after="0" w:before="200"/>
-      <w:outlineLvl w:val="5"/>
+      <w:spacing w:after="0" w:before="40"/>
+      <w:outlineLvl w:val="6"/>
     </w:pPr>
     <w:rPr>
-      <w:rFonts w:asciiTheme="majorHAnsi" w:cstheme="majorBidi" w:eastAsiaTheme="majorEastAsia" w:hAnsiTheme="majorHAnsi"/>
-      <w:color w:themeColor="accent1" w:val="4F81BD"/>
-      <w:sz w:val="24"/>
-      <w:szCs w:val="24"/>
+      <w:rFonts w:cstheme="majorBidi" w:eastAsiaTheme="majorEastAsia"/>
+      <w:color w:themeColor="text1" w:themeTint="A6" w:val="595959"/>
     </w:rPr>
   </w:style>
-  <w:style w:styleId="Heading7" w:type="paragraph">
-    <w:name w:val="Heading 7"/>
+  <w:style w:styleId="Heading8" w:type="paragraph">
+    <w:name w:val="heading 8"/>
     <w:basedOn w:val="Normal"/>
     <w:next w:val="BodyText"/>
+    <w:link w:val="Heading8Char"/>
     <w:uiPriority w:val="9"/>
+    <w:semiHidden/>
     <w:unhideWhenUsed/>
     <w:qFormat/>
+    <w:rsid w:val="00A10FD9"/>
     <w:pPr>
       <w:keepNext/>
       <w:keepLines/>
-      <w:spacing w:after="0" w:before="200"/>
-      <w:outlineLvl w:val="6"/>
+      <w:spacing w:after="0"/>
+      <w:outlineLvl w:val="7"/>
     </w:pPr>
     <w:rPr>
-      <w:rFonts w:asciiTheme="majorHAnsi" w:cstheme="majorBidi" w:eastAsiaTheme="majorEastAsia" w:hAnsiTheme="majorHAnsi"/>
-      <w:color w:themeColor="accent1" w:val="4F81BD"/>
-      <w:sz w:val="24"/>
-      <w:szCs w:val="24"/>
+      <w:rFonts w:cstheme="majorBidi" w:eastAsiaTheme="majorEastAsia"/>
+      <w:i/>
+      <w:iCs/>
+      <w:color w:themeColor="text1" w:themeTint="D8" w:val="272727"/>
     </w:rPr>
   </w:style>
-  <w:style w:styleId="Heading8" w:type="paragraph">
-    <w:name w:val="Heading 8"/>
+  <w:style w:styleId="Heading9" w:type="paragraph">
+    <w:name w:val="heading 9"/>
     <w:basedOn w:val="Normal"/>
     <w:next w:val="BodyText"/>
+    <w:link w:val="Heading9Char"/>
     <w:uiPriority w:val="9"/>
+    <w:semiHidden/>
     <w:unhideWhenUsed/>
     <w:qFormat/>
+    <w:rsid w:val="00A10FD9"/>
     <w:pPr>
       <w:keepNext/>
       <w:keepLines/>
-      <w:spacing w:after="0" w:before="200"/>
-      <w:outlineLvl w:val="7"/>
-    </w:pPr>
-    <w:rPr>
-      <w:rFonts w:asciiTheme="majorHAnsi" w:cstheme="majorBidi" w:eastAsiaTheme="majorEastAsia" w:hAnsiTheme="majorHAnsi"/>
-      <w:color w:themeColor="accent1" w:val="4F81BD"/>
-      <w:sz w:val="24"/>
-      <w:szCs w:val="24"/>
-    </w:rPr>
-  </w:style>
-  <w:style w:styleId="Heading9" w:type="paragraph">
-    <w:name w:val="Heading 9"/>
-    <w:basedOn w:val="Normal"/>
-    <w:next w:val="BodyText"/>
-    <w:uiPriority w:val="9"/>
-    <w:unhideWhenUsed/>
-    <w:qFormat/>
-    <w:pPr>
-      <w:keepNext/>
-      <w:keepLines/>
-      <w:spacing w:after="0" w:before="200"/>
+      <w:spacing w:after="0"/>
       <w:outlineLvl w:val="8"/>
     </w:pPr>
     <w:rPr>
+      <w:rFonts w:cstheme="majorBidi" w:eastAsiaTheme="majorEastAsia"/>
+      <w:color w:themeColor="text1" w:themeTint="D8" w:val="272727"/>
+    </w:rPr>
+  </w:style>
+  <w:style w:customStyle="1" w:styleId="Heading1Char" w:type="character">
+    <w:name w:val="Heading 1 Char"/>
+    <w:basedOn w:val="DefaultParagraphFont"/>
+    <w:link w:val="Heading1"/>
+    <w:uiPriority w:val="9"/>
+    <w:rsid w:val="00A10FD9"/>
+    <w:rPr>
       <w:rFonts w:asciiTheme="majorHAnsi" w:cstheme="majorBidi" w:eastAsiaTheme="majorEastAsia" w:hAnsiTheme="majorHAnsi"/>
-      <w:color w:themeColor="accent1" w:val="4F81BD"/>
-      <w:sz w:val="24"/>
-      <w:szCs w:val="24"/>
+      <w:color w:themeColor="accent1" w:themeShade="BF" w:val="0F4761"/>
+      <w:sz w:val="40"/>
+      <w:szCs w:val="40"/>
+    </w:rPr>
+  </w:style>
+  <w:style w:customStyle="1" w:styleId="Heading2Char" w:type="character">
+    <w:name w:val="Heading 2 Char"/>
+    <w:basedOn w:val="DefaultParagraphFont"/>
+    <w:link w:val="Heading2"/>
+    <w:uiPriority w:val="9"/>
+    <w:semiHidden/>
+    <w:rsid w:val="00A10FD9"/>
+    <w:rPr>
+      <w:rFonts w:asciiTheme="majorHAnsi" w:cstheme="majorBidi" w:eastAsiaTheme="majorEastAsia" w:hAnsiTheme="majorHAnsi"/>
+      <w:color w:themeColor="accent1" w:themeShade="BF" w:val="0F4761"/>
+      <w:sz w:val="32"/>
+      <w:szCs w:val="32"/>
+    </w:rPr>
+  </w:style>
+  <w:style w:customStyle="1" w:styleId="Heading3Char" w:type="character">
+    <w:name w:val="Heading 3 Char"/>
+    <w:basedOn w:val="DefaultParagraphFont"/>
+    <w:link w:val="Heading3"/>
+    <w:uiPriority w:val="9"/>
+    <w:semiHidden/>
+    <w:rsid w:val="00A10FD9"/>
+    <w:rPr>
+      <w:rFonts w:cstheme="majorBidi" w:eastAsiaTheme="majorEastAsia"/>
+      <w:color w:themeColor="accent1" w:themeShade="BF" w:val="0F4761"/>
+      <w:sz w:val="28"/>
+      <w:szCs w:val="28"/>
+    </w:rPr>
+  </w:style>
+  <w:style w:customStyle="1" w:styleId="Heading4Char" w:type="character">
+    <w:name w:val="Heading 4 Char"/>
+    <w:basedOn w:val="DefaultParagraphFont"/>
+    <w:link w:val="Heading4"/>
+    <w:uiPriority w:val="9"/>
+    <w:semiHidden/>
+    <w:rsid w:val="00A10FD9"/>
+    <w:rPr>
+      <w:rFonts w:cstheme="majorBidi" w:eastAsiaTheme="majorEastAsia"/>
+      <w:i/>
+      <w:iCs/>
+      <w:color w:themeColor="accent1" w:themeShade="BF" w:val="0F4761"/>
+    </w:rPr>
+  </w:style>
+  <w:style w:customStyle="1" w:styleId="Heading5Char" w:type="character">
+    <w:name w:val="Heading 5 Char"/>
+    <w:basedOn w:val="DefaultParagraphFont"/>
+    <w:link w:val="Heading5"/>
+    <w:uiPriority w:val="9"/>
+    <w:semiHidden/>
+    <w:rsid w:val="00A10FD9"/>
+    <w:rPr>
+      <w:rFonts w:cstheme="majorBidi" w:eastAsiaTheme="majorEastAsia"/>
+      <w:color w:themeColor="accent1" w:themeShade="BF" w:val="0F4761"/>
+    </w:rPr>
+  </w:style>
+  <w:style w:customStyle="1" w:styleId="Heading6Char" w:type="character">
+    <w:name w:val="Heading 6 Char"/>
+    <w:basedOn w:val="DefaultParagraphFont"/>
+    <w:link w:val="Heading6"/>
+    <w:uiPriority w:val="9"/>
+    <w:semiHidden/>
+    <w:rsid w:val="00A10FD9"/>
+    <w:rPr>
+      <w:rFonts w:cstheme="majorBidi" w:eastAsiaTheme="majorEastAsia"/>
+      <w:i/>
+      <w:iCs/>
+      <w:color w:themeColor="text1" w:themeTint="A6" w:val="595959"/>
+    </w:rPr>
+  </w:style>
+  <w:style w:customStyle="1" w:styleId="Heading7Char" w:type="character">
+    <w:name w:val="Heading 7 Char"/>
+    <w:basedOn w:val="DefaultParagraphFont"/>
+    <w:link w:val="Heading7"/>
+    <w:uiPriority w:val="9"/>
+    <w:semiHidden/>
+    <w:rsid w:val="00A10FD9"/>
+    <w:rPr>
+      <w:rFonts w:cstheme="majorBidi" w:eastAsiaTheme="majorEastAsia"/>
+      <w:color w:themeColor="text1" w:themeTint="A6" w:val="595959"/>
+    </w:rPr>
+  </w:style>
+  <w:style w:customStyle="1" w:styleId="Heading8Char" w:type="character">
+    <w:name w:val="Heading 8 Char"/>
+    <w:basedOn w:val="DefaultParagraphFont"/>
+    <w:link w:val="Heading8"/>
+    <w:uiPriority w:val="9"/>
+    <w:semiHidden/>
+    <w:rsid w:val="00A10FD9"/>
+    <w:rPr>
+      <w:rFonts w:cstheme="majorBidi" w:eastAsiaTheme="majorEastAsia"/>
+      <w:i/>
+      <w:iCs/>
+      <w:color w:themeColor="text1" w:themeTint="D8" w:val="272727"/>
+    </w:rPr>
+  </w:style>
+  <w:style w:customStyle="1" w:styleId="Heading9Char" w:type="character">
+    <w:name w:val="Heading 9 Char"/>
+    <w:basedOn w:val="DefaultParagraphFont"/>
+    <w:link w:val="Heading9"/>
+    <w:uiPriority w:val="9"/>
+    <w:semiHidden/>
+    <w:rsid w:val="00A10FD9"/>
+    <w:rPr>
+      <w:rFonts w:cstheme="majorBidi" w:eastAsiaTheme="majorEastAsia"/>
+      <w:color w:themeColor="text1" w:themeTint="D8" w:val="272727"/>
     </w:rPr>
   </w:style>
   <w:style w:styleId="BlockText" w:type="paragraph">
@@ -23531,8 +22838,8 @@
   </w:style>
   <w:style w:styleId="FootnoteBlockText" w:type="paragraph">
     <w:name w:val="Footnote Block Text"/>
-    <w:basedOn w:val="Footnote Text"/>
-    <w:next w:val="Footnote Text"/>
+    <w:basedOn w:val="FootnoteText"/>
+    <w:next w:val="FootnoteText"/>
     <w:uiPriority w:val="9"/>
     <w:unhideWhenUsed/>
     <w:qFormat/>
@@ -23562,13 +22869,6 @@
       </w:tblCellMar>
     </w:tblPr>
     <w:tblStylePr w:type="firstRow">
-      <w:tblPr>
-        <w:jc w:val="left"/>
-        <w:tblInd w:type="dxa" w:w="0"/>
-      </w:tblPr>
-      <w:trPr>
-        <w:jc w:val="left"/>
-      </w:trPr>
       <w:tcPr>
         <w:tcBorders>
           <w:bottom w:val="single"/>
@@ -23924,44 +23224,44 @@
         <a:sysClr val="window" lastClr="FFFFFF"/>
       </a:lt1>
       <a:dk2>
-        <a:srgbClr val="1F497D"/>
+        <a:srgbClr val="0E2841"/>
       </a:dk2>
       <a:lt2>
-        <a:srgbClr val="EEECE1"/>
+        <a:srgbClr val="E8E8E8"/>
       </a:lt2>
       <a:accent1>
-        <a:srgbClr val="4F81BD"/>
+        <a:srgbClr val="156082"/>
       </a:accent1>
       <a:accent2>
-        <a:srgbClr val="C0504D"/>
+        <a:srgbClr val="E97132"/>
       </a:accent2>
       <a:accent3>
-        <a:srgbClr val="9BBB59"/>
+        <a:srgbClr val="196B24"/>
       </a:accent3>
       <a:accent4>
-        <a:srgbClr val="8064A2"/>
+        <a:srgbClr val="0F9ED5"/>
       </a:accent4>
       <a:accent5>
-        <a:srgbClr val="4BACC6"/>
+        <a:srgbClr val="A02B93"/>
       </a:accent5>
       <a:accent6>
-        <a:srgbClr val="F79646"/>
+        <a:srgbClr val="4EA72E"/>
       </a:accent6>
       <a:hlink>
-        <a:srgbClr val="0000FF"/>
+        <a:srgbClr val="467886"/>
       </a:hlink>
       <a:folHlink>
-        <a:srgbClr val="800080"/>
+        <a:srgbClr val="96607D"/>
       </a:folHlink>
     </a:clrScheme>
     <a:fontScheme name="Office">
       <a:majorFont>
-        <a:latin typeface="Calibri"/>
+        <a:latin typeface="Aptos Display" panose="02110004020202020204"/>
         <a:ea typeface=""/>
         <a:cs typeface=""/>
-        <a:font script="Jpan" typeface="ＭＳ ゴシック"/>
+        <a:font script="Jpan" typeface="游ゴシック Light"/>
         <a:font script="Hang" typeface="맑은 고딕"/>
-        <a:font script="Hans" typeface="宋体"/>
+        <a:font script="Hans" typeface="等线 Light"/>
         <a:font script="Hant" typeface="新細明體"/>
         <a:font script="Arab" typeface="Times New Roman"/>
         <a:font script="Hebr" typeface="Times New Roman"/>
@@ -23988,14 +23288,32 @@
         <a:font script="Mong" typeface="Mongolian Baiti"/>
         <a:font script="Viet" typeface="Times New Roman"/>
         <a:font script="Uigh" typeface="Microsoft Uighur"/>
+        <a:font script="Geor" typeface="Sylfaen"/>
+        <a:font script="Armn" typeface="Arial"/>
+        <a:font script="Bugi" typeface="Leelawadee UI"/>
+        <a:font script="Bopo" typeface="Microsoft JhengHei"/>
+        <a:font script="Java" typeface="Javanese Text"/>
+        <a:font script="Lisu" typeface="Segoe UI"/>
+        <a:font script="Mymr" typeface="Myanmar Text"/>
+        <a:font script="Nkoo" typeface="Ebrima"/>
+        <a:font script="Olck" typeface="Nirmala UI"/>
+        <a:font script="Osma" typeface="Ebrima"/>
+        <a:font script="Phag" typeface="Phagspa"/>
+        <a:font script="Syrn" typeface="Estrangelo Edessa"/>
+        <a:font script="Syrj" typeface="Estrangelo Edessa"/>
+        <a:font script="Syre" typeface="Estrangelo Edessa"/>
+        <a:font script="Sora" typeface="Nirmala UI"/>
+        <a:font script="Tale" typeface="Microsoft Tai Le"/>
+        <a:font script="Talu" typeface="Microsoft New Tai Lue"/>
+        <a:font script="Tfng" typeface="Ebrima"/>
       </a:majorFont>
       <a:minorFont>
-        <a:latin typeface="Cambria"/>
+        <a:latin typeface="Aptos" panose="02110004020202020204"/>
         <a:ea typeface=""/>
         <a:cs typeface=""/>
-        <a:font script="Jpan" typeface="ＭＳ 明朝"/>
+        <a:font script="Jpan" typeface="游明朝"/>
         <a:font script="Hang" typeface="맑은 고딕"/>
-        <a:font script="Hans" typeface="宋体"/>
+        <a:font script="Hans" typeface="等线"/>
         <a:font script="Hant" typeface="新細明體"/>
         <a:font script="Arab" typeface="Arial"/>
         <a:font script="Hebr" typeface="Arial"/>
@@ -24022,6 +23340,24 @@
         <a:font script="Mong" typeface="Mongolian Baiti"/>
         <a:font script="Viet" typeface="Arial"/>
         <a:font script="Uigh" typeface="Microsoft Uighur"/>
+        <a:font script="Geor" typeface="Sylfaen"/>
+        <a:font script="Armn" typeface="Arial"/>
+        <a:font script="Bugi" typeface="Leelawadee UI"/>
+        <a:font script="Bopo" typeface="Microsoft JhengHei"/>
+        <a:font script="Java" typeface="Javanese Text"/>
+        <a:font script="Lisu" typeface="Segoe UI"/>
+        <a:font script="Mymr" typeface="Myanmar Text"/>
+        <a:font script="Nkoo" typeface="Ebrima"/>
+        <a:font script="Olck" typeface="Nirmala UI"/>
+        <a:font script="Osma" typeface="Ebrima"/>
+        <a:font script="Phag" typeface="Phagspa"/>
+        <a:font script="Syrn" typeface="Estrangelo Edessa"/>
+        <a:font script="Syrj" typeface="Estrangelo Edessa"/>
+        <a:font script="Syre" typeface="Estrangelo Edessa"/>
+        <a:font script="Sora" typeface="Nirmala UI"/>
+        <a:font script="Tale" typeface="Microsoft Tai Le"/>
+        <a:font script="Talu" typeface="Microsoft New Tai Lue"/>
+        <a:font script="Tfng" typeface="Ebrima"/>
       </a:minorFont>
     </a:fontScheme>
     <a:fmtScheme name="Office">
@@ -24033,200 +23369,141 @@
           <a:gsLst>
             <a:gs pos="0">
               <a:schemeClr val="phClr">
-                <a:tint val="50000"/>
-                <a:satMod val="300000"/>
+                <a:lumMod val="110000"/>
+                <a:satMod val="105000"/>
+                <a:tint val="67000"/>
               </a:schemeClr>
             </a:gs>
-            <a:gs pos="35000">
+            <a:gs pos="50000">
               <a:schemeClr val="phClr">
-                <a:tint val="37000"/>
-                <a:satMod val="300000"/>
+                <a:lumMod val="105000"/>
+                <a:satMod val="103000"/>
+                <a:tint val="73000"/>
               </a:schemeClr>
             </a:gs>
             <a:gs pos="100000">
               <a:schemeClr val="phClr">
-                <a:tint val="15000"/>
-                <a:satMod val="350000"/>
+                <a:lumMod val="105000"/>
+                <a:satMod val="109000"/>
+                <a:tint val="81000"/>
               </a:schemeClr>
             </a:gs>
           </a:gsLst>
-          <a:lin ang="16200000" scaled="1"/>
+          <a:lin ang="5400000" scaled="0"/>
         </a:gradFill>
         <a:gradFill rotWithShape="1">
           <a:gsLst>
             <a:gs pos="0">
               <a:schemeClr val="phClr">
-                <a:tint val="100000"/>
+                <a:satMod val="103000"/>
+                <a:lumMod val="102000"/>
+                <a:tint val="94000"/>
+              </a:schemeClr>
+            </a:gs>
+            <a:gs pos="50000">
+              <a:schemeClr val="phClr">
+                <a:satMod val="110000"/>
+                <a:lumMod val="100000"/>
                 <a:shade val="100000"/>
-                <a:satMod val="130000"/>
               </a:schemeClr>
             </a:gs>
             <a:gs pos="100000">
               <a:schemeClr val="phClr">
-                <a:tint val="50000"/>
-                <a:shade val="100000"/>
-                <a:satMod val="350000"/>
+                <a:lumMod val="99000"/>
+                <a:satMod val="120000"/>
+                <a:shade val="78000"/>
               </a:schemeClr>
             </a:gs>
           </a:gsLst>
-          <a:lin ang="16200000" scaled="0"/>
+          <a:lin ang="5400000" scaled="0"/>
         </a:gradFill>
       </a:fillStyleLst>
       <a:lnStyleLst>
-        <a:ln w="9525" cap="flat" cmpd="sng" algn="ctr">
-          <a:solidFill>
-            <a:schemeClr val="phClr">
-              <a:shade val="95000"/>
-              <a:satMod val="105000"/>
-            </a:schemeClr>
-          </a:solidFill>
-          <a:prstDash val="solid"/>
-        </a:ln>
-        <a:ln w="25400" cap="flat" cmpd="sng" algn="ctr">
+        <a:ln w="6350" cap="flat" cmpd="sng" algn="ctr">
           <a:solidFill>
             <a:schemeClr val="phClr"/>
           </a:solidFill>
           <a:prstDash val="solid"/>
+          <a:miter lim="800000"/>
         </a:ln>
-        <a:ln w="38100" cap="flat" cmpd="sng" algn="ctr">
+        <a:ln w="12700" cap="flat" cmpd="sng" algn="ctr">
           <a:solidFill>
             <a:schemeClr val="phClr"/>
           </a:solidFill>
           <a:prstDash val="solid"/>
+          <a:miter lim="800000"/>
+        </a:ln>
+        <a:ln w="19050" cap="flat" cmpd="sng" algn="ctr">
+          <a:solidFill>
+            <a:schemeClr val="phClr"/>
+          </a:solidFill>
+          <a:prstDash val="solid"/>
+          <a:miter lim="800000"/>
         </a:ln>
       </a:lnStyleLst>
       <a:effectStyleLst>
         <a:effectStyle>
+          <a:effectLst/>
+        </a:effectStyle>
+        <a:effectStyle>
+          <a:effectLst/>
+        </a:effectStyle>
+        <a:effectStyle>
           <a:effectLst>
-            <a:outerShdw blurRad="40000" dist="20000" dir="5400000" rotWithShape="0">
+            <a:outerShdw blurRad="57150" dist="19050" dir="5400000" algn="ctr" rotWithShape="0">
               <a:srgbClr val="000000">
-                <a:alpha val="38000"/>
+                <a:alpha val="63000"/>
               </a:srgbClr>
             </a:outerShdw>
           </a:effectLst>
-        </a:effectStyle>
-        <a:effectStyle>
-          <a:effectLst>
-            <a:outerShdw blurRad="40000" dist="23000" dir="5400000" rotWithShape="0">
-              <a:srgbClr val="000000">
-                <a:alpha val="35000"/>
-              </a:srgbClr>
-            </a:outerShdw>
-          </a:effectLst>
-        </a:effectStyle>
-        <a:effectStyle>
-          <a:effectLst>
-            <a:outerShdw blurRad="40000" dist="23000" dir="5400000" rotWithShape="0">
-              <a:srgbClr val="000000">
-                <a:alpha val="35000"/>
-              </a:srgbClr>
-            </a:outerShdw>
-          </a:effectLst>
-          <a:scene3d>
-            <a:camera prst="orthographicFront">
-              <a:rot lat="0" lon="0" rev="0"/>
-            </a:camera>
-            <a:lightRig rig="threePt" dir="t">
-              <a:rot lat="0" lon="0" rev="1200000"/>
-            </a:lightRig>
-          </a:scene3d>
-          <a:sp3d>
-            <a:bevelT w="63500" h="25400"/>
-          </a:sp3d>
         </a:effectStyle>
       </a:effectStyleLst>
       <a:bgFillStyleLst>
         <a:solidFill>
           <a:schemeClr val="phClr"/>
         </a:solidFill>
+        <a:solidFill>
+          <a:schemeClr val="phClr">
+            <a:tint val="95000"/>
+            <a:satMod val="170000"/>
+          </a:schemeClr>
+        </a:solidFill>
         <a:gradFill rotWithShape="1">
           <a:gsLst>
             <a:gs pos="0">
               <a:schemeClr val="phClr">
-                <a:tint val="40000"/>
-                <a:satMod val="350000"/>
+                <a:tint val="93000"/>
+                <a:satMod val="150000"/>
+                <a:shade val="98000"/>
+                <a:lumMod val="102000"/>
               </a:schemeClr>
             </a:gs>
-            <a:gs pos="40000">
+            <a:gs pos="50000">
               <a:schemeClr val="phClr">
-                <a:tint val="45000"/>
-                <a:shade val="99000"/>
-                <a:satMod val="350000"/>
+                <a:tint val="98000"/>
+                <a:satMod val="130000"/>
+                <a:shade val="90000"/>
+                <a:lumMod val="103000"/>
               </a:schemeClr>
             </a:gs>
             <a:gs pos="100000">
               <a:schemeClr val="phClr">
-                <a:shade val="20000"/>
-                <a:satMod val="255000"/>
+                <a:shade val="63000"/>
+                <a:satMod val="120000"/>
               </a:schemeClr>
             </a:gs>
           </a:gsLst>
-          <a:path path="circle">
-            <a:fillToRect l="50000" t="-80000" r="50000" b="180000"/>
-          </a:path>
-        </a:gradFill>
-        <a:gradFill rotWithShape="1">
-          <a:gsLst>
-            <a:gs pos="0">
-              <a:schemeClr val="phClr">
-                <a:tint val="80000"/>
-                <a:satMod val="300000"/>
-              </a:schemeClr>
-            </a:gs>
-            <a:gs pos="100000">
-              <a:schemeClr val="phClr">
-                <a:shade val="30000"/>
-                <a:satMod val="200000"/>
-              </a:schemeClr>
-            </a:gs>
-          </a:gsLst>
-          <a:path path="circle">
-            <a:fillToRect l="50000" t="50000" r="50000" b="50000"/>
-          </a:path>
+          <a:lin ang="5400000" scaled="0"/>
         </a:gradFill>
       </a:bgFillStyleLst>
     </a:fmtScheme>
   </a:themeElements>
-  <a:objectDefaults>
-    <a:spDef>
-      <a:spPr/>
-      <a:bodyPr/>
-      <a:lstStyle/>
-      <a:style>
-        <a:lnRef idx="1">
-          <a:schemeClr val="accent1"/>
-        </a:lnRef>
-        <a:fillRef idx="3">
-          <a:schemeClr val="accent1"/>
-        </a:fillRef>
-        <a:effectRef idx="2">
-          <a:schemeClr val="accent1"/>
-        </a:effectRef>
-        <a:fontRef idx="minor">
-          <a:schemeClr val="lt1"/>
-        </a:fontRef>
-      </a:style>
-    </a:spDef>
-    <a:lnDef>
-      <a:spPr/>
-      <a:bodyPr/>
-      <a:lstStyle/>
-      <a:style>
-        <a:lnRef idx="2">
-          <a:schemeClr val="accent1"/>
-        </a:lnRef>
-        <a:fillRef idx="0">
-          <a:schemeClr val="accent1"/>
-        </a:fillRef>
-        <a:effectRef idx="1">
-          <a:schemeClr val="accent1"/>
-        </a:effectRef>
-        <a:fontRef idx="minor">
-          <a:schemeClr val="tx1"/>
-        </a:fontRef>
-      </a:style>
-    </a:lnDef>
-  </a:objectDefaults>
+  <a:objectDefaults/>
   <a:extraClrSchemeLst/>
+  <a:extLst>
+    <a:ext uri="{05A4C25C-085E-4340-85A3-A5531E510DB2}">
+      <thm15:themeFamily xmlns:thm15="http://schemas.microsoft.com/office/thememl/2012/main" name="Office Theme" id="{2E142A2C-CD16-42D6-873A-C26D2A0506FA}" vid="{1BDDFF52-6CD6-40A5-AB3C-68EB2F1E4D0A}"/>
+    </a:ext>
+  </a:extLst>
 </a:theme>
 </file>
--- a/docx/06-trunking-inter-vlan/06-trunking-inter-vlan.docx
+++ b/docx/06-trunking-inter-vlan/06-trunking-inter-vlan.docx
@@ -28,7 +28,7 @@
         </w:p>
       </w:sdtContent>
     </w:sdt>
-    <w:bookmarkStart w:id="25" w:name="trunking-y-enrutamiento-inter-vlan"/>
+    <w:bookmarkStart w:id="36" w:name="trunking-y-enrutamiento-inter-vlan"/>
     <w:p>
       <w:pPr>
         <w:pStyle w:val="Heading1"/>
@@ -114,7 +114,7 @@
       <w:r>
         <w:t xml:space="preserve"> </w:t>
       </w:r>
-      <w:hyperlink r:id="rId9">
+      <w:hyperlink r:id="rId20">
         <w:r>
           <w:rPr>
             <w:rStyle w:val="Hyperlink"/>
@@ -189,7 +189,7 @@
         </w:pict>
       </w:r>
     </w:p>
-    <w:bookmarkStart w:id="10" w:name="objetivo-de-la-unidad"/>
+    <w:bookmarkStart w:id="21" w:name="objetivo-de-la-unidad"/>
     <w:p>
       <w:pPr>
         <w:pStyle w:val="Heading2"/>
@@ -337,8 +337,8 @@
         </w:pict>
       </w:r>
     </w:p>
-    <w:bookmarkEnd w:id="10"/>
-    <w:bookmarkStart w:id="19" w:name="mapa-de-la-unidad"/>
+    <w:bookmarkEnd w:id="21"/>
+    <w:bookmarkStart w:id="30" w:name="mapa-de-la-unidad"/>
     <w:p>
       <w:pPr>
         <w:pStyle w:val="Heading2"/>
@@ -351,6 +351,7 @@
       <w:tblPr>
         <w:tblStyle w:val="Table"/>
         <w:tblW w:type="pct" w:w="5000"/>
+        <w:jc w:val="left"/>
         <w:tblLayout w:type="fixed"/>
         <w:tblLook w:firstRow="1" w:lastRow="0" w:firstColumn="0" w:lastColumn="0" w:noHBand="0" w:noVBand="0" w:val="0020"/>
       </w:tblPr>
@@ -368,6 +369,7 @@
           <w:p>
             <w:pPr>
               <w:pStyle w:val="Compact"/>
+              <w:jc w:val="left"/>
             </w:pPr>
             <w:r>
               <w:t xml:space="preserve">Punto</w:t>
@@ -379,6 +381,7 @@
           <w:p>
             <w:pPr>
               <w:pStyle w:val="Compact"/>
+              <w:jc w:val="left"/>
             </w:pPr>
             <w:r>
               <w:t xml:space="preserve">Qué aprenderás</w:t>
@@ -390,6 +393,7 @@
           <w:p>
             <w:pPr>
               <w:pStyle w:val="Compact"/>
+              <w:jc w:val="left"/>
             </w:pPr>
             <w:r>
               <w:t xml:space="preserve">Nivel</w:t>
@@ -403,8 +407,9 @@
           <w:p>
             <w:pPr>
               <w:pStyle w:val="Compact"/>
-            </w:pPr>
-            <w:hyperlink r:id="rId11">
+              <w:jc w:val="left"/>
+            </w:pPr>
+            <w:hyperlink r:id="rId22">
               <w:r>
                 <w:rPr>
                   <w:rStyle w:val="Hyperlink"/>
@@ -419,6 +424,7 @@
           <w:p>
             <w:pPr>
               <w:pStyle w:val="Compact"/>
+              <w:jc w:val="left"/>
             </w:pPr>
             <w:r>
               <w:t xml:space="preserve">La etiqueta, el trunk y la native VLAN</w:t>
@@ -430,6 +436,7 @@
           <w:p>
             <w:pPr>
               <w:pStyle w:val="Compact"/>
+              <w:jc w:val="left"/>
             </w:pPr>
             <w:r>
               <w:t xml:space="preserve">Todos</w:t>
@@ -443,8 +450,9 @@
           <w:p>
             <w:pPr>
               <w:pStyle w:val="Compact"/>
-            </w:pPr>
-            <w:hyperlink r:id="rId12">
+              <w:jc w:val="left"/>
+            </w:pPr>
+            <w:hyperlink r:id="rId23">
               <w:r>
                 <w:rPr>
                   <w:rStyle w:val="Hyperlink"/>
@@ -459,6 +467,7 @@
           <w:p>
             <w:pPr>
               <w:pStyle w:val="Compact"/>
+              <w:jc w:val="left"/>
             </w:pPr>
             <w:r>
               <w:t xml:space="preserve">switchport mode trunk, allowed VLANs, show</w:t>
@@ -470,6 +479,7 @@
           <w:p>
             <w:pPr>
               <w:pStyle w:val="Compact"/>
+              <w:jc w:val="left"/>
             </w:pPr>
             <w:r>
               <w:t xml:space="preserve">Todos</w:t>
@@ -483,8 +493,9 @@
           <w:p>
             <w:pPr>
               <w:pStyle w:val="Compact"/>
-            </w:pPr>
-            <w:hyperlink r:id="rId13">
+              <w:jc w:val="left"/>
+            </w:pPr>
+            <w:hyperlink r:id="rId24">
               <w:r>
                 <w:rPr>
                   <w:rStyle w:val="Hyperlink"/>
@@ -499,6 +510,7 @@
           <w:p>
             <w:pPr>
               <w:pStyle w:val="Compact"/>
+              <w:jc w:val="left"/>
             </w:pPr>
             <w:r>
               <w:t xml:space="preserve">El problema de las VLANs aisladas y sus soluciones</w:t>
@@ -510,6 +522,7 @@
           <w:p>
             <w:pPr>
               <w:pStyle w:val="Compact"/>
+              <w:jc w:val="left"/>
             </w:pPr>
             <w:r>
               <w:t xml:space="preserve">Todos</w:t>
@@ -523,8 +536,9 @@
           <w:p>
             <w:pPr>
               <w:pStyle w:val="Compact"/>
-            </w:pPr>
-            <w:hyperlink r:id="rId14">
+              <w:jc w:val="left"/>
+            </w:pPr>
+            <w:hyperlink r:id="rId25">
               <w:r>
                 <w:rPr>
                   <w:rStyle w:val="Hyperlink"/>
@@ -539,6 +553,7 @@
           <w:p>
             <w:pPr>
               <w:pStyle w:val="Compact"/>
+              <w:jc w:val="left"/>
             </w:pPr>
             <w:r>
               <w:t xml:space="preserve">ip routing, interface vlan X, rutas conectadas</w:t>
@@ -550,6 +565,7 @@
           <w:p>
             <w:pPr>
               <w:pStyle w:val="Compact"/>
+              <w:jc w:val="left"/>
             </w:pPr>
             <w:r>
               <w:t xml:space="preserve">Clave</w:t>
@@ -563,8 +579,9 @@
           <w:p>
             <w:pPr>
               <w:pStyle w:val="Compact"/>
-            </w:pPr>
-            <w:hyperlink r:id="rId15">
+              <w:jc w:val="left"/>
+            </w:pPr>
+            <w:hyperlink r:id="rId26">
               <w:r>
                 <w:rPr>
                   <w:rStyle w:val="Hyperlink"/>
@@ -579,6 +596,7 @@
           <w:p>
             <w:pPr>
               <w:pStyle w:val="Compact"/>
+              <w:jc w:val="left"/>
             </w:pPr>
             <w:r>
               <w:t xml:space="preserve">Protocolos automáticos de Cisco y sus peligros</w:t>
@@ -590,6 +608,7 @@
           <w:p>
             <w:pPr>
               <w:pStyle w:val="Compact"/>
+              <w:jc w:val="left"/>
             </w:pPr>
             <w:r>
               <w:t xml:space="preserve">Todos</w:t>
@@ -603,8 +622,9 @@
           <w:p>
             <w:pPr>
               <w:pStyle w:val="Compact"/>
-            </w:pPr>
-            <w:hyperlink r:id="rId16">
+              <w:jc w:val="left"/>
+            </w:pPr>
+            <w:hyperlink r:id="rId27">
               <w:r>
                 <w:rPr>
                   <w:rStyle w:val="Hyperlink"/>
@@ -619,6 +639,7 @@
           <w:p>
             <w:pPr>
               <w:pStyle w:val="Compact"/>
+              <w:jc w:val="left"/>
             </w:pPr>
             <w:r>
               <w:t xml:space="preserve">Native aparte, nonegotiate, VLAN de gestión</w:t>
@@ -630,6 +651,7 @@
           <w:p>
             <w:pPr>
               <w:pStyle w:val="Compact"/>
+              <w:jc w:val="left"/>
             </w:pPr>
             <w:r>
               <w:t xml:space="preserve">Clave</w:t>
@@ -643,8 +665,9 @@
           <w:p>
             <w:pPr>
               <w:pStyle w:val="Compact"/>
-            </w:pPr>
-            <w:hyperlink r:id="rId17">
+              <w:jc w:val="left"/>
+            </w:pPr>
+            <w:hyperlink r:id="rId28">
               <w:r>
                 <w:rPr>
                   <w:rStyle w:val="Hyperlink"/>
@@ -659,6 +682,7 @@
           <w:p>
             <w:pPr>
               <w:pStyle w:val="Compact"/>
+              <w:jc w:val="left"/>
             </w:pPr>
             <w:r>
               <w:t xml:space="preserve">Un pool por VLAN, relay y captura del DORA</w:t>
@@ -670,6 +694,7 @@
           <w:p>
             <w:pPr>
               <w:pStyle w:val="Compact"/>
+              <w:jc w:val="left"/>
             </w:pPr>
             <w:r>
               <w:t xml:space="preserve">Todos</w:t>
@@ -683,8 +708,9 @@
           <w:p>
             <w:pPr>
               <w:pStyle w:val="Compact"/>
-            </w:pPr>
-            <w:hyperlink r:id="rId18">
+              <w:jc w:val="left"/>
+            </w:pPr>
+            <w:hyperlink r:id="rId29">
               <w:r>
                 <w:rPr>
                   <w:rStyle w:val="Hyperlink"/>
@@ -699,6 +725,7 @@
           <w:p>
             <w:pPr>
               <w:pStyle w:val="Compact"/>
+              <w:jc w:val="left"/>
             </w:pPr>
             <w:r>
               <w:t xml:space="preserve">Sé el Paquete, Fireside, Laboratorio, Crucigrama…</w:t>
@@ -710,6 +737,7 @@
           <w:p>
             <w:pPr>
               <w:pStyle w:val="Compact"/>
+              <w:jc w:val="left"/>
             </w:pPr>
             <w:r>
               <w:t xml:space="preserve">Todos</w:t>
@@ -749,8 +777,8 @@
         </w:pict>
       </w:r>
     </w:p>
-    <w:bookmarkEnd w:id="19"/>
-    <w:bookmarkStart w:id="20" w:name="boletines-de-la-unidad"/>
+    <w:bookmarkEnd w:id="30"/>
+    <w:bookmarkStart w:id="31" w:name="boletines-de-la-unidad"/>
     <w:p>
       <w:pPr>
         <w:pStyle w:val="Heading2"/>
@@ -825,8 +853,8 @@
         </w:pict>
       </w:r>
     </w:p>
-    <w:bookmarkEnd w:id="20"/>
-    <w:bookmarkStart w:id="21" w:name="Xc38a603f7e84ac8108d0ac42a9d7487c10dc072"/>
+    <w:bookmarkEnd w:id="31"/>
+    <w:bookmarkStart w:id="32" w:name="Xc38a603f7e84ac8108d0ac42a9d7487c10dc072"/>
     <w:p>
       <w:pPr>
         <w:pStyle w:val="Heading2"/>
@@ -839,6 +867,7 @@
       <w:tblPr>
         <w:tblStyle w:val="Table"/>
         <w:tblW w:type="pct" w:w="5000"/>
+        <w:jc w:val="left"/>
         <w:tblLayout w:type="fixed"/>
         <w:tblLook w:firstRow="1" w:lastRow="0" w:firstColumn="0" w:lastColumn="0" w:noHBand="0" w:noVBand="0" w:val="0020"/>
       </w:tblPr>
@@ -856,6 +885,7 @@
           <w:p>
             <w:pPr>
               <w:pStyle w:val="Compact"/>
+              <w:jc w:val="left"/>
             </w:pPr>
             <w:r>
               <w:t xml:space="preserve">CE</w:t>
@@ -867,6 +897,7 @@
           <w:p>
             <w:pPr>
               <w:pStyle w:val="Compact"/>
+              <w:jc w:val="left"/>
             </w:pPr>
             <w:r>
               <w:t xml:space="preserve">Criterio</w:t>
@@ -878,6 +909,7 @@
           <w:p>
             <w:pPr>
               <w:pStyle w:val="Compact"/>
+              <w:jc w:val="left"/>
             </w:pPr>
             <w:r>
               <w:t xml:space="preserve">Dónde se cubre</w:t>
@@ -891,6 +923,7 @@
           <w:p>
             <w:pPr>
               <w:pStyle w:val="Compact"/>
+              <w:jc w:val="left"/>
             </w:pPr>
             <w:r>
               <w:t xml:space="preserve">RA3</w:t>
@@ -902,6 +935,7 @@
           <w:p>
             <w:pPr>
               <w:pStyle w:val="Compact"/>
+              <w:jc w:val="left"/>
             </w:pPr>
             <w:r>
               <w:t xml:space="preserve">Administración de conmutadores (enlaces y segmentación)</w:t>
@@ -913,6 +947,7 @@
           <w:p>
             <w:pPr>
               <w:pStyle w:val="Compact"/>
+              <w:jc w:val="left"/>
             </w:pPr>
             <w:r>
               <w:t xml:space="preserve">✅ Puntos 1-2, 5 y 7 + ⚡ Laboratorio (punto 8)</w:t>
@@ -926,6 +961,7 @@
           <w:p>
             <w:pPr>
               <w:pStyle w:val="Compact"/>
+              <w:jc w:val="left"/>
             </w:pPr>
             <w:r>
               <w:t xml:space="preserve">RA4·d)</w:t>
@@ -937,6 +973,7 @@
           <w:p>
             <w:pPr>
               <w:pStyle w:val="Compact"/>
+              <w:jc w:val="left"/>
             </w:pPr>
             <w:r>
               <w:t xml:space="preserve">Comandos de configuración</w:t>
@@ -948,6 +985,7 @@
           <w:p>
             <w:pPr>
               <w:pStyle w:val="Compact"/>
+              <w:jc w:val="left"/>
             </w:pPr>
             <w:r>
               <w:t xml:space="preserve">✅ Puntos 3-4 y 7 (relay) + 🧠 Atrévete a pensar (punto 8)</w:t>
@@ -961,6 +999,7 @@
           <w:p>
             <w:pPr>
               <w:pStyle w:val="Compact"/>
+              <w:jc w:val="left"/>
             </w:pPr>
             <w:r>
               <w:t xml:space="preserve">RA5·c)</w:t>
@@ -972,6 +1011,7 @@
           <w:p>
             <w:pPr>
               <w:pStyle w:val="Compact"/>
+              <w:jc w:val="left"/>
             </w:pPr>
             <w:r>
               <w:t xml:space="preserve">Diagnóstico de incidencias</w:t>
@@ -983,6 +1023,7 @@
           <w:p>
             <w:pPr>
               <w:pStyle w:val="Compact"/>
+              <w:jc w:val="left"/>
             </w:pPr>
             <w:r>
               <w:t xml:space="preserve">✅ Punto 2 + ⚡ Laboratorio (punto 8)</w:t>
@@ -996,6 +1037,7 @@
           <w:p>
             <w:pPr>
               <w:pStyle w:val="Compact"/>
+              <w:jc w:val="left"/>
             </w:pPr>
             <w:r>
               <w:t xml:space="preserve">RA5·d)</w:t>
@@ -1007,6 +1049,7 @@
           <w:p>
             <w:pPr>
               <w:pStyle w:val="Compact"/>
+              <w:jc w:val="left"/>
             </w:pPr>
             <w:r>
               <w:t xml:space="preserve">Enlaces troncales</w:t>
@@ -1018,6 +1061,7 @@
           <w:p>
             <w:pPr>
               <w:pStyle w:val="Compact"/>
+              <w:jc w:val="left"/>
             </w:pPr>
             <w:r>
               <w:t xml:space="preserve">✅ Puntos 1-2 y 6 + 🤬 CONRAD y 💬 Entrevista (punto 8)</w:t>
@@ -1031,6 +1075,7 @@
           <w:p>
             <w:pPr>
               <w:pStyle w:val="Compact"/>
+              <w:jc w:val="left"/>
             </w:pPr>
             <w:r>
               <w:t xml:space="preserve">RA5·e)</w:t>
@@ -1042,6 +1087,7 @@
           <w:p>
             <w:pPr>
               <w:pStyle w:val="Compact"/>
+              <w:jc w:val="left"/>
             </w:pPr>
             <w:r>
               <w:t xml:space="preserve">Inter-VLAN con router</w:t>
@@ -1053,6 +1099,7 @@
           <w:p>
             <w:pPr>
               <w:pStyle w:val="Compact"/>
+              <w:jc w:val="left"/>
             </w:pPr>
             <w:r>
               <w:t xml:space="preserve">✅ Puntos 3-4 + ⭐ y 🕵️ (punto 8)</w:t>
@@ -1066,6 +1113,7 @@
           <w:p>
             <w:pPr>
               <w:pStyle w:val="Compact"/>
+              <w:jc w:val="left"/>
             </w:pPr>
             <w:r>
               <w:t xml:space="preserve">RA5·f)</w:t>
@@ -1077,6 +1125,7 @@
           <w:p>
             <w:pPr>
               <w:pStyle w:val="Compact"/>
+              <w:jc w:val="left"/>
             </w:pPr>
             <w:r>
               <w:t xml:space="preserve">Protocolos centralizados (VTP)</w:t>
@@ -1088,6 +1137,7 @@
           <w:p>
             <w:pPr>
               <w:pStyle w:val="Compact"/>
+              <w:jc w:val="left"/>
             </w:pPr>
             <w:r>
               <w:t xml:space="preserve">✅ Punto 5 + 🕵️ (punto 8)</w:t>
@@ -1103,8 +1153,8 @@
         </w:pict>
       </w:r>
     </w:p>
-    <w:bookmarkEnd w:id="21"/>
-    <w:bookmarkStart w:id="24" w:name="por-dónde-empiezo"/>
+    <w:bookmarkEnd w:id="32"/>
+    <w:bookmarkStart w:id="35" w:name="por-dónde-empiezo"/>
     <w:p>
       <w:pPr>
         <w:pStyle w:val="Heading2"/>
@@ -1127,7 +1177,7 @@
       <w:r>
         <w:t xml:space="preserve"> </w:t>
       </w:r>
-      <w:hyperlink r:id="rId22">
+      <w:hyperlink r:id="rId33">
         <w:r>
           <w:rPr>
             <w:rStyle w:val="Hyperlink"/>
@@ -1153,7 +1203,7 @@
       <w:r>
         <w:t xml:space="preserve"> </w:t>
       </w:r>
-      <w:hyperlink r:id="rId13">
+      <w:hyperlink r:id="rId24">
         <w:r>
           <w:rPr>
             <w:rStyle w:val="Hyperlink"/>
@@ -1179,7 +1229,7 @@
       <w:r>
         <w:t xml:space="preserve"> </w:t>
       </w:r>
-      <w:hyperlink r:id="rId11">
+      <w:hyperlink r:id="rId22">
         <w:r>
           <w:rPr>
             <w:rStyle w:val="Hyperlink"/>
@@ -1204,7 +1254,7 @@
         </w:rPr>
         <w:t xml:space="preserve"> </w:t>
       </w:r>
-      <w:hyperlink r:id="rId23">
+      <w:hyperlink r:id="rId34">
         <w:r>
           <w:rPr>
             <w:rStyle w:val="Hyperlink"/>
@@ -1222,9 +1272,9 @@
         <w:t xml:space="preserve">.</w:t>
       </w:r>
     </w:p>
-    <w:bookmarkEnd w:id="24"/>
-    <w:bookmarkEnd w:id="25"/>
-    <w:bookmarkStart w:id="40" w:name="trunks-y-802.1q"/>
+    <w:bookmarkEnd w:id="35"/>
+    <w:bookmarkEnd w:id="36"/>
+    <w:bookmarkStart w:id="51" w:name="trunks-y-802.1q"/>
     <w:p>
       <w:pPr>
         <w:pStyle w:val="Heading1"/>
@@ -1288,7 +1338,7 @@
         </w:pict>
       </w:r>
     </w:p>
-    <w:bookmarkStart w:id="26" w:name="la-idea-en-una-frase"/>
+    <w:bookmarkStart w:id="37" w:name="la-idea-en-una-frase"/>
     <w:p>
       <w:pPr>
         <w:pStyle w:val="Heading2"/>
@@ -1380,7 +1430,13 @@
         <w:t xml:space="preserve"> </w:t>
       </w:r>
       <w:r>
-        <w:t xml:space="preserve">“soy de la VLAN 10”</w:t>
+        <w:t xml:space="preserve">“</w:t>
+      </w:r>
+      <w:r>
+        <w:t xml:space="preserve">soy de la VLAN 10</w:t>
+      </w:r>
+      <w:r>
+        <w:t xml:space="preserve">”</w:t>
       </w:r>
       <w:r>
         <w:t xml:space="preserve"> </w:t>
@@ -1396,8 +1452,8 @@
         </w:pict>
       </w:r>
     </w:p>
-    <w:bookmarkEnd w:id="26"/>
-    <w:bookmarkStart w:id="27" w:name="la-trama-802.1q"/>
+    <w:bookmarkEnd w:id="37"/>
+    <w:bookmarkStart w:id="38" w:name="la-trama-802.1q"/>
     <w:p>
       <w:pPr>
         <w:pStyle w:val="Heading2"/>
@@ -1525,6 +1581,7 @@
       <w:tblPr>
         <w:tblStyle w:val="Table"/>
         <w:tblW w:type="pct" w:w="5000"/>
+        <w:jc w:val="left"/>
         <w:tblLayout w:type="fixed"/>
         <w:tblLook w:firstRow="1" w:lastRow="0" w:firstColumn="0" w:lastColumn="0" w:noHBand="0" w:noVBand="0" w:val="0020"/>
       </w:tblPr>
@@ -1543,6 +1600,7 @@
           <w:p>
             <w:pPr>
               <w:pStyle w:val="Compact"/>
+              <w:jc w:val="left"/>
             </w:pPr>
             <w:r>
               <w:t xml:space="preserve">Campo</w:t>
@@ -1554,6 +1612,7 @@
           <w:p>
             <w:pPr>
               <w:pStyle w:val="Compact"/>
+              <w:jc w:val="left"/>
             </w:pPr>
             <w:r>
               <w:t xml:space="preserve">Tamaño</w:t>
@@ -1565,6 +1624,7 @@
           <w:p>
             <w:pPr>
               <w:pStyle w:val="Compact"/>
+              <w:jc w:val="left"/>
             </w:pPr>
             <w:r>
               <w:t xml:space="preserve">Valor</w:t>
@@ -1576,6 +1636,7 @@
           <w:p>
             <w:pPr>
               <w:pStyle w:val="Compact"/>
+              <w:jc w:val="left"/>
             </w:pPr>
             <w:r>
               <w:t xml:space="preserve">Qué hace</w:t>
@@ -1589,6 +1650,7 @@
           <w:p>
             <w:pPr>
               <w:pStyle w:val="Compact"/>
+              <w:jc w:val="left"/>
             </w:pPr>
             <w:r>
               <w:rPr>
@@ -1620,6 +1682,7 @@
           <w:p>
             <w:pPr>
               <w:pStyle w:val="Compact"/>
+              <w:jc w:val="left"/>
             </w:pPr>
             <w:r>
               <w:t xml:space="preserve">2 bytes</w:t>
@@ -1631,6 +1694,7 @@
           <w:p>
             <w:pPr>
               <w:pStyle w:val="Compact"/>
+              <w:jc w:val="left"/>
             </w:pPr>
             <w:r>
               <w:rPr>
@@ -1645,6 +1709,7 @@
           <w:p>
             <w:pPr>
               <w:pStyle w:val="Compact"/>
+              <w:jc w:val="left"/>
             </w:pPr>
             <w:r>
               <w:t xml:space="preserve">Marca que la trama está etiquetada 802.1Q</w:t>
@@ -1658,6 +1723,7 @@
           <w:p>
             <w:pPr>
               <w:pStyle w:val="Compact"/>
+              <w:jc w:val="left"/>
             </w:pPr>
             <w:r>
               <w:rPr>
@@ -1689,6 +1755,7 @@
           <w:p>
             <w:pPr>
               <w:pStyle w:val="Compact"/>
+              <w:jc w:val="left"/>
             </w:pPr>
             <w:r>
               <w:t xml:space="preserve">3 bits</w:t>
@@ -1700,6 +1767,7 @@
           <w:p>
             <w:pPr>
               <w:pStyle w:val="Compact"/>
+              <w:jc w:val="left"/>
             </w:pPr>
             <w:r>
               <w:t xml:space="preserve">0-7</w:t>
@@ -1711,6 +1779,7 @@
           <w:p>
             <w:pPr>
               <w:pStyle w:val="Compact"/>
+              <w:jc w:val="left"/>
             </w:pPr>
             <w:r>
               <w:t xml:space="preserve">Prioridad QoS (voz suele llevar 5)</w:t>
@@ -1724,6 +1793,7 @@
           <w:p>
             <w:pPr>
               <w:pStyle w:val="Compact"/>
+              <w:jc w:val="left"/>
             </w:pPr>
             <w:r>
               <w:rPr>
@@ -1739,6 +1809,7 @@
           <w:p>
             <w:pPr>
               <w:pStyle w:val="Compact"/>
+              <w:jc w:val="left"/>
             </w:pPr>
             <w:r>
               <w:t xml:space="preserve">1 bit</w:t>
@@ -1750,6 +1821,7 @@
           <w:p>
             <w:pPr>
               <w:pStyle w:val="Compact"/>
+              <w:jc w:val="left"/>
             </w:pPr>
             <w:r>
               <w:t xml:space="preserve">0</w:t>
@@ -1761,6 +1833,7 @@
           <w:p>
             <w:pPr>
               <w:pStyle w:val="Compact"/>
+              <w:jc w:val="left"/>
             </w:pPr>
             <w:r>
               <w:t xml:space="preserve">Formato canónico (casi siempre 0 en Ethernet)</w:t>
@@ -1840,8 +1913,8 @@
         </w:pict>
       </w:r>
     </w:p>
-    <w:bookmarkEnd w:id="27"/>
-    <w:bookmarkStart w:id="31" w:name="qué-es-un-trunk"/>
+    <w:bookmarkEnd w:id="38"/>
+    <w:bookmarkStart w:id="42" w:name="qué-es-un-trunk"/>
     <w:p>
       <w:pPr>
         <w:pStyle w:val="Heading2"/>
@@ -1915,12 +1988,12 @@
           <wp:inline>
             <wp:extent cx="5334000" cy="3081866"/>
             <wp:effectExtent b="0" l="0" r="0" t="0"/>
-            <wp:docPr descr="Dos switches unidos por un trunk 802.1Q que transporta las VLANs 10, 20 y 30 etiquetadas; solo la native VLAN cruza sin etiqueta" title="" id="29" name="Picture"/>
+            <wp:docPr descr="Dos switches unidos por un trunk 802.1Q que transporta las VLANs 10, 20 y 30 etiquetadas; solo la native VLAN cruza sin etiqueta" title="" id="40" name="Picture"/>
             <a:graphic>
               <a:graphicData uri="http://schemas.openxmlformats.org/drawingml/2006/picture">
                 <pic:pic>
                   <pic:nvPicPr>
-                    <pic:cNvPr descr="public/diagrams/u06-trunk-8021q.svg" id="30" name="Picture"/>
+                    <pic:cNvPr descr="public/diagrams/u06-trunk-8021q.svg" id="41" name="Picture"/>
                     <pic:cNvPicPr>
                       <a:picLocks noChangeArrowheads="1" noChangeAspect="1"/>
                     </pic:cNvPicPr>
@@ -1932,7 +2005,7 @@
                           <a14:useLocalDpi xmlns:a14="http://schemas.microsoft.com/office/drawing/2010/main" val="0"/>
                         </a:ext>
                         <a:ext uri="{96DAC541-7B7A-43D3-8B79-37D633B846F1}">
-                          <asvg:svgBlip xmlns:asvg="http://schemas.microsoft.com/office/drawing/2016/SVG/main" r:embed="rId28"/>
+                          <asvg:svgBlip xmlns:asvg="http://schemas.microsoft.com/office/drawing/2016/SVG/main" r:embed="rId39"/>
                         </a:ext>
                       </a:extLst>
                     </a:blip>
@@ -1977,7 +2050,7 @@
       <w:r>
         <w:t xml:space="preserve">Sin el trunk, las VLANs de Ventas a un lado del edificio no llegarían a las del otro. Con él, un cable sostiene todas las VLANs del edificio. El mismo concepto se usa entre switch y router (</w:t>
       </w:r>
-      <w:hyperlink r:id="rId13">
+      <w:hyperlink r:id="rId24">
         <w:r>
           <w:rPr>
             <w:rStyle w:val="Hyperlink"/>
@@ -1996,8 +2069,8 @@
         </w:pict>
       </w:r>
     </w:p>
-    <w:bookmarkEnd w:id="31"/>
-    <w:bookmarkStart w:id="32" w:name="configuración-de-un-trunk-en-cisco-ios"/>
+    <w:bookmarkEnd w:id="42"/>
+    <w:bookmarkStart w:id="43" w:name="configuración-de-un-trunk-en-cisco-ios"/>
     <w:p>
       <w:pPr>
         <w:pStyle w:val="Heading2"/>
@@ -2152,6 +2225,7 @@
       <w:tblPr>
         <w:tblStyle w:val="Table"/>
         <w:tblW w:type="pct" w:w="5000"/>
+        <w:jc w:val="left"/>
         <w:tblLayout w:type="fixed"/>
         <w:tblLook w:firstRow="1" w:lastRow="0" w:firstColumn="0" w:lastColumn="0" w:noHBand="0" w:noVBand="0" w:val="0020"/>
       </w:tblPr>
@@ -2168,6 +2242,7 @@
           <w:p>
             <w:pPr>
               <w:pStyle w:val="Compact"/>
+              <w:jc w:val="left"/>
             </w:pPr>
             <w:r>
               <w:t xml:space="preserve">Comando</w:t>
@@ -2179,6 +2254,7 @@
           <w:p>
             <w:pPr>
               <w:pStyle w:val="Compact"/>
+              <w:jc w:val="left"/>
             </w:pPr>
             <w:r>
               <w:t xml:space="preserve">Efecto</w:t>
@@ -2192,6 +2268,7 @@
           <w:p>
             <w:pPr>
               <w:pStyle w:val="Compact"/>
+              <w:jc w:val="left"/>
             </w:pPr>
             <w:r>
               <w:rPr>
@@ -2206,6 +2283,7 @@
           <w:p>
             <w:pPr>
               <w:pStyle w:val="Compact"/>
+              <w:jc w:val="left"/>
             </w:pPr>
             <w:r>
               <w:t xml:space="preserve">Fuerza al puerto a ser trunk (no negociado)</w:t>
@@ -2219,6 +2297,7 @@
           <w:p>
             <w:pPr>
               <w:pStyle w:val="Compact"/>
+              <w:jc w:val="left"/>
             </w:pPr>
             <w:r>
               <w:rPr>
@@ -2233,6 +2312,7 @@
           <w:p>
             <w:pPr>
               <w:pStyle w:val="Compact"/>
+              <w:jc w:val="left"/>
             </w:pPr>
             <w:r>
               <w:t xml:space="preserve">Cambia la native VLAN (¡importante: NO dejarla en 1!)</w:t>
@@ -2246,6 +2326,7 @@
           <w:p>
             <w:pPr>
               <w:pStyle w:val="Compact"/>
+              <w:jc w:val="left"/>
             </w:pPr>
             <w:r>
               <w:rPr>
@@ -2260,6 +2341,7 @@
           <w:p>
             <w:pPr>
               <w:pStyle w:val="Compact"/>
+              <w:jc w:val="left"/>
             </w:pPr>
             <w:r>
               <w:t xml:space="preserve">Limita las VLANs que cruzan el trunk (menos broadcasts, más seguridad)</w:t>
@@ -2363,8 +2445,8 @@
         </w:pict>
       </w:r>
     </w:p>
-    <w:bookmarkEnd w:id="32"/>
-    <w:bookmarkStart w:id="34" w:name="la-native-vlan-la-que-viaja-sin-etiqueta"/>
+    <w:bookmarkEnd w:id="43"/>
+    <w:bookmarkStart w:id="45" w:name="la-native-vlan-la-que-viaja-sin-etiqueta"/>
     <w:p>
       <w:pPr>
         <w:pStyle w:val="Heading2"/>
@@ -2397,7 +2479,13 @@
         <w:t xml:space="preserve"> </w:t>
       </w:r>
       <w:r>
-        <w:t xml:space="preserve">“peladas”</w:t>
+        <w:t xml:space="preserve">“</w:t>
+      </w:r>
+      <w:r>
+        <w:t xml:space="preserve">peladas</w:t>
+      </w:r>
+      <w:r>
+        <w:t xml:space="preserve">”</w:t>
       </w:r>
       <w:r>
         <w:t xml:space="preserve"> </w:t>
@@ -2410,6 +2498,7 @@
       <w:tblPr>
         <w:tblStyle w:val="Table"/>
         <w:tblW w:type="auto" w:w="0"/>
+        <w:jc w:val="left"/>
         <w:tblLook w:firstRow="1" w:lastRow="0" w:firstColumn="0" w:lastColumn="0" w:noHBand="0" w:noVBand="0" w:val="0020"/>
       </w:tblPr>
       <w:tblGrid>
@@ -2425,6 +2514,7 @@
           <w:p>
             <w:pPr>
               <w:pStyle w:val="Compact"/>
+              <w:jc w:val="left"/>
             </w:pPr>
             <w:r>
               <w:t xml:space="preserve">Característica</w:t>
@@ -2436,6 +2526,7 @@
           <w:p>
             <w:pPr>
               <w:pStyle w:val="Compact"/>
+              <w:jc w:val="left"/>
             </w:pPr>
             <w:r>
               <w:t xml:space="preserve">Valor típico</w:t>
@@ -2449,6 +2540,7 @@
           <w:p>
             <w:pPr>
               <w:pStyle w:val="Compact"/>
+              <w:jc w:val="left"/>
             </w:pPr>
             <w:r>
               <w:t xml:space="preserve">VLAN por defecto</w:t>
@@ -2460,6 +2552,7 @@
           <w:p>
             <w:pPr>
               <w:pStyle w:val="Compact"/>
+              <w:jc w:val="left"/>
             </w:pPr>
             <w:r>
               <w:t xml:space="preserve">VLAN 1</w:t>
@@ -2473,6 +2566,7 @@
           <w:p>
             <w:pPr>
               <w:pStyle w:val="Compact"/>
+              <w:jc w:val="left"/>
             </w:pPr>
             <w:r>
               <w:t xml:space="preserve">¿Se etiqueta?</w:t>
@@ -2484,6 +2578,7 @@
           <w:p>
             <w:pPr>
               <w:pStyle w:val="Compact"/>
+              <w:jc w:val="left"/>
             </w:pPr>
             <w:r>
               <w:rPr>
@@ -2507,6 +2602,7 @@
           <w:p>
             <w:pPr>
               <w:pStyle w:val="Compact"/>
+              <w:jc w:val="left"/>
             </w:pPr>
             <w:r>
               <w:t xml:space="preserve">¿Debe coincidir en ambos extremos?</w:t>
@@ -2518,6 +2614,7 @@
           <w:p>
             <w:pPr>
               <w:pStyle w:val="Compact"/>
+              <w:jc w:val="left"/>
             </w:pPr>
             <w:r>
               <w:rPr>
@@ -2535,6 +2632,7 @@
           <w:p>
             <w:pPr>
               <w:pStyle w:val="Compact"/>
+              <w:jc w:val="left"/>
             </w:pPr>
             <w:r>
               <w:t xml:space="preserve">Recomendado</w:t>
@@ -2546,6 +2644,7 @@
           <w:p>
             <w:pPr>
               <w:pStyle w:val="Compact"/>
+              <w:jc w:val="left"/>
             </w:pPr>
             <w:r>
               <w:t xml:space="preserve">Un número alto y dedicado (ej. 99 o 999), nunca VLAN 1</w:t>
@@ -2554,7 +2653,7 @@
         </w:tc>
       </w:tr>
     </w:tbl>
-    <w:bookmarkStart w:id="33" w:name="Xb807a0a831632592cf1a9f76759e919b8069559"/>
+    <w:bookmarkStart w:id="44" w:name="Xb807a0a831632592cf1a9f76759e919b8069559"/>
     <w:p>
       <w:pPr>
         <w:pStyle w:val="Heading3"/>
@@ -2586,7 +2685,13 @@
         <w:t xml:space="preserve"> </w:t>
       </w:r>
       <w:r>
-        <w:t xml:space="preserve">“de control”</w:t>
+        <w:t xml:space="preserve">“</w:t>
+      </w:r>
+      <w:r>
+        <w:t xml:space="preserve">de control</w:t>
+      </w:r>
+      <w:r>
+        <w:t xml:space="preserve">”</w:t>
       </w:r>
       <w:r>
         <w:t xml:space="preserve"> </w:t>
@@ -2610,7 +2715,13 @@
         <w:t xml:space="preserve"> </w:t>
       </w:r>
       <w:r>
-        <w:t xml:space="preserve">“interpreta”</w:t>
+        <w:t xml:space="preserve">“</w:t>
+      </w:r>
+      <w:r>
+        <w:t xml:space="preserve">interpreta</w:t>
+      </w:r>
+      <w:r>
+        <w:t xml:space="preserve">”</w:t>
       </w:r>
       <w:r>
         <w:t xml:space="preserve"> </w:t>
@@ -2700,7 +2811,21 @@
           <w:i/>
           <w:iCs/>
         </w:rPr>
-        <w:t xml:space="preserve">“Native VLAN mismatch discovered on Fa0/24”</w:t>
+        <w:t xml:space="preserve">“</w:t>
+      </w:r>
+      <w:r>
+        <w:rPr>
+          <w:i/>
+          <w:iCs/>
+        </w:rPr>
+        <w:t xml:space="preserve">Native VLAN mismatch discovered on Fa0/24</w:t>
+      </w:r>
+      <w:r>
+        <w:rPr>
+          <w:i/>
+          <w:iCs/>
+        </w:rPr>
+        <w:t xml:space="preserve">”</w:t>
       </w:r>
       <w:r>
         <w:t xml:space="preserve"> </w:t>
@@ -2712,7 +2837,13 @@
         <w:t xml:space="preserve"> </w:t>
       </w:r>
       <w:r>
-        <w:t xml:space="preserve">“va y viene a ratos”</w:t>
+        <w:t xml:space="preserve">“</w:t>
+      </w:r>
+      <w:r>
+        <w:t xml:space="preserve">va y viene a ratos</w:t>
+      </w:r>
+      <w:r>
+        <w:t xml:space="preserve">”</w:t>
       </w:r>
       <w:r>
         <w:t xml:space="preserve">. La solución es una línea: que ambos extremos declaren la</w:t>
@@ -2753,9 +2884,9 @@
         </w:pict>
       </w:r>
     </w:p>
-    <w:bookmarkEnd w:id="33"/>
-    <w:bookmarkEnd w:id="34"/>
-    <w:bookmarkStart w:id="35" w:name="verificación-rápida"/>
+    <w:bookmarkEnd w:id="44"/>
+    <w:bookmarkEnd w:id="45"/>
+    <w:bookmarkStart w:id="46" w:name="verificación-rápida"/>
     <w:p>
       <w:pPr>
         <w:pStyle w:val="Heading2"/>
@@ -2890,8 +3021,8 @@
         </w:pict>
       </w:r>
     </w:p>
-    <w:bookmarkEnd w:id="35"/>
-    <w:bookmarkStart w:id="36" w:name="mini-chequeo"/>
+    <w:bookmarkEnd w:id="46"/>
+    <w:bookmarkStart w:id="47" w:name="mini-chequeo"/>
     <w:p>
       <w:pPr>
         <w:pStyle w:val="Heading2"/>
@@ -3079,7 +3210,21 @@
           <w:i/>
           <w:iCs/>
         </w:rPr>
-        <w:t xml:space="preserve">“Native VLAN mismatch”</w:t>
+        <w:t xml:space="preserve">“</w:t>
+      </w:r>
+      <w:r>
+        <w:rPr>
+          <w:i/>
+          <w:iCs/>
+        </w:rPr>
+        <w:t xml:space="preserve">Native VLAN mismatch</w:t>
+      </w:r>
+      <w:r>
+        <w:rPr>
+          <w:i/>
+          <w:iCs/>
+        </w:rPr>
+        <w:t xml:space="preserve">”</w:t>
       </w:r>
       <w:r>
         <w:t xml:space="preserve"> </w:t>
@@ -3125,8 +3270,8 @@
         </w:pict>
       </w:r>
     </w:p>
-    <w:bookmarkEnd w:id="36"/>
-    <w:bookmarkStart w:id="37" w:name="resumen-en-3-frases"/>
+    <w:bookmarkEnd w:id="47"/>
+    <w:bookmarkStart w:id="48" w:name="resumen-en-3-frases"/>
     <w:p>
       <w:pPr>
         <w:pStyle w:val="Heading2"/>
@@ -3275,8 +3420,8 @@
         <w:t xml:space="preserve">, y su desajuste es la incidencia clásica de los trunks.</w:t>
       </w:r>
     </w:p>
-    <w:bookmarkEnd w:id="37"/>
-    <w:bookmarkStart w:id="39" w:name="vocabulario-rápido"/>
+    <w:bookmarkEnd w:id="48"/>
+    <w:bookmarkStart w:id="50" w:name="vocabulario-rápido"/>
     <w:p>
       <w:pPr>
         <w:pStyle w:val="Heading2"/>
@@ -3289,6 +3434,7 @@
       <w:tblPr>
         <w:tblStyle w:val="Table"/>
         <w:tblW w:type="auto" w:w="0"/>
+        <w:jc w:val="left"/>
         <w:tblLook w:firstRow="1" w:lastRow="0" w:firstColumn="0" w:lastColumn="0" w:noHBand="0" w:noVBand="0" w:val="0020"/>
       </w:tblPr>
       <w:tblGrid>
@@ -3304,6 +3450,7 @@
           <w:p>
             <w:pPr>
               <w:pStyle w:val="Compact"/>
+              <w:jc w:val="left"/>
             </w:pPr>
             <w:r>
               <w:t xml:space="preserve">Término</w:t>
@@ -3315,6 +3462,7 @@
           <w:p>
             <w:pPr>
               <w:pStyle w:val="Compact"/>
+              <w:jc w:val="left"/>
             </w:pPr>
             <w:r>
               <w:t xml:space="preserve">Idea general</w:t>
@@ -3328,6 +3476,7 @@
           <w:p>
             <w:pPr>
               <w:pStyle w:val="Compact"/>
+              <w:jc w:val="left"/>
             </w:pPr>
             <w:r>
               <w:t xml:space="preserve">Trunk</w:t>
@@ -3339,6 +3488,7 @@
           <w:p>
             <w:pPr>
               <w:pStyle w:val="Compact"/>
+              <w:jc w:val="left"/>
             </w:pPr>
             <w:r>
               <w:t xml:space="preserve">Enlace que transporta múltiples VLANs</w:t>
@@ -3352,6 +3502,7 @@
           <w:p>
             <w:pPr>
               <w:pStyle w:val="Compact"/>
+              <w:jc w:val="left"/>
             </w:pPr>
             <w:r>
               <w:t xml:space="preserve">802.1Q</w:t>
@@ -3363,6 +3514,7 @@
           <w:p>
             <w:pPr>
               <w:pStyle w:val="Compact"/>
+              <w:jc w:val="left"/>
             </w:pPr>
             <w:r>
               <w:t xml:space="preserve">Estándar de etiquetado VLAN (4 bytes)</w:t>
@@ -3376,6 +3528,7 @@
           <w:p>
             <w:pPr>
               <w:pStyle w:val="Compact"/>
+              <w:jc w:val="left"/>
             </w:pPr>
             <w:r>
               <w:t xml:space="preserve">TPID</w:t>
@@ -3387,6 +3540,7 @@
           <w:p>
             <w:pPr>
               <w:pStyle w:val="Compact"/>
+              <w:jc w:val="left"/>
             </w:pPr>
             <w:r>
               <w:t xml:space="preserve">Campo 0x8100 que marca la trama etiquetada</w:t>
@@ -3400,6 +3554,7 @@
           <w:p>
             <w:pPr>
               <w:pStyle w:val="Compact"/>
+              <w:jc w:val="left"/>
             </w:pPr>
             <w:r>
               <w:t xml:space="preserve">VLAN ID</w:t>
@@ -3411,6 +3566,7 @@
           <w:p>
             <w:pPr>
               <w:pStyle w:val="Compact"/>
+              <w:jc w:val="left"/>
             </w:pPr>
             <w:r>
               <w:t xml:space="preserve">Los 12 bits que identifican la VLAN (1-4094)</w:t>
@@ -3424,6 +3580,7 @@
           <w:p>
             <w:pPr>
               <w:pStyle w:val="Compact"/>
+              <w:jc w:val="left"/>
             </w:pPr>
             <w:r>
               <w:t xml:space="preserve">Native VLAN</w:t>
@@ -3435,6 +3592,7 @@
           <w:p>
             <w:pPr>
               <w:pStyle w:val="Compact"/>
+              <w:jc w:val="left"/>
             </w:pPr>
             <w:r>
               <w:t xml:space="preserve">VLAN sin etiquetar en el trunk (VLAN 1 por defecto)</w:t>
@@ -3448,6 +3606,7 @@
           <w:p>
             <w:pPr>
               <w:pStyle w:val="Compact"/>
+              <w:jc w:val="left"/>
             </w:pPr>
             <w:r>
               <w:rPr>
@@ -3462,6 +3621,7 @@
           <w:p>
             <w:pPr>
               <w:pStyle w:val="Compact"/>
+              <w:jc w:val="left"/>
             </w:pPr>
             <w:r>
               <w:t xml:space="preserve">Lista blanca de VLANs que cruzan el trunk</w:t>
@@ -3487,7 +3647,7 @@
       <w:r>
         <w:t xml:space="preserve"> </w:t>
       </w:r>
-      <w:hyperlink r:id="rId38">
+      <w:hyperlink r:id="rId49">
         <w:r>
           <w:rPr>
             <w:rStyle w:val="Hyperlink"/>
@@ -3514,7 +3674,7 @@
       <w:r>
         <w:t xml:space="preserve"> </w:t>
       </w:r>
-      <w:hyperlink r:id="rId38">
+      <w:hyperlink r:id="rId49">
         <w:r>
           <w:rPr>
             <w:rStyle w:val="Hyperlink"/>
@@ -3541,7 +3701,7 @@
       <w:r>
         <w:t xml:space="preserve"> </w:t>
       </w:r>
-      <w:hyperlink r:id="rId12">
+      <w:hyperlink r:id="rId23">
         <w:r>
           <w:rPr>
             <w:rStyle w:val="Hyperlink"/>
@@ -3550,9 +3710,9 @@
         </w:r>
       </w:hyperlink>
     </w:p>
-    <w:bookmarkEnd w:id="39"/>
-    <w:bookmarkEnd w:id="40"/>
-    <w:bookmarkStart w:id="54" w:name="configuración-y-verificación-de-trunks"/>
+    <w:bookmarkEnd w:id="50"/>
+    <w:bookmarkEnd w:id="51"/>
+    <w:bookmarkStart w:id="65" w:name="configuración-y-verificación-de-trunks"/>
     <w:p>
       <w:pPr>
         <w:pStyle w:val="Heading1"/>
@@ -3616,7 +3776,7 @@
         </w:pict>
       </w:r>
     </w:p>
-    <w:bookmarkStart w:id="41" w:name="la-idea-en-una-frase-1"/>
+    <w:bookmarkStart w:id="52" w:name="la-idea-en-una-frase-1"/>
     <w:p>
       <w:pPr>
         <w:pStyle w:val="Heading2"/>
@@ -3682,7 +3842,13 @@
         <w:t xml:space="preserve"> </w:t>
       </w:r>
       <w:r>
-        <w:t xml:space="preserve">“no funciona”</w:t>
+        <w:t xml:space="preserve">“</w:t>
+      </w:r>
+      <w:r>
+        <w:t xml:space="preserve">no funciona</w:t>
+      </w:r>
+      <w:r>
+        <w:t xml:space="preserve">”</w:t>
       </w:r>
       <w:r>
         <w:t xml:space="preserve"> </w:t>
@@ -3694,7 +3860,13 @@
         <w:t xml:space="preserve"> </w:t>
       </w:r>
       <w:r>
-        <w:t xml:space="preserve">“esto es lo que falla”</w:t>
+        <w:t xml:space="preserve">“</w:t>
+      </w:r>
+      <w:r>
+        <w:t xml:space="preserve">esto es lo que falla</w:t>
+      </w:r>
+      <w:r>
+        <w:t xml:space="preserve">”</w:t>
       </w:r>
       <w:r>
         <w:t xml:space="preserve">.</w:t>
@@ -3715,8 +3887,8 @@
         </w:pict>
       </w:r>
     </w:p>
-    <w:bookmarkEnd w:id="41"/>
-    <w:bookmarkStart w:id="42" w:name="el-escenario-departamental"/>
+    <w:bookmarkEnd w:id="52"/>
+    <w:bookmarkStart w:id="53" w:name="el-escenario-departamental"/>
     <w:p>
       <w:pPr>
         <w:pStyle w:val="Heading2"/>
@@ -3949,8 +4121,8 @@
         </w:pict>
       </w:r>
     </w:p>
-    <w:bookmarkEnd w:id="42"/>
-    <w:bookmarkStart w:id="43" w:name="paso-1-crear-las-vlans-en-switch1"/>
+    <w:bookmarkEnd w:id="53"/>
+    <w:bookmarkStart w:id="54" w:name="paso-1-crear-las-vlans-en-switch1"/>
     <w:p>
       <w:pPr>
         <w:pStyle w:val="Heading2"/>
@@ -4093,8 +4265,8 @@
         <w:t xml:space="preserve"># name RRHH</w:t>
       </w:r>
     </w:p>
-    <w:bookmarkEnd w:id="43"/>
-    <w:bookmarkStart w:id="44" w:name="paso-2-asignar-puertos-access"/>
+    <w:bookmarkEnd w:id="54"/>
+    <w:bookmarkStart w:id="55" w:name="paso-2-asignar-puertos-access"/>
     <w:p>
       <w:pPr>
         <w:pStyle w:val="Heading2"/>
@@ -4330,7 +4502,13 @@
         <w:t xml:space="preserve"> </w:t>
       </w:r>
       <w:r>
-        <w:t xml:space="preserve">“VLAN 10”</w:t>
+        <w:t xml:space="preserve">“</w:t>
+      </w:r>
+      <w:r>
+        <w:t xml:space="preserve">VLAN 10</w:t>
+      </w:r>
+      <w:r>
+        <w:t xml:space="preserve">”</w:t>
       </w:r>
       <w:r>
         <w:t xml:space="preserve"> </w:t>
@@ -4339,8 +4517,8 @@
         <w:t xml:space="preserve">cuando el tráfico del PC entra por Fa0/1. Al PC le da igual: ve una IP y un gateway normales.</w:t>
       </w:r>
     </w:p>
-    <w:bookmarkEnd w:id="44"/>
-    <w:bookmarkStart w:id="46" w:name="X58624124258261a73287975b8affb3bb427253c"/>
+    <w:bookmarkEnd w:id="55"/>
+    <w:bookmarkStart w:id="57" w:name="X58624124258261a73287975b8affb3bb427253c"/>
     <w:p>
       <w:pPr>
         <w:pStyle w:val="Heading2"/>
@@ -4491,7 +4669,7 @@
         <w:t xml:space="preserve"># switchport trunk allowed vlan 10,20</w:t>
       </w:r>
     </w:p>
-    <w:bookmarkStart w:id="45" w:name="el-fallo-intencionado-de-esta-unidad"/>
+    <w:bookmarkStart w:id="56" w:name="el-fallo-intencionado-de-esta-unidad"/>
     <w:p>
       <w:pPr>
         <w:pStyle w:val="Heading4"/>
@@ -4573,7 +4751,13 @@
         <w:t xml:space="preserve"> </w:t>
       </w:r>
       <w:r>
-        <w:t xml:space="preserve">“van y vienen a ratos”</w:t>
+        <w:t xml:space="preserve">“</w:t>
+      </w:r>
+      <w:r>
+        <w:t xml:space="preserve">van y vienen a ratos</w:t>
+      </w:r>
+      <w:r>
+        <w:t xml:space="preserve">”</w:t>
       </w:r>
       <w:r>
         <w:t xml:space="preserve">.</w:t>
@@ -4598,7 +4782,21 @@
           <w:i/>
           <w:iCs/>
         </w:rPr>
-        <w:t xml:space="preserve">“Native VLAN mismatch discovered”</w:t>
+        <w:t xml:space="preserve">“</w:t>
+      </w:r>
+      <w:r>
+        <w:rPr>
+          <w:i/>
+          <w:iCs/>
+        </w:rPr>
+        <w:t xml:space="preserve">Native VLAN mismatch discovered</w:t>
+      </w:r>
+      <w:r>
+        <w:rPr>
+          <w:i/>
+          <w:iCs/>
+        </w:rPr>
+        <w:t xml:space="preserve">”</w:t>
       </w:r>
       <w:r>
         <w:t xml:space="preserve">.</w:t>
@@ -4628,9 +4826,9 @@
         <w:t xml:space="preserve">y fuera de la 1.</w:t>
       </w:r>
     </w:p>
-    <w:bookmarkEnd w:id="45"/>
-    <w:bookmarkEnd w:id="46"/>
-    <w:bookmarkStart w:id="47" w:name="X4970cd4404108d0fd58c7121a5070a71a9a39d6"/>
+    <w:bookmarkEnd w:id="56"/>
+    <w:bookmarkEnd w:id="57"/>
+    <w:bookmarkStart w:id="58" w:name="X4970cd4404108d0fd58c7121a5070a71a9a39d6"/>
     <w:p>
       <w:pPr>
         <w:pStyle w:val="Heading2"/>
@@ -5043,8 +5241,8 @@
         <w:t xml:space="preserve"># switchport trunk allowed vlan 10,20</w:t>
       </w:r>
     </w:p>
-    <w:bookmarkEnd w:id="47"/>
-    <w:bookmarkStart w:id="48" w:name="paso-5-ips-en-los-pcs"/>
+    <w:bookmarkEnd w:id="58"/>
+    <w:bookmarkStart w:id="59" w:name="paso-5-ips-en-los-pcs"/>
     <w:p>
       <w:pPr>
         <w:pStyle w:val="Heading2"/>
@@ -5057,6 +5255,7 @@
       <w:tblPr>
         <w:tblStyle w:val="Table"/>
         <w:tblW w:type="auto" w:w="0"/>
+        <w:jc w:val="left"/>
         <w:tblLook w:firstRow="1" w:lastRow="0" w:firstColumn="0" w:lastColumn="0" w:noHBand="0" w:noVBand="0" w:val="0020"/>
       </w:tblPr>
       <w:tblGrid>
@@ -5074,6 +5273,7 @@
           <w:p>
             <w:pPr>
               <w:pStyle w:val="Compact"/>
+              <w:jc w:val="left"/>
             </w:pPr>
             <w:r>
               <w:t xml:space="preserve">PC</w:t>
@@ -5085,6 +5285,7 @@
           <w:p>
             <w:pPr>
               <w:pStyle w:val="Compact"/>
+              <w:jc w:val="left"/>
             </w:pPr>
             <w:r>
               <w:t xml:space="preserve">VLAN</w:t>
@@ -5096,6 +5297,7 @@
           <w:p>
             <w:pPr>
               <w:pStyle w:val="Compact"/>
+              <w:jc w:val="left"/>
             </w:pPr>
             <w:r>
               <w:t xml:space="preserve">IP</w:t>
@@ -5107,6 +5309,7 @@
           <w:p>
             <w:pPr>
               <w:pStyle w:val="Compact"/>
+              <w:jc w:val="left"/>
             </w:pPr>
             <w:r>
               <w:t xml:space="preserve">Gateway</w:t>
@@ -5120,6 +5323,7 @@
           <w:p>
             <w:pPr>
               <w:pStyle w:val="Compact"/>
+              <w:jc w:val="left"/>
             </w:pPr>
             <w:r>
               <w:t xml:space="preserve">PC-A</w:t>
@@ -5131,6 +5335,7 @@
           <w:p>
             <w:pPr>
               <w:pStyle w:val="Compact"/>
+              <w:jc w:val="left"/>
             </w:pPr>
             <w:r>
               <w:t xml:space="preserve">10</w:t>
@@ -5142,6 +5347,7 @@
           <w:p>
             <w:pPr>
               <w:pStyle w:val="Compact"/>
+              <w:jc w:val="left"/>
             </w:pPr>
             <w:r>
               <w:t xml:space="preserve">192.168.10.10</w:t>
@@ -5153,6 +5359,7 @@
           <w:p>
             <w:pPr>
               <w:pStyle w:val="Compact"/>
+              <w:jc w:val="left"/>
             </w:pPr>
             <w:r>
               <w:t xml:space="preserve">192.168.10.1</w:t>
@@ -5166,6 +5373,7 @@
           <w:p>
             <w:pPr>
               <w:pStyle w:val="Compact"/>
+              <w:jc w:val="left"/>
             </w:pPr>
             <w:r>
               <w:t xml:space="preserve">PC-B</w:t>
@@ -5177,6 +5385,7 @@
           <w:p>
             <w:pPr>
               <w:pStyle w:val="Compact"/>
+              <w:jc w:val="left"/>
             </w:pPr>
             <w:r>
               <w:t xml:space="preserve">20</w:t>
@@ -5188,6 +5397,7 @@
           <w:p>
             <w:pPr>
               <w:pStyle w:val="Compact"/>
+              <w:jc w:val="left"/>
             </w:pPr>
             <w:r>
               <w:t xml:space="preserve">192.168.20.10</w:t>
@@ -5199,6 +5409,7 @@
           <w:p>
             <w:pPr>
               <w:pStyle w:val="Compact"/>
+              <w:jc w:val="left"/>
             </w:pPr>
             <w:r>
               <w:t xml:space="preserve">192.168.20.1</w:t>
@@ -5212,6 +5423,7 @@
           <w:p>
             <w:pPr>
               <w:pStyle w:val="Compact"/>
+              <w:jc w:val="left"/>
             </w:pPr>
             <w:r>
               <w:t xml:space="preserve">PC-C</w:t>
@@ -5223,6 +5435,7 @@
           <w:p>
             <w:pPr>
               <w:pStyle w:val="Compact"/>
+              <w:jc w:val="left"/>
             </w:pPr>
             <w:r>
               <w:t xml:space="preserve">10</w:t>
@@ -5234,6 +5447,7 @@
           <w:p>
             <w:pPr>
               <w:pStyle w:val="Compact"/>
+              <w:jc w:val="left"/>
             </w:pPr>
             <w:r>
               <w:t xml:space="preserve">192.168.10.11</w:t>
@@ -5245,6 +5459,7 @@
           <w:p>
             <w:pPr>
               <w:pStyle w:val="Compact"/>
+              <w:jc w:val="left"/>
             </w:pPr>
             <w:r>
               <w:t xml:space="preserve">192.168.10.1</w:t>
@@ -5258,6 +5473,7 @@
           <w:p>
             <w:pPr>
               <w:pStyle w:val="Compact"/>
+              <w:jc w:val="left"/>
             </w:pPr>
             <w:r>
               <w:t xml:space="preserve">PC-D</w:t>
@@ -5269,6 +5485,7 @@
           <w:p>
             <w:pPr>
               <w:pStyle w:val="Compact"/>
+              <w:jc w:val="left"/>
             </w:pPr>
             <w:r>
               <w:t xml:space="preserve">20</w:t>
@@ -5280,6 +5497,7 @@
           <w:p>
             <w:pPr>
               <w:pStyle w:val="Compact"/>
+              <w:jc w:val="left"/>
             </w:pPr>
             <w:r>
               <w:t xml:space="preserve">192.168.20.11</w:t>
@@ -5291,6 +5509,7 @@
           <w:p>
             <w:pPr>
               <w:pStyle w:val="Compact"/>
+              <w:jc w:val="left"/>
             </w:pPr>
             <w:r>
               <w:t xml:space="preserve">192.168.20.1</w:t>
@@ -5314,8 +5533,8 @@
         </w:pict>
       </w:r>
     </w:p>
-    <w:bookmarkEnd w:id="48"/>
-    <w:bookmarkStart w:id="49" w:name="kit-de-verificación-los-5-shows-de-oro"/>
+    <w:bookmarkEnd w:id="59"/>
+    <w:bookmarkStart w:id="60" w:name="kit-de-verificación-los-5-shows-de-oro"/>
     <w:p>
       <w:pPr>
         <w:pStyle w:val="Heading2"/>
@@ -5328,6 +5547,7 @@
       <w:tblPr>
         <w:tblStyle w:val="Table"/>
         <w:tblW w:type="pct" w:w="5000"/>
+        <w:jc w:val="left"/>
         <w:tblLayout w:type="fixed"/>
         <w:tblLook w:firstRow="1" w:lastRow="0" w:firstColumn="0" w:lastColumn="0" w:noHBand="0" w:noVBand="0" w:val="0020"/>
       </w:tblPr>
@@ -5344,6 +5564,7 @@
           <w:p>
             <w:pPr>
               <w:pStyle w:val="Compact"/>
+              <w:jc w:val="left"/>
             </w:pPr>
             <w:r>
               <w:t xml:space="preserve">Comando</w:t>
@@ -5355,6 +5576,7 @@
           <w:p>
             <w:pPr>
               <w:pStyle w:val="Compact"/>
+              <w:jc w:val="left"/>
             </w:pPr>
             <w:r>
               <w:t xml:space="preserve">Qué te dice</w:t>
@@ -5368,6 +5590,7 @@
           <w:p>
             <w:pPr>
               <w:pStyle w:val="Compact"/>
+              <w:jc w:val="left"/>
             </w:pPr>
             <w:r>
               <w:rPr>
@@ -5382,6 +5605,7 @@
           <w:p>
             <w:pPr>
               <w:pStyle w:val="Compact"/>
+              <w:jc w:val="left"/>
             </w:pPr>
             <w:r>
               <w:t xml:space="preserve">VLANs existentes y qué</w:t>
@@ -5411,6 +5635,7 @@
           <w:p>
             <w:pPr>
               <w:pStyle w:val="Compact"/>
+              <w:jc w:val="left"/>
             </w:pPr>
             <w:r>
               <w:rPr>
@@ -5425,6 +5650,7 @@
           <w:p>
             <w:pPr>
               <w:pStyle w:val="Compact"/>
+              <w:jc w:val="left"/>
             </w:pPr>
             <w:r>
               <w:t xml:space="preserve">Qué puertos son trunk,</w:t>
@@ -5451,6 +5677,7 @@
           <w:p>
             <w:pPr>
               <w:pStyle w:val="Compact"/>
+              <w:jc w:val="left"/>
             </w:pPr>
             <w:r>
               <w:rPr>
@@ -5465,6 +5692,7 @@
           <w:p>
             <w:pPr>
               <w:pStyle w:val="Compact"/>
+              <w:jc w:val="left"/>
             </w:pPr>
             <w:r>
               <w:t xml:space="preserve">Estado de subinterfaces del router (Up/Up) e IPs</w:t>
@@ -5478,6 +5706,7 @@
           <w:p>
             <w:pPr>
               <w:pStyle w:val="Compact"/>
+              <w:jc w:val="left"/>
             </w:pPr>
             <w:r>
               <w:rPr>
@@ -5492,6 +5721,7 @@
           <w:p>
             <w:pPr>
               <w:pStyle w:val="Compact"/>
+              <w:jc w:val="left"/>
             </w:pPr>
             <w:r>
               <w:t xml:space="preserve">La config exacta del puerto (trunk, native, allowed)</w:t>
@@ -5505,6 +5735,7 @@
           <w:p>
             <w:pPr>
               <w:pStyle w:val="Compact"/>
+              <w:jc w:val="left"/>
             </w:pPr>
             <w:r>
               <w:rPr>
@@ -5519,6 +5750,7 @@
           <w:p>
             <w:pPr>
               <w:pStyle w:val="Compact"/>
+              <w:jc w:val="left"/>
             </w:pPr>
             <w:r>
               <w:t xml:space="preserve">Qué MACs han aprendido los puertos de cada VLAN</w:t>
@@ -5548,7 +5780,13 @@
         <w:t xml:space="preserve"> </w:t>
       </w:r>
       <w:r>
-        <w:t xml:space="preserve">“no se ve”</w:t>
+        <w:t xml:space="preserve">“</w:t>
+      </w:r>
+      <w:r>
+        <w:t xml:space="preserve">no se ve</w:t>
+      </w:r>
+      <w:r>
+        <w:t xml:space="preserve">”</w:t>
       </w:r>
       <w:r>
         <w:t xml:space="preserve">:</w:t>
@@ -5654,7 +5892,13 @@
         <w:t xml:space="preserve"> </w:t>
       </w:r>
       <w:r>
-        <w:t xml:space="preserve">“no me veo”</w:t>
+        <w:t xml:space="preserve">“</w:t>
+      </w:r>
+      <w:r>
+        <w:t xml:space="preserve">no me veo</w:t>
+      </w:r>
+      <w:r>
+        <w:t xml:space="preserve">”</w:t>
       </w:r>
       <w:r>
         <w:t xml:space="preserve"> </w:t>
@@ -5670,8 +5914,8 @@
         </w:pict>
       </w:r>
     </w:p>
-    <w:bookmarkEnd w:id="49"/>
-    <w:bookmarkStart w:id="50" w:name="plan-de-troubleshooting-rápido"/>
+    <w:bookmarkEnd w:id="60"/>
+    <w:bookmarkStart w:id="61" w:name="plan-de-troubleshooting-rápido"/>
     <w:p>
       <w:pPr>
         <w:pStyle w:val="Heading2"/>
@@ -5684,6 +5928,7 @@
       <w:tblPr>
         <w:tblStyle w:val="Table"/>
         <w:tblW w:type="pct" w:w="5000"/>
+        <w:jc w:val="left"/>
         <w:tblLayout w:type="fixed"/>
         <w:tblLook w:firstRow="1" w:lastRow="0" w:firstColumn="0" w:lastColumn="0" w:noHBand="0" w:noVBand="0" w:val="0020"/>
       </w:tblPr>
@@ -5701,6 +5946,7 @@
           <w:p>
             <w:pPr>
               <w:pStyle w:val="Compact"/>
+              <w:jc w:val="left"/>
             </w:pPr>
             <w:r>
               <w:t xml:space="preserve">Síntoma</w:t>
@@ -5712,6 +5958,7 @@
           <w:p>
             <w:pPr>
               <w:pStyle w:val="Compact"/>
+              <w:jc w:val="left"/>
             </w:pPr>
             <w:r>
               <w:t xml:space="preserve">Causa probable</w:t>
@@ -5723,6 +5970,7 @@
           <w:p>
             <w:pPr>
               <w:pStyle w:val="Compact"/>
+              <w:jc w:val="left"/>
             </w:pPr>
             <w:r>
               <w:t xml:space="preserve">Comando clave</w:t>
@@ -5736,6 +5984,7 @@
           <w:p>
             <w:pPr>
               <w:pStyle w:val="Compact"/>
+              <w:jc w:val="left"/>
             </w:pPr>
             <w:r>
               <w:t xml:space="preserve">PCs de la misma VLAN no se ven dentro del switch</w:t>
@@ -5747,6 +5996,7 @@
           <w:p>
             <w:pPr>
               <w:pStyle w:val="Compact"/>
+              <w:jc w:val="left"/>
             </w:pPr>
             <w:r>
               <w:t xml:space="preserve">Puerto mal</w:t>
@@ -5767,6 +6017,7 @@
           <w:p>
             <w:pPr>
               <w:pStyle w:val="Compact"/>
+              <w:jc w:val="left"/>
             </w:pPr>
             <w:r>
               <w:rPr>
@@ -5783,6 +6034,7 @@
           <w:p>
             <w:pPr>
               <w:pStyle w:val="Compact"/>
+              <w:jc w:val="left"/>
             </w:pPr>
             <w:r>
               <w:t xml:space="preserve">Una VLAN llega al switch A pero no al B</w:t>
@@ -5794,6 +6046,7 @@
           <w:p>
             <w:pPr>
               <w:pStyle w:val="Compact"/>
+              <w:jc w:val="left"/>
             </w:pPr>
             <w:r>
               <w:t xml:space="preserve">No permitida en</w:t>
@@ -5814,6 +6067,7 @@
           <w:p>
             <w:pPr>
               <w:pStyle w:val="Compact"/>
+              <w:jc w:val="left"/>
             </w:pPr>
             <w:r>
               <w:rPr>
@@ -5830,6 +6084,7 @@
           <w:p>
             <w:pPr>
               <w:pStyle w:val="Compact"/>
+              <w:jc w:val="left"/>
             </w:pPr>
             <w:r>
               <w:t xml:space="preserve">Todo</w:t>
@@ -5838,15 +6093,22 @@
               <w:t xml:space="preserve"> </w:t>
             </w:r>
             <w:r>
-              <w:t xml:space="preserve">“funciona a ratos”</w:t>
-            </w:r>
-          </w:p>
-        </w:tc>
-        <w:tc>
-          <w:tcPr/>
-          <w:p>
-            <w:pPr>
-              <w:pStyle w:val="Compact"/>
+              <w:t xml:space="preserve">“</w:t>
+            </w:r>
+            <w:r>
+              <w:t xml:space="preserve">funciona a ratos</w:t>
+            </w:r>
+            <w:r>
+              <w:t xml:space="preserve">”</w:t>
+            </w:r>
+          </w:p>
+        </w:tc>
+        <w:tc>
+          <w:tcPr/>
+          <w:p>
+            <w:pPr>
+              <w:pStyle w:val="Compact"/>
+              <w:jc w:val="left"/>
             </w:pPr>
             <w:r>
               <w:rPr>
@@ -5868,6 +6130,7 @@
           <w:p>
             <w:pPr>
               <w:pStyle w:val="Compact"/>
+              <w:jc w:val="left"/>
             </w:pPr>
             <w:r>
               <w:rPr>
@@ -5890,6 +6153,7 @@
           <w:p>
             <w:pPr>
               <w:pStyle w:val="Compact"/>
+              <w:jc w:val="left"/>
             </w:pPr>
             <w:r>
               <w:t xml:space="preserve">PCs de VLANs distintas no se ven con subinterfaces OK</w:t>
@@ -5901,6 +6165,7 @@
           <w:p>
             <w:pPr>
               <w:pStyle w:val="Compact"/>
+              <w:jc w:val="left"/>
             </w:pPr>
             <w:r>
               <w:rPr>
@@ -5921,6 +6186,7 @@
           <w:p>
             <w:pPr>
               <w:pStyle w:val="Compact"/>
+              <w:jc w:val="left"/>
             </w:pPr>
             <w:r>
               <w:rPr>
@@ -5937,6 +6203,7 @@
           <w:p>
             <w:pPr>
               <w:pStyle w:val="Compact"/>
+              <w:jc w:val="left"/>
             </w:pPr>
             <w:r>
               <w:t xml:space="preserve">Un puerto de repente se vuelve trunk</w:t>
@@ -5948,6 +6215,7 @@
           <w:p>
             <w:pPr>
               <w:pStyle w:val="Compact"/>
+              <w:jc w:val="left"/>
             </w:pPr>
             <w:r>
               <w:rPr>
@@ -5969,6 +6237,7 @@
           <w:p>
             <w:pPr>
               <w:pStyle w:val="Compact"/>
+              <w:jc w:val="left"/>
             </w:pPr>
             <w:r>
               <w:rPr>
@@ -6000,6 +6269,7 @@
           <w:p>
             <w:pPr>
               <w:pStyle w:val="Compact"/>
+              <w:jc w:val="left"/>
             </w:pPr>
             <w:r>
               <w:t xml:space="preserve">Un PC</w:t>
@@ -6008,7 +6278,13 @@
               <w:t xml:space="preserve"> </w:t>
             </w:r>
             <w:r>
-              <w:t xml:space="preserve">“cambia de VLAN”</w:t>
+              <w:t xml:space="preserve">“</w:t>
+            </w:r>
+            <w:r>
+              <w:t xml:space="preserve">cambia de VLAN</w:t>
+            </w:r>
+            <w:r>
+              <w:t xml:space="preserve">”</w:t>
             </w:r>
             <w:r>
               <w:t xml:space="preserve"> </w:t>
@@ -6023,6 +6299,7 @@
           <w:p>
             <w:pPr>
               <w:pStyle w:val="Compact"/>
+              <w:jc w:val="left"/>
             </w:pPr>
             <w:r>
               <w:t xml:space="preserve">Asignación por puerto (estática) y una MAC nueva</w:t>
@@ -6034,6 +6311,7 @@
           <w:p>
             <w:pPr>
               <w:pStyle w:val="Compact"/>
+              <w:jc w:val="left"/>
             </w:pPr>
             <w:r>
               <w:rPr>
@@ -6076,8 +6354,8 @@
         </w:pict>
       </w:r>
     </w:p>
-    <w:bookmarkEnd w:id="50"/>
-    <w:bookmarkStart w:id="51" w:name="mini-chequeo-1"/>
+    <w:bookmarkEnd w:id="61"/>
+    <w:bookmarkStart w:id="62" w:name="mini-chequeo-1"/>
     <w:p>
       <w:pPr>
         <w:pStyle w:val="Heading2"/>
@@ -6327,7 +6605,21 @@
           <w:i/>
           <w:iCs/>
         </w:rPr>
-        <w:t xml:space="preserve">“Native VLAN mismatch”</w:t>
+        <w:t xml:space="preserve">“</w:t>
+      </w:r>
+      <w:r>
+        <w:rPr>
+          <w:i/>
+          <w:iCs/>
+        </w:rPr>
+        <w:t xml:space="preserve">Native VLAN mismatch</w:t>
+      </w:r>
+      <w:r>
+        <w:rPr>
+          <w:i/>
+          <w:iCs/>
+        </w:rPr>
+        <w:t xml:space="preserve">”</w:t>
       </w:r>
       <w:r>
         <w:t xml:space="preserve"> </w:t>
@@ -6426,8 +6718,8 @@
         </w:pict>
       </w:r>
     </w:p>
-    <w:bookmarkEnd w:id="51"/>
-    <w:bookmarkStart w:id="52" w:name="resumen-en-3-frases-1"/>
+    <w:bookmarkEnd w:id="62"/>
+    <w:bookmarkStart w:id="63" w:name="resumen-en-3-frases-1"/>
     <w:p>
       <w:pPr>
         <w:pStyle w:val="Heading2"/>
@@ -6569,8 +6861,8 @@
         <w:t xml:space="preserve">.</w:t>
       </w:r>
     </w:p>
-    <w:bookmarkEnd w:id="52"/>
-    <w:bookmarkStart w:id="53" w:name="vocabulario-rápido-1"/>
+    <w:bookmarkEnd w:id="63"/>
+    <w:bookmarkStart w:id="64" w:name="vocabulario-rápido-1"/>
     <w:p>
       <w:pPr>
         <w:pStyle w:val="Heading2"/>
@@ -6583,6 +6875,7 @@
       <w:tblPr>
         <w:tblStyle w:val="Table"/>
         <w:tblW w:type="pct" w:w="5000"/>
+        <w:jc w:val="left"/>
         <w:tblLayout w:type="fixed"/>
         <w:tblLook w:firstRow="1" w:lastRow="0" w:firstColumn="0" w:lastColumn="0" w:noHBand="0" w:noVBand="0" w:val="0020"/>
       </w:tblPr>
@@ -6599,6 +6892,7 @@
           <w:p>
             <w:pPr>
               <w:pStyle w:val="Compact"/>
+              <w:jc w:val="left"/>
             </w:pPr>
             <w:r>
               <w:t xml:space="preserve">Término</w:t>
@@ -6610,6 +6904,7 @@
           <w:p>
             <w:pPr>
               <w:pStyle w:val="Compact"/>
+              <w:jc w:val="left"/>
             </w:pPr>
             <w:r>
               <w:t xml:space="preserve">Idea general</w:t>
@@ -6623,6 +6918,7 @@
           <w:p>
             <w:pPr>
               <w:pStyle w:val="Compact"/>
+              <w:jc w:val="left"/>
             </w:pPr>
             <w:r>
               <w:t xml:space="preserve">Escenario departamental</w:t>
@@ -6634,6 +6930,7 @@
           <w:p>
             <w:pPr>
               <w:pStyle w:val="Compact"/>
+              <w:jc w:val="left"/>
             </w:pPr>
             <w:r>
               <w:t xml:space="preserve">2 switches + trunk + router, VLANs por departamento</w:t>
@@ -6647,6 +6944,7 @@
           <w:p>
             <w:pPr>
               <w:pStyle w:val="Compact"/>
+              <w:jc w:val="left"/>
             </w:pPr>
             <w:r>
               <w:rPr>
@@ -6661,6 +6959,7 @@
           <w:p>
             <w:pPr>
               <w:pStyle w:val="Compact"/>
+              <w:jc w:val="left"/>
             </w:pPr>
             <w:r>
               <w:t xml:space="preserve">Ver VLANs y puertos access de cada una</w:t>
@@ -6674,6 +6973,7 @@
           <w:p>
             <w:pPr>
               <w:pStyle w:val="Compact"/>
+              <w:jc w:val="left"/>
             </w:pPr>
             <w:r>
               <w:rPr>
@@ -6688,6 +6988,7 @@
           <w:p>
             <w:pPr>
               <w:pStyle w:val="Compact"/>
+              <w:jc w:val="left"/>
             </w:pPr>
             <w:r>
               <w:t xml:space="preserve">Ver trunks, native VLAN, allowed, mismatches</w:t>
@@ -6701,6 +7002,7 @@
           <w:p>
             <w:pPr>
               <w:pStyle w:val="Compact"/>
+              <w:jc w:val="left"/>
             </w:pPr>
             <w:r>
               <w:rPr>
@@ -6715,6 +7017,7 @@
           <w:p>
             <w:pPr>
               <w:pStyle w:val="Compact"/>
+              <w:jc w:val="left"/>
             </w:pPr>
             <w:r>
               <w:t xml:space="preserve">Estado Up/Up de subinterfaces del router</w:t>
@@ -6728,6 +7031,7 @@
           <w:p>
             <w:pPr>
               <w:pStyle w:val="Compact"/>
+              <w:jc w:val="left"/>
             </w:pPr>
             <w:r>
               <w:t xml:space="preserve">Troubleshooting</w:t>
@@ -6739,6 +7043,7 @@
           <w:p>
             <w:pPr>
               <w:pStyle w:val="Compact"/>
+              <w:jc w:val="left"/>
             </w:pPr>
             <w:r>
               <w:t xml:space="preserve">Método de diagnóstico: VLAN → trunk → router</w:t>
@@ -6764,7 +7069,7 @@
       <w:r>
         <w:t xml:space="preserve"> </w:t>
       </w:r>
-      <w:hyperlink r:id="rId38">
+      <w:hyperlink r:id="rId49">
         <w:r>
           <w:rPr>
             <w:rStyle w:val="Hyperlink"/>
@@ -6791,7 +7096,7 @@
       <w:r>
         <w:t xml:space="preserve"> </w:t>
       </w:r>
-      <w:hyperlink r:id="rId11">
+      <w:hyperlink r:id="rId22">
         <w:r>
           <w:rPr>
             <w:rStyle w:val="Hyperlink"/>
@@ -6818,7 +7123,7 @@
       <w:r>
         <w:t xml:space="preserve"> </w:t>
       </w:r>
-      <w:hyperlink r:id="rId13">
+      <w:hyperlink r:id="rId24">
         <w:r>
           <w:rPr>
             <w:rStyle w:val="Hyperlink"/>
@@ -6827,9 +7132,9 @@
         </w:r>
       </w:hyperlink>
     </w:p>
-    <w:bookmarkEnd w:id="53"/>
-    <w:bookmarkEnd w:id="54"/>
-    <w:bookmarkStart w:id="67" w:name="inter-vlan-routing"/>
+    <w:bookmarkEnd w:id="64"/>
+    <w:bookmarkEnd w:id="65"/>
+    <w:bookmarkStart w:id="78" w:name="inter-vlan-routing"/>
     <w:p>
       <w:pPr>
         <w:pStyle w:val="Heading1"/>
@@ -6893,7 +7198,7 @@
         </w:pict>
       </w:r>
     </w:p>
-    <w:bookmarkStart w:id="55" w:name="la-idea-en-una-frase-2"/>
+    <w:bookmarkStart w:id="66" w:name="la-idea-en-una-frase-2"/>
     <w:p>
       <w:pPr>
         <w:pStyle w:val="Heading2"/>
@@ -6980,8 +7285,8 @@
         </w:pict>
       </w:r>
     </w:p>
-    <w:bookmarkEnd w:id="55"/>
-    <w:bookmarkStart w:id="59" w:name="Xa9357948ebd001c7c925384f3ab8e2850f5023d"/>
+    <w:bookmarkEnd w:id="66"/>
+    <w:bookmarkStart w:id="70" w:name="Xa9357948ebd001c7c925384f3ab8e2850f5023d"/>
     <w:p>
       <w:pPr>
         <w:pStyle w:val="Heading2"/>
@@ -6993,7 +7298,13 @@
         <w:t xml:space="preserve"> </w:t>
       </w:r>
       <w:r>
-        <w:t xml:space="preserve">“no se ven”</w:t>
+        <w:t xml:space="preserve">“</w:t>
+      </w:r>
+      <w:r>
+        <w:t xml:space="preserve">no se ven</w:t>
+      </w:r>
+      <w:r>
+        <w:t xml:space="preserve">”</w:t>
       </w:r>
       <w:r>
         <w:t xml:space="preserve"> </w:t>
@@ -7026,7 +7337,13 @@
         <w:t xml:space="preserve"> </w:t>
       </w:r>
       <w:r>
-        <w:t xml:space="preserve">“VLAN 10 quiere hablar con VLAN 20”</w:t>
+        <w:t xml:space="preserve">“</w:t>
+      </w:r>
+      <w:r>
+        <w:t xml:space="preserve">VLAN 10 quiere hablar con VLAN 20</w:t>
+      </w:r>
+      <w:r>
+        <w:t xml:space="preserve">”</w:t>
       </w:r>
       <w:r>
         <w:t xml:space="preserve">. Cada VLAN es un dominio de broadcast cerrado.</w:t>
@@ -7065,12 +7382,12 @@
           <wp:inline>
             <wp:extent cx="5334000" cy="4093534"/>
             <wp:effectExtent b="0" l="0" r="0" t="0"/>
-            <wp:docPr descr="Router-on-a-stick: el router con subinterfaz por VLAN conectado al switch por un trunk 802.1Q, con PCs de Ventas y RRHH detrás" title="" id="57" name="Picture"/>
+            <wp:docPr descr="Router-on-a-stick: el router con subinterfaz por VLAN conectado al switch por un trunk 802.1Q, con PCs de Ventas y RRHH detrás" title="" id="68" name="Picture"/>
             <a:graphic>
               <a:graphicData uri="http://schemas.openxmlformats.org/drawingml/2006/picture">
                 <pic:pic>
                   <pic:nvPicPr>
-                    <pic:cNvPr descr="public/diagrams/u06-router-on-a-stick.svg" id="58" name="Picture"/>
+                    <pic:cNvPr descr="public/diagrams/u06-router-on-a-stick.svg" id="69" name="Picture"/>
                     <pic:cNvPicPr>
                       <a:picLocks noChangeArrowheads="1" noChangeAspect="1"/>
                     </pic:cNvPicPr>
@@ -7082,7 +7399,7 @@
                           <a14:useLocalDpi xmlns:a14="http://schemas.microsoft.com/office/drawing/2010/main" val="0"/>
                         </a:ext>
                         <a:ext uri="{96DAC541-7B7A-43D3-8B79-37D633B846F1}">
-                          <asvg:svgBlip xmlns:asvg="http://schemas.microsoft.com/office/drawing/2016/SVG/main" r:embed="rId56"/>
+                          <asvg:svgBlip xmlns:asvg="http://schemas.microsoft.com/office/drawing/2016/SVG/main" r:embed="rId67"/>
                         </a:ext>
                       </a:extLst>
                     </a:blip>
@@ -7155,7 +7472,21 @@
           <w:b/>
           <w:bCs/>
         </w:rPr>
-        <w:t xml:space="preserve">“hacia fuera”</w:t>
+        <w:t xml:space="preserve">“</w:t>
+      </w:r>
+      <w:r>
+        <w:rPr>
+          <w:b/>
+          <w:bCs/>
+        </w:rPr>
+        <w:t xml:space="preserve">hacia fuera</w:t>
+      </w:r>
+      <w:r>
+        <w:rPr>
+          <w:b/>
+          <w:bCs/>
+        </w:rPr>
+        <w:t xml:space="preserve">”</w:t>
       </w:r>
       <w:r>
         <w:t xml:space="preserve"> </w:t>
@@ -7235,7 +7566,13 @@
         <w:t xml:space="preserve"> </w:t>
       </w:r>
       <w:r>
-        <w:t xml:space="preserve">“en región Schengen”</w:t>
+        <w:t xml:space="preserve">“</w:t>
+      </w:r>
+      <w:r>
+        <w:t xml:space="preserve">en región Schengen</w:t>
+      </w:r>
+      <w:r>
+        <w:t xml:space="preserve">”</w:t>
       </w:r>
       <w:r>
         <w:t xml:space="preserve"> </w:t>
@@ -7251,8 +7588,8 @@
         </w:pict>
       </w:r>
     </w:p>
-    <w:bookmarkEnd w:id="59"/>
-    <w:bookmarkStart w:id="60" w:name="X5ea81d6d2469005a24f5a6a44db83098885ccc0"/>
+    <w:bookmarkEnd w:id="70"/>
+    <w:bookmarkStart w:id="71" w:name="X5ea81d6d2469005a24f5a6a44db83098885ccc0"/>
     <w:p>
       <w:pPr>
         <w:pStyle w:val="Heading2"/>
@@ -7391,7 +7728,7 @@
       <w:r>
         <w:t xml:space="preserve"> </w:t>
       </w:r>
-      <w:hyperlink r:id="rId14">
+      <w:hyperlink r:id="rId25">
         <w:r>
           <w:rPr>
             <w:rStyle w:val="Hyperlink"/>
@@ -7410,8 +7747,8 @@
         </w:pict>
       </w:r>
     </w:p>
-    <w:bookmarkEnd w:id="60"/>
-    <w:bookmarkStart w:id="61" w:name="Xf0c16decffb477f2977d916272e039f1f5345d2"/>
+    <w:bookmarkEnd w:id="71"/>
+    <w:bookmarkStart w:id="72" w:name="Xf0c16decffb477f2977d916272e039f1f5345d2"/>
     <w:p>
       <w:pPr>
         <w:pStyle w:val="Heading2"/>
@@ -7842,6 +8179,7 @@
       <w:tblPr>
         <w:tblStyle w:val="Table"/>
         <w:tblW w:type="pct" w:w="5000"/>
+        <w:jc w:val="left"/>
         <w:tblLayout w:type="fixed"/>
         <w:tblLook w:firstRow="1" w:lastRow="0" w:firstColumn="0" w:lastColumn="0" w:noHBand="0" w:noVBand="0" w:val="0020"/>
       </w:tblPr>
@@ -7858,6 +8196,7 @@
           <w:p>
             <w:pPr>
               <w:pStyle w:val="Compact"/>
+              <w:jc w:val="left"/>
             </w:pPr>
             <w:r>
               <w:t xml:space="preserve">Comando</w:t>
@@ -7869,6 +8208,7 @@
           <w:p>
             <w:pPr>
               <w:pStyle w:val="Compact"/>
+              <w:jc w:val="left"/>
             </w:pPr>
             <w:r>
               <w:t xml:space="preserve">Qué hace</w:t>
@@ -7882,6 +8222,7 @@
           <w:p>
             <w:pPr>
               <w:pStyle w:val="Compact"/>
+              <w:jc w:val="left"/>
             </w:pPr>
             <w:r>
               <w:rPr>
@@ -7896,6 +8237,7 @@
           <w:p>
             <w:pPr>
               <w:pStyle w:val="Compact"/>
+              <w:jc w:val="left"/>
             </w:pPr>
             <w:r>
               <w:t xml:space="preserve">Crea la subinterfaz lógica</w:t>
@@ -7918,6 +8260,7 @@
           <w:p>
             <w:pPr>
               <w:pStyle w:val="Compact"/>
+              <w:jc w:val="left"/>
             </w:pPr>
             <w:r>
               <w:rPr>
@@ -7932,6 +8275,7 @@
           <w:p>
             <w:pPr>
               <w:pStyle w:val="Compact"/>
+              <w:jc w:val="left"/>
             </w:pPr>
             <w:r>
               <w:t xml:space="preserve">Etiqueta toda la subinterfaz con la VLAN 10</w:t>
@@ -7945,6 +8289,7 @@
           <w:p>
             <w:pPr>
               <w:pStyle w:val="Compact"/>
+              <w:jc w:val="left"/>
             </w:pPr>
             <w:r>
               <w:rPr>
@@ -7959,6 +8304,7 @@
           <w:p>
             <w:pPr>
               <w:pStyle w:val="Compact"/>
+              <w:jc w:val="left"/>
             </w:pPr>
             <w:r>
               <w:t xml:space="preserve">El gateway de esa VLAN (la IP a la que apunta el PC)</w:t>
@@ -7972,6 +8318,7 @@
           <w:p>
             <w:pPr>
               <w:pStyle w:val="Compact"/>
+              <w:jc w:val="left"/>
             </w:pPr>
             <w:r>
               <w:rPr>
@@ -7986,6 +8333,7 @@
           <w:p>
             <w:pPr>
               <w:pStyle w:val="Compact"/>
+              <w:jc w:val="left"/>
             </w:pPr>
             <w:r>
               <w:t xml:space="preserve">Activa la</w:t>
@@ -8052,7 +8400,13 @@
         <w:t xml:space="preserve"> </w:t>
       </w:r>
       <w:r>
-        <w:t xml:space="preserve">“muertas”</w:t>
+        <w:t xml:space="preserve">“</w:t>
+      </w:r>
+      <w:r>
+        <w:t xml:space="preserve">muertas</w:t>
+      </w:r>
+      <w:r>
+        <w:t xml:space="preserve">”</w:t>
       </w:r>
       <w:r>
         <w:t xml:space="preserve"> </w:t>
@@ -8080,8 +8434,8 @@
         </w:pict>
       </w:r>
     </w:p>
-    <w:bookmarkEnd w:id="61"/>
-    <w:bookmarkStart w:id="62" w:name="X63b5957278e57460513bd60dea0cc0664c5ad01"/>
+    <w:bookmarkEnd w:id="72"/>
+    <w:bookmarkStart w:id="73" w:name="X63b5957278e57460513bd60dea0cc0664c5ad01"/>
     <w:p>
       <w:pPr>
         <w:pStyle w:val="Heading2"/>
@@ -8115,6 +8469,7 @@
       <w:tblPr>
         <w:tblStyle w:val="Table"/>
         <w:tblW w:type="auto" w:w="0"/>
+        <w:jc w:val="left"/>
         <w:tblLook w:firstRow="1" w:lastRow="0" w:firstColumn="0" w:lastColumn="0" w:noHBand="0" w:noVBand="0" w:val="0020"/>
       </w:tblPr>
       <w:tblGrid>
@@ -8131,6 +8486,7 @@
           <w:p>
             <w:pPr>
               <w:pStyle w:val="Compact"/>
+              <w:jc w:val="left"/>
             </w:pPr>
             <w:r>
               <w:t xml:space="preserve">VLAN</w:t>
@@ -8142,6 +8498,7 @@
           <w:p>
             <w:pPr>
               <w:pStyle w:val="Compact"/>
+              <w:jc w:val="left"/>
             </w:pPr>
             <w:r>
               <w:t xml:space="preserve">Subred</w:t>
@@ -8153,6 +8510,7 @@
           <w:p>
             <w:pPr>
               <w:pStyle w:val="Compact"/>
+              <w:jc w:val="left"/>
             </w:pPr>
             <w:r>
               <w:t xml:space="preserve">Gateway (router)</w:t>
@@ -8166,6 +8524,7 @@
           <w:p>
             <w:pPr>
               <w:pStyle w:val="Compact"/>
+              <w:jc w:val="left"/>
             </w:pPr>
             <w:r>
               <w:t xml:space="preserve">10 Ventas</w:t>
@@ -8177,6 +8536,7 @@
           <w:p>
             <w:pPr>
               <w:pStyle w:val="Compact"/>
+              <w:jc w:val="left"/>
             </w:pPr>
             <w:r>
               <w:t xml:space="preserve">192.168.10.0/24</w:t>
@@ -8188,6 +8548,7 @@
           <w:p>
             <w:pPr>
               <w:pStyle w:val="Compact"/>
+              <w:jc w:val="left"/>
             </w:pPr>
             <w:r>
               <w:t xml:space="preserve">192.168.10.1 (</w:t>
@@ -8210,6 +8571,7 @@
           <w:p>
             <w:pPr>
               <w:pStyle w:val="Compact"/>
+              <w:jc w:val="left"/>
             </w:pPr>
             <w:r>
               <w:t xml:space="preserve">20 RRHH</w:t>
@@ -8221,6 +8583,7 @@
           <w:p>
             <w:pPr>
               <w:pStyle w:val="Compact"/>
+              <w:jc w:val="left"/>
             </w:pPr>
             <w:r>
               <w:t xml:space="preserve">192.168.20.0/24</w:t>
@@ -8232,6 +8595,7 @@
           <w:p>
             <w:pPr>
               <w:pStyle w:val="Compact"/>
+              <w:jc w:val="left"/>
             </w:pPr>
             <w:r>
               <w:t xml:space="preserve">192.168.20.1 (</w:t>
@@ -8254,6 +8618,7 @@
           <w:p>
             <w:pPr>
               <w:pStyle w:val="Compact"/>
+              <w:jc w:val="left"/>
             </w:pPr>
             <w:r>
               <w:t xml:space="preserve">30 IT</w:t>
@@ -8265,6 +8630,7 @@
           <w:p>
             <w:pPr>
               <w:pStyle w:val="Compact"/>
+              <w:jc w:val="left"/>
             </w:pPr>
             <w:r>
               <w:t xml:space="preserve">192.168.30.0/24</w:t>
@@ -8276,6 +8642,7 @@
           <w:p>
             <w:pPr>
               <w:pStyle w:val="Compact"/>
+              <w:jc w:val="left"/>
             </w:pPr>
             <w:r>
               <w:t xml:space="preserve">192.168.30.1 (</w:t>
@@ -8360,8 +8727,8 @@
         </w:pict>
       </w:r>
     </w:p>
-    <w:bookmarkEnd w:id="62"/>
-    <w:bookmarkStart w:id="63" w:name="verificación"/>
+    <w:bookmarkEnd w:id="73"/>
+    <w:bookmarkStart w:id="74" w:name="verificación"/>
     <w:p>
       <w:pPr>
         <w:pStyle w:val="Heading2"/>
@@ -8490,7 +8857,7 @@
       <w:r>
         <w:t xml:space="preserve"> </w:t>
       </w:r>
-      <w:hyperlink r:id="rId17">
+      <w:hyperlink r:id="rId28">
         <w:r>
           <w:rPr>
             <w:rStyle w:val="Hyperlink"/>
@@ -8512,8 +8879,8 @@
         </w:pict>
       </w:r>
     </w:p>
-    <w:bookmarkEnd w:id="63"/>
-    <w:bookmarkStart w:id="64" w:name="mini-chequeo-2"/>
+    <w:bookmarkEnd w:id="74"/>
+    <w:bookmarkStart w:id="75" w:name="mini-chequeo-2"/>
     <w:p>
       <w:pPr>
         <w:pStyle w:val="Heading2"/>
@@ -8537,7 +8904,13 @@
         <w:t xml:space="preserve"> </w:t>
       </w:r>
       <w:r>
-        <w:t xml:space="preserve">“normal”</w:t>
+        <w:t xml:space="preserve">“</w:t>
+      </w:r>
+      <w:r>
+        <w:t xml:space="preserve">normal</w:t>
+      </w:r>
+      <w:r>
+        <w:t xml:space="preserve">”</w:t>
       </w:r>
       <w:r>
         <w:t xml:space="preserve"> </w:t>
@@ -8609,7 +8982,13 @@
         <w:t xml:space="preserve"> </w:t>
       </w:r>
       <w:r>
-        <w:t xml:space="preserve">“de qué VLAN viene ni a dónde va”</w:t>
+        <w:t xml:space="preserve">“</w:t>
+      </w:r>
+      <w:r>
+        <w:t xml:space="preserve">de qué VLAN viene ni a dónde va</w:t>
+      </w:r>
+      <w:r>
+        <w:t xml:space="preserve">”</w:t>
       </w:r>
       <w:r>
         <w:t xml:space="preserve">. Cada VLAN es un dominio cerrado; cruzar entre VLANs exige un dispositivo de</w:t>
@@ -8701,8 +9080,8 @@
         </w:pict>
       </w:r>
     </w:p>
-    <w:bookmarkEnd w:id="64"/>
-    <w:bookmarkStart w:id="65" w:name="resumen-en-3-frases-2"/>
+    <w:bookmarkEnd w:id="75"/>
+    <w:bookmarkStart w:id="76" w:name="resumen-en-3-frases-2"/>
     <w:p>
       <w:pPr>
         <w:pStyle w:val="Heading2"/>
@@ -8833,8 +9212,8 @@
         <w:t xml:space="preserve">Cada PC apunta a su gateway (la subinterfaz) y todo el tráfico entre VLANs atraviesa la misma interfaz: su cuello de botella.</w:t>
       </w:r>
     </w:p>
-    <w:bookmarkEnd w:id="65"/>
-    <w:bookmarkStart w:id="66" w:name="vocabulario-rápido-2"/>
+    <w:bookmarkEnd w:id="76"/>
+    <w:bookmarkStart w:id="77" w:name="vocabulario-rápido-2"/>
     <w:p>
       <w:pPr>
         <w:pStyle w:val="Heading2"/>
@@ -8847,6 +9226,7 @@
       <w:tblPr>
         <w:tblStyle w:val="Table"/>
         <w:tblW w:type="pct" w:w="5000"/>
+        <w:jc w:val="left"/>
         <w:tblLayout w:type="fixed"/>
         <w:tblLook w:firstRow="1" w:lastRow="0" w:firstColumn="0" w:lastColumn="0" w:noHBand="0" w:noVBand="0" w:val="0020"/>
       </w:tblPr>
@@ -8863,6 +9243,7 @@
           <w:p>
             <w:pPr>
               <w:pStyle w:val="Compact"/>
+              <w:jc w:val="left"/>
             </w:pPr>
             <w:r>
               <w:t xml:space="preserve">Término</w:t>
@@ -8874,6 +9255,7 @@
           <w:p>
             <w:pPr>
               <w:pStyle w:val="Compact"/>
+              <w:jc w:val="left"/>
             </w:pPr>
             <w:r>
               <w:t xml:space="preserve">Idea general</w:t>
@@ -8887,6 +9269,7 @@
           <w:p>
             <w:pPr>
               <w:pStyle w:val="Compact"/>
+              <w:jc w:val="left"/>
             </w:pPr>
             <w:r>
               <w:t xml:space="preserve">Inter-VLAN routing</w:t>
@@ -8898,6 +9281,7 @@
           <w:p>
             <w:pPr>
               <w:pStyle w:val="Compact"/>
+              <w:jc w:val="left"/>
             </w:pPr>
             <w:r>
               <w:t xml:space="preserve">Enrutar tráfico entre VLANs con capa 3</w:t>
@@ -8911,6 +9295,7 @@
           <w:p>
             <w:pPr>
               <w:pStyle w:val="Compact"/>
+              <w:jc w:val="left"/>
             </w:pPr>
             <w:r>
               <w:t xml:space="preserve">Subinterfaz</w:t>
@@ -8922,6 +9307,7 @@
           <w:p>
             <w:pPr>
               <w:pStyle w:val="Compact"/>
+              <w:jc w:val="left"/>
             </w:pPr>
             <w:r>
               <w:t xml:space="preserve">Interfaz lógica sobre una física, una por VLAN (</w:t>
@@ -8956,6 +9342,7 @@
           <w:p>
             <w:pPr>
               <w:pStyle w:val="Compact"/>
+              <w:jc w:val="left"/>
             </w:pPr>
             <w:r>
               <w:rPr>
@@ -8970,6 +9357,7 @@
           <w:p>
             <w:pPr>
               <w:pStyle w:val="Compact"/>
+              <w:jc w:val="left"/>
             </w:pPr>
             <w:r>
               <w:t xml:space="preserve">Etiqueta la subinterfaz con la VLAN 10</w:t>
@@ -8983,6 +9371,7 @@
           <w:p>
             <w:pPr>
               <w:pStyle w:val="Compact"/>
+              <w:jc w:val="left"/>
             </w:pPr>
             <w:r>
               <w:t xml:space="preserve">Gateway</w:t>
@@ -8994,6 +9383,7 @@
           <w:p>
             <w:pPr>
               <w:pStyle w:val="Compact"/>
+              <w:jc w:val="left"/>
             </w:pPr>
             <w:r>
               <w:t xml:space="preserve">La IP que el PC usa para</w:t>
@@ -9002,7 +9392,13 @@
               <w:t xml:space="preserve"> </w:t>
             </w:r>
             <w:r>
-              <w:t xml:space="preserve">“huir”</w:t>
+              <w:t xml:space="preserve">“</w:t>
+            </w:r>
+            <w:r>
+              <w:t xml:space="preserve">huir</w:t>
+            </w:r>
+            <w:r>
+              <w:t xml:space="preserve">”</w:t>
             </w:r>
             <w:r>
               <w:t xml:space="preserve"> </w:t>
@@ -9019,6 +9415,7 @@
           <w:p>
             <w:pPr>
               <w:pStyle w:val="Compact"/>
+              <w:jc w:val="left"/>
             </w:pPr>
             <w:r>
               <w:t xml:space="preserve">Router-on-a-stick</w:t>
@@ -9030,6 +9427,7 @@
           <w:p>
             <w:pPr>
               <w:pStyle w:val="Compact"/>
+              <w:jc w:val="left"/>
             </w:pPr>
             <w:r>
               <w:t xml:space="preserve">Técnica con una interfaz física y varias subinterfaces</w:t>
@@ -9055,7 +9453,7 @@
       <w:r>
         <w:t xml:space="preserve"> </w:t>
       </w:r>
-      <w:hyperlink r:id="rId38">
+      <w:hyperlink r:id="rId49">
         <w:r>
           <w:rPr>
             <w:rStyle w:val="Hyperlink"/>
@@ -9082,7 +9480,7 @@
       <w:r>
         <w:t xml:space="preserve"> </w:t>
       </w:r>
-      <w:hyperlink r:id="rId12">
+      <w:hyperlink r:id="rId23">
         <w:r>
           <w:rPr>
             <w:rStyle w:val="Hyperlink"/>
@@ -9109,7 +9507,7 @@
       <w:r>
         <w:t xml:space="preserve"> </w:t>
       </w:r>
-      <w:hyperlink r:id="rId14">
+      <w:hyperlink r:id="rId25">
         <w:r>
           <w:rPr>
             <w:rStyle w:val="Hyperlink"/>
@@ -9118,9 +9516,9 @@
         </w:r>
       </w:hyperlink>
     </w:p>
-    <w:bookmarkEnd w:id="66"/>
-    <w:bookmarkEnd w:id="67"/>
-    <w:bookmarkStart w:id="76" w:name="switch-capa-3-y-svis"/>
+    <w:bookmarkEnd w:id="77"/>
+    <w:bookmarkEnd w:id="78"/>
+    <w:bookmarkStart w:id="87" w:name="switch-capa-3-y-svis"/>
     <w:p>
       <w:pPr>
         <w:pStyle w:val="Heading1"/>
@@ -9184,7 +9582,7 @@
         </w:pict>
       </w:r>
     </w:p>
-    <w:bookmarkStart w:id="68" w:name="la-idea-en-una-frase-3"/>
+    <w:bookmarkStart w:id="79" w:name="la-idea-en-una-frase-3"/>
     <w:p>
       <w:pPr>
         <w:pStyle w:val="Heading2"/>
@@ -9291,7 +9689,7 @@
       <w:r>
         <w:t xml:space="preserve"> </w:t>
       </w:r>
-      <w:hyperlink r:id="rId13">
+      <w:hyperlink r:id="rId24">
         <w:r>
           <w:rPr>
             <w:rStyle w:val="Hyperlink"/>
@@ -9313,8 +9711,8 @@
         </w:pict>
       </w:r>
     </w:p>
-    <w:bookmarkEnd w:id="68"/>
-    <w:bookmarkStart w:id="69" w:name="las-dos-caras-de-un-switch-capa-3"/>
+    <w:bookmarkEnd w:id="79"/>
+    <w:bookmarkStart w:id="80" w:name="las-dos-caras-de-un-switch-capa-3"/>
     <w:p>
       <w:pPr>
         <w:pStyle w:val="Heading2"/>
@@ -9335,6 +9733,7 @@
       <w:tblPr>
         <w:tblStyle w:val="Table"/>
         <w:tblW w:type="pct" w:w="5000"/>
+        <w:jc w:val="left"/>
         <w:tblLayout w:type="fixed"/>
         <w:tblLook w:firstRow="1" w:lastRow="0" w:firstColumn="0" w:lastColumn="0" w:noHBand="0" w:noVBand="0" w:val="0020"/>
       </w:tblPr>
@@ -9352,6 +9751,7 @@
           <w:p>
             <w:pPr>
               <w:pStyle w:val="Compact"/>
+              <w:jc w:val="left"/>
             </w:pPr>
             <w:r>
               <w:t xml:space="preserve">Función</w:t>
@@ -9363,6 +9763,7 @@
           <w:p>
             <w:pPr>
               <w:pStyle w:val="Compact"/>
+              <w:jc w:val="left"/>
             </w:pPr>
             <w:r>
               <w:t xml:space="preserve">Qué hace</w:t>
@@ -9374,6 +9775,7 @@
           <w:p>
             <w:pPr>
               <w:pStyle w:val="Compact"/>
+              <w:jc w:val="left"/>
             </w:pPr>
             <w:r>
               <w:t xml:space="preserve">Cómo lo hace</w:t>
@@ -9387,6 +9789,7 @@
           <w:p>
             <w:pPr>
               <w:pStyle w:val="Compact"/>
+              <w:jc w:val="left"/>
             </w:pPr>
             <w:r>
               <w:rPr>
@@ -9402,6 +9805,7 @@
           <w:p>
             <w:pPr>
               <w:pStyle w:val="Compact"/>
+              <w:jc w:val="left"/>
             </w:pPr>
             <w:r>
               <w:t xml:space="preserve">Reenvía tramas entre puertos de la misma VLAN</w:t>
@@ -9413,6 +9817,7 @@
           <w:p>
             <w:pPr>
               <w:pStyle w:val="Compact"/>
+              <w:jc w:val="left"/>
             </w:pPr>
             <w:r>
               <w:t xml:space="preserve">Hardware de forwarding por MAC</w:t>
@@ -9426,6 +9831,7 @@
           <w:p>
             <w:pPr>
               <w:pStyle w:val="Compact"/>
+              <w:jc w:val="left"/>
             </w:pPr>
             <w:r>
               <w:rPr>
@@ -9441,6 +9847,7 @@
           <w:p>
             <w:pPr>
               <w:pStyle w:val="Compact"/>
+              <w:jc w:val="left"/>
             </w:pPr>
             <w:r>
               <w:t xml:space="preserve">Reenvía paquetes entre VLANs e IPs</w:t>
@@ -9452,6 +9859,7 @@
           <w:p>
             <w:pPr>
               <w:pStyle w:val="Compact"/>
+              <w:jc w:val="left"/>
             </w:pPr>
             <w:r>
               <w:t xml:space="preserve">Hardware de forwarding por IP (ASIC)</w:t>
@@ -9540,7 +9948,13 @@
         <w:t xml:space="preserve"> </w:t>
       </w:r>
       <w:r>
-        <w:t xml:space="preserve">“se conecta”</w:t>
+        <w:t xml:space="preserve">“</w:t>
+      </w:r>
+      <w:r>
+        <w:t xml:space="preserve">se conecta</w:t>
+      </w:r>
+      <w:r>
+        <w:t xml:space="preserve">”</w:t>
       </w:r>
       <w:r>
         <w:t xml:space="preserve"> </w:t>
@@ -9556,8 +9970,8 @@
         </w:pict>
       </w:r>
     </w:p>
-    <w:bookmarkEnd w:id="69"/>
-    <w:bookmarkStart w:id="70" w:name="svi-la-interfaz-virtual-de-una-vlan"/>
+    <w:bookmarkEnd w:id="80"/>
+    <w:bookmarkStart w:id="81" w:name="svi-la-interfaz-virtual-de-una-vlan"/>
     <w:p>
       <w:pPr>
         <w:pStyle w:val="Heading2"/>
@@ -9593,7 +10007,13 @@
         <w:t xml:space="preserve"> </w:t>
       </w:r>
       <w:r>
-        <w:t xml:space="preserve">“puerta de enlace”</w:t>
+        <w:t xml:space="preserve">“</w:t>
+      </w:r>
+      <w:r>
+        <w:t xml:space="preserve">puerta de enlace</w:t>
+      </w:r>
+      <w:r>
+        <w:t xml:space="preserve">”</w:t>
       </w:r>
       <w:r>
         <w:t xml:space="preserve"> </w:t>
@@ -10182,6 +10602,7 @@
       <w:tblPr>
         <w:tblStyle w:val="Table"/>
         <w:tblW w:type="pct" w:w="5000"/>
+        <w:jc w:val="left"/>
         <w:tblLayout w:type="fixed"/>
         <w:tblLook w:firstRow="1" w:lastRow="0" w:firstColumn="0" w:lastColumn="0" w:noHBand="0" w:noVBand="0" w:val="0020"/>
       </w:tblPr>
@@ -10198,6 +10619,7 @@
           <w:p>
             <w:pPr>
               <w:pStyle w:val="Compact"/>
+              <w:jc w:val="left"/>
             </w:pPr>
             <w:r>
               <w:t xml:space="preserve">Comando</w:t>
@@ -10209,6 +10631,7 @@
           <w:p>
             <w:pPr>
               <w:pStyle w:val="Compact"/>
+              <w:jc w:val="left"/>
             </w:pPr>
             <w:r>
               <w:t xml:space="preserve">Efecto</w:t>
@@ -10222,6 +10645,7 @@
           <w:p>
             <w:pPr>
               <w:pStyle w:val="Compact"/>
+              <w:jc w:val="left"/>
             </w:pPr>
             <w:r>
               <w:rPr>
@@ -10236,6 +10660,7 @@
           <w:p>
             <w:pPr>
               <w:pStyle w:val="Compact"/>
+              <w:jc w:val="left"/>
             </w:pPr>
             <w:r>
               <w:t xml:space="preserve">Enciende el motor de enrutamiento del switch (sin él, los SVIs no rutearán entre sí)</w:t>
@@ -10249,6 +10674,7 @@
           <w:p>
             <w:pPr>
               <w:pStyle w:val="Compact"/>
+              <w:jc w:val="left"/>
             </w:pPr>
             <w:r>
               <w:rPr>
@@ -10263,6 +10689,7 @@
           <w:p>
             <w:pPr>
               <w:pStyle w:val="Compact"/>
+              <w:jc w:val="left"/>
             </w:pPr>
             <w:r>
               <w:t xml:space="preserve">Crea/entra en el SVI de la VLAN 10</w:t>
@@ -10276,6 +10703,7 @@
           <w:p>
             <w:pPr>
               <w:pStyle w:val="Compact"/>
+              <w:jc w:val="left"/>
             </w:pPr>
             <w:r>
               <w:rPr>
@@ -10290,6 +10718,7 @@
           <w:p>
             <w:pPr>
               <w:pStyle w:val="Compact"/>
+              <w:jc w:val="left"/>
             </w:pPr>
             <w:r>
               <w:t xml:space="preserve">El gateway de esa VLAN (misma IP que en el router-on-a-stick)</w:t>
@@ -10303,6 +10732,7 @@
           <w:p>
             <w:pPr>
               <w:pStyle w:val="Compact"/>
+              <w:jc w:val="left"/>
             </w:pPr>
             <w:r>
               <w:rPr>
@@ -10317,6 +10747,7 @@
           <w:p>
             <w:pPr>
               <w:pStyle w:val="Compact"/>
+              <w:jc w:val="left"/>
             </w:pPr>
             <w:r>
               <w:t xml:space="preserve">Levanta el SVI (recuerda: si la VLAN no tiene ningún puerto UP, el SVI puede quedarse down/down)</w:t>
@@ -10415,8 +10846,8 @@
         </w:pict>
       </w:r>
     </w:p>
-    <w:bookmarkEnd w:id="70"/>
-    <w:bookmarkStart w:id="71" w:name="switch-capa-3-vs-router-on-a-stick"/>
+    <w:bookmarkEnd w:id="81"/>
+    <w:bookmarkStart w:id="82" w:name="switch-capa-3-vs-router-on-a-stick"/>
     <w:p>
       <w:pPr>
         <w:pStyle w:val="Heading2"/>
@@ -10437,6 +10868,7 @@
       <w:tblPr>
         <w:tblStyle w:val="Table"/>
         <w:tblW w:type="pct" w:w="5000"/>
+        <w:jc w:val="left"/>
         <w:tblLayout w:type="fixed"/>
         <w:tblLook w:firstRow="1" w:lastRow="0" w:firstColumn="0" w:lastColumn="0" w:noHBand="0" w:noVBand="0" w:val="0020"/>
       </w:tblPr>
@@ -10454,6 +10886,7 @@
           <w:p>
             <w:pPr>
               <w:pStyle w:val="Compact"/>
+              <w:jc w:val="left"/>
             </w:pPr>
             <w:r>
               <w:t xml:space="preserve">Aspecto</w:t>
@@ -10465,6 +10898,7 @@
           <w:p>
             <w:pPr>
               <w:pStyle w:val="Compact"/>
+              <w:jc w:val="left"/>
             </w:pPr>
             <w:r>
               <w:t xml:space="preserve">Router-on-a-stick</w:t>
@@ -10476,6 +10910,7 @@
           <w:p>
             <w:pPr>
               <w:pStyle w:val="Compact"/>
+              <w:jc w:val="left"/>
             </w:pPr>
             <w:r>
               <w:t xml:space="preserve">Switch capa 3 (SVIs)</w:t>
@@ -10489,6 +10924,7 @@
           <w:p>
             <w:pPr>
               <w:pStyle w:val="Compact"/>
+              <w:jc w:val="left"/>
             </w:pPr>
             <w:r>
               <w:t xml:space="preserve">Hardware extra</w:t>
@@ -10500,6 +10936,7 @@
           <w:p>
             <w:pPr>
               <w:pStyle w:val="Compact"/>
+              <w:jc w:val="left"/>
             </w:pPr>
             <w:r>
               <w:t xml:space="preserve">Un router (o el del laboratorio)</w:t>
@@ -10511,6 +10948,7 @@
           <w:p>
             <w:pPr>
               <w:pStyle w:val="Compact"/>
+              <w:jc w:val="left"/>
             </w:pPr>
             <w:r>
               <w:t xml:space="preserve">Ninguno (el switch lo hace)</w:t>
@@ -10524,6 +10962,7 @@
           <w:p>
             <w:pPr>
               <w:pStyle w:val="Compact"/>
+              <w:jc w:val="left"/>
             </w:pPr>
             <w:r>
               <w:t xml:space="preserve">Rendimiento</w:t>
@@ -10535,6 +10974,7 @@
           <w:p>
             <w:pPr>
               <w:pStyle w:val="Compact"/>
+              <w:jc w:val="left"/>
             </w:pPr>
             <w:r>
               <w:t xml:space="preserve">Limitado por la interfaz única (cuello de botella)</w:t>
@@ -10546,6 +10986,7 @@
           <w:p>
             <w:pPr>
               <w:pStyle w:val="Compact"/>
+              <w:jc w:val="left"/>
             </w:pPr>
             <w:r>
               <w:t xml:space="preserve">Routing en hardware, sin cuello de botella</w:t>
@@ -10559,6 +11000,7 @@
           <w:p>
             <w:pPr>
               <w:pStyle w:val="Compact"/>
+              <w:jc w:val="left"/>
             </w:pPr>
             <w:r>
               <w:t xml:space="preserve">Nº de VLANs</w:t>
@@ -10570,6 +11012,7 @@
           <w:p>
             <w:pPr>
               <w:pStyle w:val="Compact"/>
+              <w:jc w:val="left"/>
             </w:pPr>
             <w:r>
               <w:t xml:space="preserve">2-6 con comodidad; más, se satura</w:t>
@@ -10581,6 +11024,7 @@
           <w:p>
             <w:pPr>
               <w:pStyle w:val="Compact"/>
+              <w:jc w:val="left"/>
             </w:pPr>
             <w:r>
               <w:t xml:space="preserve">Decenas o cientos sin problema</w:t>
@@ -10594,6 +11038,7 @@
           <w:p>
             <w:pPr>
               <w:pStyle w:val="Compact"/>
+              <w:jc w:val="left"/>
             </w:pPr>
             <w:r>
               <w:t xml:space="preserve">Complejidad</w:t>
@@ -10605,6 +11050,7 @@
           <w:p>
             <w:pPr>
               <w:pStyle w:val="Compact"/>
+              <w:jc w:val="left"/>
             </w:pPr>
             <w:r>
               <w:t xml:space="preserve">Subinterfaces</w:t>
@@ -10631,6 +11077,7 @@
           <w:p>
             <w:pPr>
               <w:pStyle w:val="Compact"/>
+              <w:jc w:val="left"/>
             </w:pPr>
             <w:r>
               <w:rPr>
@@ -10668,6 +11115,7 @@
           <w:p>
             <w:pPr>
               <w:pStyle w:val="Compact"/>
+              <w:jc w:val="left"/>
             </w:pPr>
             <w:r>
               <w:t xml:space="preserve">Ideal para</w:t>
@@ -10679,6 +11127,7 @@
           <w:p>
             <w:pPr>
               <w:pStyle w:val="Compact"/>
+              <w:jc w:val="left"/>
             </w:pPr>
             <w:r>
               <w:t xml:space="preserve">Oficinas pequeñas, laboratorios, pruebas</w:t>
@@ -10690,6 +11139,7 @@
           <w:p>
             <w:pPr>
               <w:pStyle w:val="Compact"/>
+              <w:jc w:val="left"/>
             </w:pPr>
             <w:r>
               <w:t xml:space="preserve">Campus, core de red, oficinas con jaleo</w:t>
@@ -10703,6 +11153,7 @@
           <w:p>
             <w:pPr>
               <w:pStyle w:val="Compact"/>
+              <w:jc w:val="left"/>
             </w:pPr>
             <w:r>
               <w:t xml:space="preserve">Coste</w:t>
@@ -10714,6 +11165,7 @@
           <w:p>
             <w:pPr>
               <w:pStyle w:val="Compact"/>
+              <w:jc w:val="left"/>
             </w:pPr>
             <w:r>
               <w:t xml:space="preserve">Depende del router</w:t>
@@ -10725,6 +11177,7 @@
           <w:p>
             <w:pPr>
               <w:pStyle w:val="Compact"/>
+              <w:jc w:val="left"/>
             </w:pPr>
             <w:r>
               <w:t xml:space="preserve">El switch capa 3 es más caro que uno plano</w:t>
@@ -10754,7 +11207,13 @@
         <w:t xml:space="preserve"> </w:t>
       </w:r>
       <w:r>
-        <w:t xml:space="preserve">“¿Una oficina de 15 personas? Router-on-a-stick y listo. ¿Un campus con mil usuarios? Switch capa 3 en el core. El router-on-a-stick con FastEthernet se ahoga cuando 4 VLANs generan 120 Mbps por una única interfaz de 100 Mbps: sube a Gigabit o pásate a SVIs.”</w:t>
+        <w:t xml:space="preserve">“</w:t>
+      </w:r>
+      <w:r>
+        <w:t xml:space="preserve">¿Una oficina de 15 personas? Router-on-a-stick y listo. ¿Un campus con mil usuarios? Switch capa 3 en el core. El router-on-a-stick con FastEthernet se ahoga cuando 4 VLANs generan 120 Mbps por una única interfaz de 100 Mbps: sube a Gigabit o pásate a SVIs.</w:t>
+      </w:r>
+      <w:r>
+        <w:t xml:space="preserve">”</w:t>
       </w:r>
     </w:p>
     <w:p>
@@ -10764,8 +11223,8 @@
         </w:pict>
       </w:r>
     </w:p>
-    <w:bookmarkEnd w:id="71"/>
-    <w:bookmarkStart w:id="72" w:name="X7e812ea070b1b2e0af8c4bac22a5a571f60ac2d"/>
+    <w:bookmarkEnd w:id="82"/>
+    <w:bookmarkStart w:id="83" w:name="X7e812ea070b1b2e0af8c4bac22a5a571f60ac2d"/>
     <w:p>
       <w:pPr>
         <w:pStyle w:val="Heading2"/>
@@ -10784,7 +11243,7 @@
       <w:r>
         <w:t xml:space="preserve"> </w:t>
       </w:r>
-      <w:hyperlink r:id="rId16">
+      <w:hyperlink r:id="rId27">
         <w:r>
           <w:rPr>
             <w:rStyle w:val="Hyperlink"/>
@@ -10961,8 +11420,8 @@
         </w:pict>
       </w:r>
     </w:p>
-    <w:bookmarkEnd w:id="72"/>
-    <w:bookmarkStart w:id="73" w:name="mini-chequeo-3"/>
+    <w:bookmarkEnd w:id="83"/>
+    <w:bookmarkStart w:id="84" w:name="mini-chequeo-3"/>
     <w:p>
       <w:pPr>
         <w:pStyle w:val="Heading2"/>
@@ -11154,8 +11613,8 @@
         </w:pict>
       </w:r>
     </w:p>
-    <w:bookmarkEnd w:id="73"/>
-    <w:bookmarkStart w:id="74" w:name="resumen-en-3-frases-3"/>
+    <w:bookmarkEnd w:id="84"/>
+    <w:bookmarkStart w:id="85" w:name="resumen-en-3-frases-3"/>
     <w:p>
       <w:pPr>
         <w:pStyle w:val="Heading2"/>
@@ -11269,8 +11728,8 @@
         <w:t xml:space="preserve">Úsalo cuando el número de VLANs o el tráfico entre ellas sea grande; el router-on-a-stick basta para oficinas pequeñas.</w:t>
       </w:r>
     </w:p>
-    <w:bookmarkEnd w:id="74"/>
-    <w:bookmarkStart w:id="75" w:name="vocabulario-rápido-3"/>
+    <w:bookmarkEnd w:id="85"/>
+    <w:bookmarkStart w:id="86" w:name="vocabulario-rápido-3"/>
     <w:p>
       <w:pPr>
         <w:pStyle w:val="Heading2"/>
@@ -11283,6 +11742,7 @@
       <w:tblPr>
         <w:tblStyle w:val="Table"/>
         <w:tblW w:type="pct" w:w="5000"/>
+        <w:jc w:val="left"/>
         <w:tblLayout w:type="fixed"/>
         <w:tblLook w:firstRow="1" w:lastRow="0" w:firstColumn="0" w:lastColumn="0" w:noHBand="0" w:noVBand="0" w:val="0020"/>
       </w:tblPr>
@@ -11299,6 +11759,7 @@
           <w:p>
             <w:pPr>
               <w:pStyle w:val="Compact"/>
+              <w:jc w:val="left"/>
             </w:pPr>
             <w:r>
               <w:t xml:space="preserve">Término</w:t>
@@ -11310,6 +11771,7 @@
           <w:p>
             <w:pPr>
               <w:pStyle w:val="Compact"/>
+              <w:jc w:val="left"/>
             </w:pPr>
             <w:r>
               <w:t xml:space="preserve">Idea general</w:t>
@@ -11323,6 +11785,7 @@
           <w:p>
             <w:pPr>
               <w:pStyle w:val="Compact"/>
+              <w:jc w:val="left"/>
             </w:pPr>
             <w:r>
               <w:t xml:space="preserve">Switch capa 3</w:t>
@@ -11334,6 +11797,7 @@
           <w:p>
             <w:pPr>
               <w:pStyle w:val="Compact"/>
+              <w:jc w:val="left"/>
             </w:pPr>
             <w:r>
               <w:t xml:space="preserve">Switch multicapa que además enruta (IP)</w:t>
@@ -11347,6 +11811,7 @@
           <w:p>
             <w:pPr>
               <w:pStyle w:val="Compact"/>
+              <w:jc w:val="left"/>
             </w:pPr>
             <w:r>
               <w:t xml:space="preserve">SVI</w:t>
@@ -11358,6 +11823,7 @@
           <w:p>
             <w:pPr>
               <w:pStyle w:val="Compact"/>
+              <w:jc w:val="left"/>
             </w:pPr>
             <w:r>
               <w:t xml:space="preserve">Interfaz virtual de una VLAN (gateway interno)</w:t>
@@ -11371,6 +11837,7 @@
           <w:p>
             <w:pPr>
               <w:pStyle w:val="Compact"/>
+              <w:jc w:val="left"/>
             </w:pPr>
             <w:r>
               <w:rPr>
@@ -11385,6 +11852,7 @@
           <w:p>
             <w:pPr>
               <w:pStyle w:val="Compact"/>
+              <w:jc w:val="left"/>
             </w:pPr>
             <w:r>
               <w:t xml:space="preserve">Comando que activa el enrutamiento del switch</w:t>
@@ -11398,6 +11866,7 @@
           <w:p>
             <w:pPr>
               <w:pStyle w:val="Compact"/>
+              <w:jc w:val="left"/>
             </w:pPr>
             <w:r>
               <w:t xml:space="preserve">ASIC</w:t>
@@ -11409,6 +11878,7 @@
           <w:p>
             <w:pPr>
               <w:pStyle w:val="Compact"/>
+              <w:jc w:val="left"/>
             </w:pPr>
             <w:r>
               <w:t xml:space="preserve">Hardware del switch que reenvía a velocidad de línea</w:t>
@@ -11422,6 +11892,7 @@
           <w:p>
             <w:pPr>
               <w:pStyle w:val="Compact"/>
+              <w:jc w:val="left"/>
             </w:pPr>
             <w:r>
               <w:t xml:space="preserve">Cuello de botella</w:t>
@@ -11433,6 +11904,7 @@
           <w:p>
             <w:pPr>
               <w:pStyle w:val="Compact"/>
+              <w:jc w:val="left"/>
             </w:pPr>
             <w:r>
               <w:t xml:space="preserve">Interfaz única por la que pasa todo el tráfico inter-VLAN</w:t>
@@ -11458,7 +11930,7 @@
       <w:r>
         <w:t xml:space="preserve"> </w:t>
       </w:r>
-      <w:hyperlink r:id="rId38">
+      <w:hyperlink r:id="rId49">
         <w:r>
           <w:rPr>
             <w:rStyle w:val="Hyperlink"/>
@@ -11485,7 +11957,7 @@
       <w:r>
         <w:t xml:space="preserve"> </w:t>
       </w:r>
-      <w:hyperlink r:id="rId13">
+      <w:hyperlink r:id="rId24">
         <w:r>
           <w:rPr>
             <w:rStyle w:val="Hyperlink"/>
@@ -11512,7 +11984,7 @@
       <w:r>
         <w:t xml:space="preserve"> </w:t>
       </w:r>
-      <w:hyperlink r:id="rId15">
+      <w:hyperlink r:id="rId26">
         <w:r>
           <w:rPr>
             <w:rStyle w:val="Hyperlink"/>
@@ -11521,9 +11993,9 @@
         </w:r>
       </w:hyperlink>
     </w:p>
-    <w:bookmarkEnd w:id="75"/>
-    <w:bookmarkEnd w:id="76"/>
-    <w:bookmarkStart w:id="88" w:name="vtp-y-dtp"/>
+    <w:bookmarkEnd w:id="86"/>
+    <w:bookmarkEnd w:id="87"/>
+    <w:bookmarkStart w:id="99" w:name="vtp-y-dtp"/>
     <w:p>
       <w:pPr>
         <w:pStyle w:val="Heading1"/>
@@ -11587,7 +12059,7 @@
         </w:pict>
       </w:r>
     </w:p>
-    <w:bookmarkStart w:id="77" w:name="la-idea-en-una-frase-4"/>
+    <w:bookmarkStart w:id="88" w:name="la-idea-en-una-frase-4"/>
     <w:p>
       <w:pPr>
         <w:pStyle w:val="Heading2"/>
@@ -11653,7 +12125,13 @@
         <w:t xml:space="preserve"> </w:t>
       </w:r>
       <w:r>
-        <w:t xml:space="preserve">“te hacen la vida fácil”</w:t>
+        <w:t xml:space="preserve">“</w:t>
+      </w:r>
+      <w:r>
+        <w:t xml:space="preserve">te hacen la vida fácil</w:t>
+      </w:r>
+      <w:r>
+        <w:t xml:space="preserve">”</w:t>
       </w:r>
       <w:r>
         <w:t xml:space="preserve">… y ambos son la puerta de entrada a desastres de seguridad y VLANs que desaparecen.</w:t>
@@ -11687,8 +12165,8 @@
         </w:pict>
       </w:r>
     </w:p>
-    <w:bookmarkEnd w:id="77"/>
-    <w:bookmarkStart w:id="81" w:name="vtp-el-repartidor-de-vlans"/>
+    <w:bookmarkEnd w:id="88"/>
+    <w:bookmarkStart w:id="92" w:name="vtp-el-repartidor-de-vlans"/>
     <w:p>
       <w:pPr>
         <w:pStyle w:val="Heading2"/>
@@ -11708,7 +12186,13 @@
         <w:t xml:space="preserve"> </w:t>
       </w:r>
       <w:r>
-        <w:t xml:space="preserve">“switch boss”</w:t>
+        <w:t xml:space="preserve">“</w:t>
+      </w:r>
+      <w:r>
+        <w:t xml:space="preserve">switch boss</w:t>
+      </w:r>
+      <w:r>
+        <w:t xml:space="preserve">”</w:t>
       </w:r>
       <w:r>
         <w:t xml:space="preserve"> </w:t>
@@ -11717,7 +12201,7 @@
         <w:t xml:space="preserve">(server) al resto (clients). Cuando creas la VLAN 40 en el server, todos los switches de la red la aprenden solos por el trunk.</w:t>
       </w:r>
     </w:p>
-    <w:bookmarkStart w:id="78" w:name="los-tres-modos-vtp"/>
+    <w:bookmarkStart w:id="89" w:name="los-tres-modos-vtp"/>
     <w:p>
       <w:pPr>
         <w:pStyle w:val="Heading3"/>
@@ -11730,6 +12214,7 @@
       <w:tblPr>
         <w:tblStyle w:val="Table"/>
         <w:tblW w:type="pct" w:w="5000"/>
+        <w:jc w:val="left"/>
         <w:tblLayout w:type="fixed"/>
         <w:tblLook w:firstRow="1" w:lastRow="0" w:firstColumn="0" w:lastColumn="0" w:noHBand="0" w:noVBand="0" w:val="0020"/>
       </w:tblPr>
@@ -11749,6 +12234,7 @@
           <w:p>
             <w:pPr>
               <w:pStyle w:val="Compact"/>
+              <w:jc w:val="left"/>
             </w:pPr>
             <w:r>
               <w:t xml:space="preserve">Modo</w:t>
@@ -11760,6 +12246,7 @@
           <w:p>
             <w:pPr>
               <w:pStyle w:val="Compact"/>
+              <w:jc w:val="left"/>
             </w:pPr>
             <w:r>
               <w:t xml:space="preserve">¿Crea/modifica VLANs?</w:t>
@@ -11771,6 +12258,7 @@
           <w:p>
             <w:pPr>
               <w:pStyle w:val="Compact"/>
+              <w:jc w:val="left"/>
             </w:pPr>
             <w:r>
               <w:t xml:space="preserve">¿Recibe anuncios?</w:t>
@@ -11782,6 +12270,7 @@
           <w:p>
             <w:pPr>
               <w:pStyle w:val="Compact"/>
+              <w:jc w:val="left"/>
             </w:pPr>
             <w:r>
               <w:t xml:space="preserve">¿Propaga anuncios?</w:t>
@@ -11793,6 +12282,7 @@
           <w:p>
             <w:pPr>
               <w:pStyle w:val="Compact"/>
+              <w:jc w:val="left"/>
             </w:pPr>
             <w:r>
               <w:t xml:space="preserve">Uso típico</w:t>
@@ -11806,6 +12296,7 @@
           <w:p>
             <w:pPr>
               <w:pStyle w:val="Compact"/>
+              <w:jc w:val="left"/>
             </w:pPr>
             <w:r>
               <w:rPr>
@@ -11821,6 +12312,7 @@
           <w:p>
             <w:pPr>
               <w:pStyle w:val="Compact"/>
+              <w:jc w:val="left"/>
             </w:pPr>
             <w:r>
               <w:t xml:space="preserve">✅ Sí</w:t>
@@ -11832,6 +12324,7 @@
           <w:p>
             <w:pPr>
               <w:pStyle w:val="Compact"/>
+              <w:jc w:val="left"/>
             </w:pPr>
             <w:r>
               <w:t xml:space="preserve">Sí</w:t>
@@ -11843,6 +12336,7 @@
           <w:p>
             <w:pPr>
               <w:pStyle w:val="Compact"/>
+              <w:jc w:val="left"/>
             </w:pPr>
             <w:r>
               <w:t xml:space="preserve">Sí</w:t>
@@ -11854,6 +12348,7 @@
           <w:p>
             <w:pPr>
               <w:pStyle w:val="Compact"/>
+              <w:jc w:val="left"/>
             </w:pPr>
             <w:r>
               <w:t xml:space="preserve">El de referencia: es el</w:t>
@@ -11862,7 +12357,13 @@
               <w:t xml:space="preserve"> </w:t>
             </w:r>
             <w:r>
-              <w:t xml:space="preserve">“catálogo”</w:t>
+              <w:t xml:space="preserve">“</w:t>
+            </w:r>
+            <w:r>
+              <w:t xml:space="preserve">catálogo</w:t>
+            </w:r>
+            <w:r>
+              <w:t xml:space="preserve">”</w:t>
             </w:r>
             <w:r>
               <w:t xml:space="preserve"> </w:t>
@@ -11879,6 +12380,7 @@
           <w:p>
             <w:pPr>
               <w:pStyle w:val="Compact"/>
+              <w:jc w:val="left"/>
             </w:pPr>
             <w:r>
               <w:rPr>
@@ -11894,6 +12396,7 @@
           <w:p>
             <w:pPr>
               <w:pStyle w:val="Compact"/>
+              <w:jc w:val="left"/>
             </w:pPr>
             <w:r>
               <w:t xml:space="preserve">❌ No (solo copia)</w:t>
@@ -11905,6 +12408,7 @@
           <w:p>
             <w:pPr>
               <w:pStyle w:val="Compact"/>
+              <w:jc w:val="left"/>
             </w:pPr>
             <w:r>
               <w:t xml:space="preserve">Sí</w:t>
@@ -11916,6 +12420,7 @@
           <w:p>
             <w:pPr>
               <w:pStyle w:val="Compact"/>
+              <w:jc w:val="left"/>
             </w:pPr>
             <w:r>
               <w:t xml:space="preserve">Sí (los reenvía)</w:t>
@@ -11927,6 +12432,7 @@
           <w:p>
             <w:pPr>
               <w:pStyle w:val="Compact"/>
+              <w:jc w:val="left"/>
             </w:pPr>
             <w:r>
               <w:t xml:space="preserve">Switches de distribución que siguen al server</w:t>
@@ -11940,6 +12446,7 @@
           <w:p>
             <w:pPr>
               <w:pStyle w:val="Compact"/>
+              <w:jc w:val="left"/>
             </w:pPr>
             <w:r>
               <w:rPr>
@@ -11955,6 +12462,7 @@
           <w:p>
             <w:pPr>
               <w:pStyle w:val="Compact"/>
+              <w:jc w:val="left"/>
             </w:pPr>
             <w:r>
               <w:t xml:space="preserve">✅ Sí (locales)</w:t>
@@ -11966,6 +12474,7 @@
           <w:p>
             <w:pPr>
               <w:pStyle w:val="Compact"/>
+              <w:jc w:val="left"/>
             </w:pPr>
             <w:r>
               <w:t xml:space="preserve">No (los ignora)</w:t>
@@ -11977,6 +12486,7 @@
           <w:p>
             <w:pPr>
               <w:pStyle w:val="Compact"/>
+              <w:jc w:val="left"/>
             </w:pPr>
             <w:r>
               <w:t xml:space="preserve">Sí (los deja pasar)</w:t>
@@ -11988,6 +12498,7 @@
           <w:p>
             <w:pPr>
               <w:pStyle w:val="Compact"/>
+              <w:jc w:val="left"/>
             </w:pPr>
             <w:r>
               <w:t xml:space="preserve">La</w:t>
@@ -11996,7 +12507,13 @@
               <w:t xml:space="preserve"> </w:t>
             </w:r>
             <w:r>
-              <w:t xml:space="preserve">“isla”</w:t>
+              <w:t xml:space="preserve">“</w:t>
+            </w:r>
+            <w:r>
+              <w:t xml:space="preserve">isla</w:t>
+            </w:r>
+            <w:r>
+              <w:t xml:space="preserve">”</w:t>
             </w:r>
             <w:r>
               <w:t xml:space="preserve">: VLANs propias, no participa</w:t>
@@ -12044,7 +12561,13 @@
         <w:t xml:space="preserve"> </w:t>
       </w:r>
       <w:r>
-        <w:t xml:space="preserve">“se lo traga”</w:t>
+        <w:t xml:space="preserve">“</w:t>
+      </w:r>
+      <w:r>
+        <w:t xml:space="preserve">se lo traga</w:t>
+      </w:r>
+      <w:r>
+        <w:t xml:space="preserve">”</w:t>
       </w:r>
       <w:r>
         <w:t xml:space="preserve"> </w:t>
@@ -12082,8 +12605,8 @@
         <w:t xml:space="preserve">es el recomendado: no envía ni procesa anuncios VTP en absoluto.</w:t>
       </w:r>
     </w:p>
-    <w:bookmarkEnd w:id="78"/>
-    <w:bookmarkStart w:id="79" w:name="Xd373e7eb1af6a25a7e774435953febb978e7c92"/>
+    <w:bookmarkEnd w:id="89"/>
+    <w:bookmarkStart w:id="90" w:name="Xd373e7eb1af6a25a7e774435953febb978e7c92"/>
     <w:p>
       <w:pPr>
         <w:pStyle w:val="Heading3"/>
@@ -12256,7 +12779,10 @@
         <w:t xml:space="preserve"> </w:t>
       </w:r>
       <w:r>
-        <w:t xml:space="preserve">“¿VTP? En mi red no. Primero: revision number 500 y adiós VLANs. Segundo: si un atacante se ata a un trunk y anuncia revision más alta, borra la red desde el parking. Recomendación oficial de la industria:</w:t>
+        <w:t xml:space="preserve">“</w:t>
+      </w:r>
+      <w:r>
+        <w:t xml:space="preserve">¿VTP? En mi red no. Primero: revision number 500 y adiós VLANs. Segundo: si un atacante se ata a un trunk y anuncia revision más alta, borra la red desde el parking. Recomendación oficial de la industria:</w:t>
       </w:r>
       <w:r>
         <w:t xml:space="preserve"> </w:t>
@@ -12285,11 +12811,14 @@
         <w:t xml:space="preserve">off</w:t>
       </w:r>
       <w:r>
-        <w:t xml:space="preserve">). Las VLANs se configuran a mano y se documentan.”</w:t>
-      </w:r>
-    </w:p>
-    <w:bookmarkEnd w:id="79"/>
-    <w:bookmarkStart w:id="80" w:name="cómo-evitar-el-desastre"/>
+        <w:t xml:space="preserve">). Las VLANs se configuran a mano y se documentan.</w:t>
+      </w:r>
+      <w:r>
+        <w:t xml:space="preserve">”</w:t>
+      </w:r>
+    </w:p>
+    <w:bookmarkEnd w:id="90"/>
+    <w:bookmarkStart w:id="91" w:name="cómo-evitar-el-desastre"/>
     <w:p>
       <w:pPr>
         <w:pStyle w:val="Heading3"/>
@@ -12422,9 +12951,9 @@
         </w:pict>
       </w:r>
     </w:p>
-    <w:bookmarkEnd w:id="80"/>
-    <w:bookmarkEnd w:id="81"/>
-    <w:bookmarkStart w:id="83" w:name="dtp-el-negociador-de-trunks"/>
+    <w:bookmarkEnd w:id="91"/>
+    <w:bookmarkEnd w:id="92"/>
+    <w:bookmarkStart w:id="94" w:name="dtp-el-negociador-de-trunks"/>
     <w:p>
       <w:pPr>
         <w:pStyle w:val="Heading2"/>
@@ -12459,7 +12988,13 @@
         <w:t xml:space="preserve"> </w:t>
       </w:r>
       <w:r>
-        <w:t xml:space="preserve">“¿te hago trunk?”</w:t>
+        <w:t xml:space="preserve">“</w:t>
+      </w:r>
+      <w:r>
+        <w:t xml:space="preserve">¿te hago trunk?</w:t>
+      </w:r>
+      <w:r>
+        <w:t xml:space="preserve">”</w:t>
       </w:r>
       <w:r>
         <w:t xml:space="preserve"> </w:t>
@@ -12472,6 +13007,7 @@
       <w:tblPr>
         <w:tblStyle w:val="Table"/>
         <w:tblW w:type="pct" w:w="5000"/>
+        <w:jc w:val="left"/>
         <w:tblLayout w:type="fixed"/>
         <w:tblLook w:firstRow="1" w:lastRow="0" w:firstColumn="0" w:lastColumn="0" w:noHBand="0" w:noVBand="0" w:val="0020"/>
       </w:tblPr>
@@ -12489,6 +13025,7 @@
           <w:p>
             <w:pPr>
               <w:pStyle w:val="Compact"/>
+              <w:jc w:val="left"/>
             </w:pPr>
             <w:r>
               <w:t xml:space="preserve">Modo de puerto</w:t>
@@ -12500,6 +13037,7 @@
           <w:p>
             <w:pPr>
               <w:pStyle w:val="Compact"/>
+              <w:jc w:val="left"/>
             </w:pPr>
             <w:r>
               <w:t xml:space="preserve">¿Negocia con DTP?</w:t>
@@ -12511,6 +13049,7 @@
           <w:p>
             <w:pPr>
               <w:pStyle w:val="Compact"/>
+              <w:jc w:val="left"/>
             </w:pPr>
             <w:r>
               <w:t xml:space="preserve">¿Puede volverse trunk?</w:t>
@@ -12524,6 +13063,7 @@
           <w:p>
             <w:pPr>
               <w:pStyle w:val="Compact"/>
+              <w:jc w:val="left"/>
             </w:pPr>
             <w:r>
               <w:rPr>
@@ -12538,6 +13078,7 @@
           <w:p>
             <w:pPr>
               <w:pStyle w:val="Compact"/>
+              <w:jc w:val="left"/>
             </w:pPr>
             <w:r>
               <w:t xml:space="preserve">No</w:t>
@@ -12549,6 +13090,7 @@
           <w:p>
             <w:pPr>
               <w:pStyle w:val="Compact"/>
+              <w:jc w:val="left"/>
             </w:pPr>
             <w:r>
               <w:t xml:space="preserve">No</w:t>
@@ -12562,6 +13104,7 @@
           <w:p>
             <w:pPr>
               <w:pStyle w:val="Compact"/>
+              <w:jc w:val="left"/>
             </w:pPr>
             <w:r>
               <w:rPr>
@@ -12576,6 +13119,7 @@
           <w:p>
             <w:pPr>
               <w:pStyle w:val="Compact"/>
+              <w:jc w:val="left"/>
             </w:pPr>
             <w:r>
               <w:t xml:space="preserve">Sí (desactivable)</w:t>
@@ -12587,6 +13131,7 @@
           <w:p>
             <w:pPr>
               <w:pStyle w:val="Compact"/>
+              <w:jc w:val="left"/>
             </w:pPr>
             <w:r>
               <w:t xml:space="preserve">Ya es trunk</w:t>
@@ -12600,6 +13145,7 @@
           <w:p>
             <w:pPr>
               <w:pStyle w:val="Compact"/>
+              <w:jc w:val="left"/>
             </w:pPr>
             <w:r>
               <w:rPr>
@@ -12614,6 +13160,7 @@
           <w:p>
             <w:pPr>
               <w:pStyle w:val="Compact"/>
+              <w:jc w:val="left"/>
             </w:pPr>
             <w:r>
               <w:t xml:space="preserve">Sí (propone)</w:t>
@@ -12625,6 +13172,7 @@
           <w:p>
             <w:pPr>
               <w:pStyle w:val="Compact"/>
+              <w:jc w:val="left"/>
             </w:pPr>
             <w:r>
               <w:t xml:space="preserve">Sí, negocia de forma activa</w:t>
@@ -12638,6 +13186,7 @@
           <w:p>
             <w:pPr>
               <w:pStyle w:val="Compact"/>
+              <w:jc w:val="left"/>
             </w:pPr>
             <w:r>
               <w:rPr>
@@ -12652,6 +13201,7 @@
           <w:p>
             <w:pPr>
               <w:pStyle w:val="Compact"/>
+              <w:jc w:val="left"/>
             </w:pPr>
             <w:r>
               <w:t xml:space="preserve">Sí (acepta)</w:t>
@@ -12663,6 +13213,7 @@
           <w:p>
             <w:pPr>
               <w:pStyle w:val="Compact"/>
+              <w:jc w:val="left"/>
             </w:pPr>
             <w:r>
               <w:t xml:space="preserve">Sí, si el otro propone</w:t>
@@ -12676,6 +13227,7 @@
           <w:p>
             <w:pPr>
               <w:pStyle w:val="Compact"/>
+              <w:jc w:val="left"/>
             </w:pPr>
             <w:r>
               <w:rPr>
@@ -12690,6 +13242,7 @@
           <w:p>
             <w:pPr>
               <w:pStyle w:val="Compact"/>
+              <w:jc w:val="left"/>
             </w:pPr>
             <w:r>
               <w:t xml:space="preserve">No (nunca emite DTP)</w:t>
@@ -12701,6 +13254,7 @@
           <w:p>
             <w:pPr>
               <w:pStyle w:val="Compact"/>
+              <w:jc w:val="left"/>
             </w:pPr>
             <w:r>
               <w:t xml:space="preserve">Solo si se declara trunk a mano</w:t>
@@ -12709,7 +13263,7 @@
         </w:tc>
       </w:tr>
     </w:tbl>
-    <w:bookmarkStart w:id="82" w:name="el-riesgo-de-seguridad-de-dtp"/>
+    <w:bookmarkStart w:id="93" w:name="el-riesgo-de-seguridad-de-dtp"/>
     <w:p>
       <w:pPr>
         <w:pStyle w:val="Heading3"/>
@@ -12775,7 +13329,7 @@
       <w:r>
         <w:t xml:space="preserve"> </w:t>
       </w:r>
-      <w:hyperlink r:id="rId16">
+      <w:hyperlink r:id="rId27">
         <w:r>
           <w:rPr>
             <w:rStyle w:val="Hyperlink"/>
@@ -12932,9 +13486,9 @@
         </w:pict>
       </w:r>
     </w:p>
-    <w:bookmarkEnd w:id="82"/>
-    <w:bookmarkEnd w:id="83"/>
-    <w:bookmarkStart w:id="84" w:name="verificación-y-comandos"/>
+    <w:bookmarkEnd w:id="93"/>
+    <w:bookmarkEnd w:id="94"/>
+    <w:bookmarkStart w:id="95" w:name="verificación-y-comandos"/>
     <w:p>
       <w:pPr>
         <w:pStyle w:val="Heading2"/>
@@ -13097,8 +13651,8 @@
         </w:pict>
       </w:r>
     </w:p>
-    <w:bookmarkEnd w:id="84"/>
-    <w:bookmarkStart w:id="85" w:name="mini-chequeo-4"/>
+    <w:bookmarkEnd w:id="95"/>
+    <w:bookmarkStart w:id="96" w:name="mini-chequeo-4"/>
     <w:p>
       <w:pPr>
         <w:pStyle w:val="Heading2"/>
@@ -13122,7 +13676,13 @@
         <w:t xml:space="preserve"> </w:t>
       </w:r>
       <w:r>
-        <w:t xml:space="preserve">“usado”</w:t>
+        <w:t xml:space="preserve">“</w:t>
+      </w:r>
+      <w:r>
+        <w:t xml:space="preserve">usado</w:t>
+      </w:r>
+      <w:r>
+        <w:t xml:space="preserve">”</w:t>
       </w:r>
       <w:r>
         <w:t xml:space="preserve"> </w:t>
@@ -13350,8 +13910,8 @@
         </w:pict>
       </w:r>
     </w:p>
-    <w:bookmarkEnd w:id="85"/>
-    <w:bookmarkStart w:id="86" w:name="resumen-en-3-frases-4"/>
+    <w:bookmarkEnd w:id="96"/>
+    <w:bookmarkStart w:id="97" w:name="resumen-en-3-frases-4"/>
     <w:p>
       <w:pPr>
         <w:pStyle w:val="Heading2"/>
@@ -13491,8 +14051,8 @@
         <w:t xml:space="preserve">en todos los trunks.</w:t>
       </w:r>
     </w:p>
-    <w:bookmarkEnd w:id="86"/>
-    <w:bookmarkStart w:id="87" w:name="vocabulario-rápido-4"/>
+    <w:bookmarkEnd w:id="97"/>
+    <w:bookmarkStart w:id="98" w:name="vocabulario-rápido-4"/>
     <w:p>
       <w:pPr>
         <w:pStyle w:val="Heading2"/>
@@ -13505,6 +14065,7 @@
       <w:tblPr>
         <w:tblStyle w:val="Table"/>
         <w:tblW w:type="pct" w:w="5000"/>
+        <w:jc w:val="left"/>
         <w:tblLayout w:type="fixed"/>
         <w:tblLook w:firstRow="1" w:lastRow="0" w:firstColumn="0" w:lastColumn="0" w:noHBand="0" w:noVBand="0" w:val="0020"/>
       </w:tblPr>
@@ -13521,6 +14082,7 @@
           <w:p>
             <w:pPr>
               <w:pStyle w:val="Compact"/>
+              <w:jc w:val="left"/>
             </w:pPr>
             <w:r>
               <w:t xml:space="preserve">Término</w:t>
@@ -13532,6 +14094,7 @@
           <w:p>
             <w:pPr>
               <w:pStyle w:val="Compact"/>
+              <w:jc w:val="left"/>
             </w:pPr>
             <w:r>
               <w:t xml:space="preserve">Idea general</w:t>
@@ -13545,6 +14108,7 @@
           <w:p>
             <w:pPr>
               <w:pStyle w:val="Compact"/>
+              <w:jc w:val="left"/>
             </w:pPr>
             <w:r>
               <w:t xml:space="preserve">VTP</w:t>
@@ -13556,6 +14120,7 @@
           <w:p>
             <w:pPr>
               <w:pStyle w:val="Compact"/>
+              <w:jc w:val="left"/>
             </w:pPr>
             <w:r>
               <w:t xml:space="preserve">Protocolo que distribuye las VLANs por la red (server/client/transparent)</w:t>
@@ -13569,6 +14134,7 @@
           <w:p>
             <w:pPr>
               <w:pStyle w:val="Compact"/>
+              <w:jc w:val="left"/>
             </w:pPr>
             <w:r>
               <w:t xml:space="preserve">Revision number</w:t>
@@ -13580,6 +14146,7 @@
           <w:p>
             <w:pPr>
               <w:pStyle w:val="Compact"/>
+              <w:jc w:val="left"/>
             </w:pPr>
             <w:r>
               <w:t xml:space="preserve">Contador de la base VTP; el más alto manda</w:t>
@@ -13593,6 +14160,7 @@
           <w:p>
             <w:pPr>
               <w:pStyle w:val="Compact"/>
+              <w:jc w:val="left"/>
             </w:pPr>
             <w:r>
               <w:t xml:space="preserve">VTP transparent</w:t>
@@ -13604,6 +14172,7 @@
           <w:p>
             <w:pPr>
               <w:pStyle w:val="Compact"/>
+              <w:jc w:val="left"/>
             </w:pPr>
             <w:r>
               <w:t xml:space="preserve">No participa, solo reenvía anuncios</w:t>
@@ -13617,6 +14186,7 @@
           <w:p>
             <w:pPr>
               <w:pStyle w:val="Compact"/>
+              <w:jc w:val="left"/>
             </w:pPr>
             <w:r>
               <w:t xml:space="preserve">DTP</w:t>
@@ -13628,6 +14198,7 @@
           <w:p>
             <w:pPr>
               <w:pStyle w:val="Compact"/>
+              <w:jc w:val="left"/>
             </w:pPr>
             <w:r>
               <w:t xml:space="preserve">Protocolo que negocia si un puerto es trunk o access</w:t>
@@ -13641,6 +14212,7 @@
           <w:p>
             <w:pPr>
               <w:pStyle w:val="Compact"/>
+              <w:jc w:val="left"/>
             </w:pPr>
             <w:r>
               <w:rPr>
@@ -13655,6 +14227,7 @@
           <w:p>
             <w:pPr>
               <w:pStyle w:val="Compact"/>
+              <w:jc w:val="left"/>
             </w:pPr>
             <w:r>
               <w:t xml:space="preserve">Apaga la negociación DTP en el puerto</w:t>
@@ -13668,6 +14241,7 @@
           <w:p>
             <w:pPr>
               <w:pStyle w:val="Compact"/>
+              <w:jc w:val="left"/>
             </w:pPr>
             <w:r>
               <w:t xml:space="preserve">VLAN hopping</w:t>
@@ -13679,6 +14253,7 @@
           <w:p>
             <w:pPr>
               <w:pStyle w:val="Compact"/>
+              <w:jc w:val="left"/>
             </w:pPr>
             <w:r>
               <w:t xml:space="preserve">Ataque que negocia un trunk para acceder a todas las VLANs</w:t>
@@ -13704,7 +14279,7 @@
       <w:r>
         <w:t xml:space="preserve"> </w:t>
       </w:r>
-      <w:hyperlink r:id="rId38">
+      <w:hyperlink r:id="rId49">
         <w:r>
           <w:rPr>
             <w:rStyle w:val="Hyperlink"/>
@@ -13731,7 +14306,7 @@
       <w:r>
         <w:t xml:space="preserve"> </w:t>
       </w:r>
-      <w:hyperlink r:id="rId14">
+      <w:hyperlink r:id="rId25">
         <w:r>
           <w:rPr>
             <w:rStyle w:val="Hyperlink"/>
@@ -13758,7 +14333,7 @@
       <w:r>
         <w:t xml:space="preserve"> </w:t>
       </w:r>
-      <w:hyperlink r:id="rId16">
+      <w:hyperlink r:id="rId27">
         <w:r>
           <w:rPr>
             <w:rStyle w:val="Hyperlink"/>
@@ -13767,9 +14342,9 @@
         </w:r>
       </w:hyperlink>
     </w:p>
-    <w:bookmarkEnd w:id="87"/>
-    <w:bookmarkEnd w:id="88"/>
-    <w:bookmarkStart w:id="97" w:name="seguridad-en-vlans"/>
+    <w:bookmarkEnd w:id="98"/>
+    <w:bookmarkEnd w:id="99"/>
+    <w:bookmarkStart w:id="108" w:name="seguridad-en-vlans"/>
     <w:p>
       <w:pPr>
         <w:pStyle w:val="Heading1"/>
@@ -13833,7 +14408,7 @@
         </w:pict>
       </w:r>
     </w:p>
-    <w:bookmarkStart w:id="89" w:name="la-idea-en-una-frase-5"/>
+    <w:bookmarkStart w:id="100" w:name="la-idea-en-una-frase-5"/>
     <w:p>
       <w:pPr>
         <w:pStyle w:val="Heading2"/>
@@ -13926,8 +14501,8 @@
         </w:pict>
       </w:r>
     </w:p>
-    <w:bookmarkEnd w:id="89"/>
-    <w:bookmarkStart w:id="90" w:name="vacl-el-filtro-dentro-de-la-vlan"/>
+    <w:bookmarkEnd w:id="100"/>
+    <w:bookmarkStart w:id="101" w:name="vacl-el-filtro-dentro-de-la-vlan"/>
     <w:p>
       <w:pPr>
         <w:pStyle w:val="Heading2"/>
@@ -14308,6 +14883,7 @@
       <w:tblPr>
         <w:tblStyle w:val="Table"/>
         <w:tblW w:type="pct" w:w="5000"/>
+        <w:jc w:val="left"/>
         <w:tblLayout w:type="fixed"/>
         <w:tblLook w:firstRow="1" w:lastRow="0" w:firstColumn="0" w:lastColumn="0" w:noHBand="0" w:noVBand="0" w:val="0020"/>
       </w:tblPr>
@@ -14324,6 +14900,7 @@
           <w:p>
             <w:pPr>
               <w:pStyle w:val="Compact"/>
+              <w:jc w:val="left"/>
             </w:pPr>
             <w:r>
               <w:t xml:space="preserve">Comando</w:t>
@@ -14335,6 +14912,7 @@
           <w:p>
             <w:pPr>
               <w:pStyle w:val="Compact"/>
+              <w:jc w:val="left"/>
             </w:pPr>
             <w:r>
               <w:t xml:space="preserve">Qué hace</w:t>
@@ -14348,6 +14926,7 @@
           <w:p>
             <w:pPr>
               <w:pStyle w:val="Compact"/>
+              <w:jc w:val="left"/>
             </w:pPr>
             <w:r>
               <w:rPr>
@@ -14362,6 +14941,7 @@
           <w:p>
             <w:pPr>
               <w:pStyle w:val="Compact"/>
+              <w:jc w:val="left"/>
             </w:pPr>
             <w:r>
               <w:t xml:space="preserve">Crea reglas secuenciales (se prueban en orden)</w:t>
@@ -14375,6 +14955,7 @@
           <w:p>
             <w:pPr>
               <w:pStyle w:val="Compact"/>
+              <w:jc w:val="left"/>
             </w:pPr>
             <w:r>
               <w:rPr>
@@ -14389,6 +14970,7 @@
           <w:p>
             <w:pPr>
               <w:pStyle w:val="Compact"/>
+              <w:jc w:val="left"/>
             </w:pPr>
             <w:r>
               <w:t xml:space="preserve">Qué tráfico evalúa esa regla</w:t>
@@ -14402,6 +14984,7 @@
           <w:p>
             <w:pPr>
               <w:pStyle w:val="Compact"/>
+              <w:jc w:val="left"/>
             </w:pPr>
             <w:r>
               <w:rPr>
@@ -14431,6 +15014,7 @@
           <w:p>
             <w:pPr>
               <w:pStyle w:val="Compact"/>
+              <w:jc w:val="left"/>
             </w:pPr>
             <w:r>
               <w:t xml:space="preserve">Qué hacer con el tráfico que case</w:t>
@@ -14444,6 +15028,7 @@
           <w:p>
             <w:pPr>
               <w:pStyle w:val="Compact"/>
+              <w:jc w:val="left"/>
             </w:pPr>
             <w:r>
               <w:rPr>
@@ -14458,6 +15043,7 @@
           <w:p>
             <w:pPr>
               <w:pStyle w:val="Compact"/>
+              <w:jc w:val="left"/>
             </w:pPr>
             <w:r>
               <w:t xml:space="preserve">Aplica el mapa a la VLAN 10</w:t>
@@ -14529,8 +15115,8 @@
         </w:pict>
       </w:r>
     </w:p>
-    <w:bookmarkEnd w:id="90"/>
-    <w:bookmarkStart w:id="91" w:name="X41e7f841a808ffd09581170b3dfda91df0d9233"/>
+    <w:bookmarkEnd w:id="101"/>
+    <w:bookmarkStart w:id="102" w:name="X41e7f841a808ffd09581170b3dfda91df0d9233"/>
     <w:p>
       <w:pPr>
         <w:pStyle w:val="Heading2"/>
@@ -14590,6 +15176,7 @@
       <w:tblPr>
         <w:tblStyle w:val="Table"/>
         <w:tblW w:type="pct" w:w="5000"/>
+        <w:jc w:val="left"/>
         <w:tblLayout w:type="fixed"/>
         <w:tblLook w:firstRow="1" w:lastRow="0" w:firstColumn="0" w:lastColumn="0" w:noHBand="0" w:noVBand="0" w:val="0020"/>
       </w:tblPr>
@@ -14606,6 +15193,7 @@
           <w:p>
             <w:pPr>
               <w:pStyle w:val="Compact"/>
+              <w:jc w:val="left"/>
             </w:pPr>
             <w:r>
               <w:t xml:space="preserve">Tipo de puerto PVLAN</w:t>
@@ -14617,6 +15205,7 @@
           <w:p>
             <w:pPr>
               <w:pStyle w:val="Compact"/>
+              <w:jc w:val="left"/>
             </w:pPr>
             <w:r>
               <w:t xml:space="preserve">Qué puede hacer</w:t>
@@ -14630,6 +15219,7 @@
           <w:p>
             <w:pPr>
               <w:pStyle w:val="Compact"/>
+              <w:jc w:val="left"/>
             </w:pPr>
             <w:r>
               <w:rPr>
@@ -14645,6 +15235,7 @@
           <w:p>
             <w:pPr>
               <w:pStyle w:val="Compact"/>
+              <w:jc w:val="left"/>
             </w:pPr>
             <w:r>
               <w:t xml:space="preserve">Habla con todos (normalmente el gateway o el router)</w:t>
@@ -14658,6 +15249,7 @@
           <w:p>
             <w:pPr>
               <w:pStyle w:val="Compact"/>
+              <w:jc w:val="left"/>
             </w:pPr>
             <w:r>
               <w:rPr>
@@ -14673,6 +15265,7 @@
           <w:p>
             <w:pPr>
               <w:pStyle w:val="Compact"/>
+              <w:jc w:val="left"/>
             </w:pPr>
             <w:r>
               <w:t xml:space="preserve">Solo habla con el promiscuous (nada con otros isolated)</w:t>
@@ -14686,6 +15279,7 @@
           <w:p>
             <w:pPr>
               <w:pStyle w:val="Compact"/>
+              <w:jc w:val="left"/>
             </w:pPr>
             <w:r>
               <w:rPr>
@@ -14701,6 +15295,7 @@
           <w:p>
             <w:pPr>
               <w:pStyle w:val="Compact"/>
+              <w:jc w:val="left"/>
             </w:pPr>
             <w:r>
               <w:t xml:space="preserve">Habla con su comunidad y el promiscuous</w:t>
@@ -14803,7 +15398,13 @@
         <w:t xml:space="preserve"> </w:t>
       </w:r>
       <w:r>
-        <w:t xml:space="preserve">“isolated”</w:t>
+        <w:t xml:space="preserve">“</w:t>
+      </w:r>
+      <w:r>
+        <w:t xml:space="preserve">isolated</w:t>
+      </w:r>
+      <w:r>
+        <w:t xml:space="preserve">”</w:t>
       </w:r>
       <w:r>
         <w:t xml:space="preserve"> </w:t>
@@ -14815,7 +15416,13 @@
         <w:t xml:space="preserve"> </w:t>
       </w:r>
       <w:r>
-        <w:t xml:space="preserve">“community”</w:t>
+        <w:t xml:space="preserve">“</w:t>
+      </w:r>
+      <w:r>
+        <w:t xml:space="preserve">community</w:t>
+      </w:r>
+      <w:r>
+        <w:t xml:space="preserve">”</w:t>
       </w:r>
       <w:r>
         <w:t xml:space="preserve"> </w:t>
@@ -14831,8 +15438,8 @@
         </w:pict>
       </w:r>
     </w:p>
-    <w:bookmarkEnd w:id="91"/>
-    <w:bookmarkStart w:id="92" w:name="vlan-hopping-el-salto-de-vlan"/>
+    <w:bookmarkEnd w:id="102"/>
+    <w:bookmarkStart w:id="103" w:name="vlan-hopping-el-salto-de-vlan"/>
     <w:p>
       <w:pPr>
         <w:pStyle w:val="Heading2"/>
@@ -14853,6 +15460,7 @@
       <w:tblPr>
         <w:tblStyle w:val="Table"/>
         <w:tblW w:type="pct" w:w="5000"/>
+        <w:jc w:val="left"/>
         <w:tblLayout w:type="fixed"/>
         <w:tblLook w:firstRow="1" w:lastRow="0" w:firstColumn="0" w:lastColumn="0" w:noHBand="0" w:noVBand="0" w:val="0020"/>
       </w:tblPr>
@@ -14870,6 +15478,7 @@
           <w:p>
             <w:pPr>
               <w:pStyle w:val="Compact"/>
+              <w:jc w:val="left"/>
             </w:pPr>
             <w:r>
               <w:t xml:space="preserve">Vector</w:t>
@@ -14881,6 +15490,7 @@
           <w:p>
             <w:pPr>
               <w:pStyle w:val="Compact"/>
+              <w:jc w:val="left"/>
             </w:pPr>
             <w:r>
               <w:t xml:space="preserve">Cómo funciona</w:t>
@@ -14892,6 +15502,7 @@
           <w:p>
             <w:pPr>
               <w:pStyle w:val="Compact"/>
+              <w:jc w:val="left"/>
             </w:pPr>
             <w:r>
               <w:t xml:space="preserve">Defensa</w:t>
@@ -14905,6 +15516,7 @@
           <w:p>
             <w:pPr>
               <w:pStyle w:val="Compact"/>
+              <w:jc w:val="left"/>
             </w:pPr>
             <w:r>
               <w:rPr>
@@ -14920,6 +15532,7 @@
           <w:p>
             <w:pPr>
               <w:pStyle w:val="Compact"/>
+              <w:jc w:val="left"/>
             </w:pPr>
             <w:r>
               <w:t xml:space="preserve">El atacante pide trunk por DTP y su portátil recibe todas las VLANs</w:t>
@@ -14931,6 +15544,7 @@
           <w:p>
             <w:pPr>
               <w:pStyle w:val="Compact"/>
+              <w:jc w:val="left"/>
             </w:pPr>
             <w:r>
               <w:rPr>
@@ -14980,6 +15594,7 @@
           <w:p>
             <w:pPr>
               <w:pStyle w:val="Compact"/>
+              <w:jc w:val="left"/>
             </w:pPr>
             <w:r>
               <w:rPr>
@@ -14995,6 +15610,7 @@
           <w:p>
             <w:pPr>
               <w:pStyle w:val="Compact"/>
+              <w:jc w:val="left"/>
             </w:pPr>
             <w:r>
               <w:t xml:space="preserve">Envía una trama con</w:t>
@@ -15019,6 +15635,7 @@
           <w:p>
             <w:pPr>
               <w:pStyle w:val="Compact"/>
+              <w:jc w:val="left"/>
             </w:pPr>
             <w:r>
               <w:t xml:space="preserve">Native VLAN cambiada y</w:t>
@@ -15130,8 +15747,8 @@
         </w:pict>
       </w:r>
     </w:p>
-    <w:bookmarkEnd w:id="92"/>
-    <w:bookmarkStart w:id="93" w:name="hardening-básico-de-vlans-checklist"/>
+    <w:bookmarkEnd w:id="103"/>
+    <w:bookmarkStart w:id="104" w:name="hardening-básico-de-vlans-checklist"/>
     <w:p>
       <w:pPr>
         <w:pStyle w:val="Heading2"/>
@@ -15151,7 +15768,13 @@
         <w:t xml:space="preserve"> </w:t>
       </w:r>
       <w:r>
-        <w:t xml:space="preserve">“ritual”</w:t>
+        <w:t xml:space="preserve">“</w:t>
+      </w:r>
+      <w:r>
+        <w:t xml:space="preserve">ritual</w:t>
+      </w:r>
+      <w:r>
+        <w:t xml:space="preserve">”</w:t>
       </w:r>
       <w:r>
         <w:t xml:space="preserve"> </w:t>
@@ -15164,6 +15787,7 @@
       <w:tblPr>
         <w:tblStyle w:val="Table"/>
         <w:tblW w:type="pct" w:w="5000"/>
+        <w:jc w:val="left"/>
         <w:tblLayout w:type="fixed"/>
         <w:tblLook w:firstRow="1" w:lastRow="0" w:firstColumn="0" w:lastColumn="0" w:noHBand="0" w:noVBand="0" w:val="0020"/>
       </w:tblPr>
@@ -15181,6 +15805,7 @@
           <w:p>
             <w:pPr>
               <w:pStyle w:val="Compact"/>
+              <w:jc w:val="left"/>
             </w:pPr>
             <w:r>
               <w:t xml:space="preserve">#</w:t>
@@ -15192,6 +15817,7 @@
           <w:p>
             <w:pPr>
               <w:pStyle w:val="Compact"/>
+              <w:jc w:val="left"/>
             </w:pPr>
             <w:r>
               <w:t xml:space="preserve">Medida</w:t>
@@ -15203,6 +15829,7 @@
           <w:p>
             <w:pPr>
               <w:pStyle w:val="Compact"/>
+              <w:jc w:val="left"/>
             </w:pPr>
             <w:r>
               <w:t xml:space="preserve">Comando</w:t>
@@ -15216,6 +15843,7 @@
           <w:p>
             <w:pPr>
               <w:pStyle w:val="Compact"/>
+              <w:jc w:val="left"/>
             </w:pPr>
             <w:r>
               <w:t xml:space="preserve">1</w:t>
@@ -15227,6 +15855,7 @@
           <w:p>
             <w:pPr>
               <w:pStyle w:val="Compact"/>
+              <w:jc w:val="left"/>
             </w:pPr>
             <w:r>
               <w:t xml:space="preserve">Puertos de usuario como</w:t>
@@ -15254,6 +15883,7 @@
           <w:p>
             <w:pPr>
               <w:pStyle w:val="Compact"/>
+              <w:jc w:val="left"/>
             </w:pPr>
             <w:r>
               <w:rPr>
@@ -15285,6 +15915,7 @@
           <w:p>
             <w:pPr>
               <w:pStyle w:val="Compact"/>
+              <w:jc w:val="left"/>
             </w:pPr>
             <w:r>
               <w:t xml:space="preserve">2</w:t>
@@ -15296,6 +15927,7 @@
           <w:p>
             <w:pPr>
               <w:pStyle w:val="Compact"/>
+              <w:jc w:val="left"/>
             </w:pPr>
             <w:r>
               <w:t xml:space="preserve">Puertos libres</w:t>
@@ -15317,6 +15949,7 @@
           <w:p>
             <w:pPr>
               <w:pStyle w:val="Compact"/>
+              <w:jc w:val="left"/>
             </w:pPr>
             <w:r>
               <w:rPr>
@@ -15348,6 +15981,7 @@
           <w:p>
             <w:pPr>
               <w:pStyle w:val="Compact"/>
+              <w:jc w:val="left"/>
             </w:pPr>
             <w:r>
               <w:t xml:space="preserve">3</w:t>
@@ -15359,6 +15993,7 @@
           <w:p>
             <w:pPr>
               <w:pStyle w:val="Compact"/>
+              <w:jc w:val="left"/>
             </w:pPr>
             <w:r>
               <w:t xml:space="preserve">Cambiar la</w:t>
@@ -15386,6 +16021,7 @@
           <w:p>
             <w:pPr>
               <w:pStyle w:val="Compact"/>
+              <w:jc w:val="left"/>
             </w:pPr>
             <w:r>
               <w:rPr>
@@ -15402,6 +16038,7 @@
           <w:p>
             <w:pPr>
               <w:pStyle w:val="Compact"/>
+              <w:jc w:val="left"/>
             </w:pPr>
             <w:r>
               <w:t xml:space="preserve">4</w:t>
@@ -15413,6 +16050,7 @@
           <w:p>
             <w:pPr>
               <w:pStyle w:val="Compact"/>
+              <w:jc w:val="left"/>
             </w:pPr>
             <w:r>
               <w:rPr>
@@ -15434,6 +16072,7 @@
           <w:p>
             <w:pPr>
               <w:pStyle w:val="Compact"/>
+              <w:jc w:val="left"/>
             </w:pPr>
             <w:r>
               <w:rPr>
@@ -15450,6 +16089,7 @@
           <w:p>
             <w:pPr>
               <w:pStyle w:val="Compact"/>
+              <w:jc w:val="left"/>
             </w:pPr>
             <w:r>
               <w:t xml:space="preserve">5</w:t>
@@ -15461,6 +16101,7 @@
           <w:p>
             <w:pPr>
               <w:pStyle w:val="Compact"/>
+              <w:jc w:val="left"/>
             </w:pPr>
             <w:r>
               <w:t xml:space="preserve">Limitar VLANs en el trunk</w:t>
@@ -15472,6 +16113,7 @@
           <w:p>
             <w:pPr>
               <w:pStyle w:val="Compact"/>
+              <w:jc w:val="left"/>
             </w:pPr>
             <w:r>
               <w:rPr>
@@ -15488,6 +16130,7 @@
           <w:p>
             <w:pPr>
               <w:pStyle w:val="Compact"/>
+              <w:jc w:val="left"/>
             </w:pPr>
             <w:r>
               <w:t xml:space="preserve">6</w:t>
@@ -15499,6 +16142,7 @@
           <w:p>
             <w:pPr>
               <w:pStyle w:val="Compact"/>
+              <w:jc w:val="left"/>
             </w:pPr>
             <w:r>
               <w:rPr>
@@ -15520,6 +16164,7 @@
           <w:p>
             <w:pPr>
               <w:pStyle w:val="Compact"/>
+              <w:jc w:val="left"/>
             </w:pPr>
             <w:r>
               <w:rPr>
@@ -15551,6 +16196,7 @@
           <w:p>
             <w:pPr>
               <w:pStyle w:val="Compact"/>
+              <w:jc w:val="left"/>
             </w:pPr>
             <w:r>
               <w:t xml:space="preserve">7</w:t>
@@ -15562,6 +16208,7 @@
           <w:p>
             <w:pPr>
               <w:pStyle w:val="Compact"/>
+              <w:jc w:val="left"/>
             </w:pPr>
             <w:r>
               <w:rPr>
@@ -15583,6 +16230,7 @@
           <w:p>
             <w:pPr>
               <w:pStyle w:val="Compact"/>
+              <w:jc w:val="left"/>
             </w:pPr>
             <w:r>
               <w:rPr>
@@ -15605,6 +16253,7 @@
           <w:p>
             <w:pPr>
               <w:pStyle w:val="Compact"/>
+              <w:jc w:val="left"/>
             </w:pPr>
             <w:r>
               <w:t xml:space="preserve">8</w:t>
@@ -15616,6 +16265,7 @@
           <w:p>
             <w:pPr>
               <w:pStyle w:val="Compact"/>
+              <w:jc w:val="left"/>
             </w:pPr>
             <w:r>
               <w:t xml:space="preserve">Deshabilitar</w:t>
@@ -15643,6 +16293,7 @@
           <w:p>
             <w:pPr>
               <w:pStyle w:val="Compact"/>
+              <w:jc w:val="left"/>
             </w:pPr>
             <w:r>
               <w:rPr>
@@ -15674,6 +16325,7 @@
           <w:p>
             <w:pPr>
               <w:pStyle w:val="Compact"/>
+              <w:jc w:val="left"/>
             </w:pPr>
             <w:r>
               <w:t xml:space="preserve">9</w:t>
@@ -15685,6 +16337,7 @@
           <w:p>
             <w:pPr>
               <w:pStyle w:val="Compact"/>
+              <w:jc w:val="left"/>
             </w:pPr>
             <w:r>
               <w:rPr>
@@ -15706,6 +16359,7 @@
           <w:p>
             <w:pPr>
               <w:pStyle w:val="Compact"/>
+              <w:jc w:val="left"/>
             </w:pPr>
             <w:r>
               <w:rPr>
@@ -15768,13 +16422,22 @@
         <w:t xml:space="preserve"> </w:t>
       </w:r>
       <w:r>
-        <w:t xml:space="preserve">“¿Cuál es el mejor firewall de VLANs? Configurar bien el switch. La mitad de los</w:t>
-      </w:r>
-      <w:r>
-        <w:t xml:space="preserve"> </w:t>
-      </w:r>
-      <w:r>
-        <w:t xml:space="preserve">‘ataques a la VLAN’</w:t>
+        <w:t xml:space="preserve">“</w:t>
+      </w:r>
+      <w:r>
+        <w:t xml:space="preserve">¿Cuál es el mejor firewall de VLANs? Configurar bien el switch. La mitad de los</w:t>
+      </w:r>
+      <w:r>
+        <w:t xml:space="preserve"> </w:t>
+      </w:r>
+      <w:r>
+        <w:t xml:space="preserve">‘</w:t>
+      </w:r>
+      <w:r>
+        <w:t xml:space="preserve">ataques a la VLAN</w:t>
+      </w:r>
+      <w:r>
+        <w:t xml:space="preserve">’</w:t>
       </w:r>
       <w:r>
         <w:t xml:space="preserve"> </w:t>
@@ -15807,7 +16470,10 @@
         <w:t xml:space="preserve">nonegotiate</w:t>
       </w:r>
       <w:r>
-        <w:t xml:space="preserve">. El resto, con native VLAN cambiada y VTP apagado. No inventes.”</w:t>
+        <w:t xml:space="preserve">. El resto, con native VLAN cambiada y VTP apagado. No inventes.</w:t>
+      </w:r>
+      <w:r>
+        <w:t xml:space="preserve">”</w:t>
       </w:r>
     </w:p>
     <w:p>
@@ -15817,8 +16483,8 @@
         </w:pict>
       </w:r>
     </w:p>
-    <w:bookmarkEnd w:id="93"/>
-    <w:bookmarkStart w:id="94" w:name="mini-chequeo-5"/>
+    <w:bookmarkEnd w:id="104"/>
+    <w:bookmarkStart w:id="105" w:name="mini-chequeo-5"/>
     <w:p>
       <w:pPr>
         <w:pStyle w:val="Heading2"/>
@@ -16046,8 +16712,8 @@
         </w:pict>
       </w:r>
     </w:p>
-    <w:bookmarkEnd w:id="94"/>
-    <w:bookmarkStart w:id="95" w:name="resumen-en-3-frases-5"/>
+    <w:bookmarkEnd w:id="105"/>
+    <w:bookmarkStart w:id="106" w:name="resumen-en-3-frases-5"/>
     <w:p>
       <w:pPr>
         <w:pStyle w:val="Heading2"/>
@@ -16156,8 +16822,8 @@
         <w:t xml:space="preserve">en 9 pasos (access, nonegotiate, native alta, VLAN 1 prohibida, gestión aparte, sin VTP) cierra los frentes clásicos.</w:t>
       </w:r>
     </w:p>
-    <w:bookmarkEnd w:id="95"/>
-    <w:bookmarkStart w:id="96" w:name="vocabulario-rápido-5"/>
+    <w:bookmarkEnd w:id="106"/>
+    <w:bookmarkStart w:id="107" w:name="vocabulario-rápido-5"/>
     <w:p>
       <w:pPr>
         <w:pStyle w:val="Heading2"/>
@@ -16170,6 +16836,7 @@
       <w:tblPr>
         <w:tblStyle w:val="Table"/>
         <w:tblW w:type="pct" w:w="5000"/>
+        <w:jc w:val="left"/>
         <w:tblLayout w:type="fixed"/>
         <w:tblLook w:firstRow="1" w:lastRow="0" w:firstColumn="0" w:lastColumn="0" w:noHBand="0" w:noVBand="0" w:val="0020"/>
       </w:tblPr>
@@ -16186,6 +16853,7 @@
           <w:p>
             <w:pPr>
               <w:pStyle w:val="Compact"/>
+              <w:jc w:val="left"/>
             </w:pPr>
             <w:r>
               <w:t xml:space="preserve">Término</w:t>
@@ -16197,6 +16865,7 @@
           <w:p>
             <w:pPr>
               <w:pStyle w:val="Compact"/>
+              <w:jc w:val="left"/>
             </w:pPr>
             <w:r>
               <w:t xml:space="preserve">Idea general</w:t>
@@ -16210,6 +16879,7 @@
           <w:p>
             <w:pPr>
               <w:pStyle w:val="Compact"/>
+              <w:jc w:val="left"/>
             </w:pPr>
             <w:r>
               <w:t xml:space="preserve">VACL</w:t>
@@ -16221,6 +16891,7 @@
           <w:p>
             <w:pPr>
               <w:pStyle w:val="Compact"/>
+              <w:jc w:val="left"/>
             </w:pPr>
             <w:r>
               <w:t xml:space="preserve">Lista de control dentro de la VLAN</w:t>
@@ -16234,6 +16905,7 @@
           <w:p>
             <w:pPr>
               <w:pStyle w:val="Compact"/>
+              <w:jc w:val="left"/>
             </w:pPr>
             <w:r>
               <w:t xml:space="preserve">PVLAN</w:t>
@@ -16245,6 +16917,7 @@
           <w:p>
             <w:pPr>
               <w:pStyle w:val="Compact"/>
+              <w:jc w:val="left"/>
             </w:pPr>
             <w:r>
               <w:t xml:space="preserve">VLAN privada: aíslan puertos (promiscuous, isolated, community)</w:t>
@@ -16258,6 +16931,7 @@
           <w:p>
             <w:pPr>
               <w:pStyle w:val="Compact"/>
+              <w:jc w:val="left"/>
             </w:pPr>
             <w:r>
               <w:t xml:space="preserve">VLAN hopping</w:t>
@@ -16269,6 +16943,7 @@
           <w:p>
             <w:pPr>
               <w:pStyle w:val="Compact"/>
+              <w:jc w:val="left"/>
             </w:pPr>
             <w:r>
               <w:t xml:space="preserve">Saltar a otra VLAN mediante trunk negociado o double tagging</w:t>
@@ -16282,6 +16957,7 @@
           <w:p>
             <w:pPr>
               <w:pStyle w:val="Compact"/>
+              <w:jc w:val="left"/>
             </w:pPr>
             <w:r>
               <w:t xml:space="preserve">Double tagging</w:t>
@@ -16293,6 +16969,7 @@
           <w:p>
             <w:pPr>
               <w:pStyle w:val="Compact"/>
+              <w:jc w:val="left"/>
             </w:pPr>
             <w:r>
               <w:t xml:space="preserve">Tramas con dos etiquetas para cruzar a otra VLAN</w:t>
@@ -16306,6 +16983,7 @@
           <w:p>
             <w:pPr>
               <w:pStyle w:val="Compact"/>
+              <w:jc w:val="left"/>
             </w:pPr>
             <w:r>
               <w:t xml:space="preserve">Hardening</w:t>
@@ -16317,6 +16995,7 @@
           <w:p>
             <w:pPr>
               <w:pStyle w:val="Compact"/>
+              <w:jc w:val="left"/>
             </w:pPr>
             <w:r>
               <w:t xml:space="preserve">Conjunto de medidas de endurecimiento del switch</w:t>
@@ -16330,6 +17009,7 @@
           <w:p>
             <w:pPr>
               <w:pStyle w:val="Compact"/>
+              <w:jc w:val="left"/>
             </w:pPr>
             <w:r>
               <w:t xml:space="preserve">Native VLAN cambiada</w:t>
@@ -16341,6 +17021,7 @@
           <w:p>
             <w:pPr>
               <w:pStyle w:val="Compact"/>
+              <w:jc w:val="left"/>
             </w:pPr>
             <w:r>
               <w:t xml:space="preserve">Usar un ID alto y dedicado, nunca VLAN 1</w:t>
@@ -16366,7 +17047,7 @@
       <w:r>
         <w:t xml:space="preserve"> </w:t>
       </w:r>
-      <w:hyperlink r:id="rId38">
+      <w:hyperlink r:id="rId49">
         <w:r>
           <w:rPr>
             <w:rStyle w:val="Hyperlink"/>
@@ -16393,7 +17074,7 @@
       <w:r>
         <w:t xml:space="preserve"> </w:t>
       </w:r>
-      <w:hyperlink r:id="rId15">
+      <w:hyperlink r:id="rId26">
         <w:r>
           <w:rPr>
             <w:rStyle w:val="Hyperlink"/>
@@ -16420,7 +17101,7 @@
       <w:r>
         <w:t xml:space="preserve"> </w:t>
       </w:r>
-      <w:hyperlink r:id="rId17">
+      <w:hyperlink r:id="rId28">
         <w:r>
           <w:rPr>
             <w:rStyle w:val="Hyperlink"/>
@@ -16429,9 +17110,9 @@
         </w:r>
       </w:hyperlink>
     </w:p>
-    <w:bookmarkEnd w:id="96"/>
-    <w:bookmarkEnd w:id="97"/>
-    <w:bookmarkStart w:id="107" w:name="dhcp-por-vlan"/>
+    <w:bookmarkEnd w:id="107"/>
+    <w:bookmarkEnd w:id="108"/>
+    <w:bookmarkStart w:id="118" w:name="dhcp-por-vlan"/>
     <w:p>
       <w:pPr>
         <w:pStyle w:val="Heading1"/>
@@ -16495,7 +17176,7 @@
         </w:pict>
       </w:r>
     </w:p>
-    <w:bookmarkStart w:id="99" w:name="la-idea-en-una-frase-6"/>
+    <w:bookmarkStart w:id="110" w:name="la-idea-en-una-frase-6"/>
     <w:p>
       <w:pPr>
         <w:pStyle w:val="Heading2"/>
@@ -16551,7 +17232,7 @@
       <w:r>
         <w:t xml:space="preserve"> </w:t>
       </w:r>
-      <w:hyperlink r:id="rId98">
+      <w:hyperlink r:id="rId109">
         <w:r>
           <w:rPr>
             <w:rStyle w:val="Hyperlink"/>
@@ -16663,7 +17344,7 @@
       <w:r>
         <w:t xml:space="preserve"> </w:t>
       </w:r>
-      <w:hyperlink r:id="rId23">
+      <w:hyperlink r:id="rId34">
         <w:r>
           <w:rPr>
             <w:rStyle w:val="Hyperlink"/>
@@ -16695,8 +17376,8 @@
         </w:pict>
       </w:r>
     </w:p>
-    <w:bookmarkEnd w:id="99"/>
-    <w:bookmarkStart w:id="100" w:name="el-montaje-un-pool-por-subred"/>
+    <w:bookmarkEnd w:id="110"/>
+    <w:bookmarkStart w:id="111" w:name="el-montaje-un-pool-por-subred"/>
     <w:p>
       <w:pPr>
         <w:pStyle w:val="Heading2"/>
@@ -16728,7 +17409,7 @@
       <w:r>
         <w:t xml:space="preserve"> </w:t>
       </w:r>
-      <w:hyperlink r:id="rId13">
+      <w:hyperlink r:id="rId24">
         <w:r>
           <w:rPr>
             <w:rStyle w:val="Hyperlink"/>
@@ -17090,6 +17771,7 @@
       <w:tblPr>
         <w:tblStyle w:val="Table"/>
         <w:tblW w:type="pct" w:w="5000"/>
+        <w:jc w:val="left"/>
         <w:tblLayout w:type="fixed"/>
         <w:tblLook w:firstRow="1" w:lastRow="0" w:firstColumn="0" w:lastColumn="0" w:noHBand="0" w:noVBand="0" w:val="0020"/>
       </w:tblPr>
@@ -17106,6 +17788,7 @@
           <w:p>
             <w:pPr>
               <w:pStyle w:val="Compact"/>
+              <w:jc w:val="left"/>
             </w:pPr>
             <w:r>
               <w:t xml:space="preserve">Comando</w:t>
@@ -17117,6 +17800,7 @@
           <w:p>
             <w:pPr>
               <w:pStyle w:val="Compact"/>
+              <w:jc w:val="left"/>
             </w:pPr>
             <w:r>
               <w:t xml:space="preserve">Qué aporta en un escenario con VLANs</w:t>
@@ -17130,6 +17814,7 @@
           <w:p>
             <w:pPr>
               <w:pStyle w:val="Compact"/>
+              <w:jc w:val="left"/>
             </w:pPr>
             <w:r>
               <w:rPr>
@@ -17144,6 +17829,7 @@
           <w:p>
             <w:pPr>
               <w:pStyle w:val="Compact"/>
+              <w:jc w:val="left"/>
             </w:pPr>
             <w:r>
               <w:rPr>
@@ -17167,6 +17853,7 @@
           <w:p>
             <w:pPr>
               <w:pStyle w:val="Compact"/>
+              <w:jc w:val="left"/>
             </w:pPr>
             <w:r>
               <w:rPr>
@@ -17181,6 +17868,7 @@
           <w:p>
             <w:pPr>
               <w:pStyle w:val="Compact"/>
+              <w:jc w:val="left"/>
             </w:pPr>
             <w:r>
               <w:t xml:space="preserve">La IP de la subinterfaz/SVI de esa VLAN (su gateway)</w:t>
@@ -17194,6 +17882,7 @@
           <w:p>
             <w:pPr>
               <w:pStyle w:val="Compact"/>
+              <w:jc w:val="left"/>
             </w:pPr>
             <w:r>
               <w:rPr>
@@ -17208,6 +17897,7 @@
           <w:p>
             <w:pPr>
               <w:pStyle w:val="Compact"/>
+              <w:jc w:val="left"/>
             </w:pPr>
             <w:r>
               <w:t xml:space="preserve">Aparta el gateway y los servidores del reparto (¡nunca los cuentes!)</w:t>
@@ -17303,7 +17993,7 @@
       <w:r>
         <w:t xml:space="preserve">(</w:t>
       </w:r>
-      <w:hyperlink r:id="rId14">
+      <w:hyperlink r:id="rId25">
         <w:r>
           <w:rPr>
             <w:rStyle w:val="Hyperlink"/>
@@ -17373,8 +18063,8 @@
         </w:pict>
       </w:r>
     </w:p>
-    <w:bookmarkEnd w:id="100"/>
-    <w:bookmarkStart w:id="101" w:name="X63088753742bef018f1ef391bb3185aa584431d"/>
+    <w:bookmarkEnd w:id="111"/>
+    <w:bookmarkStart w:id="112" w:name="X63088753742bef018f1ef391bb3185aa584431d"/>
     <w:p>
       <w:pPr>
         <w:pStyle w:val="Heading2"/>
@@ -17676,8 +18366,8 @@
         </w:pict>
       </w:r>
     </w:p>
-    <w:bookmarkEnd w:id="101"/>
-    <w:bookmarkStart w:id="102" w:name="verificación-1"/>
+    <w:bookmarkEnd w:id="112"/>
+    <w:bookmarkStart w:id="113" w:name="verificación-1"/>
     <w:p>
       <w:pPr>
         <w:pStyle w:val="Heading2"/>
@@ -17933,8 +18623,8 @@
         </w:pict>
       </w:r>
     </w:p>
-    <w:bookmarkEnd w:id="102"/>
-    <w:bookmarkStart w:id="103" w:name="X89659d3ef707d7e7f1f08d28fde977cb380da89"/>
+    <w:bookmarkEnd w:id="113"/>
+    <w:bookmarkStart w:id="114" w:name="X89659d3ef707d7e7f1f08d28fde977cb380da89"/>
     <w:p>
       <w:pPr>
         <w:pStyle w:val="Heading2"/>
@@ -18120,8 +18810,8 @@
         </w:pict>
       </w:r>
     </w:p>
-    <w:bookmarkEnd w:id="103"/>
-    <w:bookmarkStart w:id="104" w:name="mini-chequeo-6"/>
+    <w:bookmarkEnd w:id="114"/>
+    <w:bookmarkStart w:id="115" w:name="mini-chequeo-6"/>
     <w:p>
       <w:pPr>
         <w:pStyle w:val="Heading2"/>
@@ -18296,8 +18986,8 @@
         </w:pict>
       </w:r>
     </w:p>
-    <w:bookmarkEnd w:id="104"/>
-    <w:bookmarkStart w:id="105" w:name="resumen-en-3-frases-6"/>
+    <w:bookmarkEnd w:id="115"/>
+    <w:bookmarkStart w:id="116" w:name="resumen-en-3-frases-6"/>
     <w:p>
       <w:pPr>
         <w:pStyle w:val="Heading2"/>
@@ -18407,8 +19097,8 @@
         <w:t xml:space="preserve">El PC en APIPA (169.254.x.x) es la señal de que algo falla en la cadena pool → VLAN → relay, y con Wireshark se ve en qué eslabón.</w:t>
       </w:r>
     </w:p>
-    <w:bookmarkEnd w:id="105"/>
-    <w:bookmarkStart w:id="106" w:name="vocabulario-rápido-6"/>
+    <w:bookmarkEnd w:id="116"/>
+    <w:bookmarkStart w:id="117" w:name="vocabulario-rápido-6"/>
     <w:p>
       <w:pPr>
         <w:pStyle w:val="Heading2"/>
@@ -18421,6 +19111,7 @@
       <w:tblPr>
         <w:tblStyle w:val="Table"/>
         <w:tblW w:type="pct" w:w="5000"/>
+        <w:jc w:val="left"/>
         <w:tblLayout w:type="fixed"/>
         <w:tblLook w:firstRow="1" w:lastRow="0" w:firstColumn="0" w:lastColumn="0" w:noHBand="0" w:noVBand="0" w:val="0020"/>
       </w:tblPr>
@@ -18437,6 +19128,7 @@
           <w:p>
             <w:pPr>
               <w:pStyle w:val="Compact"/>
+              <w:jc w:val="left"/>
             </w:pPr>
             <w:r>
               <w:t xml:space="preserve">Término</w:t>
@@ -18448,6 +19140,7 @@
           <w:p>
             <w:pPr>
               <w:pStyle w:val="Compact"/>
+              <w:jc w:val="left"/>
             </w:pPr>
             <w:r>
               <w:t xml:space="preserve">Idea general</w:t>
@@ -18461,6 +19154,7 @@
           <w:p>
             <w:pPr>
               <w:pStyle w:val="Compact"/>
+              <w:jc w:val="left"/>
             </w:pPr>
             <w:r>
               <w:t xml:space="preserve">Pool DHCP</w:t>
@@ -18472,6 +19166,7 @@
           <w:p>
             <w:pPr>
               <w:pStyle w:val="Compact"/>
+              <w:jc w:val="left"/>
             </w:pPr>
             <w:r>
               <w:t xml:space="preserve">Conjunto de IPs que un servidor reparte en una subred</w:t>
@@ -18485,6 +19180,7 @@
           <w:p>
             <w:pPr>
               <w:pStyle w:val="Compact"/>
+              <w:jc w:val="left"/>
             </w:pPr>
             <w:r>
               <w:rPr>
@@ -18499,6 +19195,7 @@
           <w:p>
             <w:pPr>
               <w:pStyle w:val="Compact"/>
+              <w:jc w:val="left"/>
             </w:pPr>
             <w:r>
               <w:t xml:space="preserve">Rango que DHCP nunca entrega (gateways, servidores)</w:t>
@@ -18512,6 +19209,7 @@
           <w:p>
             <w:pPr>
               <w:pStyle w:val="Compact"/>
+              <w:jc w:val="left"/>
             </w:pPr>
             <w:r>
               <w:t xml:space="preserve">DHCP relay /</w:t>
@@ -18532,6 +19230,7 @@
           <w:p>
             <w:pPr>
               <w:pStyle w:val="Compact"/>
+              <w:jc w:val="left"/>
             </w:pPr>
             <w:r>
               <w:t xml:space="preserve">El router reenvía el broadcast DHCP a otra red</w:t>
@@ -18545,6 +19244,7 @@
           <w:p>
             <w:pPr>
               <w:pStyle w:val="Compact"/>
+              <w:jc w:val="left"/>
             </w:pPr>
             <w:r>
               <w:t xml:space="preserve">APIPA</w:t>
@@ -18556,6 +19256,7 @@
           <w:p>
             <w:pPr>
               <w:pStyle w:val="Compact"/>
+              <w:jc w:val="left"/>
             </w:pPr>
             <w:r>
               <w:t xml:space="preserve">IP automática 169.254.0.0/16 cuando DHCP no responde</w:t>
@@ -18569,6 +19270,7 @@
           <w:p>
             <w:pPr>
               <w:pStyle w:val="Compact"/>
+              <w:jc w:val="left"/>
             </w:pPr>
             <w:r>
               <w:t xml:space="preserve">Binding</w:t>
@@ -18580,6 +19282,7 @@
           <w:p>
             <w:pPr>
               <w:pStyle w:val="Compact"/>
+              <w:jc w:val="left"/>
             </w:pPr>
             <w:r>
               <w:t xml:space="preserve">Registro de la IP asignada a una MAC (</w:t>
@@ -18614,7 +19317,7 @@
       <w:r>
         <w:t xml:space="preserve"> </w:t>
       </w:r>
-      <w:hyperlink r:id="rId38">
+      <w:hyperlink r:id="rId49">
         <w:r>
           <w:rPr>
             <w:rStyle w:val="Hyperlink"/>
@@ -18641,7 +19344,7 @@
       <w:r>
         <w:t xml:space="preserve"> </w:t>
       </w:r>
-      <w:hyperlink r:id="rId16">
+      <w:hyperlink r:id="rId27">
         <w:r>
           <w:rPr>
             <w:rStyle w:val="Hyperlink"/>
@@ -18668,7 +19371,7 @@
       <w:r>
         <w:t xml:space="preserve"> </w:t>
       </w:r>
-      <w:hyperlink r:id="rId18">
+      <w:hyperlink r:id="rId29">
         <w:r>
           <w:rPr>
             <w:rStyle w:val="Hyperlink"/>
@@ -18677,9 +19380,9 @@
         </w:r>
       </w:hyperlink>
     </w:p>
-    <w:bookmarkEnd w:id="106"/>
-    <w:bookmarkEnd w:id="107"/>
-    <w:bookmarkStart w:id="120" w:name="cierre-consolida-lo-aprendido"/>
+    <w:bookmarkEnd w:id="117"/>
+    <w:bookmarkEnd w:id="118"/>
+    <w:bookmarkStart w:id="131" w:name="cierre-consolida-lo-aprendido"/>
     <w:p>
       <w:pPr>
         <w:pStyle w:val="Heading1"/>
@@ -18753,7 +19456,7 @@
       <w:r>
         <w:t xml:space="preserve"> </w:t>
       </w:r>
-      <w:hyperlink r:id="rId17">
+      <w:hyperlink r:id="rId28">
         <w:r>
           <w:rPr>
             <w:rStyle w:val="Hyperlink"/>
@@ -18775,7 +19478,7 @@
         </w:pict>
       </w:r>
     </w:p>
-    <w:bookmarkStart w:id="108" w:name="sé-el-paquete"/>
+    <w:bookmarkStart w:id="119" w:name="sé-el-paquete"/>
     <w:p>
       <w:pPr>
         <w:pStyle w:val="Heading2"/>
@@ -18972,8 +19675,8 @@
         </w:pict>
       </w:r>
     </w:p>
-    <w:bookmarkEnd w:id="108"/>
-    <w:bookmarkStart w:id="109" w:name="X4c05e95ba2909562a05eb03021c8f3ca9d0db7e"/>
+    <w:bookmarkEnd w:id="119"/>
+    <w:bookmarkStart w:id="120" w:name="X4c05e95ba2909562a05eb03021c8f3ca9d0db7e"/>
     <w:p>
       <w:pPr>
         <w:pStyle w:val="Heading2"/>
@@ -19145,8 +19848,8 @@
         </w:pict>
       </w:r>
     </w:p>
-    <w:bookmarkEnd w:id="109"/>
-    <w:bookmarkStart w:id="110" w:name="quién-soy"/>
+    <w:bookmarkEnd w:id="120"/>
+    <w:bookmarkStart w:id="121" w:name="quién-soy"/>
     <w:p>
       <w:pPr>
         <w:pStyle w:val="Heading2"/>
@@ -19302,8 +20005,8 @@
         </w:pict>
       </w:r>
     </w:p>
-    <w:bookmarkEnd w:id="110"/>
-    <w:bookmarkStart w:id="111" w:name="X8fd3dc292930e4585d698fce951e3ba762683aa"/>
+    <w:bookmarkEnd w:id="121"/>
+    <w:bookmarkStart w:id="122" w:name="X8fd3dc292930e4585d698fce951e3ba762683aa"/>
     <w:p>
       <w:pPr>
         <w:pStyle w:val="Heading2"/>
@@ -19315,7 +20018,13 @@
         <w:t xml:space="preserve"> </w:t>
       </w:r>
       <w:r>
-        <w:t xml:space="preserve">“El trunk va mal, cambié la native VLAN solo en un extremo”</w:t>
+        <w:t xml:space="preserve">“</w:t>
+      </w:r>
+      <w:r>
+        <w:t xml:space="preserve">El trunk va mal, cambié la native VLAN solo en un extremo</w:t>
+      </w:r>
+      <w:r>
+        <w:t xml:space="preserve">”</w:t>
       </w:r>
     </w:p>
     <w:p>
@@ -19397,8 +20106,8 @@
         </w:pict>
       </w:r>
     </w:p>
-    <w:bookmarkEnd w:id="111"/>
-    <w:bookmarkStart w:id="112" w:name="X27d7fd53c7e2f4585b647b45ae5a51903fb4532"/>
+    <w:bookmarkEnd w:id="122"/>
+    <w:bookmarkStart w:id="123" w:name="X27d7fd53c7e2f4585b647b45ae5a51903fb4532"/>
     <w:p>
       <w:pPr>
         <w:pStyle w:val="Heading2"/>
@@ -19580,7 +20289,7 @@
       <w:r>
         <w:t xml:space="preserve"> </w:t>
       </w:r>
-      <w:hyperlink r:id="rId17">
+      <w:hyperlink r:id="rId28">
         <w:r>
           <w:rPr>
             <w:rStyle w:val="Hyperlink"/>
@@ -19839,8 +20548,8 @@
         </w:pict>
       </w:r>
     </w:p>
-    <w:bookmarkEnd w:id="112"/>
-    <w:bookmarkStart w:id="113" w:name="logros-de-esta-unidad"/>
+    <w:bookmarkEnd w:id="123"/>
+    <w:bookmarkStart w:id="124" w:name="logros-de-esta-unidad"/>
     <w:p>
       <w:pPr>
         <w:pStyle w:val="Heading2"/>
@@ -19853,6 +20562,7 @@
       <w:tblPr>
         <w:tblStyle w:val="Table"/>
         <w:tblW w:type="pct" w:w="5000"/>
+        <w:jc w:val="left"/>
         <w:tblLayout w:type="fixed"/>
         <w:tblLook w:firstRow="1" w:lastRow="0" w:firstColumn="0" w:lastColumn="0" w:noHBand="0" w:noVBand="0" w:val="0020"/>
       </w:tblPr>
@@ -19869,6 +20579,7 @@
           <w:p>
             <w:pPr>
               <w:pStyle w:val="Compact"/>
+              <w:jc w:val="left"/>
             </w:pPr>
             <w:r>
               <w:t xml:space="preserve">Logro</w:t>
@@ -19880,6 +20591,7 @@
           <w:p>
             <w:pPr>
               <w:pStyle w:val="Compact"/>
+              <w:jc w:val="left"/>
             </w:pPr>
             <w:r>
               <w:t xml:space="preserve">Cómo conseguirlo</w:t>
@@ -19893,6 +20605,7 @@
           <w:p>
             <w:pPr>
               <w:pStyle w:val="Compact"/>
+              <w:jc w:val="left"/>
             </w:pPr>
             <w:r>
               <w:t xml:space="preserve">🏅</w:t>
@@ -19914,6 +20627,7 @@
           <w:p>
             <w:pPr>
               <w:pStyle w:val="Compact"/>
+              <w:jc w:val="left"/>
             </w:pPr>
             <w:r>
               <w:t xml:space="preserve">Montar un trunk 802.1Q con native 99 y nonegotiate en ambos extremos</w:t>
@@ -19927,6 +20641,7 @@
           <w:p>
             <w:pPr>
               <w:pStyle w:val="Compact"/>
+              <w:jc w:val="left"/>
             </w:pPr>
             <w:r>
               <w:t xml:space="preserve">🏅</w:t>
@@ -19948,6 +20663,7 @@
           <w:p>
             <w:pPr>
               <w:pStyle w:val="Compact"/>
+              <w:jc w:val="left"/>
             </w:pPr>
             <w:r>
               <w:t xml:space="preserve">Hacer ping entre dos VLANs por router-on-a-stick y luego por switch L3</w:t>
@@ -19961,6 +20677,7 @@
           <w:p>
             <w:pPr>
               <w:pStyle w:val="Compact"/>
+              <w:jc w:val="left"/>
             </w:pPr>
             <w:r>
               <w:t xml:space="preserve">🏅</w:t>
@@ -19982,6 +20699,7 @@
           <w:p>
             <w:pPr>
               <w:pStyle w:val="Compact"/>
+              <w:jc w:val="left"/>
             </w:pPr>
             <w:r>
               <w:t xml:space="preserve">Detectar el native VLAN mismatch solo con</w:t>
@@ -20004,6 +20722,7 @@
           <w:p>
             <w:pPr>
               <w:pStyle w:val="Compact"/>
+              <w:jc w:val="left"/>
             </w:pPr>
             <w:r>
               <w:t xml:space="preserve">🏅</w:t>
@@ -20025,6 +20744,7 @@
           <w:p>
             <w:pPr>
               <w:pStyle w:val="Compact"/>
+              <w:jc w:val="left"/>
             </w:pPr>
             <w:r>
               <w:t xml:space="preserve">Explicar la diferencia SVI/subinterfaz sin apuntes en menos de 1 minuto</w:t>
@@ -20040,8 +20760,8 @@
         </w:pict>
       </w:r>
     </w:p>
-    <w:bookmarkEnd w:id="113"/>
-    <w:bookmarkStart w:id="114" w:name="atrévete-a-pensar"/>
+    <w:bookmarkEnd w:id="124"/>
+    <w:bookmarkStart w:id="125" w:name="atrévete-a-pensar"/>
     <w:p>
       <w:pPr>
         <w:pStyle w:val="Heading2"/>
@@ -20065,7 +20785,13 @@
         <w:t xml:space="preserve"> </w:t>
       </w:r>
       <w:r>
-        <w:t xml:space="preserve">“usada para datos”</w:t>
+        <w:t xml:space="preserve">“</w:t>
+      </w:r>
+      <w:r>
+        <w:t xml:space="preserve">usada para datos</w:t>
+      </w:r>
+      <w:r>
+        <w:t xml:space="preserve">”</w:t>
       </w:r>
       <w:r>
         <w:t xml:space="preserve"> </w:t>
@@ -20161,7 +20887,13 @@
         <w:t xml:space="preserve"> </w:t>
       </w:r>
       <w:r>
-        <w:t xml:space="preserve">“sin tag”</w:t>
+        <w:t xml:space="preserve">“</w:t>
+      </w:r>
+      <w:r>
+        <w:t xml:space="preserve">sin tag</w:t>
+      </w:r>
+      <w:r>
+        <w:t xml:space="preserve">”</w:t>
       </w:r>
       <w:r>
         <w:t xml:space="preserve"> </w:t>
@@ -20257,7 +20989,13 @@
         <w:t xml:space="preserve"> </w:t>
       </w:r>
       <w:r>
-        <w:t xml:space="preserve">“negocie”</w:t>
+        <w:t xml:space="preserve">“</w:t>
+      </w:r>
+      <w:r>
+        <w:t xml:space="preserve">negocie</w:t>
+      </w:r>
+      <w:r>
+        <w:t xml:space="preserve">”</w:t>
       </w:r>
       <w:r>
         <w:t xml:space="preserve"> </w:t>
@@ -20301,8 +21039,8 @@
         </w:pict>
       </w:r>
     </w:p>
-    <w:bookmarkEnd w:id="114"/>
-    <w:bookmarkStart w:id="115" w:name="crucigrama-de-bits"/>
+    <w:bookmarkEnd w:id="125"/>
+    <w:bookmarkStart w:id="126" w:name="crucigrama-de-bits"/>
     <w:p>
       <w:pPr>
         <w:pStyle w:val="Heading2"/>
@@ -20448,8 +21186,8 @@
         </w:pict>
       </w:r>
     </w:p>
-    <w:bookmarkEnd w:id="115"/>
-    <w:bookmarkStart w:id="116" w:name="preguntas-de-entrevista-de-trabajo"/>
+    <w:bookmarkEnd w:id="126"/>
+    <w:bookmarkStart w:id="127" w:name="preguntas-de-entrevista-de-trabajo"/>
     <w:p>
       <w:pPr>
         <w:pStyle w:val="Heading2"/>
@@ -20471,7 +21209,21 @@
           <w:b/>
           <w:bCs/>
         </w:rPr>
-        <w:t xml:space="preserve">“¿Qué es un trunk y qué diferencia hay con un puerto access?”</w:t>
+        <w:t xml:space="preserve">“</w:t>
+      </w:r>
+      <w:r>
+        <w:rPr>
+          <w:b/>
+          <w:bCs/>
+        </w:rPr>
+        <w:t xml:space="preserve">¿Qué es un trunk y qué diferencia hay con un puerto access?</w:t>
+      </w:r>
+      <w:r>
+        <w:rPr>
+          <w:b/>
+          <w:bCs/>
+        </w:rPr>
+        <w:t xml:space="preserve">”</w:t>
       </w:r>
     </w:p>
     <w:p>
@@ -20487,7 +21239,21 @@
           <w:b/>
           <w:bCs/>
         </w:rPr>
-        <w:t xml:space="preserve">“¿Cómo harías comunicación entre VLANs? ¿Qué opciones hay y cuándo usarías cada una?”</w:t>
+        <w:t xml:space="preserve">“</w:t>
+      </w:r>
+      <w:r>
+        <w:rPr>
+          <w:b/>
+          <w:bCs/>
+        </w:rPr>
+        <w:t xml:space="preserve">¿Cómo harías comunicación entre VLANs? ¿Qué opciones hay y cuándo usarías cada una?</w:t>
+      </w:r>
+      <w:r>
+        <w:rPr>
+          <w:b/>
+          <w:bCs/>
+        </w:rPr>
+        <w:t xml:space="preserve">”</w:t>
       </w:r>
     </w:p>
     <w:p>
@@ -20503,7 +21269,21 @@
           <w:b/>
           <w:bCs/>
         </w:rPr>
-        <w:t xml:space="preserve">“¿Qué riesgos tiene la native VLAN y cómo la aseguras?”</w:t>
+        <w:t xml:space="preserve">“</w:t>
+      </w:r>
+      <w:r>
+        <w:rPr>
+          <w:b/>
+          <w:bCs/>
+        </w:rPr>
+        <w:t xml:space="preserve">¿Qué riesgos tiene la native VLAN y cómo la aseguras?</w:t>
+      </w:r>
+      <w:r>
+        <w:rPr>
+          <w:b/>
+          <w:bCs/>
+        </w:rPr>
+        <w:t xml:space="preserve">”</w:t>
       </w:r>
     </w:p>
     <w:p>
@@ -20519,7 +21299,21 @@
           <w:b/>
           <w:bCs/>
         </w:rPr>
-        <w:t xml:space="preserve">“¿Qué es VTP? ¿Lo activarías en producción?”</w:t>
+        <w:t xml:space="preserve">“</w:t>
+      </w:r>
+      <w:r>
+        <w:rPr>
+          <w:b/>
+          <w:bCs/>
+        </w:rPr>
+        <w:t xml:space="preserve">¿Qué es VTP? ¿Lo activarías en producción?</w:t>
+      </w:r>
+      <w:r>
+        <w:rPr>
+          <w:b/>
+          <w:bCs/>
+        </w:rPr>
+        <w:t xml:space="preserve">”</w:t>
       </w:r>
     </w:p>
     <w:p>
@@ -20535,7 +21329,21 @@
           <w:b/>
           <w:bCs/>
         </w:rPr>
-        <w:t xml:space="preserve">“Un usuario de la VLAN 10 no llega a la VLAN 20. Enumera tus comprobaciones.”</w:t>
+        <w:t xml:space="preserve">“</w:t>
+      </w:r>
+      <w:r>
+        <w:rPr>
+          <w:b/>
+          <w:bCs/>
+        </w:rPr>
+        <w:t xml:space="preserve">Un usuario de la VLAN 10 no llega a la VLAN 20. Enumera tus comprobaciones.</w:t>
+      </w:r>
+      <w:r>
+        <w:rPr>
+          <w:b/>
+          <w:bCs/>
+        </w:rPr>
+        <w:t xml:space="preserve">”</w:t>
       </w:r>
     </w:p>
     <w:p>
@@ -20591,8 +21399,8 @@
         </w:pict>
       </w:r>
     </w:p>
-    <w:bookmarkEnd w:id="116"/>
-    <w:bookmarkStart w:id="117" w:name="no-hay-preguntas-tontas"/>
+    <w:bookmarkEnd w:id="127"/>
+    <w:bookmarkStart w:id="128" w:name="no-hay-preguntas-tontas"/>
     <w:p>
       <w:pPr>
         <w:pStyle w:val="Heading2"/>
@@ -20630,7 +21438,21 @@
           <w:b/>
           <w:bCs/>
         </w:rPr>
-        <w:t xml:space="preserve">“normal”</w:t>
+        <w:t xml:space="preserve">“</w:t>
+      </w:r>
+      <w:r>
+        <w:rPr>
+          <w:b/>
+          <w:bCs/>
+        </w:rPr>
+        <w:t xml:space="preserve">normal</w:t>
+      </w:r>
+      <w:r>
+        <w:rPr>
+          <w:b/>
+          <w:bCs/>
+        </w:rPr>
+        <w:t xml:space="preserve">”</w:t>
       </w:r>
       <w:r>
         <w:rPr>
@@ -20658,7 +21480,13 @@
         <w:t xml:space="preserve"> </w:t>
       </w:r>
       <w:r>
-        <w:t xml:space="preserve">“visten”</w:t>
+        <w:t xml:space="preserve">“</w:t>
+      </w:r>
+      <w:r>
+        <w:t xml:space="preserve">visten</w:t>
+      </w:r>
+      <w:r>
+        <w:t xml:space="preserve">”</w:t>
       </w:r>
       <w:r>
         <w:t xml:space="preserve"> </w:t>
@@ -20696,7 +21524,21 @@
           <w:b/>
           <w:bCs/>
         </w:rPr>
-        <w:t xml:space="preserve">“reales”</w:t>
+        <w:t xml:space="preserve">“</w:t>
+      </w:r>
+      <w:r>
+        <w:rPr>
+          <w:b/>
+          <w:bCs/>
+        </w:rPr>
+        <w:t xml:space="preserve">reales</w:t>
+      </w:r>
+      <w:r>
+        <w:rPr>
+          <w:b/>
+          <w:bCs/>
+        </w:rPr>
+        <w:t xml:space="preserve">”</w:t>
       </w:r>
       <w:r>
         <w:rPr>
@@ -20724,7 +21566,13 @@
         <w:t xml:space="preserve"> </w:t>
       </w:r>
       <w:r>
-        <w:t xml:space="preserve">“reales”</w:t>
+        <w:t xml:space="preserve">“</w:t>
+      </w:r>
+      <w:r>
+        <w:t xml:space="preserve">reales</w:t>
+      </w:r>
+      <w:r>
+        <w:t xml:space="preserve">”</w:t>
       </w:r>
       <w:r>
         <w:t xml:space="preserve"> </w:t>
@@ -20736,7 +21584,13 @@
         <w:t xml:space="preserve"> </w:t>
       </w:r>
       <w:r>
-        <w:t xml:space="preserve">“por si acaso”</w:t>
+        <w:t xml:space="preserve">“</w:t>
+      </w:r>
+      <w:r>
+        <w:t xml:space="preserve">por si acaso</w:t>
+      </w:r>
+      <w:r>
+        <w:t xml:space="preserve">”</w:t>
       </w:r>
       <w:r>
         <w:t xml:space="preserve"> </w:t>
@@ -20778,8 +21632,8 @@
         </w:pict>
       </w:r>
     </w:p>
-    <w:bookmarkEnd w:id="117"/>
-    <w:bookmarkStart w:id="118" w:name="poscréditos"/>
+    <w:bookmarkEnd w:id="128"/>
+    <w:bookmarkStart w:id="129" w:name="poscréditos"/>
     <w:p>
       <w:pPr>
         <w:pStyle w:val="Heading2"/>
@@ -20803,7 +21657,21 @@
           <w:i/>
           <w:iCs/>
         </w:rPr>
-        <w:t xml:space="preserve">“Segmentado, etiquetado, enrutado. Así se ordena un edificio. Los humanos, con carpetas; los switches, con VLANs. Y todos los días alguien intenta ponerlo todo en la misma.”</w:t>
+        <w:t xml:space="preserve">“</w:t>
+      </w:r>
+      <w:r>
+        <w:rPr>
+          <w:i/>
+          <w:iCs/>
+        </w:rPr>
+        <w:t xml:space="preserve">Segmentado, etiquetado, enrutado. Así se ordena un edificio. Los humanos, con carpetas; los switches, con VLANs. Y todos los días alguien intenta ponerlo todo en la misma.</w:t>
+      </w:r>
+      <w:r>
+        <w:rPr>
+          <w:i/>
+          <w:iCs/>
+        </w:rPr>
+        <w:t xml:space="preserve">”</w:t>
       </w:r>
     </w:p>
     <w:p>
@@ -20831,8 +21699,8 @@
         </w:pict>
       </w:r>
     </w:p>
-    <w:bookmarkEnd w:id="118"/>
-    <w:bookmarkStart w:id="119" w:name="Xd243717b49c447ac6bd68a31cbf449a20a4941d"/>
+    <w:bookmarkEnd w:id="129"/>
+    <w:bookmarkStart w:id="130" w:name="Xd243717b49c447ac6bd68a31cbf449a20a4941d"/>
     <w:p>
       <w:pPr>
         <w:pStyle w:val="Heading2"/>
@@ -20869,6 +21737,7 @@
       <w:tblPr>
         <w:tblStyle w:val="Table"/>
         <w:tblW w:type="pct" w:w="5000"/>
+        <w:jc w:val="left"/>
         <w:tblLayout w:type="fixed"/>
         <w:tblLook w:firstRow="1" w:lastRow="0" w:firstColumn="0" w:lastColumn="0" w:noHBand="0" w:noVBand="0" w:val="0020"/>
       </w:tblPr>
@@ -20886,6 +21755,7 @@
           <w:p>
             <w:pPr>
               <w:pStyle w:val="Compact"/>
+              <w:jc w:val="left"/>
             </w:pPr>
             <w:r>
               <w:t xml:space="preserve">CE</w:t>
@@ -20897,6 +21767,7 @@
           <w:p>
             <w:pPr>
               <w:pStyle w:val="Compact"/>
+              <w:jc w:val="left"/>
             </w:pPr>
             <w:r>
               <w:t xml:space="preserve">Criterio</w:t>
@@ -20908,6 +21779,7 @@
           <w:p>
             <w:pPr>
               <w:pStyle w:val="Compact"/>
+              <w:jc w:val="left"/>
             </w:pPr>
             <w:r>
               <w:t xml:space="preserve">Cubierto</w:t>
@@ -20921,6 +21793,7 @@
           <w:p>
             <w:pPr>
               <w:pStyle w:val="Compact"/>
+              <w:jc w:val="left"/>
             </w:pPr>
             <w:r>
               <w:t xml:space="preserve">RA3</w:t>
@@ -20932,6 +21805,7 @@
           <w:p>
             <w:pPr>
               <w:pStyle w:val="Compact"/>
+              <w:jc w:val="left"/>
             </w:pPr>
             <w:r>
               <w:t xml:space="preserve">Administración de conmutadores (enlaces y segmentación)</w:t>
@@ -20943,6 +21817,7 @@
           <w:p>
             <w:pPr>
               <w:pStyle w:val="Compact"/>
+              <w:jc w:val="left"/>
             </w:pPr>
             <w:r>
               <w:t xml:space="preserve">✅ Puntos 1-2, 5 y 7 + ⚡ Laboratorio (punto 8)</w:t>
@@ -20956,6 +21831,7 @@
           <w:p>
             <w:pPr>
               <w:pStyle w:val="Compact"/>
+              <w:jc w:val="left"/>
             </w:pPr>
             <w:r>
               <w:t xml:space="preserve">RA4·d)</w:t>
@@ -20967,6 +21843,7 @@
           <w:p>
             <w:pPr>
               <w:pStyle w:val="Compact"/>
+              <w:jc w:val="left"/>
             </w:pPr>
             <w:r>
               <w:t xml:space="preserve">Comandos de configuración</w:t>
@@ -20978,6 +21855,7 @@
           <w:p>
             <w:pPr>
               <w:pStyle w:val="Compact"/>
+              <w:jc w:val="left"/>
             </w:pPr>
             <w:r>
               <w:t xml:space="preserve">✅ Puntos 3-4 y 7 (relay) + 🧠 Atrévete a pensar (punto 8)</w:t>
@@ -20991,6 +21869,7 @@
           <w:p>
             <w:pPr>
               <w:pStyle w:val="Compact"/>
+              <w:jc w:val="left"/>
             </w:pPr>
             <w:r>
               <w:t xml:space="preserve">RA5·c)</w:t>
@@ -21002,6 +21881,7 @@
           <w:p>
             <w:pPr>
               <w:pStyle w:val="Compact"/>
+              <w:jc w:val="left"/>
             </w:pPr>
             <w:r>
               <w:t xml:space="preserve">Diagnóstico de incidencias</w:t>
@@ -21013,6 +21893,7 @@
           <w:p>
             <w:pPr>
               <w:pStyle w:val="Compact"/>
+              <w:jc w:val="left"/>
             </w:pPr>
             <w:r>
               <w:t xml:space="preserve">✅ Punto 2 + ⚡ Laboratorio (punto 8)</w:t>
@@ -21026,6 +21907,7 @@
           <w:p>
             <w:pPr>
               <w:pStyle w:val="Compact"/>
+              <w:jc w:val="left"/>
             </w:pPr>
             <w:r>
               <w:t xml:space="preserve">RA5·d)</w:t>
@@ -21037,6 +21919,7 @@
           <w:p>
             <w:pPr>
               <w:pStyle w:val="Compact"/>
+              <w:jc w:val="left"/>
             </w:pPr>
             <w:r>
               <w:t xml:space="preserve">Enlaces troncales</w:t>
@@ -21048,6 +21931,7 @@
           <w:p>
             <w:pPr>
               <w:pStyle w:val="Compact"/>
+              <w:jc w:val="left"/>
             </w:pPr>
             <w:r>
               <w:t xml:space="preserve">✅ Puntos 1-2 y 6 + 🤬 CONRAD y 💬 Entrevista (punto 8)</w:t>
@@ -21061,6 +21945,7 @@
           <w:p>
             <w:pPr>
               <w:pStyle w:val="Compact"/>
+              <w:jc w:val="left"/>
             </w:pPr>
             <w:r>
               <w:t xml:space="preserve">RA5·e)</w:t>
@@ -21072,6 +21957,7 @@
           <w:p>
             <w:pPr>
               <w:pStyle w:val="Compact"/>
+              <w:jc w:val="left"/>
             </w:pPr>
             <w:r>
               <w:t xml:space="preserve">Inter-VLAN con router</w:t>
@@ -21083,6 +21969,7 @@
           <w:p>
             <w:pPr>
               <w:pStyle w:val="Compact"/>
+              <w:jc w:val="left"/>
             </w:pPr>
             <w:r>
               <w:t xml:space="preserve">✅ Puntos 3-4 + ⭐ y 🕵️ (punto 8)</w:t>
@@ -21096,6 +21983,7 @@
           <w:p>
             <w:pPr>
               <w:pStyle w:val="Compact"/>
+              <w:jc w:val="left"/>
             </w:pPr>
             <w:r>
               <w:t xml:space="preserve">RA5·f)</w:t>
@@ -21107,6 +21995,7 @@
           <w:p>
             <w:pPr>
               <w:pStyle w:val="Compact"/>
+              <w:jc w:val="left"/>
             </w:pPr>
             <w:r>
               <w:t xml:space="preserve">Protocolos centralizados (VTP)</w:t>
@@ -21118,6 +22007,7 @@
           <w:p>
             <w:pPr>
               <w:pStyle w:val="Compact"/>
+              <w:jc w:val="left"/>
             </w:pPr>
             <w:r>
               <w:t xml:space="preserve">✅ Punto 5 + 🕵️ (punto 8)</w:t>
@@ -21143,7 +22033,7 @@
       <w:r>
         <w:t xml:space="preserve"> </w:t>
       </w:r>
-      <w:hyperlink r:id="rId38">
+      <w:hyperlink r:id="rId49">
         <w:r>
           <w:rPr>
             <w:rStyle w:val="Hyperlink"/>
@@ -21170,7 +22060,7 @@
       <w:r>
         <w:t xml:space="preserve"> </w:t>
       </w:r>
-      <w:hyperlink r:id="rId17">
+      <w:hyperlink r:id="rId28">
         <w:r>
           <w:rPr>
             <w:rStyle w:val="Hyperlink"/>
@@ -21197,7 +22087,7 @@
       <w:r>
         <w:t xml:space="preserve"> </w:t>
       </w:r>
-      <w:hyperlink r:id="rId23">
+      <w:hyperlink r:id="rId34">
         <w:r>
           <w:rPr>
             <w:rStyle w:val="Hyperlink"/>
@@ -21206,13 +22096,9 @@
         </w:r>
       </w:hyperlink>
     </w:p>
-    <w:bookmarkEnd w:id="119"/>
-    <w:bookmarkEnd w:id="120"/>
-    <w:sectPr>
-      <w:footnotePr>
-        <w:numRestart w:val="eachSect"/>
-      </w:footnotePr>
-    </w:sectPr>
+    <w:bookmarkEnd w:id="130"/>
+    <w:bookmarkEnd w:id="131"/>
+    <w:sectPr/>
   </w:body>
 </w:document>
 </file>
@@ -21250,7 +22136,7 @@
       <w:lvlText w:val=" "/>
       <w:lvlJc w:val="left"/>
       <w:pPr>
-        <w:ind w:left="720" w:hanging="360"/>
+        <w:ind w:left="720" w:hanging="480"/>
       </w:pPr>
     </w:lvl>
     <w:lvl w:ilvl="1">
@@ -21258,7 +22144,7 @@
       <w:lvlText w:val=" "/>
       <w:lvlJc w:val="left"/>
       <w:pPr>
-        <w:ind w:left="1440" w:hanging="360"/>
+        <w:ind w:left="1440" w:hanging="480"/>
       </w:pPr>
     </w:lvl>
     <w:lvl w:ilvl="2">
@@ -21266,7 +22152,7 @@
       <w:lvlText w:val=" "/>
       <w:lvlJc w:val="left"/>
       <w:pPr>
-        <w:ind w:left="2160" w:hanging="360"/>
+        <w:ind w:left="2160" w:hanging="480"/>
       </w:pPr>
     </w:lvl>
     <w:lvl w:ilvl="3">
@@ -21274,7 +22160,7 @@
       <w:lvlText w:val=" "/>
       <w:lvlJc w:val="left"/>
       <w:pPr>
-        <w:ind w:left="2880" w:hanging="360"/>
+        <w:ind w:left="2880" w:hanging="480"/>
       </w:pPr>
     </w:lvl>
     <w:lvl w:ilvl="4">
@@ -21282,7 +22168,7 @@
       <w:lvlText w:val=" "/>
       <w:lvlJc w:val="left"/>
       <w:pPr>
-        <w:ind w:left="3600" w:hanging="360"/>
+        <w:ind w:left="3600" w:hanging="480"/>
       </w:pPr>
     </w:lvl>
     <w:lvl w:ilvl="5">
@@ -21290,7 +22176,7 @@
       <w:lvlText w:val=" "/>
       <w:lvlJc w:val="left"/>
       <w:pPr>
-        <w:ind w:left="4320" w:hanging="360"/>
+        <w:ind w:left="4320" w:hanging="480"/>
       </w:pPr>
     </w:lvl>
     <w:lvl w:ilvl="6">
@@ -21298,7 +22184,7 @@
       <w:lvlText w:val=" "/>
       <w:lvlJc w:val="left"/>
       <w:pPr>
-        <w:ind w:left="5040" w:hanging="360"/>
+        <w:ind w:left="5040" w:hanging="480"/>
       </w:pPr>
     </w:lvl>
     <w:lvl w:ilvl="7">
@@ -21306,7 +22192,7 @@
       <w:lvlText w:val=" "/>
       <w:lvlJc w:val="left"/>
       <w:pPr>
-        <w:ind w:left="5760" w:hanging="360"/>
+        <w:ind w:left="5760" w:hanging="480"/>
       </w:pPr>
     </w:lvl>
     <w:lvl w:ilvl="8">
@@ -21314,7 +22200,7 @@
       <w:lvlText w:val=" "/>
       <w:lvlJc w:val="left"/>
       <w:pPr>
-        <w:ind w:left="6480" w:hanging="360"/>
+        <w:ind w:left="6480" w:hanging="480"/>
       </w:pPr>
     </w:lvl>
   </w:abstractNum>
@@ -21323,102 +22209,75 @@
     <w:multiLevelType w:val="multilevel"/>
     <w:lvl w:ilvl="0">
       <w:numFmt w:val="bullet"/>
-      <w:lvlText w:val=""/>
+      <w:lvlText w:val="•"/>
       <w:lvlJc w:val="left"/>
       <w:pPr>
-        <w:ind w:left="720" w:hanging="360"/>
-      </w:pPr>
-      <w:rPr>
-        <w:rFonts w:ascii="Symbol" w:hAnsi="Symbol" w:cs="Symbol" w:hint="default"/>
-      </w:rPr>
+        <w:ind w:left="720" w:hanging="480"/>
+      </w:pPr>
     </w:lvl>
     <w:lvl w:ilvl="1">
       <w:numFmt w:val="bullet"/>
-      <w:lvlText w:val="o"/>
+      <w:lvlText w:val="–"/>
       <w:lvlJc w:val="left"/>
       <w:pPr>
-        <w:ind w:left="1440" w:hanging="360"/>
-      </w:pPr>
-      <w:rPr>
-        <w:rFonts w:ascii="Courier New" w:hAnsi="Courier New" w:cs="Courier New" w:hint="default"/>
-      </w:rPr>
+        <w:ind w:left="1440" w:hanging="480"/>
+      </w:pPr>
     </w:lvl>
     <w:lvl w:ilvl="2">
       <w:numFmt w:val="bullet"/>
-      <w:lvlText w:val=""/>
+      <w:lvlText w:val="•"/>
       <w:lvlJc w:val="left"/>
       <w:pPr>
-        <w:ind w:left="2160" w:hanging="360"/>
-      </w:pPr>
-      <w:rPr>
-        <w:rFonts w:ascii="Wingdings" w:hAnsi="Wingdings" w:cs="Wingdings" w:hint="default"/>
-      </w:rPr>
+        <w:ind w:left="2160" w:hanging="480"/>
+      </w:pPr>
     </w:lvl>
     <w:lvl w:ilvl="3">
       <w:numFmt w:val="bullet"/>
-      <w:lvlText w:val=""/>
+      <w:lvlText w:val="–"/>
       <w:lvlJc w:val="left"/>
       <w:pPr>
-        <w:ind w:left="2880" w:hanging="360"/>
-      </w:pPr>
-      <w:rPr>
-        <w:rFonts w:ascii="Symbol" w:hAnsi="Symbol" w:cs="Symbol" w:hint="default"/>
-      </w:rPr>
+        <w:ind w:left="2880" w:hanging="480"/>
+      </w:pPr>
     </w:lvl>
     <w:lvl w:ilvl="4">
       <w:numFmt w:val="bullet"/>
-      <w:lvlText w:val="o"/>
+      <w:lvlText w:val="•"/>
       <w:lvlJc w:val="left"/>
       <w:pPr>
-        <w:ind w:left="3600" w:hanging="360"/>
-      </w:pPr>
-      <w:rPr>
-        <w:rFonts w:ascii="Courier New" w:hAnsi="Courier New" w:cs="Courier New" w:hint="default"/>
-      </w:rPr>
+        <w:ind w:left="3600" w:hanging="480"/>
+      </w:pPr>
     </w:lvl>
     <w:lvl w:ilvl="5">
       <w:numFmt w:val="bullet"/>
-      <w:lvlText w:val=""/>
+      <w:lvlText w:val="–"/>
       <w:lvlJc w:val="left"/>
       <w:pPr>
-        <w:ind w:left="4320" w:hanging="360"/>
-      </w:pPr>
-      <w:rPr>
-        <w:rFonts w:ascii="Wingdings" w:hAnsi="Wingdings" w:cs="Wingdings" w:hint="default"/>
-      </w:rPr>
+        <w:ind w:left="4320" w:hanging="480"/>
+      </w:pPr>
     </w:lvl>
     <w:lvl w:ilvl="6">
       <w:numFmt w:val="bullet"/>
-      <w:lvlText w:val=""/>
+      <w:lvlText w:val="•"/>
       <w:lvlJc w:val="left"/>
       <w:pPr>
-        <w:ind w:left="5040" w:hanging="360"/>
-      </w:pPr>
-      <w:rPr>
-        <w:rFonts w:ascii="Symbol" w:hAnsi="Symbol" w:cs="Symbol" w:hint="default"/>
-      </w:rPr>
+        <w:ind w:left="5040" w:hanging="480"/>
+      </w:pPr>
     </w:lvl>
     <w:lvl w:ilvl="7">
       <w:numFmt w:val="bullet"/>
-      <w:lvlText w:val="o"/>
+      <w:lvlText w:val="–"/>
       <w:lvlJc w:val="left"/>
       <w:pPr>
-        <w:ind w:left="5760" w:hanging="360"/>
-      </w:pPr>
-      <w:rPr>
-        <w:rFonts w:ascii="Courier New" w:hAnsi="Courier New" w:cs="Courier New" w:hint="default"/>
-      </w:rPr>
+        <w:ind w:left="5760" w:hanging="480"/>
+      </w:pPr>
     </w:lvl>
     <w:lvl w:ilvl="8">
       <w:numFmt w:val="bullet"/>
-      <w:lvlText w:val=""/>
+      <w:lvlText w:val="•"/>
       <w:lvlJc w:val="left"/>
       <w:pPr>
-        <w:ind w:left="6480" w:hanging="360"/>
-      </w:pPr>
-      <w:rPr>
-        <w:rFonts w:ascii="Wingdings" w:hAnsi="Wingdings" w:cs="Wingdings" w:hint="default"/>
-      </w:rPr>
+        <w:ind w:left="6480" w:hanging="480"/>
+      </w:pPr>
     </w:lvl>
   </w:abstractNum>
   <w:abstractNum w:abstractNumId="99411">
@@ -21430,7 +22289,7 @@
       <w:lvlText w:val="%1."/>
       <w:lvlJc w:val="left"/>
       <w:pPr>
-        <w:ind w:left="720" w:hanging="360"/>
+        <w:ind w:left="720" w:hanging="480"/>
       </w:pPr>
     </w:lvl>
     <w:lvl w:ilvl="1">
@@ -21439,7 +22298,7 @@
       <w:lvlText w:val="%2."/>
       <w:lvlJc w:val="left"/>
       <w:pPr>
-        <w:ind w:left="1440" w:hanging="360"/>
+        <w:ind w:left="1440" w:hanging="480"/>
       </w:pPr>
     </w:lvl>
     <w:lvl w:ilvl="2">
@@ -21448,7 +22307,7 @@
       <w:lvlText w:val="%3."/>
       <w:lvlJc w:val="left"/>
       <w:pPr>
-        <w:ind w:left="2160" w:hanging="360"/>
+        <w:ind w:left="2160" w:hanging="480"/>
       </w:pPr>
     </w:lvl>
     <w:lvl w:ilvl="3">
@@ -21457,7 +22316,7 @@
       <w:lvlText w:val="%4."/>
       <w:lvlJc w:val="left"/>
       <w:pPr>
-        <w:ind w:left="2880" w:hanging="360"/>
+        <w:ind w:left="2880" w:hanging="480"/>
       </w:pPr>
     </w:lvl>
     <w:lvl w:ilvl="4">
@@ -21466,7 +22325,7 @@
       <w:lvlText w:val="%5."/>
       <w:lvlJc w:val="left"/>
       <w:pPr>
-        <w:ind w:left="3600" w:hanging="360"/>
+        <w:ind w:left="3600" w:hanging="480"/>
       </w:pPr>
     </w:lvl>
     <w:lvl w:ilvl="5">
@@ -21475,7 +22334,7 @@
       <w:lvlText w:val="%6."/>
       <w:lvlJc w:val="left"/>
       <w:pPr>
-        <w:ind w:left="4320" w:hanging="360"/>
+        <w:ind w:left="4320" w:hanging="480"/>
       </w:pPr>
     </w:lvl>
     <w:lvl w:ilvl="6">
@@ -21484,7 +22343,7 @@
       <w:lvlText w:val="%7."/>
       <w:lvlJc w:val="left"/>
       <w:pPr>
-        <w:ind w:left="5040" w:hanging="360"/>
+        <w:ind w:left="5040" w:hanging="480"/>
       </w:pPr>
     </w:lvl>
     <w:lvl w:ilvl="7">
@@ -21493,7 +22352,7 @@
       <w:lvlText w:val="%8."/>
       <w:lvlJc w:val="left"/>
       <w:pPr>
-        <w:ind w:left="5760" w:hanging="360"/>
+        <w:ind w:left="5760" w:hanging="480"/>
       </w:pPr>
     </w:lvl>
     <w:lvl w:ilvl="8">
@@ -21502,7 +22361,7 @@
       <w:lvlText w:val="%9."/>
       <w:lvlJc w:val="left"/>
       <w:pPr>
-        <w:ind w:left="6480" w:hanging="360"/>
+        <w:ind w:left="6480" w:hanging="480"/>
       </w:pPr>
     </w:lvl>
   </w:abstractNum>
@@ -21515,7 +22374,7 @@
       <w:lvlText w:val="(%1)"/>
       <w:lvlJc w:val="left"/>
       <w:pPr>
-        <w:ind w:left="720" w:hanging="360"/>
+        <w:ind w:left="720" w:hanging="480"/>
       </w:pPr>
     </w:lvl>
     <w:lvl w:ilvl="1">
@@ -21524,7 +22383,7 @@
       <w:lvlText w:val="(%2)"/>
       <w:lvlJc w:val="left"/>
       <w:pPr>
-        <w:ind w:left="1440" w:hanging="360"/>
+        <w:ind w:left="1440" w:hanging="480"/>
       </w:pPr>
     </w:lvl>
     <w:lvl w:ilvl="2">
@@ -21533,7 +22392,7 @@
       <w:lvlText w:val="(%3)"/>
       <w:lvlJc w:val="left"/>
       <w:pPr>
-        <w:ind w:left="2160" w:hanging="360"/>
+        <w:ind w:left="2160" w:hanging="480"/>
       </w:pPr>
     </w:lvl>
     <w:lvl w:ilvl="3">
@@ -21542,7 +22401,7 @@
       <w:lvlText w:val="(%4)"/>
       <w:lvlJc w:val="left"/>
       <w:pPr>
-        <w:ind w:left="2880" w:hanging="360"/>
+        <w:ind w:left="2880" w:hanging="480"/>
       </w:pPr>
     </w:lvl>
     <w:lvl w:ilvl="4">
@@ -21551,7 +22410,7 @@
       <w:lvlText w:val="(%5)"/>
       <w:lvlJc w:val="left"/>
       <w:pPr>
-        <w:ind w:left="3600" w:hanging="360"/>
+        <w:ind w:left="3600" w:hanging="480"/>
       </w:pPr>
     </w:lvl>
     <w:lvl w:ilvl="5">
@@ -21560,7 +22419,7 @@
       <w:lvlText w:val="(%6)"/>
       <w:lvlJc w:val="left"/>
       <w:pPr>
-        <w:ind w:left="4320" w:hanging="360"/>
+        <w:ind w:left="4320" w:hanging="480"/>
       </w:pPr>
     </w:lvl>
     <w:lvl w:ilvl="6">
@@ -21569,7 +22428,7 @@
       <w:lvlText w:val="(%7)"/>
       <w:lvlJc w:val="left"/>
       <w:pPr>
-        <w:ind w:left="5040" w:hanging="360"/>
+        <w:ind w:left="5040" w:hanging="480"/>
       </w:pPr>
     </w:lvl>
     <w:lvl w:ilvl="7">
@@ -21578,7 +22437,7 @@
       <w:lvlText w:val="(%8)"/>
       <w:lvlJc w:val="left"/>
       <w:pPr>
-        <w:ind w:left="5760" w:hanging="360"/>
+        <w:ind w:left="5760" w:hanging="480"/>
       </w:pPr>
     </w:lvl>
     <w:lvl w:ilvl="8">
@@ -21587,7 +22446,7 @@
       <w:lvlText w:val="(%9)"/>
       <w:lvlJc w:val="left"/>
       <w:pPr>
-        <w:ind w:left="6480" w:hanging="360"/>
+        <w:ind w:left="6480" w:hanging="480"/>
       </w:pPr>
     </w:lvl>
   </w:abstractNum>
@@ -22325,10 +23184,10 @@
   <w:docDefaults>
     <w:rPrDefault>
       <w:rPr>
-        <w:rFonts w:asciiTheme="minorHAnsi" w:cstheme="minorBidi" w:eastAsiaTheme="minorEastAsia" w:hAnsiTheme="minorHAnsi"/>
+        <w:rFonts w:asciiTheme="minorHAnsi" w:cstheme="minorBidi" w:eastAsiaTheme="minorHAnsi" w:hAnsiTheme="minorHAnsi"/>
         <w:sz w:val="24"/>
         <w:szCs w:val="24"/>
-        <w:lang w:bidi="ar-SA" w:eastAsia="zh-CN" w:val="es-ES"/>
+        <w:lang w:bidi="ar-SA" w:eastAsia="en-US" w:val="es-ES"/>
       </w:rPr>
     </w:rPrDefault>
     <w:pPrDefault>
@@ -22369,94 +23228,57 @@
     <w:name w:val="Title"/>
     <w:basedOn w:val="Normal"/>
     <w:next w:val="BodyText"/>
-    <w:link w:val="TitleChar"/>
-    <w:uiPriority w:val="10"/>
     <w:qFormat/>
-    <w:rsid w:val="00A10FD9"/>
     <w:pPr>
-      <w:spacing w:after="80" w:line="240" w:lineRule="auto"/>
-      <w:contextualSpacing/>
+      <w:keepNext/>
+      <w:keepLines/>
+      <w:spacing w:after="240" w:before="480"/>
       <w:jc w:val="center"/>
     </w:pPr>
     <w:rPr>
       <w:rFonts w:asciiTheme="majorHAnsi" w:cstheme="majorBidi" w:eastAsiaTheme="majorEastAsia" w:hAnsiTheme="majorHAnsi"/>
-      <w:sz w:val="56"/>
-      <w:szCs w:val="56"/>
-    </w:rPr>
-  </w:style>
-  <w:style w:customStyle="1" w:styleId="TitleChar" w:type="character">
-    <w:name w:val="Title Char"/>
-    <w:basedOn w:val="DefaultParagraphFont"/>
-    <w:link w:val="Title"/>
-    <w:uiPriority w:val="10"/>
-    <w:rsid w:val="00A10FD9"/>
-    <w:rPr>
-      <w:rFonts w:asciiTheme="majorHAnsi" w:cstheme="majorBidi" w:eastAsiaTheme="majorEastAsia" w:hAnsiTheme="majorHAnsi"/>
-      <w:sz w:val="56"/>
-      <w:szCs w:val="56"/>
+      <w:b/>
+      <w:bCs/>
+      <w:color w:themeColor="accent1" w:themeShade="B5" w:val="345A8A"/>
+      <w:sz w:val="36"/>
+      <w:szCs w:val="36"/>
     </w:rPr>
   </w:style>
   <w:style w:styleId="Subtitle" w:type="paragraph">
     <w:name w:val="Subtitle"/>
     <w:basedOn w:val="Title"/>
     <w:next w:val="BodyText"/>
-    <w:link w:val="SubtitleChar"/>
-    <w:uiPriority w:val="11"/>
     <w:qFormat/>
-    <w:rsid w:val="00A10FD9"/>
     <w:pPr>
-      <w:numPr>
-        <w:ilvl w:val="1"/>
-      </w:numPr>
+      <w:keepNext/>
+      <w:keepLines/>
+      <w:spacing w:after="240" w:before="240"/>
+      <w:jc w:val="center"/>
     </w:pPr>
     <w:rPr>
-      <w:rFonts w:cstheme="majorBidi" w:eastAsiaTheme="majorEastAsia"/>
-      <w:spacing w:val="15"/>
-      <w:sz w:val="28"/>
-      <w:szCs w:val="28"/>
-    </w:rPr>
-  </w:style>
-  <w:style w:customStyle="1" w:styleId="SubtitleChar" w:type="character">
-    <w:name w:val="Subtitle Char"/>
-    <w:basedOn w:val="DefaultParagraphFont"/>
-    <w:link w:val="Subtitle"/>
-    <w:uiPriority w:val="11"/>
-    <w:rsid w:val="00A10FD9"/>
-    <w:rPr>
-      <w:rFonts w:cstheme="majorBidi" w:eastAsiaTheme="majorEastAsia"/>
-      <w:color w:themeColor="text1" w:themeTint="A6" w:val="595959"/>
-      <w:spacing w:val="15"/>
-      <w:sz w:val="28"/>
-      <w:szCs w:val="28"/>
+      <w:sz w:val="30"/>
+      <w:szCs w:val="30"/>
     </w:rPr>
   </w:style>
   <w:style w:customStyle="1" w:styleId="Author" w:type="paragraph">
     <w:name w:val="Author"/>
-    <w:basedOn w:val="Title"/>
     <w:next w:val="BodyText"/>
     <w:qFormat/>
     <w:pPr>
       <w:keepNext/>
       <w:keepLines/>
+      <w:jc w:val="center"/>
     </w:pPr>
-    <w:rPr>
-      <w:sz w:val="24"/>
-      <w:szCs w:val="24"/>
-    </w:rPr>
   </w:style>
   <w:style w:styleId="Date" w:type="paragraph">
     <w:name w:val="Date"/>
-    <w:basedOn w:val="Title"/>
     <w:next w:val="BodyText"/>
     <w:qFormat/>
     <w:pPr>
       <w:keepNext/>
       <w:keepLines/>
+      <w:jc w:val="center"/>
     </w:pPr>
-    <w:rPr>
-      <w:sz w:val="24"/>
-      <w:szCs w:val="24"/>
-    </w:rPr>
   </w:style>
   <w:style w:customStyle="1" w:styleId="AbstractTitle" w:type="paragraph">
     <w:name w:val="Abstract Title"/>
@@ -22471,6 +23293,7 @@
     </w:pPr>
     <w:rPr>
       <w:b/>
+      <w:color w:val="345A8A"/>
       <w:sz w:val="20"/>
       <w:szCs w:val="20"/>
     </w:rPr>
@@ -22499,321 +23322,191 @@
     <w:rPr/>
   </w:style>
   <w:style w:styleId="Heading1" w:type="paragraph">
-    <w:name w:val="heading 1"/>
+    <w:name w:val="Heading 1"/>
     <w:basedOn w:val="Normal"/>
     <w:next w:val="BodyText"/>
-    <w:link w:val="Heading1Char"/>
     <w:uiPriority w:val="9"/>
     <w:qFormat/>
-    <w:rsid w:val="00A10FD9"/>
     <w:pPr>
       <w:keepNext/>
       <w:keepLines/>
-      <w:spacing w:after="80" w:before="360"/>
+      <w:spacing w:after="0" w:before="480"/>
       <w:outlineLvl w:val="0"/>
     </w:pPr>
     <w:rPr>
       <w:rFonts w:asciiTheme="majorHAnsi" w:cstheme="majorBidi" w:eastAsiaTheme="majorEastAsia" w:hAnsiTheme="majorHAnsi"/>
-      <w:color w:themeColor="accent1" w:themeShade="BF" w:val="0F4761"/>
-      <w:sz w:val="40"/>
-      <w:szCs w:val="40"/>
+      <w:b/>
+      <w:bCs/>
+      <w:color w:themeColor="accent1" w:val="4F81BD"/>
+      <w:sz w:val="32"/>
+      <w:szCs w:val="32"/>
     </w:rPr>
   </w:style>
   <w:style w:styleId="Heading2" w:type="paragraph">
-    <w:name w:val="heading 2"/>
+    <w:name w:val="Heading 2"/>
     <w:basedOn w:val="Normal"/>
     <w:next w:val="BodyText"/>
-    <w:link w:val="Heading2Char"/>
     <w:uiPriority w:val="9"/>
-    <w:semiHidden/>
     <w:unhideWhenUsed/>
     <w:qFormat/>
-    <w:rsid w:val="00A10FD9"/>
     <w:pPr>
       <w:keepNext/>
       <w:keepLines/>
-      <w:spacing w:after="80" w:before="160"/>
+      <w:spacing w:after="0" w:before="200"/>
       <w:outlineLvl w:val="1"/>
     </w:pPr>
     <w:rPr>
       <w:rFonts w:asciiTheme="majorHAnsi" w:cstheme="majorBidi" w:eastAsiaTheme="majorEastAsia" w:hAnsiTheme="majorHAnsi"/>
-      <w:color w:themeColor="accent1" w:themeShade="BF" w:val="0F4761"/>
-      <w:sz w:val="32"/>
-      <w:szCs w:val="32"/>
-    </w:rPr>
-  </w:style>
-  <w:style w:styleId="Heading3" w:type="paragraph">
-    <w:name w:val="heading 3"/>
-    <w:basedOn w:val="Normal"/>
-    <w:next w:val="BodyText"/>
-    <w:link w:val="Heading3Char"/>
-    <w:uiPriority w:val="9"/>
-    <w:semiHidden/>
-    <w:unhideWhenUsed/>
-    <w:qFormat/>
-    <w:rsid w:val="00A10FD9"/>
-    <w:pPr>
-      <w:keepNext/>
-      <w:keepLines/>
-      <w:spacing w:after="80" w:before="160"/>
-      <w:outlineLvl w:val="2"/>
-    </w:pPr>
-    <w:rPr>
-      <w:rFonts w:cstheme="majorBidi" w:eastAsiaTheme="majorEastAsia"/>
-      <w:color w:themeColor="accent1" w:themeShade="BF" w:val="0F4761"/>
+      <w:b/>
+      <w:bCs/>
+      <w:color w:themeColor="accent1" w:val="4F81BD"/>
       <w:sz w:val="28"/>
       <w:szCs w:val="28"/>
     </w:rPr>
   </w:style>
-  <w:style w:styleId="Heading4" w:type="paragraph">
-    <w:name w:val="heading 4"/>
+  <w:style w:styleId="Heading3" w:type="paragraph">
+    <w:name w:val="Heading 3"/>
     <w:basedOn w:val="Normal"/>
     <w:next w:val="BodyText"/>
-    <w:link w:val="Heading4Char"/>
     <w:uiPriority w:val="9"/>
-    <w:semiHidden/>
     <w:unhideWhenUsed/>
     <w:qFormat/>
-    <w:rsid w:val="00A10FD9"/>
     <w:pPr>
       <w:keepNext/>
       <w:keepLines/>
-      <w:spacing w:after="40" w:before="80"/>
+      <w:spacing w:after="0" w:before="200"/>
+      <w:outlineLvl w:val="2"/>
+    </w:pPr>
+    <w:rPr>
+      <w:rFonts w:asciiTheme="majorHAnsi" w:cstheme="majorBidi" w:eastAsiaTheme="majorEastAsia" w:hAnsiTheme="majorHAnsi"/>
+      <w:b/>
+      <w:bCs/>
+      <w:color w:themeColor="accent1" w:val="4F81BD"/>
+      <w:sz w:val="24"/>
+      <w:szCs w:val="24"/>
+    </w:rPr>
+  </w:style>
+  <w:style w:styleId="Heading4" w:type="paragraph">
+    <w:name w:val="Heading 4"/>
+    <w:basedOn w:val="Normal"/>
+    <w:next w:val="BodyText"/>
+    <w:uiPriority w:val="9"/>
+    <w:unhideWhenUsed/>
+    <w:qFormat/>
+    <w:pPr>
+      <w:keepNext/>
+      <w:keepLines/>
+      <w:spacing w:after="0" w:before="200"/>
       <w:outlineLvl w:val="3"/>
     </w:pPr>
     <w:rPr>
-      <w:rFonts w:cstheme="majorBidi" w:eastAsiaTheme="majorEastAsia"/>
+      <w:rFonts w:asciiTheme="majorHAnsi" w:cstheme="majorBidi" w:eastAsiaTheme="majorEastAsia" w:hAnsiTheme="majorHAnsi"/>
+      <w:bCs/>
       <w:i/>
-      <w:iCs/>
-      <w:color w:themeColor="accent1" w:themeShade="BF" w:val="0F4761"/>
+      <w:color w:themeColor="accent1" w:val="4F81BD"/>
+      <w:sz w:val="24"/>
+      <w:szCs w:val="24"/>
     </w:rPr>
   </w:style>
   <w:style w:styleId="Heading5" w:type="paragraph">
-    <w:name w:val="heading 5"/>
+    <w:name w:val="Heading 5"/>
     <w:basedOn w:val="Normal"/>
     <w:next w:val="BodyText"/>
-    <w:link w:val="Heading5Char"/>
     <w:uiPriority w:val="9"/>
-    <w:semiHidden/>
     <w:unhideWhenUsed/>
     <w:qFormat/>
-    <w:rsid w:val="00A10FD9"/>
     <w:pPr>
       <w:keepNext/>
       <w:keepLines/>
-      <w:spacing w:after="40" w:before="80"/>
+      <w:spacing w:after="0" w:before="200"/>
       <w:outlineLvl w:val="4"/>
     </w:pPr>
     <w:rPr>
-      <w:rFonts w:cstheme="majorBidi" w:eastAsiaTheme="majorEastAsia"/>
-      <w:color w:themeColor="accent1" w:themeShade="BF" w:val="0F4761"/>
+      <w:rFonts w:asciiTheme="majorHAnsi" w:cstheme="majorBidi" w:eastAsiaTheme="majorEastAsia" w:hAnsiTheme="majorHAnsi"/>
+      <w:iCs/>
+      <w:color w:themeColor="accent1" w:val="4F81BD"/>
+      <w:sz w:val="24"/>
+      <w:szCs w:val="24"/>
     </w:rPr>
   </w:style>
   <w:style w:styleId="Heading6" w:type="paragraph">
-    <w:name w:val="heading 6"/>
+    <w:name w:val="Heading 6"/>
     <w:basedOn w:val="Normal"/>
     <w:next w:val="BodyText"/>
-    <w:link w:val="Heading6Char"/>
     <w:uiPriority w:val="9"/>
-    <w:semiHidden/>
     <w:unhideWhenUsed/>
     <w:qFormat/>
-    <w:rsid w:val="00A10FD9"/>
     <w:pPr>
       <w:keepNext/>
       <w:keepLines/>
-      <w:spacing w:after="0" w:before="40"/>
+      <w:spacing w:after="0" w:before="200"/>
       <w:outlineLvl w:val="5"/>
     </w:pPr>
     <w:rPr>
-      <w:rFonts w:cstheme="majorBidi" w:eastAsiaTheme="majorEastAsia"/>
-      <w:i/>
-      <w:iCs/>
-      <w:color w:themeColor="text1" w:themeTint="A6" w:val="595959"/>
+      <w:rFonts w:asciiTheme="majorHAnsi" w:cstheme="majorBidi" w:eastAsiaTheme="majorEastAsia" w:hAnsiTheme="majorHAnsi"/>
+      <w:color w:themeColor="accent1" w:val="4F81BD"/>
+      <w:sz w:val="24"/>
+      <w:szCs w:val="24"/>
     </w:rPr>
   </w:style>
   <w:style w:styleId="Heading7" w:type="paragraph">
-    <w:name w:val="heading 7"/>
+    <w:name w:val="Heading 7"/>
     <w:basedOn w:val="Normal"/>
     <w:next w:val="BodyText"/>
-    <w:link w:val="Heading7Char"/>
     <w:uiPriority w:val="9"/>
-    <w:semiHidden/>
     <w:unhideWhenUsed/>
     <w:qFormat/>
-    <w:rsid w:val="00A10FD9"/>
     <w:pPr>
       <w:keepNext/>
       <w:keepLines/>
-      <w:spacing w:after="0" w:before="40"/>
+      <w:spacing w:after="0" w:before="200"/>
       <w:outlineLvl w:val="6"/>
     </w:pPr>
     <w:rPr>
-      <w:rFonts w:cstheme="majorBidi" w:eastAsiaTheme="majorEastAsia"/>
-      <w:color w:themeColor="text1" w:themeTint="A6" w:val="595959"/>
+      <w:rFonts w:asciiTheme="majorHAnsi" w:cstheme="majorBidi" w:eastAsiaTheme="majorEastAsia" w:hAnsiTheme="majorHAnsi"/>
+      <w:color w:themeColor="accent1" w:val="4F81BD"/>
+      <w:sz w:val="24"/>
+      <w:szCs w:val="24"/>
     </w:rPr>
   </w:style>
   <w:style w:styleId="Heading8" w:type="paragraph">
-    <w:name w:val="heading 8"/>
+    <w:name w:val="Heading 8"/>
     <w:basedOn w:val="Normal"/>
     <w:next w:val="BodyText"/>
-    <w:link w:val="Heading8Char"/>
     <w:uiPriority w:val="9"/>
-    <w:semiHidden/>
     <w:unhideWhenUsed/>
     <w:qFormat/>
-    <w:rsid w:val="00A10FD9"/>
     <w:pPr>
       <w:keepNext/>
       <w:keepLines/>
-      <w:spacing w:after="0"/>
+      <w:spacing w:after="0" w:before="200"/>
       <w:outlineLvl w:val="7"/>
     </w:pPr>
     <w:rPr>
-      <w:rFonts w:cstheme="majorBidi" w:eastAsiaTheme="majorEastAsia"/>
-      <w:i/>
-      <w:iCs/>
-      <w:color w:themeColor="text1" w:themeTint="D8" w:val="272727"/>
+      <w:rFonts w:asciiTheme="majorHAnsi" w:cstheme="majorBidi" w:eastAsiaTheme="majorEastAsia" w:hAnsiTheme="majorHAnsi"/>
+      <w:color w:themeColor="accent1" w:val="4F81BD"/>
+      <w:sz w:val="24"/>
+      <w:szCs w:val="24"/>
     </w:rPr>
   </w:style>
   <w:style w:styleId="Heading9" w:type="paragraph">
-    <w:name w:val="heading 9"/>
+    <w:name w:val="Heading 9"/>
     <w:basedOn w:val="Normal"/>
     <w:next w:val="BodyText"/>
-    <w:link w:val="Heading9Char"/>
     <w:uiPriority w:val="9"/>
-    <w:semiHidden/>
     <w:unhideWhenUsed/>
     <w:qFormat/>
-    <w:rsid w:val="00A10FD9"/>
     <w:pPr>
       <w:keepNext/>
       <w:keepLines/>
-      <w:spacing w:after="0"/>
+      <w:spacing w:after="0" w:before="200"/>
       <w:outlineLvl w:val="8"/>
     </w:pPr>
     <w:rPr>
-      <w:rFonts w:cstheme="majorBidi" w:eastAsiaTheme="majorEastAsia"/>
-      <w:color w:themeColor="text1" w:themeTint="D8" w:val="272727"/>
-    </w:rPr>
-  </w:style>
-  <w:style w:customStyle="1" w:styleId="Heading1Char" w:type="character">
-    <w:name w:val="Heading 1 Char"/>
-    <w:basedOn w:val="DefaultParagraphFont"/>
-    <w:link w:val="Heading1"/>
-    <w:uiPriority w:val="9"/>
-    <w:rsid w:val="00A10FD9"/>
-    <w:rPr>
       <w:rFonts w:asciiTheme="majorHAnsi" w:cstheme="majorBidi" w:eastAsiaTheme="majorEastAsia" w:hAnsiTheme="majorHAnsi"/>
-      <w:color w:themeColor="accent1" w:themeShade="BF" w:val="0F4761"/>
-      <w:sz w:val="40"/>
-      <w:szCs w:val="40"/>
-    </w:rPr>
-  </w:style>
-  <w:style w:customStyle="1" w:styleId="Heading2Char" w:type="character">
-    <w:name w:val="Heading 2 Char"/>
-    <w:basedOn w:val="DefaultParagraphFont"/>
-    <w:link w:val="Heading2"/>
-    <w:uiPriority w:val="9"/>
-    <w:semiHidden/>
-    <w:rsid w:val="00A10FD9"/>
-    <w:rPr>
-      <w:rFonts w:asciiTheme="majorHAnsi" w:cstheme="majorBidi" w:eastAsiaTheme="majorEastAsia" w:hAnsiTheme="majorHAnsi"/>
-      <w:color w:themeColor="accent1" w:themeShade="BF" w:val="0F4761"/>
-      <w:sz w:val="32"/>
-      <w:szCs w:val="32"/>
-    </w:rPr>
-  </w:style>
-  <w:style w:customStyle="1" w:styleId="Heading3Char" w:type="character">
-    <w:name w:val="Heading 3 Char"/>
-    <w:basedOn w:val="DefaultParagraphFont"/>
-    <w:link w:val="Heading3"/>
-    <w:uiPriority w:val="9"/>
-    <w:semiHidden/>
-    <w:rsid w:val="00A10FD9"/>
-    <w:rPr>
-      <w:rFonts w:cstheme="majorBidi" w:eastAsiaTheme="majorEastAsia"/>
-      <w:color w:themeColor="accent1" w:themeShade="BF" w:val="0F4761"/>
-      <w:sz w:val="28"/>
-      <w:szCs w:val="28"/>
-    </w:rPr>
-  </w:style>
-  <w:style w:customStyle="1" w:styleId="Heading4Char" w:type="character">
-    <w:name w:val="Heading 4 Char"/>
-    <w:basedOn w:val="DefaultParagraphFont"/>
-    <w:link w:val="Heading4"/>
-    <w:uiPriority w:val="9"/>
-    <w:semiHidden/>
-    <w:rsid w:val="00A10FD9"/>
-    <w:rPr>
-      <w:rFonts w:cstheme="majorBidi" w:eastAsiaTheme="majorEastAsia"/>
-      <w:i/>
-      <w:iCs/>
-      <w:color w:themeColor="accent1" w:themeShade="BF" w:val="0F4761"/>
-    </w:rPr>
-  </w:style>
-  <w:style w:customStyle="1" w:styleId="Heading5Char" w:type="character">
-    <w:name w:val="Heading 5 Char"/>
-    <w:basedOn w:val="DefaultParagraphFont"/>
-    <w:link w:val="Heading5"/>
-    <w:uiPriority w:val="9"/>
-    <w:semiHidden/>
-    <w:rsid w:val="00A10FD9"/>
-    <w:rPr>
-      <w:rFonts w:cstheme="majorBidi" w:eastAsiaTheme="majorEastAsia"/>
-      <w:color w:themeColor="accent1" w:themeShade="BF" w:val="0F4761"/>
-    </w:rPr>
-  </w:style>
-  <w:style w:customStyle="1" w:styleId="Heading6Char" w:type="character">
-    <w:name w:val="Heading 6 Char"/>
-    <w:basedOn w:val="DefaultParagraphFont"/>
-    <w:link w:val="Heading6"/>
-    <w:uiPriority w:val="9"/>
-    <w:semiHidden/>
-    <w:rsid w:val="00A10FD9"/>
-    <w:rPr>
-      <w:rFonts w:cstheme="majorBidi" w:eastAsiaTheme="majorEastAsia"/>
-      <w:i/>
-      <w:iCs/>
-      <w:color w:themeColor="text1" w:themeTint="A6" w:val="595959"/>
-    </w:rPr>
-  </w:style>
-  <w:style w:customStyle="1" w:styleId="Heading7Char" w:type="character">
-    <w:name w:val="Heading 7 Char"/>
-    <w:basedOn w:val="DefaultParagraphFont"/>
-    <w:link w:val="Heading7"/>
-    <w:uiPriority w:val="9"/>
-    <w:semiHidden/>
-    <w:rsid w:val="00A10FD9"/>
-    <w:rPr>
-      <w:rFonts w:cstheme="majorBidi" w:eastAsiaTheme="majorEastAsia"/>
-      <w:color w:themeColor="text1" w:themeTint="A6" w:val="595959"/>
-    </w:rPr>
-  </w:style>
-  <w:style w:customStyle="1" w:styleId="Heading8Char" w:type="character">
-    <w:name w:val="Heading 8 Char"/>
-    <w:basedOn w:val="DefaultParagraphFont"/>
-    <w:link w:val="Heading8"/>
-    <w:uiPriority w:val="9"/>
-    <w:semiHidden/>
-    <w:rsid w:val="00A10FD9"/>
-    <w:rPr>
-      <w:rFonts w:cstheme="majorBidi" w:eastAsiaTheme="majorEastAsia"/>
-      <w:i/>
-      <w:iCs/>
-      <w:color w:themeColor="text1" w:themeTint="D8" w:val="272727"/>
-    </w:rPr>
-  </w:style>
-  <w:style w:customStyle="1" w:styleId="Heading9Char" w:type="character">
-    <w:name w:val="Heading 9 Char"/>
-    <w:basedOn w:val="DefaultParagraphFont"/>
-    <w:link w:val="Heading9"/>
-    <w:uiPriority w:val="9"/>
-    <w:semiHidden/>
-    <w:rsid w:val="00A10FD9"/>
-    <w:rPr>
-      <w:rFonts w:cstheme="majorBidi" w:eastAsiaTheme="majorEastAsia"/>
-      <w:color w:themeColor="text1" w:themeTint="D8" w:val="272727"/>
+      <w:color w:themeColor="accent1" w:val="4F81BD"/>
+      <w:sz w:val="24"/>
+      <w:szCs w:val="24"/>
     </w:rPr>
   </w:style>
   <w:style w:styleId="BlockText" w:type="paragraph">
@@ -22838,8 +23531,8 @@
   </w:style>
   <w:style w:styleId="FootnoteBlockText" w:type="paragraph">
     <w:name w:val="Footnote Block Text"/>
-    <w:basedOn w:val="FootnoteText"/>
-    <w:next w:val="FootnoteText"/>
+    <w:basedOn w:val="Footnote Text"/>
+    <w:next w:val="Footnote Text"/>
     <w:uiPriority w:val="9"/>
     <w:unhideWhenUsed/>
     <w:qFormat/>
@@ -22869,6 +23562,13 @@
       </w:tblCellMar>
     </w:tblPr>
     <w:tblStylePr w:type="firstRow">
+      <w:tblPr>
+        <w:jc w:val="left"/>
+        <w:tblInd w:type="dxa" w:w="0"/>
+      </w:tblPr>
+      <w:trPr>
+        <w:jc w:val="left"/>
+      </w:trPr>
       <w:tcPr>
         <w:tcBorders>
           <w:bottom w:val="single"/>
@@ -23224,44 +23924,44 @@
         <a:sysClr val="window" lastClr="FFFFFF"/>
       </a:lt1>
       <a:dk2>
-        <a:srgbClr val="0E2841"/>
+        <a:srgbClr val="1F497D"/>
       </a:dk2>
       <a:lt2>
-        <a:srgbClr val="E8E8E8"/>
+        <a:srgbClr val="EEECE1"/>
       </a:lt2>
       <a:accent1>
-        <a:srgbClr val="156082"/>
+        <a:srgbClr val="4F81BD"/>
       </a:accent1>
       <a:accent2>
-        <a:srgbClr val="E97132"/>
+        <a:srgbClr val="C0504D"/>
       </a:accent2>
       <a:accent3>
-        <a:srgbClr val="196B24"/>
+        <a:srgbClr val="9BBB59"/>
       </a:accent3>
       <a:accent4>
-        <a:srgbClr val="0F9ED5"/>
+        <a:srgbClr val="8064A2"/>
       </a:accent4>
       <a:accent5>
-        <a:srgbClr val="A02B93"/>
+        <a:srgbClr val="4BACC6"/>
       </a:accent5>
       <a:accent6>
-        <a:srgbClr val="4EA72E"/>
+        <a:srgbClr val="F79646"/>
       </a:accent6>
       <a:hlink>
-        <a:srgbClr val="467886"/>
+        <a:srgbClr val="0000FF"/>
       </a:hlink>
       <a:folHlink>
-        <a:srgbClr val="96607D"/>
+        <a:srgbClr val="800080"/>
       </a:folHlink>
     </a:clrScheme>
     <a:fontScheme name="Office">
       <a:majorFont>
-        <a:latin typeface="Aptos Display" panose="02110004020202020204"/>
+        <a:latin typeface="Calibri"/>
         <a:ea typeface=""/>
         <a:cs typeface=""/>
-        <a:font script="Jpan" typeface="游ゴシック Light"/>
+        <a:font script="Jpan" typeface="ＭＳ ゴシック"/>
         <a:font script="Hang" typeface="맑은 고딕"/>
-        <a:font script="Hans" typeface="等线 Light"/>
+        <a:font script="Hans" typeface="宋体"/>
         <a:font script="Hant" typeface="新細明體"/>
         <a:font script="Arab" typeface="Times New Roman"/>
         <a:font script="Hebr" typeface="Times New Roman"/>
@@ -23288,32 +23988,14 @@
         <a:font script="Mong" typeface="Mongolian Baiti"/>
         <a:font script="Viet" typeface="Times New Roman"/>
         <a:font script="Uigh" typeface="Microsoft Uighur"/>
-        <a:font script="Geor" typeface="Sylfaen"/>
-        <a:font script="Armn" typeface="Arial"/>
-        <a:font script="Bugi" typeface="Leelawadee UI"/>
-        <a:font script="Bopo" typeface="Microsoft JhengHei"/>
-        <a:font script="Java" typeface="Javanese Text"/>
-        <a:font script="Lisu" typeface="Segoe UI"/>
-        <a:font script="Mymr" typeface="Myanmar Text"/>
-        <a:font script="Nkoo" typeface="Ebrima"/>
-        <a:font script="Olck" typeface="Nirmala UI"/>
-        <a:font script="Osma" typeface="Ebrima"/>
-        <a:font script="Phag" typeface="Phagspa"/>
-        <a:font script="Syrn" typeface="Estrangelo Edessa"/>
-        <a:font script="Syrj" typeface="Estrangelo Edessa"/>
-        <a:font script="Syre" typeface="Estrangelo Edessa"/>
-        <a:font script="Sora" typeface="Nirmala UI"/>
-        <a:font script="Tale" typeface="Microsoft Tai Le"/>
-        <a:font script="Talu" typeface="Microsoft New Tai Lue"/>
-        <a:font script="Tfng" typeface="Ebrima"/>
       </a:majorFont>
       <a:minorFont>
-        <a:latin typeface="Aptos" panose="02110004020202020204"/>
+        <a:latin typeface="Cambria"/>
         <a:ea typeface=""/>
         <a:cs typeface=""/>
-        <a:font script="Jpan" typeface="游明朝"/>
+        <a:font script="Jpan" typeface="ＭＳ 明朝"/>
         <a:font script="Hang" typeface="맑은 고딕"/>
-        <a:font script="Hans" typeface="等线"/>
+        <a:font script="Hans" typeface="宋体"/>
         <a:font script="Hant" typeface="新細明體"/>
         <a:font script="Arab" typeface="Arial"/>
         <a:font script="Hebr" typeface="Arial"/>
@@ -23340,24 +24022,6 @@
         <a:font script="Mong" typeface="Mongolian Baiti"/>
         <a:font script="Viet" typeface="Arial"/>
         <a:font script="Uigh" typeface="Microsoft Uighur"/>
-        <a:font script="Geor" typeface="Sylfaen"/>
-        <a:font script="Armn" typeface="Arial"/>
-        <a:font script="Bugi" typeface="Leelawadee UI"/>
-        <a:font script="Bopo" typeface="Microsoft JhengHei"/>
-        <a:font script="Java" typeface="Javanese Text"/>
-        <a:font script="Lisu" typeface="Segoe UI"/>
-        <a:font script="Mymr" typeface="Myanmar Text"/>
-        <a:font script="Nkoo" typeface="Ebrima"/>
-        <a:font script="Olck" typeface="Nirmala UI"/>
-        <a:font script="Osma" typeface="Ebrima"/>
-        <a:font script="Phag" typeface="Phagspa"/>
-        <a:font script="Syrn" typeface="Estrangelo Edessa"/>
-        <a:font script="Syrj" typeface="Estrangelo Edessa"/>
-        <a:font script="Syre" typeface="Estrangelo Edessa"/>
-        <a:font script="Sora" typeface="Nirmala UI"/>
-        <a:font script="Tale" typeface="Microsoft Tai Le"/>
-        <a:font script="Talu" typeface="Microsoft New Tai Lue"/>
-        <a:font script="Tfng" typeface="Ebrima"/>
       </a:minorFont>
     </a:fontScheme>
     <a:fmtScheme name="Office">
@@ -23369,141 +24033,200 @@
           <a:gsLst>
             <a:gs pos="0">
               <a:schemeClr val="phClr">
-                <a:lumMod val="110000"/>
-                <a:satMod val="105000"/>
-                <a:tint val="67000"/>
+                <a:tint val="50000"/>
+                <a:satMod val="300000"/>
               </a:schemeClr>
             </a:gs>
-            <a:gs pos="50000">
+            <a:gs pos="35000">
               <a:schemeClr val="phClr">
-                <a:lumMod val="105000"/>
-                <a:satMod val="103000"/>
-                <a:tint val="73000"/>
+                <a:tint val="37000"/>
+                <a:satMod val="300000"/>
               </a:schemeClr>
             </a:gs>
             <a:gs pos="100000">
               <a:schemeClr val="phClr">
-                <a:lumMod val="105000"/>
-                <a:satMod val="109000"/>
-                <a:tint val="81000"/>
+                <a:tint val="15000"/>
+                <a:satMod val="350000"/>
               </a:schemeClr>
             </a:gs>
           </a:gsLst>
-          <a:lin ang="5400000" scaled="0"/>
+          <a:lin ang="16200000" scaled="1"/>
         </a:gradFill>
         <a:gradFill rotWithShape="1">
           <a:gsLst>
             <a:gs pos="0">
               <a:schemeClr val="phClr">
-                <a:satMod val="103000"/>
-                <a:lumMod val="102000"/>
-                <a:tint val="94000"/>
-              </a:schemeClr>
-            </a:gs>
-            <a:gs pos="50000">
-              <a:schemeClr val="phClr">
-                <a:satMod val="110000"/>
-                <a:lumMod val="100000"/>
+                <a:tint val="100000"/>
                 <a:shade val="100000"/>
+                <a:satMod val="130000"/>
               </a:schemeClr>
             </a:gs>
             <a:gs pos="100000">
               <a:schemeClr val="phClr">
-                <a:lumMod val="99000"/>
-                <a:satMod val="120000"/>
-                <a:shade val="78000"/>
+                <a:tint val="50000"/>
+                <a:shade val="100000"/>
+                <a:satMod val="350000"/>
               </a:schemeClr>
             </a:gs>
           </a:gsLst>
-          <a:lin ang="5400000" scaled="0"/>
+          <a:lin ang="16200000" scaled="0"/>
         </a:gradFill>
       </a:fillStyleLst>
       <a:lnStyleLst>
-        <a:ln w="6350" cap="flat" cmpd="sng" algn="ctr">
+        <a:ln w="9525" cap="flat" cmpd="sng" algn="ctr">
+          <a:solidFill>
+            <a:schemeClr val="phClr">
+              <a:shade val="95000"/>
+              <a:satMod val="105000"/>
+            </a:schemeClr>
+          </a:solidFill>
+          <a:prstDash val="solid"/>
+        </a:ln>
+        <a:ln w="25400" cap="flat" cmpd="sng" algn="ctr">
           <a:solidFill>
             <a:schemeClr val="phClr"/>
           </a:solidFill>
           <a:prstDash val="solid"/>
-          <a:miter lim="800000"/>
         </a:ln>
-        <a:ln w="12700" cap="flat" cmpd="sng" algn="ctr">
+        <a:ln w="38100" cap="flat" cmpd="sng" algn="ctr">
           <a:solidFill>
             <a:schemeClr val="phClr"/>
           </a:solidFill>
           <a:prstDash val="solid"/>
-          <a:miter lim="800000"/>
-        </a:ln>
-        <a:ln w="19050" cap="flat" cmpd="sng" algn="ctr">
-          <a:solidFill>
-            <a:schemeClr val="phClr"/>
-          </a:solidFill>
-          <a:prstDash val="solid"/>
-          <a:miter lim="800000"/>
         </a:ln>
       </a:lnStyleLst>
       <a:effectStyleLst>
         <a:effectStyle>
-          <a:effectLst/>
-        </a:effectStyle>
-        <a:effectStyle>
-          <a:effectLst/>
+          <a:effectLst>
+            <a:outerShdw blurRad="40000" dist="20000" dir="5400000" rotWithShape="0">
+              <a:srgbClr val="000000">
+                <a:alpha val="38000"/>
+              </a:srgbClr>
+            </a:outerShdw>
+          </a:effectLst>
         </a:effectStyle>
         <a:effectStyle>
           <a:effectLst>
-            <a:outerShdw blurRad="57150" dist="19050" dir="5400000" algn="ctr" rotWithShape="0">
+            <a:outerShdw blurRad="40000" dist="23000" dir="5400000" rotWithShape="0">
               <a:srgbClr val="000000">
-                <a:alpha val="63000"/>
+                <a:alpha val="35000"/>
               </a:srgbClr>
             </a:outerShdw>
           </a:effectLst>
+        </a:effectStyle>
+        <a:effectStyle>
+          <a:effectLst>
+            <a:outerShdw blurRad="40000" dist="23000" dir="5400000" rotWithShape="0">
+              <a:srgbClr val="000000">
+                <a:alpha val="35000"/>
+              </a:srgbClr>
+            </a:outerShdw>
+          </a:effectLst>
+          <a:scene3d>
+            <a:camera prst="orthographicFront">
+              <a:rot lat="0" lon="0" rev="0"/>
+            </a:camera>
+            <a:lightRig rig="threePt" dir="t">
+              <a:rot lat="0" lon="0" rev="1200000"/>
+            </a:lightRig>
+          </a:scene3d>
+          <a:sp3d>
+            <a:bevelT w="63500" h="25400"/>
+          </a:sp3d>
         </a:effectStyle>
       </a:effectStyleLst>
       <a:bgFillStyleLst>
         <a:solidFill>
           <a:schemeClr val="phClr"/>
         </a:solidFill>
-        <a:solidFill>
-          <a:schemeClr val="phClr">
-            <a:tint val="95000"/>
-            <a:satMod val="170000"/>
-          </a:schemeClr>
-        </a:solidFill>
         <a:gradFill rotWithShape="1">
           <a:gsLst>
             <a:gs pos="0">
               <a:schemeClr val="phClr">
-                <a:tint val="93000"/>
-                <a:satMod val="150000"/>
-                <a:shade val="98000"/>
-                <a:lumMod val="102000"/>
+                <a:tint val="40000"/>
+                <a:satMod val="350000"/>
               </a:schemeClr>
             </a:gs>
-            <a:gs pos="50000">
+            <a:gs pos="40000">
               <a:schemeClr val="phClr">
-                <a:tint val="98000"/>
-                <a:satMod val="130000"/>
-                <a:shade val="90000"/>
-                <a:lumMod val="103000"/>
+                <a:tint val="45000"/>
+                <a:shade val="99000"/>
+                <a:satMod val="350000"/>
               </a:schemeClr>
             </a:gs>
             <a:gs pos="100000">
               <a:schemeClr val="phClr">
-                <a:shade val="63000"/>
-                <a:satMod val="120000"/>
+                <a:shade val="20000"/>
+                <a:satMod val="255000"/>
               </a:schemeClr>
             </a:gs>
           </a:gsLst>
-          <a:lin ang="5400000" scaled="0"/>
+          <a:path path="circle">
+            <a:fillToRect l="50000" t="-80000" r="50000" b="180000"/>
+          </a:path>
+        </a:gradFill>
+        <a:gradFill rotWithShape="1">
+          <a:gsLst>
+            <a:gs pos="0">
+              <a:schemeClr val="phClr">
+                <a:tint val="80000"/>
+                <a:satMod val="300000"/>
+              </a:schemeClr>
+            </a:gs>
+            <a:gs pos="100000">
+              <a:schemeClr val="phClr">
+                <a:shade val="30000"/>
+                <a:satMod val="200000"/>
+              </a:schemeClr>
+            </a:gs>
+          </a:gsLst>
+          <a:path path="circle">
+            <a:fillToRect l="50000" t="50000" r="50000" b="50000"/>
+          </a:path>
         </a:gradFill>
       </a:bgFillStyleLst>
     </a:fmtScheme>
   </a:themeElements>
-  <a:objectDefaults/>
+  <a:objectDefaults>
+    <a:spDef>
+      <a:spPr/>
+      <a:bodyPr/>
+      <a:lstStyle/>
+      <a:style>
+        <a:lnRef idx="1">
+          <a:schemeClr val="accent1"/>
+        </a:lnRef>
+        <a:fillRef idx="3">
+          <a:schemeClr val="accent1"/>
+        </a:fillRef>
+        <a:effectRef idx="2">
+          <a:schemeClr val="accent1"/>
+        </a:effectRef>
+        <a:fontRef idx="minor">
+          <a:schemeClr val="lt1"/>
+        </a:fontRef>
+      </a:style>
+    </a:spDef>
+    <a:lnDef>
+      <a:spPr/>
+      <a:bodyPr/>
+      <a:lstStyle/>
+      <a:style>
+        <a:lnRef idx="2">
+          <a:schemeClr val="accent1"/>
+        </a:lnRef>
+        <a:fillRef idx="0">
+          <a:schemeClr val="accent1"/>
+        </a:fillRef>
+        <a:effectRef idx="1">
+          <a:schemeClr val="accent1"/>
+        </a:effectRef>
+        <a:fontRef idx="minor">
+          <a:schemeClr val="tx1"/>
+        </a:fontRef>
+      </a:style>
+    </a:lnDef>
+  </a:objectDefaults>
   <a:extraClrSchemeLst/>
-  <a:extLst>
-    <a:ext uri="{05A4C25C-085E-4340-85A3-A5531E510DB2}">
-      <thm15:themeFamily xmlns:thm15="http://schemas.microsoft.com/office/thememl/2012/main" name="Office Theme" id="{2E142A2C-CD16-42D6-873A-C26D2A0506FA}" vid="{1BDDFF52-6CD6-40A5-AB3C-68EB2F1E4D0A}"/>
-    </a:ext>
-  </a:extLst>
 </a:theme>
 </file>